--- a/report/tmdl_report/tmdl_report.docx
+++ b/report/tmdl_report/tmdl_report.docx
@@ -526,43 +526,55 @@
         <w:t xml:space="preserve"> </w:t>
       </w:r>
       <w:r>
-        <w:t xml:space="preserve">uses under Section 303(d) of the Clean Water Act. Total Maximum Daily Loads (TMDLs)</w:t>
-      </w:r>
-      <w:r>
-        <w:t xml:space="preserve"> </w:t>
-      </w:r>
-      <w:r>
-        <w:t xml:space="preserve">must be developed for pollutants causing the impairment. TMDLs designate an</w:t>
-      </w:r>
-      <w:r>
-        <w:t xml:space="preserve"> </w:t>
-      </w:r>
-      <w:r>
-        <w:t xml:space="preserve">allowable daily allowable pollutant load that can be discharged to the waterbody</w:t>
-      </w:r>
-      <w:r>
-        <w:t xml:space="preserve"> </w:t>
-      </w:r>
-      <w:r>
-        <w:t xml:space="preserve">and continue to meet criteria for designated uses. Corresponding TMDL Implementation</w:t>
-      </w:r>
-      <w:r>
-        <w:t xml:space="preserve"> </w:t>
-      </w:r>
-      <w:r>
-        <w:t xml:space="preserve">Plans (I-Plans) are developed to identify pollutant load reductions required to</w:t>
-      </w:r>
-      <w:r>
-        <w:t xml:space="preserve"> </w:t>
-      </w:r>
-      <w:r>
-        <w:t xml:space="preserve">meet TMDLs and a schedule of implementation of management measures and control actions</w:t>
-      </w:r>
-      <w:r>
-        <w:t xml:space="preserve"> </w:t>
-      </w:r>
-      <w:r>
-        <w:t xml:space="preserve">that will achieve the required load reductions.</w:t>
+        <w:t xml:space="preserve">uses under Section 303(d) of the Clean Water Act. Total Maximum Daily Loads</w:t>
+      </w:r>
+      <w:r>
+        <w:t xml:space="preserve"> </w:t>
+      </w:r>
+      <w:r>
+        <w:t xml:space="preserve">(TMDLs) must be developed for pollutants causing the impairment.</w:t>
+      </w:r>
+      <w:r>
+        <w:t xml:space="preserve"> </w:t>
+      </w:r>
+      <w:r>
+        <w:t xml:space="preserve">TMDLs designate an allowable daily allowable pollutant load that can be</w:t>
+      </w:r>
+      <w:r>
+        <w:t xml:space="preserve"> </w:t>
+      </w:r>
+      <w:r>
+        <w:t xml:space="preserve">discharged to the waterbody and continue to meet criteria for designated uses.</w:t>
+      </w:r>
+      <w:r>
+        <w:t xml:space="preserve"> </w:t>
+      </w:r>
+      <w:r>
+        <w:t xml:space="preserve">Corresponding TMDL Implementation Plans (I-Plans) are developed to identify</w:t>
+      </w:r>
+      <w:r>
+        <w:t xml:space="preserve"> </w:t>
+      </w:r>
+      <w:r>
+        <w:t xml:space="preserve">pollutant load reductions required to meet TMDLs and a schedule for</w:t>
+      </w:r>
+      <w:r>
+        <w:t xml:space="preserve"> </w:t>
+      </w:r>
+      <w:r>
+        <w:t xml:space="preserve">the implementation of management measures (voluntary actions) and control</w:t>
+      </w:r>
+      <w:r>
+        <w:t xml:space="preserve"> </w:t>
+      </w:r>
+      <w:r>
+        <w:t xml:space="preserve">actions (regulated or permitted requirements) that will achieve the required</w:t>
+      </w:r>
+      <w:r>
+        <w:t xml:space="preserve"> </w:t>
+      </w:r>
+      <w:r>
+        <w:t xml:space="preserve">load reductions.</w:t>
       </w:r>
     </w:p>
     <w:p>
@@ -570,13 +582,37 @@
         <w:pStyle w:val="BodyText"/>
       </w:pPr>
       <w:r>
-        <w:t xml:space="preserve">Since the mid-2000’s addressing recreational impairments caused by excessive fecal indicator bacteria, primarily occuring in streams and rivers, has been the priority for the State of Texas’s water quality planning efforts.</w:t>
-      </w:r>
-      <w:r>
-        <w:t xml:space="preserve"> </w:t>
-      </w:r>
-      <w:r>
-        <w:t xml:space="preserve">Under this priority the state convened a Bacteria TMDL Task force to provide guidance and consensus among major stakeholders in the planning process for water quality planning approaches</w:t>
+        <w:t xml:space="preserve">Since the mid-2000’s addressing recreational impairments caused by excessive</w:t>
+      </w:r>
+      <w:r>
+        <w:t xml:space="preserve"> </w:t>
+      </w:r>
+      <w:r>
+        <w:t xml:space="preserve">fecal indicator bacteria, primarily occurring in streams and rivers, has</w:t>
+      </w:r>
+      <w:r>
+        <w:t xml:space="preserve"> </w:t>
+      </w:r>
+      <w:r>
+        <w:t xml:space="preserve">been the priority for the State of Texas’s water quality planning efforts.</w:t>
+      </w:r>
+      <w:r>
+        <w:t xml:space="preserve"> </w:t>
+      </w:r>
+      <w:r>
+        <w:t xml:space="preserve">Under this priority, the state convened a Bacteria TMDL Task force to provide</w:t>
+      </w:r>
+      <w:r>
+        <w:t xml:space="preserve"> </w:t>
+      </w:r>
+      <w:r>
+        <w:t xml:space="preserve">guidance and consensus among major stakeholders in the planning process for</w:t>
+      </w:r>
+      <w:r>
+        <w:t xml:space="preserve"> </w:t>
+      </w:r>
+      <w:r>
+        <w:t xml:space="preserve">water quality planning approaches</w:t>
       </w:r>
       <w:r>
         <w:t xml:space="preserve"> </w:t>
@@ -591,25 +627,31 @@
         <w:t xml:space="preserve"> </w:t>
       </w:r>
       <w:r>
-        <w:t xml:space="preserve">The outcomes of this process included a unified approach for prioritizing impaired waterbodies,</w:t>
-      </w:r>
-      <w:r>
-        <w:t xml:space="preserve"> </w:t>
-      </w:r>
-      <w:r>
-        <w:t xml:space="preserve">determining sources of impairments, and developing load reductions in an</w:t>
-      </w:r>
-      <w:r>
-        <w:t xml:space="preserve"> </w:t>
-      </w:r>
-      <w:r>
-        <w:t xml:space="preserve">efficient and scientifically robust manner.</w:t>
-      </w:r>
-      <w:r>
-        <w:t xml:space="preserve"> </w:t>
-      </w:r>
-      <w:r>
-        <w:t xml:space="preserve">These outcomes facilitated the rapid expansion TMDL planning efforts in the state</w:t>
+        <w:t xml:space="preserve">The outcomes of this process included a unified approaches for prioritizing</w:t>
+      </w:r>
+      <w:r>
+        <w:t xml:space="preserve"> </w:t>
+      </w:r>
+      <w:r>
+        <w:t xml:space="preserve">impaired waterbodies, determining sources of impairments, and developing load</w:t>
+      </w:r>
+      <w:r>
+        <w:t xml:space="preserve"> </w:t>
+      </w:r>
+      <w:r>
+        <w:t xml:space="preserve">reductions in an efficient and scientifically robust manner.</w:t>
+      </w:r>
+      <w:r>
+        <w:t xml:space="preserve"> </w:t>
+      </w:r>
+      <w:r>
+        <w:t xml:space="preserve">These outcomes facilitated the rapid expansion of TMDL planning efforts in the</w:t>
+      </w:r>
+      <w:r>
+        <w:t xml:space="preserve"> </w:t>
+      </w:r>
+      <w:r>
+        <w:t xml:space="preserve">state</w:t>
       </w:r>
       <w:r>
         <w:t xml:space="preserve"> </w:t>
@@ -626,13 +668,190 @@
         <w:pStyle w:val="BodyText"/>
       </w:pPr>
       <w:r>
-        <w:t xml:space="preserve">Additional progress in water quality planning will likely require an expanded</w:t>
-      </w:r>
-      <w:r>
-        <w:t xml:space="preserve"> </w:t>
-      </w:r>
-      <w:r>
-        <w:t xml:space="preserve">focus beyond recreational impairments in streams and rivers.</w:t>
+        <w:t xml:space="preserve">Additional progress towards water quality planning and meeting Clean Water Act</w:t>
+      </w:r>
+      <w:r>
+        <w:t xml:space="preserve"> </w:t>
+      </w:r>
+      <w:r>
+        <w:t xml:space="preserve">requirements will require an expanded focus beyond recreational impairments in</w:t>
+      </w:r>
+      <w:r>
+        <w:t xml:space="preserve"> </w:t>
+      </w:r>
+      <w:r>
+        <w:t xml:space="preserve">streams and rivers.</w:t>
+      </w:r>
+      <w:r>
+        <w:t xml:space="preserve"> </w:t>
+      </w:r>
+      <w:r>
+        <w:t xml:space="preserve">As of the 2024 version of the Texas Integrated Report on Water Quality, 301,419</w:t>
+      </w:r>
+      <w:r>
+        <w:t xml:space="preserve"> </w:t>
+      </w:r>
+      <w:r>
+        <w:t xml:space="preserve">acres (19.8% of total acres) of reservoirs are categorized as as impaired for</w:t>
+      </w:r>
+      <w:r>
+        <w:t xml:space="preserve"> </w:t>
+      </w:r>
+      <w:r>
+        <w:t xml:space="preserve">“</w:t>
+      </w:r>
+      <w:r>
+        <w:t xml:space="preserve">General Use</w:t>
+      </w:r>
+      <w:r>
+        <w:t xml:space="preserve">”</w:t>
+      </w:r>
+      <w:r>
+        <w:t xml:space="preserve">; 14,768 acres (1.2% of total reservoir acres) are categorized</w:t>
+      </w:r>
+      <w:r>
+        <w:t xml:space="preserve"> </w:t>
+      </w:r>
+      <w:r>
+        <w:t xml:space="preserve">impaired for</w:t>
+      </w:r>
+      <w:r>
+        <w:t xml:space="preserve"> </w:t>
+      </w:r>
+      <w:r>
+        <w:t xml:space="preserve">“</w:t>
+      </w:r>
+      <w:r>
+        <w:t xml:space="preserve">Aquatic Life Use</w:t>
+      </w:r>
+      <w:r>
+        <w:t xml:space="preserve">”</w:t>
+      </w:r>
+      <w:r>
+        <w:t xml:space="preserve"> </w:t>
+      </w:r>
+      <w:r>
+        <w:t xml:space="preserve">(EPA 2025, Figure</w:t>
+      </w:r>
+      <w:r>
+        <w:t xml:space="preserve"> </w:t>
+      </w:r>
+      <w:hyperlink w:anchor="general">
+        <w:r xmlns:w14="http://schemas.microsoft.com/office/word/2010/wordml">
+          <w:rPr/>
+          <w:fldChar w:fldCharType="begin" w:dirty="true"/>
+        </w:r>
+        <w:r xmlns:w14="http://schemas.microsoft.com/office/word/2010/wordml">
+          <w:rPr/>
+          <w:instrText xml:space="preserve" w:dirty="true"> REF general \h</w:instrText>
+        </w:r>
+        <w:r xmlns:w14="http://schemas.microsoft.com/office/word/2010/wordml">
+          <w:rPr/>
+          <w:fldChar w:fldCharType="end" w:dirty="true"/>
+        </w:r>
+      </w:hyperlink>
+      <w:r>
+        <w:t xml:space="preserve">)</w:t>
+      </w:r>
+      <w:r>
+        <w:t xml:space="preserve">.</w:t>
+      </w:r>
+      <w:r>
+        <w:t xml:space="preserve"> </w:t>
+      </w:r>
+      <w:r>
+        <w:t xml:space="preserve">Of the reservoir area impaired for</w:t>
+      </w:r>
+      <w:r>
+        <w:t xml:space="preserve"> </w:t>
+      </w:r>
+      <w:r>
+        <w:t xml:space="preserve">“</w:t>
+      </w:r>
+      <w:r>
+        <w:t xml:space="preserve">General Use</w:t>
+      </w:r>
+      <w:r>
+        <w:t xml:space="preserve">”</w:t>
+      </w:r>
+      <w:r>
+        <w:t xml:space="preserve">, 192,005 acres (63%) list</w:t>
+      </w:r>
+      <w:r>
+        <w:t xml:space="preserve"> </w:t>
+      </w:r>
+      <w:r>
+        <w:t xml:space="preserve">excessive algae as the reason for impairment [Figure</w:t>
+      </w:r>
+      <w:r>
+        <w:t xml:space="preserve"> </w:t>
+      </w:r>
+      <w:hyperlink w:anchor="general2">
+        <w:r xmlns:w14="http://schemas.microsoft.com/office/word/2010/wordml">
+          <w:rPr/>
+          <w:fldChar w:fldCharType="begin" w:dirty="true"/>
+        </w:r>
+        <w:r xmlns:w14="http://schemas.microsoft.com/office/word/2010/wordml">
+          <w:rPr/>
+          <w:instrText xml:space="preserve" w:dirty="true"> REF general2 \h</w:instrText>
+        </w:r>
+        <w:r xmlns:w14="http://schemas.microsoft.com/office/word/2010/wordml">
+          <w:rPr/>
+          <w:fldChar w:fldCharType="end" w:dirty="true"/>
+        </w:r>
+      </w:hyperlink>
+      <w:r>
+        <w:t xml:space="preserve">A].</w:t>
+      </w:r>
+      <w:r>
+        <w:t xml:space="preserve"> </w:t>
+      </w:r>
+      <w:r>
+        <w:t xml:space="preserve">Low dissolved oxygen is listed as the reason for 13,354 (90%) of the</w:t>
+      </w:r>
+      <w:r>
+        <w:t xml:space="preserve"> </w:t>
+      </w:r>
+      <w:r>
+        <w:t xml:space="preserve">reservoir acres impaired for</w:t>
+      </w:r>
+      <w:r>
+        <w:t xml:space="preserve"> </w:t>
+      </w:r>
+      <w:r>
+        <w:t xml:space="preserve">“</w:t>
+      </w:r>
+      <w:r>
+        <w:t xml:space="preserve">Aquatic Life Use</w:t>
+      </w:r>
+      <w:r>
+        <w:t xml:space="preserve">”</w:t>
+      </w:r>
+      <w:r>
+        <w:t xml:space="preserve"> </w:t>
+      </w:r>
+      <w:r>
+        <w:t xml:space="preserve">[Figure</w:t>
+      </w:r>
+      <w:r>
+        <w:t xml:space="preserve"> </w:t>
+      </w:r>
+      <w:hyperlink w:anchor="general2">
+        <w:r xmlns:w14="http://schemas.microsoft.com/office/word/2010/wordml">
+          <w:rPr/>
+          <w:fldChar w:fldCharType="begin" w:dirty="true"/>
+        </w:r>
+        <w:r xmlns:w14="http://schemas.microsoft.com/office/word/2010/wordml">
+          <w:rPr/>
+          <w:instrText xml:space="preserve" w:dirty="true"> REF general2 \h</w:instrText>
+        </w:r>
+        <w:r xmlns:w14="http://schemas.microsoft.com/office/word/2010/wordml">
+          <w:rPr/>
+          <w:fldChar w:fldCharType="end" w:dirty="true"/>
+        </w:r>
+      </w:hyperlink>
+      <w:r>
+        <w:t xml:space="preserve">B].</w:t>
       </w:r>
     </w:p>
     <w:p>
@@ -650,63 +869,6 @@
       </w:r>
       <w:r>
         <w:t xml:space="preserve">.</w:t>
-      </w:r>
-    </w:p>
-    <w:p>
-      <w:pPr>
-        <w:pStyle w:val="BodyText"/>
-      </w:pPr>
-      <w:r>
-        <w:t xml:space="preserve">… something about the number of impaired lakes in texas and causes of impairments …</w:t>
-      </w:r>
-    </w:p>
-    <w:p>
-      <w:pPr>
-        <w:pStyle w:val="BodyText"/>
-      </w:pPr>
-      <w:r>
-        <w:t xml:space="preserve">301,419 acres impaired for</w:t>
-      </w:r>
-      <w:r>
-        <w:t xml:space="preserve"> </w:t>
-      </w:r>
-      <w:r>
-        <w:t xml:space="preserve">“</w:t>
-      </w:r>
-      <w:r>
-        <w:t xml:space="preserve">General Use</w:t>
-      </w:r>
-      <w:r>
-        <w:t xml:space="preserve">”</w:t>
-      </w:r>
-      <w:r>
-        <w:t xml:space="preserve">, 192,005 acres or 63% of impaired acres list excessive algae as the impairment reason.</w:t>
-      </w:r>
-    </w:p>
-    <w:p>
-      <w:pPr>
-        <w:pStyle w:val="BodyText"/>
-      </w:pPr>
-      <w:r>
-        <w:t xml:space="preserve">14,768 acres are impaired for</w:t>
-      </w:r>
-      <w:r>
-        <w:t xml:space="preserve"> </w:t>
-      </w:r>
-      <w:r>
-        <w:t xml:space="preserve">“</w:t>
-      </w:r>
-      <w:r>
-        <w:t xml:space="preserve">aquatic Life Use</w:t>
-      </w:r>
-      <w:r>
-        <w:t xml:space="preserve">”</w:t>
-      </w:r>
-      <w:r>
-        <w:t xml:space="preserve"> </w:t>
-      </w:r>
-      <w:r>
-        <w:t xml:space="preserve">with 13,354 or 90% of those acres listing low dissolved oxygen as the impairment reason.</w:t>
       </w:r>
     </w:p>
     <w:p>
@@ -733,7 +895,7 @@
                     </pic:cNvPicPr>
                   </pic:nvPicPr>
                   <pic:blipFill>
-                    <a:blip cstate="print" r:embed="rId36"/>
+                    <a:blip cstate="print" r:embed="rId38"/>
                     <a:stretch>
                       <a:fillRect/>
                     </a:stretch>
@@ -766,7 +928,7 @@
         </w:rPr>
         <w:t xml:space="preserve">Figure </w:t>
       </w:r>
-      <w:bookmarkStart w:id="92032b9e-1856-4de8-a1fd-10fb89b16a47" w:name="general"/>
+      <w:bookmarkStart w:id="86d15e45-4f4d-40be-8b3e-e8272fc1dcb8" w:name="general"/>
       <w:r xmlns:w14="http://schemas.microsoft.com/office/word/2010/wordml">
         <w:rPr>
           <w:rFonts/>
@@ -788,7 +950,7 @@
         </w:rPr>
         <w:fldChar w:fldCharType="end" w:dirty="true"/>
       </w:r>
-      <w:bookmarkEnd w:id="92032b9e-1856-4de8-a1fd-10fb89b16a47"/>
+      <w:bookmarkEnd w:id="86d15e45-4f4d-40be-8b3e-e8272fc1dcb8"/>
       <w:r>
         <w:rPr>
           <w:rFonts/>
@@ -797,7 +959,52 @@
         <w:t xml:space="preserve">. </w:t>
       </w:r>
       <w:r>
-        <w:t xml:space="preserve">General Use impariment classification for reservoirs in Texas.</w:t>
+        <w:t xml:space="preserve">Classification status for</w:t>
+      </w:r>
+      <w:r>
+        <w:t xml:space="preserve"> </w:t>
+      </w:r>
+      <w:r>
+        <w:t xml:space="preserve">“</w:t>
+      </w:r>
+      <w:r>
+        <w:t xml:space="preserve">general use</w:t>
+      </w:r>
+      <w:r>
+        <w:t xml:space="preserve">”</w:t>
+      </w:r>
+      <w:r>
+        <w:t xml:space="preserve"> </w:t>
+      </w:r>
+      <w:r>
+        <w:t xml:space="preserve">(A) and</w:t>
+      </w:r>
+      <w:r>
+        <w:t xml:space="preserve"> </w:t>
+      </w:r>
+      <w:r>
+        <w:t xml:space="preserve">“</w:t>
+      </w:r>
+      <w:r>
+        <w:t xml:space="preserve">aquatic life use</w:t>
+      </w:r>
+      <w:r>
+        <w:t xml:space="preserve">”</w:t>
+      </w:r>
+      <w:r>
+        <w:t xml:space="preserve"> </w:t>
+      </w:r>
+      <w:r>
+        <w:t xml:space="preserve">(B) in Texas reservoirs by percent of acres</w:t>
+      </w:r>
+      <w:r>
+        <w:t xml:space="preserve"> </w:t>
+      </w:r>
+      <w:r>
+        <w:t xml:space="preserve">(EPA 2025)</w:t>
+      </w:r>
+      <w:r>
+        <w:t xml:space="preserve">.</w:t>
       </w:r>
     </w:p>
     <w:p>
@@ -824,7 +1031,7 @@
                     </pic:cNvPicPr>
                   </pic:nvPicPr>
                   <pic:blipFill>
-                    <a:blip cstate="print" r:embed="rId37"/>
+                    <a:blip cstate="print" r:embed="rId39"/>
                     <a:stretch>
                       <a:fillRect/>
                     </a:stretch>
@@ -857,7 +1064,7 @@
         </w:rPr>
         <w:t xml:space="preserve">Figure </w:t>
       </w:r>
-      <w:bookmarkStart w:id="a3492be6-346d-4f31-bdca-a578ef857282" w:name="general2"/>
+      <w:bookmarkStart w:id="b9687e19-7a4c-40b4-a579-babf8d0afe2d" w:name="general2"/>
       <w:r xmlns:w14="http://schemas.microsoft.com/office/word/2010/wordml">
         <w:rPr>
           <w:rFonts/>
@@ -879,7 +1086,7 @@
         </w:rPr>
         <w:fldChar w:fldCharType="end" w:dirty="true"/>
       </w:r>
-      <w:bookmarkEnd w:id="a3492be6-346d-4f31-bdca-a578ef857282"/>
+      <w:bookmarkEnd w:id="b9687e19-7a4c-40b4-a579-babf8d0afe2d"/>
       <w:r>
         <w:rPr>
           <w:rFonts/>
@@ -888,7 +1095,52 @@
         <w:t xml:space="preserve">. </w:t>
       </w:r>
       <w:r>
-        <w:t xml:space="preserve">Impairment cause for reservoirs as impaired for general use.</w:t>
+        <w:t xml:space="preserve">Cause of impairment for</w:t>
+      </w:r>
+      <w:r>
+        <w:t xml:space="preserve"> </w:t>
+      </w:r>
+      <w:r>
+        <w:t xml:space="preserve">“</w:t>
+      </w:r>
+      <w:r>
+        <w:t xml:space="preserve">general use</w:t>
+      </w:r>
+      <w:r>
+        <w:t xml:space="preserve">”</w:t>
+      </w:r>
+      <w:r>
+        <w:t xml:space="preserve"> </w:t>
+      </w:r>
+      <w:r>
+        <w:t xml:space="preserve">(A) and</w:t>
+      </w:r>
+      <w:r>
+        <w:t xml:space="preserve"> </w:t>
+      </w:r>
+      <w:r>
+        <w:t xml:space="preserve">“</w:t>
+      </w:r>
+      <w:r>
+        <w:t xml:space="preserve">aquatic life use</w:t>
+      </w:r>
+      <w:r>
+        <w:t xml:space="preserve">”</w:t>
+      </w:r>
+      <w:r>
+        <w:t xml:space="preserve"> </w:t>
+      </w:r>
+      <w:r>
+        <w:t xml:space="preserve">(B) impaired Texas reservoirs by percent of impaired acres</w:t>
+      </w:r>
+      <w:r>
+        <w:t xml:space="preserve"> </w:t>
+      </w:r>
+      <w:r>
+        <w:t xml:space="preserve">(EPA 2025)</w:t>
+      </w:r>
+      <w:r>
+        <w:t xml:space="preserve">.</w:t>
       </w:r>
     </w:p>
     <w:p>
@@ -1092,7 +1344,7 @@
                     </pic:cNvPicPr>
                   </pic:nvPicPr>
                   <pic:blipFill>
-                    <a:blip cstate="print" r:embed="rId38"/>
+                    <a:blip cstate="print" r:embed="rId40"/>
                     <a:stretch>
                       <a:fillRect/>
                     </a:stretch>
@@ -1125,7 +1377,7 @@
         </w:rPr>
         <w:t xml:space="preserve">Figure </w:t>
       </w:r>
-      <w:bookmarkStart w:id="c9dc2d64-5714-46ae-b0c7-a1d2e0ddbe90" w:name="states"/>
+      <w:bookmarkStart w:id="67fc3dd1-70f9-48d4-98f8-462b442ac412" w:name="states"/>
       <w:r xmlns:w14="http://schemas.microsoft.com/office/word/2010/wordml">
         <w:rPr>
           <w:rFonts/>
@@ -1147,7 +1399,7 @@
         </w:rPr>
         <w:fldChar w:fldCharType="end" w:dirty="true"/>
       </w:r>
-      <w:bookmarkEnd w:id="c9dc2d64-5714-46ae-b0c7-a1d2e0ddbe90"/>
+      <w:bookmarkEnd w:id="67fc3dd1-70f9-48d4-98f8-462b442ac412"/>
       <w:r>
         <w:rPr>
           <w:rFonts/>
@@ -1416,7 +1668,7 @@
         </w:rPr>
         <w:t xml:space="preserve">Table  </w:t>
       </w:r>
-      <w:bookmarkStart w:id="03915f84-f320-46c5-b5f1-f574dd9caa6e" w:name="mtcars"/>
+      <w:bookmarkStart w:id="f38f3920-5819-468c-8115-3eca24fa1f67" w:name="mtcars"/>
       <w:r xmlns:w14="http://schemas.microsoft.com/office/word/2010/wordml">
         <w:rPr>
           <w:rFonts/>
@@ -1438,7 +1690,7 @@
         </w:rPr>
         <w:fldChar w:fldCharType="end" w:dirty="true"/>
       </w:r>
-      <w:bookmarkEnd w:id="03915f84-f320-46c5-b5f1-f574dd9caa6e"/>
+      <w:bookmarkEnd w:id="f38f3920-5819-468c-8115-3eca24fa1f67"/>
       <w:r>
         <w:rPr>
           <w:rFonts/>
@@ -2752,7 +3004,7 @@
         </w:rPr>
         <w:t xml:space="preserve">Table  </w:t>
       </w:r>
-      <w:bookmarkStart w:id="a4009c94-5550-4866-a017-10800cf30d09" w:name="mtcarsflex"/>
+      <w:bookmarkStart w:id="fdc0f071-ceb0-4b67-8818-9924f36e248b" w:name="mtcarsflex"/>
       <w:r>
         <w:rPr>
           <w:rFonts/>
@@ -2774,7 +3026,7 @@
         </w:rPr>
         <w:fldChar w:fldCharType="end" w:dirty="true"/>
       </w:r>
-      <w:bookmarkEnd w:id="a4009c94-5550-4866-a017-10800cf30d09"/>
+      <w:bookmarkEnd w:id="fdc0f071-ceb0-4b67-8818-9924f36e248b"/>
       <w:r>
         <w:rPr>
           <w:rFonts/>
@@ -8259,7 +8511,7 @@
                     </pic:cNvPicPr>
                   </pic:nvPicPr>
                   <pic:blipFill>
-                    <a:blip cstate="print" r:embed="rId39"/>
+                    <a:blip cstate="print" r:embed="rId41"/>
                     <a:stretch>
                       <a:fillRect/>
                     </a:stretch>
@@ -8292,7 +8544,7 @@
         </w:rPr>
         <w:t xml:space="preserve">Figure </w:t>
       </w:r>
-      <w:bookmarkStart w:id="670bbca3-284a-433a-81fe-2f1250f07e40" w:name="lakesize"/>
+      <w:bookmarkStart w:id="26ec47f2-2967-4960-ad02-2e23255a784b" w:name="lakesize"/>
       <w:r xmlns:w14="http://schemas.microsoft.com/office/word/2010/wordml">
         <w:rPr>
           <w:rFonts/>
@@ -8314,7 +8566,7 @@
         </w:rPr>
         <w:fldChar w:fldCharType="end" w:dirty="true"/>
       </w:r>
-      <w:bookmarkEnd w:id="670bbca3-284a-433a-81fe-2f1250f07e40"/>
+      <w:bookmarkEnd w:id="26ec47f2-2967-4960-ad02-2e23255a784b"/>
       <w:r>
         <w:rPr>
           <w:rFonts/>
@@ -8353,7 +8605,7 @@
                     </pic:cNvPicPr>
                   </pic:nvPicPr>
                   <pic:blipFill>
-                    <a:blip cstate="print" r:embed="rId40"/>
+                    <a:blip cstate="print" r:embed="rId42"/>
                     <a:stretch>
                       <a:fillRect/>
                     </a:stretch>
@@ -8386,7 +8638,7 @@
         </w:rPr>
         <w:t xml:space="preserve">Figure </w:t>
       </w:r>
-      <w:bookmarkStart w:id="66a4c67c-e663-4518-b1a6-86ed3b0c38e2" w:name="params"/>
+      <w:bookmarkStart w:id="d14cd1e3-abba-4caa-9718-185478c91a75" w:name="params"/>
       <w:r xmlns:w14="http://schemas.microsoft.com/office/word/2010/wordml">
         <w:rPr>
           <w:rFonts/>
@@ -8408,7 +8660,7 @@
         </w:rPr>
         <w:fldChar w:fldCharType="end" w:dirty="true"/>
       </w:r>
-      <w:bookmarkEnd w:id="66a4c67c-e663-4518-b1a6-86ed3b0c38e2"/>
+      <w:bookmarkEnd w:id="d14cd1e3-abba-4caa-9718-185478c91a75"/>
       <w:r>
         <w:rPr>
           <w:rFonts/>
@@ -8467,7 +8719,7 @@
                     </pic:cNvPicPr>
                   </pic:nvPicPr>
                   <pic:blipFill>
-                    <a:blip cstate="print" r:embed="rId41"/>
+                    <a:blip cstate="print" r:embed="rId43"/>
                     <a:stretch>
                       <a:fillRect/>
                     </a:stretch>
@@ -8500,7 +8752,7 @@
         </w:rPr>
         <w:t xml:space="preserve">Figure </w:t>
       </w:r>
-      <w:bookmarkStart w:id="b8a2238f-4ec8-488f-a2ca-bea86918629b" w:name="models"/>
+      <w:bookmarkStart w:id="6ff32231-0569-43e2-bdf0-14005cce1fe9" w:name="models"/>
       <w:r xmlns:w14="http://schemas.microsoft.com/office/word/2010/wordml">
         <w:rPr>
           <w:rFonts/>
@@ -8522,7 +8774,7 @@
         </w:rPr>
         <w:fldChar w:fldCharType="end" w:dirty="true"/>
       </w:r>
-      <w:bookmarkEnd w:id="b8a2238f-4ec8-488f-a2ca-bea86918629b"/>
+      <w:bookmarkEnd w:id="6ff32231-0569-43e2-bdf0-14005cce1fe9"/>
       <w:r>
         <w:rPr>
           <w:rFonts/>
@@ -8568,7 +8820,7 @@
                     </pic:cNvPicPr>
                   </pic:nvPicPr>
                   <pic:blipFill>
-                    <a:blip cstate="print" r:embed="rId42"/>
+                    <a:blip cstate="print" r:embed="rId44"/>
                     <a:stretch>
                       <a:fillRect/>
                     </a:stretch>
@@ -8601,7 +8853,7 @@
         </w:rPr>
         <w:t xml:space="preserve">Figure </w:t>
       </w:r>
-      <w:bookmarkStart w:id="f4ae98c3-d31c-4b34-9ced-a43ad73bb71c" w:name="modparams"/>
+      <w:bookmarkStart w:id="88137ea2-36e7-47c3-bff7-8bb49ad0b572" w:name="modparams"/>
       <w:r xmlns:w14="http://schemas.microsoft.com/office/word/2010/wordml">
         <w:rPr>
           <w:rFonts/>
@@ -8623,7 +8875,7 @@
         </w:rPr>
         <w:fldChar w:fldCharType="end" w:dirty="true"/>
       </w:r>
-      <w:bookmarkEnd w:id="f4ae98c3-d31c-4b34-9ced-a43ad73bb71c"/>
+      <w:bookmarkEnd w:id="88137ea2-36e7-47c3-bff7-8bb49ad0b572"/>
       <w:r>
         <w:rPr>
           <w:rFonts/>
@@ -8646,7 +8898,7 @@
       </w:r>
     </w:p>
     <w:bookmarkEnd w:id="30"/>
-    <w:bookmarkStart w:id="39" w:name="bibliography"/>
+    <w:bookmarkStart w:id="41" w:name="bibliography"/>
     <w:p>
       <w:pPr>
         <w:pStyle w:val="Heading1"/>
@@ -8655,13 +8907,85 @@
         <w:t xml:space="preserve">Bibliography</w:t>
       </w:r>
     </w:p>
-    <w:bookmarkStart w:id="38" w:name="refs"/>
-    <w:bookmarkStart w:id="32" w:name="ref-jonesBacteriaTotalMaximum2009"/>
+    <w:bookmarkStart w:id="40" w:name="refs"/>
+    <w:bookmarkStart w:id="32" w:name="ref-epaAssessmentTotalMaximum2025"/>
     <w:p>
       <w:pPr>
         <w:pStyle w:val="Bibliography"/>
       </w:pPr>
       <w:r>
+        <w:t xml:space="preserve">EPA. 2025. Assessment</w:t>
+      </w:r>
+      <w:r>
+        <w:t xml:space="preserve"> </w:t>
+      </w:r>
+      <w:r>
+        <w:t xml:space="preserve">Total Maximum Daily Load</w:t>
+      </w:r>
+      <w:r>
+        <w:t xml:space="preserve"> </w:t>
+      </w:r>
+      <w:r>
+        <w:t xml:space="preserve">(</w:t>
+      </w:r>
+      <w:r>
+        <w:t xml:space="preserve">TMDL</w:t>
+      </w:r>
+      <w:r>
+        <w:t xml:space="preserve">)</w:t>
+      </w:r>
+      <w:r>
+        <w:t xml:space="preserve"> </w:t>
+      </w:r>
+      <w:r>
+        <w:t xml:space="preserve">Tracking</w:t>
+      </w:r>
+      <w:r>
+        <w:t xml:space="preserve"> </w:t>
+      </w:r>
+      <w:r>
+        <w:t xml:space="preserve">and</w:t>
+      </w:r>
+      <w:r>
+        <w:t xml:space="preserve"> </w:t>
+      </w:r>
+      <w:r>
+        <w:t xml:space="preserve">Implementation System</w:t>
+      </w:r>
+      <w:r>
+        <w:t xml:space="preserve"> </w:t>
+      </w:r>
+      <w:r>
+        <w:t xml:space="preserve">(</w:t>
+      </w:r>
+      <w:r>
+        <w:t xml:space="preserve">ATTAINS</w:t>
+      </w:r>
+      <w:r>
+        <w:t xml:space="preserve">).</w:t>
+      </w:r>
+      <w:r>
+        <w:t xml:space="preserve"> </w:t>
+      </w:r>
+      <w:hyperlink r:id="rId31">
+        <w:r>
+          <w:rPr>
+            <w:rStyle w:val="Hyperlink"/>
+          </w:rPr>
+          <w:t xml:space="preserve">https://www.epa.gov/waterdata/expert-query</w:t>
+        </w:r>
+      </w:hyperlink>
+      <w:r>
+        <w:t xml:space="preserve">.</w:t>
+      </w:r>
+    </w:p>
+    <w:bookmarkEnd w:id="32"/>
+    <w:bookmarkStart w:id="34" w:name="ref-jonesBacteriaTotalMaximum2009"/>
+    <w:p>
+      <w:pPr>
+        <w:pStyle w:val="Bibliography"/>
+      </w:pPr>
+      <w:r>
         <w:t xml:space="preserve">Jones A, Wagner K, Di Giovanni G, Hauck L, Mott J, Rifai HS, Ward G, Wythe K. 2009. Bacteria</w:t>
       </w:r>
       <w:r>
@@ -8676,7 +9000,7 @@
       <w:r>
         <w:t xml:space="preserve"> </w:t>
       </w:r>
-      <w:hyperlink r:id="rId31">
+      <w:hyperlink r:id="rId33">
         <w:r>
           <w:rPr>
             <w:rStyle w:val="Hyperlink"/>
@@ -8688,8 +9012,8 @@
         <w:t xml:space="preserve">.</w:t>
       </w:r>
     </w:p>
-    <w:bookmarkEnd w:id="32"/>
-    <w:bookmarkStart w:id="34" w:name="ref-schrammTotalMaximumDaily2022"/>
+    <w:bookmarkEnd w:id="34"/>
+    <w:bookmarkStart w:id="36" w:name="ref-schrammTotalMaximumDaily2022"/>
     <w:p>
       <w:pPr>
         <w:pStyle w:val="Bibliography"/>
@@ -8717,17 +9041,7 @@
           <w:iCs/>
           <w:i/>
         </w:rPr>
-        <w:t xml:space="preserve">Escherichia</w:t>
-      </w:r>
-      <w:r>
-        <w:t xml:space="preserve"> </w:t>
-      </w:r>
-      <w:r>
-        <w:rPr>
-          <w:iCs/>
-          <w:i/>
-        </w:rPr>
-        <w:t xml:space="preserve">Coli</w:t>
+        <w:t xml:space="preserve">Escherichia coli</w:t>
       </w:r>
       <w:r>
         <w:t xml:space="preserve"> </w:t>
@@ -8747,7 +9061,7 @@
       <w:r>
         <w:t xml:space="preserve">freshwater streams. Journal of Contemporary Water Research &amp; Education. 176(1):36–49. doi:</w:t>
       </w:r>
-      <w:hyperlink r:id="rId33">
+      <w:hyperlink r:id="rId35">
         <w:r>
           <w:rPr>
             <w:rStyle w:val="Hyperlink"/>
@@ -8759,8 +9073,8 @@
         <w:t xml:space="preserve">.</w:t>
       </w:r>
     </w:p>
-    <w:bookmarkEnd w:id="34"/>
-    <w:bookmarkStart w:id="36" w:name="ref-schrammRATTAINSAccessEPA2023"/>
+    <w:bookmarkEnd w:id="36"/>
+    <w:bookmarkStart w:id="38" w:name="ref-schrammRATTAINSAccessEPA2023"/>
     <w:p>
       <w:pPr>
         <w:pStyle w:val="Bibliography"/>
@@ -8798,7 +9112,7 @@
       <w:r>
         <w:t xml:space="preserve"> </w:t>
       </w:r>
-      <w:hyperlink r:id="rId35">
+      <w:hyperlink r:id="rId37">
         <w:r>
           <w:rPr>
             <w:rStyle w:val="Hyperlink"/>
@@ -8810,8 +9124,8 @@
         <w:t xml:space="preserve">.</w:t>
       </w:r>
     </w:p>
-    <w:bookmarkEnd w:id="36"/>
-    <w:bookmarkStart w:id="37" w:name="ref-tceqTrophicClassificationTexas2024"/>
+    <w:bookmarkEnd w:id="38"/>
+    <w:bookmarkStart w:id="39" w:name="ref-tceqTrophicClassificationTexas2024"/>
     <w:p>
       <w:pPr>
         <w:pStyle w:val="Bibliography"/>
@@ -8855,8 +9169,8 @@
         <w:t xml:space="preserve">.</w:t>
       </w:r>
     </w:p>
-    <w:bookmarkEnd w:id="37"/>
-    <w:bookmarkEnd w:id="38"/>
+    <w:bookmarkEnd w:id="39"/>
+    <w:bookmarkEnd w:id="40"/>
     <w:p>
       <w:pPr>
         <w:sectPr w:officer="true">
@@ -8867,8 +9181,8 @@
         </w:sectPr>
       </w:pPr>
     </w:p>
-    <w:bookmarkEnd w:id="39"/>
-    <w:bookmarkStart w:id="40" w:name="appendix-a"/>
+    <w:bookmarkEnd w:id="41"/>
+    <w:bookmarkStart w:id="42" w:name="appendix-a"/>
     <w:p>
       <w:pPr>
         <w:pStyle w:val="Heading1"/>
@@ -8895,7 +9209,7 @@
         </w:sectPr>
       </w:pPr>
     </w:p>
-    <w:bookmarkEnd w:id="40"/>
+    <w:bookmarkEnd w:id="42"/>
     <w:sectPr>
       <w:footerReference r:id="rId9" w:type="default"/>
       <w:pgSz w:h="15840" w:w="12240"/>

--- a/report/tmdl_report/tmdl_report.docx
+++ b/report/tmdl_report/tmdl_report.docx
@@ -506,7 +506,7 @@
     <w:bookmarkEnd w:id="21"/>
     <w:bookmarkEnd w:id="22"/>
     <w:bookmarkEnd w:id="23"/>
-    <w:bookmarkStart w:id="24" w:name="introduction"/>
+    <w:bookmarkStart w:id="25" w:name="introduction"/>
     <w:p>
       <w:pPr>
         <w:pStyle w:val="Heading1"/>
@@ -781,7 +781,7 @@
         <w:t xml:space="preserve"> </w:t>
       </w:r>
       <w:r>
-        <w:t xml:space="preserve">excessive algae as the reason for impairment [Figure</w:t>
+        <w:t xml:space="preserve">excessive algae as the reason for impairment (Figure</w:t>
       </w:r>
       <w:r>
         <w:t xml:space="preserve"> </w:t>
@@ -801,7 +801,7 @@
         </w:r>
       </w:hyperlink>
       <w:r>
-        <w:t xml:space="preserve">A].</w:t>
+        <w:t xml:space="preserve">A).</w:t>
       </w:r>
       <w:r>
         <w:t xml:space="preserve"> </w:t>
@@ -831,7 +831,7 @@
         <w:t xml:space="preserve"> </w:t>
       </w:r>
       <w:r>
-        <w:t xml:space="preserve">[Figure</w:t>
+        <w:t xml:space="preserve">(Figure</w:t>
       </w:r>
       <w:r>
         <w:t xml:space="preserve"> </w:t>
@@ -851,13 +851,11 @@
         </w:r>
       </w:hyperlink>
       <w:r>
-        <w:t xml:space="preserve">B].</w:t>
-      </w:r>
-    </w:p>
-    <w:p>
-      <w:pPr>
-        <w:pStyle w:val="BodyText"/>
-      </w:pPr>
+        <w:t xml:space="preserve">B).</w:t>
+      </w:r>
+      <w:r>
+        <w:t xml:space="preserve"> </w:t>
+      </w:r>
       <w:r>
         <w:t xml:space="preserve">Currently, 11 lakes in Texas have TMDLs and corresponding Implementation Plans</w:t>
       </w:r>
@@ -865,7 +863,33 @@
         <w:t xml:space="preserve"> </w:t>
       </w:r>
       <w:r>
-        <w:t xml:space="preserve">(TCEQ 2024)</w:t>
+        <w:t xml:space="preserve">and an additional four lakes have Watershed Protection Plans</w:t>
+      </w:r>
+      <w:r>
+        <w:t xml:space="preserve"> </w:t>
+      </w:r>
+      <w:r>
+        <w:t xml:space="preserve">(TCEQ 2024, Table</w:t>
+      </w:r>
+      <w:r>
+        <w:t xml:space="preserve"> </w:t>
+      </w:r>
+      <w:hyperlink w:anchor="lkplans">
+        <w:r xmlns:w14="http://schemas.microsoft.com/office/word/2010/wordml">
+          <w:rPr/>
+          <w:fldChar w:fldCharType="begin" w:dirty="true"/>
+        </w:r>
+        <w:r xmlns:w14="http://schemas.microsoft.com/office/word/2010/wordml">
+          <w:rPr/>
+          <w:instrText xml:space="preserve" w:dirty="true"> REF lkplans \h</w:instrText>
+        </w:r>
+        <w:r xmlns:w14="http://schemas.microsoft.com/office/word/2010/wordml">
+          <w:rPr/>
+          <w:fldChar w:fldCharType="end" w:dirty="true"/>
+        </w:r>
+      </w:hyperlink>
+      <w:r>
+        <w:t xml:space="preserve">)</w:t>
       </w:r>
       <w:r>
         <w:t xml:space="preserve">.</w:t>
@@ -928,7 +952,7 @@
         </w:rPr>
         <w:t xml:space="preserve">Figure </w:t>
       </w:r>
-      <w:bookmarkStart w:id="86d15e45-4f4d-40be-8b3e-e8272fc1dcb8" w:name="general"/>
+      <w:bookmarkStart w:id="ba9b8917-6e04-44ef-86fc-9f262239ae30" w:name="general"/>
       <w:r xmlns:w14="http://schemas.microsoft.com/office/word/2010/wordml">
         <w:rPr>
           <w:rFonts/>
@@ -950,7 +974,7 @@
         </w:rPr>
         <w:fldChar w:fldCharType="end" w:dirty="true"/>
       </w:r>
-      <w:bookmarkEnd w:id="86d15e45-4f4d-40be-8b3e-e8272fc1dcb8"/>
+      <w:bookmarkEnd w:id="ba9b8917-6e04-44ef-86fc-9f262239ae30"/>
       <w:r>
         <w:rPr>
           <w:rFonts/>
@@ -1064,7 +1088,7 @@
         </w:rPr>
         <w:t xml:space="preserve">Figure </w:t>
       </w:r>
-      <w:bookmarkStart w:id="b9687e19-7a4c-40b4-a579-babf8d0afe2d" w:name="general2"/>
+      <w:bookmarkStart w:id="7baee187-780d-41d5-91f3-74810f8cac9e" w:name="general2"/>
       <w:r xmlns:w14="http://schemas.microsoft.com/office/word/2010/wordml">
         <w:rPr>
           <w:rFonts/>
@@ -1086,7 +1110,7 @@
         </w:rPr>
         <w:fldChar w:fldCharType="end" w:dirty="true"/>
       </w:r>
-      <w:bookmarkEnd w:id="b9687e19-7a4c-40b4-a579-babf8d0afe2d"/>
+      <w:bookmarkEnd w:id="7baee187-780d-41d5-91f3-74810f8cac9e"/>
       <w:r>
         <w:rPr>
           <w:rFonts/>
@@ -1148,13 +1172,3214 @@
         <w:pStyle w:val="BodyText"/>
       </w:pPr>
       <w:r>
+        <w:t xml:space="preserve">The</w:t>
+      </w:r>
+      <w:r>
+        <w:t xml:space="preserve"> </w:t>
+      </w:r>
+      <w:hyperlink r:id="rId24">
+        <w:r>
+          <w:rPr>
+            <w:rStyle w:val="VerbatimChar"/>
+          </w:rPr>
+          <w:t xml:space="preserve">flextable</w:t>
+        </w:r>
+      </w:hyperlink>
+      <w:r>
+        <w:t xml:space="preserve"> </w:t>
+      </w:r>
+      <w:r>
+        <w:t xml:space="preserve">package provides additional formatting flexibility when exporting to Word (Table</w:t>
+      </w:r>
+      <w:r>
+        <w:t xml:space="preserve"> </w:t>
+      </w:r>
+      <w:hyperlink w:anchor="lkplans">
+        <w:r xmlns:w14="http://schemas.microsoft.com/office/word/2010/wordml">
+          <w:rPr/>
+          <w:fldChar w:fldCharType="begin" w:dirty="true"/>
+        </w:r>
+        <w:r xmlns:w14="http://schemas.microsoft.com/office/word/2010/wordml">
+          <w:rPr/>
+          <w:instrText xml:space="preserve" w:dirty="true"> REF lkplans \h</w:instrText>
+        </w:r>
+        <w:r xmlns:w14="http://schemas.microsoft.com/office/word/2010/wordml">
+          <w:rPr/>
+          <w:fldChar w:fldCharType="end" w:dirty="true"/>
+        </w:r>
+      </w:hyperlink>
+      <w:r>
+        <w:t xml:space="preserve">).</w:t>
+      </w:r>
+    </w:p>
+    <w:p xmlns:w14="http://schemas.microsoft.com/office/word/2010/wordml">
+      <w:pPr>
+        <w:pStyle w:val="TableCaption"/>
+        <w:jc w:val="center"/>
+        <w:keepNext/>
+      </w:pPr>
+      <w:r>
+        <w:rPr>
+          <w:rFonts/>
+          <w:b w:val="false"/>
+        </w:rPr>
+        <w:t xml:space="preserve">Table  </w:t>
+      </w:r>
+      <w:bookmarkStart w:id="f7daecdd-b0af-4b04-9050-1c63c3b2665f" w:name="lkplans"/>
+      <w:r>
+        <w:rPr>
+          <w:rFonts/>
+          <w:b w:val="false"/>
+        </w:rPr>
+        <w:fldChar w:fldCharType="begin" w:dirty="true"/>
+      </w:r>
+      <w:r>
+        <w:rPr>
+          <w:rFonts/>
+          <w:b w:val="false"/>
+        </w:rPr>
+        <w:instrText xml:space="preserve" w:dirty="true">SEQ tab \* Arabic</w:instrText>
+      </w:r>
+      <w:r>
+        <w:rPr>
+          <w:rFonts/>
+          <w:b w:val="false"/>
+        </w:rPr>
+        <w:fldChar w:fldCharType="end" w:dirty="true"/>
+      </w:r>
+      <w:bookmarkEnd w:id="f7daecdd-b0af-4b04-9050-1c63c3b2665f"/>
+      <w:r>
+        <w:rPr>
+          <w:rFonts/>
+          <w:b w:val="false"/>
+        </w:rPr>
+        <w:t xml:space="preserve">.  </w:t>
+      </w:r>
+      <w:r>
+        <w:t xml:space="preserve">flextable formatted table.</w:t>
+      </w:r>
+    </w:p>
+    <w:tbl xmlns:w14="http://schemas.microsoft.com/office/word/2010/wordml">
+      <w:tblPr>
+        <w:tblLayout w:type="autofit"/>
+        <w:jc w:val="center"/>
+        <w:tblW w:type="pct" w:w="0"/>
+        <w:tblLook w:firstRow="1" w:lastRow="0" w:firstColumn="0" w:lastColumn="0" w:noHBand="0" w:noVBand="1"/>
+      </w:tblPr>
+      <w:tr>
+        <w:trPr>
+          <w:trHeight w:val="360" w:hRule="auto"/>
+          <w:tblHeader/>
+        </w:trPr>
+        header 1
+        <w:tc>
+          <w:tcPr>
+            <w:tcBorders>
+              <w:bottom w:val="single" w:sz="12" w:space="0" w:color="666666"/>
+              <w:top w:val="single" w:sz="12" w:space="0" w:color="666666"/>
+              <w:left w:val="none" w:sz="0" w:space="0" w:color="000000"/>
+              <w:right w:val="none" w:sz="0" w:space="0" w:color="000000"/>
+            </w:tcBorders>
+            <w:shd w:val="clear" w:color="auto" w:fill="FFFFFF"/>
+            <w:tcMar>
+              <w:top w:w="0" w:type="dxa"/>
+              <w:bottom w:w="0" w:type="dxa"/>
+              <w:left w:w="0" w:type="dxa"/>
+              <w:right w:w="0" w:type="dxa"/>
+            </w:tcMar>
+            <w:vAlign w:val="center"/>
+          </w:tcPr>
+          <w:p>
+            <w:pPr>
+              <w:pStyle w:val="Normal"/>
+              <w:jc w:val="left"/>
+              <w:pBdr>
+                <w:bottom w:val="none" w:sz="0" w:space="0" w:color="000000"/>
+                <w:top w:val="none" w:sz="0" w:space="0" w:color="000000"/>
+                <w:left w:val="none" w:sz="0" w:space="0" w:color="000000"/>
+                <w:right w:val="none" w:sz="0" w:space="0" w:color="000000"/>
+              </w:pBdr>
+              <w:spacing w:after="100" w:before="100" w:line="240"/>
+              <w:ind w:left="100" w:right="100" w:firstLine="0" w:firstLineChars="0"/>
+            </w:pPr>
+            <w:r>
+              <w:rPr>
+                <w:rFonts w:ascii="Arial" w:hAnsi="Arial" w:eastAsia="Arial" w:cs="Arial"/>
+                <w:i w:val="false"/>
+                <w:b w:val="false"/>
+                <w:u w:val="none"/>
+                <w:sz w:val="22"/>
+                <w:szCs w:val="22"/>
+                <w:color w:val="000000"/>
+              </w:rPr>
+              <w:t xml:space="preserve">Name</w:t>
+            </w:r>
+          </w:p>
+        </w:tc>
+        <w:tc>
+          <w:tcPr>
+            <w:tcBorders>
+              <w:bottom w:val="single" w:sz="12" w:space="0" w:color="666666"/>
+              <w:top w:val="single" w:sz="12" w:space="0" w:color="666666"/>
+              <w:left w:val="none" w:sz="0" w:space="0" w:color="000000"/>
+              <w:right w:val="none" w:sz="0" w:space="0" w:color="000000"/>
+            </w:tcBorders>
+            <w:shd w:val="clear" w:color="auto" w:fill="FFFFFF"/>
+            <w:tcMar>
+              <w:top w:w="0" w:type="dxa"/>
+              <w:bottom w:w="0" w:type="dxa"/>
+              <w:left w:w="0" w:type="dxa"/>
+              <w:right w:w="0" w:type="dxa"/>
+            </w:tcMar>
+            <w:vAlign w:val="center"/>
+          </w:tcPr>
+          <w:p>
+            <w:pPr>
+              <w:pStyle w:val="Normal"/>
+              <w:jc w:val="left"/>
+              <w:pBdr>
+                <w:bottom w:val="none" w:sz="0" w:space="0" w:color="000000"/>
+                <w:top w:val="none" w:sz="0" w:space="0" w:color="000000"/>
+                <w:left w:val="none" w:sz="0" w:space="0" w:color="000000"/>
+                <w:right w:val="none" w:sz="0" w:space="0" w:color="000000"/>
+              </w:pBdr>
+              <w:spacing w:after="100" w:before="100" w:line="240"/>
+              <w:ind w:left="100" w:right="100" w:firstLine="0" w:firstLineChars="0"/>
+            </w:pPr>
+            <w:r>
+              <w:rPr>
+                <w:rFonts w:ascii="Arial" w:hAnsi="Arial" w:eastAsia="Arial" w:cs="Arial"/>
+                <w:i w:val="false"/>
+                <w:b w:val="false"/>
+                <w:u w:val="none"/>
+                <w:sz w:val="22"/>
+                <w:szCs w:val="22"/>
+                <w:color w:val="000000"/>
+              </w:rPr>
+              <w:t xml:space="preserve">Action</w:t>
+            </w:r>
+          </w:p>
+        </w:tc>
+        <w:tc>
+          <w:tcPr>
+            <w:tcBorders>
+              <w:bottom w:val="single" w:sz="12" w:space="0" w:color="666666"/>
+              <w:top w:val="single" w:sz="12" w:space="0" w:color="666666"/>
+              <w:left w:val="none" w:sz="0" w:space="0" w:color="000000"/>
+              <w:right w:val="none" w:sz="0" w:space="0" w:color="000000"/>
+            </w:tcBorders>
+            <w:shd w:val="clear" w:color="auto" w:fill="FFFFFF"/>
+            <w:tcMar>
+              <w:top w:w="0" w:type="dxa"/>
+              <w:bottom w:w="0" w:type="dxa"/>
+              <w:left w:w="0" w:type="dxa"/>
+              <w:right w:w="0" w:type="dxa"/>
+            </w:tcMar>
+            <w:vAlign w:val="center"/>
+          </w:tcPr>
+          <w:p>
+            <w:pPr>
+              <w:pStyle w:val="Normal"/>
+              <w:jc w:val="left"/>
+              <w:pBdr>
+                <w:bottom w:val="none" w:sz="0" w:space="0" w:color="000000"/>
+                <w:top w:val="none" w:sz="0" w:space="0" w:color="000000"/>
+                <w:left w:val="none" w:sz="0" w:space="0" w:color="000000"/>
+                <w:right w:val="none" w:sz="0" w:space="0" w:color="000000"/>
+              </w:pBdr>
+              <w:spacing w:after="100" w:before="100" w:line="240"/>
+              <w:ind w:left="100" w:right="100" w:firstLine="0" w:firstLineChars="0"/>
+            </w:pPr>
+            <w:r>
+              <w:rPr>
+                <w:rFonts w:ascii="Arial" w:hAnsi="Arial" w:eastAsia="Arial" w:cs="Arial"/>
+                <w:i w:val="false"/>
+                <w:b w:val="false"/>
+                <w:u w:val="none"/>
+                <w:sz w:val="22"/>
+                <w:szCs w:val="22"/>
+                <w:color w:val="000000"/>
+              </w:rPr>
+              <w:t xml:space="preserve">Impairment</w:t>
+            </w:r>
+          </w:p>
+        </w:tc>
+        <w:tc>
+          <w:tcPr>
+            <w:tcBorders>
+              <w:bottom w:val="single" w:sz="12" w:space="0" w:color="666666"/>
+              <w:top w:val="single" w:sz="12" w:space="0" w:color="666666"/>
+              <w:left w:val="none" w:sz="0" w:space="0" w:color="000000"/>
+              <w:right w:val="none" w:sz="0" w:space="0" w:color="000000"/>
+            </w:tcBorders>
+            <w:shd w:val="clear" w:color="auto" w:fill="FFFFFF"/>
+            <w:tcMar>
+              <w:top w:w="0" w:type="dxa"/>
+              <w:bottom w:w="0" w:type="dxa"/>
+              <w:left w:w="0" w:type="dxa"/>
+              <w:right w:w="0" w:type="dxa"/>
+            </w:tcMar>
+            <w:vAlign w:val="center"/>
+          </w:tcPr>
+          <w:p>
+            <w:pPr>
+              <w:pStyle w:val="Normal"/>
+              <w:jc w:val="left"/>
+              <w:pBdr>
+                <w:bottom w:val="none" w:sz="0" w:space="0" w:color="000000"/>
+                <w:top w:val="none" w:sz="0" w:space="0" w:color="000000"/>
+                <w:left w:val="none" w:sz="0" w:space="0" w:color="000000"/>
+                <w:right w:val="none" w:sz="0" w:space="0" w:color="000000"/>
+              </w:pBdr>
+              <w:spacing w:after="100" w:before="100" w:line="240"/>
+              <w:ind w:left="100" w:right="100" w:firstLine="0" w:firstLineChars="0"/>
+            </w:pPr>
+            <w:r>
+              <w:rPr>
+                <w:rFonts w:ascii="Arial" w:hAnsi="Arial" w:eastAsia="Arial" w:cs="Arial"/>
+                <w:i w:val="false"/>
+                <w:b w:val="false"/>
+                <w:u w:val="none"/>
+                <w:sz w:val="22"/>
+                <w:szCs w:val="22"/>
+                <w:color w:val="000000"/>
+              </w:rPr>
+              <w:t xml:space="preserve">Target Parameter(s)</w:t>
+            </w:r>
+          </w:p>
+        </w:tc>
+      </w:tr>
+      <w:tr>
+        <w:trPr>
+          <w:trHeight w:val="360" w:hRule="auto"/>
+        </w:trPr>
+        body 1
+        <w:tc>
+          <w:tcPr>
+            <w:tcBorders>
+              <w:bottom w:val="none" w:sz="0" w:space="0" w:color="000000"/>
+              <w:top w:val="single" w:sz="12" w:space="0" w:color="666666"/>
+              <w:left w:val="none" w:sz="0" w:space="0" w:color="000000"/>
+              <w:right w:val="none" w:sz="0" w:space="0" w:color="000000"/>
+            </w:tcBorders>
+            <w:shd w:val="clear" w:color="auto" w:fill="FFFFFF"/>
+            <w:tcMar>
+              <w:top w:w="0" w:type="dxa"/>
+              <w:bottom w:w="0" w:type="dxa"/>
+              <w:left w:w="0" w:type="dxa"/>
+              <w:right w:w="0" w:type="dxa"/>
+            </w:tcMar>
+            <w:vAlign w:val="center"/>
+          </w:tcPr>
+          <w:p>
+            <w:pPr>
+              <w:pStyle w:val="Normal"/>
+              <w:jc w:val="left"/>
+              <w:pBdr>
+                <w:bottom w:val="none" w:sz="0" w:space="0" w:color="000000"/>
+                <w:top w:val="none" w:sz="0" w:space="0" w:color="000000"/>
+                <w:left w:val="none" w:sz="0" w:space="0" w:color="000000"/>
+                <w:right w:val="none" w:sz="0" w:space="0" w:color="000000"/>
+              </w:pBdr>
+              <w:spacing w:after="100" w:before="100" w:line="240"/>
+              <w:ind w:left="100" w:right="100" w:firstLine="0" w:firstLineChars="0"/>
+            </w:pPr>
+            <w:r>
+              <w:rPr>
+                <w:rFonts w:ascii="Arial" w:hAnsi="Arial" w:eastAsia="Arial" w:cs="Arial"/>
+                <w:i w:val="false"/>
+                <w:b w:val="false"/>
+                <w:u w:val="none"/>
+                <w:sz w:val="22"/>
+                <w:szCs w:val="22"/>
+                <w:color w:val="000000"/>
+              </w:rPr>
+              <w:t xml:space="preserve">Lake O’ the Pines</w:t>
+            </w:r>
+          </w:p>
+        </w:tc>
+        <w:tc>
+          <w:tcPr>
+            <w:tcBorders>
+              <w:bottom w:val="none" w:sz="0" w:space="0" w:color="000000"/>
+              <w:top w:val="single" w:sz="12" w:space="0" w:color="666666"/>
+              <w:left w:val="none" w:sz="0" w:space="0" w:color="000000"/>
+              <w:right w:val="none" w:sz="0" w:space="0" w:color="000000"/>
+            </w:tcBorders>
+            <w:shd w:val="clear" w:color="auto" w:fill="FFFFFF"/>
+            <w:tcMar>
+              <w:top w:w="0" w:type="dxa"/>
+              <w:bottom w:w="0" w:type="dxa"/>
+              <w:left w:w="0" w:type="dxa"/>
+              <w:right w:w="0" w:type="dxa"/>
+            </w:tcMar>
+            <w:vAlign w:val="center"/>
+          </w:tcPr>
+          <w:p>
+            <w:pPr>
+              <w:pStyle w:val="Normal"/>
+              <w:jc w:val="left"/>
+              <w:pBdr>
+                <w:bottom w:val="none" w:sz="0" w:space="0" w:color="000000"/>
+                <w:top w:val="none" w:sz="0" w:space="0" w:color="000000"/>
+                <w:left w:val="none" w:sz="0" w:space="0" w:color="000000"/>
+                <w:right w:val="none" w:sz="0" w:space="0" w:color="000000"/>
+              </w:pBdr>
+              <w:spacing w:after="100" w:before="100" w:line="240"/>
+              <w:ind w:left="100" w:right="100" w:firstLine="0" w:firstLineChars="0"/>
+            </w:pPr>
+            <w:r>
+              <w:rPr>
+                <w:rFonts w:ascii="Arial" w:hAnsi="Arial" w:eastAsia="Arial" w:cs="Arial"/>
+                <w:i w:val="false"/>
+                <w:b w:val="false"/>
+                <w:u w:val="none"/>
+                <w:sz w:val="22"/>
+                <w:szCs w:val="22"/>
+                <w:color w:val="000000"/>
+              </w:rPr>
+              <w:t xml:space="preserve">TMDL, I-Plan</w:t>
+            </w:r>
+          </w:p>
+        </w:tc>
+        <w:tc>
+          <w:tcPr>
+            <w:tcBorders>
+              <w:bottom w:val="none" w:sz="0" w:space="0" w:color="000000"/>
+              <w:top w:val="single" w:sz="12" w:space="0" w:color="666666"/>
+              <w:left w:val="none" w:sz="0" w:space="0" w:color="000000"/>
+              <w:right w:val="none" w:sz="0" w:space="0" w:color="000000"/>
+            </w:tcBorders>
+            <w:shd w:val="clear" w:color="auto" w:fill="FFFFFF"/>
+            <w:tcMar>
+              <w:top w:w="0" w:type="dxa"/>
+              <w:bottom w:w="0" w:type="dxa"/>
+              <w:left w:w="0" w:type="dxa"/>
+              <w:right w:w="0" w:type="dxa"/>
+            </w:tcMar>
+            <w:vAlign w:val="center"/>
+          </w:tcPr>
+          <w:p>
+            <w:pPr>
+              <w:pStyle w:val="Normal"/>
+              <w:jc w:val="left"/>
+              <w:pBdr>
+                <w:bottom w:val="none" w:sz="0" w:space="0" w:color="000000"/>
+                <w:top w:val="none" w:sz="0" w:space="0" w:color="000000"/>
+                <w:left w:val="none" w:sz="0" w:space="0" w:color="000000"/>
+                <w:right w:val="none" w:sz="0" w:space="0" w:color="000000"/>
+              </w:pBdr>
+              <w:spacing w:after="100" w:before="100" w:line="240"/>
+              <w:ind w:left="100" w:right="100" w:firstLine="0" w:firstLineChars="0"/>
+            </w:pPr>
+            <w:r>
+              <w:rPr>
+                <w:rFonts w:ascii="Arial" w:hAnsi="Arial" w:eastAsia="Arial" w:cs="Arial"/>
+                <w:i w:val="false"/>
+                <w:b w:val="false"/>
+                <w:u w:val="none"/>
+                <w:sz w:val="22"/>
+                <w:szCs w:val="22"/>
+                <w:color w:val="000000"/>
+              </w:rPr>
+              <w:t xml:space="preserve">Dissolved Oxygen</w:t>
+            </w:r>
+          </w:p>
+        </w:tc>
+        <w:tc>
+          <w:tcPr>
+            <w:tcBorders>
+              <w:bottom w:val="none" w:sz="0" w:space="0" w:color="000000"/>
+              <w:top w:val="single" w:sz="12" w:space="0" w:color="666666"/>
+              <w:left w:val="none" w:sz="0" w:space="0" w:color="000000"/>
+              <w:right w:val="none" w:sz="0" w:space="0" w:color="000000"/>
+            </w:tcBorders>
+            <w:shd w:val="clear" w:color="auto" w:fill="FFFFFF"/>
+            <w:tcMar>
+              <w:top w:w="0" w:type="dxa"/>
+              <w:bottom w:w="0" w:type="dxa"/>
+              <w:left w:w="0" w:type="dxa"/>
+              <w:right w:w="0" w:type="dxa"/>
+            </w:tcMar>
+            <w:vAlign w:val="center"/>
+          </w:tcPr>
+          <w:p>
+            <w:pPr>
+              <w:pStyle w:val="Normal"/>
+              <w:jc w:val="left"/>
+              <w:pBdr>
+                <w:bottom w:val="none" w:sz="0" w:space="0" w:color="000000"/>
+                <w:top w:val="none" w:sz="0" w:space="0" w:color="000000"/>
+                <w:left w:val="none" w:sz="0" w:space="0" w:color="000000"/>
+                <w:right w:val="none" w:sz="0" w:space="0" w:color="000000"/>
+              </w:pBdr>
+              <w:spacing w:after="100" w:before="100" w:line="240"/>
+              <w:ind w:left="100" w:right="100" w:firstLine="0" w:firstLineChars="0"/>
+            </w:pPr>
+            <w:r>
+              <w:rPr>
+                <w:rFonts w:ascii="Arial" w:hAnsi="Arial" w:eastAsia="Arial" w:cs="Arial"/>
+                <w:i w:val="false"/>
+                <w:b w:val="false"/>
+                <w:u w:val="none"/>
+                <w:sz w:val="22"/>
+                <w:szCs w:val="22"/>
+                <w:color w:val="000000"/>
+              </w:rPr>
+              <w:t xml:space="preserve">Total Phosphorus</w:t>
+            </w:r>
+          </w:p>
+        </w:tc>
+      </w:tr>
+      <w:tr>
+        <w:trPr>
+          <w:trHeight w:val="360" w:hRule="auto"/>
+        </w:trPr>
+        body 2
+        <w:tc>
+          <w:tcPr>
+            <w:tcBorders>
+              <w:bottom w:val="none" w:sz="0" w:space="0" w:color="000000"/>
+              <w:top w:val="none" w:sz="0" w:space="0" w:color="000000"/>
+              <w:left w:val="none" w:sz="0" w:space="0" w:color="000000"/>
+              <w:right w:val="none" w:sz="0" w:space="0" w:color="000000"/>
+            </w:tcBorders>
+            <w:shd w:val="clear" w:color="auto" w:fill="FFFFFF"/>
+            <w:tcMar>
+              <w:top w:w="0" w:type="dxa"/>
+              <w:bottom w:w="0" w:type="dxa"/>
+              <w:left w:w="0" w:type="dxa"/>
+              <w:right w:w="0" w:type="dxa"/>
+            </w:tcMar>
+            <w:vAlign w:val="center"/>
+          </w:tcPr>
+          <w:p>
+            <w:pPr>
+              <w:pStyle w:val="Normal"/>
+              <w:jc w:val="left"/>
+              <w:pBdr>
+                <w:bottom w:val="none" w:sz="0" w:space="0" w:color="000000"/>
+                <w:top w:val="none" w:sz="0" w:space="0" w:color="000000"/>
+                <w:left w:val="none" w:sz="0" w:space="0" w:color="000000"/>
+                <w:right w:val="none" w:sz="0" w:space="0" w:color="000000"/>
+              </w:pBdr>
+              <w:spacing w:after="100" w:before="100" w:line="240"/>
+              <w:ind w:left="100" w:right="100" w:firstLine="0" w:firstLineChars="0"/>
+            </w:pPr>
+            <w:r>
+              <w:rPr>
+                <w:rFonts w:ascii="Arial" w:hAnsi="Arial" w:eastAsia="Arial" w:cs="Arial"/>
+                <w:i w:val="false"/>
+                <w:b w:val="false"/>
+                <w:u w:val="none"/>
+                <w:sz w:val="22"/>
+                <w:szCs w:val="22"/>
+                <w:color w:val="000000"/>
+              </w:rPr>
+              <w:t xml:space="preserve">E.V. Spence Reservoir</w:t>
+            </w:r>
+          </w:p>
+        </w:tc>
+        <w:tc>
+          <w:tcPr>
+            <w:tcBorders>
+              <w:bottom w:val="none" w:sz="0" w:space="0" w:color="000000"/>
+              <w:top w:val="none" w:sz="0" w:space="0" w:color="000000"/>
+              <w:left w:val="none" w:sz="0" w:space="0" w:color="000000"/>
+              <w:right w:val="none" w:sz="0" w:space="0" w:color="000000"/>
+            </w:tcBorders>
+            <w:shd w:val="clear" w:color="auto" w:fill="FFFFFF"/>
+            <w:tcMar>
+              <w:top w:w="0" w:type="dxa"/>
+              <w:bottom w:w="0" w:type="dxa"/>
+              <w:left w:w="0" w:type="dxa"/>
+              <w:right w:w="0" w:type="dxa"/>
+            </w:tcMar>
+            <w:vAlign w:val="center"/>
+          </w:tcPr>
+          <w:p>
+            <w:pPr>
+              <w:pStyle w:val="Normal"/>
+              <w:jc w:val="left"/>
+              <w:pBdr>
+                <w:bottom w:val="none" w:sz="0" w:space="0" w:color="000000"/>
+                <w:top w:val="none" w:sz="0" w:space="0" w:color="000000"/>
+                <w:left w:val="none" w:sz="0" w:space="0" w:color="000000"/>
+                <w:right w:val="none" w:sz="0" w:space="0" w:color="000000"/>
+              </w:pBdr>
+              <w:spacing w:after="100" w:before="100" w:line="240"/>
+              <w:ind w:left="100" w:right="100" w:firstLine="0" w:firstLineChars="0"/>
+            </w:pPr>
+            <w:r>
+              <w:rPr>
+                <w:rFonts w:ascii="Arial" w:hAnsi="Arial" w:eastAsia="Arial" w:cs="Arial"/>
+                <w:i w:val="false"/>
+                <w:b w:val="false"/>
+                <w:u w:val="none"/>
+                <w:sz w:val="22"/>
+                <w:szCs w:val="22"/>
+                <w:color w:val="000000"/>
+              </w:rPr>
+              <w:t xml:space="preserve">TMDL, I-Plan</w:t>
+            </w:r>
+          </w:p>
+        </w:tc>
+        <w:tc>
+          <w:tcPr>
+            <w:tcBorders>
+              <w:bottom w:val="none" w:sz="0" w:space="0" w:color="000000"/>
+              <w:top w:val="none" w:sz="0" w:space="0" w:color="000000"/>
+              <w:left w:val="none" w:sz="0" w:space="0" w:color="000000"/>
+              <w:right w:val="none" w:sz="0" w:space="0" w:color="000000"/>
+            </w:tcBorders>
+            <w:shd w:val="clear" w:color="auto" w:fill="FFFFFF"/>
+            <w:tcMar>
+              <w:top w:w="0" w:type="dxa"/>
+              <w:bottom w:w="0" w:type="dxa"/>
+              <w:left w:w="0" w:type="dxa"/>
+              <w:right w:w="0" w:type="dxa"/>
+            </w:tcMar>
+            <w:vAlign w:val="center"/>
+          </w:tcPr>
+          <w:p>
+            <w:pPr>
+              <w:pStyle w:val="Normal"/>
+              <w:jc w:val="left"/>
+              <w:pBdr>
+                <w:bottom w:val="none" w:sz="0" w:space="0" w:color="000000"/>
+                <w:top w:val="none" w:sz="0" w:space="0" w:color="000000"/>
+                <w:left w:val="none" w:sz="0" w:space="0" w:color="000000"/>
+                <w:right w:val="none" w:sz="0" w:space="0" w:color="000000"/>
+              </w:pBdr>
+              <w:spacing w:after="100" w:before="100" w:line="240"/>
+              <w:ind w:left="100" w:right="100" w:firstLine="0" w:firstLineChars="0"/>
+            </w:pPr>
+            <w:r>
+              <w:rPr>
+                <w:rFonts w:ascii="Arial" w:hAnsi="Arial" w:eastAsia="Arial" w:cs="Arial"/>
+                <w:i w:val="false"/>
+                <w:b w:val="false"/>
+                <w:u w:val="none"/>
+                <w:sz w:val="22"/>
+                <w:szCs w:val="22"/>
+                <w:color w:val="000000"/>
+              </w:rPr>
+              <w:t xml:space="preserve">TDS and Sulfate</w:t>
+            </w:r>
+          </w:p>
+        </w:tc>
+        <w:tc>
+          <w:tcPr>
+            <w:tcBorders>
+              <w:bottom w:val="none" w:sz="0" w:space="0" w:color="000000"/>
+              <w:top w:val="none" w:sz="0" w:space="0" w:color="000000"/>
+              <w:left w:val="none" w:sz="0" w:space="0" w:color="000000"/>
+              <w:right w:val="none" w:sz="0" w:space="0" w:color="000000"/>
+            </w:tcBorders>
+            <w:shd w:val="clear" w:color="auto" w:fill="FFFFFF"/>
+            <w:tcMar>
+              <w:top w:w="0" w:type="dxa"/>
+              <w:bottom w:w="0" w:type="dxa"/>
+              <w:left w:w="0" w:type="dxa"/>
+              <w:right w:w="0" w:type="dxa"/>
+            </w:tcMar>
+            <w:vAlign w:val="center"/>
+          </w:tcPr>
+          <w:p>
+            <w:pPr>
+              <w:pStyle w:val="Normal"/>
+              <w:jc w:val="left"/>
+              <w:pBdr>
+                <w:bottom w:val="none" w:sz="0" w:space="0" w:color="000000"/>
+                <w:top w:val="none" w:sz="0" w:space="0" w:color="000000"/>
+                <w:left w:val="none" w:sz="0" w:space="0" w:color="000000"/>
+                <w:right w:val="none" w:sz="0" w:space="0" w:color="000000"/>
+              </w:pBdr>
+              <w:spacing w:after="100" w:before="100" w:line="240"/>
+              <w:ind w:left="100" w:right="100" w:firstLine="0" w:firstLineChars="0"/>
+            </w:pPr>
+            <w:r>
+              <w:rPr>
+                <w:rFonts w:ascii="Arial" w:hAnsi="Arial" w:eastAsia="Arial" w:cs="Arial"/>
+                <w:i w:val="false"/>
+                <w:b w:val="false"/>
+                <w:u w:val="none"/>
+                <w:sz w:val="22"/>
+                <w:szCs w:val="22"/>
+                <w:color w:val="000000"/>
+              </w:rPr>
+              <w:t xml:space="preserve">Chloride, Sulfate, TDS</w:t>
+            </w:r>
+          </w:p>
+        </w:tc>
+      </w:tr>
+      <w:tr>
+        <w:trPr>
+          <w:trHeight w:val="360" w:hRule="auto"/>
+        </w:trPr>
+        body 3
+        <w:tc>
+          <w:tcPr>
+            <w:tcBorders>
+              <w:bottom w:val="none" w:sz="0" w:space="0" w:color="000000"/>
+              <w:top w:val="none" w:sz="0" w:space="0" w:color="000000"/>
+              <w:left w:val="none" w:sz="0" w:space="0" w:color="000000"/>
+              <w:right w:val="none" w:sz="0" w:space="0" w:color="000000"/>
+            </w:tcBorders>
+            <w:shd w:val="clear" w:color="auto" w:fill="FFFFFF"/>
+            <w:tcMar>
+              <w:top w:w="0" w:type="dxa"/>
+              <w:bottom w:w="0" w:type="dxa"/>
+              <w:left w:w="0" w:type="dxa"/>
+              <w:right w:w="0" w:type="dxa"/>
+            </w:tcMar>
+            <w:vAlign w:val="center"/>
+          </w:tcPr>
+          <w:p>
+            <w:pPr>
+              <w:pStyle w:val="Normal"/>
+              <w:jc w:val="left"/>
+              <w:pBdr>
+                <w:bottom w:val="none" w:sz="0" w:space="0" w:color="000000"/>
+                <w:top w:val="none" w:sz="0" w:space="0" w:color="000000"/>
+                <w:left w:val="none" w:sz="0" w:space="0" w:color="000000"/>
+                <w:right w:val="none" w:sz="0" w:space="0" w:color="000000"/>
+              </w:pBdr>
+              <w:spacing w:after="100" w:before="100" w:line="240"/>
+              <w:ind w:left="100" w:right="100" w:firstLine="0" w:firstLineChars="0"/>
+            </w:pPr>
+            <w:r>
+              <w:rPr>
+                <w:rFonts w:ascii="Arial" w:hAnsi="Arial" w:eastAsia="Arial" w:cs="Arial"/>
+                <w:i w:val="false"/>
+                <w:b w:val="false"/>
+                <w:u w:val="none"/>
+                <w:sz w:val="22"/>
+                <w:szCs w:val="22"/>
+                <w:color w:val="000000"/>
+              </w:rPr>
+              <w:t xml:space="preserve">Lake Austin</w:t>
+            </w:r>
+          </w:p>
+        </w:tc>
+        <w:tc>
+          <w:tcPr>
+            <w:tcBorders>
+              <w:bottom w:val="none" w:sz="0" w:space="0" w:color="000000"/>
+              <w:top w:val="none" w:sz="0" w:space="0" w:color="000000"/>
+              <w:left w:val="none" w:sz="0" w:space="0" w:color="000000"/>
+              <w:right w:val="none" w:sz="0" w:space="0" w:color="000000"/>
+            </w:tcBorders>
+            <w:shd w:val="clear" w:color="auto" w:fill="FFFFFF"/>
+            <w:tcMar>
+              <w:top w:w="0" w:type="dxa"/>
+              <w:bottom w:w="0" w:type="dxa"/>
+              <w:left w:w="0" w:type="dxa"/>
+              <w:right w:w="0" w:type="dxa"/>
+            </w:tcMar>
+            <w:vAlign w:val="center"/>
+          </w:tcPr>
+          <w:p>
+            <w:pPr>
+              <w:pStyle w:val="Normal"/>
+              <w:jc w:val="left"/>
+              <w:pBdr>
+                <w:bottom w:val="none" w:sz="0" w:space="0" w:color="000000"/>
+                <w:top w:val="none" w:sz="0" w:space="0" w:color="000000"/>
+                <w:left w:val="none" w:sz="0" w:space="0" w:color="000000"/>
+                <w:right w:val="none" w:sz="0" w:space="0" w:color="000000"/>
+              </w:pBdr>
+              <w:spacing w:after="100" w:before="100" w:line="240"/>
+              <w:ind w:left="100" w:right="100" w:firstLine="0" w:firstLineChars="0"/>
+            </w:pPr>
+            <w:r>
+              <w:rPr>
+                <w:rFonts w:ascii="Arial" w:hAnsi="Arial" w:eastAsia="Arial" w:cs="Arial"/>
+                <w:i w:val="false"/>
+                <w:b w:val="false"/>
+                <w:u w:val="none"/>
+                <w:sz w:val="22"/>
+                <w:szCs w:val="22"/>
+                <w:color w:val="000000"/>
+              </w:rPr>
+              <w:t xml:space="preserve">TMDL, I-Plan</w:t>
+            </w:r>
+          </w:p>
+        </w:tc>
+        <w:tc>
+          <w:tcPr>
+            <w:tcBorders>
+              <w:bottom w:val="none" w:sz="0" w:space="0" w:color="000000"/>
+              <w:top w:val="none" w:sz="0" w:space="0" w:color="000000"/>
+              <w:left w:val="none" w:sz="0" w:space="0" w:color="000000"/>
+              <w:right w:val="none" w:sz="0" w:space="0" w:color="000000"/>
+            </w:tcBorders>
+            <w:shd w:val="clear" w:color="auto" w:fill="FFFFFF"/>
+            <w:tcMar>
+              <w:top w:w="0" w:type="dxa"/>
+              <w:bottom w:w="0" w:type="dxa"/>
+              <w:left w:w="0" w:type="dxa"/>
+              <w:right w:w="0" w:type="dxa"/>
+            </w:tcMar>
+            <w:vAlign w:val="center"/>
+          </w:tcPr>
+          <w:p>
+            <w:pPr>
+              <w:pStyle w:val="Normal"/>
+              <w:jc w:val="left"/>
+              <w:pBdr>
+                <w:bottom w:val="none" w:sz="0" w:space="0" w:color="000000"/>
+                <w:top w:val="none" w:sz="0" w:space="0" w:color="000000"/>
+                <w:left w:val="none" w:sz="0" w:space="0" w:color="000000"/>
+                <w:right w:val="none" w:sz="0" w:space="0" w:color="000000"/>
+              </w:pBdr>
+              <w:spacing w:after="100" w:before="100" w:line="240"/>
+              <w:ind w:left="100" w:right="100" w:firstLine="0" w:firstLineChars="0"/>
+            </w:pPr>
+            <w:r>
+              <w:rPr>
+                <w:rFonts w:ascii="Arial" w:hAnsi="Arial" w:eastAsia="Arial" w:cs="Arial"/>
+                <w:i w:val="false"/>
+                <w:b w:val="false"/>
+                <w:u w:val="none"/>
+                <w:sz w:val="22"/>
+                <w:szCs w:val="22"/>
+                <w:color w:val="000000"/>
+              </w:rPr>
+              <w:t xml:space="preserve">Dissolved Oxygen</w:t>
+            </w:r>
+          </w:p>
+        </w:tc>
+        <w:tc>
+          <w:tcPr>
+            <w:tcBorders>
+              <w:bottom w:val="none" w:sz="0" w:space="0" w:color="000000"/>
+              <w:top w:val="none" w:sz="0" w:space="0" w:color="000000"/>
+              <w:left w:val="none" w:sz="0" w:space="0" w:color="000000"/>
+              <w:right w:val="none" w:sz="0" w:space="0" w:color="000000"/>
+            </w:tcBorders>
+            <w:shd w:val="clear" w:color="auto" w:fill="FFFFFF"/>
+            <w:tcMar>
+              <w:top w:w="0" w:type="dxa"/>
+              <w:bottom w:w="0" w:type="dxa"/>
+              <w:left w:w="0" w:type="dxa"/>
+              <w:right w:w="0" w:type="dxa"/>
+            </w:tcMar>
+            <w:vAlign w:val="center"/>
+          </w:tcPr>
+          <w:p>
+            <w:pPr>
+              <w:pStyle w:val="Normal"/>
+              <w:jc w:val="left"/>
+              <w:pBdr>
+                <w:bottom w:val="none" w:sz="0" w:space="0" w:color="000000"/>
+                <w:top w:val="none" w:sz="0" w:space="0" w:color="000000"/>
+                <w:left w:val="none" w:sz="0" w:space="0" w:color="000000"/>
+                <w:right w:val="none" w:sz="0" w:space="0" w:color="000000"/>
+              </w:pBdr>
+              <w:spacing w:after="100" w:before="100" w:line="240"/>
+              <w:ind w:left="100" w:right="100" w:firstLine="0" w:firstLineChars="0"/>
+            </w:pPr>
+            <w:r>
+              <w:rPr>
+                <w:rFonts w:ascii="Arial" w:hAnsi="Arial" w:eastAsia="Arial" w:cs="Arial"/>
+                <w:i w:val="false"/>
+                <w:b w:val="false"/>
+                <w:u w:val="none"/>
+                <w:sz w:val="22"/>
+                <w:szCs w:val="22"/>
+                <w:color w:val="000000"/>
+              </w:rPr>
+              <w:t xml:space="preserve">Dissolved Oxygen</w:t>
+            </w:r>
+          </w:p>
+        </w:tc>
+      </w:tr>
+      <w:tr>
+        <w:trPr>
+          <w:trHeight w:val="360" w:hRule="auto"/>
+        </w:trPr>
+        body 4
+        <w:tc>
+          <w:tcPr>
+            <w:tcBorders>
+              <w:bottom w:val="none" w:sz="0" w:space="0" w:color="000000"/>
+              <w:top w:val="none" w:sz="0" w:space="0" w:color="000000"/>
+              <w:left w:val="none" w:sz="0" w:space="0" w:color="000000"/>
+              <w:right w:val="none" w:sz="0" w:space="0" w:color="000000"/>
+            </w:tcBorders>
+            <w:shd w:val="clear" w:color="auto" w:fill="FFFFFF"/>
+            <w:tcMar>
+              <w:top w:w="0" w:type="dxa"/>
+              <w:bottom w:w="0" w:type="dxa"/>
+              <w:left w:w="0" w:type="dxa"/>
+              <w:right w:w="0" w:type="dxa"/>
+            </w:tcMar>
+            <w:vAlign w:val="center"/>
+          </w:tcPr>
+          <w:p>
+            <w:pPr>
+              <w:pStyle w:val="Normal"/>
+              <w:jc w:val="left"/>
+              <w:pBdr>
+                <w:bottom w:val="none" w:sz="0" w:space="0" w:color="000000"/>
+                <w:top w:val="none" w:sz="0" w:space="0" w:color="000000"/>
+                <w:left w:val="none" w:sz="0" w:space="0" w:color="000000"/>
+                <w:right w:val="none" w:sz="0" w:space="0" w:color="000000"/>
+              </w:pBdr>
+              <w:spacing w:after="100" w:before="100" w:line="240"/>
+              <w:ind w:left="100" w:right="100" w:firstLine="0" w:firstLineChars="0"/>
+            </w:pPr>
+            <w:r>
+              <w:rPr>
+                <w:rFonts w:ascii="Arial" w:hAnsi="Arial" w:eastAsia="Arial" w:cs="Arial"/>
+                <w:i w:val="false"/>
+                <w:b w:val="false"/>
+                <w:u w:val="none"/>
+                <w:sz w:val="22"/>
+                <w:szCs w:val="22"/>
+                <w:color w:val="000000"/>
+              </w:rPr>
+              <w:t xml:space="preserve">Lake Worth</w:t>
+            </w:r>
+          </w:p>
+        </w:tc>
+        <w:tc>
+          <w:tcPr>
+            <w:tcBorders>
+              <w:bottom w:val="none" w:sz="0" w:space="0" w:color="000000"/>
+              <w:top w:val="none" w:sz="0" w:space="0" w:color="000000"/>
+              <w:left w:val="none" w:sz="0" w:space="0" w:color="000000"/>
+              <w:right w:val="none" w:sz="0" w:space="0" w:color="000000"/>
+            </w:tcBorders>
+            <w:shd w:val="clear" w:color="auto" w:fill="FFFFFF"/>
+            <w:tcMar>
+              <w:top w:w="0" w:type="dxa"/>
+              <w:bottom w:w="0" w:type="dxa"/>
+              <w:left w:w="0" w:type="dxa"/>
+              <w:right w:w="0" w:type="dxa"/>
+            </w:tcMar>
+            <w:vAlign w:val="center"/>
+          </w:tcPr>
+          <w:p>
+            <w:pPr>
+              <w:pStyle w:val="Normal"/>
+              <w:jc w:val="left"/>
+              <w:pBdr>
+                <w:bottom w:val="none" w:sz="0" w:space="0" w:color="000000"/>
+                <w:top w:val="none" w:sz="0" w:space="0" w:color="000000"/>
+                <w:left w:val="none" w:sz="0" w:space="0" w:color="000000"/>
+                <w:right w:val="none" w:sz="0" w:space="0" w:color="000000"/>
+              </w:pBdr>
+              <w:spacing w:after="100" w:before="100" w:line="240"/>
+              <w:ind w:left="100" w:right="100" w:firstLine="0" w:firstLineChars="0"/>
+            </w:pPr>
+            <w:r>
+              <w:rPr>
+                <w:rFonts w:ascii="Arial" w:hAnsi="Arial" w:eastAsia="Arial" w:cs="Arial"/>
+                <w:i w:val="false"/>
+                <w:b w:val="false"/>
+                <w:u w:val="none"/>
+                <w:sz w:val="22"/>
+                <w:szCs w:val="22"/>
+                <w:color w:val="000000"/>
+              </w:rPr>
+              <w:t xml:space="preserve">TMDL, I-Plan</w:t>
+            </w:r>
+          </w:p>
+        </w:tc>
+        <w:tc>
+          <w:tcPr>
+            <w:tcBorders>
+              <w:bottom w:val="none" w:sz="0" w:space="0" w:color="000000"/>
+              <w:top w:val="none" w:sz="0" w:space="0" w:color="000000"/>
+              <w:left w:val="none" w:sz="0" w:space="0" w:color="000000"/>
+              <w:right w:val="none" w:sz="0" w:space="0" w:color="000000"/>
+            </w:tcBorders>
+            <w:shd w:val="clear" w:color="auto" w:fill="FFFFFF"/>
+            <w:tcMar>
+              <w:top w:w="0" w:type="dxa"/>
+              <w:bottom w:w="0" w:type="dxa"/>
+              <w:left w:w="0" w:type="dxa"/>
+              <w:right w:w="0" w:type="dxa"/>
+            </w:tcMar>
+            <w:vAlign w:val="center"/>
+          </w:tcPr>
+          <w:p>
+            <w:pPr>
+              <w:pStyle w:val="Normal"/>
+              <w:jc w:val="left"/>
+              <w:pBdr>
+                <w:bottom w:val="none" w:sz="0" w:space="0" w:color="000000"/>
+                <w:top w:val="none" w:sz="0" w:space="0" w:color="000000"/>
+                <w:left w:val="none" w:sz="0" w:space="0" w:color="000000"/>
+                <w:right w:val="none" w:sz="0" w:space="0" w:color="000000"/>
+              </w:pBdr>
+              <w:spacing w:after="100" w:before="100" w:line="240"/>
+              <w:ind w:left="100" w:right="100" w:firstLine="0" w:firstLineChars="0"/>
+            </w:pPr>
+            <w:r>
+              <w:rPr>
+                <w:rFonts w:ascii="Arial" w:hAnsi="Arial" w:eastAsia="Arial" w:cs="Arial"/>
+                <w:i w:val="false"/>
+                <w:b w:val="false"/>
+                <w:u w:val="none"/>
+                <w:sz w:val="22"/>
+                <w:szCs w:val="22"/>
+                <w:color w:val="000000"/>
+              </w:rPr>
+              <w:t xml:space="preserve">Fish Consumption Advisory</w:t>
+            </w:r>
+          </w:p>
+        </w:tc>
+        <w:tc>
+          <w:tcPr>
+            <w:tcBorders>
+              <w:bottom w:val="none" w:sz="0" w:space="0" w:color="000000"/>
+              <w:top w:val="none" w:sz="0" w:space="0" w:color="000000"/>
+              <w:left w:val="none" w:sz="0" w:space="0" w:color="000000"/>
+              <w:right w:val="none" w:sz="0" w:space="0" w:color="000000"/>
+            </w:tcBorders>
+            <w:shd w:val="clear" w:color="auto" w:fill="FFFFFF"/>
+            <w:tcMar>
+              <w:top w:w="0" w:type="dxa"/>
+              <w:bottom w:w="0" w:type="dxa"/>
+              <w:left w:w="0" w:type="dxa"/>
+              <w:right w:w="0" w:type="dxa"/>
+            </w:tcMar>
+            <w:vAlign w:val="center"/>
+          </w:tcPr>
+          <w:p>
+            <w:pPr>
+              <w:pStyle w:val="Normal"/>
+              <w:jc w:val="left"/>
+              <w:pBdr>
+                <w:bottom w:val="none" w:sz="0" w:space="0" w:color="000000"/>
+                <w:top w:val="none" w:sz="0" w:space="0" w:color="000000"/>
+                <w:left w:val="none" w:sz="0" w:space="0" w:color="000000"/>
+                <w:right w:val="none" w:sz="0" w:space="0" w:color="000000"/>
+              </w:pBdr>
+              <w:spacing w:after="100" w:before="100" w:line="240"/>
+              <w:ind w:left="100" w:right="100" w:firstLine="0" w:firstLineChars="0"/>
+            </w:pPr>
+            <w:r>
+              <w:rPr>
+                <w:rFonts w:ascii="Arial" w:hAnsi="Arial" w:eastAsia="Arial" w:cs="Arial"/>
+                <w:i w:val="false"/>
+                <w:b w:val="false"/>
+                <w:u w:val="none"/>
+                <w:sz w:val="22"/>
+                <w:szCs w:val="22"/>
+                <w:color w:val="000000"/>
+              </w:rPr>
+              <w:t xml:space="preserve">PCBs</w:t>
+            </w:r>
+          </w:p>
+        </w:tc>
+      </w:tr>
+      <w:tr>
+        <w:trPr>
+          <w:trHeight w:val="360" w:hRule="auto"/>
+        </w:trPr>
+        body 5
+        <w:tc>
+          <w:tcPr>
+            <w:tcBorders>
+              <w:bottom w:val="none" w:sz="0" w:space="0" w:color="000000"/>
+              <w:top w:val="none" w:sz="0" w:space="0" w:color="000000"/>
+              <w:left w:val="none" w:sz="0" w:space="0" w:color="000000"/>
+              <w:right w:val="none" w:sz="0" w:space="0" w:color="000000"/>
+            </w:tcBorders>
+            <w:shd w:val="clear" w:color="auto" w:fill="FFFFFF"/>
+            <w:tcMar>
+              <w:top w:w="0" w:type="dxa"/>
+              <w:bottom w:w="0" w:type="dxa"/>
+              <w:left w:w="0" w:type="dxa"/>
+              <w:right w:w="0" w:type="dxa"/>
+            </w:tcMar>
+            <w:vAlign w:val="center"/>
+          </w:tcPr>
+          <w:p>
+            <w:pPr>
+              <w:pStyle w:val="Normal"/>
+              <w:jc w:val="left"/>
+              <w:pBdr>
+                <w:bottom w:val="none" w:sz="0" w:space="0" w:color="000000"/>
+                <w:top w:val="none" w:sz="0" w:space="0" w:color="000000"/>
+                <w:left w:val="none" w:sz="0" w:space="0" w:color="000000"/>
+                <w:right w:val="none" w:sz="0" w:space="0" w:color="000000"/>
+              </w:pBdr>
+              <w:spacing w:after="100" w:before="100" w:line="240"/>
+              <w:ind w:left="100" w:right="100" w:firstLine="0" w:firstLineChars="0"/>
+            </w:pPr>
+            <w:r>
+              <w:rPr>
+                <w:rFonts w:ascii="Arial" w:hAnsi="Arial" w:eastAsia="Arial" w:cs="Arial"/>
+                <w:i w:val="false"/>
+                <w:b w:val="false"/>
+                <w:u w:val="none"/>
+                <w:sz w:val="22"/>
+                <w:szCs w:val="22"/>
+                <w:color w:val="000000"/>
+              </w:rPr>
+              <w:t xml:space="preserve">Lake Houston</w:t>
+            </w:r>
+          </w:p>
+        </w:tc>
+        <w:tc>
+          <w:tcPr>
+            <w:tcBorders>
+              <w:bottom w:val="none" w:sz="0" w:space="0" w:color="000000"/>
+              <w:top w:val="none" w:sz="0" w:space="0" w:color="000000"/>
+              <w:left w:val="none" w:sz="0" w:space="0" w:color="000000"/>
+              <w:right w:val="none" w:sz="0" w:space="0" w:color="000000"/>
+            </w:tcBorders>
+            <w:shd w:val="clear" w:color="auto" w:fill="FFFFFF"/>
+            <w:tcMar>
+              <w:top w:w="0" w:type="dxa"/>
+              <w:bottom w:w="0" w:type="dxa"/>
+              <w:left w:w="0" w:type="dxa"/>
+              <w:right w:w="0" w:type="dxa"/>
+            </w:tcMar>
+            <w:vAlign w:val="center"/>
+          </w:tcPr>
+          <w:p>
+            <w:pPr>
+              <w:pStyle w:val="Normal"/>
+              <w:jc w:val="left"/>
+              <w:pBdr>
+                <w:bottom w:val="none" w:sz="0" w:space="0" w:color="000000"/>
+                <w:top w:val="none" w:sz="0" w:space="0" w:color="000000"/>
+                <w:left w:val="none" w:sz="0" w:space="0" w:color="000000"/>
+                <w:right w:val="none" w:sz="0" w:space="0" w:color="000000"/>
+              </w:pBdr>
+              <w:spacing w:after="100" w:before="100" w:line="240"/>
+              <w:ind w:left="100" w:right="100" w:firstLine="0" w:firstLineChars="0"/>
+            </w:pPr>
+            <w:r>
+              <w:rPr>
+                <w:rFonts w:ascii="Arial" w:hAnsi="Arial" w:eastAsia="Arial" w:cs="Arial"/>
+                <w:i w:val="false"/>
+                <w:b w:val="false"/>
+                <w:u w:val="none"/>
+                <w:sz w:val="22"/>
+                <w:szCs w:val="22"/>
+                <w:color w:val="000000"/>
+              </w:rPr>
+              <w:t xml:space="preserve">TMDL, I-Plan</w:t>
+            </w:r>
+          </w:p>
+        </w:tc>
+        <w:tc>
+          <w:tcPr>
+            <w:tcBorders>
+              <w:bottom w:val="none" w:sz="0" w:space="0" w:color="000000"/>
+              <w:top w:val="none" w:sz="0" w:space="0" w:color="000000"/>
+              <w:left w:val="none" w:sz="0" w:space="0" w:color="000000"/>
+              <w:right w:val="none" w:sz="0" w:space="0" w:color="000000"/>
+            </w:tcBorders>
+            <w:shd w:val="clear" w:color="auto" w:fill="FFFFFF"/>
+            <w:tcMar>
+              <w:top w:w="0" w:type="dxa"/>
+              <w:bottom w:w="0" w:type="dxa"/>
+              <w:left w:w="0" w:type="dxa"/>
+              <w:right w:w="0" w:type="dxa"/>
+            </w:tcMar>
+            <w:vAlign w:val="center"/>
+          </w:tcPr>
+          <w:p>
+            <w:pPr>
+              <w:pStyle w:val="Normal"/>
+              <w:jc w:val="left"/>
+              <w:pBdr>
+                <w:bottom w:val="none" w:sz="0" w:space="0" w:color="000000"/>
+                <w:top w:val="none" w:sz="0" w:space="0" w:color="000000"/>
+                <w:left w:val="none" w:sz="0" w:space="0" w:color="000000"/>
+                <w:right w:val="none" w:sz="0" w:space="0" w:color="000000"/>
+              </w:pBdr>
+              <w:spacing w:after="100" w:before="100" w:line="240"/>
+              <w:ind w:left="100" w:right="100" w:firstLine="0" w:firstLineChars="0"/>
+            </w:pPr>
+            <w:r>
+              <w:rPr>
+                <w:rFonts w:ascii="Arial" w:hAnsi="Arial" w:eastAsia="Arial" w:cs="Arial"/>
+                <w:i w:val="false"/>
+                <w:b w:val="false"/>
+                <w:u w:val="none"/>
+                <w:sz w:val="22"/>
+                <w:szCs w:val="22"/>
+                <w:color w:val="000000"/>
+              </w:rPr>
+              <w:t xml:space="preserve">Indicator Bacteria</w:t>
+            </w:r>
+          </w:p>
+        </w:tc>
+        <w:tc>
+          <w:tcPr>
+            <w:tcBorders>
+              <w:bottom w:val="none" w:sz="0" w:space="0" w:color="000000"/>
+              <w:top w:val="none" w:sz="0" w:space="0" w:color="000000"/>
+              <w:left w:val="none" w:sz="0" w:space="0" w:color="000000"/>
+              <w:right w:val="none" w:sz="0" w:space="0" w:color="000000"/>
+            </w:tcBorders>
+            <w:shd w:val="clear" w:color="auto" w:fill="FFFFFF"/>
+            <w:tcMar>
+              <w:top w:w="0" w:type="dxa"/>
+              <w:bottom w:w="0" w:type="dxa"/>
+              <w:left w:w="0" w:type="dxa"/>
+              <w:right w:w="0" w:type="dxa"/>
+            </w:tcMar>
+            <w:vAlign w:val="center"/>
+          </w:tcPr>
+          <w:p>
+            <w:pPr>
+              <w:pStyle w:val="Normal"/>
+              <w:jc w:val="left"/>
+              <w:pBdr>
+                <w:bottom w:val="none" w:sz="0" w:space="0" w:color="000000"/>
+                <w:top w:val="none" w:sz="0" w:space="0" w:color="000000"/>
+                <w:left w:val="none" w:sz="0" w:space="0" w:color="000000"/>
+                <w:right w:val="none" w:sz="0" w:space="0" w:color="000000"/>
+              </w:pBdr>
+              <w:spacing w:after="100" w:before="100" w:line="240"/>
+              <w:ind w:left="100" w:right="100" w:firstLine="0" w:firstLineChars="0"/>
+            </w:pPr>
+            <w:r>
+              <w:rPr>
+                <w:rFonts w:ascii="Arial" w:hAnsi="Arial" w:eastAsia="Arial" w:cs="Arial"/>
+                <w:i w:val="false"/>
+                <w:b w:val="false"/>
+                <w:u w:val="none"/>
+                <w:sz w:val="22"/>
+                <w:szCs w:val="22"/>
+                <w:color w:val="000000"/>
+              </w:rPr>
+              <w:t xml:space="preserve">*E. coli*</w:t>
+            </w:r>
+          </w:p>
+        </w:tc>
+      </w:tr>
+      <w:tr>
+        <w:trPr>
+          <w:trHeight w:val="360" w:hRule="auto"/>
+        </w:trPr>
+        body 6
+        <w:tc>
+          <w:tcPr>
+            <w:tcBorders>
+              <w:bottom w:val="none" w:sz="0" w:space="0" w:color="000000"/>
+              <w:top w:val="none" w:sz="0" w:space="0" w:color="000000"/>
+              <w:left w:val="none" w:sz="0" w:space="0" w:color="000000"/>
+              <w:right w:val="none" w:sz="0" w:space="0" w:color="000000"/>
+            </w:tcBorders>
+            <w:shd w:val="clear" w:color="auto" w:fill="FFFFFF"/>
+            <w:tcMar>
+              <w:top w:w="0" w:type="dxa"/>
+              <w:bottom w:w="0" w:type="dxa"/>
+              <w:left w:w="0" w:type="dxa"/>
+              <w:right w:w="0" w:type="dxa"/>
+            </w:tcMar>
+            <w:vAlign w:val="center"/>
+          </w:tcPr>
+          <w:p>
+            <w:pPr>
+              <w:pStyle w:val="Normal"/>
+              <w:jc w:val="left"/>
+              <w:pBdr>
+                <w:bottom w:val="none" w:sz="0" w:space="0" w:color="000000"/>
+                <w:top w:val="none" w:sz="0" w:space="0" w:color="000000"/>
+                <w:left w:val="none" w:sz="0" w:space="0" w:color="000000"/>
+                <w:right w:val="none" w:sz="0" w:space="0" w:color="000000"/>
+              </w:pBdr>
+              <w:spacing w:after="100" w:before="100" w:line="240"/>
+              <w:ind w:left="100" w:right="100" w:firstLine="0" w:firstLineChars="0"/>
+            </w:pPr>
+            <w:r>
+              <w:rPr>
+                <w:rFonts w:ascii="Arial" w:hAnsi="Arial" w:eastAsia="Arial" w:cs="Arial"/>
+                <w:i w:val="false"/>
+                <w:b w:val="false"/>
+                <w:u w:val="none"/>
+                <w:sz w:val="22"/>
+                <w:szCs w:val="22"/>
+                <w:color w:val="000000"/>
+              </w:rPr>
+              <w:t xml:space="preserve">Aquilla Reservoir</w:t>
+            </w:r>
+          </w:p>
+        </w:tc>
+        <w:tc>
+          <w:tcPr>
+            <w:tcBorders>
+              <w:bottom w:val="none" w:sz="0" w:space="0" w:color="000000"/>
+              <w:top w:val="none" w:sz="0" w:space="0" w:color="000000"/>
+              <w:left w:val="none" w:sz="0" w:space="0" w:color="000000"/>
+              <w:right w:val="none" w:sz="0" w:space="0" w:color="000000"/>
+            </w:tcBorders>
+            <w:shd w:val="clear" w:color="auto" w:fill="FFFFFF"/>
+            <w:tcMar>
+              <w:top w:w="0" w:type="dxa"/>
+              <w:bottom w:w="0" w:type="dxa"/>
+              <w:left w:w="0" w:type="dxa"/>
+              <w:right w:w="0" w:type="dxa"/>
+            </w:tcMar>
+            <w:vAlign w:val="center"/>
+          </w:tcPr>
+          <w:p>
+            <w:pPr>
+              <w:pStyle w:val="Normal"/>
+              <w:jc w:val="left"/>
+              <w:pBdr>
+                <w:bottom w:val="none" w:sz="0" w:space="0" w:color="000000"/>
+                <w:top w:val="none" w:sz="0" w:space="0" w:color="000000"/>
+                <w:left w:val="none" w:sz="0" w:space="0" w:color="000000"/>
+                <w:right w:val="none" w:sz="0" w:space="0" w:color="000000"/>
+              </w:pBdr>
+              <w:spacing w:after="100" w:before="100" w:line="240"/>
+              <w:ind w:left="100" w:right="100" w:firstLine="0" w:firstLineChars="0"/>
+            </w:pPr>
+            <w:r>
+              <w:rPr>
+                <w:rFonts w:ascii="Arial" w:hAnsi="Arial" w:eastAsia="Arial" w:cs="Arial"/>
+                <w:i w:val="false"/>
+                <w:b w:val="false"/>
+                <w:u w:val="none"/>
+                <w:sz w:val="22"/>
+                <w:szCs w:val="22"/>
+                <w:color w:val="000000"/>
+              </w:rPr>
+              <w:t xml:space="preserve">TMDL, I-Plan</w:t>
+            </w:r>
+          </w:p>
+        </w:tc>
+        <w:tc>
+          <w:tcPr>
+            <w:tcBorders>
+              <w:bottom w:val="none" w:sz="0" w:space="0" w:color="000000"/>
+              <w:top w:val="none" w:sz="0" w:space="0" w:color="000000"/>
+              <w:left w:val="none" w:sz="0" w:space="0" w:color="000000"/>
+              <w:right w:val="none" w:sz="0" w:space="0" w:color="000000"/>
+            </w:tcBorders>
+            <w:shd w:val="clear" w:color="auto" w:fill="FFFFFF"/>
+            <w:tcMar>
+              <w:top w:w="0" w:type="dxa"/>
+              <w:bottom w:w="0" w:type="dxa"/>
+              <w:left w:w="0" w:type="dxa"/>
+              <w:right w:w="0" w:type="dxa"/>
+            </w:tcMar>
+            <w:vAlign w:val="center"/>
+          </w:tcPr>
+          <w:p>
+            <w:pPr>
+              <w:pStyle w:val="Normal"/>
+              <w:jc w:val="left"/>
+              <w:pBdr>
+                <w:bottom w:val="none" w:sz="0" w:space="0" w:color="000000"/>
+                <w:top w:val="none" w:sz="0" w:space="0" w:color="000000"/>
+                <w:left w:val="none" w:sz="0" w:space="0" w:color="000000"/>
+                <w:right w:val="none" w:sz="0" w:space="0" w:color="000000"/>
+              </w:pBdr>
+              <w:spacing w:after="100" w:before="100" w:line="240"/>
+              <w:ind w:left="100" w:right="100" w:firstLine="0" w:firstLineChars="0"/>
+            </w:pPr>
+            <w:r>
+              <w:rPr>
+                <w:rFonts w:ascii="Arial" w:hAnsi="Arial" w:eastAsia="Arial" w:cs="Arial"/>
+                <w:i w:val="false"/>
+                <w:b w:val="false"/>
+                <w:u w:val="none"/>
+                <w:sz w:val="22"/>
+                <w:szCs w:val="22"/>
+                <w:color w:val="000000"/>
+              </w:rPr>
+              <w:t xml:space="preserve">Atrazine</w:t>
+            </w:r>
+          </w:p>
+        </w:tc>
+        <w:tc>
+          <w:tcPr>
+            <w:tcBorders>
+              <w:bottom w:val="none" w:sz="0" w:space="0" w:color="000000"/>
+              <w:top w:val="none" w:sz="0" w:space="0" w:color="000000"/>
+              <w:left w:val="none" w:sz="0" w:space="0" w:color="000000"/>
+              <w:right w:val="none" w:sz="0" w:space="0" w:color="000000"/>
+            </w:tcBorders>
+            <w:shd w:val="clear" w:color="auto" w:fill="FFFFFF"/>
+            <w:tcMar>
+              <w:top w:w="0" w:type="dxa"/>
+              <w:bottom w:w="0" w:type="dxa"/>
+              <w:left w:w="0" w:type="dxa"/>
+              <w:right w:w="0" w:type="dxa"/>
+            </w:tcMar>
+            <w:vAlign w:val="center"/>
+          </w:tcPr>
+          <w:p>
+            <w:pPr>
+              <w:pStyle w:val="Normal"/>
+              <w:jc w:val="left"/>
+              <w:pBdr>
+                <w:bottom w:val="none" w:sz="0" w:space="0" w:color="000000"/>
+                <w:top w:val="none" w:sz="0" w:space="0" w:color="000000"/>
+                <w:left w:val="none" w:sz="0" w:space="0" w:color="000000"/>
+                <w:right w:val="none" w:sz="0" w:space="0" w:color="000000"/>
+              </w:pBdr>
+              <w:spacing w:after="100" w:before="100" w:line="240"/>
+              <w:ind w:left="100" w:right="100" w:firstLine="0" w:firstLineChars="0"/>
+            </w:pPr>
+            <w:r>
+              <w:rPr>
+                <w:rFonts w:ascii="Arial" w:hAnsi="Arial" w:eastAsia="Arial" w:cs="Arial"/>
+                <w:i w:val="false"/>
+                <w:b w:val="false"/>
+                <w:u w:val="none"/>
+                <w:sz w:val="22"/>
+                <w:szCs w:val="22"/>
+                <w:color w:val="000000"/>
+              </w:rPr>
+              <w:t xml:space="preserve">Atrazine</w:t>
+            </w:r>
+          </w:p>
+        </w:tc>
+      </w:tr>
+      <w:tr>
+        <w:trPr>
+          <w:trHeight w:val="360" w:hRule="auto"/>
+        </w:trPr>
+        body 7
+        <w:tc>
+          <w:tcPr>
+            <w:tcBorders>
+              <w:bottom w:val="none" w:sz="0" w:space="0" w:color="000000"/>
+              <w:top w:val="none" w:sz="0" w:space="0" w:color="000000"/>
+              <w:left w:val="none" w:sz="0" w:space="0" w:color="000000"/>
+              <w:right w:val="none" w:sz="0" w:space="0" w:color="000000"/>
+            </w:tcBorders>
+            <w:shd w:val="clear" w:color="auto" w:fill="FFFFFF"/>
+            <w:tcMar>
+              <w:top w:w="0" w:type="dxa"/>
+              <w:bottom w:w="0" w:type="dxa"/>
+              <w:left w:w="0" w:type="dxa"/>
+              <w:right w:w="0" w:type="dxa"/>
+            </w:tcMar>
+            <w:vAlign w:val="center"/>
+          </w:tcPr>
+          <w:p>
+            <w:pPr>
+              <w:pStyle w:val="Normal"/>
+              <w:jc w:val="left"/>
+              <w:pBdr>
+                <w:bottom w:val="none" w:sz="0" w:space="0" w:color="000000"/>
+                <w:top w:val="none" w:sz="0" w:space="0" w:color="000000"/>
+                <w:left w:val="none" w:sz="0" w:space="0" w:color="000000"/>
+                <w:right w:val="none" w:sz="0" w:space="0" w:color="000000"/>
+              </w:pBdr>
+              <w:spacing w:after="100" w:before="100" w:line="240"/>
+              <w:ind w:left="100" w:right="100" w:firstLine="0" w:firstLineChars="0"/>
+            </w:pPr>
+            <w:r>
+              <w:rPr>
+                <w:rFonts w:ascii="Arial" w:hAnsi="Arial" w:eastAsia="Arial" w:cs="Arial"/>
+                <w:i w:val="false"/>
+                <w:b w:val="false"/>
+                <w:u w:val="none"/>
+                <w:sz w:val="22"/>
+                <w:szCs w:val="22"/>
+                <w:color w:val="000000"/>
+              </w:rPr>
+              <w:t xml:space="preserve">Mountain Creek Lake</w:t>
+            </w:r>
+          </w:p>
+        </w:tc>
+        <w:tc>
+          <w:tcPr>
+            <w:tcBorders>
+              <w:bottom w:val="none" w:sz="0" w:space="0" w:color="000000"/>
+              <w:top w:val="none" w:sz="0" w:space="0" w:color="000000"/>
+              <w:left w:val="none" w:sz="0" w:space="0" w:color="000000"/>
+              <w:right w:val="none" w:sz="0" w:space="0" w:color="000000"/>
+            </w:tcBorders>
+            <w:shd w:val="clear" w:color="auto" w:fill="FFFFFF"/>
+            <w:tcMar>
+              <w:top w:w="0" w:type="dxa"/>
+              <w:bottom w:w="0" w:type="dxa"/>
+              <w:left w:w="0" w:type="dxa"/>
+              <w:right w:w="0" w:type="dxa"/>
+            </w:tcMar>
+            <w:vAlign w:val="center"/>
+          </w:tcPr>
+          <w:p>
+            <w:pPr>
+              <w:pStyle w:val="Normal"/>
+              <w:jc w:val="left"/>
+              <w:pBdr>
+                <w:bottom w:val="none" w:sz="0" w:space="0" w:color="000000"/>
+                <w:top w:val="none" w:sz="0" w:space="0" w:color="000000"/>
+                <w:left w:val="none" w:sz="0" w:space="0" w:color="000000"/>
+                <w:right w:val="none" w:sz="0" w:space="0" w:color="000000"/>
+              </w:pBdr>
+              <w:spacing w:after="100" w:before="100" w:line="240"/>
+              <w:ind w:left="100" w:right="100" w:firstLine="0" w:firstLineChars="0"/>
+            </w:pPr>
+            <w:r>
+              <w:rPr>
+                <w:rFonts w:ascii="Arial" w:hAnsi="Arial" w:eastAsia="Arial" w:cs="Arial"/>
+                <w:i w:val="false"/>
+                <w:b w:val="false"/>
+                <w:u w:val="none"/>
+                <w:sz w:val="22"/>
+                <w:szCs w:val="22"/>
+                <w:color w:val="000000"/>
+              </w:rPr>
+              <w:t xml:space="preserve">TMDL, I-Plan</w:t>
+            </w:r>
+          </w:p>
+        </w:tc>
+        <w:tc>
+          <w:tcPr>
+            <w:tcBorders>
+              <w:bottom w:val="none" w:sz="0" w:space="0" w:color="000000"/>
+              <w:top w:val="none" w:sz="0" w:space="0" w:color="000000"/>
+              <w:left w:val="none" w:sz="0" w:space="0" w:color="000000"/>
+              <w:right w:val="none" w:sz="0" w:space="0" w:color="000000"/>
+            </w:tcBorders>
+            <w:shd w:val="clear" w:color="auto" w:fill="FFFFFF"/>
+            <w:tcMar>
+              <w:top w:w="0" w:type="dxa"/>
+              <w:bottom w:w="0" w:type="dxa"/>
+              <w:left w:w="0" w:type="dxa"/>
+              <w:right w:w="0" w:type="dxa"/>
+            </w:tcMar>
+            <w:vAlign w:val="center"/>
+          </w:tcPr>
+          <w:p>
+            <w:pPr>
+              <w:pStyle w:val="Normal"/>
+              <w:jc w:val="left"/>
+              <w:pBdr>
+                <w:bottom w:val="none" w:sz="0" w:space="0" w:color="000000"/>
+                <w:top w:val="none" w:sz="0" w:space="0" w:color="000000"/>
+                <w:left w:val="none" w:sz="0" w:space="0" w:color="000000"/>
+                <w:right w:val="none" w:sz="0" w:space="0" w:color="000000"/>
+              </w:pBdr>
+              <w:spacing w:after="100" w:before="100" w:line="240"/>
+              <w:ind w:left="100" w:right="100" w:firstLine="0" w:firstLineChars="0"/>
+            </w:pPr>
+            <w:r>
+              <w:rPr>
+                <w:rFonts w:ascii="Arial" w:hAnsi="Arial" w:eastAsia="Arial" w:cs="Arial"/>
+                <w:i w:val="false"/>
+                <w:b w:val="false"/>
+                <w:u w:val="none"/>
+                <w:sz w:val="22"/>
+                <w:szCs w:val="22"/>
+                <w:color w:val="000000"/>
+              </w:rPr>
+              <w:t xml:space="preserve">Fish Consumption Advisory</w:t>
+            </w:r>
+          </w:p>
+        </w:tc>
+        <w:tc>
+          <w:tcPr>
+            <w:tcBorders>
+              <w:bottom w:val="none" w:sz="0" w:space="0" w:color="000000"/>
+              <w:top w:val="none" w:sz="0" w:space="0" w:color="000000"/>
+              <w:left w:val="none" w:sz="0" w:space="0" w:color="000000"/>
+              <w:right w:val="none" w:sz="0" w:space="0" w:color="000000"/>
+            </w:tcBorders>
+            <w:shd w:val="clear" w:color="auto" w:fill="FFFFFF"/>
+            <w:tcMar>
+              <w:top w:w="0" w:type="dxa"/>
+              <w:bottom w:w="0" w:type="dxa"/>
+              <w:left w:w="0" w:type="dxa"/>
+              <w:right w:w="0" w:type="dxa"/>
+            </w:tcMar>
+            <w:vAlign w:val="center"/>
+          </w:tcPr>
+          <w:p>
+            <w:pPr>
+              <w:pStyle w:val="Normal"/>
+              <w:jc w:val="left"/>
+              <w:pBdr>
+                <w:bottom w:val="none" w:sz="0" w:space="0" w:color="000000"/>
+                <w:top w:val="none" w:sz="0" w:space="0" w:color="000000"/>
+                <w:left w:val="none" w:sz="0" w:space="0" w:color="000000"/>
+                <w:right w:val="none" w:sz="0" w:space="0" w:color="000000"/>
+              </w:pBdr>
+              <w:spacing w:after="100" w:before="100" w:line="240"/>
+              <w:ind w:left="100" w:right="100" w:firstLine="0" w:firstLineChars="0"/>
+            </w:pPr>
+            <w:r>
+              <w:rPr>
+                <w:rFonts w:ascii="Arial" w:hAnsi="Arial" w:eastAsia="Arial" w:cs="Arial"/>
+                <w:i w:val="false"/>
+                <w:b w:val="false"/>
+                <w:u w:val="none"/>
+                <w:sz w:val="22"/>
+                <w:szCs w:val="22"/>
+                <w:color w:val="000000"/>
+              </w:rPr>
+              <w:t xml:space="preserve">Chlordane, DDT, DDD, DDE, Dieldrin, Heptachlorepoxide, and PCBs</w:t>
+            </w:r>
+          </w:p>
+        </w:tc>
+      </w:tr>
+      <w:tr>
+        <w:trPr>
+          <w:trHeight w:val="360" w:hRule="auto"/>
+        </w:trPr>
+        body 8
+        <w:tc>
+          <w:tcPr>
+            <w:tcBorders>
+              <w:bottom w:val="none" w:sz="0" w:space="0" w:color="000000"/>
+              <w:top w:val="none" w:sz="0" w:space="0" w:color="000000"/>
+              <w:left w:val="none" w:sz="0" w:space="0" w:color="000000"/>
+              <w:right w:val="none" w:sz="0" w:space="0" w:color="000000"/>
+            </w:tcBorders>
+            <w:shd w:val="clear" w:color="auto" w:fill="FFFFFF"/>
+            <w:tcMar>
+              <w:top w:w="0" w:type="dxa"/>
+              <w:bottom w:w="0" w:type="dxa"/>
+              <w:left w:w="0" w:type="dxa"/>
+              <w:right w:w="0" w:type="dxa"/>
+            </w:tcMar>
+            <w:vAlign w:val="center"/>
+          </w:tcPr>
+          <w:p>
+            <w:pPr>
+              <w:pStyle w:val="Normal"/>
+              <w:jc w:val="left"/>
+              <w:pBdr>
+                <w:bottom w:val="none" w:sz="0" w:space="0" w:color="000000"/>
+                <w:top w:val="none" w:sz="0" w:space="0" w:color="000000"/>
+                <w:left w:val="none" w:sz="0" w:space="0" w:color="000000"/>
+                <w:right w:val="none" w:sz="0" w:space="0" w:color="000000"/>
+              </w:pBdr>
+              <w:spacing w:after="100" w:before="100" w:line="240"/>
+              <w:ind w:left="100" w:right="100" w:firstLine="0" w:firstLineChars="0"/>
+            </w:pPr>
+            <w:r>
+              <w:rPr>
+                <w:rFonts w:ascii="Arial" w:hAnsi="Arial" w:eastAsia="Arial" w:cs="Arial"/>
+                <w:i w:val="false"/>
+                <w:b w:val="false"/>
+                <w:u w:val="none"/>
+                <w:sz w:val="22"/>
+                <w:szCs w:val="22"/>
+                <w:color w:val="000000"/>
+              </w:rPr>
+              <w:t xml:space="preserve">Lake Como</w:t>
+            </w:r>
+          </w:p>
+        </w:tc>
+        <w:tc>
+          <w:tcPr>
+            <w:tcBorders>
+              <w:bottom w:val="none" w:sz="0" w:space="0" w:color="000000"/>
+              <w:top w:val="none" w:sz="0" w:space="0" w:color="000000"/>
+              <w:left w:val="none" w:sz="0" w:space="0" w:color="000000"/>
+              <w:right w:val="none" w:sz="0" w:space="0" w:color="000000"/>
+            </w:tcBorders>
+            <w:shd w:val="clear" w:color="auto" w:fill="FFFFFF"/>
+            <w:tcMar>
+              <w:top w:w="0" w:type="dxa"/>
+              <w:bottom w:w="0" w:type="dxa"/>
+              <w:left w:w="0" w:type="dxa"/>
+              <w:right w:w="0" w:type="dxa"/>
+            </w:tcMar>
+            <w:vAlign w:val="center"/>
+          </w:tcPr>
+          <w:p>
+            <w:pPr>
+              <w:pStyle w:val="Normal"/>
+              <w:jc w:val="left"/>
+              <w:pBdr>
+                <w:bottom w:val="none" w:sz="0" w:space="0" w:color="000000"/>
+                <w:top w:val="none" w:sz="0" w:space="0" w:color="000000"/>
+                <w:left w:val="none" w:sz="0" w:space="0" w:color="000000"/>
+                <w:right w:val="none" w:sz="0" w:space="0" w:color="000000"/>
+              </w:pBdr>
+              <w:spacing w:after="100" w:before="100" w:line="240"/>
+              <w:ind w:left="100" w:right="100" w:firstLine="0" w:firstLineChars="0"/>
+            </w:pPr>
+            <w:r>
+              <w:rPr>
+                <w:rFonts w:ascii="Arial" w:hAnsi="Arial" w:eastAsia="Arial" w:cs="Arial"/>
+                <w:i w:val="false"/>
+                <w:b w:val="false"/>
+                <w:u w:val="none"/>
+                <w:sz w:val="22"/>
+                <w:szCs w:val="22"/>
+                <w:color w:val="000000"/>
+              </w:rPr>
+              <w:t xml:space="preserve">TMDL, I-Plan</w:t>
+            </w:r>
+          </w:p>
+        </w:tc>
+        <w:tc>
+          <w:tcPr>
+            <w:tcBorders>
+              <w:bottom w:val="none" w:sz="0" w:space="0" w:color="000000"/>
+              <w:top w:val="none" w:sz="0" w:space="0" w:color="000000"/>
+              <w:left w:val="none" w:sz="0" w:space="0" w:color="000000"/>
+              <w:right w:val="none" w:sz="0" w:space="0" w:color="000000"/>
+            </w:tcBorders>
+            <w:shd w:val="clear" w:color="auto" w:fill="FFFFFF"/>
+            <w:tcMar>
+              <w:top w:w="0" w:type="dxa"/>
+              <w:bottom w:w="0" w:type="dxa"/>
+              <w:left w:w="0" w:type="dxa"/>
+              <w:right w:w="0" w:type="dxa"/>
+            </w:tcMar>
+            <w:vAlign w:val="center"/>
+          </w:tcPr>
+          <w:p>
+            <w:pPr>
+              <w:pStyle w:val="Normal"/>
+              <w:jc w:val="left"/>
+              <w:pBdr>
+                <w:bottom w:val="none" w:sz="0" w:space="0" w:color="000000"/>
+                <w:top w:val="none" w:sz="0" w:space="0" w:color="000000"/>
+                <w:left w:val="none" w:sz="0" w:space="0" w:color="000000"/>
+                <w:right w:val="none" w:sz="0" w:space="0" w:color="000000"/>
+              </w:pBdr>
+              <w:spacing w:after="100" w:before="100" w:line="240"/>
+              <w:ind w:left="100" w:right="100" w:firstLine="0" w:firstLineChars="0"/>
+            </w:pPr>
+            <w:r>
+              <w:rPr>
+                <w:rFonts w:ascii="Arial" w:hAnsi="Arial" w:eastAsia="Arial" w:cs="Arial"/>
+                <w:i w:val="false"/>
+                <w:b w:val="false"/>
+                <w:u w:val="none"/>
+                <w:sz w:val="22"/>
+                <w:szCs w:val="22"/>
+                <w:color w:val="000000"/>
+              </w:rPr>
+              <w:t xml:space="preserve">Fish Consumption Advisory</w:t>
+            </w:r>
+          </w:p>
+        </w:tc>
+        <w:tc>
+          <w:tcPr>
+            <w:tcBorders>
+              <w:bottom w:val="none" w:sz="0" w:space="0" w:color="000000"/>
+              <w:top w:val="none" w:sz="0" w:space="0" w:color="000000"/>
+              <w:left w:val="none" w:sz="0" w:space="0" w:color="000000"/>
+              <w:right w:val="none" w:sz="0" w:space="0" w:color="000000"/>
+            </w:tcBorders>
+            <w:shd w:val="clear" w:color="auto" w:fill="FFFFFF"/>
+            <w:tcMar>
+              <w:top w:w="0" w:type="dxa"/>
+              <w:bottom w:w="0" w:type="dxa"/>
+              <w:left w:w="0" w:type="dxa"/>
+              <w:right w:w="0" w:type="dxa"/>
+            </w:tcMar>
+            <w:vAlign w:val="center"/>
+          </w:tcPr>
+          <w:p>
+            <w:pPr>
+              <w:pStyle w:val="Normal"/>
+              <w:jc w:val="left"/>
+              <w:pBdr>
+                <w:bottom w:val="none" w:sz="0" w:space="0" w:color="000000"/>
+                <w:top w:val="none" w:sz="0" w:space="0" w:color="000000"/>
+                <w:left w:val="none" w:sz="0" w:space="0" w:color="000000"/>
+                <w:right w:val="none" w:sz="0" w:space="0" w:color="000000"/>
+              </w:pBdr>
+              <w:spacing w:after="100" w:before="100" w:line="240"/>
+              <w:ind w:left="100" w:right="100" w:firstLine="0" w:firstLineChars="0"/>
+            </w:pPr>
+            <w:r>
+              <w:rPr>
+                <w:rFonts w:ascii="Arial" w:hAnsi="Arial" w:eastAsia="Arial" w:cs="Arial"/>
+                <w:i w:val="false"/>
+                <w:b w:val="false"/>
+                <w:u w:val="none"/>
+                <w:sz w:val="22"/>
+                <w:szCs w:val="22"/>
+                <w:color w:val="000000"/>
+              </w:rPr>
+              <w:t xml:space="preserve">Chlordane, DDT, Dieldrin, and PCBs</w:t>
+            </w:r>
+          </w:p>
+        </w:tc>
+      </w:tr>
+      <w:tr>
+        <w:trPr>
+          <w:trHeight w:val="360" w:hRule="auto"/>
+        </w:trPr>
+        body 9
+        <w:tc>
+          <w:tcPr>
+            <w:tcBorders>
+              <w:bottom w:val="none" w:sz="0" w:space="0" w:color="000000"/>
+              <w:top w:val="none" w:sz="0" w:space="0" w:color="000000"/>
+              <w:left w:val="none" w:sz="0" w:space="0" w:color="000000"/>
+              <w:right w:val="none" w:sz="0" w:space="0" w:color="000000"/>
+            </w:tcBorders>
+            <w:shd w:val="clear" w:color="auto" w:fill="FFFFFF"/>
+            <w:tcMar>
+              <w:top w:w="0" w:type="dxa"/>
+              <w:bottom w:w="0" w:type="dxa"/>
+              <w:left w:w="0" w:type="dxa"/>
+              <w:right w:w="0" w:type="dxa"/>
+            </w:tcMar>
+            <w:vAlign w:val="center"/>
+          </w:tcPr>
+          <w:p>
+            <w:pPr>
+              <w:pStyle w:val="Normal"/>
+              <w:jc w:val="left"/>
+              <w:pBdr>
+                <w:bottom w:val="none" w:sz="0" w:space="0" w:color="000000"/>
+                <w:top w:val="none" w:sz="0" w:space="0" w:color="000000"/>
+                <w:left w:val="none" w:sz="0" w:space="0" w:color="000000"/>
+                <w:right w:val="none" w:sz="0" w:space="0" w:color="000000"/>
+              </w:pBdr>
+              <w:spacing w:after="100" w:before="100" w:line="240"/>
+              <w:ind w:left="100" w:right="100" w:firstLine="0" w:firstLineChars="0"/>
+            </w:pPr>
+            <w:r>
+              <w:rPr>
+                <w:rFonts w:ascii="Arial" w:hAnsi="Arial" w:eastAsia="Arial" w:cs="Arial"/>
+                <w:i w:val="false"/>
+                <w:b w:val="false"/>
+                <w:u w:val="none"/>
+                <w:sz w:val="22"/>
+                <w:szCs w:val="22"/>
+                <w:color w:val="000000"/>
+              </w:rPr>
+              <w:t xml:space="preserve">Fosdic Lake</w:t>
+            </w:r>
+          </w:p>
+        </w:tc>
+        <w:tc>
+          <w:tcPr>
+            <w:tcBorders>
+              <w:bottom w:val="none" w:sz="0" w:space="0" w:color="000000"/>
+              <w:top w:val="none" w:sz="0" w:space="0" w:color="000000"/>
+              <w:left w:val="none" w:sz="0" w:space="0" w:color="000000"/>
+              <w:right w:val="none" w:sz="0" w:space="0" w:color="000000"/>
+            </w:tcBorders>
+            <w:shd w:val="clear" w:color="auto" w:fill="FFFFFF"/>
+            <w:tcMar>
+              <w:top w:w="0" w:type="dxa"/>
+              <w:bottom w:w="0" w:type="dxa"/>
+              <w:left w:w="0" w:type="dxa"/>
+              <w:right w:w="0" w:type="dxa"/>
+            </w:tcMar>
+            <w:vAlign w:val="center"/>
+          </w:tcPr>
+          <w:p>
+            <w:pPr>
+              <w:pStyle w:val="Normal"/>
+              <w:jc w:val="left"/>
+              <w:pBdr>
+                <w:bottom w:val="none" w:sz="0" w:space="0" w:color="000000"/>
+                <w:top w:val="none" w:sz="0" w:space="0" w:color="000000"/>
+                <w:left w:val="none" w:sz="0" w:space="0" w:color="000000"/>
+                <w:right w:val="none" w:sz="0" w:space="0" w:color="000000"/>
+              </w:pBdr>
+              <w:spacing w:after="100" w:before="100" w:line="240"/>
+              <w:ind w:left="100" w:right="100" w:firstLine="0" w:firstLineChars="0"/>
+            </w:pPr>
+            <w:r>
+              <w:rPr>
+                <w:rFonts w:ascii="Arial" w:hAnsi="Arial" w:eastAsia="Arial" w:cs="Arial"/>
+                <w:i w:val="false"/>
+                <w:b w:val="false"/>
+                <w:u w:val="none"/>
+                <w:sz w:val="22"/>
+                <w:szCs w:val="22"/>
+                <w:color w:val="000000"/>
+              </w:rPr>
+              <w:t xml:space="preserve">TMDL, I-Plan</w:t>
+            </w:r>
+          </w:p>
+        </w:tc>
+        <w:tc>
+          <w:tcPr>
+            <w:tcBorders>
+              <w:bottom w:val="none" w:sz="0" w:space="0" w:color="000000"/>
+              <w:top w:val="none" w:sz="0" w:space="0" w:color="000000"/>
+              <w:left w:val="none" w:sz="0" w:space="0" w:color="000000"/>
+              <w:right w:val="none" w:sz="0" w:space="0" w:color="000000"/>
+            </w:tcBorders>
+            <w:shd w:val="clear" w:color="auto" w:fill="FFFFFF"/>
+            <w:tcMar>
+              <w:top w:w="0" w:type="dxa"/>
+              <w:bottom w:w="0" w:type="dxa"/>
+              <w:left w:w="0" w:type="dxa"/>
+              <w:right w:w="0" w:type="dxa"/>
+            </w:tcMar>
+            <w:vAlign w:val="center"/>
+          </w:tcPr>
+          <w:p>
+            <w:pPr>
+              <w:pStyle w:val="Normal"/>
+              <w:jc w:val="left"/>
+              <w:pBdr>
+                <w:bottom w:val="none" w:sz="0" w:space="0" w:color="000000"/>
+                <w:top w:val="none" w:sz="0" w:space="0" w:color="000000"/>
+                <w:left w:val="none" w:sz="0" w:space="0" w:color="000000"/>
+                <w:right w:val="none" w:sz="0" w:space="0" w:color="000000"/>
+              </w:pBdr>
+              <w:spacing w:after="100" w:before="100" w:line="240"/>
+              <w:ind w:left="100" w:right="100" w:firstLine="0" w:firstLineChars="0"/>
+            </w:pPr>
+            <w:r>
+              <w:rPr>
+                <w:rFonts w:ascii="Arial" w:hAnsi="Arial" w:eastAsia="Arial" w:cs="Arial"/>
+                <w:i w:val="false"/>
+                <w:b w:val="false"/>
+                <w:u w:val="none"/>
+                <w:sz w:val="22"/>
+                <w:szCs w:val="22"/>
+                <w:color w:val="000000"/>
+              </w:rPr>
+              <w:t xml:space="preserve">Fish Consumption Advisory</w:t>
+            </w:r>
+          </w:p>
+        </w:tc>
+        <w:tc>
+          <w:tcPr>
+            <w:tcBorders>
+              <w:bottom w:val="none" w:sz="0" w:space="0" w:color="000000"/>
+              <w:top w:val="none" w:sz="0" w:space="0" w:color="000000"/>
+              <w:left w:val="none" w:sz="0" w:space="0" w:color="000000"/>
+              <w:right w:val="none" w:sz="0" w:space="0" w:color="000000"/>
+            </w:tcBorders>
+            <w:shd w:val="clear" w:color="auto" w:fill="FFFFFF"/>
+            <w:tcMar>
+              <w:top w:w="0" w:type="dxa"/>
+              <w:bottom w:w="0" w:type="dxa"/>
+              <w:left w:w="0" w:type="dxa"/>
+              <w:right w:w="0" w:type="dxa"/>
+            </w:tcMar>
+            <w:vAlign w:val="center"/>
+          </w:tcPr>
+          <w:p>
+            <w:pPr>
+              <w:pStyle w:val="Normal"/>
+              <w:jc w:val="left"/>
+              <w:pBdr>
+                <w:bottom w:val="none" w:sz="0" w:space="0" w:color="000000"/>
+                <w:top w:val="none" w:sz="0" w:space="0" w:color="000000"/>
+                <w:left w:val="none" w:sz="0" w:space="0" w:color="000000"/>
+                <w:right w:val="none" w:sz="0" w:space="0" w:color="000000"/>
+              </w:pBdr>
+              <w:spacing w:after="100" w:before="100" w:line="240"/>
+              <w:ind w:left="100" w:right="100" w:firstLine="0" w:firstLineChars="0"/>
+            </w:pPr>
+            <w:r>
+              <w:rPr>
+                <w:rFonts w:ascii="Arial" w:hAnsi="Arial" w:eastAsia="Arial" w:cs="Arial"/>
+                <w:i w:val="false"/>
+                <w:b w:val="false"/>
+                <w:u w:val="none"/>
+                <w:sz w:val="22"/>
+                <w:szCs w:val="22"/>
+                <w:color w:val="000000"/>
+              </w:rPr>
+              <w:t xml:space="preserve">Chlordane, DDT, Dieldrin, and PCBs</w:t>
+            </w:r>
+          </w:p>
+        </w:tc>
+      </w:tr>
+      <w:tr>
+        <w:trPr>
+          <w:trHeight w:val="360" w:hRule="auto"/>
+        </w:trPr>
+        body10
+        <w:tc>
+          <w:tcPr>
+            <w:tcBorders>
+              <w:bottom w:val="none" w:sz="0" w:space="0" w:color="000000"/>
+              <w:top w:val="none" w:sz="0" w:space="0" w:color="000000"/>
+              <w:left w:val="none" w:sz="0" w:space="0" w:color="000000"/>
+              <w:right w:val="none" w:sz="0" w:space="0" w:color="000000"/>
+            </w:tcBorders>
+            <w:shd w:val="clear" w:color="auto" w:fill="FFFFFF"/>
+            <w:tcMar>
+              <w:top w:w="0" w:type="dxa"/>
+              <w:bottom w:w="0" w:type="dxa"/>
+              <w:left w:w="0" w:type="dxa"/>
+              <w:right w:w="0" w:type="dxa"/>
+            </w:tcMar>
+            <w:vAlign w:val="center"/>
+          </w:tcPr>
+          <w:p>
+            <w:pPr>
+              <w:pStyle w:val="Normal"/>
+              <w:jc w:val="left"/>
+              <w:pBdr>
+                <w:bottom w:val="none" w:sz="0" w:space="0" w:color="000000"/>
+                <w:top w:val="none" w:sz="0" w:space="0" w:color="000000"/>
+                <w:left w:val="none" w:sz="0" w:space="0" w:color="000000"/>
+                <w:right w:val="none" w:sz="0" w:space="0" w:color="000000"/>
+              </w:pBdr>
+              <w:spacing w:after="100" w:before="100" w:line="240"/>
+              <w:ind w:left="100" w:right="100" w:firstLine="0" w:firstLineChars="0"/>
+            </w:pPr>
+            <w:r>
+              <w:rPr>
+                <w:rFonts w:ascii="Arial" w:hAnsi="Arial" w:eastAsia="Arial" w:cs="Arial"/>
+                <w:i w:val="false"/>
+                <w:b w:val="false"/>
+                <w:u w:val="none"/>
+                <w:sz w:val="22"/>
+                <w:szCs w:val="22"/>
+                <w:color w:val="000000"/>
+              </w:rPr>
+              <w:t xml:space="preserve">Echo Lake</w:t>
+            </w:r>
+          </w:p>
+        </w:tc>
+        <w:tc>
+          <w:tcPr>
+            <w:tcBorders>
+              <w:bottom w:val="none" w:sz="0" w:space="0" w:color="000000"/>
+              <w:top w:val="none" w:sz="0" w:space="0" w:color="000000"/>
+              <w:left w:val="none" w:sz="0" w:space="0" w:color="000000"/>
+              <w:right w:val="none" w:sz="0" w:space="0" w:color="000000"/>
+            </w:tcBorders>
+            <w:shd w:val="clear" w:color="auto" w:fill="FFFFFF"/>
+            <w:tcMar>
+              <w:top w:w="0" w:type="dxa"/>
+              <w:bottom w:w="0" w:type="dxa"/>
+              <w:left w:w="0" w:type="dxa"/>
+              <w:right w:w="0" w:type="dxa"/>
+            </w:tcMar>
+            <w:vAlign w:val="center"/>
+          </w:tcPr>
+          <w:p>
+            <w:pPr>
+              <w:pStyle w:val="Normal"/>
+              <w:jc w:val="left"/>
+              <w:pBdr>
+                <w:bottom w:val="none" w:sz="0" w:space="0" w:color="000000"/>
+                <w:top w:val="none" w:sz="0" w:space="0" w:color="000000"/>
+                <w:left w:val="none" w:sz="0" w:space="0" w:color="000000"/>
+                <w:right w:val="none" w:sz="0" w:space="0" w:color="000000"/>
+              </w:pBdr>
+              <w:spacing w:after="100" w:before="100" w:line="240"/>
+              <w:ind w:left="100" w:right="100" w:firstLine="0" w:firstLineChars="0"/>
+            </w:pPr>
+            <w:r>
+              <w:rPr>
+                <w:rFonts w:ascii="Arial" w:hAnsi="Arial" w:eastAsia="Arial" w:cs="Arial"/>
+                <w:i w:val="false"/>
+                <w:b w:val="false"/>
+                <w:u w:val="none"/>
+                <w:sz w:val="22"/>
+                <w:szCs w:val="22"/>
+                <w:color w:val="000000"/>
+              </w:rPr>
+              <w:t xml:space="preserve">TMDL, I-Plan</w:t>
+            </w:r>
+          </w:p>
+        </w:tc>
+        <w:tc>
+          <w:tcPr>
+            <w:tcBorders>
+              <w:bottom w:val="none" w:sz="0" w:space="0" w:color="000000"/>
+              <w:top w:val="none" w:sz="0" w:space="0" w:color="000000"/>
+              <w:left w:val="none" w:sz="0" w:space="0" w:color="000000"/>
+              <w:right w:val="none" w:sz="0" w:space="0" w:color="000000"/>
+            </w:tcBorders>
+            <w:shd w:val="clear" w:color="auto" w:fill="FFFFFF"/>
+            <w:tcMar>
+              <w:top w:w="0" w:type="dxa"/>
+              <w:bottom w:w="0" w:type="dxa"/>
+              <w:left w:w="0" w:type="dxa"/>
+              <w:right w:w="0" w:type="dxa"/>
+            </w:tcMar>
+            <w:vAlign w:val="center"/>
+          </w:tcPr>
+          <w:p>
+            <w:pPr>
+              <w:pStyle w:val="Normal"/>
+              <w:jc w:val="left"/>
+              <w:pBdr>
+                <w:bottom w:val="none" w:sz="0" w:space="0" w:color="000000"/>
+                <w:top w:val="none" w:sz="0" w:space="0" w:color="000000"/>
+                <w:left w:val="none" w:sz="0" w:space="0" w:color="000000"/>
+                <w:right w:val="none" w:sz="0" w:space="0" w:color="000000"/>
+              </w:pBdr>
+              <w:spacing w:after="100" w:before="100" w:line="240"/>
+              <w:ind w:left="100" w:right="100" w:firstLine="0" w:firstLineChars="0"/>
+            </w:pPr>
+            <w:r>
+              <w:rPr>
+                <w:rFonts w:ascii="Arial" w:hAnsi="Arial" w:eastAsia="Arial" w:cs="Arial"/>
+                <w:i w:val="false"/>
+                <w:b w:val="false"/>
+                <w:u w:val="none"/>
+                <w:sz w:val="22"/>
+                <w:szCs w:val="22"/>
+                <w:color w:val="000000"/>
+              </w:rPr>
+              <w:t xml:space="preserve">Fish Consumption Advisory</w:t>
+            </w:r>
+          </w:p>
+        </w:tc>
+        <w:tc>
+          <w:tcPr>
+            <w:tcBorders>
+              <w:bottom w:val="none" w:sz="0" w:space="0" w:color="000000"/>
+              <w:top w:val="none" w:sz="0" w:space="0" w:color="000000"/>
+              <w:left w:val="none" w:sz="0" w:space="0" w:color="000000"/>
+              <w:right w:val="none" w:sz="0" w:space="0" w:color="000000"/>
+            </w:tcBorders>
+            <w:shd w:val="clear" w:color="auto" w:fill="FFFFFF"/>
+            <w:tcMar>
+              <w:top w:w="0" w:type="dxa"/>
+              <w:bottom w:w="0" w:type="dxa"/>
+              <w:left w:w="0" w:type="dxa"/>
+              <w:right w:w="0" w:type="dxa"/>
+            </w:tcMar>
+            <w:vAlign w:val="center"/>
+          </w:tcPr>
+          <w:p>
+            <w:pPr>
+              <w:pStyle w:val="Normal"/>
+              <w:jc w:val="left"/>
+              <w:pBdr>
+                <w:bottom w:val="none" w:sz="0" w:space="0" w:color="000000"/>
+                <w:top w:val="none" w:sz="0" w:space="0" w:color="000000"/>
+                <w:left w:val="none" w:sz="0" w:space="0" w:color="000000"/>
+                <w:right w:val="none" w:sz="0" w:space="0" w:color="000000"/>
+              </w:pBdr>
+              <w:spacing w:after="100" w:before="100" w:line="240"/>
+              <w:ind w:left="100" w:right="100" w:firstLine="0" w:firstLineChars="0"/>
+            </w:pPr>
+            <w:r>
+              <w:rPr>
+                <w:rFonts w:ascii="Arial" w:hAnsi="Arial" w:eastAsia="Arial" w:cs="Arial"/>
+                <w:i w:val="false"/>
+                <w:b w:val="false"/>
+                <w:u w:val="none"/>
+                <w:sz w:val="22"/>
+                <w:szCs w:val="22"/>
+                <w:color w:val="000000"/>
+              </w:rPr>
+              <w:t xml:space="preserve">PCBs</w:t>
+            </w:r>
+          </w:p>
+        </w:tc>
+      </w:tr>
+      <w:tr>
+        <w:trPr>
+          <w:trHeight w:val="360" w:hRule="auto"/>
+        </w:trPr>
+        body11
+        <w:tc>
+          <w:tcPr>
+            <w:tcBorders>
+              <w:bottom w:val="none" w:sz="0" w:space="0" w:color="000000"/>
+              <w:top w:val="none" w:sz="0" w:space="0" w:color="000000"/>
+              <w:left w:val="none" w:sz="0" w:space="0" w:color="000000"/>
+              <w:right w:val="none" w:sz="0" w:space="0" w:color="000000"/>
+            </w:tcBorders>
+            <w:shd w:val="clear" w:color="auto" w:fill="FFFFFF"/>
+            <w:tcMar>
+              <w:top w:w="0" w:type="dxa"/>
+              <w:bottom w:w="0" w:type="dxa"/>
+              <w:left w:w="0" w:type="dxa"/>
+              <w:right w:w="0" w:type="dxa"/>
+            </w:tcMar>
+            <w:vAlign w:val="center"/>
+          </w:tcPr>
+          <w:p>
+            <w:pPr>
+              <w:pStyle w:val="Normal"/>
+              <w:jc w:val="left"/>
+              <w:pBdr>
+                <w:bottom w:val="none" w:sz="0" w:space="0" w:color="000000"/>
+                <w:top w:val="none" w:sz="0" w:space="0" w:color="000000"/>
+                <w:left w:val="none" w:sz="0" w:space="0" w:color="000000"/>
+                <w:right w:val="none" w:sz="0" w:space="0" w:color="000000"/>
+              </w:pBdr>
+              <w:spacing w:after="100" w:before="100" w:line="240"/>
+              <w:ind w:left="100" w:right="100" w:firstLine="0" w:firstLineChars="0"/>
+            </w:pPr>
+            <w:r>
+              <w:rPr>
+                <w:rFonts w:ascii="Arial" w:hAnsi="Arial" w:eastAsia="Arial" w:cs="Arial"/>
+                <w:i w:val="false"/>
+                <w:b w:val="false"/>
+                <w:u w:val="none"/>
+                <w:sz w:val="22"/>
+                <w:szCs w:val="22"/>
+                <w:color w:val="000000"/>
+              </w:rPr>
+              <w:t xml:space="preserve">Donna Reservoir</w:t>
+            </w:r>
+          </w:p>
+        </w:tc>
+        <w:tc>
+          <w:tcPr>
+            <w:tcBorders>
+              <w:bottom w:val="none" w:sz="0" w:space="0" w:color="000000"/>
+              <w:top w:val="none" w:sz="0" w:space="0" w:color="000000"/>
+              <w:left w:val="none" w:sz="0" w:space="0" w:color="000000"/>
+              <w:right w:val="none" w:sz="0" w:space="0" w:color="000000"/>
+            </w:tcBorders>
+            <w:shd w:val="clear" w:color="auto" w:fill="FFFFFF"/>
+            <w:tcMar>
+              <w:top w:w="0" w:type="dxa"/>
+              <w:bottom w:w="0" w:type="dxa"/>
+              <w:left w:w="0" w:type="dxa"/>
+              <w:right w:w="0" w:type="dxa"/>
+            </w:tcMar>
+            <w:vAlign w:val="center"/>
+          </w:tcPr>
+          <w:p>
+            <w:pPr>
+              <w:pStyle w:val="Normal"/>
+              <w:jc w:val="left"/>
+              <w:pBdr>
+                <w:bottom w:val="none" w:sz="0" w:space="0" w:color="000000"/>
+                <w:top w:val="none" w:sz="0" w:space="0" w:color="000000"/>
+                <w:left w:val="none" w:sz="0" w:space="0" w:color="000000"/>
+                <w:right w:val="none" w:sz="0" w:space="0" w:color="000000"/>
+              </w:pBdr>
+              <w:spacing w:after="100" w:before="100" w:line="240"/>
+              <w:ind w:left="100" w:right="100" w:firstLine="0" w:firstLineChars="0"/>
+            </w:pPr>
+            <w:r>
+              <w:rPr>
+                <w:rFonts w:ascii="Arial" w:hAnsi="Arial" w:eastAsia="Arial" w:cs="Arial"/>
+                <w:i w:val="false"/>
+                <w:b w:val="false"/>
+                <w:u w:val="none"/>
+                <w:sz w:val="22"/>
+                <w:szCs w:val="22"/>
+                <w:color w:val="000000"/>
+              </w:rPr>
+              <w:t xml:space="preserve">TMDL, I-Plan</w:t>
+            </w:r>
+          </w:p>
+        </w:tc>
+        <w:tc>
+          <w:tcPr>
+            <w:tcBorders>
+              <w:bottom w:val="none" w:sz="0" w:space="0" w:color="000000"/>
+              <w:top w:val="none" w:sz="0" w:space="0" w:color="000000"/>
+              <w:left w:val="none" w:sz="0" w:space="0" w:color="000000"/>
+              <w:right w:val="none" w:sz="0" w:space="0" w:color="000000"/>
+            </w:tcBorders>
+            <w:shd w:val="clear" w:color="auto" w:fill="FFFFFF"/>
+            <w:tcMar>
+              <w:top w:w="0" w:type="dxa"/>
+              <w:bottom w:w="0" w:type="dxa"/>
+              <w:left w:w="0" w:type="dxa"/>
+              <w:right w:w="0" w:type="dxa"/>
+            </w:tcMar>
+            <w:vAlign w:val="center"/>
+          </w:tcPr>
+          <w:p>
+            <w:pPr>
+              <w:pStyle w:val="Normal"/>
+              <w:jc w:val="left"/>
+              <w:pBdr>
+                <w:bottom w:val="none" w:sz="0" w:space="0" w:color="000000"/>
+                <w:top w:val="none" w:sz="0" w:space="0" w:color="000000"/>
+                <w:left w:val="none" w:sz="0" w:space="0" w:color="000000"/>
+                <w:right w:val="none" w:sz="0" w:space="0" w:color="000000"/>
+              </w:pBdr>
+              <w:spacing w:after="100" w:before="100" w:line="240"/>
+              <w:ind w:left="100" w:right="100" w:firstLine="0" w:firstLineChars="0"/>
+            </w:pPr>
+            <w:r>
+              <w:rPr>
+                <w:rFonts w:ascii="Arial" w:hAnsi="Arial" w:eastAsia="Arial" w:cs="Arial"/>
+                <w:i w:val="false"/>
+                <w:b w:val="false"/>
+                <w:u w:val="none"/>
+                <w:sz w:val="22"/>
+                <w:szCs w:val="22"/>
+                <w:color w:val="000000"/>
+              </w:rPr>
+              <w:t xml:space="preserve">Fish Consumption Advisory</w:t>
+            </w:r>
+          </w:p>
+        </w:tc>
+        <w:tc>
+          <w:tcPr>
+            <w:tcBorders>
+              <w:bottom w:val="none" w:sz="0" w:space="0" w:color="000000"/>
+              <w:top w:val="none" w:sz="0" w:space="0" w:color="000000"/>
+              <w:left w:val="none" w:sz="0" w:space="0" w:color="000000"/>
+              <w:right w:val="none" w:sz="0" w:space="0" w:color="000000"/>
+            </w:tcBorders>
+            <w:shd w:val="clear" w:color="auto" w:fill="FFFFFF"/>
+            <w:tcMar>
+              <w:top w:w="0" w:type="dxa"/>
+              <w:bottom w:w="0" w:type="dxa"/>
+              <w:left w:w="0" w:type="dxa"/>
+              <w:right w:w="0" w:type="dxa"/>
+            </w:tcMar>
+            <w:vAlign w:val="center"/>
+          </w:tcPr>
+          <w:p>
+            <w:pPr>
+              <w:pStyle w:val="Normal"/>
+              <w:jc w:val="left"/>
+              <w:pBdr>
+                <w:bottom w:val="none" w:sz="0" w:space="0" w:color="000000"/>
+                <w:top w:val="none" w:sz="0" w:space="0" w:color="000000"/>
+                <w:left w:val="none" w:sz="0" w:space="0" w:color="000000"/>
+                <w:right w:val="none" w:sz="0" w:space="0" w:color="000000"/>
+              </w:pBdr>
+              <w:spacing w:after="100" w:before="100" w:line="240"/>
+              <w:ind w:left="100" w:right="100" w:firstLine="0" w:firstLineChars="0"/>
+            </w:pPr>
+            <w:r>
+              <w:rPr>
+                <w:rFonts w:ascii="Arial" w:hAnsi="Arial" w:eastAsia="Arial" w:cs="Arial"/>
+                <w:i w:val="false"/>
+                <w:b w:val="false"/>
+                <w:u w:val="none"/>
+                <w:sz w:val="22"/>
+                <w:szCs w:val="22"/>
+                <w:color w:val="000000"/>
+              </w:rPr>
+              <w:t xml:space="preserve">PCBs</w:t>
+            </w:r>
+          </w:p>
+        </w:tc>
+      </w:tr>
+      <w:tr>
+        <w:trPr>
+          <w:trHeight w:val="360" w:hRule="auto"/>
+        </w:trPr>
+        body12
+        <w:tc>
+          <w:tcPr>
+            <w:tcBorders>
+              <w:bottom w:val="none" w:sz="0" w:space="0" w:color="000000"/>
+              <w:top w:val="none" w:sz="0" w:space="0" w:color="000000"/>
+              <w:left w:val="none" w:sz="0" w:space="0" w:color="000000"/>
+              <w:right w:val="none" w:sz="0" w:space="0" w:color="000000"/>
+            </w:tcBorders>
+            <w:shd w:val="clear" w:color="auto" w:fill="FFFFFF"/>
+            <w:tcMar>
+              <w:top w:w="0" w:type="dxa"/>
+              <w:bottom w:w="0" w:type="dxa"/>
+              <w:left w:w="0" w:type="dxa"/>
+              <w:right w:w="0" w:type="dxa"/>
+            </w:tcMar>
+            <w:vAlign w:val="center"/>
+          </w:tcPr>
+          <w:p>
+            <w:pPr>
+              <w:pStyle w:val="Normal"/>
+              <w:jc w:val="left"/>
+              <w:pBdr>
+                <w:bottom w:val="none" w:sz="0" w:space="0" w:color="000000"/>
+                <w:top w:val="none" w:sz="0" w:space="0" w:color="000000"/>
+                <w:left w:val="none" w:sz="0" w:space="0" w:color="000000"/>
+                <w:right w:val="none" w:sz="0" w:space="0" w:color="000000"/>
+              </w:pBdr>
+              <w:spacing w:after="100" w:before="100" w:line="240"/>
+              <w:ind w:left="100" w:right="100" w:firstLine="0" w:firstLineChars="0"/>
+            </w:pPr>
+            <w:r>
+              <w:rPr>
+                <w:rFonts w:ascii="Arial" w:hAnsi="Arial" w:eastAsia="Arial" w:cs="Arial"/>
+                <w:i w:val="false"/>
+                <w:b w:val="false"/>
+                <w:u w:val="none"/>
+                <w:sz w:val="22"/>
+                <w:szCs w:val="22"/>
+                <w:color w:val="000000"/>
+              </w:rPr>
+              <w:t xml:space="preserve">Lake Arlington</w:t>
+            </w:r>
+          </w:p>
+        </w:tc>
+        <w:tc>
+          <w:tcPr>
+            <w:tcBorders>
+              <w:bottom w:val="none" w:sz="0" w:space="0" w:color="000000"/>
+              <w:top w:val="none" w:sz="0" w:space="0" w:color="000000"/>
+              <w:left w:val="none" w:sz="0" w:space="0" w:color="000000"/>
+              <w:right w:val="none" w:sz="0" w:space="0" w:color="000000"/>
+            </w:tcBorders>
+            <w:shd w:val="clear" w:color="auto" w:fill="FFFFFF"/>
+            <w:tcMar>
+              <w:top w:w="0" w:type="dxa"/>
+              <w:bottom w:w="0" w:type="dxa"/>
+              <w:left w:w="0" w:type="dxa"/>
+              <w:right w:w="0" w:type="dxa"/>
+            </w:tcMar>
+            <w:vAlign w:val="center"/>
+          </w:tcPr>
+          <w:p>
+            <w:pPr>
+              <w:pStyle w:val="Normal"/>
+              <w:jc w:val="left"/>
+              <w:pBdr>
+                <w:bottom w:val="none" w:sz="0" w:space="0" w:color="000000"/>
+                <w:top w:val="none" w:sz="0" w:space="0" w:color="000000"/>
+                <w:left w:val="none" w:sz="0" w:space="0" w:color="000000"/>
+                <w:right w:val="none" w:sz="0" w:space="0" w:color="000000"/>
+              </w:pBdr>
+              <w:spacing w:after="100" w:before="100" w:line="240"/>
+              <w:ind w:left="100" w:right="100" w:firstLine="0" w:firstLineChars="0"/>
+            </w:pPr>
+            <w:r>
+              <w:rPr>
+                <w:rFonts w:ascii="Arial" w:hAnsi="Arial" w:eastAsia="Arial" w:cs="Arial"/>
+                <w:i w:val="false"/>
+                <w:b w:val="false"/>
+                <w:u w:val="none"/>
+                <w:sz w:val="22"/>
+                <w:szCs w:val="22"/>
+                <w:color w:val="000000"/>
+              </w:rPr>
+              <w:t xml:space="preserve">WPP</w:t>
+            </w:r>
+          </w:p>
+        </w:tc>
+        <w:tc>
+          <w:tcPr>
+            <w:tcBorders>
+              <w:bottom w:val="none" w:sz="0" w:space="0" w:color="000000"/>
+              <w:top w:val="none" w:sz="0" w:space="0" w:color="000000"/>
+              <w:left w:val="none" w:sz="0" w:space="0" w:color="000000"/>
+              <w:right w:val="none" w:sz="0" w:space="0" w:color="000000"/>
+            </w:tcBorders>
+            <w:shd w:val="clear" w:color="auto" w:fill="FFFFFF"/>
+            <w:tcMar>
+              <w:top w:w="0" w:type="dxa"/>
+              <w:bottom w:w="0" w:type="dxa"/>
+              <w:left w:w="0" w:type="dxa"/>
+              <w:right w:w="0" w:type="dxa"/>
+            </w:tcMar>
+            <w:vAlign w:val="center"/>
+          </w:tcPr>
+          <w:p>
+            <w:pPr>
+              <w:pStyle w:val="Normal"/>
+              <w:jc w:val="left"/>
+              <w:pBdr>
+                <w:bottom w:val="none" w:sz="0" w:space="0" w:color="000000"/>
+                <w:top w:val="none" w:sz="0" w:space="0" w:color="000000"/>
+                <w:left w:val="none" w:sz="0" w:space="0" w:color="000000"/>
+                <w:right w:val="none" w:sz="0" w:space="0" w:color="000000"/>
+              </w:pBdr>
+              <w:spacing w:after="100" w:before="100" w:line="240"/>
+              <w:ind w:left="100" w:right="100" w:firstLine="0" w:firstLineChars="0"/>
+            </w:pPr>
+            <w:r>
+              <w:rPr>
+                <w:rFonts w:ascii="Arial" w:hAnsi="Arial" w:eastAsia="Arial" w:cs="Arial"/>
+                <w:i w:val="false"/>
+                <w:b w:val="false"/>
+                <w:u w:val="none"/>
+                <w:sz w:val="22"/>
+                <w:szCs w:val="22"/>
+                <w:color w:val="000000"/>
+              </w:rPr>
+              <w:t xml:space="preserve">Chlorophyll-a, Nitrate</w:t>
+            </w:r>
+          </w:p>
+        </w:tc>
+        <w:tc>
+          <w:tcPr>
+            <w:tcBorders>
+              <w:bottom w:val="none" w:sz="0" w:space="0" w:color="000000"/>
+              <w:top w:val="none" w:sz="0" w:space="0" w:color="000000"/>
+              <w:left w:val="none" w:sz="0" w:space="0" w:color="000000"/>
+              <w:right w:val="none" w:sz="0" w:space="0" w:color="000000"/>
+            </w:tcBorders>
+            <w:shd w:val="clear" w:color="auto" w:fill="FFFFFF"/>
+            <w:tcMar>
+              <w:top w:w="0" w:type="dxa"/>
+              <w:bottom w:w="0" w:type="dxa"/>
+              <w:left w:w="0" w:type="dxa"/>
+              <w:right w:w="0" w:type="dxa"/>
+            </w:tcMar>
+            <w:vAlign w:val="center"/>
+          </w:tcPr>
+          <w:p>
+            <w:pPr>
+              <w:pStyle w:val="Normal"/>
+              <w:jc w:val="left"/>
+              <w:pBdr>
+                <w:bottom w:val="none" w:sz="0" w:space="0" w:color="000000"/>
+                <w:top w:val="none" w:sz="0" w:space="0" w:color="000000"/>
+                <w:left w:val="none" w:sz="0" w:space="0" w:color="000000"/>
+                <w:right w:val="none" w:sz="0" w:space="0" w:color="000000"/>
+              </w:pBdr>
+              <w:spacing w:after="100" w:before="100" w:line="240"/>
+              <w:ind w:left="100" w:right="100" w:firstLine="0" w:firstLineChars="0"/>
+            </w:pPr>
+            <w:r>
+              <w:rPr>
+                <w:rFonts w:ascii="Arial" w:hAnsi="Arial" w:eastAsia="Arial" w:cs="Arial"/>
+                <w:i w:val="false"/>
+                <w:b w:val="false"/>
+                <w:u w:val="none"/>
+                <w:sz w:val="22"/>
+                <w:szCs w:val="22"/>
+                <w:color w:val="000000"/>
+              </w:rPr>
+              <w:t xml:space="preserve">Nutrients</w:t>
+            </w:r>
+          </w:p>
+        </w:tc>
+      </w:tr>
+      <w:tr>
+        <w:trPr>
+          <w:trHeight w:val="360" w:hRule="auto"/>
+        </w:trPr>
+        body13
+        <w:tc>
+          <w:tcPr>
+            <w:tcBorders>
+              <w:bottom w:val="none" w:sz="0" w:space="0" w:color="000000"/>
+              <w:top w:val="none" w:sz="0" w:space="0" w:color="000000"/>
+              <w:left w:val="none" w:sz="0" w:space="0" w:color="000000"/>
+              <w:right w:val="none" w:sz="0" w:space="0" w:color="000000"/>
+            </w:tcBorders>
+            <w:shd w:val="clear" w:color="auto" w:fill="FFFFFF"/>
+            <w:tcMar>
+              <w:top w:w="0" w:type="dxa"/>
+              <w:bottom w:w="0" w:type="dxa"/>
+              <w:left w:w="0" w:type="dxa"/>
+              <w:right w:w="0" w:type="dxa"/>
+            </w:tcMar>
+            <w:vAlign w:val="center"/>
+          </w:tcPr>
+          <w:p>
+            <w:pPr>
+              <w:pStyle w:val="Normal"/>
+              <w:jc w:val="left"/>
+              <w:pBdr>
+                <w:bottom w:val="none" w:sz="0" w:space="0" w:color="000000"/>
+                <w:top w:val="none" w:sz="0" w:space="0" w:color="000000"/>
+                <w:left w:val="none" w:sz="0" w:space="0" w:color="000000"/>
+                <w:right w:val="none" w:sz="0" w:space="0" w:color="000000"/>
+              </w:pBdr>
+              <w:spacing w:after="100" w:before="100" w:line="240"/>
+              <w:ind w:left="100" w:right="100" w:firstLine="0" w:firstLineChars="0"/>
+            </w:pPr>
+            <w:r>
+              <w:rPr>
+                <w:rFonts w:ascii="Arial" w:hAnsi="Arial" w:eastAsia="Arial" w:cs="Arial"/>
+                <w:i w:val="false"/>
+                <w:b w:val="false"/>
+                <w:u w:val="none"/>
+                <w:sz w:val="22"/>
+                <w:szCs w:val="22"/>
+                <w:color w:val="000000"/>
+              </w:rPr>
+              <w:t xml:space="preserve">Lake Granbury</w:t>
+            </w:r>
+          </w:p>
+        </w:tc>
+        <w:tc>
+          <w:tcPr>
+            <w:tcBorders>
+              <w:bottom w:val="none" w:sz="0" w:space="0" w:color="000000"/>
+              <w:top w:val="none" w:sz="0" w:space="0" w:color="000000"/>
+              <w:left w:val="none" w:sz="0" w:space="0" w:color="000000"/>
+              <w:right w:val="none" w:sz="0" w:space="0" w:color="000000"/>
+            </w:tcBorders>
+            <w:shd w:val="clear" w:color="auto" w:fill="FFFFFF"/>
+            <w:tcMar>
+              <w:top w:w="0" w:type="dxa"/>
+              <w:bottom w:w="0" w:type="dxa"/>
+              <w:left w:w="0" w:type="dxa"/>
+              <w:right w:w="0" w:type="dxa"/>
+            </w:tcMar>
+            <w:vAlign w:val="center"/>
+          </w:tcPr>
+          <w:p>
+            <w:pPr>
+              <w:pStyle w:val="Normal"/>
+              <w:jc w:val="left"/>
+              <w:pBdr>
+                <w:bottom w:val="none" w:sz="0" w:space="0" w:color="000000"/>
+                <w:top w:val="none" w:sz="0" w:space="0" w:color="000000"/>
+                <w:left w:val="none" w:sz="0" w:space="0" w:color="000000"/>
+                <w:right w:val="none" w:sz="0" w:space="0" w:color="000000"/>
+              </w:pBdr>
+              <w:spacing w:after="100" w:before="100" w:line="240"/>
+              <w:ind w:left="100" w:right="100" w:firstLine="0" w:firstLineChars="0"/>
+            </w:pPr>
+            <w:r>
+              <w:rPr>
+                <w:rFonts w:ascii="Arial" w:hAnsi="Arial" w:eastAsia="Arial" w:cs="Arial"/>
+                <w:i w:val="false"/>
+                <w:b w:val="false"/>
+                <w:u w:val="none"/>
+                <w:sz w:val="22"/>
+                <w:szCs w:val="22"/>
+                <w:color w:val="000000"/>
+              </w:rPr>
+              <w:t xml:space="preserve">WPP</w:t>
+            </w:r>
+          </w:p>
+        </w:tc>
+        <w:tc>
+          <w:tcPr>
+            <w:tcBorders>
+              <w:bottom w:val="none" w:sz="0" w:space="0" w:color="000000"/>
+              <w:top w:val="none" w:sz="0" w:space="0" w:color="000000"/>
+              <w:left w:val="none" w:sz="0" w:space="0" w:color="000000"/>
+              <w:right w:val="none" w:sz="0" w:space="0" w:color="000000"/>
+            </w:tcBorders>
+            <w:shd w:val="clear" w:color="auto" w:fill="FFFFFF"/>
+            <w:tcMar>
+              <w:top w:w="0" w:type="dxa"/>
+              <w:bottom w:w="0" w:type="dxa"/>
+              <w:left w:w="0" w:type="dxa"/>
+              <w:right w:w="0" w:type="dxa"/>
+            </w:tcMar>
+            <w:vAlign w:val="center"/>
+          </w:tcPr>
+          <w:p>
+            <w:pPr>
+              <w:pStyle w:val="Normal"/>
+              <w:jc w:val="left"/>
+              <w:pBdr>
+                <w:bottom w:val="none" w:sz="0" w:space="0" w:color="000000"/>
+                <w:top w:val="none" w:sz="0" w:space="0" w:color="000000"/>
+                <w:left w:val="none" w:sz="0" w:space="0" w:color="000000"/>
+                <w:right w:val="none" w:sz="0" w:space="0" w:color="000000"/>
+              </w:pBdr>
+              <w:spacing w:after="100" w:before="100" w:line="240"/>
+              <w:ind w:left="100" w:right="100" w:firstLine="0" w:firstLineChars="0"/>
+            </w:pPr>
+            <w:r>
+              <w:rPr>
+                <w:rFonts w:ascii="Arial" w:hAnsi="Arial" w:eastAsia="Arial" w:cs="Arial"/>
+                <w:i w:val="false"/>
+                <w:b w:val="false"/>
+                <w:u w:val="none"/>
+                <w:sz w:val="22"/>
+                <w:szCs w:val="22"/>
+                <w:color w:val="000000"/>
+              </w:rPr>
+              <w:t xml:space="preserve">Indicator Bacteria</w:t>
+            </w:r>
+          </w:p>
+        </w:tc>
+        <w:tc>
+          <w:tcPr>
+            <w:tcBorders>
+              <w:bottom w:val="none" w:sz="0" w:space="0" w:color="000000"/>
+              <w:top w:val="none" w:sz="0" w:space="0" w:color="000000"/>
+              <w:left w:val="none" w:sz="0" w:space="0" w:color="000000"/>
+              <w:right w:val="none" w:sz="0" w:space="0" w:color="000000"/>
+            </w:tcBorders>
+            <w:shd w:val="clear" w:color="auto" w:fill="FFFFFF"/>
+            <w:tcMar>
+              <w:top w:w="0" w:type="dxa"/>
+              <w:bottom w:w="0" w:type="dxa"/>
+              <w:left w:w="0" w:type="dxa"/>
+              <w:right w:w="0" w:type="dxa"/>
+            </w:tcMar>
+            <w:vAlign w:val="center"/>
+          </w:tcPr>
+          <w:p>
+            <w:pPr>
+              <w:pStyle w:val="Normal"/>
+              <w:jc w:val="left"/>
+              <w:pBdr>
+                <w:bottom w:val="none" w:sz="0" w:space="0" w:color="000000"/>
+                <w:top w:val="none" w:sz="0" w:space="0" w:color="000000"/>
+                <w:left w:val="none" w:sz="0" w:space="0" w:color="000000"/>
+                <w:right w:val="none" w:sz="0" w:space="0" w:color="000000"/>
+              </w:pBdr>
+              <w:spacing w:after="100" w:before="100" w:line="240"/>
+              <w:ind w:left="100" w:right="100" w:firstLine="0" w:firstLineChars="0"/>
+            </w:pPr>
+            <w:r>
+              <w:rPr>
+                <w:rFonts w:ascii="Arial" w:hAnsi="Arial" w:eastAsia="Arial" w:cs="Arial"/>
+                <w:i w:val="false"/>
+                <w:b w:val="false"/>
+                <w:u w:val="none"/>
+                <w:sz w:val="22"/>
+                <w:szCs w:val="22"/>
+                <w:color w:val="000000"/>
+              </w:rPr>
+              <w:t xml:space="preserve">*E. coli*</w:t>
+            </w:r>
+          </w:p>
+        </w:tc>
+      </w:tr>
+      <w:tr>
+        <w:trPr>
+          <w:trHeight w:val="360" w:hRule="auto"/>
+        </w:trPr>
+        body14
+        <w:tc>
+          <w:tcPr>
+            <w:tcBorders>
+              <w:bottom w:val="none" w:sz="0" w:space="0" w:color="000000"/>
+              <w:top w:val="none" w:sz="0" w:space="0" w:color="000000"/>
+              <w:left w:val="none" w:sz="0" w:space="0" w:color="000000"/>
+              <w:right w:val="none" w:sz="0" w:space="0" w:color="000000"/>
+            </w:tcBorders>
+            <w:shd w:val="clear" w:color="auto" w:fill="FFFFFF"/>
+            <w:tcMar>
+              <w:top w:w="0" w:type="dxa"/>
+              <w:bottom w:w="0" w:type="dxa"/>
+              <w:left w:w="0" w:type="dxa"/>
+              <w:right w:w="0" w:type="dxa"/>
+            </w:tcMar>
+            <w:vAlign w:val="center"/>
+          </w:tcPr>
+          <w:p>
+            <w:pPr>
+              <w:pStyle w:val="Normal"/>
+              <w:jc w:val="left"/>
+              <w:pBdr>
+                <w:bottom w:val="none" w:sz="0" w:space="0" w:color="000000"/>
+                <w:top w:val="none" w:sz="0" w:space="0" w:color="000000"/>
+                <w:left w:val="none" w:sz="0" w:space="0" w:color="000000"/>
+                <w:right w:val="none" w:sz="0" w:space="0" w:color="000000"/>
+              </w:pBdr>
+              <w:spacing w:after="100" w:before="100" w:line="240"/>
+              <w:ind w:left="100" w:right="100" w:firstLine="0" w:firstLineChars="0"/>
+            </w:pPr>
+            <w:r>
+              <w:rPr>
+                <w:rFonts w:ascii="Arial" w:hAnsi="Arial" w:eastAsia="Arial" w:cs="Arial"/>
+                <w:i w:val="false"/>
+                <w:b w:val="false"/>
+                <w:u w:val="none"/>
+                <w:sz w:val="22"/>
+                <w:szCs w:val="22"/>
+                <w:color w:val="000000"/>
+              </w:rPr>
+              <w:t xml:space="preserve">Lake Lavon</w:t>
+            </w:r>
+          </w:p>
+        </w:tc>
+        <w:tc>
+          <w:tcPr>
+            <w:tcBorders>
+              <w:bottom w:val="none" w:sz="0" w:space="0" w:color="000000"/>
+              <w:top w:val="none" w:sz="0" w:space="0" w:color="000000"/>
+              <w:left w:val="none" w:sz="0" w:space="0" w:color="000000"/>
+              <w:right w:val="none" w:sz="0" w:space="0" w:color="000000"/>
+            </w:tcBorders>
+            <w:shd w:val="clear" w:color="auto" w:fill="FFFFFF"/>
+            <w:tcMar>
+              <w:top w:w="0" w:type="dxa"/>
+              <w:bottom w:w="0" w:type="dxa"/>
+              <w:left w:w="0" w:type="dxa"/>
+              <w:right w:w="0" w:type="dxa"/>
+            </w:tcMar>
+            <w:vAlign w:val="center"/>
+          </w:tcPr>
+          <w:p>
+            <w:pPr>
+              <w:pStyle w:val="Normal"/>
+              <w:jc w:val="left"/>
+              <w:pBdr>
+                <w:bottom w:val="none" w:sz="0" w:space="0" w:color="000000"/>
+                <w:top w:val="none" w:sz="0" w:space="0" w:color="000000"/>
+                <w:left w:val="none" w:sz="0" w:space="0" w:color="000000"/>
+                <w:right w:val="none" w:sz="0" w:space="0" w:color="000000"/>
+              </w:pBdr>
+              <w:spacing w:after="100" w:before="100" w:line="240"/>
+              <w:ind w:left="100" w:right="100" w:firstLine="0" w:firstLineChars="0"/>
+            </w:pPr>
+            <w:r>
+              <w:rPr>
+                <w:rFonts w:ascii="Arial" w:hAnsi="Arial" w:eastAsia="Arial" w:cs="Arial"/>
+                <w:i w:val="false"/>
+                <w:b w:val="false"/>
+                <w:u w:val="none"/>
+                <w:sz w:val="22"/>
+                <w:szCs w:val="22"/>
+                <w:color w:val="000000"/>
+              </w:rPr>
+              <w:t xml:space="preserve">WPP</w:t>
+            </w:r>
+          </w:p>
+        </w:tc>
+        <w:tc>
+          <w:tcPr>
+            <w:tcBorders>
+              <w:bottom w:val="none" w:sz="0" w:space="0" w:color="000000"/>
+              <w:top w:val="none" w:sz="0" w:space="0" w:color="000000"/>
+              <w:left w:val="none" w:sz="0" w:space="0" w:color="000000"/>
+              <w:right w:val="none" w:sz="0" w:space="0" w:color="000000"/>
+            </w:tcBorders>
+            <w:shd w:val="clear" w:color="auto" w:fill="FFFFFF"/>
+            <w:tcMar>
+              <w:top w:w="0" w:type="dxa"/>
+              <w:bottom w:w="0" w:type="dxa"/>
+              <w:left w:w="0" w:type="dxa"/>
+              <w:right w:w="0" w:type="dxa"/>
+            </w:tcMar>
+            <w:vAlign w:val="center"/>
+          </w:tcPr>
+          <w:p>
+            <w:pPr>
+              <w:pStyle w:val="Normal"/>
+              <w:jc w:val="left"/>
+              <w:pBdr>
+                <w:bottom w:val="none" w:sz="0" w:space="0" w:color="000000"/>
+                <w:top w:val="none" w:sz="0" w:space="0" w:color="000000"/>
+                <w:left w:val="none" w:sz="0" w:space="0" w:color="000000"/>
+                <w:right w:val="none" w:sz="0" w:space="0" w:color="000000"/>
+              </w:pBdr>
+              <w:spacing w:after="100" w:before="100" w:line="240"/>
+              <w:ind w:left="100" w:right="100" w:firstLine="0" w:firstLineChars="0"/>
+            </w:pPr>
+            <w:r>
+              <w:rPr>
+                <w:rFonts w:ascii="Arial" w:hAnsi="Arial" w:eastAsia="Arial" w:cs="Arial"/>
+                <w:i w:val="false"/>
+                <w:b w:val="false"/>
+                <w:u w:val="none"/>
+                <w:sz w:val="22"/>
+                <w:szCs w:val="22"/>
+                <w:color w:val="000000"/>
+              </w:rPr>
+              <w:t xml:space="preserve">Indicator Bacteria</w:t>
+            </w:r>
+          </w:p>
+        </w:tc>
+        <w:tc>
+          <w:tcPr>
+            <w:tcBorders>
+              <w:bottom w:val="none" w:sz="0" w:space="0" w:color="000000"/>
+              <w:top w:val="none" w:sz="0" w:space="0" w:color="000000"/>
+              <w:left w:val="none" w:sz="0" w:space="0" w:color="000000"/>
+              <w:right w:val="none" w:sz="0" w:space="0" w:color="000000"/>
+            </w:tcBorders>
+            <w:shd w:val="clear" w:color="auto" w:fill="FFFFFF"/>
+            <w:tcMar>
+              <w:top w:w="0" w:type="dxa"/>
+              <w:bottom w:w="0" w:type="dxa"/>
+              <w:left w:w="0" w:type="dxa"/>
+              <w:right w:w="0" w:type="dxa"/>
+            </w:tcMar>
+            <w:vAlign w:val="center"/>
+          </w:tcPr>
+          <w:p>
+            <w:pPr>
+              <w:pStyle w:val="Normal"/>
+              <w:jc w:val="left"/>
+              <w:pBdr>
+                <w:bottom w:val="none" w:sz="0" w:space="0" w:color="000000"/>
+                <w:top w:val="none" w:sz="0" w:space="0" w:color="000000"/>
+                <w:left w:val="none" w:sz="0" w:space="0" w:color="000000"/>
+                <w:right w:val="none" w:sz="0" w:space="0" w:color="000000"/>
+              </w:pBdr>
+              <w:spacing w:after="100" w:before="100" w:line="240"/>
+              <w:ind w:left="100" w:right="100" w:firstLine="0" w:firstLineChars="0"/>
+            </w:pPr>
+            <w:r>
+              <w:rPr>
+                <w:rFonts w:ascii="Arial" w:hAnsi="Arial" w:eastAsia="Arial" w:cs="Arial"/>
+                <w:i w:val="false"/>
+                <w:b w:val="false"/>
+                <w:u w:val="none"/>
+                <w:sz w:val="22"/>
+                <w:szCs w:val="22"/>
+                <w:color w:val="000000"/>
+              </w:rPr>
+              <w:t xml:space="preserve">*E. coli*</w:t>
+            </w:r>
+          </w:p>
+        </w:tc>
+      </w:tr>
+      <w:tr>
+        <w:trPr>
+          <w:trHeight w:val="360" w:hRule="auto"/>
+        </w:trPr>
+        body15
+        <w:tc>
+          <w:tcPr>
+            <w:tcBorders>
+              <w:bottom w:val="none" w:sz="0" w:space="0" w:color="000000"/>
+              <w:top w:val="none" w:sz="0" w:space="0" w:color="000000"/>
+              <w:left w:val="none" w:sz="0" w:space="0" w:color="000000"/>
+              <w:right w:val="none" w:sz="0" w:space="0" w:color="000000"/>
+            </w:tcBorders>
+            <w:shd w:val="clear" w:color="auto" w:fill="FFFFFF"/>
+            <w:tcMar>
+              <w:top w:w="0" w:type="dxa"/>
+              <w:bottom w:w="0" w:type="dxa"/>
+              <w:left w:w="0" w:type="dxa"/>
+              <w:right w:w="0" w:type="dxa"/>
+            </w:tcMar>
+            <w:vAlign w:val="center"/>
+          </w:tcPr>
+          <w:p>
+            <w:pPr>
+              <w:pStyle w:val="Normal"/>
+              <w:jc w:val="left"/>
+              <w:pBdr>
+                <w:bottom w:val="none" w:sz="0" w:space="0" w:color="000000"/>
+                <w:top w:val="none" w:sz="0" w:space="0" w:color="000000"/>
+                <w:left w:val="none" w:sz="0" w:space="0" w:color="000000"/>
+                <w:right w:val="none" w:sz="0" w:space="0" w:color="000000"/>
+              </w:pBdr>
+              <w:spacing w:after="100" w:before="100" w:line="240"/>
+              <w:ind w:left="100" w:right="100" w:firstLine="0" w:firstLineChars="0"/>
+            </w:pPr>
+            <w:r>
+              <w:rPr>
+                <w:rFonts w:ascii="Arial" w:hAnsi="Arial" w:eastAsia="Arial" w:cs="Arial"/>
+                <w:i w:val="false"/>
+                <w:b w:val="false"/>
+                <w:u w:val="none"/>
+                <w:sz w:val="22"/>
+                <w:szCs w:val="22"/>
+                <w:color w:val="000000"/>
+              </w:rPr>
+              <w:t xml:space="preserve">Joe Pool Lake</w:t>
+            </w:r>
+          </w:p>
+        </w:tc>
+        <w:tc>
+          <w:tcPr>
+            <w:tcBorders>
+              <w:bottom w:val="none" w:sz="0" w:space="0" w:color="000000"/>
+              <w:top w:val="none" w:sz="0" w:space="0" w:color="000000"/>
+              <w:left w:val="none" w:sz="0" w:space="0" w:color="000000"/>
+              <w:right w:val="none" w:sz="0" w:space="0" w:color="000000"/>
+            </w:tcBorders>
+            <w:shd w:val="clear" w:color="auto" w:fill="FFFFFF"/>
+            <w:tcMar>
+              <w:top w:w="0" w:type="dxa"/>
+              <w:bottom w:w="0" w:type="dxa"/>
+              <w:left w:w="0" w:type="dxa"/>
+              <w:right w:w="0" w:type="dxa"/>
+            </w:tcMar>
+            <w:vAlign w:val="center"/>
+          </w:tcPr>
+          <w:p>
+            <w:pPr>
+              <w:pStyle w:val="Normal"/>
+              <w:jc w:val="left"/>
+              <w:pBdr>
+                <w:bottom w:val="none" w:sz="0" w:space="0" w:color="000000"/>
+                <w:top w:val="none" w:sz="0" w:space="0" w:color="000000"/>
+                <w:left w:val="none" w:sz="0" w:space="0" w:color="000000"/>
+                <w:right w:val="none" w:sz="0" w:space="0" w:color="000000"/>
+              </w:pBdr>
+              <w:spacing w:after="100" w:before="100" w:line="240"/>
+              <w:ind w:left="100" w:right="100" w:firstLine="0" w:firstLineChars="0"/>
+            </w:pPr>
+            <w:r>
+              <w:rPr>
+                <w:rFonts w:ascii="Arial" w:hAnsi="Arial" w:eastAsia="Arial" w:cs="Arial"/>
+                <w:i w:val="false"/>
+                <w:b w:val="false"/>
+                <w:u w:val="none"/>
+                <w:sz w:val="22"/>
+                <w:szCs w:val="22"/>
+                <w:color w:val="000000"/>
+              </w:rPr>
+              <w:t xml:space="preserve">WPP</w:t>
+            </w:r>
+          </w:p>
+        </w:tc>
+        <w:tc>
+          <w:tcPr>
+            <w:tcBorders>
+              <w:bottom w:val="none" w:sz="0" w:space="0" w:color="000000"/>
+              <w:top w:val="none" w:sz="0" w:space="0" w:color="000000"/>
+              <w:left w:val="none" w:sz="0" w:space="0" w:color="000000"/>
+              <w:right w:val="none" w:sz="0" w:space="0" w:color="000000"/>
+            </w:tcBorders>
+            <w:shd w:val="clear" w:color="auto" w:fill="FFFFFF"/>
+            <w:tcMar>
+              <w:top w:w="0" w:type="dxa"/>
+              <w:bottom w:w="0" w:type="dxa"/>
+              <w:left w:w="0" w:type="dxa"/>
+              <w:right w:w="0" w:type="dxa"/>
+            </w:tcMar>
+            <w:vAlign w:val="center"/>
+          </w:tcPr>
+          <w:p>
+            <w:pPr>
+              <w:pStyle w:val="Normal"/>
+              <w:jc w:val="left"/>
+              <w:pBdr>
+                <w:bottom w:val="none" w:sz="0" w:space="0" w:color="000000"/>
+                <w:top w:val="none" w:sz="0" w:space="0" w:color="000000"/>
+                <w:left w:val="none" w:sz="0" w:space="0" w:color="000000"/>
+                <w:right w:val="none" w:sz="0" w:space="0" w:color="000000"/>
+              </w:pBdr>
+              <w:spacing w:after="100" w:before="100" w:line="240"/>
+              <w:ind w:left="100" w:right="100" w:firstLine="0" w:firstLineChars="0"/>
+            </w:pPr>
+            <w:r>
+              <w:rPr>
+                <w:rFonts w:ascii="Arial" w:hAnsi="Arial" w:eastAsia="Arial" w:cs="Arial"/>
+                <w:i w:val="false"/>
+                <w:b w:val="false"/>
+                <w:u w:val="none"/>
+                <w:sz w:val="22"/>
+                <w:szCs w:val="22"/>
+                <w:color w:val="000000"/>
+              </w:rPr>
+              <w:t xml:space="preserve">Nitrate</w:t>
+            </w:r>
+          </w:p>
+        </w:tc>
+        <w:tc>
+          <w:tcPr>
+            <w:tcBorders>
+              <w:bottom w:val="none" w:sz="0" w:space="0" w:color="000000"/>
+              <w:top w:val="none" w:sz="0" w:space="0" w:color="000000"/>
+              <w:left w:val="none" w:sz="0" w:space="0" w:color="000000"/>
+              <w:right w:val="none" w:sz="0" w:space="0" w:color="000000"/>
+            </w:tcBorders>
+            <w:shd w:val="clear" w:color="auto" w:fill="FFFFFF"/>
+            <w:tcMar>
+              <w:top w:w="0" w:type="dxa"/>
+              <w:bottom w:w="0" w:type="dxa"/>
+              <w:left w:w="0" w:type="dxa"/>
+              <w:right w:w="0" w:type="dxa"/>
+            </w:tcMar>
+            <w:vAlign w:val="center"/>
+          </w:tcPr>
+          <w:p>
+            <w:pPr>
+              <w:pStyle w:val="Normal"/>
+              <w:jc w:val="left"/>
+              <w:pBdr>
+                <w:bottom w:val="none" w:sz="0" w:space="0" w:color="000000"/>
+                <w:top w:val="none" w:sz="0" w:space="0" w:color="000000"/>
+                <w:left w:val="none" w:sz="0" w:space="0" w:color="000000"/>
+                <w:right w:val="none" w:sz="0" w:space="0" w:color="000000"/>
+              </w:pBdr>
+              <w:spacing w:after="100" w:before="100" w:line="240"/>
+              <w:ind w:left="100" w:right="100" w:firstLine="0" w:firstLineChars="0"/>
+            </w:pPr>
+            <w:r>
+              <w:rPr>
+                <w:rFonts w:ascii="Arial" w:hAnsi="Arial" w:eastAsia="Arial" w:cs="Arial"/>
+                <w:i w:val="false"/>
+                <w:b w:val="false"/>
+                <w:u w:val="none"/>
+                <w:sz w:val="22"/>
+                <w:szCs w:val="22"/>
+                <w:color w:val="000000"/>
+              </w:rPr>
+              <w:t xml:space="preserve">TKN and NOx</w:t>
+            </w:r>
+          </w:p>
+        </w:tc>
+      </w:tr>
+      <w:tr>
+        <w:trPr>
+          <w:trHeight w:val="360" w:hRule="auto"/>
+        </w:trPr>
+        body16
+        <w:tc>
+          <w:tcPr>
+            <w:tcBorders>
+              <w:bottom w:val="single" w:sz="12" w:space="0" w:color="666666"/>
+              <w:top w:val="none" w:sz="0" w:space="0" w:color="000000"/>
+              <w:left w:val="none" w:sz="0" w:space="0" w:color="000000"/>
+              <w:right w:val="none" w:sz="0" w:space="0" w:color="000000"/>
+            </w:tcBorders>
+            <w:shd w:val="clear" w:color="auto" w:fill="FFFFFF"/>
+            <w:tcMar>
+              <w:top w:w="0" w:type="dxa"/>
+              <w:bottom w:w="0" w:type="dxa"/>
+              <w:left w:w="0" w:type="dxa"/>
+              <w:right w:w="0" w:type="dxa"/>
+            </w:tcMar>
+            <w:vAlign w:val="center"/>
+          </w:tcPr>
+          <w:p>
+            <w:pPr>
+              <w:pStyle w:val="Normal"/>
+              <w:jc w:val="left"/>
+              <w:pBdr>
+                <w:bottom w:val="none" w:sz="0" w:space="0" w:color="000000"/>
+                <w:top w:val="none" w:sz="0" w:space="0" w:color="000000"/>
+                <w:left w:val="none" w:sz="0" w:space="0" w:color="000000"/>
+                <w:right w:val="none" w:sz="0" w:space="0" w:color="000000"/>
+              </w:pBdr>
+              <w:spacing w:after="100" w:before="100" w:line="240"/>
+              <w:ind w:left="100" w:right="100" w:firstLine="0" w:firstLineChars="0"/>
+            </w:pPr>
+            <w:r>
+              <w:rPr>
+                <w:rFonts w:ascii="Arial" w:hAnsi="Arial" w:eastAsia="Arial" w:cs="Arial"/>
+                <w:i w:val="false"/>
+                <w:b w:val="false"/>
+                <w:u w:val="none"/>
+                <w:sz w:val="22"/>
+                <w:szCs w:val="22"/>
+                <w:color w:val="000000"/>
+              </w:rPr>
+              <w:t xml:space="preserve">Bois d’Arc Lake/Lake Bonham</w:t>
+            </w:r>
+          </w:p>
+        </w:tc>
+        <w:tc>
+          <w:tcPr>
+            <w:tcBorders>
+              <w:bottom w:val="single" w:sz="12" w:space="0" w:color="666666"/>
+              <w:top w:val="none" w:sz="0" w:space="0" w:color="000000"/>
+              <w:left w:val="none" w:sz="0" w:space="0" w:color="000000"/>
+              <w:right w:val="none" w:sz="0" w:space="0" w:color="000000"/>
+            </w:tcBorders>
+            <w:shd w:val="clear" w:color="auto" w:fill="FFFFFF"/>
+            <w:tcMar>
+              <w:top w:w="0" w:type="dxa"/>
+              <w:bottom w:w="0" w:type="dxa"/>
+              <w:left w:w="0" w:type="dxa"/>
+              <w:right w:w="0" w:type="dxa"/>
+            </w:tcMar>
+            <w:vAlign w:val="center"/>
+          </w:tcPr>
+          <w:p>
+            <w:pPr>
+              <w:pStyle w:val="Normal"/>
+              <w:jc w:val="left"/>
+              <w:pBdr>
+                <w:bottom w:val="none" w:sz="0" w:space="0" w:color="000000"/>
+                <w:top w:val="none" w:sz="0" w:space="0" w:color="000000"/>
+                <w:left w:val="none" w:sz="0" w:space="0" w:color="000000"/>
+                <w:right w:val="none" w:sz="0" w:space="0" w:color="000000"/>
+              </w:pBdr>
+              <w:spacing w:after="100" w:before="100" w:line="240"/>
+              <w:ind w:left="100" w:right="100" w:firstLine="0" w:firstLineChars="0"/>
+            </w:pPr>
+            <w:r>
+              <w:rPr>
+                <w:rFonts w:ascii="Arial" w:hAnsi="Arial" w:eastAsia="Arial" w:cs="Arial"/>
+                <w:i w:val="false"/>
+                <w:b w:val="false"/>
+                <w:u w:val="none"/>
+                <w:sz w:val="22"/>
+                <w:szCs w:val="22"/>
+                <w:color w:val="000000"/>
+              </w:rPr>
+              <w:t xml:space="preserve">WPP</w:t>
+            </w:r>
+          </w:p>
+        </w:tc>
+        <w:tc>
+          <w:tcPr>
+            <w:tcBorders>
+              <w:bottom w:val="single" w:sz="12" w:space="0" w:color="666666"/>
+              <w:top w:val="none" w:sz="0" w:space="0" w:color="000000"/>
+              <w:left w:val="none" w:sz="0" w:space="0" w:color="000000"/>
+              <w:right w:val="none" w:sz="0" w:space="0" w:color="000000"/>
+            </w:tcBorders>
+            <w:shd w:val="clear" w:color="auto" w:fill="FFFFFF"/>
+            <w:tcMar>
+              <w:top w:w="0" w:type="dxa"/>
+              <w:bottom w:w="0" w:type="dxa"/>
+              <w:left w:w="0" w:type="dxa"/>
+              <w:right w:w="0" w:type="dxa"/>
+            </w:tcMar>
+            <w:vAlign w:val="center"/>
+          </w:tcPr>
+          <w:p>
+            <w:pPr>
+              <w:pStyle w:val="Normal"/>
+              <w:jc w:val="left"/>
+              <w:pBdr>
+                <w:bottom w:val="none" w:sz="0" w:space="0" w:color="000000"/>
+                <w:top w:val="none" w:sz="0" w:space="0" w:color="000000"/>
+                <w:left w:val="none" w:sz="0" w:space="0" w:color="000000"/>
+                <w:right w:val="none" w:sz="0" w:space="0" w:color="000000"/>
+              </w:pBdr>
+              <w:spacing w:after="100" w:before="100" w:line="240"/>
+              <w:ind w:left="100" w:right="100" w:firstLine="0" w:firstLineChars="0"/>
+            </w:pPr>
+            <w:r>
+              <w:rPr>
+                <w:rFonts w:ascii="Arial" w:hAnsi="Arial" w:eastAsia="Arial" w:cs="Arial"/>
+                <w:i w:val="false"/>
+                <w:b w:val="false"/>
+                <w:u w:val="none"/>
+                <w:sz w:val="22"/>
+                <w:szCs w:val="22"/>
+                <w:color w:val="000000"/>
+              </w:rPr>
+              <w:t xml:space="preserve">Indicator Bacteria, Nitrate, Total Phosphorus, Chlorophyll-a</w:t>
+            </w:r>
+          </w:p>
+        </w:tc>
+        <w:tc>
+          <w:tcPr>
+            <w:tcBorders>
+              <w:bottom w:val="single" w:sz="12" w:space="0" w:color="666666"/>
+              <w:top w:val="none" w:sz="0" w:space="0" w:color="000000"/>
+              <w:left w:val="none" w:sz="0" w:space="0" w:color="000000"/>
+              <w:right w:val="none" w:sz="0" w:space="0" w:color="000000"/>
+            </w:tcBorders>
+            <w:shd w:val="clear" w:color="auto" w:fill="FFFFFF"/>
+            <w:tcMar>
+              <w:top w:w="0" w:type="dxa"/>
+              <w:bottom w:w="0" w:type="dxa"/>
+              <w:left w:w="0" w:type="dxa"/>
+              <w:right w:w="0" w:type="dxa"/>
+            </w:tcMar>
+            <w:vAlign w:val="center"/>
+          </w:tcPr>
+          <w:p>
+            <w:pPr>
+              <w:pStyle w:val="Normal"/>
+              <w:jc w:val="left"/>
+              <w:pBdr>
+                <w:bottom w:val="none" w:sz="0" w:space="0" w:color="000000"/>
+                <w:top w:val="none" w:sz="0" w:space="0" w:color="000000"/>
+                <w:left w:val="none" w:sz="0" w:space="0" w:color="000000"/>
+                <w:right w:val="none" w:sz="0" w:space="0" w:color="000000"/>
+              </w:pBdr>
+              <w:spacing w:after="100" w:before="100" w:line="240"/>
+              <w:ind w:left="100" w:right="100" w:firstLine="0" w:firstLineChars="0"/>
+            </w:pPr>
+            <w:r>
+              <w:rPr>
+                <w:rFonts w:ascii="Arial" w:hAnsi="Arial" w:eastAsia="Arial" w:cs="Arial"/>
+                <w:i w:val="false"/>
+                <w:b w:val="false"/>
+                <w:u w:val="none"/>
+                <w:sz w:val="22"/>
+                <w:szCs w:val="22"/>
+                <w:color w:val="000000"/>
+              </w:rPr>
+              <w:t xml:space="preserve">*E. coli*, Nitrate, Total Phosphorus</w:t>
+            </w:r>
+          </w:p>
+        </w:tc>
+      </w:tr>
+    </w:tbl>
+    <w:p>
+      <w:pPr>
+        <w:pStyle w:val="BodyText"/>
+      </w:pPr>
+      <w:r>
         <w:t xml:space="preserve">Unlike the tiered approach identified by the Bacteria TMDL Task Force,</w:t>
       </w:r>
       <w:r>
         <w:t xml:space="preserve"> </w:t>
       </w:r>
       <w:r>
-        <w:t xml:space="preserve">a unified approach for addressing impairments specifically in lakes has not been developed.</w:t>
+        <w:t xml:space="preserve">a unified approach for addressing impairments specifically in lakes has not</w:t>
+      </w:r>
+      <w:r>
+        <w:t xml:space="preserve"> </w:t>
+      </w:r>
+      <w:r>
+        <w:t xml:space="preserve">been developed.</w:t>
       </w:r>
       <w:r>
         <w:t xml:space="preserve"> </w:t>
@@ -1166,7 +4391,13 @@
         <w:t xml:space="preserve"> </w:t>
       </w:r>
       <w:r>
-        <w:t xml:space="preserve">expected lake trophic status, a variety of TMDL development approaches are possible.</w:t>
+        <w:t xml:space="preserve">expected lake trophic status, a variety of TMDL development approaches are</w:t>
+      </w:r>
+      <w:r>
+        <w:t xml:space="preserve"> </w:t>
+      </w:r>
+      <w:r>
+        <w:t xml:space="preserve">possible.</w:t>
       </w:r>
       <w:r>
         <w:t xml:space="preserve"> </w:t>
@@ -1187,8 +4418,8 @@
         <w:t xml:space="preserve">reservoirs.</w:t>
       </w:r>
     </w:p>
-    <w:bookmarkEnd w:id="24"/>
-    <w:bookmarkStart w:id="25" w:name="methods"/>
+    <w:bookmarkEnd w:id="25"/>
+    <w:bookmarkStart w:id="26" w:name="methods"/>
     <w:p>
       <w:pPr>
         <w:pStyle w:val="Heading1"/>
@@ -1202,13 +4433,25 @@
         <w:pStyle w:val="FirstParagraph"/>
       </w:pPr>
       <w:r>
-        <w:t xml:space="preserve">The purpose of this report is to review and summarize methodologies in EPA accepted lake or reservoir TMDLs relevant to Texas.</w:t>
-      </w:r>
-      <w:r>
-        <w:t xml:space="preserve"> </w:t>
-      </w:r>
-      <w:r>
-        <w:t xml:space="preserve">We queried the EPA Assessment TMDL Tracking and Implementation System (ATTAINS) database using the R software package, rATTAINS</w:t>
+        <w:t xml:space="preserve">The purpose of this report is to review and summarize methodologies in EPA</w:t>
+      </w:r>
+      <w:r>
+        <w:t xml:space="preserve"> </w:t>
+      </w:r>
+      <w:r>
+        <w:t xml:space="preserve">accepted lake or reservoir TMDLs relevant to Texas.</w:t>
+      </w:r>
+      <w:r>
+        <w:t xml:space="preserve"> </w:t>
+      </w:r>
+      <w:r>
+        <w:t xml:space="preserve">We queried the EPA Assessment TMDL Tracking and Implementation System</w:t>
+      </w:r>
+      <w:r>
+        <w:t xml:space="preserve"> </w:t>
+      </w:r>
+      <w:r>
+        <w:t xml:space="preserve">(ATTAINS) database using the R software package, rATTAINS</w:t>
       </w:r>
       <w:r>
         <w:t xml:space="preserve"> </w:t>
@@ -1223,6 +4466,9 @@
         <w:t xml:space="preserve"> </w:t>
       </w:r>
       <w:r>
+        <w:t xml:space="preserve"> </w:t>
+      </w:r>
+      <w:r>
         <w:t xml:space="preserve">rATTAINS facilitates data queries and downloads from the ATTAINS online database</w:t>
       </w:r>
       <w:r>
@@ -1235,13 +4481,25 @@
         <w:t xml:space="preserve"> </w:t>
       </w:r>
       <w:r>
-        <w:t xml:space="preserve">In March 2025 we made queries to ATTAINS for all approved TMDLs in the 13 states covered under EPA regions 5 and 6 since January 1, 2020.</w:t>
-      </w:r>
-      <w:r>
-        <w:t xml:space="preserve"> </w:t>
-      </w:r>
-      <w:r>
-        <w:t xml:space="preserve">The data returned from the ATTAINS query includes a list of hydrologic assessment units (AUs) covered by each TMDL.</w:t>
+        <w:t xml:space="preserve">In March 2025 we made queries to ATTAINS for all approved TMDLs in the 13</w:t>
+      </w:r>
+      <w:r>
+        <w:t xml:space="preserve"> </w:t>
+      </w:r>
+      <w:r>
+        <w:t xml:space="preserve">states covered under EPA regions 5 and 6 since January 1, 2020.</w:t>
+      </w:r>
+      <w:r>
+        <w:t xml:space="preserve"> </w:t>
+      </w:r>
+      <w:r>
+        <w:t xml:space="preserve">The data returned from the ATTAINS query includes a list of hydrologic</w:t>
+      </w:r>
+      <w:r>
+        <w:t xml:space="preserve"> </w:t>
+      </w:r>
+      <w:r>
+        <w:t xml:space="preserve">assessment units (AUs) covered by each TMDL.</w:t>
       </w:r>
       <w:r>
         <w:t xml:space="preserve"> </w:t>
@@ -1253,13 +4511,13 @@
         <w:t xml:space="preserve"> </w:t>
       </w:r>
       <w:r>
-        <w:t xml:space="preserve">A subsequent query to ATTAINS was made to identify the waterbody type each state assigned to</w:t>
-      </w:r>
-      <w:r>
-        <w:t xml:space="preserve"> </w:t>
-      </w:r>
-      <w:r>
-        <w:t xml:space="preserve">the AUs covered by TMDLs.</w:t>
+        <w:t xml:space="preserve">A subsequent query to ATTAINS was made to identify the waterbody type each</w:t>
+      </w:r>
+      <w:r>
+        <w:t xml:space="preserve"> </w:t>
+      </w:r>
+      <w:r>
+        <w:t xml:space="preserve">state assigned to the AUs covered by TMDLs.</w:t>
       </w:r>
       <w:r>
         <w:t xml:space="preserve"> </w:t>
@@ -1280,7 +4538,13 @@
         <w:t xml:space="preserve">“</w:t>
       </w:r>
       <w:r>
-        <w:t xml:space="preserve">Lake, Freshwater; Lake; Reservoir; Lake/Reservoir/Pond.</w:t>
+        <w:t xml:space="preserve">Lake, Freshwater;</w:t>
+      </w:r>
+      <w:r>
+        <w:t xml:space="preserve"> </w:t>
+      </w:r>
+      <w:r>
+        <w:t xml:space="preserve">Lake; Reservoir; Lake/Reservoir/Pond.</w:t>
       </w:r>
       <w:r>
         <w:t xml:space="preserve">”</w:t>
@@ -1289,13 +4553,25 @@
         <w:t xml:space="preserve"> </w:t>
       </w:r>
       <w:r>
-        <w:t xml:space="preserve">ATTAINS also identifies the endpoint parameter that is the cause of the impairment (low DO, high chlorophyll-a, etc.) in each AU and the target load allocation parameter(s) (TN, TP, TSS, etc.)</w:t>
-      </w:r>
-      <w:r>
-        <w:t xml:space="preserve"> </w:t>
-      </w:r>
-      <w:r>
-        <w:t xml:space="preserve">in the TMDL that the waterbody can assimilate without being considered impaired.</w:t>
+        <w:t xml:space="preserve">ATTAINS also identifies the endpoint parameter that is the cause of the</w:t>
+      </w:r>
+      <w:r>
+        <w:t xml:space="preserve"> </w:t>
+      </w:r>
+      <w:r>
+        <w:t xml:space="preserve">impairment (low DO, high chlorophyll-a, etc.) in each AU and the target load</w:t>
+      </w:r>
+      <w:r>
+        <w:t xml:space="preserve"> </w:t>
+      </w:r>
+      <w:r>
+        <w:t xml:space="preserve">allocation parameter(s) (TN, TP, TSS, etc.) in the TMDL that the waterbody can</w:t>
+      </w:r>
+      <w:r>
+        <w:t xml:space="preserve"> </w:t>
+      </w:r>
+      <w:r>
+        <w:t xml:space="preserve">assimilate without being considered impaired.</w:t>
       </w:r>
       <w:r>
         <w:t xml:space="preserve"> </w:t>
@@ -1377,7 +4653,7 @@
         </w:rPr>
         <w:t xml:space="preserve">Figure </w:t>
       </w:r>
-      <w:bookmarkStart w:id="67fc3dd1-70f9-48d4-98f8-462b442ac412" w:name="states"/>
+      <w:bookmarkStart w:id="24cf804e-a4e4-4491-82c5-f32fe5349beb" w:name="states"/>
       <w:r xmlns:w14="http://schemas.microsoft.com/office/word/2010/wordml">
         <w:rPr>
           <w:rFonts/>
@@ -1399,7 +4675,7 @@
         </w:rPr>
         <w:fldChar w:fldCharType="end" w:dirty="true"/>
       </w:r>
-      <w:bookmarkEnd w:id="67fc3dd1-70f9-48d4-98f8-462b442ac412"/>
+      <w:bookmarkEnd w:id="24cf804e-a4e4-4491-82c5-f32fe5349beb"/>
       <w:r>
         <w:rPr>
           <w:rFonts/>
@@ -1506,8 +4782,8 @@
         <w:t xml:space="preserve">specific modeling approaches</w:t>
       </w:r>
     </w:p>
-    <w:bookmarkEnd w:id="25"/>
-    <w:bookmarkStart w:id="26" w:name="results"/>
+    <w:bookmarkEnd w:id="26"/>
+    <w:bookmarkStart w:id="27" w:name="results"/>
     <w:p>
       <w:pPr>
         <w:pStyle w:val="Heading1"/>
@@ -1516,7 +4792,7 @@
         <w:t xml:space="preserve">Results</w:t>
       </w:r>
     </w:p>
-    <w:bookmarkEnd w:id="26"/>
+    <w:bookmarkEnd w:id="27"/>
     <w:bookmarkStart w:id="28" w:name="tables"/>
     <w:p>
       <w:pPr>
@@ -1668,7 +4944,7 @@
         </w:rPr>
         <w:t xml:space="preserve">Table  </w:t>
       </w:r>
-      <w:bookmarkStart w:id="f38f3920-5819-468c-8115-3eca24fa1f67" w:name="mtcars"/>
+      <w:bookmarkStart w:id="045faf6b-c51d-4e61-89ec-7958fc231ea4" w:name="mtcars"/>
       <w:r xmlns:w14="http://schemas.microsoft.com/office/word/2010/wordml">
         <w:rPr>
           <w:rFonts/>
@@ -1690,7 +4966,7 @@
         </w:rPr>
         <w:fldChar w:fldCharType="end" w:dirty="true"/>
       </w:r>
-      <w:bookmarkEnd w:id="f38f3920-5819-468c-8115-3eca24fa1f67"/>
+      <w:bookmarkEnd w:id="045faf6b-c51d-4e61-89ec-7958fc231ea4"/>
       <w:r>
         <w:rPr>
           <w:rFonts/>
@@ -2956,7 +6232,7 @@
       <w:r>
         <w:t xml:space="preserve"> </w:t>
       </w:r>
-      <w:hyperlink r:id="rId27">
+      <w:hyperlink r:id="rId24">
         <w:r>
           <w:rPr>
             <w:rStyle w:val="VerbatimChar"/>
@@ -3004,7 +6280,7 @@
         </w:rPr>
         <w:t xml:space="preserve">Table  </w:t>
       </w:r>
-      <w:bookmarkStart w:id="fdc0f071-ceb0-4b67-8818-9924f36e248b" w:name="mtcarsflex"/>
+      <w:bookmarkStart w:id="3c3a1fc6-43c4-4312-863c-ecbbd60a0d76" w:name="mtcarsflex"/>
       <w:r>
         <w:rPr>
           <w:rFonts/>
@@ -3026,7 +6302,7 @@
         </w:rPr>
         <w:fldChar w:fldCharType="end" w:dirty="true"/>
       </w:r>
-      <w:bookmarkEnd w:id="fdc0f071-ceb0-4b67-8818-9924f36e248b"/>
+      <w:bookmarkEnd w:id="3c3a1fc6-43c4-4312-863c-ecbbd60a0d76"/>
       <w:r>
         <w:rPr>
           <w:rFonts/>
@@ -8544,7 +11820,7 @@
         </w:rPr>
         <w:t xml:space="preserve">Figure </w:t>
       </w:r>
-      <w:bookmarkStart w:id="26ec47f2-2967-4960-ad02-2e23255a784b" w:name="lakesize"/>
+      <w:bookmarkStart w:id="bfb8246a-5c35-48fb-936e-e0e241ddb00d" w:name="lakesize"/>
       <w:r xmlns:w14="http://schemas.microsoft.com/office/word/2010/wordml">
         <w:rPr>
           <w:rFonts/>
@@ -8566,7 +11842,7 @@
         </w:rPr>
         <w:fldChar w:fldCharType="end" w:dirty="true"/>
       </w:r>
-      <w:bookmarkEnd w:id="26ec47f2-2967-4960-ad02-2e23255a784b"/>
+      <w:bookmarkEnd w:id="bfb8246a-5c35-48fb-936e-e0e241ddb00d"/>
       <w:r>
         <w:rPr>
           <w:rFonts/>
@@ -8638,7 +11914,7 @@
         </w:rPr>
         <w:t xml:space="preserve">Figure </w:t>
       </w:r>
-      <w:bookmarkStart w:id="d14cd1e3-abba-4caa-9718-185478c91a75" w:name="params"/>
+      <w:bookmarkStart w:id="5ab18cf9-0b09-42fa-b1ed-b19718ec4237" w:name="params"/>
       <w:r xmlns:w14="http://schemas.microsoft.com/office/word/2010/wordml">
         <w:rPr>
           <w:rFonts/>
@@ -8660,7 +11936,7 @@
         </w:rPr>
         <w:fldChar w:fldCharType="end" w:dirty="true"/>
       </w:r>
-      <w:bookmarkEnd w:id="d14cd1e3-abba-4caa-9718-185478c91a75"/>
+      <w:bookmarkEnd w:id="5ab18cf9-0b09-42fa-b1ed-b19718ec4237"/>
       <w:r>
         <w:rPr>
           <w:rFonts/>
@@ -8752,7 +12028,7 @@
         </w:rPr>
         <w:t xml:space="preserve">Figure </w:t>
       </w:r>
-      <w:bookmarkStart w:id="6ff32231-0569-43e2-bdf0-14005cce1fe9" w:name="models"/>
+      <w:bookmarkStart w:id="6d0c6b7f-4d2e-4636-b789-cb287cb8a4d6" w:name="models"/>
       <w:r xmlns:w14="http://schemas.microsoft.com/office/word/2010/wordml">
         <w:rPr>
           <w:rFonts/>
@@ -8774,7 +12050,7 @@
         </w:rPr>
         <w:fldChar w:fldCharType="end" w:dirty="true"/>
       </w:r>
-      <w:bookmarkEnd w:id="6ff32231-0569-43e2-bdf0-14005cce1fe9"/>
+      <w:bookmarkEnd w:id="6d0c6b7f-4d2e-4636-b789-cb287cb8a4d6"/>
       <w:r>
         <w:rPr>
           <w:rFonts/>
@@ -8853,7 +12129,7 @@
         </w:rPr>
         <w:t xml:space="preserve">Figure </w:t>
       </w:r>
-      <w:bookmarkStart w:id="88137ea2-36e7-47c3-bff7-8bb49ad0b572" w:name="modparams"/>
+      <w:bookmarkStart w:id="39297f71-753e-4e0b-af6e-093e76959c2c" w:name="modparams"/>
       <w:r xmlns:w14="http://schemas.microsoft.com/office/word/2010/wordml">
         <w:rPr>
           <w:rFonts/>
@@ -8875,7 +12151,7 @@
         </w:rPr>
         <w:fldChar w:fldCharType="end" w:dirty="true"/>
       </w:r>
-      <w:bookmarkEnd w:id="88137ea2-36e7-47c3-bff7-8bb49ad0b572"/>
+      <w:bookmarkEnd w:id="39297f71-753e-4e0b-af6e-093e76959c2c"/>
       <w:r>
         <w:rPr>
           <w:rFonts/>

--- a/report/tmdl_report/tmdl_report.docx
+++ b/report/tmdl_report/tmdl_report.docx
@@ -416,97 +416,7 @@
         </w:sectPr>
       </w:pPr>
     </w:p>
-    <w:bookmarkStart w:id="23" w:name="headings"/>
-    <w:p>
-      <w:pPr>
-        <w:pStyle w:val="Heading1"/>
-      </w:pPr>
-      <w:r>
-        <w:t xml:space="preserve">Headings</w:t>
-      </w:r>
-    </w:p>
-    <w:bookmarkStart w:id="22" w:name="second-level-heading"/>
-    <w:p>
-      <w:pPr>
-        <w:pStyle w:val="Heading2"/>
-      </w:pPr>
-      <w:r>
-        <w:t xml:space="preserve">Second Level Heading</w:t>
-      </w:r>
-    </w:p>
-    <w:bookmarkStart w:id="21" w:name="third-level-heading"/>
-    <w:p>
-      <w:pPr>
-        <w:pStyle w:val="Heading3"/>
-      </w:pPr>
-      <w:r>
-        <w:t xml:space="preserve">Third Level Heading</w:t>
-      </w:r>
-    </w:p>
-    <w:p>
-      <w:pPr>
-        <w:pStyle w:val="FirstParagraph"/>
-      </w:pPr>
-      <w:r>
-        <w:t xml:space="preserve">First, second, and third level headings are defined by</w:t>
-      </w:r>
-      <w:r>
-        <w:t xml:space="preserve"> </w:t>
-      </w:r>
-      <w:r>
-        <w:rPr>
-          <w:rStyle w:val="VerbatimChar"/>
-        </w:rPr>
-        <w:t xml:space="preserve">#</w:t>
-      </w:r>
-      <w:r>
-        <w:t xml:space="preserve">,</w:t>
-      </w:r>
-      <w:r>
-        <w:t xml:space="preserve"> </w:t>
-      </w:r>
-      <w:r>
-        <w:rPr>
-          <w:rStyle w:val="VerbatimChar"/>
-        </w:rPr>
-        <w:t xml:space="preserve">##</w:t>
-      </w:r>
-      <w:r>
-        <w:t xml:space="preserve">, and</w:t>
-      </w:r>
-      <w:r>
-        <w:t xml:space="preserve"> </w:t>
-      </w:r>
-      <w:r>
-        <w:rPr>
-          <w:rStyle w:val="VerbatimChar"/>
-        </w:rPr>
-        <w:t xml:space="preserve">###</w:t>
-      </w:r>
-      <w:r>
-        <w:t xml:space="preserve"> </w:t>
-      </w:r>
-      <w:r>
-        <w:t xml:space="preserve">respectively.</w:t>
-      </w:r>
-    </w:p>
-    <w:p>
-      <w:pPr>
-        <w:pStyle w:val="BodyText"/>
-      </w:pPr>
-      <w:hyperlink r:id="rId20">
-        <w:r>
-          <w:rPr>
-            <w:rStyle w:val="Hyperlink"/>
-          </w:rPr>
-          <w:t xml:space="preserve">https://www.tceq.texas.gov/downloads/water-quality/assessment/integrated-report-2024/2024-trophic</w:t>
-        </w:r>
-      </w:hyperlink>
-    </w:p>
-    <w:bookmarkEnd w:id="21"/>
-    <w:bookmarkEnd w:id="22"/>
-    <w:bookmarkEnd w:id="23"/>
-    <w:bookmarkStart w:id="24" w:name="introduction"/>
+    <w:bookmarkStart w:id="20" w:name="introduction"/>
     <w:p>
       <w:pPr>
         <w:pStyle w:val="Heading1"/>
@@ -914,6 +824,142 @@
                 <pic:pic>
                   <pic:nvPicPr>
                     <pic:cNvPr id="2" name=""/>
+                    <pic:cNvPicPr>
+                      <a:picLocks noChangeAspect="1" noChangeArrowheads="1"/>
+                    </pic:cNvPicPr>
+                  </pic:nvPicPr>
+                  <pic:blipFill>
+                    <a:blip cstate="print" r:embed="rId38"/>
+                    <a:stretch>
+                      <a:fillRect/>
+                    </a:stretch>
+                  </pic:blipFill>
+                  <pic:spPr bwMode="auto">
+                    <a:xfrm>
+                      <a:off x="0" y="0"/>
+                      <a:ext cx="88900" cy="50800"/>
+                    </a:xfrm>
+                    <a:prstGeom prst="rect">
+                      <a:avLst/>
+                    </a:prstGeom>
+                    <a:noFill/>
+                  </pic:spPr>
+                </pic:pic>
+              </a:graphicData>
+            </a:graphic>
+          </wp:inline>
+        </w:drawing>
+      </w:r>
+    </w:p>
+    <w:p>
+      <w:pPr>
+        <w:pStyle w:val="ImageCaption"/>
+      </w:pPr>
+      <w:r>
+        <w:rPr>
+          <w:rFonts/>
+          <w:b w:val="false"/>
+        </w:rPr>
+        <w:t xml:space="preserve">Figure </w:t>
+      </w:r>
+      <w:bookmarkStart w:id="ad57bf32-cafe-4f21-aed3-0206939633d3" w:name="general"/>
+      <w:r xmlns:w14="http://schemas.microsoft.com/office/word/2010/wordml">
+        <w:rPr>
+          <w:rFonts/>
+          <w:b w:val="false"/>
+        </w:rPr>
+        <w:fldChar w:fldCharType="begin" w:dirty="true"/>
+      </w:r>
+      <w:r xmlns:w14="http://schemas.microsoft.com/office/word/2010/wordml">
+        <w:rPr>
+          <w:rFonts/>
+          <w:b w:val="false"/>
+        </w:rPr>
+        <w:instrText xml:space="preserve" w:dirty="true">SEQ fig \* Arabic</w:instrText>
+      </w:r>
+      <w:r xmlns:w14="http://schemas.microsoft.com/office/word/2010/wordml">
+        <w:rPr>
+          <w:rFonts/>
+          <w:b w:val="false"/>
+        </w:rPr>
+        <w:fldChar w:fldCharType="end" w:dirty="true"/>
+      </w:r>
+      <w:bookmarkEnd w:id="ad57bf32-cafe-4f21-aed3-0206939633d3"/>
+      <w:r>
+        <w:rPr>
+          <w:rFonts/>
+          <w:b w:val="false"/>
+        </w:rPr>
+        <w:t xml:space="preserve">. </w:t>
+      </w:r>
+      <w:r>
+        <w:t xml:space="preserve">Classification status for</w:t>
+      </w:r>
+      <w:r>
+        <w:t xml:space="preserve"> </w:t>
+      </w:r>
+      <w:r>
+        <w:t xml:space="preserve">“</w:t>
+      </w:r>
+      <w:r>
+        <w:t xml:space="preserve">general use</w:t>
+      </w:r>
+      <w:r>
+        <w:t xml:space="preserve">”</w:t>
+      </w:r>
+      <w:r>
+        <w:t xml:space="preserve"> </w:t>
+      </w:r>
+      <w:r>
+        <w:t xml:space="preserve">(A) and</w:t>
+      </w:r>
+      <w:r>
+        <w:t xml:space="preserve"> </w:t>
+      </w:r>
+      <w:r>
+        <w:t xml:space="preserve">“</w:t>
+      </w:r>
+      <w:r>
+        <w:t xml:space="preserve">aquatic life use</w:t>
+      </w:r>
+      <w:r>
+        <w:t xml:space="preserve">”</w:t>
+      </w:r>
+      <w:r>
+        <w:t xml:space="preserve"> </w:t>
+      </w:r>
+      <w:r>
+        <w:t xml:space="preserve">(B) in Texas reservoirs by percent of acres</w:t>
+      </w:r>
+      <w:r>
+        <w:t xml:space="preserve"> </w:t>
+      </w:r>
+      <w:r>
+        <w:t xml:space="preserve">(EPA 2025)</w:t>
+      </w:r>
+      <w:r>
+        <w:t xml:space="preserve">.</w:t>
+      </w:r>
+    </w:p>
+    <w:p>
+      <w:pPr>
+        <w:jc w:val="center"/>
+        <w:pStyle w:val="Normal"/>
+      </w:pPr>
+      <w:r>
+        <w:rPr/>
+        <w:drawing>
+          <wp:inline distT="0" distB="0" distL="0" distR="0">
+            <wp:extent cx="6400800" cy="3657600"/>
+            <wp:docPr id="3" name="" descr="Alternative text for screen readers"/>
+            <wp:cNvGraphicFramePr>
+              <a:graphicFrameLocks noChangeAspect="1"/>
+            </wp:cNvGraphicFramePr>
+            <a:graphic>
+              <a:graphicData uri="http://schemas.openxmlformats.org/drawingml/2006/picture">
+                <pic:pic>
+                  <pic:nvPicPr>
+                    <pic:cNvPr id="4" name=""/>
                     <pic:cNvPicPr>
                       <a:picLocks noChangeAspect="1" noChangeArrowheads="1"/>
                     </pic:cNvPicPr>
@@ -952,7 +998,7 @@
         </w:rPr>
         <w:t xml:space="preserve">Figure </w:t>
       </w:r>
-      <w:bookmarkStart w:id="f1924227-56f3-49a5-a50c-69919774ca63" w:name="general"/>
+      <w:bookmarkStart w:id="efc3e7f2-10f6-4bee-841c-38c292185f54" w:name="general2"/>
       <w:r xmlns:w14="http://schemas.microsoft.com/office/word/2010/wordml">
         <w:rPr>
           <w:rFonts/>
@@ -974,143 +1020,7 @@
         </w:rPr>
         <w:fldChar w:fldCharType="end" w:dirty="true"/>
       </w:r>
-      <w:bookmarkEnd w:id="f1924227-56f3-49a5-a50c-69919774ca63"/>
-      <w:r>
-        <w:rPr>
-          <w:rFonts/>
-          <w:b w:val="false"/>
-        </w:rPr>
-        <w:t xml:space="preserve">. </w:t>
-      </w:r>
-      <w:r>
-        <w:t xml:space="preserve">Classification status for</w:t>
-      </w:r>
-      <w:r>
-        <w:t xml:space="preserve"> </w:t>
-      </w:r>
-      <w:r>
-        <w:t xml:space="preserve">“</w:t>
-      </w:r>
-      <w:r>
-        <w:t xml:space="preserve">general use</w:t>
-      </w:r>
-      <w:r>
-        <w:t xml:space="preserve">”</w:t>
-      </w:r>
-      <w:r>
-        <w:t xml:space="preserve"> </w:t>
-      </w:r>
-      <w:r>
-        <w:t xml:space="preserve">(A) and</w:t>
-      </w:r>
-      <w:r>
-        <w:t xml:space="preserve"> </w:t>
-      </w:r>
-      <w:r>
-        <w:t xml:space="preserve">“</w:t>
-      </w:r>
-      <w:r>
-        <w:t xml:space="preserve">aquatic life use</w:t>
-      </w:r>
-      <w:r>
-        <w:t xml:space="preserve">”</w:t>
-      </w:r>
-      <w:r>
-        <w:t xml:space="preserve"> </w:t>
-      </w:r>
-      <w:r>
-        <w:t xml:space="preserve">(B) in Texas reservoirs by percent of acres</w:t>
-      </w:r>
-      <w:r>
-        <w:t xml:space="preserve"> </w:t>
-      </w:r>
-      <w:r>
-        <w:t xml:space="preserve">(EPA 2025)</w:t>
-      </w:r>
-      <w:r>
-        <w:t xml:space="preserve">.</w:t>
-      </w:r>
-    </w:p>
-    <w:p>
-      <w:pPr>
-        <w:jc w:val="center"/>
-        <w:pStyle w:val="Normal"/>
-      </w:pPr>
-      <w:r>
-        <w:rPr/>
-        <w:drawing>
-          <wp:inline distT="0" distB="0" distL="0" distR="0">
-            <wp:extent cx="6400800" cy="3657600"/>
-            <wp:docPr id="3" name="" descr="Alternative text for screen readers"/>
-            <wp:cNvGraphicFramePr>
-              <a:graphicFrameLocks noChangeAspect="1"/>
-            </wp:cNvGraphicFramePr>
-            <a:graphic>
-              <a:graphicData uri="http://schemas.openxmlformats.org/drawingml/2006/picture">
-                <pic:pic>
-                  <pic:nvPicPr>
-                    <pic:cNvPr id="4" name=""/>
-                    <pic:cNvPicPr>
-                      <a:picLocks noChangeAspect="1" noChangeArrowheads="1"/>
-                    </pic:cNvPicPr>
-                  </pic:nvPicPr>
-                  <pic:blipFill>
-                    <a:blip cstate="print" r:embed="rId40"/>
-                    <a:stretch>
-                      <a:fillRect/>
-                    </a:stretch>
-                  </pic:blipFill>
-                  <pic:spPr bwMode="auto">
-                    <a:xfrm>
-                      <a:off x="0" y="0"/>
-                      <a:ext cx="88900" cy="50800"/>
-                    </a:xfrm>
-                    <a:prstGeom prst="rect">
-                      <a:avLst/>
-                    </a:prstGeom>
-                    <a:noFill/>
-                  </pic:spPr>
-                </pic:pic>
-              </a:graphicData>
-            </a:graphic>
-          </wp:inline>
-        </w:drawing>
-      </w:r>
-    </w:p>
-    <w:p>
-      <w:pPr>
-        <w:pStyle w:val="ImageCaption"/>
-      </w:pPr>
-      <w:r>
-        <w:rPr>
-          <w:rFonts/>
-          <w:b w:val="false"/>
-        </w:rPr>
-        <w:t xml:space="preserve">Figure </w:t>
-      </w:r>
-      <w:bookmarkStart w:id="569dd568-6d37-489b-bc05-1a64dd10a659" w:name="general2"/>
-      <w:r xmlns:w14="http://schemas.microsoft.com/office/word/2010/wordml">
-        <w:rPr>
-          <w:rFonts/>
-          <w:b w:val="false"/>
-        </w:rPr>
-        <w:fldChar w:fldCharType="begin" w:dirty="true"/>
-      </w:r>
-      <w:r xmlns:w14="http://schemas.microsoft.com/office/word/2010/wordml">
-        <w:rPr>
-          <w:rFonts/>
-          <w:b w:val="false"/>
-        </w:rPr>
-        <w:instrText xml:space="preserve" w:dirty="true">SEQ fig \* Arabic</w:instrText>
-      </w:r>
-      <w:r xmlns:w14="http://schemas.microsoft.com/office/word/2010/wordml">
-        <w:rPr>
-          <w:rFonts/>
-          <w:b w:val="false"/>
-        </w:rPr>
-        <w:fldChar w:fldCharType="end" w:dirty="true"/>
-      </w:r>
-      <w:bookmarkEnd w:id="569dd568-6d37-489b-bc05-1a64dd10a659"/>
+      <w:bookmarkEnd w:id="efc3e7f2-10f6-4bee-841c-38c292185f54"/>
       <w:r>
         <w:rPr>
           <w:rFonts/>
@@ -1180,7 +1090,7 @@
         </w:rPr>
         <w:t xml:space="preserve">Table  </w:t>
       </w:r>
-      <w:bookmarkStart w:id="96db2f6f-a2eb-497f-bd0e-f14c851f7e85" w:name="lkplans"/>
+      <w:bookmarkStart w:id="ab81ed1e-ac18-4336-aa56-7da838dd1ced" w:name="lkplans"/>
       <w:r>
         <w:rPr>
           <w:rFonts/>
@@ -1202,7 +1112,7 @@
         </w:rPr>
         <w:fldChar w:fldCharType="end" w:dirty="true"/>
       </w:r>
-      <w:bookmarkEnd w:id="96db2f6f-a2eb-497f-bd0e-f14c851f7e85"/>
+      <w:bookmarkEnd w:id="ab81ed1e-ac18-4336-aa56-7da838dd1ced"/>
       <w:r>
         <w:rPr>
           <w:rFonts/>
@@ -2302,14 +2212,14 @@
             <w:r>
               <w:rPr>
                 <w:rFonts w:ascii="Arial" w:hAnsi="Arial" w:eastAsia="Arial" w:cs="Arial"/>
-                <w:i w:val="false"/>
-                <w:b w:val="false"/>
-                <w:u w:val="none"/>
-                <w:sz w:val="22"/>
-                <w:szCs w:val="22"/>
-                <w:color w:val="000000"/>
-              </w:rPr>
-              <w:t xml:space="preserve">*E. coli*</w:t>
+                <w:i w:val="true"/>
+                <w:b w:val="false"/>
+                <w:u w:val="none"/>
+                <w:sz w:val="22"/>
+                <w:szCs w:val="22"/>
+                <w:color w:val="000000"/>
+              </w:rPr>
+              <w:t xml:space="preserve">E. coli</w:t>
             </w:r>
           </w:p>
         </w:tc>
@@ -2673,7 +2583,7 @@
                 <w:szCs w:val="22"/>
                 <w:color w:val="000000"/>
               </w:rPr>
-              <w:t xml:space="preserve">Chlordane, DDT, DDD, DDE, Dieldrin, Heptachlorepoxide, and PCBs</w:t>
+              <w:t xml:space="preserve">Chlordane, DDT, DDD, DDE, Dieldrin, Heptachlor epoxide, and PCBs</w:t>
             </w:r>
           </w:p>
         </w:tc>
@@ -3758,14 +3668,14 @@
             <w:r>
               <w:rPr>
                 <w:rFonts w:ascii="Arial" w:hAnsi="Arial" w:eastAsia="Arial" w:cs="Arial"/>
-                <w:i w:val="false"/>
-                <w:b w:val="false"/>
-                <w:u w:val="none"/>
-                <w:sz w:val="22"/>
-                <w:szCs w:val="22"/>
-                <w:color w:val="000000"/>
-              </w:rPr>
-              <w:t xml:space="preserve">*E. coli*</w:t>
+                <w:i w:val="true"/>
+                <w:b w:val="false"/>
+                <w:u w:val="none"/>
+                <w:sz w:val="22"/>
+                <w:szCs w:val="22"/>
+                <w:color w:val="000000"/>
+              </w:rPr>
+              <w:t xml:space="preserve">E. coli</w:t>
             </w:r>
           </w:p>
         </w:tc>
@@ -3940,14 +3850,14 @@
             <w:r>
               <w:rPr>
                 <w:rFonts w:ascii="Arial" w:hAnsi="Arial" w:eastAsia="Arial" w:cs="Arial"/>
-                <w:i w:val="false"/>
-                <w:b w:val="false"/>
-                <w:u w:val="none"/>
-                <w:sz w:val="22"/>
-                <w:szCs w:val="22"/>
-                <w:color w:val="000000"/>
-              </w:rPr>
-              <w:t xml:space="preserve">*E. coli*</w:t>
+                <w:i w:val="true"/>
+                <w:b w:val="false"/>
+                <w:u w:val="none"/>
+                <w:sz w:val="22"/>
+                <w:szCs w:val="22"/>
+                <w:color w:val="000000"/>
+              </w:rPr>
+              <w:t xml:space="preserve">E. coli</w:t>
             </w:r>
           </w:p>
         </w:tc>
@@ -4304,14 +4214,26 @@
             <w:r>
               <w:rPr>
                 <w:rFonts w:ascii="Arial" w:hAnsi="Arial" w:eastAsia="Arial" w:cs="Arial"/>
-                <w:i w:val="false"/>
-                <w:b w:val="false"/>
-                <w:u w:val="none"/>
-                <w:sz w:val="22"/>
-                <w:szCs w:val="22"/>
-                <w:color w:val="000000"/>
-              </w:rPr>
-              <w:t xml:space="preserve">*E. coli*, Nitrate, Total Phosphorus</w:t>
+                <w:i w:val="true"/>
+                <w:b w:val="false"/>
+                <w:u w:val="none"/>
+                <w:sz w:val="22"/>
+                <w:szCs w:val="22"/>
+                <w:color w:val="000000"/>
+              </w:rPr>
+              <w:t xml:space="preserve">E. coli</w:t>
+            </w:r>
+            <w:r>
+              <w:rPr>
+                <w:rFonts w:ascii="Arial" w:hAnsi="Arial" w:eastAsia="Arial" w:cs="Arial"/>
+                <w:i w:val="false"/>
+                <w:b w:val="false"/>
+                <w:u w:val="none"/>
+                <w:sz w:val="22"/>
+                <w:szCs w:val="22"/>
+                <w:color w:val="000000"/>
+              </w:rPr>
+              <w:t xml:space="preserve">, Nitrate, Total Phosphorus</w:t>
             </w:r>
           </w:p>
         </w:tc>
@@ -4373,8 +4295,8 @@
         <w:t xml:space="preserve">reservoirs.</w:t>
       </w:r>
     </w:p>
-    <w:bookmarkEnd w:id="24"/>
-    <w:bookmarkStart w:id="25" w:name="methods"/>
+    <w:bookmarkEnd w:id="20"/>
+    <w:bookmarkStart w:id="21" w:name="methods"/>
     <w:p>
       <w:pPr>
         <w:pStyle w:val="Heading1"/>
@@ -4553,11 +4475,57 @@
         <w:t xml:space="preserve"> </w:t>
       </w:r>
       <w:r>
-        <w:rPr>
-          <w:iCs/>
-          <w:i/>
-        </w:rPr>
-        <w:t xml:space="preserve">Describe number of TMDLs and states. Add table in Appendix of TMDLs.</w:t>
+        <w:t xml:space="preserve">In total 27 TMDL documents were identified in the ATTAINS query covering 44</w:t>
+      </w:r>
+      <w:r>
+        <w:t xml:space="preserve"> </w:t>
+      </w:r>
+      <w:r>
+        <w:t xml:space="preserve">distinct assessment units (Figure</w:t>
+      </w:r>
+      <w:r>
+        <w:t xml:space="preserve"> </w:t>
+      </w:r>
+      <w:hyperlink w:anchor="states">
+        <w:r xmlns:w14="http://schemas.microsoft.com/office/word/2010/wordml">
+          <w:rPr/>
+          <w:fldChar w:fldCharType="begin" w:dirty="true"/>
+        </w:r>
+        <w:r xmlns:w14="http://schemas.microsoft.com/office/word/2010/wordml">
+          <w:rPr/>
+          <w:instrText xml:space="preserve" w:dirty="true"> REF states \h</w:instrText>
+        </w:r>
+        <w:r xmlns:w14="http://schemas.microsoft.com/office/word/2010/wordml">
+          <w:rPr/>
+          <w:fldChar w:fldCharType="end" w:dirty="true"/>
+        </w:r>
+      </w:hyperlink>
+      <w:r>
+        <w:t xml:space="preserve">).</w:t>
+      </w:r>
+      <w:r>
+        <w:t xml:space="preserve"> </w:t>
+      </w:r>
+      <w:r>
+        <w:t xml:space="preserve">ATTAINS was queried again with the remaining 27 TMDLs to download pdf copies of</w:t>
+      </w:r>
+      <w:r>
+        <w:t xml:space="preserve"> </w:t>
+      </w:r>
+      <w:r>
+        <w:t xml:space="preserve">each EPA accepted TMDL.</w:t>
+      </w:r>
+      <w:r>
+        <w:t xml:space="preserve"> </w:t>
+      </w:r>
+      <w:r>
+        <w:t xml:space="preserve">Appendix A includes a table of the TMDLs identified in the query, assessment</w:t>
+      </w:r>
+      <w:r>
+        <w:t xml:space="preserve"> </w:t>
+      </w:r>
+      <w:r>
+        <w:t xml:space="preserve">units covered by each TMDL and provides a link to the TMDL document.</w:t>
       </w:r>
     </w:p>
     <w:p>
@@ -4579,6 +4547,238 @@
                 <pic:pic>
                   <pic:nvPicPr>
                     <pic:cNvPr id="6" name=""/>
+                    <pic:cNvPicPr>
+                      <a:picLocks noChangeAspect="1" noChangeArrowheads="1"/>
+                    </pic:cNvPicPr>
+                  </pic:nvPicPr>
+                  <pic:blipFill>
+                    <a:blip cstate="print" r:embed="rId40"/>
+                    <a:stretch>
+                      <a:fillRect/>
+                    </a:stretch>
+                  </pic:blipFill>
+                  <pic:spPr bwMode="auto">
+                    <a:xfrm>
+                      <a:off x="0" y="0"/>
+                      <a:ext cx="76200" cy="38100"/>
+                    </a:xfrm>
+                    <a:prstGeom prst="rect">
+                      <a:avLst/>
+                    </a:prstGeom>
+                    <a:noFill/>
+                  </pic:spPr>
+                </pic:pic>
+              </a:graphicData>
+            </a:graphic>
+          </wp:inline>
+        </w:drawing>
+      </w:r>
+    </w:p>
+    <w:p>
+      <w:pPr>
+        <w:pStyle w:val="ImageCaption"/>
+      </w:pPr>
+      <w:r>
+        <w:rPr>
+          <w:rFonts/>
+          <w:b w:val="false"/>
+        </w:rPr>
+        <w:t xml:space="preserve">Figure </w:t>
+      </w:r>
+      <w:bookmarkStart w:id="15819957-b207-4164-984e-65f85c084e08" w:name="states"/>
+      <w:r xmlns:w14="http://schemas.microsoft.com/office/word/2010/wordml">
+        <w:rPr>
+          <w:rFonts/>
+          <w:b w:val="false"/>
+        </w:rPr>
+        <w:fldChar w:fldCharType="begin" w:dirty="true"/>
+      </w:r>
+      <w:r xmlns:w14="http://schemas.microsoft.com/office/word/2010/wordml">
+        <w:rPr>
+          <w:rFonts/>
+          <w:b w:val="false"/>
+        </w:rPr>
+        <w:instrText xml:space="preserve" w:dirty="true">SEQ fig \* Arabic</w:instrText>
+      </w:r>
+      <w:r xmlns:w14="http://schemas.microsoft.com/office/word/2010/wordml">
+        <w:rPr>
+          <w:rFonts/>
+          <w:b w:val="false"/>
+        </w:rPr>
+        <w:fldChar w:fldCharType="end" w:dirty="true"/>
+      </w:r>
+      <w:bookmarkEnd w:id="15819957-b207-4164-984e-65f85c084e08"/>
+      <w:r>
+        <w:rPr>
+          <w:rFonts/>
+          <w:b w:val="false"/>
+        </w:rPr>
+        <w:t xml:space="preserve">. </w:t>
+      </w:r>
+      <w:r>
+        <w:t xml:space="preserve"> </w:t>
+      </w:r>
+      <w:r>
+        <w:t xml:space="preserve">(A) Number of Lake TMDL documents per state in EPA regions 4 and 6 (January 2020 through December 2024; (B) Distinct lake assessment units covered by TMDLs per state in EPA regions 4 and 6 (January 2020 through December 2024.</w:t>
+      </w:r>
+    </w:p>
+    <w:p>
+      <w:pPr>
+        <w:pStyle w:val="BodyText"/>
+      </w:pPr>
+      <w:r>
+        <w:t xml:space="preserve">TMDLs were manually reviewed to identify and extract the following information:</w:t>
+      </w:r>
+    </w:p>
+    <w:p>
+      <w:pPr>
+        <w:numPr>
+          <w:ilvl w:val="0"/>
+          <w:numId w:val="1001"/>
+        </w:numPr>
+        <w:pStyle w:val="Compact"/>
+      </w:pPr>
+      <w:r>
+        <w:t xml:space="preserve">watershed size</w:t>
+      </w:r>
+    </w:p>
+    <w:p>
+      <w:pPr>
+        <w:numPr>
+          <w:ilvl w:val="0"/>
+          <w:numId w:val="1001"/>
+        </w:numPr>
+        <w:pStyle w:val="Compact"/>
+      </w:pPr>
+      <w:r>
+        <w:t xml:space="preserve">lake area</w:t>
+      </w:r>
+    </w:p>
+    <w:p>
+      <w:pPr>
+        <w:numPr>
+          <w:ilvl w:val="0"/>
+          <w:numId w:val="1001"/>
+        </w:numPr>
+        <w:pStyle w:val="Compact"/>
+      </w:pPr>
+      <w:r>
+        <w:t xml:space="preserve">shoreline length</w:t>
+      </w:r>
+    </w:p>
+    <w:p>
+      <w:pPr>
+        <w:numPr>
+          <w:ilvl w:val="0"/>
+          <w:numId w:val="1001"/>
+        </w:numPr>
+        <w:pStyle w:val="Compact"/>
+      </w:pPr>
+      <w:r>
+        <w:t xml:space="preserve">lake volume</w:t>
+      </w:r>
+    </w:p>
+    <w:p>
+      <w:pPr>
+        <w:numPr>
+          <w:ilvl w:val="0"/>
+          <w:numId w:val="1001"/>
+        </w:numPr>
+        <w:pStyle w:val="Compact"/>
+      </w:pPr>
+      <w:r>
+        <w:t xml:space="preserve">model typology (empirical, mechanistic)</w:t>
+      </w:r>
+    </w:p>
+    <w:p>
+      <w:pPr>
+        <w:numPr>
+          <w:ilvl w:val="0"/>
+          <w:numId w:val="1001"/>
+        </w:numPr>
+        <w:pStyle w:val="Compact"/>
+      </w:pPr>
+      <w:r>
+        <w:t xml:space="preserve">specific modeling approaches</w:t>
+      </w:r>
+    </w:p>
+    <w:bookmarkEnd w:id="21"/>
+    <w:bookmarkStart w:id="22" w:name="results"/>
+    <w:p>
+      <w:pPr>
+        <w:pStyle w:val="Heading1"/>
+      </w:pPr>
+      <w:r>
+        <w:t xml:space="preserve">Results</w:t>
+      </w:r>
+    </w:p>
+    <w:bookmarkEnd w:id="22"/>
+    <w:bookmarkStart w:id="23" w:name="tables"/>
+    <w:p>
+      <w:pPr>
+        <w:pStyle w:val="Heading1"/>
+      </w:pPr>
+      <w:r>
+        <w:t xml:space="preserve">Tables</w:t>
+      </w:r>
+    </w:p>
+    <w:bookmarkEnd w:id="23"/>
+    <w:bookmarkStart w:id="24" w:name="figures"/>
+    <w:p>
+      <w:pPr>
+        <w:pStyle w:val="Heading1"/>
+      </w:pPr>
+      <w:r>
+        <w:t xml:space="preserve">Figures</w:t>
+      </w:r>
+    </w:p>
+    <w:p>
+      <w:pPr>
+        <w:pStyle w:val="FirstParagraph"/>
+      </w:pPr>
+      <w:r>
+        <w:t xml:space="preserve">We can embed and cross-reference plots (Figure</w:t>
+      </w:r>
+      <w:r>
+        <w:t xml:space="preserve"> </w:t>
+      </w:r>
+      <w:hyperlink w:anchor="states">
+        <w:r xmlns:w14="http://schemas.microsoft.com/office/word/2010/wordml">
+          <w:rPr/>
+          <w:fldChar w:fldCharType="begin" w:dirty="true"/>
+        </w:r>
+        <w:r xmlns:w14="http://schemas.microsoft.com/office/word/2010/wordml">
+          <w:rPr/>
+          <w:instrText xml:space="preserve" w:dirty="true"> REF states \h</w:instrText>
+        </w:r>
+        <w:r xmlns:w14="http://schemas.microsoft.com/office/word/2010/wordml">
+          <w:rPr/>
+          <w:fldChar w:fldCharType="end" w:dirty="true"/>
+        </w:r>
+      </w:hyperlink>
+      <w:r>
+        <w:t xml:space="preserve">).</w:t>
+      </w:r>
+    </w:p>
+    <w:p>
+      <w:pPr>
+        <w:jc w:val="center"/>
+        <w:pStyle w:val="Normal"/>
+      </w:pPr>
+      <w:r>
+        <w:rPr/>
+        <w:drawing>
+          <wp:inline distT="0" distB="0" distL="0" distR="0">
+            <wp:extent cx="5486400" cy="2743200"/>
+            <wp:docPr id="7" name="" descr="Alternative text for screen readers"/>
+            <wp:cNvGraphicFramePr>
+              <a:graphicFrameLocks noChangeAspect="1"/>
+            </wp:cNvGraphicFramePr>
+            <a:graphic>
+              <a:graphicData uri="http://schemas.openxmlformats.org/drawingml/2006/picture">
+                <pic:pic>
+                  <pic:nvPicPr>
+                    <pic:cNvPr id="8" name=""/>
                     <pic:cNvPicPr>
                       <a:picLocks noChangeAspect="1" noChangeArrowheads="1"/>
                     </pic:cNvPicPr>
@@ -4617,7 +4817,7 @@
         </w:rPr>
         <w:t xml:space="preserve">Figure </w:t>
       </w:r>
-      <w:bookmarkStart w:id="3890df20-6b46-4fe9-b5cb-2aeec72baff1" w:name="states"/>
+      <w:bookmarkStart w:id="66432866-7dcb-482e-9ae1-c59b9c8ef551" w:name="lakesize"/>
       <w:r xmlns:w14="http://schemas.microsoft.com/office/word/2010/wordml">
         <w:rPr>
           <w:rFonts/>
@@ -4639,7 +4839,7 @@
         </w:rPr>
         <w:fldChar w:fldCharType="end" w:dirty="true"/>
       </w:r>
-      <w:bookmarkEnd w:id="3890df20-6b46-4fe9-b5cb-2aeec72baff1"/>
+      <w:bookmarkEnd w:id="66432866-7dcb-482e-9ae1-c59b9c8ef551"/>
       <w:r>
         <w:rPr>
           <w:rFonts/>
@@ -4651,157 +4851,7 @@
         <w:t xml:space="preserve"> </w:t>
       </w:r>
       <w:r>
-        <w:t xml:space="preserve">(A) Number of Lake TMDL documents per state in EPA regions 4 and 6 (January 2020 through December 2024; (B) Distinct lake assessment units covered by TMDLs per state in EPA regions 4 and 6 (January 2020 through December 2024.</w:t>
-      </w:r>
-    </w:p>
-    <w:p>
-      <w:pPr>
-        <w:pStyle w:val="BodyText"/>
-      </w:pPr>
-      <w:r>
-        <w:t xml:space="preserve">ATTAINS was queried again with the remaining n TMDLs to download pdf copies of</w:t>
-      </w:r>
-      <w:r>
-        <w:t xml:space="preserve"> </w:t>
-      </w:r>
-      <w:r>
-        <w:t xml:space="preserve">each EPA accepted TMDL. These TMDLs were manually reviewed to identify and</w:t>
-      </w:r>
-      <w:r>
-        <w:t xml:space="preserve"> </w:t>
-      </w:r>
-      <w:r>
-        <w:t xml:space="preserve">extract relevant information.</w:t>
-      </w:r>
-    </w:p>
-    <w:p>
-      <w:pPr>
-        <w:numPr>
-          <w:ilvl w:val="0"/>
-          <w:numId w:val="1001"/>
-        </w:numPr>
-        <w:pStyle w:val="Compact"/>
-      </w:pPr>
-      <w:r>
-        <w:t xml:space="preserve">watershed size</w:t>
-      </w:r>
-    </w:p>
-    <w:p>
-      <w:pPr>
-        <w:numPr>
-          <w:ilvl w:val="0"/>
-          <w:numId w:val="1001"/>
-        </w:numPr>
-        <w:pStyle w:val="Compact"/>
-      </w:pPr>
-      <w:r>
-        <w:t xml:space="preserve">lake area</w:t>
-      </w:r>
-    </w:p>
-    <w:p>
-      <w:pPr>
-        <w:numPr>
-          <w:ilvl w:val="0"/>
-          <w:numId w:val="1001"/>
-        </w:numPr>
-        <w:pStyle w:val="Compact"/>
-      </w:pPr>
-      <w:r>
-        <w:t xml:space="preserve">shoreline length</w:t>
-      </w:r>
-    </w:p>
-    <w:p>
-      <w:pPr>
-        <w:numPr>
-          <w:ilvl w:val="0"/>
-          <w:numId w:val="1001"/>
-        </w:numPr>
-        <w:pStyle w:val="Compact"/>
-      </w:pPr>
-      <w:r>
-        <w:t xml:space="preserve">lake volume</w:t>
-      </w:r>
-    </w:p>
-    <w:p>
-      <w:pPr>
-        <w:numPr>
-          <w:ilvl w:val="0"/>
-          <w:numId w:val="1001"/>
-        </w:numPr>
-        <w:pStyle w:val="Compact"/>
-      </w:pPr>
-      <w:r>
-        <w:t xml:space="preserve">model typology (empirical, mechanistic)</w:t>
-      </w:r>
-    </w:p>
-    <w:p>
-      <w:pPr>
-        <w:numPr>
-          <w:ilvl w:val="0"/>
-          <w:numId w:val="1001"/>
-        </w:numPr>
-        <w:pStyle w:val="Compact"/>
-      </w:pPr>
-      <w:r>
-        <w:t xml:space="preserve">specific modeling approaches</w:t>
-      </w:r>
-    </w:p>
-    <w:bookmarkEnd w:id="25"/>
-    <w:bookmarkStart w:id="26" w:name="results"/>
-    <w:p>
-      <w:pPr>
-        <w:pStyle w:val="Heading1"/>
-      </w:pPr>
-      <w:r>
-        <w:t xml:space="preserve">Results</w:t>
-      </w:r>
-    </w:p>
-    <w:bookmarkEnd w:id="26"/>
-    <w:bookmarkStart w:id="27" w:name="tables"/>
-    <w:p>
-      <w:pPr>
-        <w:pStyle w:val="Heading1"/>
-      </w:pPr>
-      <w:r>
-        <w:t xml:space="preserve">Tables</w:t>
-      </w:r>
-    </w:p>
-    <w:bookmarkEnd w:id="27"/>
-    <w:bookmarkStart w:id="28" w:name="figures"/>
-    <w:p>
-      <w:pPr>
-        <w:pStyle w:val="Heading1"/>
-      </w:pPr>
-      <w:r>
-        <w:t xml:space="preserve">Figures</w:t>
-      </w:r>
-    </w:p>
-    <w:p>
-      <w:pPr>
-        <w:pStyle w:val="FirstParagraph"/>
-      </w:pPr>
-      <w:r>
-        <w:t xml:space="preserve">We can embed and cross-reference plots (Figure</w:t>
-      </w:r>
-      <w:r>
-        <w:t xml:space="preserve"> </w:t>
-      </w:r>
-      <w:hyperlink w:anchor="states">
-        <w:r xmlns:w14="http://schemas.microsoft.com/office/word/2010/wordml">
-          <w:rPr/>
-          <w:fldChar w:fldCharType="begin" w:dirty="true"/>
-        </w:r>
-        <w:r xmlns:w14="http://schemas.microsoft.com/office/word/2010/wordml">
-          <w:rPr/>
-          <w:instrText xml:space="preserve" w:dirty="true"> REF states \h</w:instrText>
-        </w:r>
-        <w:r xmlns:w14="http://schemas.microsoft.com/office/word/2010/wordml">
-          <w:rPr/>
-          <w:fldChar w:fldCharType="end" w:dirty="true"/>
-        </w:r>
-      </w:hyperlink>
-      <w:r>
-        <w:t xml:space="preserve">).</w:t>
+        <w:t xml:space="preserve">(A) Histogram of lake surface area (acres) and (B) histogram of lake watershed area (acres).</w:t>
       </w:r>
     </w:p>
     <w:p>
@@ -4814,7 +4864,7 @@
         <w:drawing>
           <wp:inline distT="0" distB="0" distL="0" distR="0">
             <wp:extent cx="5486400" cy="2743200"/>
-            <wp:docPr id="7" name="" descr="Alternative text for screen readers"/>
+            <wp:docPr id="9" name="" descr="Alternative text for screen readers"/>
             <wp:cNvGraphicFramePr>
               <a:graphicFrameLocks noChangeAspect="1"/>
             </wp:cNvGraphicFramePr>
@@ -4822,7 +4872,7 @@
               <a:graphicData uri="http://schemas.openxmlformats.org/drawingml/2006/picture">
                 <pic:pic>
                   <pic:nvPicPr>
-                    <pic:cNvPr id="8" name=""/>
+                    <pic:cNvPr id="10" name=""/>
                     <pic:cNvPicPr>
                       <a:picLocks noChangeAspect="1" noChangeArrowheads="1"/>
                     </pic:cNvPicPr>
@@ -4861,7 +4911,7 @@
         </w:rPr>
         <w:t xml:space="preserve">Figure </w:t>
       </w:r>
-      <w:bookmarkStart w:id="84a64502-0e30-4d5e-9524-3c4cba3a8ace" w:name="lakesize"/>
+      <w:bookmarkStart w:id="a24230db-02a0-4d34-97cd-349fa7a4fbfa" w:name="params"/>
       <w:r xmlns:w14="http://schemas.microsoft.com/office/word/2010/wordml">
         <w:rPr>
           <w:rFonts/>
@@ -4883,7 +4933,7 @@
         </w:rPr>
         <w:fldChar w:fldCharType="end" w:dirty="true"/>
       </w:r>
-      <w:bookmarkEnd w:id="84a64502-0e30-4d5e-9524-3c4cba3a8ace"/>
+      <w:bookmarkEnd w:id="a24230db-02a0-4d34-97cd-349fa7a4fbfa"/>
       <w:r>
         <w:rPr>
           <w:rFonts/>
@@ -4895,8 +4945,29 @@
         <w:t xml:space="preserve"> </w:t>
       </w:r>
       <w:r>
-        <w:t xml:space="preserve">(A) Histogram of lake surface area (acres) and (B) histogram of lake watershed area (acres).</w:t>
-      </w:r>
+        <w:t xml:space="preserve">(A) TMDL Allocation parameter frequency and (B) target parameter frequency.</w:t>
+      </w:r>
+    </w:p>
+    <w:p>
+      <w:pPr>
+        <w:sectPr w:officer="true">
+          <w:footerReference w:type="default" r:id="rId36"/>
+          <w:type w:val="nextPage"/>
+          <w:cols/>
+          <w:pgSz w:h="15840" w:w="12240"/>
+          <w:pgMar w:bottom="1440" w:footer="720" w:gutter="0" w:header="720" w:left="1440" w:right="1440" w:top="1440"/>
+        </w:sectPr>
+      </w:pPr>
+    </w:p>
+    <w:p>
+      <w:pPr>
+        <w:sectPr w:officer="true">
+          <w:type w:val="continuous"/>
+          <w:cols/>
+          <w:pgSz w:h="15840" w:w="12240"/>
+          <w:pgMar w:bottom="1440" w:footer="720" w:gutter="0" w:header="720" w:left="1440" w:right="1440" w:top="1440"/>
+        </w:sectPr>
+      </w:pPr>
     </w:p>
     <w:p>
       <w:pPr>
@@ -4907,8 +4978,8 @@
         <w:rPr/>
         <w:drawing>
           <wp:inline distT="0" distB="0" distL="0" distR="0">
-            <wp:extent cx="5486400" cy="2743200"/>
-            <wp:docPr id="9" name="" descr="Alternative text for screen readers"/>
+            <wp:extent cx="9144000" cy="4572000"/>
+            <wp:docPr id="11" name="" descr="Alternative text for screen readers"/>
             <wp:cNvGraphicFramePr>
               <a:graphicFrameLocks noChangeAspect="1"/>
             </wp:cNvGraphicFramePr>
@@ -4916,7 +4987,7 @@
               <a:graphicData uri="http://schemas.openxmlformats.org/drawingml/2006/picture">
                 <pic:pic>
                   <pic:nvPicPr>
-                    <pic:cNvPr id="10" name=""/>
+                    <pic:cNvPr id="12" name=""/>
                     <pic:cNvPicPr>
                       <a:picLocks noChangeAspect="1" noChangeArrowheads="1"/>
                     </pic:cNvPicPr>
@@ -4930,7 +5001,7 @@
                   <pic:spPr bwMode="auto">
                     <a:xfrm>
                       <a:off x="0" y="0"/>
-                      <a:ext cx="76200" cy="38100"/>
+                      <a:ext cx="127000" cy="63500"/>
                     </a:xfrm>
                     <a:prstGeom prst="rect">
                       <a:avLst/>
@@ -4955,7 +5026,7 @@
         </w:rPr>
         <w:t xml:space="preserve">Figure </w:t>
       </w:r>
-      <w:bookmarkStart w:id="08b53970-503a-494d-bb98-9f2c6079eadb" w:name="params"/>
+      <w:bookmarkStart w:id="244d7ea2-d411-438c-91af-322c949eedce" w:name="models"/>
       <w:r xmlns:w14="http://schemas.microsoft.com/office/word/2010/wordml">
         <w:rPr>
           <w:rFonts/>
@@ -4977,7 +5048,7 @@
         </w:rPr>
         <w:fldChar w:fldCharType="end" w:dirty="true"/>
       </w:r>
-      <w:bookmarkEnd w:id="08b53970-503a-494d-bb98-9f2c6079eadb"/>
+      <w:bookmarkEnd w:id="244d7ea2-d411-438c-91af-322c949eedce"/>
       <w:r>
         <w:rPr>
           <w:rFonts/>
@@ -4986,10 +5057,478 @@
         <w:t xml:space="preserve">. </w:t>
       </w:r>
       <w:r>
-        <w:t xml:space="preserve"> </w:t>
-      </w:r>
-      <w:r>
-        <w:t xml:space="preserve">(A) TMDL Allocation parameter frequency and (B) target parameter frequency.</w:t>
+        <w:t xml:space="preserve">Models…</w:t>
+      </w:r>
+    </w:p>
+    <w:p>
+      <w:pPr>
+        <w:sectPr w:officer="true">
+          <w:pgSz w:h="11906" w:w="16838" w:orient="landscape"/>
+          <w:type w:val="oddPage"/>
+          <w:cols/>
+          <w:pgMar w:bottom="1440" w:footer="720" w:gutter="0" w:header="720" w:left="1440" w:right="1440" w:top="1440"/>
+        </w:sectPr>
+      </w:pPr>
+    </w:p>
+    <w:p>
+      <w:pPr>
+        <w:jc w:val="center"/>
+        <w:pStyle w:val="Normal"/>
+      </w:pPr>
+      <w:r>
+        <w:rPr/>
+        <w:drawing>
+          <wp:inline distT="0" distB="0" distL="0" distR="0">
+            <wp:extent cx="5486400" cy="3657600"/>
+            <wp:docPr id="13" name="" descr="Alternative text for screen readers"/>
+            <wp:cNvGraphicFramePr>
+              <a:graphicFrameLocks noChangeAspect="1"/>
+            </wp:cNvGraphicFramePr>
+            <a:graphic>
+              <a:graphicData uri="http://schemas.openxmlformats.org/drawingml/2006/picture">
+                <pic:pic>
+                  <pic:nvPicPr>
+                    <pic:cNvPr id="14" name=""/>
+                    <pic:cNvPicPr>
+                      <a:picLocks noChangeAspect="1" noChangeArrowheads="1"/>
+                    </pic:cNvPicPr>
+                  </pic:nvPicPr>
+                  <pic:blipFill>
+                    <a:blip cstate="print" r:embed="rId44"/>
+                    <a:stretch>
+                      <a:fillRect/>
+                    </a:stretch>
+                  </pic:blipFill>
+                  <pic:spPr bwMode="auto">
+                    <a:xfrm>
+                      <a:off x="0" y="0"/>
+                      <a:ext cx="76200" cy="50800"/>
+                    </a:xfrm>
+                    <a:prstGeom prst="rect">
+                      <a:avLst/>
+                    </a:prstGeom>
+                    <a:noFill/>
+                  </pic:spPr>
+                </pic:pic>
+              </a:graphicData>
+            </a:graphic>
+          </wp:inline>
+        </w:drawing>
+      </w:r>
+    </w:p>
+    <w:p>
+      <w:pPr>
+        <w:pStyle w:val="ImageCaption"/>
+      </w:pPr>
+      <w:r>
+        <w:rPr>
+          <w:rFonts/>
+          <w:b w:val="false"/>
+        </w:rPr>
+        <w:t xml:space="preserve">Figure </w:t>
+      </w:r>
+      <w:bookmarkStart w:id="eed7d77f-8a86-4a80-9e9f-22fd8dee2371" w:name="modparams"/>
+      <w:r xmlns:w14="http://schemas.microsoft.com/office/word/2010/wordml">
+        <w:rPr>
+          <w:rFonts/>
+          <w:b w:val="false"/>
+        </w:rPr>
+        <w:fldChar w:fldCharType="begin" w:dirty="true"/>
+      </w:r>
+      <w:r xmlns:w14="http://schemas.microsoft.com/office/word/2010/wordml">
+        <w:rPr>
+          <w:rFonts/>
+          <w:b w:val="false"/>
+        </w:rPr>
+        <w:instrText xml:space="preserve" w:dirty="true">SEQ fig \* Arabic</w:instrText>
+      </w:r>
+      <w:r xmlns:w14="http://schemas.microsoft.com/office/word/2010/wordml">
+        <w:rPr>
+          <w:rFonts/>
+          <w:b w:val="false"/>
+        </w:rPr>
+        <w:fldChar w:fldCharType="end" w:dirty="true"/>
+      </w:r>
+      <w:bookmarkEnd w:id="eed7d77f-8a86-4a80-9e9f-22fd8dee2371"/>
+      <w:r>
+        <w:rPr>
+          <w:rFonts/>
+          <w:b w:val="false"/>
+        </w:rPr>
+        <w:t xml:space="preserve">. </w:t>
+      </w:r>
+      <w:r>
+        <w:t xml:space="preserve">Models…</w:t>
+      </w:r>
+    </w:p>
+    <w:p>
+      <w:pPr>
+        <w:sectPr w:officer="true">
+          <w:footerReference w:type="default" r:id="rId37"/>
+          <w:type w:val="nextPage"/>
+          <w:cols/>
+          <w:pgSz w:h="15840" w:w="12240"/>
+          <w:pgMar w:bottom="1440" w:footer="720" w:gutter="0" w:header="720" w:left="1440" w:right="1440" w:top="1440"/>
+        </w:sectPr>
+      </w:pPr>
+    </w:p>
+    <w:bookmarkEnd w:id="24"/>
+    <w:bookmarkStart w:id="38" w:name="references"/>
+    <w:p>
+      <w:pPr>
+        <w:pStyle w:val="Heading1"/>
+      </w:pPr>
+      <w:r>
+        <w:t xml:space="preserve">References</w:t>
+      </w:r>
+    </w:p>
+    <w:bookmarkStart w:id="37" w:name="refs"/>
+    <w:bookmarkStart w:id="26" w:name="ref-epaAssessmentTotalMaximum2025"/>
+    <w:p>
+      <w:pPr>
+        <w:pStyle w:val="Bibliography"/>
+      </w:pPr>
+      <w:r>
+        <w:t xml:space="preserve">EPA. 2025. Assessment</w:t>
+      </w:r>
+      <w:r>
+        <w:t xml:space="preserve"> </w:t>
+      </w:r>
+      <w:r>
+        <w:t xml:space="preserve">Total Maximum Daily Load</w:t>
+      </w:r>
+      <w:r>
+        <w:t xml:space="preserve"> </w:t>
+      </w:r>
+      <w:r>
+        <w:t xml:space="preserve">(</w:t>
+      </w:r>
+      <w:r>
+        <w:t xml:space="preserve">TMDL</w:t>
+      </w:r>
+      <w:r>
+        <w:t xml:space="preserve">)</w:t>
+      </w:r>
+      <w:r>
+        <w:t xml:space="preserve"> </w:t>
+      </w:r>
+      <w:r>
+        <w:t xml:space="preserve">Tracking</w:t>
+      </w:r>
+      <w:r>
+        <w:t xml:space="preserve"> </w:t>
+      </w:r>
+      <w:r>
+        <w:t xml:space="preserve">and</w:t>
+      </w:r>
+      <w:r>
+        <w:t xml:space="preserve"> </w:t>
+      </w:r>
+      <w:r>
+        <w:t xml:space="preserve">Implementation System</w:t>
+      </w:r>
+      <w:r>
+        <w:t xml:space="preserve"> </w:t>
+      </w:r>
+      <w:r>
+        <w:t xml:space="preserve">(</w:t>
+      </w:r>
+      <w:r>
+        <w:t xml:space="preserve">ATTAINS</w:t>
+      </w:r>
+      <w:r>
+        <w:t xml:space="preserve">).</w:t>
+      </w:r>
+      <w:r>
+        <w:t xml:space="preserve"> </w:t>
+      </w:r>
+      <w:hyperlink r:id="rId25">
+        <w:r>
+          <w:rPr>
+            <w:rStyle w:val="Hyperlink"/>
+          </w:rPr>
+          <w:t xml:space="preserve">https://www.epa.gov/waterdata/expert-query</w:t>
+        </w:r>
+      </w:hyperlink>
+      <w:r>
+        <w:t xml:space="preserve">.</w:t>
+      </w:r>
+    </w:p>
+    <w:bookmarkEnd w:id="26"/>
+    <w:bookmarkStart w:id="28" w:name="ref-jonesBacteriaTotalMaximum2009"/>
+    <w:p>
+      <w:pPr>
+        <w:pStyle w:val="Bibliography"/>
+      </w:pPr>
+      <w:r>
+        <w:t xml:space="preserve">Jones A, Wagner K, Di Giovanni G, Hauck L, Mott J, Rifai HS, Ward G, Wythe K. 2009. Bacteria</w:t>
+      </w:r>
+      <w:r>
+        <w:t xml:space="preserve"> </w:t>
+      </w:r>
+      <w:r>
+        <w:t xml:space="preserve">Total Maximum Daily Load Task Force Final Report</w:t>
+      </w:r>
+      <w:r>
+        <w:t xml:space="preserve">. College Station, TX: Texas Water Resources Institute Report No.: TR-341.</w:t>
+      </w:r>
+      <w:r>
+        <w:t xml:space="preserve"> </w:t>
+      </w:r>
+      <w:hyperlink r:id="rId27">
+        <w:r>
+          <w:rPr>
+            <w:rStyle w:val="Hyperlink"/>
+          </w:rPr>
+          <w:t xml:space="preserve">http://hdl.handle.net/1969.1/86092</w:t>
+        </w:r>
+      </w:hyperlink>
+      <w:r>
+        <w:t xml:space="preserve">.</w:t>
+      </w:r>
+    </w:p>
+    <w:bookmarkEnd w:id="28"/>
+    <w:bookmarkStart w:id="30" w:name="X9908c3c11d2ce7c45992bd046a78b3587daa4e5"/>
+    <w:p>
+      <w:pPr>
+        <w:pStyle w:val="Bibliography"/>
+      </w:pPr>
+      <w:r>
+        <w:t xml:space="preserve">R Core Team. 2023. R:</w:t>
+      </w:r>
+      <w:r>
+        <w:t xml:space="preserve"> </w:t>
+      </w:r>
+      <w:r>
+        <w:t xml:space="preserve">A Language</w:t>
+      </w:r>
+      <w:r>
+        <w:t xml:space="preserve"> </w:t>
+      </w:r>
+      <w:r>
+        <w:t xml:space="preserve">and</w:t>
+      </w:r>
+      <w:r>
+        <w:t xml:space="preserve"> </w:t>
+      </w:r>
+      <w:r>
+        <w:t xml:space="preserve">Environment</w:t>
+      </w:r>
+      <w:r>
+        <w:t xml:space="preserve"> </w:t>
+      </w:r>
+      <w:r>
+        <w:t xml:space="preserve">for</w:t>
+      </w:r>
+      <w:r>
+        <w:t xml:space="preserve"> </w:t>
+      </w:r>
+      <w:r>
+        <w:t xml:space="preserve">Statistical Computing</w:t>
+      </w:r>
+      <w:r>
+        <w:t xml:space="preserve">. Vienna, Austria: R Foundation for Statistical Computing.</w:t>
+      </w:r>
+      <w:r>
+        <w:t xml:space="preserve"> </w:t>
+      </w:r>
+      <w:hyperlink r:id="rId29">
+        <w:r>
+          <w:rPr>
+            <w:rStyle w:val="Hyperlink"/>
+          </w:rPr>
+          <w:t xml:space="preserve">https://www.R-project.org/</w:t>
+        </w:r>
+      </w:hyperlink>
+      <w:r>
+        <w:t xml:space="preserve">.</w:t>
+      </w:r>
+    </w:p>
+    <w:bookmarkEnd w:id="30"/>
+    <w:bookmarkStart w:id="32" w:name="ref-schrammTotalMaximumDaily2022"/>
+    <w:p>
+      <w:pPr>
+        <w:pStyle w:val="Bibliography"/>
+      </w:pPr>
+      <w:r>
+        <w:t xml:space="preserve">Schramm M, Gitter A, Gregory L. 2022. Total</w:t>
+      </w:r>
+      <w:r>
+        <w:t xml:space="preserve"> </w:t>
+      </w:r>
+      <w:r>
+        <w:t xml:space="preserve">Maximum Daily Loads</w:t>
+      </w:r>
+      <w:r>
+        <w:t xml:space="preserve"> </w:t>
+      </w:r>
+      <w:r>
+        <w:t xml:space="preserve">and</w:t>
+      </w:r>
+      <w:r>
+        <w:t xml:space="preserve"> </w:t>
+      </w:r>
+      <w:r>
+        <w:rPr>
+          <w:iCs/>
+          <w:i/>
+        </w:rPr>
+        <w:t xml:space="preserve">Escherichia coli</w:t>
+      </w:r>
+      <w:r>
+        <w:t xml:space="preserve"> </w:t>
+      </w:r>
+      <w:r>
+        <w:t xml:space="preserve">trends in</w:t>
+      </w:r>
+      <w:r>
+        <w:t xml:space="preserve"> </w:t>
+      </w:r>
+      <w:r>
+        <w:t xml:space="preserve">Texas</w:t>
+      </w:r>
+      <w:r>
+        <w:t xml:space="preserve"> </w:t>
+      </w:r>
+      <w:r>
+        <w:t xml:space="preserve">freshwater streams. Journal of Contemporary Water Research &amp; Education. 176(1):36–49. doi:</w:t>
+      </w:r>
+      <w:hyperlink r:id="rId31">
+        <w:r>
+          <w:rPr>
+            <w:rStyle w:val="Hyperlink"/>
+          </w:rPr>
+          <w:t xml:space="preserve">10.1111/j.1936-704X.2022.3374.x</w:t>
+        </w:r>
+      </w:hyperlink>
+      <w:r>
+        <w:t xml:space="preserve">.</w:t>
+      </w:r>
+    </w:p>
+    <w:bookmarkEnd w:id="32"/>
+    <w:bookmarkStart w:id="34" w:name="ref-schrammRATTAINSAccessEPA2023"/>
+    <w:p>
+      <w:pPr>
+        <w:pStyle w:val="Bibliography"/>
+      </w:pPr>
+      <w:r>
+        <w:t xml:space="preserve">Schramm MP. 2023.</w:t>
+      </w:r>
+      <w:r>
+        <w:t xml:space="preserve"> </w:t>
+      </w:r>
+      <w:r>
+        <w:t xml:space="preserve">rATTAINS</w:t>
+      </w:r>
+      <w:r>
+        <w:t xml:space="preserve">: Access</w:t>
+      </w:r>
+      <w:r>
+        <w:t xml:space="preserve"> </w:t>
+      </w:r>
+      <w:r>
+        <w:t xml:space="preserve">EPA</w:t>
+      </w:r>
+      <w:r>
+        <w:t xml:space="preserve"> </w:t>
+      </w:r>
+      <w:r>
+        <w:t xml:space="preserve">’</w:t>
+      </w:r>
+      <w:r>
+        <w:t xml:space="preserve">ATTAINS</w:t>
+      </w:r>
+      <w:r>
+        <w:t xml:space="preserve">’ data.</w:t>
+      </w:r>
+      <w:r>
+        <w:t xml:space="preserve"> </w:t>
+      </w:r>
+      <w:hyperlink r:id="rId33">
+        <w:r>
+          <w:rPr>
+            <w:rStyle w:val="Hyperlink"/>
+          </w:rPr>
+          <w:t xml:space="preserve">https://CRAN.R-project.org/package=rATTAINS</w:t>
+        </w:r>
+      </w:hyperlink>
+      <w:r>
+        <w:t xml:space="preserve">.</w:t>
+      </w:r>
+    </w:p>
+    <w:bookmarkEnd w:id="34"/>
+    <w:bookmarkStart w:id="36" w:name="ref-tceqTrophicClassificationTexas2024"/>
+    <w:p>
+      <w:pPr>
+        <w:pStyle w:val="Bibliography"/>
+      </w:pPr>
+      <w:r>
+        <w:t xml:space="preserve">TCEQ. 2024. Trophic</w:t>
+      </w:r>
+      <w:r>
+        <w:t xml:space="preserve"> </w:t>
+      </w:r>
+      <w:r>
+        <w:t xml:space="preserve">Classification</w:t>
+      </w:r>
+      <w:r>
+        <w:t xml:space="preserve"> </w:t>
+      </w:r>
+      <w:r>
+        <w:t xml:space="preserve">of</w:t>
+      </w:r>
+      <w:r>
+        <w:t xml:space="preserve"> </w:t>
+      </w:r>
+      <w:r>
+        <w:t xml:space="preserve">Texas Reservoirs</w:t>
+      </w:r>
+      <w:r>
+        <w:t xml:space="preserve">. Austin, TX: Texas Commission on Environmental Quality Water Quality Planning Division Report No.: AS-229.</w:t>
+      </w:r>
+      <w:r>
+        <w:t xml:space="preserve"> </w:t>
+      </w:r>
+      <w:hyperlink r:id="rId35">
+        <w:r>
+          <w:rPr>
+            <w:rStyle w:val="Hyperlink"/>
+          </w:rPr>
+          <w:t xml:space="preserve">https://www.tceq.texas.gov/downloads/water-quality/assessment/integrated-report-2024/2024-trophic</w:t>
+        </w:r>
+      </w:hyperlink>
+      <w:r>
+        <w:t xml:space="preserve">.</w:t>
+      </w:r>
+    </w:p>
+    <w:bookmarkEnd w:id="36"/>
+    <w:bookmarkEnd w:id="37"/>
+    <w:p>
+      <w:pPr>
+        <w:sectPr w:officer="true">
+          <w:type w:val="nextPage"/>
+          <w:cols/>
+          <w:pgSz w:h="15840" w:w="12240"/>
+          <w:pgMar w:bottom="1440" w:footer="720" w:gutter="0" w:header="720" w:left="1440" w:right="1440" w:top="1440"/>
+        </w:sectPr>
+      </w:pPr>
+    </w:p>
+    <w:bookmarkEnd w:id="38"/>
+    <w:bookmarkStart w:id="39" w:name="appendix-a"/>
+    <w:p>
+      <w:pPr>
+        <w:pStyle w:val="Heading1"/>
+      </w:pPr>
+      <w:r>
+        <w:t xml:space="preserve">Appendix A</w:t>
+      </w:r>
+    </w:p>
+    <w:p>
+      <w:pPr>
+        <w:pStyle w:val="FirstParagraph"/>
+      </w:pPr>
+      <w:r>
+        <w:t xml:space="preserve">Table of TMDLs retrieved in ATTAINS.</w:t>
       </w:r>
     </w:p>
     <w:p>
@@ -5014,577 +5553,6 @@
     </w:p>
     <w:p>
       <w:pPr>
-        <w:jc w:val="center"/>
-        <w:pStyle w:val="Normal"/>
-      </w:pPr>
-      <w:r>
-        <w:rPr/>
-        <w:drawing>
-          <wp:inline distT="0" distB="0" distL="0" distR="0">
-            <wp:extent cx="9144000" cy="4572000"/>
-            <wp:docPr id="11" name="" descr="Alternative text for screen readers"/>
-            <wp:cNvGraphicFramePr>
-              <a:graphicFrameLocks noChangeAspect="1"/>
-            </wp:cNvGraphicFramePr>
-            <a:graphic>
-              <a:graphicData uri="http://schemas.openxmlformats.org/drawingml/2006/picture">
-                <pic:pic>
-                  <pic:nvPicPr>
-                    <pic:cNvPr id="12" name=""/>
-                    <pic:cNvPicPr>
-                      <a:picLocks noChangeAspect="1" noChangeArrowheads="1"/>
-                    </pic:cNvPicPr>
-                  </pic:nvPicPr>
-                  <pic:blipFill>
-                    <a:blip cstate="print" r:embed="rId44"/>
-                    <a:stretch>
-                      <a:fillRect/>
-                    </a:stretch>
-                  </pic:blipFill>
-                  <pic:spPr bwMode="auto">
-                    <a:xfrm>
-                      <a:off x="0" y="0"/>
-                      <a:ext cx="127000" cy="63500"/>
-                    </a:xfrm>
-                    <a:prstGeom prst="rect">
-                      <a:avLst/>
-                    </a:prstGeom>
-                    <a:noFill/>
-                  </pic:spPr>
-                </pic:pic>
-              </a:graphicData>
-            </a:graphic>
-          </wp:inline>
-        </w:drawing>
-      </w:r>
-    </w:p>
-    <w:p>
-      <w:pPr>
-        <w:pStyle w:val="ImageCaption"/>
-      </w:pPr>
-      <w:r>
-        <w:rPr>
-          <w:rFonts/>
-          <w:b w:val="false"/>
-        </w:rPr>
-        <w:t xml:space="preserve">Figure </w:t>
-      </w:r>
-      <w:bookmarkStart w:id="f75fe604-be9a-4885-b96b-8ea36324ad4b" w:name="models"/>
-      <w:r xmlns:w14="http://schemas.microsoft.com/office/word/2010/wordml">
-        <w:rPr>
-          <w:rFonts/>
-          <w:b w:val="false"/>
-        </w:rPr>
-        <w:fldChar w:fldCharType="begin" w:dirty="true"/>
-      </w:r>
-      <w:r xmlns:w14="http://schemas.microsoft.com/office/word/2010/wordml">
-        <w:rPr>
-          <w:rFonts/>
-          <w:b w:val="false"/>
-        </w:rPr>
-        <w:instrText xml:space="preserve" w:dirty="true">SEQ fig \* Arabic</w:instrText>
-      </w:r>
-      <w:r xmlns:w14="http://schemas.microsoft.com/office/word/2010/wordml">
-        <w:rPr>
-          <w:rFonts/>
-          <w:b w:val="false"/>
-        </w:rPr>
-        <w:fldChar w:fldCharType="end" w:dirty="true"/>
-      </w:r>
-      <w:bookmarkEnd w:id="f75fe604-be9a-4885-b96b-8ea36324ad4b"/>
-      <w:r>
-        <w:rPr>
-          <w:rFonts/>
-          <w:b w:val="false"/>
-        </w:rPr>
-        <w:t xml:space="preserve">. </w:t>
-      </w:r>
-      <w:r>
-        <w:t xml:space="preserve">Models…</w:t>
-      </w:r>
-    </w:p>
-    <w:p>
-      <w:pPr>
-        <w:sectPr w:officer="true">
-          <w:pgSz w:h="11906" w:w="16838" w:orient="landscape"/>
-          <w:type w:val="oddPage"/>
-          <w:cols/>
-          <w:pgMar w:bottom="1440" w:footer="720" w:gutter="0" w:header="720" w:left="1440" w:right="1440" w:top="1440"/>
-        </w:sectPr>
-      </w:pPr>
-    </w:p>
-    <w:p>
-      <w:pPr>
-        <w:jc w:val="center"/>
-        <w:pStyle w:val="Normal"/>
-      </w:pPr>
-      <w:r>
-        <w:rPr/>
-        <w:drawing>
-          <wp:inline distT="0" distB="0" distL="0" distR="0">
-            <wp:extent cx="5486400" cy="3657600"/>
-            <wp:docPr id="13" name="" descr="Alternative text for screen readers"/>
-            <wp:cNvGraphicFramePr>
-              <a:graphicFrameLocks noChangeAspect="1"/>
-            </wp:cNvGraphicFramePr>
-            <a:graphic>
-              <a:graphicData uri="http://schemas.openxmlformats.org/drawingml/2006/picture">
-                <pic:pic>
-                  <pic:nvPicPr>
-                    <pic:cNvPr id="14" name=""/>
-                    <pic:cNvPicPr>
-                      <a:picLocks noChangeAspect="1" noChangeArrowheads="1"/>
-                    </pic:cNvPicPr>
-                  </pic:nvPicPr>
-                  <pic:blipFill>
-                    <a:blip cstate="print" r:embed="rId45"/>
-                    <a:stretch>
-                      <a:fillRect/>
-                    </a:stretch>
-                  </pic:blipFill>
-                  <pic:spPr bwMode="auto">
-                    <a:xfrm>
-                      <a:off x="0" y="0"/>
-                      <a:ext cx="76200" cy="50800"/>
-                    </a:xfrm>
-                    <a:prstGeom prst="rect">
-                      <a:avLst/>
-                    </a:prstGeom>
-                    <a:noFill/>
-                  </pic:spPr>
-                </pic:pic>
-              </a:graphicData>
-            </a:graphic>
-          </wp:inline>
-        </w:drawing>
-      </w:r>
-    </w:p>
-    <w:p>
-      <w:pPr>
-        <w:pStyle w:val="ImageCaption"/>
-      </w:pPr>
-      <w:r>
-        <w:rPr>
-          <w:rFonts/>
-          <w:b w:val="false"/>
-        </w:rPr>
-        <w:t xml:space="preserve">Figure </w:t>
-      </w:r>
-      <w:bookmarkStart w:id="9668cff8-8594-472e-a65f-1dba0f7287c0" w:name="modparams"/>
-      <w:r xmlns:w14="http://schemas.microsoft.com/office/word/2010/wordml">
-        <w:rPr>
-          <w:rFonts/>
-          <w:b w:val="false"/>
-        </w:rPr>
-        <w:fldChar w:fldCharType="begin" w:dirty="true"/>
-      </w:r>
-      <w:r xmlns:w14="http://schemas.microsoft.com/office/word/2010/wordml">
-        <w:rPr>
-          <w:rFonts/>
-          <w:b w:val="false"/>
-        </w:rPr>
-        <w:instrText xml:space="preserve" w:dirty="true">SEQ fig \* Arabic</w:instrText>
-      </w:r>
-      <w:r xmlns:w14="http://schemas.microsoft.com/office/word/2010/wordml">
-        <w:rPr>
-          <w:rFonts/>
-          <w:b w:val="false"/>
-        </w:rPr>
-        <w:fldChar w:fldCharType="end" w:dirty="true"/>
-      </w:r>
-      <w:bookmarkEnd w:id="9668cff8-8594-472e-a65f-1dba0f7287c0"/>
-      <w:r>
-        <w:rPr>
-          <w:rFonts/>
-          <w:b w:val="false"/>
-        </w:rPr>
-        <w:t xml:space="preserve">. </w:t>
-      </w:r>
-      <w:r>
-        <w:t xml:space="preserve">Models…</w:t>
-      </w:r>
-    </w:p>
-    <w:bookmarkEnd w:id="28"/>
-    <w:bookmarkStart w:id="29" w:name="references"/>
-    <w:p>
-      <w:pPr>
-        <w:pStyle w:val="Heading1"/>
-      </w:pPr>
-      <w:r>
-        <w:t xml:space="preserve">References</w:t>
-      </w:r>
-    </w:p>
-    <w:bookmarkEnd w:id="29"/>
-    <w:bookmarkStart w:id="42" w:name="bibliography"/>
-    <w:p>
-      <w:pPr>
-        <w:pStyle w:val="Heading1"/>
-      </w:pPr>
-      <w:r>
-        <w:t xml:space="preserve">Bibliography</w:t>
-      </w:r>
-    </w:p>
-    <w:bookmarkStart w:id="41" w:name="refs"/>
-    <w:bookmarkStart w:id="31" w:name="ref-epaAssessmentTotalMaximum2025"/>
-    <w:p>
-      <w:pPr>
-        <w:pStyle w:val="Bibliography"/>
-      </w:pPr>
-      <w:r>
-        <w:t xml:space="preserve">EPA. 2025. Assessment</w:t>
-      </w:r>
-      <w:r>
-        <w:t xml:space="preserve"> </w:t>
-      </w:r>
-      <w:r>
-        <w:t xml:space="preserve">Total Maximum Daily Load</w:t>
-      </w:r>
-      <w:r>
-        <w:t xml:space="preserve"> </w:t>
-      </w:r>
-      <w:r>
-        <w:t xml:space="preserve">(</w:t>
-      </w:r>
-      <w:r>
-        <w:t xml:space="preserve">TMDL</w:t>
-      </w:r>
-      <w:r>
-        <w:t xml:space="preserve">)</w:t>
-      </w:r>
-      <w:r>
-        <w:t xml:space="preserve"> </w:t>
-      </w:r>
-      <w:r>
-        <w:t xml:space="preserve">Tracking</w:t>
-      </w:r>
-      <w:r>
-        <w:t xml:space="preserve"> </w:t>
-      </w:r>
-      <w:r>
-        <w:t xml:space="preserve">and</w:t>
-      </w:r>
-      <w:r>
-        <w:t xml:space="preserve"> </w:t>
-      </w:r>
-      <w:r>
-        <w:t xml:space="preserve">Implementation System</w:t>
-      </w:r>
-      <w:r>
-        <w:t xml:space="preserve"> </w:t>
-      </w:r>
-      <w:r>
-        <w:t xml:space="preserve">(</w:t>
-      </w:r>
-      <w:r>
-        <w:t xml:space="preserve">ATTAINS</w:t>
-      </w:r>
-      <w:r>
-        <w:t xml:space="preserve">).</w:t>
-      </w:r>
-      <w:r>
-        <w:t xml:space="preserve"> </w:t>
-      </w:r>
-      <w:hyperlink r:id="rId30">
-        <w:r>
-          <w:rPr>
-            <w:rStyle w:val="Hyperlink"/>
-          </w:rPr>
-          <w:t xml:space="preserve">https://www.epa.gov/waterdata/expert-query</w:t>
-        </w:r>
-      </w:hyperlink>
-      <w:r>
-        <w:t xml:space="preserve">.</w:t>
-      </w:r>
-    </w:p>
-    <w:bookmarkEnd w:id="31"/>
-    <w:bookmarkStart w:id="33" w:name="ref-jonesBacteriaTotalMaximum2009"/>
-    <w:p>
-      <w:pPr>
-        <w:pStyle w:val="Bibliography"/>
-      </w:pPr>
-      <w:r>
-        <w:t xml:space="preserve">Jones A, Wagner K, Di Giovanni G, Hauck L, Mott J, Rifai HS, Ward G, Wythe K. 2009. Bacteria</w:t>
-      </w:r>
-      <w:r>
-        <w:t xml:space="preserve"> </w:t>
-      </w:r>
-      <w:r>
-        <w:t xml:space="preserve">Total Maximum Daily Load Task Force Final Report</w:t>
-      </w:r>
-      <w:r>
-        <w:t xml:space="preserve">. College Station, TX: Texas Water Resources Institute Report No.: TR-341.</w:t>
-      </w:r>
-      <w:r>
-        <w:t xml:space="preserve"> </w:t>
-      </w:r>
-      <w:hyperlink r:id="rId32">
-        <w:r>
-          <w:rPr>
-            <w:rStyle w:val="Hyperlink"/>
-          </w:rPr>
-          <w:t xml:space="preserve">http://hdl.handle.net/1969.1/86092</w:t>
-        </w:r>
-      </w:hyperlink>
-      <w:r>
-        <w:t xml:space="preserve">.</w:t>
-      </w:r>
-    </w:p>
-    <w:bookmarkEnd w:id="33"/>
-    <w:bookmarkStart w:id="35" w:name="X9908c3c11d2ce7c45992bd046a78b3587daa4e5"/>
-    <w:p>
-      <w:pPr>
-        <w:pStyle w:val="Bibliography"/>
-      </w:pPr>
-      <w:r>
-        <w:t xml:space="preserve">R Core Team. 2023. R:</w:t>
-      </w:r>
-      <w:r>
-        <w:t xml:space="preserve"> </w:t>
-      </w:r>
-      <w:r>
-        <w:t xml:space="preserve">A Language</w:t>
-      </w:r>
-      <w:r>
-        <w:t xml:space="preserve"> </w:t>
-      </w:r>
-      <w:r>
-        <w:t xml:space="preserve">and</w:t>
-      </w:r>
-      <w:r>
-        <w:t xml:space="preserve"> </w:t>
-      </w:r>
-      <w:r>
-        <w:t xml:space="preserve">Environment</w:t>
-      </w:r>
-      <w:r>
-        <w:t xml:space="preserve"> </w:t>
-      </w:r>
-      <w:r>
-        <w:t xml:space="preserve">for</w:t>
-      </w:r>
-      <w:r>
-        <w:t xml:space="preserve"> </w:t>
-      </w:r>
-      <w:r>
-        <w:t xml:space="preserve">Statistical Computing</w:t>
-      </w:r>
-      <w:r>
-        <w:t xml:space="preserve">. Vienna, Austria: R Foundation for Statistical Computing.</w:t>
-      </w:r>
-      <w:r>
-        <w:t xml:space="preserve"> </w:t>
-      </w:r>
-      <w:hyperlink r:id="rId34">
-        <w:r>
-          <w:rPr>
-            <w:rStyle w:val="Hyperlink"/>
-          </w:rPr>
-          <w:t xml:space="preserve">https://www.R-project.org/</w:t>
-        </w:r>
-      </w:hyperlink>
-      <w:r>
-        <w:t xml:space="preserve">.</w:t>
-      </w:r>
-    </w:p>
-    <w:bookmarkEnd w:id="35"/>
-    <w:bookmarkStart w:id="37" w:name="ref-schrammTotalMaximumDaily2022"/>
-    <w:p>
-      <w:pPr>
-        <w:pStyle w:val="Bibliography"/>
-      </w:pPr>
-      <w:r>
-        <w:t xml:space="preserve">Schramm M, Gitter A, Gregory L. 2022. Total</w:t>
-      </w:r>
-      <w:r>
-        <w:t xml:space="preserve"> </w:t>
-      </w:r>
-      <w:r>
-        <w:t xml:space="preserve">Maximum Daily Loads</w:t>
-      </w:r>
-      <w:r>
-        <w:t xml:space="preserve"> </w:t>
-      </w:r>
-      <w:r>
-        <w:t xml:space="preserve">and</w:t>
-      </w:r>
-      <w:r>
-        <w:t xml:space="preserve"> </w:t>
-      </w:r>
-      <w:r>
-        <w:rPr>
-          <w:iCs/>
-          <w:i/>
-        </w:rPr>
-        <w:t xml:space="preserve">Escherichia coli</w:t>
-      </w:r>
-      <w:r>
-        <w:t xml:space="preserve"> </w:t>
-      </w:r>
-      <w:r>
-        <w:t xml:space="preserve">trends in</w:t>
-      </w:r>
-      <w:r>
-        <w:t xml:space="preserve"> </w:t>
-      </w:r>
-      <w:r>
-        <w:t xml:space="preserve">Texas</w:t>
-      </w:r>
-      <w:r>
-        <w:t xml:space="preserve"> </w:t>
-      </w:r>
-      <w:r>
-        <w:t xml:space="preserve">freshwater streams. Journal of Contemporary Water Research &amp; Education. 176(1):36–49. doi:</w:t>
-      </w:r>
-      <w:hyperlink r:id="rId36">
-        <w:r>
-          <w:rPr>
-            <w:rStyle w:val="Hyperlink"/>
-          </w:rPr>
-          <w:t xml:space="preserve">10.1111/j.1936-704X.2022.3374.x</w:t>
-        </w:r>
-      </w:hyperlink>
-      <w:r>
-        <w:t xml:space="preserve">.</w:t>
-      </w:r>
-    </w:p>
-    <w:bookmarkEnd w:id="37"/>
-    <w:bookmarkStart w:id="39" w:name="ref-schrammRATTAINSAccessEPA2023"/>
-    <w:p>
-      <w:pPr>
-        <w:pStyle w:val="Bibliography"/>
-      </w:pPr>
-      <w:r>
-        <w:t xml:space="preserve">Schramm MP. 2023.</w:t>
-      </w:r>
-      <w:r>
-        <w:t xml:space="preserve"> </w:t>
-      </w:r>
-      <w:r>
-        <w:t xml:space="preserve">rATTAINS</w:t>
-      </w:r>
-      <w:r>
-        <w:t xml:space="preserve">: Access</w:t>
-      </w:r>
-      <w:r>
-        <w:t xml:space="preserve"> </w:t>
-      </w:r>
-      <w:r>
-        <w:t xml:space="preserve">EPA</w:t>
-      </w:r>
-      <w:r>
-        <w:t xml:space="preserve"> </w:t>
-      </w:r>
-      <w:r>
-        <w:t xml:space="preserve">’</w:t>
-      </w:r>
-      <w:r>
-        <w:t xml:space="preserve">ATTAINS</w:t>
-      </w:r>
-      <w:r>
-        <w:t xml:space="preserve">’ data.</w:t>
-      </w:r>
-      <w:r>
-        <w:t xml:space="preserve"> </w:t>
-      </w:r>
-      <w:hyperlink r:id="rId38">
-        <w:r>
-          <w:rPr>
-            <w:rStyle w:val="Hyperlink"/>
-          </w:rPr>
-          <w:t xml:space="preserve">https://CRAN.R-project.org/package=rATTAINS</w:t>
-        </w:r>
-      </w:hyperlink>
-      <w:r>
-        <w:t xml:space="preserve">.</w:t>
-      </w:r>
-    </w:p>
-    <w:bookmarkEnd w:id="39"/>
-    <w:bookmarkStart w:id="40" w:name="ref-tceqTrophicClassificationTexas2024"/>
-    <w:p>
-      <w:pPr>
-        <w:pStyle w:val="Bibliography"/>
-      </w:pPr>
-      <w:r>
-        <w:t xml:space="preserve">TCEQ. 2024. Trophic</w:t>
-      </w:r>
-      <w:r>
-        <w:t xml:space="preserve"> </w:t>
-      </w:r>
-      <w:r>
-        <w:t xml:space="preserve">Classification</w:t>
-      </w:r>
-      <w:r>
-        <w:t xml:space="preserve"> </w:t>
-      </w:r>
-      <w:r>
-        <w:t xml:space="preserve">of</w:t>
-      </w:r>
-      <w:r>
-        <w:t xml:space="preserve"> </w:t>
-      </w:r>
-      <w:r>
-        <w:t xml:space="preserve">Texas Reservoirs</w:t>
-      </w:r>
-      <w:r>
-        <w:t xml:space="preserve">. Austin, TX: Texas Commission on Environmental Quality Water Quality Planning Division Report No.: AS-229.</w:t>
-      </w:r>
-      <w:r>
-        <w:t xml:space="preserve"> </w:t>
-      </w:r>
-      <w:hyperlink r:id="rId20">
-        <w:r>
-          <w:rPr>
-            <w:rStyle w:val="Hyperlink"/>
-          </w:rPr>
-          <w:t xml:space="preserve">https://www.tceq.texas.gov/downloads/water-quality/assessment/integrated-report-2024/2024-trophic</w:t>
-        </w:r>
-      </w:hyperlink>
-      <w:r>
-        <w:t xml:space="preserve">.</w:t>
-      </w:r>
-    </w:p>
-    <w:bookmarkEnd w:id="40"/>
-    <w:bookmarkEnd w:id="41"/>
-    <w:p>
-      <w:pPr>
-        <w:sectPr w:officer="true">
-          <w:type w:val="nextPage"/>
-          <w:cols/>
-          <w:pgSz w:h="15840" w:w="12240"/>
-          <w:pgMar w:bottom="1440" w:footer="720" w:gutter="0" w:header="720" w:left="1440" w:right="1440" w:top="1440"/>
-        </w:sectPr>
-      </w:pPr>
-    </w:p>
-    <w:bookmarkEnd w:id="42"/>
-    <w:bookmarkStart w:id="43" w:name="appendix-a"/>
-    <w:p>
-      <w:pPr>
-        <w:pStyle w:val="Heading1"/>
-      </w:pPr>
-      <w:r>
-        <w:t xml:space="preserve">Appendix A</w:t>
-      </w:r>
-    </w:p>
-    <w:p>
-      <w:pPr>
-        <w:pStyle w:val="FirstParagraph"/>
-      </w:pPr>
-      <w:r>
-        <w:t xml:space="preserve">You can add more info, tables, and figures here.</w:t>
-      </w:r>
-    </w:p>
-    <w:p>
-      <w:pPr>
-        <w:sectPr w:officer="true">
-          <w:type w:val="continuous"/>
-          <w:cols/>
-          <w:pgSz w:h="15840" w:w="12240"/>
-          <w:pgMar w:bottom="1440" w:footer="720" w:gutter="0" w:header="720" w:left="1440" w:right="1440" w:top="1440"/>
-        </w:sectPr>
-      </w:pPr>
-    </w:p>
-    <w:p>
-      <w:pPr>
         <w:pStyle w:val="SourceCode"/>
       </w:pPr>
       <w:r>
@@ -12032,7 +12000,7 @@
         </w:sectPr>
       </w:pPr>
     </w:p>
-    <w:bookmarkEnd w:id="43"/>
+    <w:bookmarkEnd w:id="39"/>
     <w:sectPr>
       <w:footerReference r:id="rId9" w:type="default"/>
       <w:pgSz w:h="15840" w:w="12240"/>
@@ -12321,6 +12289,68 @@
     <w:pPr>
       <w:pStyle w:val="Footer"/>
     </w:pPr>
+  </w:p>
+</w:ftr>
+</file>
+
+<file path=word/footer7.xml><?xml version="1.0" encoding="utf-8"?>
+<w:ftr xmlns:wpc="http://schemas.microsoft.com/office/word/2010/wordprocessingCanvas" xmlns:cx="http://schemas.microsoft.com/office/drawing/2014/chartex" xmlns:cx1="http://schemas.microsoft.com/office/drawing/2015/9/8/chartex" xmlns:cx2="http://schemas.microsoft.com/office/drawing/2015/10/21/chartex" xmlns:cx3="http://schemas.microsoft.com/office/drawing/2016/5/9/chartex" xmlns:cx4="http://schemas.microsoft.com/office/drawing/2016/5/10/chartex" xmlns:cx5="http://schemas.microsoft.com/office/drawing/2016/5/11/chartex" xmlns:cx6="http://schemas.microsoft.com/office/drawing/2016/5/12/chartex" xmlns:cx7="http://schemas.microsoft.com/office/drawing/2016/5/13/chartex" xmlns:cx8="http://schemas.microsoft.com/office/drawing/2016/5/14/chartex" xmlns:mc="http://schemas.openxmlformats.org/markup-compatibility/2006" xmlns:aink="http://schemas.microsoft.com/office/drawing/2016/ink" xmlns:am3d="http://schemas.microsoft.com/office/drawing/2017/model3d" xmlns:o="urn:schemas-microsoft-com:office:office" xmlns:oel="http://schemas.microsoft.com/office/2019/extlst" xmlns:r="http://schemas.openxmlformats.org/officeDocument/2006/relationships" xmlns:m="http://schemas.openxmlformats.org/officeDocument/2006/math" xmlns:v="urn:schemas-microsoft-com:vml" xmlns:wp14="http://schemas.microsoft.com/office/word/2010/wordprocessingDrawing" xmlns:wp="http://schemas.openxmlformats.org/drawingml/2006/wordprocessingDrawing" xmlns:w10="urn:schemas-microsoft-com:office:word" xmlns:w="http://schemas.openxmlformats.org/wordprocessingml/2006/main" xmlns:w14="http://schemas.microsoft.com/office/word/2010/wordml" xmlns:w15="http://schemas.microsoft.com/office/word/2012/wordml" xmlns:w16cex="http://schemas.microsoft.com/office/word/2018/wordml/cex" xmlns:w16cid="http://schemas.microsoft.com/office/word/2016/wordml/cid" xmlns:w16="http://schemas.microsoft.com/office/word/2018/wordml" xmlns:w16sdtdh="http://schemas.microsoft.com/office/word/2020/wordml/sdtdatahash" xmlns:w16se="http://schemas.microsoft.com/office/word/2015/wordml/symex" xmlns:wpg="http://schemas.microsoft.com/office/word/2010/wordprocessingGroup" xmlns:wpi="http://schemas.microsoft.com/office/word/2010/wordprocessingInk" xmlns:wne="http://schemas.microsoft.com/office/word/2006/wordml" xmlns:wps="http://schemas.microsoft.com/office/word/2010/wordprocessingShape" mc:Ignorable="w14 w15 w16se w16cid w16 w16cex w16sdtdh wp14">
+  <w:p>
+    <w:pPr>
+      <w:pStyle w:val="Normal"/>
+      <w:jc w:val="center"/>
+      <w:pBdr>
+        <w:bottom w:val="none" w:sz="0" w:space="0" w:color="000000"/>
+        <w:top w:val="none" w:sz="0" w:space="0" w:color="000000"/>
+        <w:left w:val="none" w:sz="0" w:space="0" w:color="000000"/>
+        <w:right w:val="none" w:sz="0" w:space="0" w:color="000000"/>
+      </w:pBdr>
+      <w:spacing w:after="0" w:before="0" w:line="240"/>
+      <w:ind w:left="0" w:right="0" w:firstLine="0" w:firstLineChars="0"/>
+    </w:pPr>
+    <w:r>
+      <w:rPr/>
+      <w:fldChar w:fldCharType="begin" w:dirty="true"/>
+    </w:r>
+    <w:r>
+      <w:rPr/>
+      <w:instrText xml:space="preserve" w:dirty="true">PAGE</w:instrText>
+    </w:r>
+    <w:r>
+      <w:rPr/>
+      <w:fldChar w:fldCharType="end" w:dirty="true"/>
+    </w:r>
+  </w:p>
+</w:ftr>
+</file>
+
+<file path=word/footer8.xml><?xml version="1.0" encoding="utf-8"?>
+<w:ftr xmlns:wpc="http://schemas.microsoft.com/office/word/2010/wordprocessingCanvas" xmlns:cx="http://schemas.microsoft.com/office/drawing/2014/chartex" xmlns:cx1="http://schemas.microsoft.com/office/drawing/2015/9/8/chartex" xmlns:cx2="http://schemas.microsoft.com/office/drawing/2015/10/21/chartex" xmlns:cx3="http://schemas.microsoft.com/office/drawing/2016/5/9/chartex" xmlns:cx4="http://schemas.microsoft.com/office/drawing/2016/5/10/chartex" xmlns:cx5="http://schemas.microsoft.com/office/drawing/2016/5/11/chartex" xmlns:cx6="http://schemas.microsoft.com/office/drawing/2016/5/12/chartex" xmlns:cx7="http://schemas.microsoft.com/office/drawing/2016/5/13/chartex" xmlns:cx8="http://schemas.microsoft.com/office/drawing/2016/5/14/chartex" xmlns:mc="http://schemas.openxmlformats.org/markup-compatibility/2006" xmlns:aink="http://schemas.microsoft.com/office/drawing/2016/ink" xmlns:am3d="http://schemas.microsoft.com/office/drawing/2017/model3d" xmlns:o="urn:schemas-microsoft-com:office:office" xmlns:oel="http://schemas.microsoft.com/office/2019/extlst" xmlns:r="http://schemas.openxmlformats.org/officeDocument/2006/relationships" xmlns:m="http://schemas.openxmlformats.org/officeDocument/2006/math" xmlns:v="urn:schemas-microsoft-com:vml" xmlns:wp14="http://schemas.microsoft.com/office/word/2010/wordprocessingDrawing" xmlns:wp="http://schemas.openxmlformats.org/drawingml/2006/wordprocessingDrawing" xmlns:w10="urn:schemas-microsoft-com:office:word" xmlns:w="http://schemas.openxmlformats.org/wordprocessingml/2006/main" xmlns:w14="http://schemas.microsoft.com/office/word/2010/wordml" xmlns:w15="http://schemas.microsoft.com/office/word/2012/wordml" xmlns:w16cex="http://schemas.microsoft.com/office/word/2018/wordml/cex" xmlns:w16cid="http://schemas.microsoft.com/office/word/2016/wordml/cid" xmlns:w16="http://schemas.microsoft.com/office/word/2018/wordml" xmlns:w16sdtdh="http://schemas.microsoft.com/office/word/2020/wordml/sdtdatahash" xmlns:w16se="http://schemas.microsoft.com/office/word/2015/wordml/symex" xmlns:wpg="http://schemas.microsoft.com/office/word/2010/wordprocessingGroup" xmlns:wpi="http://schemas.microsoft.com/office/word/2010/wordprocessingInk" xmlns:wne="http://schemas.microsoft.com/office/word/2006/wordml" xmlns:wps="http://schemas.microsoft.com/office/word/2010/wordprocessingShape" mc:Ignorable="w14 w15 w16se w16cid w16 w16cex w16sdtdh wp14">
+  <w:p>
+    <w:pPr>
+      <w:pStyle w:val="Normal"/>
+      <w:jc w:val="center"/>
+      <w:pBdr>
+        <w:bottom w:val="none" w:sz="0" w:space="0" w:color="000000"/>
+        <w:top w:val="none" w:sz="0" w:space="0" w:color="000000"/>
+        <w:left w:val="none" w:sz="0" w:space="0" w:color="000000"/>
+        <w:right w:val="none" w:sz="0" w:space="0" w:color="000000"/>
+      </w:pBdr>
+      <w:spacing w:after="0" w:before="0" w:line="240"/>
+      <w:ind w:left="0" w:right="0" w:firstLine="0" w:firstLineChars="0"/>
+    </w:pPr>
+    <w:r>
+      <w:rPr/>
+      <w:fldChar w:fldCharType="begin" w:dirty="true"/>
+    </w:r>
+    <w:r>
+      <w:rPr/>
+      <w:instrText xml:space="preserve" w:dirty="true">PAGE</w:instrText>
+    </w:r>
+    <w:r>
+      <w:rPr/>
+      <w:fldChar w:fldCharType="end" w:dirty="true"/>
+    </w:r>
   </w:p>
 </w:ftr>
 </file>

--- a/report/tmdl_report/tmdl_report.docx
+++ b/report/tmdl_report/tmdl_report.docx
@@ -829,7 +829,7 @@
                     </pic:cNvPicPr>
                   </pic:nvPicPr>
                   <pic:blipFill>
-                    <a:blip cstate="print" r:embed="rId38"/>
+                    <a:blip cstate="print" r:embed="rId60"/>
                     <a:stretch>
                       <a:fillRect/>
                     </a:stretch>
@@ -862,7 +862,7 @@
         </w:rPr>
         <w:t xml:space="preserve">Figure </w:t>
       </w:r>
-      <w:bookmarkStart w:id="ad57bf32-cafe-4f21-aed3-0206939633d3" w:name="general"/>
+      <w:bookmarkStart w:id="834e728a-4332-45ea-875e-91a49bee3dcf" w:name="general"/>
       <w:r xmlns:w14="http://schemas.microsoft.com/office/word/2010/wordml">
         <w:rPr>
           <w:rFonts/>
@@ -884,7 +884,7 @@
         </w:rPr>
         <w:fldChar w:fldCharType="end" w:dirty="true"/>
       </w:r>
-      <w:bookmarkEnd w:id="ad57bf32-cafe-4f21-aed3-0206939633d3"/>
+      <w:bookmarkEnd w:id="834e728a-4332-45ea-875e-91a49bee3dcf"/>
       <w:r>
         <w:rPr>
           <w:rFonts/>
@@ -965,7 +965,7 @@
                     </pic:cNvPicPr>
                   </pic:nvPicPr>
                   <pic:blipFill>
-                    <a:blip cstate="print" r:embed="rId39"/>
+                    <a:blip cstate="print" r:embed="rId61"/>
                     <a:stretch>
                       <a:fillRect/>
                     </a:stretch>
@@ -998,7 +998,7 @@
         </w:rPr>
         <w:t xml:space="preserve">Figure </w:t>
       </w:r>
-      <w:bookmarkStart w:id="efc3e7f2-10f6-4bee-841c-38c292185f54" w:name="general2"/>
+      <w:bookmarkStart w:id="5afa6008-2f12-4557-8523-41cab70efb10" w:name="general2"/>
       <w:r xmlns:w14="http://schemas.microsoft.com/office/word/2010/wordml">
         <w:rPr>
           <w:rFonts/>
@@ -1020,7 +1020,7 @@
         </w:rPr>
         <w:fldChar w:fldCharType="end" w:dirty="true"/>
       </w:r>
-      <w:bookmarkEnd w:id="efc3e7f2-10f6-4bee-841c-38c292185f54"/>
+      <w:bookmarkEnd w:id="5afa6008-2f12-4557-8523-41cab70efb10"/>
       <w:r>
         <w:rPr>
           <w:rFonts/>
@@ -1090,7 +1090,7 @@
         </w:rPr>
         <w:t xml:space="preserve">Table  </w:t>
       </w:r>
-      <w:bookmarkStart w:id="ab81ed1e-ac18-4336-aa56-7da838dd1ced" w:name="lkplans"/>
+      <w:bookmarkStart w:id="b58187db-9448-48c7-ac81-0d96b325b4e9" w:name="lkplans"/>
       <w:r>
         <w:rPr>
           <w:rFonts/>
@@ -1112,7 +1112,7 @@
         </w:rPr>
         <w:fldChar w:fldCharType="end" w:dirty="true"/>
       </w:r>
-      <w:bookmarkEnd w:id="ab81ed1e-ac18-4336-aa56-7da838dd1ced"/>
+      <w:bookmarkEnd w:id="b58187db-9448-48c7-ac81-0d96b325b4e9"/>
       <w:r>
         <w:rPr>
           <w:rFonts/>
@@ -4552,7 +4552,7 @@
                     </pic:cNvPicPr>
                   </pic:nvPicPr>
                   <pic:blipFill>
-                    <a:blip cstate="print" r:embed="rId40"/>
+                    <a:blip cstate="print" r:embed="rId62"/>
                     <a:stretch>
                       <a:fillRect/>
                     </a:stretch>
@@ -4585,7 +4585,7 @@
         </w:rPr>
         <w:t xml:space="preserve">Figure </w:t>
       </w:r>
-      <w:bookmarkStart w:id="15819957-b207-4164-984e-65f85c084e08" w:name="states"/>
+      <w:bookmarkStart w:id="603d862c-7dbe-4c5e-83d9-be990ab611e9" w:name="states"/>
       <w:r xmlns:w14="http://schemas.microsoft.com/office/word/2010/wordml">
         <w:rPr>
           <w:rFonts/>
@@ -4607,7 +4607,7 @@
         </w:rPr>
         <w:fldChar w:fldCharType="end" w:dirty="true"/>
       </w:r>
-      <w:bookmarkEnd w:id="15819957-b207-4164-984e-65f85c084e08"/>
+      <w:bookmarkEnd w:id="603d862c-7dbe-4c5e-83d9-be990ab611e9"/>
       <w:r>
         <w:rPr>
           <w:rFonts/>
@@ -4627,109 +4627,113 @@
         <w:pStyle w:val="BodyText"/>
       </w:pPr>
       <w:r>
-        <w:t xml:space="preserve">TMDLs were manually reviewed to identify and extract the following information:</w:t>
-      </w:r>
-    </w:p>
-    <w:p>
-      <w:pPr>
-        <w:numPr>
-          <w:ilvl w:val="0"/>
-          <w:numId w:val="1001"/>
-        </w:numPr>
-        <w:pStyle w:val="Compact"/>
-      </w:pPr>
-      <w:r>
-        <w:t xml:space="preserve">watershed size</w:t>
-      </w:r>
-    </w:p>
-    <w:p>
-      <w:pPr>
-        <w:numPr>
-          <w:ilvl w:val="0"/>
-          <w:numId w:val="1001"/>
-        </w:numPr>
-        <w:pStyle w:val="Compact"/>
-      </w:pPr>
-      <w:r>
-        <w:t xml:space="preserve">lake area</w:t>
-      </w:r>
-    </w:p>
-    <w:p>
-      <w:pPr>
-        <w:numPr>
-          <w:ilvl w:val="0"/>
-          <w:numId w:val="1001"/>
-        </w:numPr>
-        <w:pStyle w:val="Compact"/>
-      </w:pPr>
-      <w:r>
-        <w:t xml:space="preserve">shoreline length</w:t>
-      </w:r>
-    </w:p>
-    <w:p>
-      <w:pPr>
-        <w:numPr>
-          <w:ilvl w:val="0"/>
-          <w:numId w:val="1001"/>
-        </w:numPr>
-        <w:pStyle w:val="Compact"/>
-      </w:pPr>
-      <w:r>
-        <w:t xml:space="preserve">lake volume</w:t>
-      </w:r>
-    </w:p>
-    <w:p>
-      <w:pPr>
-        <w:numPr>
-          <w:ilvl w:val="0"/>
-          <w:numId w:val="1001"/>
-        </w:numPr>
-        <w:pStyle w:val="Compact"/>
-      </w:pPr>
-      <w:r>
-        <w:t xml:space="preserve">model typology (empirical, mechanistic)</w:t>
-      </w:r>
-    </w:p>
-    <w:p>
-      <w:pPr>
-        <w:numPr>
-          <w:ilvl w:val="0"/>
-          <w:numId w:val="1001"/>
-        </w:numPr>
-        <w:pStyle w:val="Compact"/>
-      </w:pPr>
-      <w:r>
-        <w:t xml:space="preserve">specific modeling approaches</w:t>
+        <w:t xml:space="preserve">In order to determine relevance to TMDLs developed in Texas, we manually</w:t>
+      </w:r>
+      <w:r>
+        <w:t xml:space="preserve"> </w:t>
+      </w:r>
+      <w:r>
+        <w:t xml:space="preserve">reviewed each TMDL to extract info on lake morphology (lake area, lake volume,</w:t>
+      </w:r>
+      <w:r>
+        <w:t xml:space="preserve"> </w:t>
+      </w:r>
+      <w:r>
+        <w:t xml:space="preserve">shoreline length) and watershed size (not all TMDLs had complete information about</w:t>
+      </w:r>
+      <w:r>
+        <w:t xml:space="preserve"> </w:t>
+      </w:r>
+      <w:r>
+        <w:t xml:space="preserve">the waterbody).</w:t>
+      </w:r>
+      <w:r>
+        <w:t xml:space="preserve"> </w:t>
+      </w:r>
+      <w:r>
+        <w:t xml:space="preserve">We then recorded information about the approach used to develop</w:t>
+      </w:r>
+      <w:r>
+        <w:t xml:space="preserve"> </w:t>
+      </w:r>
+      <w:r>
+        <w:t xml:space="preserve">the TMDL.</w:t>
+      </w:r>
+      <w:r>
+        <w:t xml:space="preserve"> </w:t>
+      </w:r>
+      <w:r>
+        <w:t xml:space="preserve">We used a simplified typology classifying the approaches as empirical</w:t>
+      </w:r>
+      <w:r>
+        <w:t xml:space="preserve"> </w:t>
+      </w:r>
+      <w:r>
+        <w:t xml:space="preserve">or mechanistic, although we understand the some approaches do not cleanly fit</w:t>
+      </w:r>
+      <w:r>
+        <w:t xml:space="preserve"> </w:t>
+      </w:r>
+      <w:r>
+        <w:t xml:space="preserve">in either category.</w:t>
+      </w:r>
+      <w:r>
+        <w:t xml:space="preserve"> </w:t>
+      </w:r>
+      <w:r>
+        <w:t xml:space="preserve">We describe empirical approaches as those using observed hydrologic and water</w:t>
+      </w:r>
+      <w:r>
+        <w:t xml:space="preserve"> </w:t>
+      </w:r>
+      <w:r>
+        <w:t xml:space="preserve">quality data to establish loading allocations.</w:t>
+      </w:r>
+      <w:r>
+        <w:t xml:space="preserve"> </w:t>
+      </w:r>
+      <w:r>
+        <w:t xml:space="preserve">Mechnistic models on the other hand utilize some process or physically based</w:t>
+      </w:r>
+      <w:r>
+        <w:t xml:space="preserve"> </w:t>
+      </w:r>
+      <w:r>
+        <w:t xml:space="preserve">modelling approaches to simulate the landscape and/or hydrologic environment</w:t>
+      </w:r>
+      <w:r>
+        <w:t xml:space="preserve"> </w:t>
+      </w:r>
+      <w:r>
+        <w:t xml:space="preserve">to establish responses to various pollutant inputs.</w:t>
+      </w:r>
+      <w:r>
+        <w:t xml:space="preserve"> </w:t>
+      </w:r>
+      <w:r>
+        <w:t xml:space="preserve">The specific modeling approaches used in each TMDL and assessment</w:t>
+      </w:r>
+      <w:r>
+        <w:t xml:space="preserve"> </w:t>
+      </w:r>
+      <w:r>
+        <w:t xml:space="preserve">unit were also documented (some TMDLs include multiple assessment units and</w:t>
+      </w:r>
+      <w:r>
+        <w:t xml:space="preserve"> </w:t>
+      </w:r>
+      <w:r>
+        <w:t xml:space="preserve">may include different approaches for each assessment unit).</w:t>
       </w:r>
     </w:p>
     <w:bookmarkEnd w:id="21"/>
-    <w:bookmarkStart w:id="22" w:name="results"/>
+    <w:bookmarkStart w:id="24" w:name="results"/>
     <w:p>
       <w:pPr>
         <w:pStyle w:val="Heading1"/>
       </w:pPr>
       <w:r>
         <w:t xml:space="preserve">Results</w:t>
-      </w:r>
-    </w:p>
-    <w:bookmarkEnd w:id="22"/>
-    <w:bookmarkStart w:id="23" w:name="tables"/>
-    <w:p>
-      <w:pPr>
-        <w:pStyle w:val="Heading1"/>
-      </w:pPr>
-      <w:r>
-        <w:t xml:space="preserve">Tables</w:t>
-      </w:r>
-    </w:p>
-    <w:bookmarkEnd w:id="23"/>
-    <w:bookmarkStart w:id="24" w:name="figures"/>
-    <w:p>
-      <w:pPr>
-        <w:pStyle w:val="Heading1"/>
-      </w:pPr>
-      <w:r>
-        <w:t xml:space="preserve">Figures</w:t>
       </w:r>
     </w:p>
     <w:p>
@@ -4737,19 +4741,25 @@
         <w:pStyle w:val="FirstParagraph"/>
       </w:pPr>
       <w:r>
-        <w:t xml:space="preserve">We can embed and cross-reference plots (Figure</w:t>
-      </w:r>
-      <w:r>
-        <w:t xml:space="preserve"> </w:t>
-      </w:r>
-      <w:hyperlink w:anchor="states">
+        <w:t xml:space="preserve">The 27 TMDLs covered lakes and reservoirs with a surface area ranging from</w:t>
+      </w:r>
+      <w:r>
+        <w:t xml:space="preserve"> </w:t>
+      </w:r>
+      <w:r>
+        <w:t xml:space="preserve">xx to xx acres with a median of 632 acres (Figure</w:t>
+      </w:r>
+      <w:r>
+        <w:t xml:space="preserve"> </w:t>
+      </w:r>
+      <w:hyperlink w:anchor="lakesize">
         <w:r xmlns:w14="http://schemas.microsoft.com/office/word/2010/wordml">
           <w:rPr/>
           <w:fldChar w:fldCharType="begin" w:dirty="true"/>
         </w:r>
         <w:r xmlns:w14="http://schemas.microsoft.com/office/word/2010/wordml">
           <w:rPr/>
-          <w:instrText xml:space="preserve" w:dirty="true"> REF states \h</w:instrText>
+          <w:instrText xml:space="preserve" w:dirty="true"> REF lakesize \h</w:instrText>
         </w:r>
         <w:r xmlns:w14="http://schemas.microsoft.com/office/word/2010/wordml">
           <w:rPr/>
@@ -4757,7 +4767,169 @@
         </w:r>
       </w:hyperlink>
       <w:r>
-        <w:t xml:space="preserve">).</w:t>
+        <w:t xml:space="preserve">A).</w:t>
+      </w:r>
+      <w:r>
+        <w:t xml:space="preserve"> </w:t>
+      </w:r>
+      <w:r>
+        <w:t xml:space="preserve">Watershed sizes ranged from xx to xx acres with a median of 4,665 acres</w:t>
+      </w:r>
+      <w:r>
+        <w:t xml:space="preserve"> </w:t>
+      </w:r>
+      <w:r>
+        <w:t xml:space="preserve">(Figure</w:t>
+      </w:r>
+      <w:r>
+        <w:t xml:space="preserve"> </w:t>
+      </w:r>
+      <w:hyperlink w:anchor="lakesize">
+        <w:r xmlns:w14="http://schemas.microsoft.com/office/word/2010/wordml">
+          <w:rPr/>
+          <w:fldChar w:fldCharType="begin" w:dirty="true"/>
+        </w:r>
+        <w:r xmlns:w14="http://schemas.microsoft.com/office/word/2010/wordml">
+          <w:rPr/>
+          <w:instrText xml:space="preserve" w:dirty="true"> REF lakesize \h</w:instrText>
+        </w:r>
+        <w:r xmlns:w14="http://schemas.microsoft.com/office/word/2010/wordml">
+          <w:rPr/>
+          <w:fldChar w:fldCharType="end" w:dirty="true"/>
+        </w:r>
+      </w:hyperlink>
+      <w:r>
+        <w:t xml:space="preserve">B).</w:t>
+      </w:r>
+      <w:r>
+        <w:t xml:space="preserve"> </w:t>
+      </w:r>
+      <w:r>
+        <w:t xml:space="preserve">Chlorophyll-a was the most common TMDL endpoint parameter (26 of 44 assessment</w:t>
+      </w:r>
+      <w:r>
+        <w:t xml:space="preserve"> </w:t>
+      </w:r>
+      <w:r>
+        <w:t xml:space="preserve">units, Figure</w:t>
+      </w:r>
+      <w:r>
+        <w:t xml:space="preserve"> </w:t>
+      </w:r>
+      <w:hyperlink w:anchor="params">
+        <w:r xmlns:w14="http://schemas.microsoft.com/office/word/2010/wordml">
+          <w:rPr/>
+          <w:fldChar w:fldCharType="begin" w:dirty="true"/>
+        </w:r>
+        <w:r xmlns:w14="http://schemas.microsoft.com/office/word/2010/wordml">
+          <w:rPr/>
+          <w:instrText xml:space="preserve" w:dirty="true"> REF params \h</w:instrText>
+        </w:r>
+        <w:r xmlns:w14="http://schemas.microsoft.com/office/word/2010/wordml">
+          <w:rPr/>
+          <w:fldChar w:fldCharType="end" w:dirty="true"/>
+        </w:r>
+      </w:hyperlink>
+      <w:r>
+        <w:t xml:space="preserve">A), followed by total nitrogen (11 of 44) and</w:t>
+      </w:r>
+      <w:r>
+        <w:t xml:space="preserve"> </w:t>
+      </w:r>
+      <w:r>
+        <w:t xml:space="preserve">total phosphorus (10 of 44).</w:t>
+      </w:r>
+      <w:r>
+        <w:t xml:space="preserve"> </w:t>
+      </w:r>
+      <w:r>
+        <w:t xml:space="preserve">The high relative prevalence of chlorophyll-a, total nitrogen, and total</w:t>
+      </w:r>
+      <w:r>
+        <w:t xml:space="preserve"> </w:t>
+      </w:r>
+      <w:r>
+        <w:t xml:space="preserve">phosphorus targets indicate nutrient enrichment and algal growth have been</w:t>
+      </w:r>
+      <w:r>
+        <w:t xml:space="preserve"> </w:t>
+      </w:r>
+      <w:r>
+        <w:t xml:space="preserve">the primary drivers of TMDL development in the southeast regions in recent years.</w:t>
+      </w:r>
+      <w:r>
+        <w:t xml:space="preserve"> </w:t>
+      </w:r>
+      <w:r>
+        <w:t xml:space="preserve">Conversely, turbidity (2 of 44 assessment units) and dissolved oxygen (3 of 44)</w:t>
+      </w:r>
+      <w:r>
+        <w:t xml:space="preserve"> </w:t>
+      </w:r>
+      <w:r>
+        <w:t xml:space="preserve">were relatively infrequent in the region.</w:t>
+      </w:r>
+      <w:r>
+        <w:t xml:space="preserve"> </w:t>
+      </w:r>
+      <w:r>
+        <w:t xml:space="preserve">This pattern is similar to the impairment patterns for reservoirs in Texas where</w:t>
+      </w:r>
+      <w:r>
+        <w:t xml:space="preserve"> </w:t>
+      </w:r>
+      <w:r>
+        <w:t xml:space="preserve">the majority of impaired acres (192,005 acres) are listed due to excessive algae</w:t>
+      </w:r>
+      <w:r>
+        <w:t xml:space="preserve"> </w:t>
+      </w:r>
+      <w:r>
+        <w:t xml:space="preserve">while a relatively small area is listed due to low dissolved oxygen</w:t>
+      </w:r>
+      <w:r>
+        <w:t xml:space="preserve"> </w:t>
+      </w:r>
+      <w:r>
+        <w:t xml:space="preserve">(13,354 acres).</w:t>
+      </w:r>
+      <w:r>
+        <w:t xml:space="preserve"> </w:t>
+      </w:r>
+      <w:r>
+        <w:t xml:space="preserve">To achieve these endpoints, total phosphorus (32) and total nitrogen (38)</w:t>
+      </w:r>
+      <w:r>
+        <w:t xml:space="preserve"> </w:t>
+      </w:r>
+      <w:r>
+        <w:t xml:space="preserve">are by far the most frequently addressed loading parameters</w:t>
+      </w:r>
+      <w:r>
+        <w:t xml:space="preserve"> </w:t>
+      </w:r>
+      <w:r>
+        <w:t xml:space="preserve">(Figure</w:t>
+      </w:r>
+      <w:r>
+        <w:t xml:space="preserve"> </w:t>
+      </w:r>
+      <w:hyperlink w:anchor="params">
+        <w:r xmlns:w14="http://schemas.microsoft.com/office/word/2010/wordml">
+          <w:rPr/>
+          <w:fldChar w:fldCharType="begin" w:dirty="true"/>
+        </w:r>
+        <w:r xmlns:w14="http://schemas.microsoft.com/office/word/2010/wordml">
+          <w:rPr/>
+          <w:instrText xml:space="preserve" w:dirty="true"> REF params \h</w:instrText>
+        </w:r>
+        <w:r xmlns:w14="http://schemas.microsoft.com/office/word/2010/wordml">
+          <w:rPr/>
+          <w:fldChar w:fldCharType="end" w:dirty="true"/>
+        </w:r>
+      </w:hyperlink>
+      <w:r>
+        <w:t xml:space="preserve">B).</w:t>
       </w:r>
     </w:p>
     <w:p>
@@ -4784,7 +4956,7 @@
                     </pic:cNvPicPr>
                   </pic:nvPicPr>
                   <pic:blipFill>
-                    <a:blip cstate="print" r:embed="rId41"/>
+                    <a:blip cstate="print" r:embed="rId63"/>
                     <a:stretch>
                       <a:fillRect/>
                     </a:stretch>
@@ -4817,7 +4989,7 @@
         </w:rPr>
         <w:t xml:space="preserve">Figure </w:t>
       </w:r>
-      <w:bookmarkStart w:id="66432866-7dcb-482e-9ae1-c59b9c8ef551" w:name="lakesize"/>
+      <w:bookmarkStart w:id="2a72fa20-ad5a-4d09-a466-ed058985bcb2" w:name="lakesize"/>
       <w:r xmlns:w14="http://schemas.microsoft.com/office/word/2010/wordml">
         <w:rPr>
           <w:rFonts/>
@@ -4839,7 +5011,7 @@
         </w:rPr>
         <w:fldChar w:fldCharType="end" w:dirty="true"/>
       </w:r>
-      <w:bookmarkEnd w:id="66432866-7dcb-482e-9ae1-c59b9c8ef551"/>
+      <w:bookmarkEnd w:id="2a72fa20-ad5a-4d09-a466-ed058985bcb2"/>
       <w:r>
         <w:rPr>
           <w:rFonts/>
@@ -4878,7 +5050,7 @@
                     </pic:cNvPicPr>
                   </pic:nvPicPr>
                   <pic:blipFill>
-                    <a:blip cstate="print" r:embed="rId42"/>
+                    <a:blip cstate="print" r:embed="rId64"/>
                     <a:stretch>
                       <a:fillRect/>
                     </a:stretch>
@@ -4911,7 +5083,7 @@
         </w:rPr>
         <w:t xml:space="preserve">Figure </w:t>
       </w:r>
-      <w:bookmarkStart w:id="a24230db-02a0-4d34-97cd-349fa7a4fbfa" w:name="params"/>
+      <w:bookmarkStart w:id="1509f8f4-c97a-427d-bbd9-7bc10d4df32b" w:name="params"/>
       <w:r xmlns:w14="http://schemas.microsoft.com/office/word/2010/wordml">
         <w:rPr>
           <w:rFonts/>
@@ -4933,7 +5105,7 @@
         </w:rPr>
         <w:fldChar w:fldCharType="end" w:dirty="true"/>
       </w:r>
-      <w:bookmarkEnd w:id="a24230db-02a0-4d34-97cd-349fa7a4fbfa"/>
+      <w:bookmarkEnd w:id="1509f8f4-c97a-427d-bbd9-7bc10d4df32b"/>
       <w:r>
         <w:rPr>
           <w:rFonts/>
@@ -4948,10 +5120,405 @@
         <w:t xml:space="preserve">(A) TMDL Allocation parameter frequency and (B) target parameter frequency.</w:t>
       </w:r>
     </w:p>
+    <w:bookmarkStart w:id="22" w:name="empirical-models"/>
+    <w:p>
+      <w:pPr>
+        <w:pStyle w:val="Heading2"/>
+      </w:pPr>
+      <w:r>
+        <w:t xml:space="preserve">Empirical models</w:t>
+      </w:r>
+    </w:p>
+    <w:p>
+      <w:pPr>
+        <w:pStyle w:val="FirstParagraph"/>
+      </w:pPr>
+      <w:r>
+        <w:t xml:space="preserve">Empirical TMDL approaches utilize the statistical properties of measured</w:t>
+      </w:r>
+      <w:r>
+        <w:t xml:space="preserve"> </w:t>
+      </w:r>
+      <w:r>
+        <w:t xml:space="preserve">data to establish relationships between sources and impairment as well as</w:t>
+      </w:r>
+      <w:r>
+        <w:t xml:space="preserve"> </w:t>
+      </w:r>
+      <w:r>
+        <w:t xml:space="preserve">establish the load reductions required for attainment.</w:t>
+      </w:r>
+      <w:r>
+        <w:t xml:space="preserve"> </w:t>
+      </w:r>
+      <w:r>
+        <w:t xml:space="preserve">Twenty assessment units had TMDLs developed with empirical methods</w:t>
+      </w:r>
+      <w:r>
+        <w:t xml:space="preserve"> </w:t>
+      </w:r>
+      <w:r>
+        <w:t xml:space="preserve">(Figure</w:t>
+      </w:r>
+      <w:r>
+        <w:t xml:space="preserve"> </w:t>
+      </w:r>
+      <w:hyperlink w:anchor="models">
+        <w:r xmlns:w14="http://schemas.microsoft.com/office/word/2010/wordml">
+          <w:rPr/>
+          <w:fldChar w:fldCharType="begin" w:dirty="true"/>
+        </w:r>
+        <w:r xmlns:w14="http://schemas.microsoft.com/office/word/2010/wordml">
+          <w:rPr/>
+          <w:instrText xml:space="preserve" w:dirty="true"> REF models \h</w:instrText>
+        </w:r>
+        <w:r xmlns:w14="http://schemas.microsoft.com/office/word/2010/wordml">
+          <w:rPr/>
+          <w:fldChar w:fldCharType="end" w:dirty="true"/>
+        </w:r>
+      </w:hyperlink>
+      <w:r>
+        <w:t xml:space="preserve">).</w:t>
+      </w:r>
+      <w:r>
+        <w:t xml:space="preserve"> </w:t>
+      </w:r>
+      <w:r>
+        <w:t xml:space="preserve">Here, we classify load duration curves (LDCs) and multiple regression as</w:t>
+      </w:r>
+      <w:r>
+        <w:t xml:space="preserve"> </w:t>
+      </w:r>
+      <w:r>
+        <w:t xml:space="preserve">empirical models.</w:t>
+      </w:r>
+      <w:r>
+        <w:t xml:space="preserve"> </w:t>
+      </w:r>
+      <w:r>
+        <w:t xml:space="preserve">In short, LDCs utilize a frequency distribution approach to determine flow</w:t>
+      </w:r>
+      <w:r>
+        <w:t xml:space="preserve"> </w:t>
+      </w:r>
+      <w:r>
+        <w:t xml:space="preserve">exceedance frequency, develop broad linkages between sources and impairments,</w:t>
+      </w:r>
+      <w:r>
+        <w:t xml:space="preserve"> </w:t>
+      </w:r>
+      <w:r>
+        <w:t xml:space="preserve">and calculation of allowable loads and load reductions.</w:t>
+      </w:r>
+      <w:r>
+        <w:t xml:space="preserve"> </w:t>
+      </w:r>
+      <w:r>
+        <w:t xml:space="preserve">LDCs are described extensively in</w:t>
+      </w:r>
+      <w:r>
+        <w:t xml:space="preserve"> </w:t>
+      </w:r>
+      <w:r>
+        <w:t xml:space="preserve">EPA (2007)</w:t>
+      </w:r>
+      <w:r>
+        <w:t xml:space="preserve">.</w:t>
+      </w:r>
+      <w:r>
+        <w:t xml:space="preserve"> </w:t>
+      </w:r>
+      <w:r>
+        <w:t xml:space="preserve">Regression models statistically describe the relationship between one or more</w:t>
+      </w:r>
+      <w:r>
+        <w:t xml:space="preserve"> </w:t>
+      </w:r>
+      <w:r>
+        <w:t xml:space="preserve">independent variables and dependent variable.</w:t>
+      </w:r>
+      <w:r>
+        <w:t xml:space="preserve"> </w:t>
+      </w:r>
+      <w:r>
+        <w:t xml:space="preserve">Regression model approaches are very flexible and can be applied in many approaches</w:t>
+      </w:r>
+      <w:r>
+        <w:t xml:space="preserve"> </w:t>
+      </w:r>
+      <w:r>
+        <w:t xml:space="preserve">to support TMDL development.</w:t>
+      </w:r>
+      <w:r>
+        <w:t xml:space="preserve"> </w:t>
+      </w:r>
+      <w:r>
+        <w:t xml:space="preserve">Load Estimator (LOADEST), Weighted Regression on Time Discharge and Season</w:t>
+      </w:r>
+      <w:r>
+        <w:t xml:space="preserve"> </w:t>
+      </w:r>
+      <w:r>
+        <w:t xml:space="preserve">(WRTDS) and Generalized Additive Models (GAMs) are examples of regression models</w:t>
+      </w:r>
+      <w:r>
+        <w:t xml:space="preserve"> </w:t>
+      </w:r>
+      <w:r>
+        <w:t xml:space="preserve">that use grab samples to quantify annualized stream and river nutrient loadings</w:t>
+      </w:r>
+      <w:r>
+        <w:t xml:space="preserve"> </w:t>
+      </w:r>
+      <w:r>
+        <w:t xml:space="preserve">which can then serve as inputs to models that forecast responses in the</w:t>
+      </w:r>
+      <w:r>
+        <w:t xml:space="preserve"> </w:t>
+      </w:r>
+      <w:r>
+        <w:t xml:space="preserve">receiving water body</w:t>
+      </w:r>
+      <w:r>
+        <w:t xml:space="preserve"> </w:t>
+      </w:r>
+      <w:r>
+        <w:t xml:space="preserve">(Runkel et al. 2004; Hirsch et al. 2010; Robson and Dourdet 2015; Beck et al. 2018; Bergbusch et al. 2021)</w:t>
+      </w:r>
+      <w:r>
+        <w:t xml:space="preserve">.</w:t>
+      </w:r>
+      <w:r>
+        <w:t xml:space="preserve"> </w:t>
+      </w:r>
+      <w:r>
+        <w:t xml:space="preserve">Furthermore, single lake or regional regressions can be established between</w:t>
+      </w:r>
+      <w:r>
+        <w:t xml:space="preserve"> </w:t>
+      </w:r>
+      <w:r>
+        <w:t xml:space="preserve">normalized nutrient loads or in lake nutrient concentration and chlorophyll-a</w:t>
+      </w:r>
+      <w:r>
+        <w:t xml:space="preserve"> </w:t>
+      </w:r>
+      <w:r>
+        <w:t xml:space="preserve">(Phillips et al. 2008; Rolle Longley et al. 2019)</w:t>
+      </w:r>
+      <w:r>
+        <w:t xml:space="preserve">.</w:t>
+      </w:r>
+    </w:p>
+    <w:p>
+      <w:pPr>
+        <w:pStyle w:val="BodyText"/>
+      </w:pPr>
+      <w:r>
+        <w:t xml:space="preserve">Regression models were observed in 15 assessment units and load duration curves</w:t>
+      </w:r>
+      <w:r>
+        <w:t xml:space="preserve"> </w:t>
+      </w:r>
+      <w:r>
+        <w:t xml:space="preserve">(LDCs) were observed in five assessment units.</w:t>
+      </w:r>
+      <w:r>
+        <w:t xml:space="preserve"> </w:t>
+      </w:r>
+      <w:r>
+        <w:t xml:space="preserve">Note that LDCs are most appropriate for lotic waters where load allocations can</w:t>
+      </w:r>
+      <w:r>
+        <w:t xml:space="preserve"> </w:t>
+      </w:r>
+      <w:r>
+        <w:t xml:space="preserve">be estimated based on the cumulative frequency of daily streamflows and</w:t>
+      </w:r>
+      <w:r>
+        <w:t xml:space="preserve"> </w:t>
+      </w:r>
+      <w:r>
+        <w:t xml:space="preserve">in-stream pollutant concentrations.</w:t>
+      </w:r>
+      <w:r>
+        <w:t xml:space="preserve"> </w:t>
+      </w:r>
+      <w:r>
+        <w:t xml:space="preserve">The observed LDCs occurred in assessment units that were more geomorphologically</w:t>
+      </w:r>
+      <w:r>
+        <w:t xml:space="preserve"> </w:t>
+      </w:r>
+      <w:r>
+        <w:t xml:space="preserve">similar to rivers than to traditional lentic systems and were applied to</w:t>
+      </w:r>
+      <w:r>
+        <w:t xml:space="preserve"> </w:t>
+      </w:r>
+      <w:r>
+        <w:t xml:space="preserve">bacteria impairments presumed to be hydrologically driven, similar to the Lake</w:t>
+      </w:r>
+      <w:r>
+        <w:t xml:space="preserve"> </w:t>
+      </w:r>
+      <w:r>
+        <w:t xml:space="preserve">Houston TMDL in Texas</w:t>
+      </w:r>
+      <w:r>
+        <w:t xml:space="preserve"> </w:t>
+      </w:r>
+      <w:r>
+        <w:t xml:space="preserve">(TCEQ 2016)</w:t>
+      </w:r>
+      <w:r>
+        <w:t xml:space="preserve">.</w:t>
+      </w:r>
+    </w:p>
+    <w:p>
+      <w:pPr>
+        <w:pStyle w:val="BodyText"/>
+      </w:pPr>
+      <w:r>
+        <w:t xml:space="preserve">Regression models were used exclusively in small lakes in Florida and applied</w:t>
+      </w:r>
+      <w:r>
+        <w:t xml:space="preserve"> </w:t>
+      </w:r>
+      <w:r>
+        <w:t xml:space="preserve">to achieve the state’s site-specific narrative nutrient</w:t>
+      </w:r>
+      <w:r>
+        <w:t xml:space="preserve"> </w:t>
+      </w:r>
+      <w:r>
+        <w:t xml:space="preserve">criteria using annual chlorophyll-a geometric means as a target.</w:t>
+      </w:r>
+      <w:r>
+        <w:t xml:space="preserve"> </w:t>
+      </w:r>
+      <w:r>
+        <w:t xml:space="preserve">Simple linear regressions models were applied to establish relationships between</w:t>
+      </w:r>
+      <w:r>
+        <w:t xml:space="preserve"> </w:t>
+      </w:r>
+      <w:r>
+        <w:t xml:space="preserve">the lakes annual geometric mean concentrations and chlorophyll-a concentrations.</w:t>
+      </w:r>
+      <w:r>
+        <w:t xml:space="preserve"> </w:t>
+      </w:r>
+      <w:r>
+        <w:t xml:space="preserve">Multiple regression models using log-transformed annual geometric</w:t>
+      </w:r>
+      <w:r>
+        <w:t xml:space="preserve"> </w:t>
+      </w:r>
+      <w:r>
+        <w:t xml:space="preserve">mean in-lake nutrient concentrations as independent variables and</w:t>
+      </w:r>
+      <w:r>
+        <w:t xml:space="preserve"> </w:t>
+      </w:r>
+      <w:r>
+        <w:t xml:space="preserve">log-transformed in-lake chlorophyll-a concentrations were used to assess the</w:t>
+      </w:r>
+      <w:r>
+        <w:t xml:space="preserve"> </w:t>
+      </w:r>
+      <w:r>
+        <w:t xml:space="preserve">predicted concentration required to achieve the chlorophyll-a endpoint.</w:t>
+      </w:r>
+      <w:r>
+        <w:t xml:space="preserve"> </w:t>
+      </w:r>
+      <w:r>
+        <w:t xml:space="preserve">In some cases, paleolimnological records were used to establish pre-disturbance</w:t>
+      </w:r>
+      <w:r>
+        <w:t xml:space="preserve"> </w:t>
+      </w:r>
+      <w:r>
+        <w:t xml:space="preserve">baseline records.</w:t>
+      </w:r>
+      <w:r>
+        <w:t xml:space="preserve"> </w:t>
+      </w:r>
+      <w:r>
+        <w:t xml:space="preserve">The TMDL loadings were then allocated as daily percent load reductions based on</w:t>
+      </w:r>
+      <w:r>
+        <w:t xml:space="preserve"> </w:t>
+      </w:r>
+      <w:r>
+        <w:t xml:space="preserve">the percent difference in current annual geometric mean nutrient concentrations</w:t>
+      </w:r>
+      <w:r>
+        <w:t xml:space="preserve"> </w:t>
+      </w:r>
+      <w:r>
+        <w:t xml:space="preserve">and the regression predicted concentration needed to achieve the chlorophyll-a</w:t>
+      </w:r>
+      <w:r>
+        <w:t xml:space="preserve"> </w:t>
+      </w:r>
+      <w:r>
+        <w:t xml:space="preserve">endpoint.</w:t>
+      </w:r>
+      <w:r>
+        <w:t xml:space="preserve"> </w:t>
+      </w:r>
+      <w:r>
+        <w:t xml:space="preserve">While this percent reduction approach is consistent with EPA guidance on TMDL</w:t>
+      </w:r>
+      <w:r>
+        <w:t xml:space="preserve"> </w:t>
+      </w:r>
+      <w:r>
+        <w:t xml:space="preserve">development, it is probably most applicable to watersheds dominated by non-point</w:t>
+      </w:r>
+      <w:r>
+        <w:t xml:space="preserve"> </w:t>
+      </w:r>
+      <w:r>
+        <w:t xml:space="preserve">sources of nutrients where quantifying and measuring loads and load reductions</w:t>
+      </w:r>
+      <w:r>
+        <w:t xml:space="preserve"> </w:t>
+      </w:r>
+      <w:r>
+        <w:t xml:space="preserve">is impractical.</w:t>
+      </w:r>
+      <w:r>
+        <w:t xml:space="preserve"> </w:t>
+      </w:r>
+      <w:r>
+        <w:t xml:space="preserve">This approach also requires an assumption that the lake is well mixed and</w:t>
+      </w:r>
+      <w:r>
+        <w:t xml:space="preserve"> </w:t>
+      </w:r>
+      <w:r>
+        <w:t xml:space="preserve">sampling points are representative of the entire lake or assessment unit.</w:t>
+      </w:r>
+      <w:r>
+        <w:t xml:space="preserve"> </w:t>
+      </w:r>
+      <w:r>
+        <w:t xml:space="preserve">In Texas, many of the assessment units are presumed to be large reservoirs</w:t>
+      </w:r>
+      <w:r>
+        <w:t xml:space="preserve"> </w:t>
+      </w:r>
+      <w:r>
+        <w:t xml:space="preserve">where this assumption may not hold.</w:t>
+      </w:r>
+    </w:p>
     <w:p>
       <w:pPr>
         <w:sectPr w:officer="true">
-          <w:footerReference w:type="default" r:id="rId36"/>
+          <w:footerReference w:type="default" r:id="rId58"/>
           <w:type w:val="nextPage"/>
           <w:cols/>
           <w:pgSz w:h="15840" w:w="12240"/>
@@ -4993,7 +5560,7 @@
                     </pic:cNvPicPr>
                   </pic:nvPicPr>
                   <pic:blipFill>
-                    <a:blip cstate="print" r:embed="rId43"/>
+                    <a:blip cstate="print" r:embed="rId65"/>
                     <a:stretch>
                       <a:fillRect/>
                     </a:stretch>
@@ -5026,7 +5593,7 @@
         </w:rPr>
         <w:t xml:space="preserve">Figure </w:t>
       </w:r>
-      <w:bookmarkStart w:id="244d7ea2-d411-438c-91af-322c949eedce" w:name="models"/>
+      <w:bookmarkStart w:id="19bed83c-708e-4ca9-a378-18dbaf10f0f0" w:name="models"/>
       <w:r xmlns:w14="http://schemas.microsoft.com/office/word/2010/wordml">
         <w:rPr>
           <w:rFonts/>
@@ -5048,7 +5615,7 @@
         </w:rPr>
         <w:fldChar w:fldCharType="end" w:dirty="true"/>
       </w:r>
-      <w:bookmarkEnd w:id="244d7ea2-d411-438c-91af-322c949eedce"/>
+      <w:bookmarkEnd w:id="19bed83c-708e-4ca9-a378-18dbaf10f0f0"/>
       <w:r>
         <w:rPr>
           <w:rFonts/>
@@ -5094,7 +5661,7 @@
                     </pic:cNvPicPr>
                   </pic:nvPicPr>
                   <pic:blipFill>
-                    <a:blip cstate="print" r:embed="rId44"/>
+                    <a:blip cstate="print" r:embed="rId66"/>
                     <a:stretch>
                       <a:fillRect/>
                     </a:stretch>
@@ -5127,7 +5694,7 @@
         </w:rPr>
         <w:t xml:space="preserve">Figure </w:t>
       </w:r>
-      <w:bookmarkStart w:id="eed7d77f-8a86-4a80-9e9f-22fd8dee2371" w:name="modparams"/>
+      <w:bookmarkStart w:id="d770cc9f-282d-409b-a6ff-f6755724cfba" w:name="modparams"/>
       <w:r xmlns:w14="http://schemas.microsoft.com/office/word/2010/wordml">
         <w:rPr>
           <w:rFonts/>
@@ -5149,7 +5716,7 @@
         </w:rPr>
         <w:fldChar w:fldCharType="end" w:dirty="true"/>
       </w:r>
-      <w:bookmarkEnd w:id="eed7d77f-8a86-4a80-9e9f-22fd8dee2371"/>
+      <w:bookmarkEnd w:id="d770cc9f-282d-409b-a6ff-f6755724cfba"/>
       <w:r>
         <w:rPr>
           <w:rFonts/>
@@ -5161,10 +5728,88 @@
         <w:t xml:space="preserve">Models…</w:t>
       </w:r>
     </w:p>
+    <w:bookmarkEnd w:id="22"/>
+    <w:bookmarkStart w:id="23" w:name="mechanistic-models"/>
+    <w:p>
+      <w:pPr>
+        <w:pStyle w:val="Heading2"/>
+      </w:pPr>
+      <w:r>
+        <w:t xml:space="preserve">Mechanistic models</w:t>
+      </w:r>
+    </w:p>
+    <w:p>
+      <w:pPr>
+        <w:pStyle w:val="FirstParagraph"/>
+      </w:pPr>
+      <w:r>
+        <w:t xml:space="preserve">Mechanistic models utilize process or physically based models to simulate</w:t>
+      </w:r>
+      <w:r>
+        <w:t xml:space="preserve"> </w:t>
+      </w:r>
+      <w:r>
+        <w:t xml:space="preserve">pollutant transport, uptake, and degradation processes in the environment.</w:t>
+      </w:r>
+      <w:r>
+        <w:t xml:space="preserve"> </w:t>
+      </w:r>
+      <w:r>
+        <w:t xml:space="preserve">Model parameters are calibrated and validated using measured data.</w:t>
+      </w:r>
+      <w:r>
+        <w:t xml:space="preserve"> </w:t>
+      </w:r>
+      <w:r>
+        <w:t xml:space="preserve">For TMDL applications, landscape or watershed loading models that simulate</w:t>
+      </w:r>
+      <w:r>
+        <w:t xml:space="preserve"> </w:t>
+      </w:r>
+      <w:r>
+        <w:t xml:space="preserve">pollutant deposition and transport processes are often combined with a receiving</w:t>
+      </w:r>
+      <w:r>
+        <w:t xml:space="preserve"> </w:t>
+      </w:r>
+      <w:r>
+        <w:t xml:space="preserve">body model that simulates the in-lake pollutant transport and uptake processes.</w:t>
+      </w:r>
+      <w:r>
+        <w:t xml:space="preserve"> </w:t>
+      </w:r>
+      <w:r>
+        <w:t xml:space="preserve">Borah et al. (2019)</w:t>
+      </w:r>
+      <w:r>
+        <w:t xml:space="preserve"> </w:t>
+      </w:r>
+      <w:r>
+        <w:t xml:space="preserve">and</w:t>
+      </w:r>
+      <w:r>
+        <w:t xml:space="preserve"> </w:t>
+      </w:r>
+      <w:r>
+        <w:t xml:space="preserve">Camacho et al. (2019)</w:t>
+      </w:r>
+      <w:r>
+        <w:t xml:space="preserve"> </w:t>
+      </w:r>
+      <w:r>
+        <w:t xml:space="preserve">provide thorough overviews of watershed and water quality models</w:t>
+      </w:r>
+      <w:r>
+        <w:t xml:space="preserve"> </w:t>
+      </w:r>
+      <w:r>
+        <w:t xml:space="preserve">that are useful for TMDL development.</w:t>
+      </w:r>
+    </w:p>
     <w:p>
       <w:pPr>
         <w:sectPr w:officer="true">
-          <w:footerReference w:type="default" r:id="rId37"/>
+          <w:footerReference w:type="default" r:id="rId59"/>
           <w:type w:val="nextPage"/>
           <w:cols/>
           <w:pgSz w:h="15840" w:w="12240"/>
@@ -5172,8 +5817,9 @@
         </w:sectPr>
       </w:pPr>
     </w:p>
+    <w:bookmarkEnd w:id="23"/>
     <w:bookmarkEnd w:id="24"/>
-    <w:bookmarkStart w:id="38" w:name="references"/>
+    <w:bookmarkStart w:id="60" w:name="references"/>
     <w:p>
       <w:pPr>
         <w:pStyle w:val="Heading1"/>
@@ -5182,13 +5828,196 @@
         <w:t xml:space="preserve">References</w:t>
       </w:r>
     </w:p>
-    <w:bookmarkStart w:id="37" w:name="refs"/>
-    <w:bookmarkStart w:id="26" w:name="ref-epaAssessmentTotalMaximum2025"/>
+    <w:bookmarkStart w:id="59" w:name="refs"/>
+    <w:bookmarkStart w:id="26" w:name="ref-beckFourDecadesWater2018"/>
     <w:p>
       <w:pPr>
         <w:pStyle w:val="Bibliography"/>
       </w:pPr>
       <w:r>
+        <w:t xml:space="preserve">Beck MW, Jabusch TW, Trowbridge PR, Senn DB. 2018. Four decades of water quality change in the upper</w:t>
+      </w:r>
+      <w:r>
+        <w:t xml:space="preserve"> </w:t>
+      </w:r>
+      <w:r>
+        <w:t xml:space="preserve">San Francisco Estuary</w:t>
+      </w:r>
+      <w:r>
+        <w:t xml:space="preserve">. Estuarine, Coastal and Shelf Science. 212:11–22. doi:</w:t>
+      </w:r>
+      <w:hyperlink r:id="rId25">
+        <w:r>
+          <w:rPr>
+            <w:rStyle w:val="Hyperlink"/>
+          </w:rPr>
+          <w:t xml:space="preserve">10.1016/j.ecss.2018.06.021</w:t>
+        </w:r>
+      </w:hyperlink>
+      <w:r>
+        <w:t xml:space="preserve">.</w:t>
+      </w:r>
+    </w:p>
+    <w:bookmarkEnd w:id="26"/>
+    <w:bookmarkStart w:id="28" w:name="X73e4b776a172eaf21ab8480ef1be12b66553e20"/>
+    <w:p>
+      <w:pPr>
+        <w:pStyle w:val="Bibliography"/>
+      </w:pPr>
+      <w:r>
+        <w:t xml:space="preserve">Bergbusch NT, Hayes NM, Simpson GL, Leavitt PR. 2021. Unexpected shift from phytoplankton to periphyton in eutrophic streams due to wastewater influx. Limnology and Oceanography. 66(7):2745–2761. doi:</w:t>
+      </w:r>
+      <w:hyperlink r:id="rId27">
+        <w:r>
+          <w:rPr>
+            <w:rStyle w:val="Hyperlink"/>
+          </w:rPr>
+          <w:t xml:space="preserve">10.1002/lno.11786</w:t>
+        </w:r>
+      </w:hyperlink>
+      <w:r>
+        <w:t xml:space="preserve">.</w:t>
+      </w:r>
+    </w:p>
+    <w:bookmarkEnd w:id="28"/>
+    <w:bookmarkStart w:id="30" w:name="ref-borahWatershedModelsDevelopment2019"/>
+    <w:p>
+      <w:pPr>
+        <w:pStyle w:val="Bibliography"/>
+      </w:pPr>
+      <w:r>
+        <w:t xml:space="preserve">Borah DK, Ahmadisharaf E, Padmanabhan G, Imen S, Mohamoud YM. 2019. Watershed models for development and implementation of</w:t>
+      </w:r>
+      <w:r>
+        <w:t xml:space="preserve"> </w:t>
+      </w:r>
+      <w:r>
+        <w:t xml:space="preserve">Total Maximum Daily Loads</w:t>
+      </w:r>
+      <w:r>
+        <w:t xml:space="preserve">. Journal of Hydrologic Engineering. 24(1):03118001. doi:</w:t>
+      </w:r>
+      <w:hyperlink r:id="rId29">
+        <w:r>
+          <w:rPr>
+            <w:rStyle w:val="Hyperlink"/>
+          </w:rPr>
+          <w:t xml:space="preserve">10.1061/(ASCE)HE.1943-5584.0001724</w:t>
+        </w:r>
+      </w:hyperlink>
+      <w:r>
+        <w:t xml:space="preserve">.</w:t>
+      </w:r>
+    </w:p>
+    <w:bookmarkEnd w:id="30"/>
+    <w:bookmarkStart w:id="32" w:name="ref-camachoReceivingWaterQuality2019"/>
+    <w:p>
+      <w:pPr>
+        <w:pStyle w:val="Bibliography"/>
+      </w:pPr>
+      <w:r>
+        <w:t xml:space="preserve">Camacho RA, Zhang Z, Chao X. 2019. Receiving water quality models for</w:t>
+      </w:r>
+      <w:r>
+        <w:t xml:space="preserve"> </w:t>
+      </w:r>
+      <w:r>
+        <w:t xml:space="preserve">TMDL</w:t>
+      </w:r>
+      <w:r>
+        <w:t xml:space="preserve"> </w:t>
+      </w:r>
+      <w:r>
+        <w:t xml:space="preserve">development and implementation. Journal of Hydrologic Engineering. 24(2):04018063. doi:</w:t>
+      </w:r>
+      <w:hyperlink r:id="rId31">
+        <w:r>
+          <w:rPr>
+            <w:rStyle w:val="Hyperlink"/>
+          </w:rPr>
+          <w:t xml:space="preserve">10.1061/(ASCE)HE.1943-5584.0001723</w:t>
+        </w:r>
+      </w:hyperlink>
+      <w:r>
+        <w:t xml:space="preserve">.</w:t>
+      </w:r>
+    </w:p>
+    <w:bookmarkEnd w:id="32"/>
+    <w:bookmarkStart w:id="34" w:name="ref-epaApproachUsingLoad2007"/>
+    <w:p>
+      <w:pPr>
+        <w:pStyle w:val="Bibliography"/>
+      </w:pPr>
+      <w:r>
+        <w:t xml:space="preserve">EPA. 2007. An</w:t>
+      </w:r>
+      <w:r>
+        <w:t xml:space="preserve"> </w:t>
+      </w:r>
+      <w:r>
+        <w:t xml:space="preserve">Approach</w:t>
+      </w:r>
+      <w:r>
+        <w:t xml:space="preserve"> </w:t>
+      </w:r>
+      <w:r>
+        <w:t xml:space="preserve">for</w:t>
+      </w:r>
+      <w:r>
+        <w:t xml:space="preserve"> </w:t>
+      </w:r>
+      <w:r>
+        <w:t xml:space="preserve">Using Load Duration Curves</w:t>
+      </w:r>
+      <w:r>
+        <w:t xml:space="preserve"> </w:t>
+      </w:r>
+      <w:r>
+        <w:t xml:space="preserve">in the</w:t>
+      </w:r>
+      <w:r>
+        <w:t xml:space="preserve"> </w:t>
+      </w:r>
+      <w:r>
+        <w:t xml:space="preserve">Development</w:t>
+      </w:r>
+      <w:r>
+        <w:t xml:space="preserve"> </w:t>
+      </w:r>
+      <w:r>
+        <w:t xml:space="preserve">of</w:t>
+      </w:r>
+      <w:r>
+        <w:t xml:space="preserve"> </w:t>
+      </w:r>
+      <w:r>
+        <w:t xml:space="preserve">TMDLs</w:t>
+      </w:r>
+      <w:r>
+        <w:t xml:space="preserve">. U.S. Environmental Protection Agency Report No.: EPA 841-B-07-006.</w:t>
+      </w:r>
+      <w:r>
+        <w:t xml:space="preserve"> </w:t>
+      </w:r>
+      <w:hyperlink r:id="rId33">
+        <w:r>
+          <w:rPr>
+            <w:rStyle w:val="Hyperlink"/>
+          </w:rPr>
+          <w:t xml:space="preserve">https://nepis.epa.gov/Exe/ZyPURL.cgi?Dockey=P1008ZQA.txt</w:t>
+        </w:r>
+      </w:hyperlink>
+      <w:r>
+        <w:t xml:space="preserve">.</w:t>
+      </w:r>
+    </w:p>
+    <w:bookmarkEnd w:id="34"/>
+    <w:bookmarkStart w:id="36" w:name="ref-epaAssessmentTotalMaximum2025"/>
+    <w:p>
+      <w:pPr>
+        <w:pStyle w:val="Bibliography"/>
+      </w:pPr>
+      <w:r>
         <w:t xml:space="preserve">EPA. 2025. Assessment</w:t>
       </w:r>
       <w:r>
@@ -5242,7 +6071,7 @@
       <w:r>
         <w:t xml:space="preserve"> </w:t>
       </w:r>
-      <w:hyperlink r:id="rId25">
+      <w:hyperlink r:id="rId35">
         <w:r>
           <w:rPr>
             <w:rStyle w:val="Hyperlink"/>
@@ -5254,13 +6083,94 @@
         <w:t xml:space="preserve">.</w:t>
       </w:r>
     </w:p>
-    <w:bookmarkEnd w:id="26"/>
-    <w:bookmarkStart w:id="28" w:name="ref-jonesBacteriaTotalMaximum2009"/>
+    <w:bookmarkEnd w:id="36"/>
+    <w:bookmarkStart w:id="38" w:name="ref-hirschWeightedRegressionsTime2010"/>
     <w:p>
       <w:pPr>
         <w:pStyle w:val="Bibliography"/>
       </w:pPr>
       <w:r>
+        <w:t xml:space="preserve">Hirsch RM, Moyer DL, Archfield SA. 2010. Weighted</w:t>
+      </w:r>
+      <w:r>
+        <w:t xml:space="preserve"> </w:t>
+      </w:r>
+      <w:r>
+        <w:t xml:space="preserve">Regressions</w:t>
+      </w:r>
+      <w:r>
+        <w:t xml:space="preserve"> </w:t>
+      </w:r>
+      <w:r>
+        <w:t xml:space="preserve">on</w:t>
+      </w:r>
+      <w:r>
+        <w:t xml:space="preserve"> </w:t>
+      </w:r>
+      <w:r>
+        <w:t xml:space="preserve">Time</w:t>
+      </w:r>
+      <w:r>
+        <w:t xml:space="preserve">,</w:t>
+      </w:r>
+      <w:r>
+        <w:t xml:space="preserve"> </w:t>
+      </w:r>
+      <w:r>
+        <w:t xml:space="preserve">Discharge</w:t>
+      </w:r>
+      <w:r>
+        <w:t xml:space="preserve">, and</w:t>
+      </w:r>
+      <w:r>
+        <w:t xml:space="preserve"> </w:t>
+      </w:r>
+      <w:r>
+        <w:t xml:space="preserve">Season</w:t>
+      </w:r>
+      <w:r>
+        <w:t xml:space="preserve"> </w:t>
+      </w:r>
+      <w:r>
+        <w:t xml:space="preserve">(</w:t>
+      </w:r>
+      <w:r>
+        <w:t xml:space="preserve">WRTDS</w:t>
+      </w:r>
+      <w:r>
+        <w:t xml:space="preserve">), with an application to</w:t>
+      </w:r>
+      <w:r>
+        <w:t xml:space="preserve"> </w:t>
+      </w:r>
+      <w:r>
+        <w:t xml:space="preserve">Chesapeake Bay River</w:t>
+      </w:r>
+      <w:r>
+        <w:t xml:space="preserve"> </w:t>
+      </w:r>
+      <w:r>
+        <w:t xml:space="preserve">inputs. JAWRA Journal of the American Water Resources Association. 46(5):857–880. doi:</w:t>
+      </w:r>
+      <w:hyperlink r:id="rId37">
+        <w:r>
+          <w:rPr>
+            <w:rStyle w:val="Hyperlink"/>
+          </w:rPr>
+          <w:t xml:space="preserve">10.1111/j.1752-1688.2010.00482.x</w:t>
+        </w:r>
+      </w:hyperlink>
+      <w:r>
+        <w:t xml:space="preserve">.</w:t>
+      </w:r>
+    </w:p>
+    <w:bookmarkEnd w:id="38"/>
+    <w:bookmarkStart w:id="40" w:name="ref-jonesBacteriaTotalMaximum2009"/>
+    <w:p>
+      <w:pPr>
+        <w:pStyle w:val="Bibliography"/>
+      </w:pPr>
+      <w:r>
         <w:t xml:space="preserve">Jones A, Wagner K, Di Giovanni G, Hauck L, Mott J, Rifai HS, Ward G, Wythe K. 2009. Bacteria</w:t>
       </w:r>
       <w:r>
@@ -5275,7 +6185,7 @@
       <w:r>
         <w:t xml:space="preserve"> </w:t>
       </w:r>
-      <w:hyperlink r:id="rId27">
+      <w:hyperlink r:id="rId39">
         <w:r>
           <w:rPr>
             <w:rStyle w:val="Hyperlink"/>
@@ -5287,13 +6197,46 @@
         <w:t xml:space="preserve">.</w:t>
       </w:r>
     </w:p>
-    <w:bookmarkEnd w:id="28"/>
-    <w:bookmarkStart w:id="30" w:name="X9908c3c11d2ce7c45992bd046a78b3587daa4e5"/>
+    <w:bookmarkEnd w:id="40"/>
+    <w:bookmarkStart w:id="42" w:name="Xc60e8cf929e7d0ce9951e54cad2dd8335cf2350"/>
     <w:p>
       <w:pPr>
         <w:pStyle w:val="Bibliography"/>
       </w:pPr>
       <w:r>
+        <w:t xml:space="preserve">Phillips G, Pietiläinen O-P, Carvalho L, Solimini A, Lyche Solheim A, Cardoso AC. 2008. Chlorophyll–nutrient relationships of different lake types using a large</w:t>
+      </w:r>
+      <w:r>
+        <w:t xml:space="preserve"> </w:t>
+      </w:r>
+      <w:r>
+        <w:t xml:space="preserve">European</w:t>
+      </w:r>
+      <w:r>
+        <w:t xml:space="preserve"> </w:t>
+      </w:r>
+      <w:r>
+        <w:t xml:space="preserve">dataset. Aquatic Ecology. 42(2):213–226. doi:</w:t>
+      </w:r>
+      <w:hyperlink r:id="rId41">
+        <w:r>
+          <w:rPr>
+            <w:rStyle w:val="Hyperlink"/>
+          </w:rPr>
+          <w:t xml:space="preserve">10.1007/s10452-008-9180-0</w:t>
+        </w:r>
+      </w:hyperlink>
+      <w:r>
+        <w:t xml:space="preserve">.</w:t>
+      </w:r>
+    </w:p>
+    <w:bookmarkEnd w:id="42"/>
+    <w:bookmarkStart w:id="44" w:name="X9908c3c11d2ce7c45992bd046a78b3587daa4e5"/>
+    <w:p>
+      <w:pPr>
+        <w:pStyle w:val="Bibliography"/>
+      </w:pPr>
+      <w:r>
         <w:t xml:space="preserve">R Core Team. 2023. R:</w:t>
       </w:r>
       <w:r>
@@ -5332,7 +6275,7 @@
       <w:r>
         <w:t xml:space="preserve"> </w:t>
       </w:r>
-      <w:hyperlink r:id="rId29">
+      <w:hyperlink r:id="rId43">
         <w:r>
           <w:rPr>
             <w:rStyle w:val="Hyperlink"/>
@@ -5344,8 +6287,140 @@
         <w:t xml:space="preserve">.</w:t>
       </w:r>
     </w:p>
-    <w:bookmarkEnd w:id="30"/>
-    <w:bookmarkStart w:id="32" w:name="ref-schrammTotalMaximumDaily2022"/>
+    <w:bookmarkEnd w:id="44"/>
+    <w:bookmarkStart w:id="46" w:name="X078b1b92f591229c20f3683e30853c808054c88"/>
+    <w:p>
+      <w:pPr>
+        <w:pStyle w:val="Bibliography"/>
+      </w:pPr>
+      <w:r>
+        <w:t xml:space="preserve">Robson BJ, Dourdet V. 2015. Prediction of sediment, particulate nutrient and dissolved nutrient concentrations in a dry tropical river to provide input to a mechanistic coastal water quality model. Environmental Modelling &amp; Software. 63:97–108. doi:</w:t>
+      </w:r>
+      <w:hyperlink r:id="rId45">
+        <w:r>
+          <w:rPr>
+            <w:rStyle w:val="Hyperlink"/>
+          </w:rPr>
+          <w:t xml:space="preserve">10.1016/j.envsoft.2014.08.009</w:t>
+        </w:r>
+      </w:hyperlink>
+      <w:r>
+        <w:t xml:space="preserve">.</w:t>
+      </w:r>
+    </w:p>
+    <w:bookmarkEnd w:id="46"/>
+    <w:bookmarkStart w:id="48" w:name="ref-rollelongleyEffectsNutrientLoad2019"/>
+    <w:p>
+      <w:pPr>
+        <w:pStyle w:val="Bibliography"/>
+      </w:pPr>
+      <w:r>
+        <w:t xml:space="preserve">Rolle Longley K, Huang W, Clark C, Johnson E. 2019. Effects of nutrient load from</w:t>
+      </w:r>
+      <w:r>
+        <w:t xml:space="preserve"> </w:t>
+      </w:r>
+      <w:r>
+        <w:t xml:space="preserve">St</w:t>
+      </w:r>
+      <w:r>
+        <w:t xml:space="preserve">.</w:t>
+      </w:r>
+      <w:r>
+        <w:t xml:space="preserve"> </w:t>
+      </w:r>
+      <w:r>
+        <w:t xml:space="preserve">Jones River</w:t>
+      </w:r>
+      <w:r>
+        <w:t xml:space="preserve"> </w:t>
+      </w:r>
+      <w:r>
+        <w:t xml:space="preserve">on water quality and eutrophication in</w:t>
+      </w:r>
+      <w:r>
+        <w:t xml:space="preserve"> </w:t>
+      </w:r>
+      <w:r>
+        <w:t xml:space="preserve">Lake George</w:t>
+      </w:r>
+      <w:r>
+        <w:t xml:space="preserve">,</w:t>
+      </w:r>
+      <w:r>
+        <w:t xml:space="preserve"> </w:t>
+      </w:r>
+      <w:r>
+        <w:t xml:space="preserve">Florida</w:t>
+      </w:r>
+      <w:r>
+        <w:t xml:space="preserve">. Limnologica. 77:125687. doi:</w:t>
+      </w:r>
+      <w:hyperlink r:id="rId47">
+        <w:r>
+          <w:rPr>
+            <w:rStyle w:val="Hyperlink"/>
+          </w:rPr>
+          <w:t xml:space="preserve">10.1016/j.limno.2019.125687</w:t>
+        </w:r>
+      </w:hyperlink>
+      <w:r>
+        <w:t xml:space="preserve">.</w:t>
+      </w:r>
+    </w:p>
+    <w:bookmarkEnd w:id="48"/>
+    <w:bookmarkStart w:id="50" w:name="ref-runkelLoadEstimatorLOADEST2004"/>
+    <w:p>
+      <w:pPr>
+        <w:pStyle w:val="Bibliography"/>
+      </w:pPr>
+      <w:r>
+        <w:t xml:space="preserve">Runkel RL, Crawford CG, Cohn TA. 2004. Load estimator (</w:t>
+      </w:r>
+      <w:r>
+        <w:t xml:space="preserve">LOADEST</w:t>
+      </w:r>
+      <w:r>
+        <w:t xml:space="preserve">): A</w:t>
+      </w:r>
+      <w:r>
+        <w:t xml:space="preserve"> </w:t>
+      </w:r>
+      <w:r>
+        <w:t xml:space="preserve">FORTRAN</w:t>
+      </w:r>
+      <w:r>
+        <w:t xml:space="preserve"> </w:t>
+      </w:r>
+      <w:r>
+        <w:t xml:space="preserve">program for estimating constituent loads in streams and rivers. Reston, VA: USGS Techniques and</w:t>
+      </w:r>
+      <w:r>
+        <w:t xml:space="preserve"> </w:t>
+      </w:r>
+      <w:r>
+        <w:t xml:space="preserve">Methods</w:t>
+      </w:r>
+      <w:r>
+        <w:t xml:space="preserve"> Report No.: 4-A5.</w:t>
+      </w:r>
+      <w:r>
+        <w:t xml:space="preserve"> </w:t>
+      </w:r>
+      <w:hyperlink r:id="rId49">
+        <w:r>
+          <w:rPr>
+            <w:rStyle w:val="Hyperlink"/>
+          </w:rPr>
+          <w:t xml:space="preserve">https://doi.org/10.3133/tm4A5</w:t>
+        </w:r>
+      </w:hyperlink>
+      <w:r>
+        <w:t xml:space="preserve">.</w:t>
+      </w:r>
+    </w:p>
+    <w:bookmarkEnd w:id="50"/>
+    <w:bookmarkStart w:id="52" w:name="ref-schrammTotalMaximumDaily2022"/>
     <w:p>
       <w:pPr>
         <w:pStyle w:val="Bibliography"/>
@@ -5393,7 +6468,7 @@
       <w:r>
         <w:t xml:space="preserve">freshwater streams. Journal of Contemporary Water Research &amp; Education. 176(1):36–49. doi:</w:t>
       </w:r>
-      <w:hyperlink r:id="rId31">
+      <w:hyperlink r:id="rId51">
         <w:r>
           <w:rPr>
             <w:rStyle w:val="Hyperlink"/>
@@ -5405,8 +6480,8 @@
         <w:t xml:space="preserve">.</w:t>
       </w:r>
     </w:p>
-    <w:bookmarkEnd w:id="32"/>
-    <w:bookmarkStart w:id="34" w:name="ref-schrammRATTAINSAccessEPA2023"/>
+    <w:bookmarkEnd w:id="52"/>
+    <w:bookmarkStart w:id="54" w:name="ref-schrammRATTAINSAccessEPA2023"/>
     <w:p>
       <w:pPr>
         <w:pStyle w:val="Bibliography"/>
@@ -5444,7 +6519,7 @@
       <w:r>
         <w:t xml:space="preserve"> </w:t>
       </w:r>
-      <w:hyperlink r:id="rId33">
+      <w:hyperlink r:id="rId53">
         <w:r>
           <w:rPr>
             <w:rStyle w:val="Hyperlink"/>
@@ -5456,13 +6531,97 @@
         <w:t xml:space="preserve">.</w:t>
       </w:r>
     </w:p>
-    <w:bookmarkEnd w:id="34"/>
-    <w:bookmarkStart w:id="36" w:name="ref-tceqTrophicClassificationTexas2024"/>
+    <w:bookmarkEnd w:id="54"/>
+    <w:bookmarkStart w:id="56" w:name="ref-tceqSevenTotalMaximum2016"/>
     <w:p>
       <w:pPr>
         <w:pStyle w:val="Bibliography"/>
       </w:pPr>
       <w:r>
+        <w:t xml:space="preserve">TCEQ. 2016. Seven</w:t>
+      </w:r>
+      <w:r>
+        <w:t xml:space="preserve"> </w:t>
+      </w:r>
+      <w:r>
+        <w:t xml:space="preserve">Total Maximum Daily Loads</w:t>
+      </w:r>
+      <w:r>
+        <w:t xml:space="preserve"> </w:t>
+      </w:r>
+      <w:r>
+        <w:t xml:space="preserve">for</w:t>
+      </w:r>
+      <w:r>
+        <w:t xml:space="preserve"> </w:t>
+      </w:r>
+      <w:r>
+        <w:t xml:space="preserve">Indicator Bacteria</w:t>
+      </w:r>
+      <w:r>
+        <w:t xml:space="preserve"> </w:t>
+      </w:r>
+      <w:r>
+        <w:t xml:space="preserve">in</w:t>
+      </w:r>
+      <w:r>
+        <w:t xml:space="preserve"> </w:t>
+      </w:r>
+      <w:r>
+        <w:t xml:space="preserve">Lake Houston</w:t>
+      </w:r>
+      <w:r>
+        <w:t xml:space="preserve">,</w:t>
+      </w:r>
+      <w:r>
+        <w:t xml:space="preserve"> </w:t>
+      </w:r>
+      <w:r>
+        <w:t xml:space="preserve">East Fork San Jacinto River</w:t>
+      </w:r>
+      <w:r>
+        <w:t xml:space="preserve">,</w:t>
+      </w:r>
+      <w:r>
+        <w:t xml:space="preserve"> </w:t>
+      </w:r>
+      <w:r>
+        <w:t xml:space="preserve">West Fork San Jacinto River</w:t>
+      </w:r>
+      <w:r>
+        <w:t xml:space="preserve">, and</w:t>
+      </w:r>
+      <w:r>
+        <w:t xml:space="preserve"> </w:t>
+      </w:r>
+      <w:r>
+        <w:t xml:space="preserve">Crystal Creek Watersheds</w:t>
+      </w:r>
+      <w:r>
+        <w:t xml:space="preserve">. Austin, TX: Texas Commission on Environmental Quality Water Quality Planning Division.</w:t>
+      </w:r>
+      <w:r>
+        <w:t xml:space="preserve"> </w:t>
+      </w:r>
+      <w:hyperlink r:id="rId55">
+        <w:r>
+          <w:rPr>
+            <w:rStyle w:val="Hyperlink"/>
+          </w:rPr>
+          <w:t xml:space="preserve">https://www.tceq.texas.gov/downloads/water-quality/tmdl/houston-galveston-recreational-42/82b-ewfsjr-tmdl-adopted.pdf</w:t>
+        </w:r>
+      </w:hyperlink>
+      <w:r>
+        <w:t xml:space="preserve">.</w:t>
+      </w:r>
+    </w:p>
+    <w:bookmarkEnd w:id="56"/>
+    <w:bookmarkStart w:id="58" w:name="ref-tceqTrophicClassificationTexas2024"/>
+    <w:p>
+      <w:pPr>
+        <w:pStyle w:val="Bibliography"/>
+      </w:pPr>
+      <w:r>
         <w:t xml:space="preserve">TCEQ. 2024. Trophic</w:t>
       </w:r>
       <w:r>
@@ -5489,7 +6648,7 @@
       <w:r>
         <w:t xml:space="preserve"> </w:t>
       </w:r>
-      <w:hyperlink r:id="rId35">
+      <w:hyperlink r:id="rId57">
         <w:r>
           <w:rPr>
             <w:rStyle w:val="Hyperlink"/>
@@ -5501,8 +6660,8 @@
         <w:t xml:space="preserve">.</w:t>
       </w:r>
     </w:p>
-    <w:bookmarkEnd w:id="36"/>
-    <w:bookmarkEnd w:id="37"/>
+    <w:bookmarkEnd w:id="58"/>
+    <w:bookmarkEnd w:id="59"/>
     <w:p>
       <w:pPr>
         <w:sectPr w:officer="true">
@@ -5513,8 +6672,8 @@
         </w:sectPr>
       </w:pPr>
     </w:p>
-    <w:bookmarkEnd w:id="38"/>
-    <w:bookmarkStart w:id="39" w:name="appendix-a"/>
+    <w:bookmarkEnd w:id="60"/>
+    <w:bookmarkStart w:id="61" w:name="appendix-a"/>
     <w:p>
       <w:pPr>
         <w:pStyle w:val="Heading1"/>
@@ -12000,7 +13159,7 @@
         </w:sectPr>
       </w:pPr>
     </w:p>
-    <w:bookmarkEnd w:id="39"/>
+    <w:bookmarkEnd w:id="61"/>
     <w:sectPr>
       <w:footerReference r:id="rId9" w:type="default"/>
       <w:pgSz w:h="15840" w:w="12240"/>
@@ -13026,82 +14185,6 @@
       </w:pPr>
     </w:lvl>
   </w:abstractNum>
-  <w:abstractNum w:abstractNumId="991">
-    <w:nsid w:val="A991"/>
-    <w:multiLevelType w:val="multilevel"/>
-    <w:lvl w:ilvl="0">
-      <w:numFmt w:val="bullet"/>
-      <w:lvlText w:val="•"/>
-      <w:lvlJc w:val="left"/>
-      <w:pPr>
-        <w:ind w:left="720" w:hanging="480"/>
-      </w:pPr>
-    </w:lvl>
-    <w:lvl w:ilvl="1">
-      <w:numFmt w:val="bullet"/>
-      <w:lvlText w:val="–"/>
-      <w:lvlJc w:val="left"/>
-      <w:pPr>
-        <w:ind w:left="1440" w:hanging="480"/>
-      </w:pPr>
-    </w:lvl>
-    <w:lvl w:ilvl="2">
-      <w:numFmt w:val="bullet"/>
-      <w:lvlText w:val="•"/>
-      <w:lvlJc w:val="left"/>
-      <w:pPr>
-        <w:ind w:left="2160" w:hanging="480"/>
-      </w:pPr>
-    </w:lvl>
-    <w:lvl w:ilvl="3">
-      <w:numFmt w:val="bullet"/>
-      <w:lvlText w:val="–"/>
-      <w:lvlJc w:val="left"/>
-      <w:pPr>
-        <w:ind w:left="2880" w:hanging="480"/>
-      </w:pPr>
-    </w:lvl>
-    <w:lvl w:ilvl="4">
-      <w:numFmt w:val="bullet"/>
-      <w:lvlText w:val="•"/>
-      <w:lvlJc w:val="left"/>
-      <w:pPr>
-        <w:ind w:left="3600" w:hanging="480"/>
-      </w:pPr>
-    </w:lvl>
-    <w:lvl w:ilvl="5">
-      <w:numFmt w:val="bullet"/>
-      <w:lvlText w:val="–"/>
-      <w:lvlJc w:val="left"/>
-      <w:pPr>
-        <w:ind w:left="4320" w:hanging="480"/>
-      </w:pPr>
-    </w:lvl>
-    <w:lvl w:ilvl="6">
-      <w:numFmt w:val="bullet"/>
-      <w:lvlText w:val="•"/>
-      <w:lvlJc w:val="left"/>
-      <w:pPr>
-        <w:ind w:left="5040" w:hanging="480"/>
-      </w:pPr>
-    </w:lvl>
-    <w:lvl w:ilvl="7">
-      <w:numFmt w:val="bullet"/>
-      <w:lvlText w:val="–"/>
-      <w:lvlJc w:val="left"/>
-      <w:pPr>
-        <w:ind w:left="5760" w:hanging="480"/>
-      </w:pPr>
-    </w:lvl>
-    <w:lvl w:ilvl="8">
-      <w:numFmt w:val="bullet"/>
-      <w:lvlText w:val="•"/>
-      <w:lvlJc w:val="left"/>
-      <w:pPr>
-        <w:ind w:left="6480" w:hanging="480"/>
-      </w:pPr>
-    </w:lvl>
-  </w:abstractNum>
   <w:num w16cid:durableId="243150220" w:numId="1">
     <w:abstractNumId w:val="11"/>
   </w:num>
@@ -13158,9 +14241,6 @@
   </w:num>
   <w:num w:numId="1000">
     <w:abstractNumId w:val="990"/>
-  </w:num>
-  <w:num w:numId="1001">
-    <w:abstractNumId w:val="991"/>
   </w:num>
 </w:numbering>
 </file>

--- a/report/tmdl_report/tmdl_report.docx
+++ b/report/tmdl_report/tmdl_report.docx
@@ -829,7 +829,7 @@
                     </pic:cNvPicPr>
                   </pic:nvPicPr>
                   <pic:blipFill>
-                    <a:blip cstate="print" r:embed="rId60"/>
+                    <a:blip cstate="print" r:embed="rId65"/>
                     <a:stretch>
                       <a:fillRect/>
                     </a:stretch>
@@ -862,7 +862,7 @@
         </w:rPr>
         <w:t xml:space="preserve">Figure </w:t>
       </w:r>
-      <w:bookmarkStart w:id="834e728a-4332-45ea-875e-91a49bee3dcf" w:name="general"/>
+      <w:bookmarkStart w:id="bad33a8f-115a-4150-a6c1-397012e8fe48" w:name="general"/>
       <w:r xmlns:w14="http://schemas.microsoft.com/office/word/2010/wordml">
         <w:rPr>
           <w:rFonts/>
@@ -884,7 +884,7 @@
         </w:rPr>
         <w:fldChar w:fldCharType="end" w:dirty="true"/>
       </w:r>
-      <w:bookmarkEnd w:id="834e728a-4332-45ea-875e-91a49bee3dcf"/>
+      <w:bookmarkEnd w:id="bad33a8f-115a-4150-a6c1-397012e8fe48"/>
       <w:r>
         <w:rPr>
           <w:rFonts/>
@@ -965,7 +965,7 @@
                     </pic:cNvPicPr>
                   </pic:nvPicPr>
                   <pic:blipFill>
-                    <a:blip cstate="print" r:embed="rId61"/>
+                    <a:blip cstate="print" r:embed="rId66"/>
                     <a:stretch>
                       <a:fillRect/>
                     </a:stretch>
@@ -998,7 +998,7 @@
         </w:rPr>
         <w:t xml:space="preserve">Figure </w:t>
       </w:r>
-      <w:bookmarkStart w:id="5afa6008-2f12-4557-8523-41cab70efb10" w:name="general2"/>
+      <w:bookmarkStart w:id="1fc9a1a2-d384-4ca9-a004-29ae042ebb5c" w:name="general2"/>
       <w:r xmlns:w14="http://schemas.microsoft.com/office/word/2010/wordml">
         <w:rPr>
           <w:rFonts/>
@@ -1020,7 +1020,7 @@
         </w:rPr>
         <w:fldChar w:fldCharType="end" w:dirty="true"/>
       </w:r>
-      <w:bookmarkEnd w:id="5afa6008-2f12-4557-8523-41cab70efb10"/>
+      <w:bookmarkEnd w:id="1fc9a1a2-d384-4ca9-a004-29ae042ebb5c"/>
       <w:r>
         <w:rPr>
           <w:rFonts/>
@@ -1090,7 +1090,7 @@
         </w:rPr>
         <w:t xml:space="preserve">Table  </w:t>
       </w:r>
-      <w:bookmarkStart w:id="b58187db-9448-48c7-ac81-0d96b325b4e9" w:name="lkplans"/>
+      <w:bookmarkStart w:id="e163144b-68fd-43fe-909e-490c003837ac" w:name="lkplans"/>
       <w:r>
         <w:rPr>
           <w:rFonts/>
@@ -1112,7 +1112,7 @@
         </w:rPr>
         <w:fldChar w:fldCharType="end" w:dirty="true"/>
       </w:r>
-      <w:bookmarkEnd w:id="b58187db-9448-48c7-ac81-0d96b325b4e9"/>
+      <w:bookmarkEnd w:id="e163144b-68fd-43fe-909e-490c003837ac"/>
       <w:r>
         <w:rPr>
           <w:rFonts/>
@@ -4552,7 +4552,7 @@
                     </pic:cNvPicPr>
                   </pic:nvPicPr>
                   <pic:blipFill>
-                    <a:blip cstate="print" r:embed="rId62"/>
+                    <a:blip cstate="print" r:embed="rId67"/>
                     <a:stretch>
                       <a:fillRect/>
                     </a:stretch>
@@ -4585,7 +4585,7 @@
         </w:rPr>
         <w:t xml:space="preserve">Figure </w:t>
       </w:r>
-      <w:bookmarkStart w:id="603d862c-7dbe-4c5e-83d9-be990ab611e9" w:name="states"/>
+      <w:bookmarkStart w:id="86a60072-f93b-48d6-86a6-5c359f721900" w:name="states"/>
       <w:r xmlns:w14="http://schemas.microsoft.com/office/word/2010/wordml">
         <w:rPr>
           <w:rFonts/>
@@ -4607,7 +4607,7 @@
         </w:rPr>
         <w:fldChar w:fldCharType="end" w:dirty="true"/>
       </w:r>
-      <w:bookmarkEnd w:id="603d862c-7dbe-4c5e-83d9-be990ab611e9"/>
+      <w:bookmarkEnd w:id="86a60072-f93b-48d6-86a6-5c359f721900"/>
       <w:r>
         <w:rPr>
           <w:rFonts/>
@@ -4956,7 +4956,7 @@
                     </pic:cNvPicPr>
                   </pic:nvPicPr>
                   <pic:blipFill>
-                    <a:blip cstate="print" r:embed="rId63"/>
+                    <a:blip cstate="print" r:embed="rId68"/>
                     <a:stretch>
                       <a:fillRect/>
                     </a:stretch>
@@ -4989,7 +4989,7 @@
         </w:rPr>
         <w:t xml:space="preserve">Figure </w:t>
       </w:r>
-      <w:bookmarkStart w:id="2a72fa20-ad5a-4d09-a466-ed058985bcb2" w:name="lakesize"/>
+      <w:bookmarkStart w:id="3cecc385-1090-430b-aee3-4793286509f8" w:name="lakesize"/>
       <w:r xmlns:w14="http://schemas.microsoft.com/office/word/2010/wordml">
         <w:rPr>
           <w:rFonts/>
@@ -5011,7 +5011,7 @@
         </w:rPr>
         <w:fldChar w:fldCharType="end" w:dirty="true"/>
       </w:r>
-      <w:bookmarkEnd w:id="2a72fa20-ad5a-4d09-a466-ed058985bcb2"/>
+      <w:bookmarkEnd w:id="3cecc385-1090-430b-aee3-4793286509f8"/>
       <w:r>
         <w:rPr>
           <w:rFonts/>
@@ -5050,7 +5050,7 @@
                     </pic:cNvPicPr>
                   </pic:nvPicPr>
                   <pic:blipFill>
-                    <a:blip cstate="print" r:embed="rId64"/>
+                    <a:blip cstate="print" r:embed="rId69"/>
                     <a:stretch>
                       <a:fillRect/>
                     </a:stretch>
@@ -5083,7 +5083,7 @@
         </w:rPr>
         <w:t xml:space="preserve">Figure </w:t>
       </w:r>
-      <w:bookmarkStart w:id="1509f8f4-c97a-427d-bbd9-7bc10d4df32b" w:name="params"/>
+      <w:bookmarkStart w:id="f8ec88cb-8559-4389-87f2-1eb8e90f7fd7" w:name="params"/>
       <w:r xmlns:w14="http://schemas.microsoft.com/office/word/2010/wordml">
         <w:rPr>
           <w:rFonts/>
@@ -5105,7 +5105,7 @@
         </w:rPr>
         <w:fldChar w:fldCharType="end" w:dirty="true"/>
       </w:r>
-      <w:bookmarkEnd w:id="1509f8f4-c97a-427d-bbd9-7bc10d4df32b"/>
+      <w:bookmarkEnd w:id="f8ec88cb-8559-4389-87f2-1eb8e90f7fd7"/>
       <w:r>
         <w:rPr>
           <w:rFonts/>
@@ -5518,7 +5518,7 @@
     <w:p>
       <w:pPr>
         <w:sectPr w:officer="true">
-          <w:footerReference w:type="default" r:id="rId58"/>
+          <w:footerReference w:type="default" r:id="rId63"/>
           <w:type w:val="nextPage"/>
           <w:cols/>
           <w:pgSz w:h="15840" w:w="12240"/>
@@ -5560,7 +5560,7 @@
                     </pic:cNvPicPr>
                   </pic:nvPicPr>
                   <pic:blipFill>
-                    <a:blip cstate="print" r:embed="rId65"/>
+                    <a:blip cstate="print" r:embed="rId70"/>
                     <a:stretch>
                       <a:fillRect/>
                     </a:stretch>
@@ -5593,7 +5593,7 @@
         </w:rPr>
         <w:t xml:space="preserve">Figure </w:t>
       </w:r>
-      <w:bookmarkStart w:id="19bed83c-708e-4ca9-a378-18dbaf10f0f0" w:name="models"/>
+      <w:bookmarkStart w:id="57c8a2a0-40cb-4e93-ba4f-1f90aa4fcb8e" w:name="models"/>
       <w:r xmlns:w14="http://schemas.microsoft.com/office/word/2010/wordml">
         <w:rPr>
           <w:rFonts/>
@@ -5615,7 +5615,7 @@
         </w:rPr>
         <w:fldChar w:fldCharType="end" w:dirty="true"/>
       </w:r>
-      <w:bookmarkEnd w:id="19bed83c-708e-4ca9-a378-18dbaf10f0f0"/>
+      <w:bookmarkEnd w:id="57c8a2a0-40cb-4e93-ba4f-1f90aa4fcb8e"/>
       <w:r>
         <w:rPr>
           <w:rFonts/>
@@ -5661,7 +5661,7 @@
                     </pic:cNvPicPr>
                   </pic:nvPicPr>
                   <pic:blipFill>
-                    <a:blip cstate="print" r:embed="rId66"/>
+                    <a:blip cstate="print" r:embed="rId71"/>
                     <a:stretch>
                       <a:fillRect/>
                     </a:stretch>
@@ -5694,7 +5694,7 @@
         </w:rPr>
         <w:t xml:space="preserve">Figure </w:t>
       </w:r>
-      <w:bookmarkStart w:id="d770cc9f-282d-409b-a6ff-f6755724cfba" w:name="modparams"/>
+      <w:bookmarkStart w:id="0b633485-7bff-4e1e-af86-37cbb830b28c" w:name="modparams"/>
       <w:r xmlns:w14="http://schemas.microsoft.com/office/word/2010/wordml">
         <w:rPr>
           <w:rFonts/>
@@ -5716,7 +5716,7 @@
         </w:rPr>
         <w:fldChar w:fldCharType="end" w:dirty="true"/>
       </w:r>
-      <w:bookmarkEnd w:id="d770cc9f-282d-409b-a6ff-f6755724cfba"/>
+      <w:bookmarkEnd w:id="0b633485-7bff-4e1e-af86-37cbb830b28c"/>
       <w:r>
         <w:rPr>
           <w:rFonts/>
@@ -5805,11 +5805,277 @@
       <w:r>
         <w:t xml:space="preserve">that are useful for TMDL development.</w:t>
       </w:r>
+      <w:r>
+        <w:t xml:space="preserve"> </w:t>
+      </w:r>
+      <w:r>
+        <w:t xml:space="preserve">Our review found HSPF, PLSM, LSPC, and SWAT watershed models used by TMDLs</w:t>
+      </w:r>
+      <w:r>
+        <w:t xml:space="preserve"> </w:t>
+      </w:r>
+      <w:r>
+        <w:t xml:space="preserve">in the two regions (Figure</w:t>
+      </w:r>
+      <w:r>
+        <w:t xml:space="preserve"> </w:t>
+      </w:r>
+      <w:hyperlink w:anchor="models">
+        <w:r xmlns:w14="http://schemas.microsoft.com/office/word/2010/wordml">
+          <w:rPr/>
+          <w:fldChar w:fldCharType="begin" w:dirty="true"/>
+        </w:r>
+        <w:r xmlns:w14="http://schemas.microsoft.com/office/word/2010/wordml">
+          <w:rPr/>
+          <w:instrText xml:space="preserve" w:dirty="true"> REF models \h</w:instrText>
+        </w:r>
+        <w:r xmlns:w14="http://schemas.microsoft.com/office/word/2010/wordml">
+          <w:rPr/>
+          <w:fldChar w:fldCharType="end" w:dirty="true"/>
+        </w:r>
+      </w:hyperlink>
+      <w:r>
+        <w:t xml:space="preserve">).</w:t>
+      </w:r>
+    </w:p>
+    <w:p>
+      <w:pPr>
+        <w:pStyle w:val="BodyText"/>
+      </w:pPr>
+      <w:r>
+        <w:t xml:space="preserve">The NRCS Curve Number (CN) method was also used in a handful of TMDLs.</w:t>
+      </w:r>
+      <w:r>
+        <w:t xml:space="preserve"> </w:t>
+      </w:r>
+      <w:r>
+        <w:t xml:space="preserve">The CN method might be better classified as an empirical approach,</w:t>
+      </w:r>
+      <w:r>
+        <w:t xml:space="preserve"> </w:t>
+      </w:r>
+      <w:r>
+        <w:t xml:space="preserve">but was included under this section since the CN method and its various</w:t>
+      </w:r>
+      <w:r>
+        <w:t xml:space="preserve"> </w:t>
+      </w:r>
+      <w:r>
+        <w:t xml:space="preserve">extensions can be calibrated using similar procedure to traditional process-based</w:t>
+      </w:r>
+      <w:r>
+        <w:t xml:space="preserve"> </w:t>
+      </w:r>
+      <w:r>
+        <w:t xml:space="preserve">models.</w:t>
+      </w:r>
+      <w:r>
+        <w:t xml:space="preserve"> </w:t>
+      </w:r>
+      <w:r>
+        <w:t xml:space="preserve">In the TMDLs applying the CN method, the CN method was used to estimate</w:t>
+      </w:r>
+      <w:r>
+        <w:t xml:space="preserve"> </w:t>
+      </w:r>
+      <w:r>
+        <w:t xml:space="preserve">watershed runoff volume. Regionally developed runoff event mean</w:t>
+      </w:r>
+      <w:r>
+        <w:t xml:space="preserve"> </w:t>
+      </w:r>
+      <w:r>
+        <w:t xml:space="preserve">concentrations for nitrogen and phosphorus were multiplied to the runoff volumes</w:t>
+      </w:r>
+      <w:r>
+        <w:t xml:space="preserve"> </w:t>
+      </w:r>
+      <w:r>
+        <w:t xml:space="preserve">to develop estimates of total watershed loading.</w:t>
+      </w:r>
+      <w:r>
+        <w:t xml:space="preserve"> </w:t>
+      </w:r>
+      <w:r>
+        <w:t xml:space="preserve">This approach is similar to the Spreadsheet Tool for the Estimation</w:t>
+      </w:r>
+      <w:r>
+        <w:t xml:space="preserve"> </w:t>
+      </w:r>
+      <w:r>
+        <w:t xml:space="preserve">of Pollutant Load (STEPL) or Pollutant Load Estimation Tool (PLET)</w:t>
+      </w:r>
+      <w:r>
+        <w:t xml:space="preserve"> </w:t>
+      </w:r>
+      <w:r>
+        <w:t xml:space="preserve">used by the US EPA to estimate watershed pollutant loads and</w:t>
+      </w:r>
+      <w:r>
+        <w:t xml:space="preserve"> </w:t>
+      </w:r>
+      <w:r>
+        <w:t xml:space="preserve">reductions from BMPs for grant applicants</w:t>
+      </w:r>
+      <w:r>
+        <w:t xml:space="preserve"> </w:t>
+      </w:r>
+      <w:r>
+        <w:t xml:space="preserve">(Tetra Tech, Inc. 2024)</w:t>
+      </w:r>
+      <w:r>
+        <w:t xml:space="preserve">.</w:t>
+      </w:r>
+      <w:r>
+        <w:t xml:space="preserve"> </w:t>
+      </w:r>
+      <w:r>
+        <w:t xml:space="preserve">These loadings served as inputs to a lake eutrophication model.</w:t>
+      </w:r>
+      <w:r>
+        <w:t xml:space="preserve"> </w:t>
+      </w:r>
+      <w:r>
+        <w:t xml:space="preserve">This approach is fairly simple but relies on the availability of</w:t>
+      </w:r>
+      <w:r>
+        <w:t xml:space="preserve"> </w:t>
+      </w:r>
+      <w:r>
+        <w:t xml:space="preserve">regionally appropriate nutrient runoff event mean concentrations.</w:t>
+      </w:r>
+      <w:r>
+        <w:t xml:space="preserve"> </w:t>
+      </w:r>
+      <w:r>
+        <w:t xml:space="preserve">Due to its simplicity, there are a number of assumptions involved in using the</w:t>
+      </w:r>
+      <w:r>
+        <w:t xml:space="preserve"> </w:t>
+      </w:r>
+      <w:r>
+        <w:t xml:space="preserve">CN method for estimating storm-total runoff that restricts the appropriate</w:t>
+      </w:r>
+      <w:r>
+        <w:t xml:space="preserve"> </w:t>
+      </w:r>
+      <w:r>
+        <w:t xml:space="preserve">usage of this approach.</w:t>
+      </w:r>
+      <w:r>
+        <w:t xml:space="preserve"> </w:t>
+      </w:r>
+      <w:r>
+        <w:t xml:space="preserve">For example, the watershed should be less than 2,000 acres and</w:t>
+      </w:r>
+      <w:r>
+        <w:t xml:space="preserve"> </w:t>
+      </w:r>
+      <w:r>
+        <w:t xml:space="preserve">contain generally uniform land use, soil and cover</w:t>
+      </w:r>
+      <w:r>
+        <w:t xml:space="preserve"> </w:t>
+      </w:r>
+      <w:r>
+        <w:t xml:space="preserve">(USDA NRCS 2021)</w:t>
+      </w:r>
+      <w:r>
+        <w:t xml:space="preserve">.</w:t>
+      </w:r>
+    </w:p>
+    <w:p>
+      <w:pPr>
+        <w:pStyle w:val="BodyText"/>
+      </w:pPr>
+      <w:r>
+        <w:t xml:space="preserve">HSPF was the most commonly used watershed model identified (6 assessment units,</w:t>
+      </w:r>
+      <w:r>
+        <w:t xml:space="preserve"> </w:t>
+      </w:r>
+      <w:r>
+        <w:t xml:space="preserve">Figure</w:t>
+      </w:r>
+      <w:r>
+        <w:t xml:space="preserve"> </w:t>
+      </w:r>
+      <w:hyperlink w:anchor="models">
+        <w:r xmlns:w14="http://schemas.microsoft.com/office/word/2010/wordml">
+          <w:rPr/>
+          <w:fldChar w:fldCharType="begin" w:dirty="true"/>
+        </w:r>
+        <w:r xmlns:w14="http://schemas.microsoft.com/office/word/2010/wordml">
+          <w:rPr/>
+          <w:instrText xml:space="preserve" w:dirty="true"> REF models \h</w:instrText>
+        </w:r>
+        <w:r xmlns:w14="http://schemas.microsoft.com/office/word/2010/wordml">
+          <w:rPr/>
+          <w:fldChar w:fldCharType="end" w:dirty="true"/>
+        </w:r>
+      </w:hyperlink>
+      <w:r>
+        <w:t xml:space="preserve">). HSPF is a semi-distributed, process based model that</w:t>
+      </w:r>
+      <w:r>
+        <w:t xml:space="preserve"> </w:t>
+      </w:r>
+      <w:r>
+        <w:t xml:space="preserve">simulates both hydrology and water quality in urban and rural watersheds.</w:t>
+      </w:r>
+      <w:r>
+        <w:t xml:space="preserve"> </w:t>
+      </w:r>
+      <w:r>
+        <w:t xml:space="preserve">Some of the advantages of HSPF include its flexibility to be run as a static or</w:t>
+      </w:r>
+      <w:r>
+        <w:t xml:space="preserve"> </w:t>
+      </w:r>
+      <w:r>
+        <w:t xml:space="preserve">dynamic model, ability to assess impacts of BMPs, and ease of intergration with</w:t>
+      </w:r>
+      <w:r>
+        <w:t xml:space="preserve"> </w:t>
+      </w:r>
+      <w:r>
+        <w:t xml:space="preserve">other models. HSPF is included in EPA’s BASINS modeling system compiled to</w:t>
+      </w:r>
+      <w:r>
+        <w:t xml:space="preserve"> </w:t>
+      </w:r>
+      <w:r>
+        <w:t xml:space="preserve">assist states with TMDL development. LSPC is largely based on algorithms used in</w:t>
+      </w:r>
+      <w:r>
+        <w:t xml:space="preserve"> </w:t>
+      </w:r>
+      <w:r>
+        <w:t xml:space="preserve">HSPF but changes the underlying programming architecture from FORTRAN to C++,</w:t>
+      </w:r>
+      <w:r>
+        <w:t xml:space="preserve"> </w:t>
+      </w:r>
+      <w:r>
+        <w:t xml:space="preserve">which has the advantage of utilizing a Microsoft Access database structure and</w:t>
+      </w:r>
+      <w:r>
+        <w:t xml:space="preserve"> </w:t>
+      </w:r>
+      <w:r>
+        <w:t xml:space="preserve">larger spatial and temporal resolutions for modelling larger watersheds.</w:t>
+      </w:r>
+      <w:r>
+        <w:t xml:space="preserve"> </w:t>
+      </w:r>
+      <w:r>
+        <w:t xml:space="preserve">LSPC was used with an additional 3 TMDL assessment units.</w:t>
+      </w:r>
     </w:p>
     <w:p>
       <w:pPr>
         <w:sectPr w:officer="true">
-          <w:footerReference w:type="default" r:id="rId59"/>
+          <w:footerReference w:type="default" r:id="rId64"/>
           <w:type w:val="nextPage"/>
           <w:cols/>
           <w:pgSz w:h="15840" w:w="12240"/>
@@ -5819,17 +6085,27 @@
     </w:p>
     <w:bookmarkEnd w:id="23"/>
     <w:bookmarkEnd w:id="24"/>
-    <w:bookmarkStart w:id="60" w:name="references"/>
+    <w:bookmarkStart w:id="25" w:name="discussion"/>
     <w:p>
       <w:pPr>
         <w:pStyle w:val="Heading1"/>
       </w:pPr>
       <w:r>
+        <w:t xml:space="preserve">Discussion</w:t>
+      </w:r>
+    </w:p>
+    <w:bookmarkEnd w:id="25"/>
+    <w:bookmarkStart w:id="65" w:name="references"/>
+    <w:p>
+      <w:pPr>
+        <w:pStyle w:val="Heading1"/>
+      </w:pPr>
+      <w:r>
         <w:t xml:space="preserve">References</w:t>
       </w:r>
     </w:p>
-    <w:bookmarkStart w:id="59" w:name="refs"/>
-    <w:bookmarkStart w:id="26" w:name="ref-beckFourDecadesWater2018"/>
+    <w:bookmarkStart w:id="64" w:name="refs"/>
+    <w:bookmarkStart w:id="27" w:name="ref-beckFourDecadesWater2018"/>
     <w:p>
       <w:pPr>
         <w:pStyle w:val="Bibliography"/>
@@ -5846,7 +6122,7 @@
       <w:r>
         <w:t xml:space="preserve">. Estuarine, Coastal and Shelf Science. 212:11–22. doi:</w:t>
       </w:r>
-      <w:hyperlink r:id="rId25">
+      <w:hyperlink r:id="rId26">
         <w:r>
           <w:rPr>
             <w:rStyle w:val="Hyperlink"/>
@@ -5858,8 +6134,8 @@
         <w:t xml:space="preserve">.</w:t>
       </w:r>
     </w:p>
-    <w:bookmarkEnd w:id="26"/>
-    <w:bookmarkStart w:id="28" w:name="X73e4b776a172eaf21ab8480ef1be12b66553e20"/>
+    <w:bookmarkEnd w:id="27"/>
+    <w:bookmarkStart w:id="29" w:name="X73e4b776a172eaf21ab8480ef1be12b66553e20"/>
     <w:p>
       <w:pPr>
         <w:pStyle w:val="Bibliography"/>
@@ -5867,7 +6143,7 @@
       <w:r>
         <w:t xml:space="preserve">Bergbusch NT, Hayes NM, Simpson GL, Leavitt PR. 2021. Unexpected shift from phytoplankton to periphyton in eutrophic streams due to wastewater influx. Limnology and Oceanography. 66(7):2745–2761. doi:</w:t>
       </w:r>
-      <w:hyperlink r:id="rId27">
+      <w:hyperlink r:id="rId28">
         <w:r>
           <w:rPr>
             <w:rStyle w:val="Hyperlink"/>
@@ -5879,8 +6155,8 @@
         <w:t xml:space="preserve">.</w:t>
       </w:r>
     </w:p>
-    <w:bookmarkEnd w:id="28"/>
-    <w:bookmarkStart w:id="30" w:name="ref-borahWatershedModelsDevelopment2019"/>
+    <w:bookmarkEnd w:id="29"/>
+    <w:bookmarkStart w:id="31" w:name="ref-borahWatershedModelsDevelopment2019"/>
     <w:p>
       <w:pPr>
         <w:pStyle w:val="Bibliography"/>
@@ -5897,7 +6173,7 @@
       <w:r>
         <w:t xml:space="preserve">. Journal of Hydrologic Engineering. 24(1):03118001. doi:</w:t>
       </w:r>
-      <w:hyperlink r:id="rId29">
+      <w:hyperlink r:id="rId30">
         <w:r>
           <w:rPr>
             <w:rStyle w:val="Hyperlink"/>
@@ -5909,8 +6185,8 @@
         <w:t xml:space="preserve">.</w:t>
       </w:r>
     </w:p>
-    <w:bookmarkEnd w:id="30"/>
-    <w:bookmarkStart w:id="32" w:name="ref-camachoReceivingWaterQuality2019"/>
+    <w:bookmarkEnd w:id="31"/>
+    <w:bookmarkStart w:id="33" w:name="ref-camachoReceivingWaterQuality2019"/>
     <w:p>
       <w:pPr>
         <w:pStyle w:val="Bibliography"/>
@@ -5930,7 +6206,7 @@
       <w:r>
         <w:t xml:space="preserve">development and implementation. Journal of Hydrologic Engineering. 24(2):04018063. doi:</w:t>
       </w:r>
-      <w:hyperlink r:id="rId31">
+      <w:hyperlink r:id="rId32">
         <w:r>
           <w:rPr>
             <w:rStyle w:val="Hyperlink"/>
@@ -5942,8 +6218,8 @@
         <w:t xml:space="preserve">.</w:t>
       </w:r>
     </w:p>
-    <w:bookmarkEnd w:id="32"/>
-    <w:bookmarkStart w:id="34" w:name="ref-epaApproachUsingLoad2007"/>
+    <w:bookmarkEnd w:id="33"/>
+    <w:bookmarkStart w:id="35" w:name="ref-epaApproachUsingLoad2007"/>
     <w:p>
       <w:pPr>
         <w:pStyle w:val="Bibliography"/>
@@ -5999,7 +6275,7 @@
       <w:r>
         <w:t xml:space="preserve"> </w:t>
       </w:r>
-      <w:hyperlink r:id="rId33">
+      <w:hyperlink r:id="rId34">
         <w:r>
           <w:rPr>
             <w:rStyle w:val="Hyperlink"/>
@@ -6011,8 +6287,8 @@
         <w:t xml:space="preserve">.</w:t>
       </w:r>
     </w:p>
-    <w:bookmarkEnd w:id="34"/>
-    <w:bookmarkStart w:id="36" w:name="ref-epaAssessmentTotalMaximum2025"/>
+    <w:bookmarkEnd w:id="35"/>
+    <w:bookmarkStart w:id="37" w:name="ref-epaAssessmentTotalMaximum2025"/>
     <w:p>
       <w:pPr>
         <w:pStyle w:val="Bibliography"/>
@@ -6071,7 +6347,7 @@
       <w:r>
         <w:t xml:space="preserve"> </w:t>
       </w:r>
-      <w:hyperlink r:id="rId35">
+      <w:hyperlink r:id="rId36">
         <w:r>
           <w:rPr>
             <w:rStyle w:val="Hyperlink"/>
@@ -6083,8 +6359,8 @@
         <w:t xml:space="preserve">.</w:t>
       </w:r>
     </w:p>
-    <w:bookmarkEnd w:id="36"/>
-    <w:bookmarkStart w:id="38" w:name="ref-hirschWeightedRegressionsTime2010"/>
+    <w:bookmarkEnd w:id="37"/>
+    <w:bookmarkStart w:id="39" w:name="ref-hirschWeightedRegressionsTime2010"/>
     <w:p>
       <w:pPr>
         <w:pStyle w:val="Bibliography"/>
@@ -6152,7 +6428,7 @@
       <w:r>
         <w:t xml:space="preserve">inputs. JAWRA Journal of the American Water Resources Association. 46(5):857–880. doi:</w:t>
       </w:r>
-      <w:hyperlink r:id="rId37">
+      <w:hyperlink r:id="rId38">
         <w:r>
           <w:rPr>
             <w:rStyle w:val="Hyperlink"/>
@@ -6164,8 +6440,8 @@
         <w:t xml:space="preserve">.</w:t>
       </w:r>
     </w:p>
-    <w:bookmarkEnd w:id="38"/>
-    <w:bookmarkStart w:id="40" w:name="ref-jonesBacteriaTotalMaximum2009"/>
+    <w:bookmarkEnd w:id="39"/>
+    <w:bookmarkStart w:id="41" w:name="ref-jonesBacteriaTotalMaximum2009"/>
     <w:p>
       <w:pPr>
         <w:pStyle w:val="Bibliography"/>
@@ -6185,7 +6461,7 @@
       <w:r>
         <w:t xml:space="preserve"> </w:t>
       </w:r>
-      <w:hyperlink r:id="rId39">
+      <w:hyperlink r:id="rId40">
         <w:r>
           <w:rPr>
             <w:rStyle w:val="Hyperlink"/>
@@ -6197,8 +6473,8 @@
         <w:t xml:space="preserve">.</w:t>
       </w:r>
     </w:p>
-    <w:bookmarkEnd w:id="40"/>
-    <w:bookmarkStart w:id="42" w:name="Xc60e8cf929e7d0ce9951e54cad2dd8335cf2350"/>
+    <w:bookmarkEnd w:id="41"/>
+    <w:bookmarkStart w:id="43" w:name="Xc60e8cf929e7d0ce9951e54cad2dd8335cf2350"/>
     <w:p>
       <w:pPr>
         <w:pStyle w:val="Bibliography"/>
@@ -6218,7 +6494,7 @@
       <w:r>
         <w:t xml:space="preserve">dataset. Aquatic Ecology. 42(2):213–226. doi:</w:t>
       </w:r>
-      <w:hyperlink r:id="rId41">
+      <w:hyperlink r:id="rId42">
         <w:r>
           <w:rPr>
             <w:rStyle w:val="Hyperlink"/>
@@ -6230,8 +6506,8 @@
         <w:t xml:space="preserve">.</w:t>
       </w:r>
     </w:p>
-    <w:bookmarkEnd w:id="42"/>
-    <w:bookmarkStart w:id="44" w:name="X9908c3c11d2ce7c45992bd046a78b3587daa4e5"/>
+    <w:bookmarkEnd w:id="43"/>
+    <w:bookmarkStart w:id="45" w:name="X9908c3c11d2ce7c45992bd046a78b3587daa4e5"/>
     <w:p>
       <w:pPr>
         <w:pStyle w:val="Bibliography"/>
@@ -6275,7 +6551,7 @@
       <w:r>
         <w:t xml:space="preserve"> </w:t>
       </w:r>
-      <w:hyperlink r:id="rId43">
+      <w:hyperlink r:id="rId44">
         <w:r>
           <w:rPr>
             <w:rStyle w:val="Hyperlink"/>
@@ -6287,8 +6563,8 @@
         <w:t xml:space="preserve">.</w:t>
       </w:r>
     </w:p>
-    <w:bookmarkEnd w:id="44"/>
-    <w:bookmarkStart w:id="46" w:name="X078b1b92f591229c20f3683e30853c808054c88"/>
+    <w:bookmarkEnd w:id="45"/>
+    <w:bookmarkStart w:id="47" w:name="X078b1b92f591229c20f3683e30853c808054c88"/>
     <w:p>
       <w:pPr>
         <w:pStyle w:val="Bibliography"/>
@@ -6296,7 +6572,7 @@
       <w:r>
         <w:t xml:space="preserve">Robson BJ, Dourdet V. 2015. Prediction of sediment, particulate nutrient and dissolved nutrient concentrations in a dry tropical river to provide input to a mechanistic coastal water quality model. Environmental Modelling &amp; Software. 63:97–108. doi:</w:t>
       </w:r>
-      <w:hyperlink r:id="rId45">
+      <w:hyperlink r:id="rId46">
         <w:r>
           <w:rPr>
             <w:rStyle w:val="Hyperlink"/>
@@ -6308,8 +6584,8 @@
         <w:t xml:space="preserve">.</w:t>
       </w:r>
     </w:p>
-    <w:bookmarkEnd w:id="46"/>
-    <w:bookmarkStart w:id="48" w:name="ref-rollelongleyEffectsNutrientLoad2019"/>
+    <w:bookmarkEnd w:id="47"/>
+    <w:bookmarkStart w:id="49" w:name="ref-rollelongleyEffectsNutrientLoad2019"/>
     <w:p>
       <w:pPr>
         <w:pStyle w:val="Bibliography"/>
@@ -6356,7 +6632,7 @@
       <w:r>
         <w:t xml:space="preserve">. Limnologica. 77:125687. doi:</w:t>
       </w:r>
-      <w:hyperlink r:id="rId47">
+      <w:hyperlink r:id="rId48">
         <w:r>
           <w:rPr>
             <w:rStyle w:val="Hyperlink"/>
@@ -6368,8 +6644,8 @@
         <w:t xml:space="preserve">.</w:t>
       </w:r>
     </w:p>
-    <w:bookmarkEnd w:id="48"/>
-    <w:bookmarkStart w:id="50" w:name="ref-runkelLoadEstimatorLOADEST2004"/>
+    <w:bookmarkEnd w:id="49"/>
+    <w:bookmarkStart w:id="51" w:name="ref-runkelLoadEstimatorLOADEST2004"/>
     <w:p>
       <w:pPr>
         <w:pStyle w:val="Bibliography"/>
@@ -6407,7 +6683,7 @@
       <w:r>
         <w:t xml:space="preserve"> </w:t>
       </w:r>
-      <w:hyperlink r:id="rId49">
+      <w:hyperlink r:id="rId50">
         <w:r>
           <w:rPr>
             <w:rStyle w:val="Hyperlink"/>
@@ -6419,8 +6695,8 @@
         <w:t xml:space="preserve">.</w:t>
       </w:r>
     </w:p>
-    <w:bookmarkEnd w:id="50"/>
-    <w:bookmarkStart w:id="52" w:name="ref-schrammTotalMaximumDaily2022"/>
+    <w:bookmarkEnd w:id="51"/>
+    <w:bookmarkStart w:id="53" w:name="ref-schrammTotalMaximumDaily2022"/>
     <w:p>
       <w:pPr>
         <w:pStyle w:val="Bibliography"/>
@@ -6468,7 +6744,7 @@
       <w:r>
         <w:t xml:space="preserve">freshwater streams. Journal of Contemporary Water Research &amp; Education. 176(1):36–49. doi:</w:t>
       </w:r>
-      <w:hyperlink r:id="rId51">
+      <w:hyperlink r:id="rId52">
         <w:r>
           <w:rPr>
             <w:rStyle w:val="Hyperlink"/>
@@ -6480,8 +6756,8 @@
         <w:t xml:space="preserve">.</w:t>
       </w:r>
     </w:p>
-    <w:bookmarkEnd w:id="52"/>
-    <w:bookmarkStart w:id="54" w:name="ref-schrammRATTAINSAccessEPA2023"/>
+    <w:bookmarkEnd w:id="53"/>
+    <w:bookmarkStart w:id="55" w:name="ref-schrammRATTAINSAccessEPA2023"/>
     <w:p>
       <w:pPr>
         <w:pStyle w:val="Bibliography"/>
@@ -6519,7 +6795,7 @@
       <w:r>
         <w:t xml:space="preserve"> </w:t>
       </w:r>
-      <w:hyperlink r:id="rId53">
+      <w:hyperlink r:id="rId54">
         <w:r>
           <w:rPr>
             <w:rStyle w:val="Hyperlink"/>
@@ -6531,8 +6807,8 @@
         <w:t xml:space="preserve">.</w:t>
       </w:r>
     </w:p>
-    <w:bookmarkEnd w:id="54"/>
-    <w:bookmarkStart w:id="56" w:name="ref-tceqSevenTotalMaximum2016"/>
+    <w:bookmarkEnd w:id="55"/>
+    <w:bookmarkStart w:id="57" w:name="ref-tceqSevenTotalMaximum2016"/>
     <w:p>
       <w:pPr>
         <w:pStyle w:val="Bibliography"/>
@@ -6603,7 +6879,7 @@
       <w:r>
         <w:t xml:space="preserve"> </w:t>
       </w:r>
-      <w:hyperlink r:id="rId55">
+      <w:hyperlink r:id="rId56">
         <w:r>
           <w:rPr>
             <w:rStyle w:val="Hyperlink"/>
@@ -6615,8 +6891,8 @@
         <w:t xml:space="preserve">.</w:t>
       </w:r>
     </w:p>
-    <w:bookmarkEnd w:id="56"/>
-    <w:bookmarkStart w:id="58" w:name="ref-tceqTrophicClassificationTexas2024"/>
+    <w:bookmarkEnd w:id="57"/>
+    <w:bookmarkStart w:id="59" w:name="ref-tceqTrophicClassificationTexas2024"/>
     <w:p>
       <w:pPr>
         <w:pStyle w:val="Bibliography"/>
@@ -6648,7 +6924,7 @@
       <w:r>
         <w:t xml:space="preserve"> </w:t>
       </w:r>
-      <w:hyperlink r:id="rId57">
+      <w:hyperlink r:id="rId58">
         <w:r>
           <w:rPr>
             <w:rStyle w:val="Hyperlink"/>
@@ -6660,8 +6936,104 @@
         <w:t xml:space="preserve">.</w:t>
       </w:r>
     </w:p>
-    <w:bookmarkEnd w:id="58"/>
     <w:bookmarkEnd w:id="59"/>
+    <w:bookmarkStart w:id="61" w:name="Xe4509f8669cdb7a54fbc1a0a7f9f4fe1e46138c"/>
+    <w:p>
+      <w:pPr>
+        <w:pStyle w:val="Bibliography"/>
+      </w:pPr>
+      <w:r>
+        <w:t xml:space="preserve">Tetra Tech, Inc. 2024. Pollutant</w:t>
+      </w:r>
+      <w:r>
+        <w:t xml:space="preserve"> </w:t>
+      </w:r>
+      <w:r>
+        <w:t xml:space="preserve">Load Estimation Tool</w:t>
+      </w:r>
+      <w:r>
+        <w:t xml:space="preserve"> </w:t>
+      </w:r>
+      <w:r>
+        <w:t xml:space="preserve">(</w:t>
+      </w:r>
+      <w:r>
+        <w:t xml:space="preserve">PLET</w:t>
+      </w:r>
+      <w:r>
+        <w:t xml:space="preserve">).</w:t>
+      </w:r>
+      <w:r>
+        <w:t xml:space="preserve"> </w:t>
+      </w:r>
+      <w:hyperlink r:id="rId60">
+        <w:r>
+          <w:rPr>
+            <w:rStyle w:val="Hyperlink"/>
+          </w:rPr>
+          <w:t xml:space="preserve">https://www.epa.gov/system/files/documents/2024-10/user-guide-oct-24-update_final_508-full.pdf</w:t>
+        </w:r>
+      </w:hyperlink>
+      <w:r>
+        <w:t xml:space="preserve">.</w:t>
+      </w:r>
+    </w:p>
+    <w:bookmarkEnd w:id="61"/>
+    <w:bookmarkStart w:id="63" w:name="ref-usdanrcsEstimatingRunoffVolume2021"/>
+    <w:p>
+      <w:pPr>
+        <w:pStyle w:val="Bibliography"/>
+      </w:pPr>
+      <w:r>
+        <w:t xml:space="preserve">USDA NRCS. 2021. Estimating</w:t>
+      </w:r>
+      <w:r>
+        <w:t xml:space="preserve"> </w:t>
+      </w:r>
+      <w:r>
+        <w:t xml:space="preserve">Runoff Volume</w:t>
+      </w:r>
+      <w:r>
+        <w:t xml:space="preserve"> </w:t>
+      </w:r>
+      <w:r>
+        <w:t xml:space="preserve">and</w:t>
+      </w:r>
+      <w:r>
+        <w:t xml:space="preserve"> </w:t>
+      </w:r>
+      <w:r>
+        <w:t xml:space="preserve">Peak Discharge</w:t>
+      </w:r>
+      <w:r>
+        <w:t xml:space="preserve">. In: Part 650</w:t>
+      </w:r>
+      <w:r>
+        <w:t xml:space="preserve"> </w:t>
+      </w:r>
+      <w:r>
+        <w:t xml:space="preserve">Engineering Field Handbook National Engineering Handbook</w:t>
+      </w:r>
+      <w:r>
+        <w:t xml:space="preserve">. 2nd ed.</w:t>
+      </w:r>
+      <w:r>
+        <w:t xml:space="preserve"> </w:t>
+      </w:r>
+      <w:hyperlink r:id="rId62">
+        <w:r>
+          <w:rPr>
+            <w:rStyle w:val="Hyperlink"/>
+          </w:rPr>
+          <w:t xml:space="preserve">https://directives.nrcs.usda.gov/sites/default/files2/1712930818/31754.pdf</w:t>
+        </w:r>
+      </w:hyperlink>
+      <w:r>
+        <w:t xml:space="preserve">.</w:t>
+      </w:r>
+    </w:p>
+    <w:bookmarkEnd w:id="63"/>
+    <w:bookmarkEnd w:id="64"/>
     <w:p>
       <w:pPr>
         <w:sectPr w:officer="true">
@@ -6672,8 +7044,8 @@
         </w:sectPr>
       </w:pPr>
     </w:p>
-    <w:bookmarkEnd w:id="60"/>
-    <w:bookmarkStart w:id="61" w:name="appendix-a"/>
+    <w:bookmarkEnd w:id="65"/>
+    <w:bookmarkStart w:id="66" w:name="appendix-a"/>
     <w:p>
       <w:pPr>
         <w:pStyle w:val="Heading1"/>
@@ -13159,7 +13531,7 @@
         </w:sectPr>
       </w:pPr>
     </w:p>
-    <w:bookmarkEnd w:id="61"/>
+    <w:bookmarkEnd w:id="66"/>
     <w:sectPr>
       <w:footerReference r:id="rId9" w:type="default"/>
       <w:pgSz w:h="15840" w:w="12240"/>

--- a/report/tmdl_report/tmdl_report.docx
+++ b/report/tmdl_report/tmdl_report.docx
@@ -829,7 +829,7 @@
                     </pic:cNvPicPr>
                   </pic:nvPicPr>
                   <pic:blipFill>
-                    <a:blip r:embed="rId81"/>
+                    <a:blip r:embed="rId83"/>
                     <a:stretch>
                       <a:fillRect/>
                     </a:stretch>
@@ -862,7 +862,7 @@
         </w:rPr>
         <w:t xml:space="preserve">Figure </w:t>
       </w:r>
-      <w:bookmarkStart w:id="65b3dede-1879-44fd-a109-0e67835b63ca" w:name="general"/>
+      <w:bookmarkStart w:id="63167910-0e34-4af0-99c5-2545694bc582" w:name="general"/>
       <w:r xmlns:w14="http://schemas.microsoft.com/office/word/2010/wordml">
         <w:rPr>
           <w:rFonts/>
@@ -884,7 +884,7 @@
         </w:rPr>
         <w:fldChar w:fldCharType="end" w:dirty="true"/>
       </w:r>
-      <w:bookmarkEnd w:id="65b3dede-1879-44fd-a109-0e67835b63ca"/>
+      <w:bookmarkEnd w:id="63167910-0e34-4af0-99c5-2545694bc582"/>
       <w:r>
         <w:rPr>
           <w:rFonts/>
@@ -965,7 +965,7 @@
                     </pic:cNvPicPr>
                   </pic:nvPicPr>
                   <pic:blipFill>
-                    <a:blip r:embed="rId82"/>
+                    <a:blip r:embed="rId84"/>
                     <a:stretch>
                       <a:fillRect/>
                     </a:stretch>
@@ -998,7 +998,7 @@
         </w:rPr>
         <w:t xml:space="preserve">Figure </w:t>
       </w:r>
-      <w:bookmarkStart w:id="a66b1248-dd5e-48f9-beaa-cb16c4f5f41d" w:name="general2"/>
+      <w:bookmarkStart w:id="0270277d-3ce9-42e0-bea1-b9e677125a0e" w:name="general2"/>
       <w:r xmlns:w14="http://schemas.microsoft.com/office/word/2010/wordml">
         <w:rPr>
           <w:rFonts/>
@@ -1020,7 +1020,7 @@
         </w:rPr>
         <w:fldChar w:fldCharType="end" w:dirty="true"/>
       </w:r>
-      <w:bookmarkEnd w:id="a66b1248-dd5e-48f9-beaa-cb16c4f5f41d"/>
+      <w:bookmarkEnd w:id="0270277d-3ce9-42e0-bea1-b9e677125a0e"/>
       <w:r>
         <w:rPr>
           <w:rFonts/>
@@ -1090,7 +1090,7 @@
         </w:rPr>
         <w:t xml:space="preserve">Table  </w:t>
       </w:r>
-      <w:bookmarkStart w:id="25aea124-7f6a-45f2-82f7-4a1d3d11c6d1" w:name="lkplans"/>
+      <w:bookmarkStart w:id="322cc297-2108-43d7-9907-19bfc035d192" w:name="lkplans"/>
       <w:r>
         <w:rPr>
           <w:rFonts/>
@@ -1112,7 +1112,7 @@
         </w:rPr>
         <w:fldChar w:fldCharType="end" w:dirty="true"/>
       </w:r>
-      <w:bookmarkEnd w:id="25aea124-7f6a-45f2-82f7-4a1d3d11c6d1"/>
+      <w:bookmarkEnd w:id="322cc297-2108-43d7-9907-19bfc035d192"/>
       <w:r>
         <w:rPr>
           <w:rFonts/>
@@ -5096,504 +5096,6 @@
                     </pic:cNvPicPr>
                   </pic:nvPicPr>
                   <pic:blipFill>
-                    <a:blip r:embed="rId83"/>
-                    <a:stretch>
-                      <a:fillRect/>
-                    </a:stretch>
-                  </pic:blipFill>
-                  <pic:spPr bwMode="auto">
-                    <a:xfrm>
-                      <a:off x="0" y="0"/>
-                      <a:ext cx="76200" cy="38100"/>
-                    </a:xfrm>
-                    <a:prstGeom prst="rect">
-                      <a:avLst/>
-                    </a:prstGeom>
-                    <a:noFill/>
-                  </pic:spPr>
-                </pic:pic>
-              </a:graphicData>
-            </a:graphic>
-          </wp:inline>
-        </w:drawing>
-      </w:r>
-    </w:p>
-    <w:p>
-      <w:pPr>
-        <w:pStyle w:val="ImageCaption"/>
-      </w:pPr>
-      <w:r>
-        <w:rPr>
-          <w:rFonts/>
-          <w:b w:val="false"/>
-        </w:rPr>
-        <w:t xml:space="preserve">Figure </w:t>
-      </w:r>
-      <w:bookmarkStart w:id="421ba23b-3ce6-4e77-aa94-7ca26655db69" w:name="states"/>
-      <w:r xmlns:w14="http://schemas.microsoft.com/office/word/2010/wordml">
-        <w:rPr>
-          <w:rFonts/>
-          <w:b w:val="false"/>
-        </w:rPr>
-        <w:fldChar w:fldCharType="begin" w:dirty="true"/>
-      </w:r>
-      <w:r xmlns:w14="http://schemas.microsoft.com/office/word/2010/wordml">
-        <w:rPr>
-          <w:rFonts/>
-          <w:b w:val="false"/>
-        </w:rPr>
-        <w:instrText xml:space="preserve" w:dirty="true">SEQ fig \* Arabic</w:instrText>
-      </w:r>
-      <w:r xmlns:w14="http://schemas.microsoft.com/office/word/2010/wordml">
-        <w:rPr>
-          <w:rFonts/>
-          <w:b w:val="false"/>
-        </w:rPr>
-        <w:fldChar w:fldCharType="end" w:dirty="true"/>
-      </w:r>
-      <w:bookmarkEnd w:id="421ba23b-3ce6-4e77-aa94-7ca26655db69"/>
-      <w:r>
-        <w:rPr>
-          <w:rFonts/>
-          <w:b w:val="false"/>
-        </w:rPr>
-        <w:t xml:space="preserve">. </w:t>
-      </w:r>
-      <w:r>
-        <w:t xml:space="preserve"> </w:t>
-      </w:r>
-      <w:r>
-        <w:t xml:space="preserve">(A) Number of Lake TMDL documents per state in EPA regions 4 and 6 (January 2020 through December 2024; (B) Distinct lake assessment units covered by TMDLs per state in EPA regions 4 and 6 (January 2020 through December 2024.</w:t>
-      </w:r>
-    </w:p>
-    <w:p>
-      <w:pPr>
-        <w:pStyle w:val="BodyText"/>
-      </w:pPr>
-      <w:r>
-        <w:t xml:space="preserve">In order to determine relevance to TMDLs developed in Texas, we manually</w:t>
-      </w:r>
-      <w:r>
-        <w:t xml:space="preserve"> </w:t>
-      </w:r>
-      <w:r>
-        <w:t xml:space="preserve">reviewed each TMDL to extract info on lake morphology (lake area, lake volume,</w:t>
-      </w:r>
-      <w:r>
-        <w:t xml:space="preserve"> </w:t>
-      </w:r>
-      <w:r>
-        <w:t xml:space="preserve">shoreline length) and watershed size (not all TMDLs had complete information about</w:t>
-      </w:r>
-      <w:r>
-        <w:t xml:space="preserve"> </w:t>
-      </w:r>
-      <w:r>
-        <w:t xml:space="preserve">the waterbody).</w:t>
-      </w:r>
-      <w:r>
-        <w:t xml:space="preserve"> </w:t>
-      </w:r>
-      <w:r>
-        <w:t xml:space="preserve">We then recorded information about the approach used to develop</w:t>
-      </w:r>
-      <w:r>
-        <w:t xml:space="preserve"> </w:t>
-      </w:r>
-      <w:r>
-        <w:t xml:space="preserve">the TMDL.</w:t>
-      </w:r>
-      <w:r>
-        <w:t xml:space="preserve"> </w:t>
-      </w:r>
-      <w:r>
-        <w:t xml:space="preserve">We used a simplified typology classifying the approaches as empirical</w:t>
-      </w:r>
-      <w:r>
-        <w:t xml:space="preserve"> </w:t>
-      </w:r>
-      <w:r>
-        <w:t xml:space="preserve">or mechanistic, although we understand the some approaches do not cleanly fit</w:t>
-      </w:r>
-      <w:r>
-        <w:t xml:space="preserve"> </w:t>
-      </w:r>
-      <w:r>
-        <w:t xml:space="preserve">in either category.</w:t>
-      </w:r>
-      <w:r>
-        <w:t xml:space="preserve"> </w:t>
-      </w:r>
-      <w:r>
-        <w:t xml:space="preserve">We describe empirical approaches as those using observed hydrologic and water</w:t>
-      </w:r>
-      <w:r>
-        <w:t xml:space="preserve"> </w:t>
-      </w:r>
-      <w:r>
-        <w:t xml:space="preserve">quality data to establish loading allocations.</w:t>
-      </w:r>
-      <w:r>
-        <w:t xml:space="preserve"> </w:t>
-      </w:r>
-      <w:r>
-        <w:t xml:space="preserve">Mechnistic models on the other hand utilize some process or physically based</w:t>
-      </w:r>
-      <w:r>
-        <w:t xml:space="preserve"> </w:t>
-      </w:r>
-      <w:r>
-        <w:t xml:space="preserve">modelling approaches to simulate the landscape and/or hydrologic environment</w:t>
-      </w:r>
-      <w:r>
-        <w:t xml:space="preserve"> </w:t>
-      </w:r>
-      <w:r>
-        <w:t xml:space="preserve">to establish responses to various pollutant inputs.</w:t>
-      </w:r>
-      <w:r>
-        <w:t xml:space="preserve"> </w:t>
-      </w:r>
-      <w:r>
-        <w:t xml:space="preserve">The specific modeling approaches used in each TMDL and assessment</w:t>
-      </w:r>
-      <w:r>
-        <w:t xml:space="preserve"> </w:t>
-      </w:r>
-      <w:r>
-        <w:t xml:space="preserve">unit were also documented (some TMDLs include multiple assessment units and</w:t>
-      </w:r>
-      <w:r>
-        <w:t xml:space="preserve"> </w:t>
-      </w:r>
-      <w:r>
-        <w:t xml:space="preserve">may include different approaches for each assessment unit).</w:t>
-      </w:r>
-    </w:p>
-    <w:bookmarkEnd w:id="21"/>
-    <w:bookmarkStart w:id="26" w:name="results"/>
-    <w:p>
-      <w:pPr>
-        <w:pStyle w:val="Heading1"/>
-      </w:pPr>
-      <w:r>
-        <w:t xml:space="preserve">Results</w:t>
-      </w:r>
-    </w:p>
-    <w:p>
-      <w:pPr>
-        <w:pStyle w:val="FirstParagraph"/>
-      </w:pPr>
-      <w:r>
-        <w:t xml:space="preserve">The 27 TMDLs covered lakes and reservoirs with a surface area ranging from</w:t>
-      </w:r>
-      <w:r>
-        <w:t xml:space="preserve"> </w:t>
-      </w:r>
-      <w:r>
-        <w:t xml:space="preserve">xx to xx acres with a median of 632 acres (Figure</w:t>
-      </w:r>
-      <w:r>
-        <w:t xml:space="preserve"> </w:t>
-      </w:r>
-      <w:hyperlink w:anchor="lakesize">
-        <w:r xmlns:w14="http://schemas.microsoft.com/office/word/2010/wordml">
-          <w:rPr/>
-          <w:fldChar w:fldCharType="begin" w:dirty="true"/>
-        </w:r>
-        <w:r xmlns:w14="http://schemas.microsoft.com/office/word/2010/wordml">
-          <w:rPr/>
-          <w:instrText xml:space="preserve" w:dirty="true"> REF lakesize \h</w:instrText>
-        </w:r>
-        <w:r xmlns:w14="http://schemas.microsoft.com/office/word/2010/wordml">
-          <w:rPr/>
-          <w:fldChar w:fldCharType="end" w:dirty="true"/>
-        </w:r>
-      </w:hyperlink>
-      <w:r>
-        <w:t xml:space="preserve">A).</w:t>
-      </w:r>
-      <w:r>
-        <w:t xml:space="preserve"> </w:t>
-      </w:r>
-      <w:r>
-        <w:t xml:space="preserve">Watershed sizes ranged from xx to xx acres with a median of 4,665 acres</w:t>
-      </w:r>
-      <w:r>
-        <w:t xml:space="preserve"> </w:t>
-      </w:r>
-      <w:r>
-        <w:t xml:space="preserve">(Figure</w:t>
-      </w:r>
-      <w:r>
-        <w:t xml:space="preserve"> </w:t>
-      </w:r>
-      <w:hyperlink w:anchor="lakesize">
-        <w:r xmlns:w14="http://schemas.microsoft.com/office/word/2010/wordml">
-          <w:rPr/>
-          <w:fldChar w:fldCharType="begin" w:dirty="true"/>
-        </w:r>
-        <w:r xmlns:w14="http://schemas.microsoft.com/office/word/2010/wordml">
-          <w:rPr/>
-          <w:instrText xml:space="preserve" w:dirty="true"> REF lakesize \h</w:instrText>
-        </w:r>
-        <w:r xmlns:w14="http://schemas.microsoft.com/office/word/2010/wordml">
-          <w:rPr/>
-          <w:fldChar w:fldCharType="end" w:dirty="true"/>
-        </w:r>
-      </w:hyperlink>
-      <w:r>
-        <w:t xml:space="preserve">B).</w:t>
-      </w:r>
-      <w:r>
-        <w:t xml:space="preserve"> </w:t>
-      </w:r>
-      <w:r>
-        <w:t xml:space="preserve">Chlorophyll-a was the most common TMDL endpoint parameter (26 of 44 assessment</w:t>
-      </w:r>
-      <w:r>
-        <w:t xml:space="preserve"> </w:t>
-      </w:r>
-      <w:r>
-        <w:t xml:space="preserve">units, Figure</w:t>
-      </w:r>
-      <w:r>
-        <w:t xml:space="preserve"> </w:t>
-      </w:r>
-      <w:hyperlink w:anchor="params">
-        <w:r xmlns:w14="http://schemas.microsoft.com/office/word/2010/wordml">
-          <w:rPr/>
-          <w:fldChar w:fldCharType="begin" w:dirty="true"/>
-        </w:r>
-        <w:r xmlns:w14="http://schemas.microsoft.com/office/word/2010/wordml">
-          <w:rPr/>
-          <w:instrText xml:space="preserve" w:dirty="true"> REF params \h</w:instrText>
-        </w:r>
-        <w:r xmlns:w14="http://schemas.microsoft.com/office/word/2010/wordml">
-          <w:rPr/>
-          <w:fldChar w:fldCharType="end" w:dirty="true"/>
-        </w:r>
-      </w:hyperlink>
-      <w:r>
-        <w:t xml:space="preserve">A), followed by total nitrogen (11 of 44) and</w:t>
-      </w:r>
-      <w:r>
-        <w:t xml:space="preserve"> </w:t>
-      </w:r>
-      <w:r>
-        <w:t xml:space="preserve">total phosphorus (10 of 44).</w:t>
-      </w:r>
-      <w:r>
-        <w:t xml:space="preserve"> </w:t>
-      </w:r>
-      <w:r>
-        <w:t xml:space="preserve">The high relative prevalence of chlorophyll-a, total nitrogen, and total</w:t>
-      </w:r>
-      <w:r>
-        <w:t xml:space="preserve"> </w:t>
-      </w:r>
-      <w:r>
-        <w:t xml:space="preserve">phosphorus targets indicate nutrient enrichment and algal growth have been</w:t>
-      </w:r>
-      <w:r>
-        <w:t xml:space="preserve"> </w:t>
-      </w:r>
-      <w:r>
-        <w:t xml:space="preserve">the primary drivers of TMDL development in the southeast regions in recent years.</w:t>
-      </w:r>
-      <w:r>
-        <w:t xml:space="preserve"> </w:t>
-      </w:r>
-      <w:r>
-        <w:t xml:space="preserve">Conversely, turbidity (2 of 44 assessment units) and dissolved oxygen (3 of 44)</w:t>
-      </w:r>
-      <w:r>
-        <w:t xml:space="preserve"> </w:t>
-      </w:r>
-      <w:r>
-        <w:t xml:space="preserve">were relatively infrequent in the region.</w:t>
-      </w:r>
-      <w:r>
-        <w:t xml:space="preserve"> </w:t>
-      </w:r>
-      <w:r>
-        <w:t xml:space="preserve">This pattern is similar to the impairment patterns for reservoirs in Texas where</w:t>
-      </w:r>
-      <w:r>
-        <w:t xml:space="preserve"> </w:t>
-      </w:r>
-      <w:r>
-        <w:t xml:space="preserve">the majority of impaired acres (192,005 acres) are listed due to excessive algae</w:t>
-      </w:r>
-      <w:r>
-        <w:t xml:space="preserve"> </w:t>
-      </w:r>
-      <w:r>
-        <w:t xml:space="preserve">while a relatively small area is listed due to low dissolved oxygen</w:t>
-      </w:r>
-      <w:r>
-        <w:t xml:space="preserve"> </w:t>
-      </w:r>
-      <w:r>
-        <w:t xml:space="preserve">(13,354 acres).</w:t>
-      </w:r>
-      <w:r>
-        <w:t xml:space="preserve"> </w:t>
-      </w:r>
-      <w:r>
-        <w:t xml:space="preserve">To achieve these endpoints, total phosphorus (32) and total nitrogen (38)</w:t>
-      </w:r>
-      <w:r>
-        <w:t xml:space="preserve"> </w:t>
-      </w:r>
-      <w:r>
-        <w:t xml:space="preserve">are by far the most frequently addressed loading parameters</w:t>
-      </w:r>
-      <w:r>
-        <w:t xml:space="preserve"> </w:t>
-      </w:r>
-      <w:r>
-        <w:t xml:space="preserve">(Figure</w:t>
-      </w:r>
-      <w:r>
-        <w:t xml:space="preserve"> </w:t>
-      </w:r>
-      <w:hyperlink w:anchor="params">
-        <w:r xmlns:w14="http://schemas.microsoft.com/office/word/2010/wordml">
-          <w:rPr/>
-          <w:fldChar w:fldCharType="begin" w:dirty="true"/>
-        </w:r>
-        <w:r xmlns:w14="http://schemas.microsoft.com/office/word/2010/wordml">
-          <w:rPr/>
-          <w:instrText xml:space="preserve" w:dirty="true"> REF params \h</w:instrText>
-        </w:r>
-        <w:r xmlns:w14="http://schemas.microsoft.com/office/word/2010/wordml">
-          <w:rPr/>
-          <w:fldChar w:fldCharType="end" w:dirty="true"/>
-        </w:r>
-      </w:hyperlink>
-      <w:r>
-        <w:t xml:space="preserve">B).</w:t>
-      </w:r>
-    </w:p>
-    <w:p>
-      <w:pPr>
-        <w:jc w:val="center"/>
-        <w:pStyle w:val="Normal"/>
-      </w:pPr>
-      <w:r>
-        <w:rPr/>
-        <w:drawing>
-          <wp:inline distT="0" distB="0" distL="0" distR="0">
-            <wp:extent cx="5486400" cy="2743200"/>
-            <wp:docPr id="7" name="" descr="Alternative text for screen readers"/>
-            <wp:cNvGraphicFramePr>
-              <a:graphicFrameLocks noChangeAspect="1"/>
-            </wp:cNvGraphicFramePr>
-            <a:graphic>
-              <a:graphicData uri="http://schemas.openxmlformats.org/drawingml/2006/picture">
-                <pic:pic>
-                  <pic:nvPicPr>
-                    <pic:cNvPr id="8" name=""/>
-                    <pic:cNvPicPr>
-                      <a:picLocks noChangeAspect="1" noChangeArrowheads="1"/>
-                    </pic:cNvPicPr>
-                  </pic:nvPicPr>
-                  <pic:blipFill>
-                    <a:blip r:embed="rId84"/>
-                    <a:stretch>
-                      <a:fillRect/>
-                    </a:stretch>
-                  </pic:blipFill>
-                  <pic:spPr bwMode="auto">
-                    <a:xfrm>
-                      <a:off x="0" y="0"/>
-                      <a:ext cx="76200" cy="38100"/>
-                    </a:xfrm>
-                    <a:prstGeom prst="rect">
-                      <a:avLst/>
-                    </a:prstGeom>
-                    <a:noFill/>
-                  </pic:spPr>
-                </pic:pic>
-              </a:graphicData>
-            </a:graphic>
-          </wp:inline>
-        </w:drawing>
-      </w:r>
-    </w:p>
-    <w:p>
-      <w:pPr>
-        <w:pStyle w:val="ImageCaption"/>
-      </w:pPr>
-      <w:r>
-        <w:rPr>
-          <w:rFonts/>
-          <w:b w:val="false"/>
-        </w:rPr>
-        <w:t xml:space="preserve">Figure </w:t>
-      </w:r>
-      <w:bookmarkStart w:id="58b357d2-38f8-4282-b4fa-85d55e82192e" w:name="lakesize"/>
-      <w:r xmlns:w14="http://schemas.microsoft.com/office/word/2010/wordml">
-        <w:rPr>
-          <w:rFonts/>
-          <w:b w:val="false"/>
-        </w:rPr>
-        <w:fldChar w:fldCharType="begin" w:dirty="true"/>
-      </w:r>
-      <w:r xmlns:w14="http://schemas.microsoft.com/office/word/2010/wordml">
-        <w:rPr>
-          <w:rFonts/>
-          <w:b w:val="false"/>
-        </w:rPr>
-        <w:instrText xml:space="preserve" w:dirty="true">SEQ fig \* Arabic</w:instrText>
-      </w:r>
-      <w:r xmlns:w14="http://schemas.microsoft.com/office/word/2010/wordml">
-        <w:rPr>
-          <w:rFonts/>
-          <w:b w:val="false"/>
-        </w:rPr>
-        <w:fldChar w:fldCharType="end" w:dirty="true"/>
-      </w:r>
-      <w:bookmarkEnd w:id="58b357d2-38f8-4282-b4fa-85d55e82192e"/>
-      <w:r>
-        <w:rPr>
-          <w:rFonts/>
-          <w:b w:val="false"/>
-        </w:rPr>
-        <w:t xml:space="preserve">. </w:t>
-      </w:r>
-      <w:r>
-        <w:t xml:space="preserve"> </w:t>
-      </w:r>
-      <w:r>
-        <w:t xml:space="preserve">(A) Histogram of lake surface area (acres) and (B) histogram of lake watershed area (acres).</w:t>
-      </w:r>
-    </w:p>
-    <w:p>
-      <w:pPr>
-        <w:jc w:val="center"/>
-        <w:pStyle w:val="Normal"/>
-      </w:pPr>
-      <w:r>
-        <w:rPr/>
-        <w:drawing>
-          <wp:inline distT="0" distB="0" distL="0" distR="0">
-            <wp:extent cx="5486400" cy="2743200"/>
-            <wp:docPr id="9" name="" descr="Alternative text for screen readers"/>
-            <wp:cNvGraphicFramePr>
-              <a:graphicFrameLocks noChangeAspect="1"/>
-            </wp:cNvGraphicFramePr>
-            <a:graphic>
-              <a:graphicData uri="http://schemas.openxmlformats.org/drawingml/2006/picture">
-                <pic:pic>
-                  <pic:nvPicPr>
-                    <pic:cNvPr id="10" name=""/>
-                    <pic:cNvPicPr>
-                      <a:picLocks noChangeAspect="1" noChangeArrowheads="1"/>
-                    </pic:cNvPicPr>
-                  </pic:nvPicPr>
-                  <pic:blipFill>
                     <a:blip r:embed="rId85"/>
                     <a:stretch>
                       <a:fillRect/>
@@ -5627,7 +5129,7 @@
         </w:rPr>
         <w:t xml:space="preserve">Figure </w:t>
       </w:r>
-      <w:bookmarkStart w:id="0ef45423-c9d9-424d-964f-ed5fd7da1aed" w:name="params"/>
+      <w:bookmarkStart w:id="07a14e62-8928-4f02-9534-f08552219b29" w:name="states"/>
       <w:r xmlns:w14="http://schemas.microsoft.com/office/word/2010/wordml">
         <w:rPr>
           <w:rFonts/>
@@ -5649,7 +5151,505 @@
         </w:rPr>
         <w:fldChar w:fldCharType="end" w:dirty="true"/>
       </w:r>
-      <w:bookmarkEnd w:id="0ef45423-c9d9-424d-964f-ed5fd7da1aed"/>
+      <w:bookmarkEnd w:id="07a14e62-8928-4f02-9534-f08552219b29"/>
+      <w:r>
+        <w:rPr>
+          <w:rFonts/>
+          <w:b w:val="false"/>
+        </w:rPr>
+        <w:t xml:space="preserve">. </w:t>
+      </w:r>
+      <w:r>
+        <w:t xml:space="preserve"> </w:t>
+      </w:r>
+      <w:r>
+        <w:t xml:space="preserve">(A) Number of Lake TMDL documents per state in EPA regions 4 and 6 (January 2020 through December 2024; (B) Distinct lake assessment units covered by TMDLs per state in EPA regions 4 and 6 (January 2020 through December 2024.</w:t>
+      </w:r>
+    </w:p>
+    <w:p>
+      <w:pPr>
+        <w:pStyle w:val="BodyText"/>
+      </w:pPr>
+      <w:r>
+        <w:t xml:space="preserve">In order to determine relevance to TMDLs developed in Texas, we manually</w:t>
+      </w:r>
+      <w:r>
+        <w:t xml:space="preserve"> </w:t>
+      </w:r>
+      <w:r>
+        <w:t xml:space="preserve">reviewed each TMDL to extract info on lake morphology (lake area, lake volume,</w:t>
+      </w:r>
+      <w:r>
+        <w:t xml:space="preserve"> </w:t>
+      </w:r>
+      <w:r>
+        <w:t xml:space="preserve">shoreline length) and watershed size (not all TMDLs had complete information about</w:t>
+      </w:r>
+      <w:r>
+        <w:t xml:space="preserve"> </w:t>
+      </w:r>
+      <w:r>
+        <w:t xml:space="preserve">the waterbody).</w:t>
+      </w:r>
+      <w:r>
+        <w:t xml:space="preserve"> </w:t>
+      </w:r>
+      <w:r>
+        <w:t xml:space="preserve">We then recorded information about the approach used to develop</w:t>
+      </w:r>
+      <w:r>
+        <w:t xml:space="preserve"> </w:t>
+      </w:r>
+      <w:r>
+        <w:t xml:space="preserve">the TMDL.</w:t>
+      </w:r>
+      <w:r>
+        <w:t xml:space="preserve"> </w:t>
+      </w:r>
+      <w:r>
+        <w:t xml:space="preserve">We used a simplified typology classifying the approaches as empirical</w:t>
+      </w:r>
+      <w:r>
+        <w:t xml:space="preserve"> </w:t>
+      </w:r>
+      <w:r>
+        <w:t xml:space="preserve">or mechanistic, although we understand the some approaches do not cleanly fit</w:t>
+      </w:r>
+      <w:r>
+        <w:t xml:space="preserve"> </w:t>
+      </w:r>
+      <w:r>
+        <w:t xml:space="preserve">in either category.</w:t>
+      </w:r>
+      <w:r>
+        <w:t xml:space="preserve"> </w:t>
+      </w:r>
+      <w:r>
+        <w:t xml:space="preserve">We describe empirical approaches as those using observed hydrologic and water</w:t>
+      </w:r>
+      <w:r>
+        <w:t xml:space="preserve"> </w:t>
+      </w:r>
+      <w:r>
+        <w:t xml:space="preserve">quality data to establish loading allocations.</w:t>
+      </w:r>
+      <w:r>
+        <w:t xml:space="preserve"> </w:t>
+      </w:r>
+      <w:r>
+        <w:t xml:space="preserve">Mechnistic models on the other hand utilize some process or physically based</w:t>
+      </w:r>
+      <w:r>
+        <w:t xml:space="preserve"> </w:t>
+      </w:r>
+      <w:r>
+        <w:t xml:space="preserve">modelling approaches to simulate the landscape and/or hydrologic environment</w:t>
+      </w:r>
+      <w:r>
+        <w:t xml:space="preserve"> </w:t>
+      </w:r>
+      <w:r>
+        <w:t xml:space="preserve">to establish responses to various pollutant inputs.</w:t>
+      </w:r>
+      <w:r>
+        <w:t xml:space="preserve"> </w:t>
+      </w:r>
+      <w:r>
+        <w:t xml:space="preserve">The specific modeling approaches used in each TMDL and assessment</w:t>
+      </w:r>
+      <w:r>
+        <w:t xml:space="preserve"> </w:t>
+      </w:r>
+      <w:r>
+        <w:t xml:space="preserve">unit were also documented (some TMDLs include multiple assessment units and</w:t>
+      </w:r>
+      <w:r>
+        <w:t xml:space="preserve"> </w:t>
+      </w:r>
+      <w:r>
+        <w:t xml:space="preserve">may include different approaches for each assessment unit).</w:t>
+      </w:r>
+    </w:p>
+    <w:bookmarkEnd w:id="21"/>
+    <w:bookmarkStart w:id="26" w:name="results"/>
+    <w:p>
+      <w:pPr>
+        <w:pStyle w:val="Heading1"/>
+      </w:pPr>
+      <w:r>
+        <w:t xml:space="preserve">Results</w:t>
+      </w:r>
+    </w:p>
+    <w:p>
+      <w:pPr>
+        <w:pStyle w:val="FirstParagraph"/>
+      </w:pPr>
+      <w:r>
+        <w:t xml:space="preserve">The 27 TMDLs covered lakes and reservoirs with a surface area ranging from</w:t>
+      </w:r>
+      <w:r>
+        <w:t xml:space="preserve"> </w:t>
+      </w:r>
+      <w:r>
+        <w:t xml:space="preserve">xx to xx acres with a median of 632 acres (Figure</w:t>
+      </w:r>
+      <w:r>
+        <w:t xml:space="preserve"> </w:t>
+      </w:r>
+      <w:hyperlink w:anchor="lakesize">
+        <w:r xmlns:w14="http://schemas.microsoft.com/office/word/2010/wordml">
+          <w:rPr/>
+          <w:fldChar w:fldCharType="begin" w:dirty="true"/>
+        </w:r>
+        <w:r xmlns:w14="http://schemas.microsoft.com/office/word/2010/wordml">
+          <w:rPr/>
+          <w:instrText xml:space="preserve" w:dirty="true"> REF lakesize \h</w:instrText>
+        </w:r>
+        <w:r xmlns:w14="http://schemas.microsoft.com/office/word/2010/wordml">
+          <w:rPr/>
+          <w:fldChar w:fldCharType="end" w:dirty="true"/>
+        </w:r>
+      </w:hyperlink>
+      <w:r>
+        <w:t xml:space="preserve">A).</w:t>
+      </w:r>
+      <w:r>
+        <w:t xml:space="preserve"> </w:t>
+      </w:r>
+      <w:r>
+        <w:t xml:space="preserve">Watershed sizes ranged from xx to xx acres with a median of 4,665 acres</w:t>
+      </w:r>
+      <w:r>
+        <w:t xml:space="preserve"> </w:t>
+      </w:r>
+      <w:r>
+        <w:t xml:space="preserve">(Figure</w:t>
+      </w:r>
+      <w:r>
+        <w:t xml:space="preserve"> </w:t>
+      </w:r>
+      <w:hyperlink w:anchor="lakesize">
+        <w:r xmlns:w14="http://schemas.microsoft.com/office/word/2010/wordml">
+          <w:rPr/>
+          <w:fldChar w:fldCharType="begin" w:dirty="true"/>
+        </w:r>
+        <w:r xmlns:w14="http://schemas.microsoft.com/office/word/2010/wordml">
+          <w:rPr/>
+          <w:instrText xml:space="preserve" w:dirty="true"> REF lakesize \h</w:instrText>
+        </w:r>
+        <w:r xmlns:w14="http://schemas.microsoft.com/office/word/2010/wordml">
+          <w:rPr/>
+          <w:fldChar w:fldCharType="end" w:dirty="true"/>
+        </w:r>
+      </w:hyperlink>
+      <w:r>
+        <w:t xml:space="preserve">B).</w:t>
+      </w:r>
+      <w:r>
+        <w:t xml:space="preserve"> </w:t>
+      </w:r>
+      <w:r>
+        <w:t xml:space="preserve">Chlorophyll-a was the most common TMDL endpoint parameter (26 of 44 assessment</w:t>
+      </w:r>
+      <w:r>
+        <w:t xml:space="preserve"> </w:t>
+      </w:r>
+      <w:r>
+        <w:t xml:space="preserve">units, Figure</w:t>
+      </w:r>
+      <w:r>
+        <w:t xml:space="preserve"> </w:t>
+      </w:r>
+      <w:hyperlink w:anchor="params">
+        <w:r xmlns:w14="http://schemas.microsoft.com/office/word/2010/wordml">
+          <w:rPr/>
+          <w:fldChar w:fldCharType="begin" w:dirty="true"/>
+        </w:r>
+        <w:r xmlns:w14="http://schemas.microsoft.com/office/word/2010/wordml">
+          <w:rPr/>
+          <w:instrText xml:space="preserve" w:dirty="true"> REF params \h</w:instrText>
+        </w:r>
+        <w:r xmlns:w14="http://schemas.microsoft.com/office/word/2010/wordml">
+          <w:rPr/>
+          <w:fldChar w:fldCharType="end" w:dirty="true"/>
+        </w:r>
+      </w:hyperlink>
+      <w:r>
+        <w:t xml:space="preserve">A), followed by total nitrogen (11 of 44) and</w:t>
+      </w:r>
+      <w:r>
+        <w:t xml:space="preserve"> </w:t>
+      </w:r>
+      <w:r>
+        <w:t xml:space="preserve">total phosphorus (10 of 44).</w:t>
+      </w:r>
+      <w:r>
+        <w:t xml:space="preserve"> </w:t>
+      </w:r>
+      <w:r>
+        <w:t xml:space="preserve">The high relative prevalence of chlorophyll-a, total nitrogen, and total</w:t>
+      </w:r>
+      <w:r>
+        <w:t xml:space="preserve"> </w:t>
+      </w:r>
+      <w:r>
+        <w:t xml:space="preserve">phosphorus targets indicate nutrient enrichment and algal growth have been</w:t>
+      </w:r>
+      <w:r>
+        <w:t xml:space="preserve"> </w:t>
+      </w:r>
+      <w:r>
+        <w:t xml:space="preserve">the primary drivers of TMDL development in the southeast regions in recent years.</w:t>
+      </w:r>
+      <w:r>
+        <w:t xml:space="preserve"> </w:t>
+      </w:r>
+      <w:r>
+        <w:t xml:space="preserve">Conversely, turbidity (2 of 44 assessment units) and dissolved oxygen (3 of 44)</w:t>
+      </w:r>
+      <w:r>
+        <w:t xml:space="preserve"> </w:t>
+      </w:r>
+      <w:r>
+        <w:t xml:space="preserve">were relatively infrequent in the region.</w:t>
+      </w:r>
+      <w:r>
+        <w:t xml:space="preserve"> </w:t>
+      </w:r>
+      <w:r>
+        <w:t xml:space="preserve">This pattern is similar to the impairment patterns for reservoirs in Texas where</w:t>
+      </w:r>
+      <w:r>
+        <w:t xml:space="preserve"> </w:t>
+      </w:r>
+      <w:r>
+        <w:t xml:space="preserve">the majority of impaired acres (192,005 acres) are listed due to excessive algae</w:t>
+      </w:r>
+      <w:r>
+        <w:t xml:space="preserve"> </w:t>
+      </w:r>
+      <w:r>
+        <w:t xml:space="preserve">while a relatively small area is listed due to low dissolved oxygen</w:t>
+      </w:r>
+      <w:r>
+        <w:t xml:space="preserve"> </w:t>
+      </w:r>
+      <w:r>
+        <w:t xml:space="preserve">(13,354 acres).</w:t>
+      </w:r>
+      <w:r>
+        <w:t xml:space="preserve"> </w:t>
+      </w:r>
+      <w:r>
+        <w:t xml:space="preserve">To achieve these endpoints, total phosphorus (32) and total nitrogen (38)</w:t>
+      </w:r>
+      <w:r>
+        <w:t xml:space="preserve"> </w:t>
+      </w:r>
+      <w:r>
+        <w:t xml:space="preserve">are by far the most frequently addressed loading parameters</w:t>
+      </w:r>
+      <w:r>
+        <w:t xml:space="preserve"> </w:t>
+      </w:r>
+      <w:r>
+        <w:t xml:space="preserve">(Figure</w:t>
+      </w:r>
+      <w:r>
+        <w:t xml:space="preserve"> </w:t>
+      </w:r>
+      <w:hyperlink w:anchor="params">
+        <w:r xmlns:w14="http://schemas.microsoft.com/office/word/2010/wordml">
+          <w:rPr/>
+          <w:fldChar w:fldCharType="begin" w:dirty="true"/>
+        </w:r>
+        <w:r xmlns:w14="http://schemas.microsoft.com/office/word/2010/wordml">
+          <w:rPr/>
+          <w:instrText xml:space="preserve" w:dirty="true"> REF params \h</w:instrText>
+        </w:r>
+        <w:r xmlns:w14="http://schemas.microsoft.com/office/word/2010/wordml">
+          <w:rPr/>
+          <w:fldChar w:fldCharType="end" w:dirty="true"/>
+        </w:r>
+      </w:hyperlink>
+      <w:r>
+        <w:t xml:space="preserve">B).</w:t>
+      </w:r>
+    </w:p>
+    <w:p>
+      <w:pPr>
+        <w:jc w:val="center"/>
+        <w:pStyle w:val="Normal"/>
+      </w:pPr>
+      <w:r>
+        <w:rPr/>
+        <w:drawing>
+          <wp:inline distT="0" distB="0" distL="0" distR="0">
+            <wp:extent cx="5486400" cy="2743200"/>
+            <wp:docPr id="7" name="" descr="Alternative text for screen readers"/>
+            <wp:cNvGraphicFramePr>
+              <a:graphicFrameLocks noChangeAspect="1"/>
+            </wp:cNvGraphicFramePr>
+            <a:graphic>
+              <a:graphicData uri="http://schemas.openxmlformats.org/drawingml/2006/picture">
+                <pic:pic>
+                  <pic:nvPicPr>
+                    <pic:cNvPr id="8" name=""/>
+                    <pic:cNvPicPr>
+                      <a:picLocks noChangeAspect="1" noChangeArrowheads="1"/>
+                    </pic:cNvPicPr>
+                  </pic:nvPicPr>
+                  <pic:blipFill>
+                    <a:blip r:embed="rId86"/>
+                    <a:stretch>
+                      <a:fillRect/>
+                    </a:stretch>
+                  </pic:blipFill>
+                  <pic:spPr bwMode="auto">
+                    <a:xfrm>
+                      <a:off x="0" y="0"/>
+                      <a:ext cx="76200" cy="38100"/>
+                    </a:xfrm>
+                    <a:prstGeom prst="rect">
+                      <a:avLst/>
+                    </a:prstGeom>
+                    <a:noFill/>
+                  </pic:spPr>
+                </pic:pic>
+              </a:graphicData>
+            </a:graphic>
+          </wp:inline>
+        </w:drawing>
+      </w:r>
+    </w:p>
+    <w:p>
+      <w:pPr>
+        <w:pStyle w:val="ImageCaption"/>
+      </w:pPr>
+      <w:r>
+        <w:rPr>
+          <w:rFonts/>
+          <w:b w:val="false"/>
+        </w:rPr>
+        <w:t xml:space="preserve">Figure </w:t>
+      </w:r>
+      <w:bookmarkStart w:id="611a15af-c9a0-4dba-977f-a8079858f451" w:name="lakesize"/>
+      <w:r xmlns:w14="http://schemas.microsoft.com/office/word/2010/wordml">
+        <w:rPr>
+          <w:rFonts/>
+          <w:b w:val="false"/>
+        </w:rPr>
+        <w:fldChar w:fldCharType="begin" w:dirty="true"/>
+      </w:r>
+      <w:r xmlns:w14="http://schemas.microsoft.com/office/word/2010/wordml">
+        <w:rPr>
+          <w:rFonts/>
+          <w:b w:val="false"/>
+        </w:rPr>
+        <w:instrText xml:space="preserve" w:dirty="true">SEQ fig \* Arabic</w:instrText>
+      </w:r>
+      <w:r xmlns:w14="http://schemas.microsoft.com/office/word/2010/wordml">
+        <w:rPr>
+          <w:rFonts/>
+          <w:b w:val="false"/>
+        </w:rPr>
+        <w:fldChar w:fldCharType="end" w:dirty="true"/>
+      </w:r>
+      <w:bookmarkEnd w:id="611a15af-c9a0-4dba-977f-a8079858f451"/>
+      <w:r>
+        <w:rPr>
+          <w:rFonts/>
+          <w:b w:val="false"/>
+        </w:rPr>
+        <w:t xml:space="preserve">. </w:t>
+      </w:r>
+      <w:r>
+        <w:t xml:space="preserve"> </w:t>
+      </w:r>
+      <w:r>
+        <w:t xml:space="preserve">(A) Histogram of lake surface area (acres) and (B) histogram of lake watershed area (acres).</w:t>
+      </w:r>
+    </w:p>
+    <w:p>
+      <w:pPr>
+        <w:jc w:val="center"/>
+        <w:pStyle w:val="Normal"/>
+      </w:pPr>
+      <w:r>
+        <w:rPr/>
+        <w:drawing>
+          <wp:inline distT="0" distB="0" distL="0" distR="0">
+            <wp:extent cx="5486400" cy="2743200"/>
+            <wp:docPr id="9" name="" descr="Alternative text for screen readers"/>
+            <wp:cNvGraphicFramePr>
+              <a:graphicFrameLocks noChangeAspect="1"/>
+            </wp:cNvGraphicFramePr>
+            <a:graphic>
+              <a:graphicData uri="http://schemas.openxmlformats.org/drawingml/2006/picture">
+                <pic:pic>
+                  <pic:nvPicPr>
+                    <pic:cNvPr id="10" name=""/>
+                    <pic:cNvPicPr>
+                      <a:picLocks noChangeAspect="1" noChangeArrowheads="1"/>
+                    </pic:cNvPicPr>
+                  </pic:nvPicPr>
+                  <pic:blipFill>
+                    <a:blip r:embed="rId87"/>
+                    <a:stretch>
+                      <a:fillRect/>
+                    </a:stretch>
+                  </pic:blipFill>
+                  <pic:spPr bwMode="auto">
+                    <a:xfrm>
+                      <a:off x="0" y="0"/>
+                      <a:ext cx="76200" cy="38100"/>
+                    </a:xfrm>
+                    <a:prstGeom prst="rect">
+                      <a:avLst/>
+                    </a:prstGeom>
+                    <a:noFill/>
+                  </pic:spPr>
+                </pic:pic>
+              </a:graphicData>
+            </a:graphic>
+          </wp:inline>
+        </w:drawing>
+      </w:r>
+    </w:p>
+    <w:p>
+      <w:pPr>
+        <w:pStyle w:val="ImageCaption"/>
+      </w:pPr>
+      <w:r>
+        <w:rPr>
+          <w:rFonts/>
+          <w:b w:val="false"/>
+        </w:rPr>
+        <w:t xml:space="preserve">Figure </w:t>
+      </w:r>
+      <w:bookmarkStart w:id="757fabdf-c8e5-40e6-8e2d-7968d3eb6cda" w:name="params"/>
+      <w:r xmlns:w14="http://schemas.microsoft.com/office/word/2010/wordml">
+        <w:rPr>
+          <w:rFonts/>
+          <w:b w:val="false"/>
+        </w:rPr>
+        <w:fldChar w:fldCharType="begin" w:dirty="true"/>
+      </w:r>
+      <w:r xmlns:w14="http://schemas.microsoft.com/office/word/2010/wordml">
+        <w:rPr>
+          <w:rFonts/>
+          <w:b w:val="false"/>
+        </w:rPr>
+        <w:instrText xml:space="preserve" w:dirty="true">SEQ fig \* Arabic</w:instrText>
+      </w:r>
+      <w:r xmlns:w14="http://schemas.microsoft.com/office/word/2010/wordml">
+        <w:rPr>
+          <w:rFonts/>
+          <w:b w:val="false"/>
+        </w:rPr>
+        <w:fldChar w:fldCharType="end" w:dirty="true"/>
+      </w:r>
+      <w:bookmarkEnd w:id="757fabdf-c8e5-40e6-8e2d-7968d3eb6cda"/>
       <w:r>
         <w:rPr>
           <w:rFonts/>
@@ -6062,7 +6062,7 @@
     <w:p>
       <w:pPr>
         <w:sectPr>
-          <w:footerReference w:officer="true" r:id="rId79" w:type="default">
+          <w:footerReference w:officer="true" r:id="rId81" w:type="default">
 </w:footerReference>
           <w:pgMar w:header="708" w:bottom="1417" w:top="1417" w:right="1417" w:left="1417" w:footer="708" w:gutter="0"/>
           <w:pgSz w:h="16838" w:w="11906" w:orient="portrait"/>
@@ -6105,7 +6105,7 @@
                     </pic:cNvPicPr>
                   </pic:nvPicPr>
                   <pic:blipFill>
-                    <a:blip r:embed="rId86"/>
+                    <a:blip r:embed="rId88"/>
                     <a:stretch>
                       <a:fillRect/>
                     </a:stretch>
@@ -6138,7 +6138,7 @@
         </w:rPr>
         <w:t xml:space="preserve">Figure </w:t>
       </w:r>
-      <w:bookmarkStart w:id="510fdc87-51cb-41b9-9c5e-698002c837db" w:name="models"/>
+      <w:bookmarkStart w:id="64925dd3-da57-4233-b083-29a78520ad40" w:name="models"/>
       <w:r xmlns:w14="http://schemas.microsoft.com/office/word/2010/wordml">
         <w:rPr>
           <w:rFonts/>
@@ -6160,7 +6160,7 @@
         </w:rPr>
         <w:fldChar w:fldCharType="end" w:dirty="true"/>
       </w:r>
-      <w:bookmarkEnd w:id="510fdc87-51cb-41b9-9c5e-698002c837db"/>
+      <w:bookmarkEnd w:id="64925dd3-da57-4233-b083-29a78520ad40"/>
       <w:r>
         <w:rPr>
           <w:rFonts/>
@@ -6206,7 +6206,7 @@
                     </pic:cNvPicPr>
                   </pic:nvPicPr>
                   <pic:blipFill>
-                    <a:blip r:embed="rId87"/>
+                    <a:blip r:embed="rId89"/>
                     <a:stretch>
                       <a:fillRect/>
                     </a:stretch>
@@ -6239,7 +6239,7 @@
         </w:rPr>
         <w:t xml:space="preserve">Figure </w:t>
       </w:r>
-      <w:bookmarkStart w:id="ee5f59bf-83b3-45ca-bb9d-b2998a5c1004" w:name="modparams"/>
+      <w:bookmarkStart w:id="9d04f6fd-23b1-4bba-87c9-450077d8d7a1" w:name="modparams"/>
       <w:r xmlns:w14="http://schemas.microsoft.com/office/word/2010/wordml">
         <w:rPr>
           <w:rFonts/>
@@ -6261,7 +6261,7 @@
         </w:rPr>
         <w:fldChar w:fldCharType="end" w:dirty="true"/>
       </w:r>
-      <w:bookmarkEnd w:id="ee5f59bf-83b3-45ca-bb9d-b2998a5c1004"/>
+      <w:bookmarkEnd w:id="9d04f6fd-23b1-4bba-87c9-450077d8d7a1"/>
       <w:r>
         <w:rPr>
           <w:rFonts/>
@@ -6740,7 +6740,751 @@
                 <w:szCs w:val="22"/>
                 <w:color w:val="000000"/>
               </w:rPr>
-              <w:t xml:space="preserve">filler</w:t>
+              <w:t xml:space="preserve">Empirical</w:t>
+            </w:r>
+            <w:r>
+              <w:rPr>
+                <w:rFonts w:ascii="Arial" w:hAnsi="Arial" w:eastAsia="Arial" w:cs="Arial"/>
+                <w:i w:val="false"/>
+                <w:b w:val="false"/>
+                <w:u w:val="none"/>
+                <w:sz w:val="22"/>
+                <w:szCs w:val="22"/>
+                <w:color w:val="000000"/>
+              </w:rPr>
+              <w:t xml:space="preserve"> </w:t>
+            </w:r>
+            <w:r>
+              <w:rPr>
+                <w:rFonts w:ascii="Arial" w:hAnsi="Arial" w:eastAsia="Arial" w:cs="Arial"/>
+                <w:i w:val="false"/>
+                <w:b w:val="false"/>
+                <w:u w:val="none"/>
+                <w:sz w:val="22"/>
+                <w:szCs w:val="22"/>
+                <w:color w:val="000000"/>
+              </w:rPr>
+              <w:t xml:space="preserve">approach</w:t>
+            </w:r>
+            <w:r>
+              <w:rPr>
+                <w:rFonts w:ascii="Arial" w:hAnsi="Arial" w:eastAsia="Arial" w:cs="Arial"/>
+                <w:i w:val="false"/>
+                <w:b w:val="false"/>
+                <w:u w:val="none"/>
+                <w:sz w:val="22"/>
+                <w:szCs w:val="22"/>
+                <w:color w:val="000000"/>
+              </w:rPr>
+              <w:t xml:space="preserve"> </w:t>
+            </w:r>
+            <w:r>
+              <w:rPr>
+                <w:rFonts w:ascii="Arial" w:hAnsi="Arial" w:eastAsia="Arial" w:cs="Arial"/>
+                <w:i w:val="false"/>
+                <w:b w:val="false"/>
+                <w:u w:val="none"/>
+                <w:sz w:val="22"/>
+                <w:szCs w:val="22"/>
+                <w:color w:val="000000"/>
+              </w:rPr>
+              <w:t xml:space="preserve">relating</w:t>
+            </w:r>
+            <w:r>
+              <w:rPr>
+                <w:rFonts w:ascii="Arial" w:hAnsi="Arial" w:eastAsia="Arial" w:cs="Arial"/>
+                <w:i w:val="false"/>
+                <w:b w:val="false"/>
+                <w:u w:val="none"/>
+                <w:sz w:val="22"/>
+                <w:szCs w:val="22"/>
+                <w:color w:val="000000"/>
+              </w:rPr>
+              <w:t xml:space="preserve"> </w:t>
+            </w:r>
+            <w:r>
+              <w:rPr>
+                <w:rFonts w:ascii="Arial" w:hAnsi="Arial" w:eastAsia="Arial" w:cs="Arial"/>
+                <w:i w:val="false"/>
+                <w:b w:val="false"/>
+                <w:u w:val="none"/>
+                <w:sz w:val="22"/>
+                <w:szCs w:val="22"/>
+                <w:color w:val="000000"/>
+              </w:rPr>
+              <w:t xml:space="preserve">loads</w:t>
+            </w:r>
+            <w:r>
+              <w:rPr>
+                <w:rFonts w:ascii="Arial" w:hAnsi="Arial" w:eastAsia="Arial" w:cs="Arial"/>
+                <w:i w:val="false"/>
+                <w:b w:val="false"/>
+                <w:u w:val="none"/>
+                <w:sz w:val="22"/>
+                <w:szCs w:val="22"/>
+                <w:color w:val="000000"/>
+              </w:rPr>
+              <w:t xml:space="preserve"> </w:t>
+            </w:r>
+            <w:r>
+              <w:rPr>
+                <w:rFonts w:ascii="Arial" w:hAnsi="Arial" w:eastAsia="Arial" w:cs="Arial"/>
+                <w:i w:val="false"/>
+                <w:b w:val="false"/>
+                <w:u w:val="none"/>
+                <w:sz w:val="22"/>
+                <w:szCs w:val="22"/>
+                <w:color w:val="000000"/>
+              </w:rPr>
+              <w:t xml:space="preserve">to</w:t>
+            </w:r>
+            <w:r>
+              <w:rPr>
+                <w:rFonts w:ascii="Arial" w:hAnsi="Arial" w:eastAsia="Arial" w:cs="Arial"/>
+                <w:i w:val="false"/>
+                <w:b w:val="false"/>
+                <w:u w:val="none"/>
+                <w:sz w:val="22"/>
+                <w:szCs w:val="22"/>
+                <w:color w:val="000000"/>
+              </w:rPr>
+              <w:t xml:space="preserve"> </w:t>
+            </w:r>
+            <w:r>
+              <w:rPr>
+                <w:rFonts w:ascii="Arial" w:hAnsi="Arial" w:eastAsia="Arial" w:cs="Arial"/>
+                <w:i w:val="false"/>
+                <w:b w:val="false"/>
+                <w:u w:val="none"/>
+                <w:sz w:val="22"/>
+                <w:szCs w:val="22"/>
+                <w:color w:val="000000"/>
+              </w:rPr>
+              <w:t xml:space="preserve">percent</w:t>
+            </w:r>
+            <w:r>
+              <w:rPr>
+                <w:rFonts w:ascii="Arial" w:hAnsi="Arial" w:eastAsia="Arial" w:cs="Arial"/>
+                <w:i w:val="false"/>
+                <w:b w:val="false"/>
+                <w:u w:val="none"/>
+                <w:sz w:val="22"/>
+                <w:szCs w:val="22"/>
+                <w:color w:val="000000"/>
+              </w:rPr>
+              <w:t xml:space="preserve"> </w:t>
+            </w:r>
+            <w:r>
+              <w:rPr>
+                <w:rFonts w:ascii="Arial" w:hAnsi="Arial" w:eastAsia="Arial" w:cs="Arial"/>
+                <w:i w:val="false"/>
+                <w:b w:val="false"/>
+                <w:u w:val="none"/>
+                <w:sz w:val="22"/>
+                <w:szCs w:val="22"/>
+                <w:color w:val="000000"/>
+              </w:rPr>
+              <w:t xml:space="preserve">flow</w:t>
+            </w:r>
+            <w:r>
+              <w:rPr>
+                <w:rFonts w:ascii="Arial" w:hAnsi="Arial" w:eastAsia="Arial" w:cs="Arial"/>
+                <w:i w:val="false"/>
+                <w:b w:val="false"/>
+                <w:u w:val="none"/>
+                <w:sz w:val="22"/>
+                <w:szCs w:val="22"/>
+                <w:color w:val="000000"/>
+              </w:rPr>
+              <w:t xml:space="preserve"> </w:t>
+            </w:r>
+            <w:r>
+              <w:rPr>
+                <w:rFonts w:ascii="Arial" w:hAnsi="Arial" w:eastAsia="Arial" w:cs="Arial"/>
+                <w:i w:val="false"/>
+                <w:b w:val="false"/>
+                <w:u w:val="none"/>
+                <w:sz w:val="22"/>
+                <w:szCs w:val="22"/>
+                <w:color w:val="000000"/>
+              </w:rPr>
+              <w:t xml:space="preserve">exceedances.</w:t>
+            </w:r>
+            <w:r>
+              <w:rPr>
+                <w:rFonts w:ascii="Arial" w:hAnsi="Arial" w:eastAsia="Arial" w:cs="Arial"/>
+                <w:i w:val="false"/>
+                <w:b w:val="false"/>
+                <w:u w:val="none"/>
+                <w:sz w:val="22"/>
+                <w:szCs w:val="22"/>
+                <w:color w:val="000000"/>
+              </w:rPr>
+              <w:t xml:space="preserve"> </w:t>
+            </w:r>
+            <w:r>
+              <w:rPr>
+                <w:rFonts w:ascii="Arial" w:hAnsi="Arial" w:eastAsia="Arial" w:cs="Arial"/>
+                <w:i w:val="false"/>
+                <w:b w:val="false"/>
+                <w:u w:val="none"/>
+                <w:sz w:val="22"/>
+                <w:szCs w:val="22"/>
+                <w:color w:val="000000"/>
+              </w:rPr>
+              <w:t xml:space="preserve">Requires</w:t>
+            </w:r>
+            <w:r>
+              <w:rPr>
+                <w:rFonts w:ascii="Arial" w:hAnsi="Arial" w:eastAsia="Arial" w:cs="Arial"/>
+                <w:i w:val="false"/>
+                <w:b w:val="false"/>
+                <w:u w:val="none"/>
+                <w:sz w:val="22"/>
+                <w:szCs w:val="22"/>
+                <w:color w:val="000000"/>
+              </w:rPr>
+              <w:t xml:space="preserve"> </w:t>
+            </w:r>
+            <w:r>
+              <w:rPr>
+                <w:rFonts w:ascii="Arial" w:hAnsi="Arial" w:eastAsia="Arial" w:cs="Arial"/>
+                <w:i w:val="false"/>
+                <w:b w:val="false"/>
+                <w:u w:val="none"/>
+                <w:sz w:val="22"/>
+                <w:szCs w:val="22"/>
+                <w:color w:val="000000"/>
+              </w:rPr>
+              <w:t xml:space="preserve">daily</w:t>
+            </w:r>
+            <w:r>
+              <w:rPr>
+                <w:rFonts w:ascii="Arial" w:hAnsi="Arial" w:eastAsia="Arial" w:cs="Arial"/>
+                <w:i w:val="false"/>
+                <w:b w:val="false"/>
+                <w:u w:val="none"/>
+                <w:sz w:val="22"/>
+                <w:szCs w:val="22"/>
+                <w:color w:val="000000"/>
+              </w:rPr>
+              <w:t xml:space="preserve"> </w:t>
+            </w:r>
+            <w:r>
+              <w:rPr>
+                <w:rFonts w:ascii="Arial" w:hAnsi="Arial" w:eastAsia="Arial" w:cs="Arial"/>
+                <w:i w:val="false"/>
+                <w:b w:val="false"/>
+                <w:u w:val="none"/>
+                <w:sz w:val="22"/>
+                <w:szCs w:val="22"/>
+                <w:color w:val="000000"/>
+              </w:rPr>
+              <w:t xml:space="preserve">or</w:t>
+            </w:r>
+            <w:r>
+              <w:rPr>
+                <w:rFonts w:ascii="Arial" w:hAnsi="Arial" w:eastAsia="Arial" w:cs="Arial"/>
+                <w:i w:val="false"/>
+                <w:b w:val="false"/>
+                <w:u w:val="none"/>
+                <w:sz w:val="22"/>
+                <w:szCs w:val="22"/>
+                <w:color w:val="000000"/>
+              </w:rPr>
+              <w:t xml:space="preserve"> </w:t>
+            </w:r>
+            <w:r>
+              <w:rPr>
+                <w:rFonts w:ascii="Arial" w:hAnsi="Arial" w:eastAsia="Arial" w:cs="Arial"/>
+                <w:i w:val="false"/>
+                <w:b w:val="false"/>
+                <w:u w:val="none"/>
+                <w:sz w:val="22"/>
+                <w:szCs w:val="22"/>
+                <w:color w:val="000000"/>
+              </w:rPr>
+              <w:t xml:space="preserve">instantaneous</w:t>
+            </w:r>
+            <w:r>
+              <w:rPr>
+                <w:rFonts w:ascii="Arial" w:hAnsi="Arial" w:eastAsia="Arial" w:cs="Arial"/>
+                <w:i w:val="false"/>
+                <w:b w:val="false"/>
+                <w:u w:val="none"/>
+                <w:sz w:val="22"/>
+                <w:szCs w:val="22"/>
+                <w:color w:val="000000"/>
+              </w:rPr>
+              <w:t xml:space="preserve"> </w:t>
+            </w:r>
+            <w:r>
+              <w:rPr>
+                <w:rFonts w:ascii="Arial" w:hAnsi="Arial" w:eastAsia="Arial" w:cs="Arial"/>
+                <w:i w:val="false"/>
+                <w:b w:val="false"/>
+                <w:u w:val="none"/>
+                <w:sz w:val="22"/>
+                <w:szCs w:val="22"/>
+                <w:color w:val="000000"/>
+              </w:rPr>
+              <w:t xml:space="preserve">streamflow</w:t>
+            </w:r>
+            <w:r>
+              <w:rPr>
+                <w:rFonts w:ascii="Arial" w:hAnsi="Arial" w:eastAsia="Arial" w:cs="Arial"/>
+                <w:i w:val="false"/>
+                <w:b w:val="false"/>
+                <w:u w:val="none"/>
+                <w:sz w:val="22"/>
+                <w:szCs w:val="22"/>
+                <w:color w:val="000000"/>
+              </w:rPr>
+              <w:t xml:space="preserve"> </w:t>
+            </w:r>
+            <w:r>
+              <w:rPr>
+                <w:rFonts w:ascii="Arial" w:hAnsi="Arial" w:eastAsia="Arial" w:cs="Arial"/>
+                <w:i w:val="false"/>
+                <w:b w:val="false"/>
+                <w:u w:val="none"/>
+                <w:sz w:val="22"/>
+                <w:szCs w:val="22"/>
+                <w:color w:val="000000"/>
+              </w:rPr>
+              <w:t xml:space="preserve">conditions</w:t>
+            </w:r>
+            <w:r>
+              <w:rPr>
+                <w:rFonts w:ascii="Arial" w:hAnsi="Arial" w:eastAsia="Arial" w:cs="Arial"/>
+                <w:i w:val="false"/>
+                <w:b w:val="false"/>
+                <w:u w:val="none"/>
+                <w:sz w:val="22"/>
+                <w:szCs w:val="22"/>
+                <w:color w:val="000000"/>
+              </w:rPr>
+              <w:t xml:space="preserve"> </w:t>
+            </w:r>
+            <w:r>
+              <w:rPr>
+                <w:rFonts w:ascii="Arial" w:hAnsi="Arial" w:eastAsia="Arial" w:cs="Arial"/>
+                <w:i w:val="false"/>
+                <w:b w:val="false"/>
+                <w:u w:val="none"/>
+                <w:sz w:val="22"/>
+                <w:szCs w:val="22"/>
+                <w:color w:val="000000"/>
+              </w:rPr>
+              <w:t xml:space="preserve">and</w:t>
+            </w:r>
+            <w:r>
+              <w:rPr>
+                <w:rFonts w:ascii="Arial" w:hAnsi="Arial" w:eastAsia="Arial" w:cs="Arial"/>
+                <w:i w:val="false"/>
+                <w:b w:val="false"/>
+                <w:u w:val="none"/>
+                <w:sz w:val="22"/>
+                <w:szCs w:val="22"/>
+                <w:color w:val="000000"/>
+              </w:rPr>
+              <w:t xml:space="preserve"> </w:t>
+            </w:r>
+            <w:r>
+              <w:rPr>
+                <w:rFonts w:ascii="Arial" w:hAnsi="Arial" w:eastAsia="Arial" w:cs="Arial"/>
+                <w:i w:val="false"/>
+                <w:b w:val="false"/>
+                <w:u w:val="none"/>
+                <w:sz w:val="22"/>
+                <w:szCs w:val="22"/>
+                <w:color w:val="000000"/>
+              </w:rPr>
+              <w:t xml:space="preserve">grab</w:t>
+            </w:r>
+            <w:r>
+              <w:rPr>
+                <w:rFonts w:ascii="Arial" w:hAnsi="Arial" w:eastAsia="Arial" w:cs="Arial"/>
+                <w:i w:val="false"/>
+                <w:b w:val="false"/>
+                <w:u w:val="none"/>
+                <w:sz w:val="22"/>
+                <w:szCs w:val="22"/>
+                <w:color w:val="000000"/>
+              </w:rPr>
+              <w:t xml:space="preserve"> </w:t>
+            </w:r>
+            <w:r>
+              <w:rPr>
+                <w:rFonts w:ascii="Arial" w:hAnsi="Arial" w:eastAsia="Arial" w:cs="Arial"/>
+                <w:i w:val="false"/>
+                <w:b w:val="false"/>
+                <w:u w:val="none"/>
+                <w:sz w:val="22"/>
+                <w:szCs w:val="22"/>
+                <w:color w:val="000000"/>
+              </w:rPr>
+              <w:t xml:space="preserve">or</w:t>
+            </w:r>
+            <w:r>
+              <w:rPr>
+                <w:rFonts w:ascii="Arial" w:hAnsi="Arial" w:eastAsia="Arial" w:cs="Arial"/>
+                <w:i w:val="false"/>
+                <w:b w:val="false"/>
+                <w:u w:val="none"/>
+                <w:sz w:val="22"/>
+                <w:szCs w:val="22"/>
+                <w:color w:val="000000"/>
+              </w:rPr>
+              <w:t xml:space="preserve"> </w:t>
+            </w:r>
+            <w:r>
+              <w:rPr>
+                <w:rFonts w:ascii="Arial" w:hAnsi="Arial" w:eastAsia="Arial" w:cs="Arial"/>
+                <w:i w:val="false"/>
+                <w:b w:val="false"/>
+                <w:u w:val="none"/>
+                <w:sz w:val="22"/>
+                <w:szCs w:val="22"/>
+                <w:color w:val="000000"/>
+              </w:rPr>
+              <w:t xml:space="preserve">composite</w:t>
+            </w:r>
+            <w:r>
+              <w:rPr>
+                <w:rFonts w:ascii="Arial" w:hAnsi="Arial" w:eastAsia="Arial" w:cs="Arial"/>
+                <w:i w:val="false"/>
+                <w:b w:val="false"/>
+                <w:u w:val="none"/>
+                <w:sz w:val="22"/>
+                <w:szCs w:val="22"/>
+                <w:color w:val="000000"/>
+              </w:rPr>
+              <w:t xml:space="preserve"> </w:t>
+            </w:r>
+            <w:r>
+              <w:rPr>
+                <w:rFonts w:ascii="Arial" w:hAnsi="Arial" w:eastAsia="Arial" w:cs="Arial"/>
+                <w:i w:val="false"/>
+                <w:b w:val="false"/>
+                <w:u w:val="none"/>
+                <w:sz w:val="22"/>
+                <w:szCs w:val="22"/>
+                <w:color w:val="000000"/>
+              </w:rPr>
+              <w:t xml:space="preserve">sampled</w:t>
+            </w:r>
+            <w:r>
+              <w:rPr>
+                <w:rFonts w:ascii="Arial" w:hAnsi="Arial" w:eastAsia="Arial" w:cs="Arial"/>
+                <w:i w:val="false"/>
+                <w:b w:val="false"/>
+                <w:u w:val="none"/>
+                <w:sz w:val="22"/>
+                <w:szCs w:val="22"/>
+                <w:color w:val="000000"/>
+              </w:rPr>
+              <w:t xml:space="preserve"> </w:t>
+            </w:r>
+            <w:r>
+              <w:rPr>
+                <w:rFonts w:ascii="Arial" w:hAnsi="Arial" w:eastAsia="Arial" w:cs="Arial"/>
+                <w:i w:val="false"/>
+                <w:b w:val="false"/>
+                <w:u w:val="none"/>
+                <w:sz w:val="22"/>
+                <w:szCs w:val="22"/>
+                <w:color w:val="000000"/>
+              </w:rPr>
+              <w:t xml:space="preserve">pollutant</w:t>
+            </w:r>
+            <w:r>
+              <w:rPr>
+                <w:rFonts w:ascii="Arial" w:hAnsi="Arial" w:eastAsia="Arial" w:cs="Arial"/>
+                <w:i w:val="false"/>
+                <w:b w:val="false"/>
+                <w:u w:val="none"/>
+                <w:sz w:val="22"/>
+                <w:szCs w:val="22"/>
+                <w:color w:val="000000"/>
+              </w:rPr>
+              <w:t xml:space="preserve"> </w:t>
+            </w:r>
+            <w:r>
+              <w:rPr>
+                <w:rFonts w:ascii="Arial" w:hAnsi="Arial" w:eastAsia="Arial" w:cs="Arial"/>
+                <w:i w:val="false"/>
+                <w:b w:val="false"/>
+                <w:u w:val="none"/>
+                <w:sz w:val="22"/>
+                <w:szCs w:val="22"/>
+                <w:color w:val="000000"/>
+              </w:rPr>
+              <w:t xml:space="preserve">concentration.</w:t>
+            </w:r>
+            <w:r>
+              <w:rPr>
+                <w:rFonts w:ascii="Arial" w:hAnsi="Arial" w:eastAsia="Arial" w:cs="Arial"/>
+                <w:i w:val="false"/>
+                <w:b w:val="false"/>
+                <w:u w:val="none"/>
+                <w:sz w:val="22"/>
+                <w:szCs w:val="22"/>
+                <w:color w:val="000000"/>
+              </w:rPr>
+              <w:t xml:space="preserve"> </w:t>
+            </w:r>
+            <w:r>
+              <w:rPr>
+                <w:rFonts w:ascii="Arial" w:hAnsi="Arial" w:eastAsia="Arial" w:cs="Arial"/>
+                <w:i w:val="false"/>
+                <w:b w:val="false"/>
+                <w:u w:val="none"/>
+                <w:sz w:val="22"/>
+                <w:szCs w:val="22"/>
+                <w:color w:val="000000"/>
+              </w:rPr>
+              <w:t xml:space="preserve">This</w:t>
+            </w:r>
+            <w:r>
+              <w:rPr>
+                <w:rFonts w:ascii="Arial" w:hAnsi="Arial" w:eastAsia="Arial" w:cs="Arial"/>
+                <w:i w:val="false"/>
+                <w:b w:val="false"/>
+                <w:u w:val="none"/>
+                <w:sz w:val="22"/>
+                <w:szCs w:val="22"/>
+                <w:color w:val="000000"/>
+              </w:rPr>
+              <w:t xml:space="preserve"> </w:t>
+            </w:r>
+            <w:r>
+              <w:rPr>
+                <w:rFonts w:ascii="Arial" w:hAnsi="Arial" w:eastAsia="Arial" w:cs="Arial"/>
+                <w:i w:val="false"/>
+                <w:b w:val="false"/>
+                <w:u w:val="none"/>
+                <w:sz w:val="22"/>
+                <w:szCs w:val="22"/>
+                <w:color w:val="000000"/>
+              </w:rPr>
+              <w:t xml:space="preserve">approach</w:t>
+            </w:r>
+            <w:r>
+              <w:rPr>
+                <w:rFonts w:ascii="Arial" w:hAnsi="Arial" w:eastAsia="Arial" w:cs="Arial"/>
+                <w:i w:val="false"/>
+                <w:b w:val="false"/>
+                <w:u w:val="none"/>
+                <w:sz w:val="22"/>
+                <w:szCs w:val="22"/>
+                <w:color w:val="000000"/>
+              </w:rPr>
+              <w:t xml:space="preserve"> </w:t>
+            </w:r>
+            <w:r>
+              <w:rPr>
+                <w:rFonts w:ascii="Arial" w:hAnsi="Arial" w:eastAsia="Arial" w:cs="Arial"/>
+                <w:i w:val="false"/>
+                <w:b w:val="false"/>
+                <w:u w:val="none"/>
+                <w:sz w:val="22"/>
+                <w:szCs w:val="22"/>
+                <w:color w:val="000000"/>
+              </w:rPr>
+              <w:t xml:space="preserve">is</w:t>
+            </w:r>
+            <w:r>
+              <w:rPr>
+                <w:rFonts w:ascii="Arial" w:hAnsi="Arial" w:eastAsia="Arial" w:cs="Arial"/>
+                <w:i w:val="false"/>
+                <w:b w:val="false"/>
+                <w:u w:val="none"/>
+                <w:sz w:val="22"/>
+                <w:szCs w:val="22"/>
+                <w:color w:val="000000"/>
+              </w:rPr>
+              <w:t xml:space="preserve"> </w:t>
+            </w:r>
+            <w:r>
+              <w:rPr>
+                <w:rFonts w:ascii="Arial" w:hAnsi="Arial" w:eastAsia="Arial" w:cs="Arial"/>
+                <w:i w:val="false"/>
+                <w:b w:val="false"/>
+                <w:u w:val="none"/>
+                <w:sz w:val="22"/>
+                <w:szCs w:val="22"/>
+                <w:color w:val="000000"/>
+              </w:rPr>
+              <w:t xml:space="preserve">only</w:t>
+            </w:r>
+            <w:r>
+              <w:rPr>
+                <w:rFonts w:ascii="Arial" w:hAnsi="Arial" w:eastAsia="Arial" w:cs="Arial"/>
+                <w:i w:val="false"/>
+                <w:b w:val="false"/>
+                <w:u w:val="none"/>
+                <w:sz w:val="22"/>
+                <w:szCs w:val="22"/>
+                <w:color w:val="000000"/>
+              </w:rPr>
+              <w:t xml:space="preserve"> </w:t>
+            </w:r>
+            <w:r>
+              <w:rPr>
+                <w:rFonts w:ascii="Arial" w:hAnsi="Arial" w:eastAsia="Arial" w:cs="Arial"/>
+                <w:i w:val="false"/>
+                <w:b w:val="false"/>
+                <w:u w:val="none"/>
+                <w:sz w:val="22"/>
+                <w:szCs w:val="22"/>
+                <w:color w:val="000000"/>
+              </w:rPr>
+              <w:t xml:space="preserve">appropriate</w:t>
+            </w:r>
+            <w:r>
+              <w:rPr>
+                <w:rFonts w:ascii="Arial" w:hAnsi="Arial" w:eastAsia="Arial" w:cs="Arial"/>
+                <w:i w:val="false"/>
+                <w:b w:val="false"/>
+                <w:u w:val="none"/>
+                <w:sz w:val="22"/>
+                <w:szCs w:val="22"/>
+                <w:color w:val="000000"/>
+              </w:rPr>
+              <w:t xml:space="preserve"> </w:t>
+            </w:r>
+            <w:r>
+              <w:rPr>
+                <w:rFonts w:ascii="Arial" w:hAnsi="Arial" w:eastAsia="Arial" w:cs="Arial"/>
+                <w:i w:val="false"/>
+                <w:b w:val="false"/>
+                <w:u w:val="none"/>
+                <w:sz w:val="22"/>
+                <w:szCs w:val="22"/>
+                <w:color w:val="000000"/>
+              </w:rPr>
+              <w:t xml:space="preserve">in</w:t>
+            </w:r>
+            <w:r>
+              <w:rPr>
+                <w:rFonts w:ascii="Arial" w:hAnsi="Arial" w:eastAsia="Arial" w:cs="Arial"/>
+                <w:i w:val="false"/>
+                <w:b w:val="false"/>
+                <w:u w:val="none"/>
+                <w:sz w:val="22"/>
+                <w:szCs w:val="22"/>
+                <w:color w:val="000000"/>
+              </w:rPr>
+              <w:t xml:space="preserve"> </w:t>
+            </w:r>
+            <w:r>
+              <w:rPr>
+                <w:rFonts w:ascii="Arial" w:hAnsi="Arial" w:eastAsia="Arial" w:cs="Arial"/>
+                <w:i w:val="false"/>
+                <w:b w:val="false"/>
+                <w:u w:val="none"/>
+                <w:sz w:val="22"/>
+                <w:szCs w:val="22"/>
+                <w:color w:val="000000"/>
+              </w:rPr>
+              <w:t xml:space="preserve">riverine-like</w:t>
+            </w:r>
+            <w:r>
+              <w:rPr>
+                <w:rFonts w:ascii="Arial" w:hAnsi="Arial" w:eastAsia="Arial" w:cs="Arial"/>
+                <w:i w:val="false"/>
+                <w:b w:val="false"/>
+                <w:u w:val="none"/>
+                <w:sz w:val="22"/>
+                <w:szCs w:val="22"/>
+                <w:color w:val="000000"/>
+              </w:rPr>
+              <w:t xml:space="preserve"> </w:t>
+            </w:r>
+            <w:r>
+              <w:rPr>
+                <w:rFonts w:ascii="Arial" w:hAnsi="Arial" w:eastAsia="Arial" w:cs="Arial"/>
+                <w:i w:val="false"/>
+                <w:b w:val="false"/>
+                <w:u w:val="none"/>
+                <w:sz w:val="22"/>
+                <w:szCs w:val="22"/>
+                <w:color w:val="000000"/>
+              </w:rPr>
+              <w:t xml:space="preserve">sections</w:t>
+            </w:r>
+            <w:r>
+              <w:rPr>
+                <w:rFonts w:ascii="Arial" w:hAnsi="Arial" w:eastAsia="Arial" w:cs="Arial"/>
+                <w:i w:val="false"/>
+                <w:b w:val="false"/>
+                <w:u w:val="none"/>
+                <w:sz w:val="22"/>
+                <w:szCs w:val="22"/>
+                <w:color w:val="000000"/>
+              </w:rPr>
+              <w:t xml:space="preserve"> </w:t>
+            </w:r>
+            <w:r>
+              <w:rPr>
+                <w:rFonts w:ascii="Arial" w:hAnsi="Arial" w:eastAsia="Arial" w:cs="Arial"/>
+                <w:i w:val="false"/>
+                <w:b w:val="false"/>
+                <w:u w:val="none"/>
+                <w:sz w:val="22"/>
+                <w:szCs w:val="22"/>
+                <w:color w:val="000000"/>
+              </w:rPr>
+              <w:t xml:space="preserve">of</w:t>
+            </w:r>
+            <w:r>
+              <w:rPr>
+                <w:rFonts w:ascii="Arial" w:hAnsi="Arial" w:eastAsia="Arial" w:cs="Arial"/>
+                <w:i w:val="false"/>
+                <w:b w:val="false"/>
+                <w:u w:val="none"/>
+                <w:sz w:val="22"/>
+                <w:szCs w:val="22"/>
+                <w:color w:val="000000"/>
+              </w:rPr>
+              <w:t xml:space="preserve"> </w:t>
+            </w:r>
+            <w:r>
+              <w:rPr>
+                <w:rFonts w:ascii="Arial" w:hAnsi="Arial" w:eastAsia="Arial" w:cs="Arial"/>
+                <w:i w:val="false"/>
+                <w:b w:val="false"/>
+                <w:u w:val="none"/>
+                <w:sz w:val="22"/>
+                <w:szCs w:val="22"/>
+                <w:color w:val="000000"/>
+              </w:rPr>
+              <w:t xml:space="preserve">a</w:t>
+            </w:r>
+            <w:r>
+              <w:rPr>
+                <w:rFonts w:ascii="Arial" w:hAnsi="Arial" w:eastAsia="Arial" w:cs="Arial"/>
+                <w:i w:val="false"/>
+                <w:b w:val="false"/>
+                <w:u w:val="none"/>
+                <w:sz w:val="22"/>
+                <w:szCs w:val="22"/>
+                <w:color w:val="000000"/>
+              </w:rPr>
+              <w:t xml:space="preserve"> </w:t>
+            </w:r>
+            <w:r>
+              <w:rPr>
+                <w:rFonts w:ascii="Arial" w:hAnsi="Arial" w:eastAsia="Arial" w:cs="Arial"/>
+                <w:i w:val="false"/>
+                <w:b w:val="false"/>
+                <w:u w:val="none"/>
+                <w:sz w:val="22"/>
+                <w:szCs w:val="22"/>
+                <w:color w:val="000000"/>
+              </w:rPr>
+              <w:t xml:space="preserve">lake.</w:t>
             </w:r>
           </w:p>
         </w:tc>
@@ -6974,7 +7718,991 @@
                 <w:szCs w:val="22"/>
                 <w:color w:val="000000"/>
               </w:rPr>
-              <w:t xml:space="preserve">filler</w:t>
+              <w:t xml:space="preserve">Semi-empirical</w:t>
+            </w:r>
+            <w:r>
+              <w:rPr>
+                <w:rFonts w:ascii="Arial" w:hAnsi="Arial" w:eastAsia="Arial" w:cs="Arial"/>
+                <w:i w:val="false"/>
+                <w:b w:val="false"/>
+                <w:u w:val="none"/>
+                <w:sz w:val="22"/>
+                <w:szCs w:val="22"/>
+                <w:color w:val="000000"/>
+              </w:rPr>
+              <w:t xml:space="preserve"> </w:t>
+            </w:r>
+            <w:r>
+              <w:rPr>
+                <w:rFonts w:ascii="Arial" w:hAnsi="Arial" w:eastAsia="Arial" w:cs="Arial"/>
+                <w:i w:val="false"/>
+                <w:b w:val="false"/>
+                <w:u w:val="none"/>
+                <w:sz w:val="22"/>
+                <w:szCs w:val="22"/>
+                <w:color w:val="000000"/>
+              </w:rPr>
+              <w:t xml:space="preserve">approach</w:t>
+            </w:r>
+            <w:r>
+              <w:rPr>
+                <w:rFonts w:ascii="Arial" w:hAnsi="Arial" w:eastAsia="Arial" w:cs="Arial"/>
+                <w:i w:val="false"/>
+                <w:b w:val="false"/>
+                <w:u w:val="none"/>
+                <w:sz w:val="22"/>
+                <w:szCs w:val="22"/>
+                <w:color w:val="000000"/>
+              </w:rPr>
+              <w:t xml:space="preserve"> </w:t>
+            </w:r>
+            <w:r>
+              <w:rPr>
+                <w:rFonts w:ascii="Arial" w:hAnsi="Arial" w:eastAsia="Arial" w:cs="Arial"/>
+                <w:i w:val="false"/>
+                <w:b w:val="false"/>
+                <w:u w:val="none"/>
+                <w:sz w:val="22"/>
+                <w:szCs w:val="22"/>
+                <w:color w:val="000000"/>
+              </w:rPr>
+              <w:t xml:space="preserve">for</w:t>
+            </w:r>
+            <w:r>
+              <w:rPr>
+                <w:rFonts w:ascii="Arial" w:hAnsi="Arial" w:eastAsia="Arial" w:cs="Arial"/>
+                <w:i w:val="false"/>
+                <w:b w:val="false"/>
+                <w:u w:val="none"/>
+                <w:sz w:val="22"/>
+                <w:szCs w:val="22"/>
+                <w:color w:val="000000"/>
+              </w:rPr>
+              <w:t xml:space="preserve"> </w:t>
+            </w:r>
+            <w:r>
+              <w:rPr>
+                <w:rFonts w:ascii="Arial" w:hAnsi="Arial" w:eastAsia="Arial" w:cs="Arial"/>
+                <w:i w:val="false"/>
+                <w:b w:val="false"/>
+                <w:u w:val="none"/>
+                <w:sz w:val="22"/>
+                <w:szCs w:val="22"/>
+                <w:color w:val="000000"/>
+              </w:rPr>
+              <w:t xml:space="preserve">estimating</w:t>
+            </w:r>
+            <w:r>
+              <w:rPr>
+                <w:rFonts w:ascii="Arial" w:hAnsi="Arial" w:eastAsia="Arial" w:cs="Arial"/>
+                <w:i w:val="false"/>
+                <w:b w:val="false"/>
+                <w:u w:val="none"/>
+                <w:sz w:val="22"/>
+                <w:szCs w:val="22"/>
+                <w:color w:val="000000"/>
+              </w:rPr>
+              <w:t xml:space="preserve"> </w:t>
+            </w:r>
+            <w:r>
+              <w:rPr>
+                <w:rFonts w:ascii="Arial" w:hAnsi="Arial" w:eastAsia="Arial" w:cs="Arial"/>
+                <w:i w:val="false"/>
+                <w:b w:val="false"/>
+                <w:u w:val="none"/>
+                <w:sz w:val="22"/>
+                <w:szCs w:val="22"/>
+                <w:color w:val="000000"/>
+              </w:rPr>
+              <w:t xml:space="preserve">small</w:t>
+            </w:r>
+            <w:r>
+              <w:rPr>
+                <w:rFonts w:ascii="Arial" w:hAnsi="Arial" w:eastAsia="Arial" w:cs="Arial"/>
+                <w:i w:val="false"/>
+                <w:b w:val="false"/>
+                <w:u w:val="none"/>
+                <w:sz w:val="22"/>
+                <w:szCs w:val="22"/>
+                <w:color w:val="000000"/>
+              </w:rPr>
+              <w:t xml:space="preserve"> </w:t>
+            </w:r>
+            <w:r>
+              <w:rPr>
+                <w:rFonts w:ascii="Arial" w:hAnsi="Arial" w:eastAsia="Arial" w:cs="Arial"/>
+                <w:i w:val="false"/>
+                <w:b w:val="false"/>
+                <w:u w:val="none"/>
+                <w:sz w:val="22"/>
+                <w:szCs w:val="22"/>
+                <w:color w:val="000000"/>
+              </w:rPr>
+              <w:t xml:space="preserve">watershed</w:t>
+            </w:r>
+            <w:r>
+              <w:rPr>
+                <w:rFonts w:ascii="Arial" w:hAnsi="Arial" w:eastAsia="Arial" w:cs="Arial"/>
+                <w:i w:val="false"/>
+                <w:b w:val="false"/>
+                <w:u w:val="none"/>
+                <w:sz w:val="22"/>
+                <w:szCs w:val="22"/>
+                <w:color w:val="000000"/>
+              </w:rPr>
+              <w:t xml:space="preserve"> </w:t>
+            </w:r>
+            <w:r>
+              <w:rPr>
+                <w:rFonts w:ascii="Arial" w:hAnsi="Arial" w:eastAsia="Arial" w:cs="Arial"/>
+                <w:i w:val="false"/>
+                <w:b w:val="false"/>
+                <w:u w:val="none"/>
+                <w:sz w:val="22"/>
+                <w:szCs w:val="22"/>
+                <w:color w:val="000000"/>
+              </w:rPr>
+              <w:t xml:space="preserve">runoff</w:t>
+            </w:r>
+            <w:r>
+              <w:rPr>
+                <w:rFonts w:ascii="Arial" w:hAnsi="Arial" w:eastAsia="Arial" w:cs="Arial"/>
+                <w:i w:val="false"/>
+                <w:b w:val="false"/>
+                <w:u w:val="none"/>
+                <w:sz w:val="22"/>
+                <w:szCs w:val="22"/>
+                <w:color w:val="000000"/>
+              </w:rPr>
+              <w:t xml:space="preserve"> </w:t>
+            </w:r>
+            <w:r>
+              <w:rPr>
+                <w:rFonts w:ascii="Arial" w:hAnsi="Arial" w:eastAsia="Arial" w:cs="Arial"/>
+                <w:i w:val="false"/>
+                <w:b w:val="false"/>
+                <w:u w:val="none"/>
+                <w:sz w:val="22"/>
+                <w:szCs w:val="22"/>
+                <w:color w:val="000000"/>
+              </w:rPr>
+              <w:t xml:space="preserve">in</w:t>
+            </w:r>
+            <w:r>
+              <w:rPr>
+                <w:rFonts w:ascii="Arial" w:hAnsi="Arial" w:eastAsia="Arial" w:cs="Arial"/>
+                <w:i w:val="false"/>
+                <w:b w:val="false"/>
+                <w:u w:val="none"/>
+                <w:sz w:val="22"/>
+                <w:szCs w:val="22"/>
+                <w:color w:val="000000"/>
+              </w:rPr>
+              <w:t xml:space="preserve"> </w:t>
+            </w:r>
+            <w:r>
+              <w:rPr>
+                <w:rFonts w:ascii="Arial" w:hAnsi="Arial" w:eastAsia="Arial" w:cs="Arial"/>
+                <w:i w:val="false"/>
+                <w:b w:val="false"/>
+                <w:u w:val="none"/>
+                <w:sz w:val="22"/>
+                <w:szCs w:val="22"/>
+                <w:color w:val="000000"/>
+              </w:rPr>
+              <w:t xml:space="preserve">response</w:t>
+            </w:r>
+            <w:r>
+              <w:rPr>
+                <w:rFonts w:ascii="Arial" w:hAnsi="Arial" w:eastAsia="Arial" w:cs="Arial"/>
+                <w:i w:val="false"/>
+                <w:b w:val="false"/>
+                <w:u w:val="none"/>
+                <w:sz w:val="22"/>
+                <w:szCs w:val="22"/>
+                <w:color w:val="000000"/>
+              </w:rPr>
+              <w:t xml:space="preserve"> </w:t>
+            </w:r>
+            <w:r>
+              <w:rPr>
+                <w:rFonts w:ascii="Arial" w:hAnsi="Arial" w:eastAsia="Arial" w:cs="Arial"/>
+                <w:i w:val="false"/>
+                <w:b w:val="false"/>
+                <w:u w:val="none"/>
+                <w:sz w:val="22"/>
+                <w:szCs w:val="22"/>
+                <w:color w:val="000000"/>
+              </w:rPr>
+              <w:t xml:space="preserve">to</w:t>
+            </w:r>
+            <w:r>
+              <w:rPr>
+                <w:rFonts w:ascii="Arial" w:hAnsi="Arial" w:eastAsia="Arial" w:cs="Arial"/>
+                <w:i w:val="false"/>
+                <w:b w:val="false"/>
+                <w:u w:val="none"/>
+                <w:sz w:val="22"/>
+                <w:szCs w:val="22"/>
+                <w:color w:val="000000"/>
+              </w:rPr>
+              <w:t xml:space="preserve"> </w:t>
+            </w:r>
+            <w:r>
+              <w:rPr>
+                <w:rFonts w:ascii="Arial" w:hAnsi="Arial" w:eastAsia="Arial" w:cs="Arial"/>
+                <w:i w:val="false"/>
+                <w:b w:val="false"/>
+                <w:u w:val="none"/>
+                <w:sz w:val="22"/>
+                <w:szCs w:val="22"/>
+                <w:color w:val="000000"/>
+              </w:rPr>
+              <w:t xml:space="preserve">rainfall.</w:t>
+            </w:r>
+            <w:r>
+              <w:rPr>
+                <w:rFonts w:ascii="Arial" w:hAnsi="Arial" w:eastAsia="Arial" w:cs="Arial"/>
+                <w:i w:val="false"/>
+                <w:b w:val="false"/>
+                <w:u w:val="none"/>
+                <w:sz w:val="22"/>
+                <w:szCs w:val="22"/>
+                <w:color w:val="000000"/>
+              </w:rPr>
+              <w:t xml:space="preserve"> </w:t>
+            </w:r>
+            <w:r>
+              <w:rPr>
+                <w:rFonts w:ascii="Arial" w:hAnsi="Arial" w:eastAsia="Arial" w:cs="Arial"/>
+                <w:i w:val="false"/>
+                <w:b w:val="false"/>
+                <w:u w:val="none"/>
+                <w:sz w:val="22"/>
+                <w:szCs w:val="22"/>
+                <w:color w:val="000000"/>
+              </w:rPr>
+              <w:t xml:space="preserve">CN</w:t>
+            </w:r>
+            <w:r>
+              <w:rPr>
+                <w:rFonts w:ascii="Arial" w:hAnsi="Arial" w:eastAsia="Arial" w:cs="Arial"/>
+                <w:i w:val="false"/>
+                <w:b w:val="false"/>
+                <w:u w:val="none"/>
+                <w:sz w:val="22"/>
+                <w:szCs w:val="22"/>
+                <w:color w:val="000000"/>
+              </w:rPr>
+              <w:t xml:space="preserve"> </w:t>
+            </w:r>
+            <w:r>
+              <w:rPr>
+                <w:rFonts w:ascii="Arial" w:hAnsi="Arial" w:eastAsia="Arial" w:cs="Arial"/>
+                <w:i w:val="false"/>
+                <w:b w:val="false"/>
+                <w:u w:val="none"/>
+                <w:sz w:val="22"/>
+                <w:szCs w:val="22"/>
+                <w:color w:val="000000"/>
+              </w:rPr>
+              <w:t xml:space="preserve">approaches</w:t>
+            </w:r>
+            <w:r>
+              <w:rPr>
+                <w:rFonts w:ascii="Arial" w:hAnsi="Arial" w:eastAsia="Arial" w:cs="Arial"/>
+                <w:i w:val="false"/>
+                <w:b w:val="false"/>
+                <w:u w:val="none"/>
+                <w:sz w:val="22"/>
+                <w:szCs w:val="22"/>
+                <w:color w:val="000000"/>
+              </w:rPr>
+              <w:t xml:space="preserve"> </w:t>
+            </w:r>
+            <w:r>
+              <w:rPr>
+                <w:rFonts w:ascii="Arial" w:hAnsi="Arial" w:eastAsia="Arial" w:cs="Arial"/>
+                <w:i w:val="false"/>
+                <w:b w:val="false"/>
+                <w:u w:val="none"/>
+                <w:sz w:val="22"/>
+                <w:szCs w:val="22"/>
+                <w:color w:val="000000"/>
+              </w:rPr>
+              <w:t xml:space="preserve">underly</w:t>
+            </w:r>
+            <w:r>
+              <w:rPr>
+                <w:rFonts w:ascii="Arial" w:hAnsi="Arial" w:eastAsia="Arial" w:cs="Arial"/>
+                <w:i w:val="false"/>
+                <w:b w:val="false"/>
+                <w:u w:val="none"/>
+                <w:sz w:val="22"/>
+                <w:szCs w:val="22"/>
+                <w:color w:val="000000"/>
+              </w:rPr>
+              <w:t xml:space="preserve"> </w:t>
+            </w:r>
+            <w:r>
+              <w:rPr>
+                <w:rFonts w:ascii="Arial" w:hAnsi="Arial" w:eastAsia="Arial" w:cs="Arial"/>
+                <w:i w:val="false"/>
+                <w:b w:val="false"/>
+                <w:u w:val="none"/>
+                <w:sz w:val="22"/>
+                <w:szCs w:val="22"/>
+                <w:color w:val="000000"/>
+              </w:rPr>
+              <w:t xml:space="preserve">many</w:t>
+            </w:r>
+            <w:r>
+              <w:rPr>
+                <w:rFonts w:ascii="Arial" w:hAnsi="Arial" w:eastAsia="Arial" w:cs="Arial"/>
+                <w:i w:val="false"/>
+                <w:b w:val="false"/>
+                <w:u w:val="none"/>
+                <w:sz w:val="22"/>
+                <w:szCs w:val="22"/>
+                <w:color w:val="000000"/>
+              </w:rPr>
+              <w:t xml:space="preserve"> </w:t>
+            </w:r>
+            <w:r>
+              <w:rPr>
+                <w:rFonts w:ascii="Arial" w:hAnsi="Arial" w:eastAsia="Arial" w:cs="Arial"/>
+                <w:i w:val="false"/>
+                <w:b w:val="false"/>
+                <w:u w:val="none"/>
+                <w:sz w:val="22"/>
+                <w:szCs w:val="22"/>
+                <w:color w:val="000000"/>
+              </w:rPr>
+              <w:t xml:space="preserve">of</w:t>
+            </w:r>
+            <w:r>
+              <w:rPr>
+                <w:rFonts w:ascii="Arial" w:hAnsi="Arial" w:eastAsia="Arial" w:cs="Arial"/>
+                <w:i w:val="false"/>
+                <w:b w:val="false"/>
+                <w:u w:val="none"/>
+                <w:sz w:val="22"/>
+                <w:szCs w:val="22"/>
+                <w:color w:val="000000"/>
+              </w:rPr>
+              <w:t xml:space="preserve"> </w:t>
+            </w:r>
+            <w:r>
+              <w:rPr>
+                <w:rFonts w:ascii="Arial" w:hAnsi="Arial" w:eastAsia="Arial" w:cs="Arial"/>
+                <w:i w:val="false"/>
+                <w:b w:val="false"/>
+                <w:u w:val="none"/>
+                <w:sz w:val="22"/>
+                <w:szCs w:val="22"/>
+                <w:color w:val="000000"/>
+              </w:rPr>
+              <w:t xml:space="preserve">the</w:t>
+            </w:r>
+            <w:r>
+              <w:rPr>
+                <w:rFonts w:ascii="Arial" w:hAnsi="Arial" w:eastAsia="Arial" w:cs="Arial"/>
+                <w:i w:val="false"/>
+                <w:b w:val="false"/>
+                <w:u w:val="none"/>
+                <w:sz w:val="22"/>
+                <w:szCs w:val="22"/>
+                <w:color w:val="000000"/>
+              </w:rPr>
+              <w:t xml:space="preserve"> </w:t>
+            </w:r>
+            <w:r>
+              <w:rPr>
+                <w:rFonts w:ascii="Arial" w:hAnsi="Arial" w:eastAsia="Arial" w:cs="Arial"/>
+                <w:i w:val="false"/>
+                <w:b w:val="false"/>
+                <w:u w:val="none"/>
+                <w:sz w:val="22"/>
+                <w:szCs w:val="22"/>
+                <w:color w:val="000000"/>
+              </w:rPr>
+              <w:t xml:space="preserve">spatially</w:t>
+            </w:r>
+            <w:r>
+              <w:rPr>
+                <w:rFonts w:ascii="Arial" w:hAnsi="Arial" w:eastAsia="Arial" w:cs="Arial"/>
+                <w:i w:val="false"/>
+                <w:b w:val="false"/>
+                <w:u w:val="none"/>
+                <w:sz w:val="22"/>
+                <w:szCs w:val="22"/>
+                <w:color w:val="000000"/>
+              </w:rPr>
+              <w:t xml:space="preserve"> </w:t>
+            </w:r>
+            <w:r>
+              <w:rPr>
+                <w:rFonts w:ascii="Arial" w:hAnsi="Arial" w:eastAsia="Arial" w:cs="Arial"/>
+                <w:i w:val="false"/>
+                <w:b w:val="false"/>
+                <w:u w:val="none"/>
+                <w:sz w:val="22"/>
+                <w:szCs w:val="22"/>
+                <w:color w:val="000000"/>
+              </w:rPr>
+              <w:t xml:space="preserve">distributed</w:t>
+            </w:r>
+            <w:r>
+              <w:rPr>
+                <w:rFonts w:ascii="Arial" w:hAnsi="Arial" w:eastAsia="Arial" w:cs="Arial"/>
+                <w:i w:val="false"/>
+                <w:b w:val="false"/>
+                <w:u w:val="none"/>
+                <w:sz w:val="22"/>
+                <w:szCs w:val="22"/>
+                <w:color w:val="000000"/>
+              </w:rPr>
+              <w:t xml:space="preserve"> </w:t>
+            </w:r>
+            <w:r>
+              <w:rPr>
+                <w:rFonts w:ascii="Arial" w:hAnsi="Arial" w:eastAsia="Arial" w:cs="Arial"/>
+                <w:i w:val="false"/>
+                <w:b w:val="false"/>
+                <w:u w:val="none"/>
+                <w:sz w:val="22"/>
+                <w:szCs w:val="22"/>
+                <w:color w:val="000000"/>
+              </w:rPr>
+              <w:t xml:space="preserve">watershed</w:t>
+            </w:r>
+            <w:r>
+              <w:rPr>
+                <w:rFonts w:ascii="Arial" w:hAnsi="Arial" w:eastAsia="Arial" w:cs="Arial"/>
+                <w:i w:val="false"/>
+                <w:b w:val="false"/>
+                <w:u w:val="none"/>
+                <w:sz w:val="22"/>
+                <w:szCs w:val="22"/>
+                <w:color w:val="000000"/>
+              </w:rPr>
+              <w:t xml:space="preserve"> </w:t>
+            </w:r>
+            <w:r>
+              <w:rPr>
+                <w:rFonts w:ascii="Arial" w:hAnsi="Arial" w:eastAsia="Arial" w:cs="Arial"/>
+                <w:i w:val="false"/>
+                <w:b w:val="false"/>
+                <w:u w:val="none"/>
+                <w:sz w:val="22"/>
+                <w:szCs w:val="22"/>
+                <w:color w:val="000000"/>
+              </w:rPr>
+              <w:t xml:space="preserve">models.</w:t>
+            </w:r>
+            <w:r>
+              <w:rPr>
+                <w:rFonts w:ascii="Arial" w:hAnsi="Arial" w:eastAsia="Arial" w:cs="Arial"/>
+                <w:i w:val="false"/>
+                <w:b w:val="false"/>
+                <w:u w:val="none"/>
+                <w:sz w:val="22"/>
+                <w:szCs w:val="22"/>
+                <w:color w:val="000000"/>
+              </w:rPr>
+              <w:t xml:space="preserve"> </w:t>
+            </w:r>
+            <w:r>
+              <w:rPr>
+                <w:rFonts w:ascii="Arial" w:hAnsi="Arial" w:eastAsia="Arial" w:cs="Arial"/>
+                <w:i w:val="false"/>
+                <w:b w:val="false"/>
+                <w:u w:val="none"/>
+                <w:sz w:val="22"/>
+                <w:szCs w:val="22"/>
+                <w:color w:val="000000"/>
+              </w:rPr>
+              <w:t xml:space="preserve">In</w:t>
+            </w:r>
+            <w:r>
+              <w:rPr>
+                <w:rFonts w:ascii="Arial" w:hAnsi="Arial" w:eastAsia="Arial" w:cs="Arial"/>
+                <w:i w:val="false"/>
+                <w:b w:val="false"/>
+                <w:u w:val="none"/>
+                <w:sz w:val="22"/>
+                <w:szCs w:val="22"/>
+                <w:color w:val="000000"/>
+              </w:rPr>
+              <w:t xml:space="preserve"> </w:t>
+            </w:r>
+            <w:r>
+              <w:rPr>
+                <w:rFonts w:ascii="Arial" w:hAnsi="Arial" w:eastAsia="Arial" w:cs="Arial"/>
+                <w:i w:val="false"/>
+                <w:b w:val="false"/>
+                <w:u w:val="none"/>
+                <w:sz w:val="22"/>
+                <w:szCs w:val="22"/>
+                <w:color w:val="000000"/>
+              </w:rPr>
+              <w:t xml:space="preserve">context</w:t>
+            </w:r>
+            <w:r>
+              <w:rPr>
+                <w:rFonts w:ascii="Arial" w:hAnsi="Arial" w:eastAsia="Arial" w:cs="Arial"/>
+                <w:i w:val="false"/>
+                <w:b w:val="false"/>
+                <w:u w:val="none"/>
+                <w:sz w:val="22"/>
+                <w:szCs w:val="22"/>
+                <w:color w:val="000000"/>
+              </w:rPr>
+              <w:t xml:space="preserve"> </w:t>
+            </w:r>
+            <w:r>
+              <w:rPr>
+                <w:rFonts w:ascii="Arial" w:hAnsi="Arial" w:eastAsia="Arial" w:cs="Arial"/>
+                <w:i w:val="false"/>
+                <w:b w:val="false"/>
+                <w:u w:val="none"/>
+                <w:sz w:val="22"/>
+                <w:szCs w:val="22"/>
+                <w:color w:val="000000"/>
+              </w:rPr>
+              <w:t xml:space="preserve">of</w:t>
+            </w:r>
+            <w:r>
+              <w:rPr>
+                <w:rFonts w:ascii="Arial" w:hAnsi="Arial" w:eastAsia="Arial" w:cs="Arial"/>
+                <w:i w:val="false"/>
+                <w:b w:val="false"/>
+                <w:u w:val="none"/>
+                <w:sz w:val="22"/>
+                <w:szCs w:val="22"/>
+                <w:color w:val="000000"/>
+              </w:rPr>
+              <w:t xml:space="preserve"> </w:t>
+            </w:r>
+            <w:r>
+              <w:rPr>
+                <w:rFonts w:ascii="Arial" w:hAnsi="Arial" w:eastAsia="Arial" w:cs="Arial"/>
+                <w:i w:val="false"/>
+                <w:b w:val="false"/>
+                <w:u w:val="none"/>
+                <w:sz w:val="22"/>
+                <w:szCs w:val="22"/>
+                <w:color w:val="000000"/>
+              </w:rPr>
+              <w:t xml:space="preserve">TMDLs,</w:t>
+            </w:r>
+            <w:r>
+              <w:rPr>
+                <w:rFonts w:ascii="Arial" w:hAnsi="Arial" w:eastAsia="Arial" w:cs="Arial"/>
+                <w:i w:val="false"/>
+                <w:b w:val="false"/>
+                <w:u w:val="none"/>
+                <w:sz w:val="22"/>
+                <w:szCs w:val="22"/>
+                <w:color w:val="000000"/>
+              </w:rPr>
+              <w:t xml:space="preserve"> </w:t>
+            </w:r>
+            <w:r>
+              <w:rPr>
+                <w:rFonts w:ascii="Arial" w:hAnsi="Arial" w:eastAsia="Arial" w:cs="Arial"/>
+                <w:i w:val="false"/>
+                <w:b w:val="false"/>
+                <w:u w:val="none"/>
+                <w:sz w:val="22"/>
+                <w:szCs w:val="22"/>
+                <w:color w:val="000000"/>
+              </w:rPr>
+              <w:t xml:space="preserve">CN</w:t>
+            </w:r>
+            <w:r>
+              <w:rPr>
+                <w:rFonts w:ascii="Arial" w:hAnsi="Arial" w:eastAsia="Arial" w:cs="Arial"/>
+                <w:i w:val="false"/>
+                <w:b w:val="false"/>
+                <w:u w:val="none"/>
+                <w:sz w:val="22"/>
+                <w:szCs w:val="22"/>
+                <w:color w:val="000000"/>
+              </w:rPr>
+              <w:t xml:space="preserve"> </w:t>
+            </w:r>
+            <w:r>
+              <w:rPr>
+                <w:rFonts w:ascii="Arial" w:hAnsi="Arial" w:eastAsia="Arial" w:cs="Arial"/>
+                <w:i w:val="false"/>
+                <w:b w:val="false"/>
+                <w:u w:val="none"/>
+                <w:sz w:val="22"/>
+                <w:szCs w:val="22"/>
+                <w:color w:val="000000"/>
+              </w:rPr>
+              <w:t xml:space="preserve">is</w:t>
+            </w:r>
+            <w:r>
+              <w:rPr>
+                <w:rFonts w:ascii="Arial" w:hAnsi="Arial" w:eastAsia="Arial" w:cs="Arial"/>
+                <w:i w:val="false"/>
+                <w:b w:val="false"/>
+                <w:u w:val="none"/>
+                <w:sz w:val="22"/>
+                <w:szCs w:val="22"/>
+                <w:color w:val="000000"/>
+              </w:rPr>
+              <w:t xml:space="preserve"> </w:t>
+            </w:r>
+            <w:r>
+              <w:rPr>
+                <w:rFonts w:ascii="Arial" w:hAnsi="Arial" w:eastAsia="Arial" w:cs="Arial"/>
+                <w:i w:val="false"/>
+                <w:b w:val="false"/>
+                <w:u w:val="none"/>
+                <w:sz w:val="22"/>
+                <w:szCs w:val="22"/>
+                <w:color w:val="000000"/>
+              </w:rPr>
+              <w:t xml:space="preserve">often</w:t>
+            </w:r>
+            <w:r>
+              <w:rPr>
+                <w:rFonts w:ascii="Arial" w:hAnsi="Arial" w:eastAsia="Arial" w:cs="Arial"/>
+                <w:i w:val="false"/>
+                <w:b w:val="false"/>
+                <w:u w:val="none"/>
+                <w:sz w:val="22"/>
+                <w:szCs w:val="22"/>
+                <w:color w:val="000000"/>
+              </w:rPr>
+              <w:t xml:space="preserve"> </w:t>
+            </w:r>
+            <w:r>
+              <w:rPr>
+                <w:rFonts w:ascii="Arial" w:hAnsi="Arial" w:eastAsia="Arial" w:cs="Arial"/>
+                <w:i w:val="false"/>
+                <w:b w:val="false"/>
+                <w:u w:val="none"/>
+                <w:sz w:val="22"/>
+                <w:szCs w:val="22"/>
+                <w:color w:val="000000"/>
+              </w:rPr>
+              <w:t xml:space="preserve">combined</w:t>
+            </w:r>
+            <w:r>
+              <w:rPr>
+                <w:rFonts w:ascii="Arial" w:hAnsi="Arial" w:eastAsia="Arial" w:cs="Arial"/>
+                <w:i w:val="false"/>
+                <w:b w:val="false"/>
+                <w:u w:val="none"/>
+                <w:sz w:val="22"/>
+                <w:szCs w:val="22"/>
+                <w:color w:val="000000"/>
+              </w:rPr>
+              <w:t xml:space="preserve"> </w:t>
+            </w:r>
+            <w:r>
+              <w:rPr>
+                <w:rFonts w:ascii="Arial" w:hAnsi="Arial" w:eastAsia="Arial" w:cs="Arial"/>
+                <w:i w:val="false"/>
+                <w:b w:val="false"/>
+                <w:u w:val="none"/>
+                <w:sz w:val="22"/>
+                <w:szCs w:val="22"/>
+                <w:color w:val="000000"/>
+              </w:rPr>
+              <w:t xml:space="preserve">with</w:t>
+            </w:r>
+            <w:r>
+              <w:rPr>
+                <w:rFonts w:ascii="Arial" w:hAnsi="Arial" w:eastAsia="Arial" w:cs="Arial"/>
+                <w:i w:val="false"/>
+                <w:b w:val="false"/>
+                <w:u w:val="none"/>
+                <w:sz w:val="22"/>
+                <w:szCs w:val="22"/>
+                <w:color w:val="000000"/>
+              </w:rPr>
+              <w:t xml:space="preserve"> </w:t>
+            </w:r>
+            <w:r>
+              <w:rPr>
+                <w:rFonts w:ascii="Arial" w:hAnsi="Arial" w:eastAsia="Arial" w:cs="Arial"/>
+                <w:i w:val="false"/>
+                <w:b w:val="false"/>
+                <w:u w:val="none"/>
+                <w:sz w:val="22"/>
+                <w:szCs w:val="22"/>
+                <w:color w:val="000000"/>
+              </w:rPr>
+              <w:t xml:space="preserve">empirically</w:t>
+            </w:r>
+            <w:r>
+              <w:rPr>
+                <w:rFonts w:ascii="Arial" w:hAnsi="Arial" w:eastAsia="Arial" w:cs="Arial"/>
+                <w:i w:val="false"/>
+                <w:b w:val="false"/>
+                <w:u w:val="none"/>
+                <w:sz w:val="22"/>
+                <w:szCs w:val="22"/>
+                <w:color w:val="000000"/>
+              </w:rPr>
+              <w:t xml:space="preserve"> </w:t>
+            </w:r>
+            <w:r>
+              <w:rPr>
+                <w:rFonts w:ascii="Arial" w:hAnsi="Arial" w:eastAsia="Arial" w:cs="Arial"/>
+                <w:i w:val="false"/>
+                <w:b w:val="false"/>
+                <w:u w:val="none"/>
+                <w:sz w:val="22"/>
+                <w:szCs w:val="22"/>
+                <w:color w:val="000000"/>
+              </w:rPr>
+              <w:t xml:space="preserve">derived</w:t>
+            </w:r>
+            <w:r>
+              <w:rPr>
+                <w:rFonts w:ascii="Arial" w:hAnsi="Arial" w:eastAsia="Arial" w:cs="Arial"/>
+                <w:i w:val="false"/>
+                <w:b w:val="false"/>
+                <w:u w:val="none"/>
+                <w:sz w:val="22"/>
+                <w:szCs w:val="22"/>
+                <w:color w:val="000000"/>
+              </w:rPr>
+              <w:t xml:space="preserve"> </w:t>
+            </w:r>
+            <w:r>
+              <w:rPr>
+                <w:rFonts w:ascii="Arial" w:hAnsi="Arial" w:eastAsia="Arial" w:cs="Arial"/>
+                <w:i w:val="false"/>
+                <w:b w:val="false"/>
+                <w:u w:val="none"/>
+                <w:sz w:val="22"/>
+                <w:szCs w:val="22"/>
+                <w:color w:val="000000"/>
+              </w:rPr>
+              <w:t xml:space="preserve">event</w:t>
+            </w:r>
+            <w:r>
+              <w:rPr>
+                <w:rFonts w:ascii="Arial" w:hAnsi="Arial" w:eastAsia="Arial" w:cs="Arial"/>
+                <w:i w:val="false"/>
+                <w:b w:val="false"/>
+                <w:u w:val="none"/>
+                <w:sz w:val="22"/>
+                <w:szCs w:val="22"/>
+                <w:color w:val="000000"/>
+              </w:rPr>
+              <w:t xml:space="preserve"> </w:t>
+            </w:r>
+            <w:r>
+              <w:rPr>
+                <w:rFonts w:ascii="Arial" w:hAnsi="Arial" w:eastAsia="Arial" w:cs="Arial"/>
+                <w:i w:val="false"/>
+                <w:b w:val="false"/>
+                <w:u w:val="none"/>
+                <w:sz w:val="22"/>
+                <w:szCs w:val="22"/>
+                <w:color w:val="000000"/>
+              </w:rPr>
+              <w:t xml:space="preserve">mean</w:t>
+            </w:r>
+            <w:r>
+              <w:rPr>
+                <w:rFonts w:ascii="Arial" w:hAnsi="Arial" w:eastAsia="Arial" w:cs="Arial"/>
+                <w:i w:val="false"/>
+                <w:b w:val="false"/>
+                <w:u w:val="none"/>
+                <w:sz w:val="22"/>
+                <w:szCs w:val="22"/>
+                <w:color w:val="000000"/>
+              </w:rPr>
+              <w:t xml:space="preserve"> </w:t>
+            </w:r>
+            <w:r>
+              <w:rPr>
+                <w:rFonts w:ascii="Arial" w:hAnsi="Arial" w:eastAsia="Arial" w:cs="Arial"/>
+                <w:i w:val="false"/>
+                <w:b w:val="false"/>
+                <w:u w:val="none"/>
+                <w:sz w:val="22"/>
+                <w:szCs w:val="22"/>
+                <w:color w:val="000000"/>
+              </w:rPr>
+              <w:t xml:space="preserve">concentrations</w:t>
+            </w:r>
+            <w:r>
+              <w:rPr>
+                <w:rFonts w:ascii="Arial" w:hAnsi="Arial" w:eastAsia="Arial" w:cs="Arial"/>
+                <w:i w:val="false"/>
+                <w:b w:val="false"/>
+                <w:u w:val="none"/>
+                <w:sz w:val="22"/>
+                <w:szCs w:val="22"/>
+                <w:color w:val="000000"/>
+              </w:rPr>
+              <w:t xml:space="preserve"> </w:t>
+            </w:r>
+            <w:r>
+              <w:rPr>
+                <w:rFonts w:ascii="Arial" w:hAnsi="Arial" w:eastAsia="Arial" w:cs="Arial"/>
+                <w:i w:val="false"/>
+                <w:b w:val="false"/>
+                <w:u w:val="none"/>
+                <w:sz w:val="22"/>
+                <w:szCs w:val="22"/>
+                <w:color w:val="000000"/>
+              </w:rPr>
+              <w:t xml:space="preserve">of</w:t>
+            </w:r>
+            <w:r>
+              <w:rPr>
+                <w:rFonts w:ascii="Arial" w:hAnsi="Arial" w:eastAsia="Arial" w:cs="Arial"/>
+                <w:i w:val="false"/>
+                <w:b w:val="false"/>
+                <w:u w:val="none"/>
+                <w:sz w:val="22"/>
+                <w:szCs w:val="22"/>
+                <w:color w:val="000000"/>
+              </w:rPr>
+              <w:t xml:space="preserve"> </w:t>
+            </w:r>
+            <w:r>
+              <w:rPr>
+                <w:rFonts w:ascii="Arial" w:hAnsi="Arial" w:eastAsia="Arial" w:cs="Arial"/>
+                <w:i w:val="false"/>
+                <w:b w:val="false"/>
+                <w:u w:val="none"/>
+                <w:sz w:val="22"/>
+                <w:szCs w:val="22"/>
+                <w:color w:val="000000"/>
+              </w:rPr>
+              <w:t xml:space="preserve">pollutant</w:t>
+            </w:r>
+            <w:r>
+              <w:rPr>
+                <w:rFonts w:ascii="Arial" w:hAnsi="Arial" w:eastAsia="Arial" w:cs="Arial"/>
+                <w:i w:val="false"/>
+                <w:b w:val="false"/>
+                <w:u w:val="none"/>
+                <w:sz w:val="22"/>
+                <w:szCs w:val="22"/>
+                <w:color w:val="000000"/>
+              </w:rPr>
+              <w:t xml:space="preserve"> </w:t>
+            </w:r>
+            <w:r>
+              <w:rPr>
+                <w:rFonts w:ascii="Arial" w:hAnsi="Arial" w:eastAsia="Arial" w:cs="Arial"/>
+                <w:i w:val="false"/>
+                <w:b w:val="false"/>
+                <w:u w:val="none"/>
+                <w:sz w:val="22"/>
+                <w:szCs w:val="22"/>
+                <w:color w:val="000000"/>
+              </w:rPr>
+              <w:t xml:space="preserve">runoff</w:t>
+            </w:r>
+            <w:r>
+              <w:rPr>
+                <w:rFonts w:ascii="Arial" w:hAnsi="Arial" w:eastAsia="Arial" w:cs="Arial"/>
+                <w:i w:val="false"/>
+                <w:b w:val="false"/>
+                <w:u w:val="none"/>
+                <w:sz w:val="22"/>
+                <w:szCs w:val="22"/>
+                <w:color w:val="000000"/>
+              </w:rPr>
+              <w:t xml:space="preserve"> </w:t>
+            </w:r>
+            <w:r>
+              <w:rPr>
+                <w:rFonts w:ascii="Arial" w:hAnsi="Arial" w:eastAsia="Arial" w:cs="Arial"/>
+                <w:i w:val="false"/>
+                <w:b w:val="false"/>
+                <w:u w:val="none"/>
+                <w:sz w:val="22"/>
+                <w:szCs w:val="22"/>
+                <w:color w:val="000000"/>
+              </w:rPr>
+              <w:t xml:space="preserve">to</w:t>
+            </w:r>
+            <w:r>
+              <w:rPr>
+                <w:rFonts w:ascii="Arial" w:hAnsi="Arial" w:eastAsia="Arial" w:cs="Arial"/>
+                <w:i w:val="false"/>
+                <w:b w:val="false"/>
+                <w:u w:val="none"/>
+                <w:sz w:val="22"/>
+                <w:szCs w:val="22"/>
+                <w:color w:val="000000"/>
+              </w:rPr>
+              <w:t xml:space="preserve"> </w:t>
+            </w:r>
+            <w:r>
+              <w:rPr>
+                <w:rFonts w:ascii="Arial" w:hAnsi="Arial" w:eastAsia="Arial" w:cs="Arial"/>
+                <w:i w:val="false"/>
+                <w:b w:val="false"/>
+                <w:u w:val="none"/>
+                <w:sz w:val="22"/>
+                <w:szCs w:val="22"/>
+                <w:color w:val="000000"/>
+              </w:rPr>
+              <w:t xml:space="preserve">determine</w:t>
+            </w:r>
+            <w:r>
+              <w:rPr>
+                <w:rFonts w:ascii="Arial" w:hAnsi="Arial" w:eastAsia="Arial" w:cs="Arial"/>
+                <w:i w:val="false"/>
+                <w:b w:val="false"/>
+                <w:u w:val="none"/>
+                <w:sz w:val="22"/>
+                <w:szCs w:val="22"/>
+                <w:color w:val="000000"/>
+              </w:rPr>
+              <w:t xml:space="preserve"> </w:t>
+            </w:r>
+            <w:r>
+              <w:rPr>
+                <w:rFonts w:ascii="Arial" w:hAnsi="Arial" w:eastAsia="Arial" w:cs="Arial"/>
+                <w:i w:val="false"/>
+                <w:b w:val="false"/>
+                <w:u w:val="none"/>
+                <w:sz w:val="22"/>
+                <w:szCs w:val="22"/>
+                <w:color w:val="000000"/>
+              </w:rPr>
+              <w:t xml:space="preserve">watershed</w:t>
+            </w:r>
+            <w:r>
+              <w:rPr>
+                <w:rFonts w:ascii="Arial" w:hAnsi="Arial" w:eastAsia="Arial" w:cs="Arial"/>
+                <w:i w:val="false"/>
+                <w:b w:val="false"/>
+                <w:u w:val="none"/>
+                <w:sz w:val="22"/>
+                <w:szCs w:val="22"/>
+                <w:color w:val="000000"/>
+              </w:rPr>
+              <w:t xml:space="preserve"> </w:t>
+            </w:r>
+            <w:r>
+              <w:rPr>
+                <w:rFonts w:ascii="Arial" w:hAnsi="Arial" w:eastAsia="Arial" w:cs="Arial"/>
+                <w:i w:val="false"/>
+                <w:b w:val="false"/>
+                <w:u w:val="none"/>
+                <w:sz w:val="22"/>
+                <w:szCs w:val="22"/>
+                <w:color w:val="000000"/>
+              </w:rPr>
+              <w:t xml:space="preserve">loading.</w:t>
             </w:r>
           </w:p>
         </w:tc>
@@ -7184,7 +8912,967 @@
                 <w:szCs w:val="22"/>
                 <w:color w:val="000000"/>
               </w:rPr>
-              <w:t xml:space="preserve">filler</w:t>
+              <w:t xml:space="preserve">Empirical</w:t>
+            </w:r>
+            <w:r>
+              <w:rPr>
+                <w:rFonts w:ascii="Arial" w:hAnsi="Arial" w:eastAsia="Arial" w:cs="Arial"/>
+                <w:i w:val="false"/>
+                <w:b w:val="false"/>
+                <w:u w:val="none"/>
+                <w:sz w:val="22"/>
+                <w:szCs w:val="22"/>
+                <w:color w:val="000000"/>
+              </w:rPr>
+              <w:t xml:space="preserve"> </w:t>
+            </w:r>
+            <w:r>
+              <w:rPr>
+                <w:rFonts w:ascii="Arial" w:hAnsi="Arial" w:eastAsia="Arial" w:cs="Arial"/>
+                <w:i w:val="false"/>
+                <w:b w:val="false"/>
+                <w:u w:val="none"/>
+                <w:sz w:val="22"/>
+                <w:szCs w:val="22"/>
+                <w:color w:val="000000"/>
+              </w:rPr>
+              <w:t xml:space="preserve">approach</w:t>
+            </w:r>
+            <w:r>
+              <w:rPr>
+                <w:rFonts w:ascii="Arial" w:hAnsi="Arial" w:eastAsia="Arial" w:cs="Arial"/>
+                <w:i w:val="false"/>
+                <w:b w:val="false"/>
+                <w:u w:val="none"/>
+                <w:sz w:val="22"/>
+                <w:szCs w:val="22"/>
+                <w:color w:val="000000"/>
+              </w:rPr>
+              <w:t xml:space="preserve"> </w:t>
+            </w:r>
+            <w:r>
+              <w:rPr>
+                <w:rFonts w:ascii="Arial" w:hAnsi="Arial" w:eastAsia="Arial" w:cs="Arial"/>
+                <w:i w:val="false"/>
+                <w:b w:val="false"/>
+                <w:u w:val="none"/>
+                <w:sz w:val="22"/>
+                <w:szCs w:val="22"/>
+                <w:color w:val="000000"/>
+              </w:rPr>
+              <w:t xml:space="preserve">relating</w:t>
+            </w:r>
+            <w:r>
+              <w:rPr>
+                <w:rFonts w:ascii="Arial" w:hAnsi="Arial" w:eastAsia="Arial" w:cs="Arial"/>
+                <w:i w:val="false"/>
+                <w:b w:val="false"/>
+                <w:u w:val="none"/>
+                <w:sz w:val="22"/>
+                <w:szCs w:val="22"/>
+                <w:color w:val="000000"/>
+              </w:rPr>
+              <w:t xml:space="preserve"> </w:t>
+            </w:r>
+            <w:r>
+              <w:rPr>
+                <w:rFonts w:ascii="Arial" w:hAnsi="Arial" w:eastAsia="Arial" w:cs="Arial"/>
+                <w:i w:val="false"/>
+                <w:b w:val="false"/>
+                <w:u w:val="none"/>
+                <w:sz w:val="22"/>
+                <w:szCs w:val="22"/>
+                <w:color w:val="000000"/>
+              </w:rPr>
+              <w:t xml:space="preserve">response</w:t>
+            </w:r>
+            <w:r>
+              <w:rPr>
+                <w:rFonts w:ascii="Arial" w:hAnsi="Arial" w:eastAsia="Arial" w:cs="Arial"/>
+                <w:i w:val="false"/>
+                <w:b w:val="false"/>
+                <w:u w:val="none"/>
+                <w:sz w:val="22"/>
+                <w:szCs w:val="22"/>
+                <w:color w:val="000000"/>
+              </w:rPr>
+              <w:t xml:space="preserve"> </w:t>
+            </w:r>
+            <w:r>
+              <w:rPr>
+                <w:rFonts w:ascii="Arial" w:hAnsi="Arial" w:eastAsia="Arial" w:cs="Arial"/>
+                <w:i w:val="false"/>
+                <w:b w:val="false"/>
+                <w:u w:val="none"/>
+                <w:sz w:val="22"/>
+                <w:szCs w:val="22"/>
+                <w:color w:val="000000"/>
+              </w:rPr>
+              <w:t xml:space="preserve">variables</w:t>
+            </w:r>
+            <w:r>
+              <w:rPr>
+                <w:rFonts w:ascii="Arial" w:hAnsi="Arial" w:eastAsia="Arial" w:cs="Arial"/>
+                <w:i w:val="false"/>
+                <w:b w:val="false"/>
+                <w:u w:val="none"/>
+                <w:sz w:val="22"/>
+                <w:szCs w:val="22"/>
+                <w:color w:val="000000"/>
+              </w:rPr>
+              <w:t xml:space="preserve"> </w:t>
+            </w:r>
+            <w:r>
+              <w:rPr>
+                <w:rFonts w:ascii="Arial" w:hAnsi="Arial" w:eastAsia="Arial" w:cs="Arial"/>
+                <w:i w:val="false"/>
+                <w:b w:val="false"/>
+                <w:u w:val="none"/>
+                <w:sz w:val="22"/>
+                <w:szCs w:val="22"/>
+                <w:color w:val="000000"/>
+              </w:rPr>
+              <w:t xml:space="preserve">(pollutant</w:t>
+            </w:r>
+            <w:r>
+              <w:rPr>
+                <w:rFonts w:ascii="Arial" w:hAnsi="Arial" w:eastAsia="Arial" w:cs="Arial"/>
+                <w:i w:val="false"/>
+                <w:b w:val="false"/>
+                <w:u w:val="none"/>
+                <w:sz w:val="22"/>
+                <w:szCs w:val="22"/>
+                <w:color w:val="000000"/>
+              </w:rPr>
+              <w:t xml:space="preserve"> </w:t>
+            </w:r>
+            <w:r>
+              <w:rPr>
+                <w:rFonts w:ascii="Arial" w:hAnsi="Arial" w:eastAsia="Arial" w:cs="Arial"/>
+                <w:i w:val="false"/>
+                <w:b w:val="false"/>
+                <w:u w:val="none"/>
+                <w:sz w:val="22"/>
+                <w:szCs w:val="22"/>
+                <w:color w:val="000000"/>
+              </w:rPr>
+              <w:t xml:space="preserve">or</w:t>
+            </w:r>
+            <w:r>
+              <w:rPr>
+                <w:rFonts w:ascii="Arial" w:hAnsi="Arial" w:eastAsia="Arial" w:cs="Arial"/>
+                <w:i w:val="false"/>
+                <w:b w:val="false"/>
+                <w:u w:val="none"/>
+                <w:sz w:val="22"/>
+                <w:szCs w:val="22"/>
+                <w:color w:val="000000"/>
+              </w:rPr>
+              <w:t xml:space="preserve"> </w:t>
+            </w:r>
+            <w:r>
+              <w:rPr>
+                <w:rFonts w:ascii="Arial" w:hAnsi="Arial" w:eastAsia="Arial" w:cs="Arial"/>
+                <w:i w:val="false"/>
+                <w:b w:val="false"/>
+                <w:u w:val="none"/>
+                <w:sz w:val="22"/>
+                <w:szCs w:val="22"/>
+                <w:color w:val="000000"/>
+              </w:rPr>
+              <w:t xml:space="preserve">indicator)</w:t>
+            </w:r>
+            <w:r>
+              <w:rPr>
+                <w:rFonts w:ascii="Arial" w:hAnsi="Arial" w:eastAsia="Arial" w:cs="Arial"/>
+                <w:i w:val="false"/>
+                <w:b w:val="false"/>
+                <w:u w:val="none"/>
+                <w:sz w:val="22"/>
+                <w:szCs w:val="22"/>
+                <w:color w:val="000000"/>
+              </w:rPr>
+              <w:t xml:space="preserve"> </w:t>
+            </w:r>
+            <w:r>
+              <w:rPr>
+                <w:rFonts w:ascii="Arial" w:hAnsi="Arial" w:eastAsia="Arial" w:cs="Arial"/>
+                <w:i w:val="false"/>
+                <w:b w:val="false"/>
+                <w:u w:val="none"/>
+                <w:sz w:val="22"/>
+                <w:szCs w:val="22"/>
+                <w:color w:val="000000"/>
+              </w:rPr>
+              <w:t xml:space="preserve">to</w:t>
+            </w:r>
+            <w:r>
+              <w:rPr>
+                <w:rFonts w:ascii="Arial" w:hAnsi="Arial" w:eastAsia="Arial" w:cs="Arial"/>
+                <w:i w:val="false"/>
+                <w:b w:val="false"/>
+                <w:u w:val="none"/>
+                <w:sz w:val="22"/>
+                <w:szCs w:val="22"/>
+                <w:color w:val="000000"/>
+              </w:rPr>
+              <w:t xml:space="preserve"> </w:t>
+            </w:r>
+            <w:r>
+              <w:rPr>
+                <w:rFonts w:ascii="Arial" w:hAnsi="Arial" w:eastAsia="Arial" w:cs="Arial"/>
+                <w:i w:val="false"/>
+                <w:b w:val="false"/>
+                <w:u w:val="none"/>
+                <w:sz w:val="22"/>
+                <w:szCs w:val="22"/>
+                <w:color w:val="000000"/>
+              </w:rPr>
+              <w:t xml:space="preserve">one</w:t>
+            </w:r>
+            <w:r>
+              <w:rPr>
+                <w:rFonts w:ascii="Arial" w:hAnsi="Arial" w:eastAsia="Arial" w:cs="Arial"/>
+                <w:i w:val="false"/>
+                <w:b w:val="false"/>
+                <w:u w:val="none"/>
+                <w:sz w:val="22"/>
+                <w:szCs w:val="22"/>
+                <w:color w:val="000000"/>
+              </w:rPr>
+              <w:t xml:space="preserve"> </w:t>
+            </w:r>
+            <w:r>
+              <w:rPr>
+                <w:rFonts w:ascii="Arial" w:hAnsi="Arial" w:eastAsia="Arial" w:cs="Arial"/>
+                <w:i w:val="false"/>
+                <w:b w:val="false"/>
+                <w:u w:val="none"/>
+                <w:sz w:val="22"/>
+                <w:szCs w:val="22"/>
+                <w:color w:val="000000"/>
+              </w:rPr>
+              <w:t xml:space="preserve">or</w:t>
+            </w:r>
+            <w:r>
+              <w:rPr>
+                <w:rFonts w:ascii="Arial" w:hAnsi="Arial" w:eastAsia="Arial" w:cs="Arial"/>
+                <w:i w:val="false"/>
+                <w:b w:val="false"/>
+                <w:u w:val="none"/>
+                <w:sz w:val="22"/>
+                <w:szCs w:val="22"/>
+                <w:color w:val="000000"/>
+              </w:rPr>
+              <w:t xml:space="preserve"> </w:t>
+            </w:r>
+            <w:r>
+              <w:rPr>
+                <w:rFonts w:ascii="Arial" w:hAnsi="Arial" w:eastAsia="Arial" w:cs="Arial"/>
+                <w:i w:val="false"/>
+                <w:b w:val="false"/>
+                <w:u w:val="none"/>
+                <w:sz w:val="22"/>
+                <w:szCs w:val="22"/>
+                <w:color w:val="000000"/>
+              </w:rPr>
+              <w:t xml:space="preserve">multiple</w:t>
+            </w:r>
+            <w:r>
+              <w:rPr>
+                <w:rFonts w:ascii="Arial" w:hAnsi="Arial" w:eastAsia="Arial" w:cs="Arial"/>
+                <w:i w:val="false"/>
+                <w:b w:val="false"/>
+                <w:u w:val="none"/>
+                <w:sz w:val="22"/>
+                <w:szCs w:val="22"/>
+                <w:color w:val="000000"/>
+              </w:rPr>
+              <w:t xml:space="preserve"> </w:t>
+            </w:r>
+            <w:r>
+              <w:rPr>
+                <w:rFonts w:ascii="Arial" w:hAnsi="Arial" w:eastAsia="Arial" w:cs="Arial"/>
+                <w:i w:val="false"/>
+                <w:b w:val="false"/>
+                <w:u w:val="none"/>
+                <w:sz w:val="22"/>
+                <w:szCs w:val="22"/>
+                <w:color w:val="000000"/>
+              </w:rPr>
+              <w:t xml:space="preserve">independent</w:t>
+            </w:r>
+            <w:r>
+              <w:rPr>
+                <w:rFonts w:ascii="Arial" w:hAnsi="Arial" w:eastAsia="Arial" w:cs="Arial"/>
+                <w:i w:val="false"/>
+                <w:b w:val="false"/>
+                <w:u w:val="none"/>
+                <w:sz w:val="22"/>
+                <w:szCs w:val="22"/>
+                <w:color w:val="000000"/>
+              </w:rPr>
+              <w:t xml:space="preserve"> </w:t>
+            </w:r>
+            <w:r>
+              <w:rPr>
+                <w:rFonts w:ascii="Arial" w:hAnsi="Arial" w:eastAsia="Arial" w:cs="Arial"/>
+                <w:i w:val="false"/>
+                <w:b w:val="false"/>
+                <w:u w:val="none"/>
+                <w:sz w:val="22"/>
+                <w:szCs w:val="22"/>
+                <w:color w:val="000000"/>
+              </w:rPr>
+              <w:t xml:space="preserve">variables.</w:t>
+            </w:r>
+            <w:r>
+              <w:rPr>
+                <w:rFonts w:ascii="Arial" w:hAnsi="Arial" w:eastAsia="Arial" w:cs="Arial"/>
+                <w:i w:val="false"/>
+                <w:b w:val="false"/>
+                <w:u w:val="none"/>
+                <w:sz w:val="22"/>
+                <w:szCs w:val="22"/>
+                <w:color w:val="000000"/>
+              </w:rPr>
+              <w:t xml:space="preserve"> </w:t>
+            </w:r>
+            <w:r>
+              <w:rPr>
+                <w:rFonts w:ascii="Arial" w:hAnsi="Arial" w:eastAsia="Arial" w:cs="Arial"/>
+                <w:i w:val="false"/>
+                <w:b w:val="false"/>
+                <w:u w:val="none"/>
+                <w:sz w:val="22"/>
+                <w:szCs w:val="22"/>
+                <w:color w:val="000000"/>
+              </w:rPr>
+              <w:t xml:space="preserve">Typically</w:t>
+            </w:r>
+            <w:r>
+              <w:rPr>
+                <w:rFonts w:ascii="Arial" w:hAnsi="Arial" w:eastAsia="Arial" w:cs="Arial"/>
+                <w:i w:val="false"/>
+                <w:b w:val="false"/>
+                <w:u w:val="none"/>
+                <w:sz w:val="22"/>
+                <w:szCs w:val="22"/>
+                <w:color w:val="000000"/>
+              </w:rPr>
+              <w:t xml:space="preserve"> </w:t>
+            </w:r>
+            <w:r>
+              <w:rPr>
+                <w:rFonts w:ascii="Arial" w:hAnsi="Arial" w:eastAsia="Arial" w:cs="Arial"/>
+                <w:i w:val="false"/>
+                <w:b w:val="false"/>
+                <w:u w:val="none"/>
+                <w:sz w:val="22"/>
+                <w:szCs w:val="22"/>
+                <w:color w:val="000000"/>
+              </w:rPr>
+              <w:t xml:space="preserve">used</w:t>
+            </w:r>
+            <w:r>
+              <w:rPr>
+                <w:rFonts w:ascii="Arial" w:hAnsi="Arial" w:eastAsia="Arial" w:cs="Arial"/>
+                <w:i w:val="false"/>
+                <w:b w:val="false"/>
+                <w:u w:val="none"/>
+                <w:sz w:val="22"/>
+                <w:szCs w:val="22"/>
+                <w:color w:val="000000"/>
+              </w:rPr>
+              <w:t xml:space="preserve"> </w:t>
+            </w:r>
+            <w:r>
+              <w:rPr>
+                <w:rFonts w:ascii="Arial" w:hAnsi="Arial" w:eastAsia="Arial" w:cs="Arial"/>
+                <w:i w:val="false"/>
+                <w:b w:val="false"/>
+                <w:u w:val="none"/>
+                <w:sz w:val="22"/>
+                <w:szCs w:val="22"/>
+                <w:color w:val="000000"/>
+              </w:rPr>
+              <w:t xml:space="preserve">to</w:t>
+            </w:r>
+            <w:r>
+              <w:rPr>
+                <w:rFonts w:ascii="Arial" w:hAnsi="Arial" w:eastAsia="Arial" w:cs="Arial"/>
+                <w:i w:val="false"/>
+                <w:b w:val="false"/>
+                <w:u w:val="none"/>
+                <w:sz w:val="22"/>
+                <w:szCs w:val="22"/>
+                <w:color w:val="000000"/>
+              </w:rPr>
+              <w:t xml:space="preserve"> </w:t>
+            </w:r>
+            <w:r>
+              <w:rPr>
+                <w:rFonts w:ascii="Arial" w:hAnsi="Arial" w:eastAsia="Arial" w:cs="Arial"/>
+                <w:i w:val="false"/>
+                <w:b w:val="false"/>
+                <w:u w:val="none"/>
+                <w:sz w:val="22"/>
+                <w:szCs w:val="22"/>
+                <w:color w:val="000000"/>
+              </w:rPr>
+              <w:t xml:space="preserve">establish</w:t>
+            </w:r>
+            <w:r>
+              <w:rPr>
+                <w:rFonts w:ascii="Arial" w:hAnsi="Arial" w:eastAsia="Arial" w:cs="Arial"/>
+                <w:i w:val="false"/>
+                <w:b w:val="false"/>
+                <w:u w:val="none"/>
+                <w:sz w:val="22"/>
+                <w:szCs w:val="22"/>
+                <w:color w:val="000000"/>
+              </w:rPr>
+              <w:t xml:space="preserve"> </w:t>
+            </w:r>
+            <w:r>
+              <w:rPr>
+                <w:rFonts w:ascii="Arial" w:hAnsi="Arial" w:eastAsia="Arial" w:cs="Arial"/>
+                <w:i w:val="false"/>
+                <w:b w:val="false"/>
+                <w:u w:val="none"/>
+                <w:sz w:val="22"/>
+                <w:szCs w:val="22"/>
+                <w:color w:val="000000"/>
+              </w:rPr>
+              <w:t xml:space="preserve">linkages</w:t>
+            </w:r>
+            <w:r>
+              <w:rPr>
+                <w:rFonts w:ascii="Arial" w:hAnsi="Arial" w:eastAsia="Arial" w:cs="Arial"/>
+                <w:i w:val="false"/>
+                <w:b w:val="false"/>
+                <w:u w:val="none"/>
+                <w:sz w:val="22"/>
+                <w:szCs w:val="22"/>
+                <w:color w:val="000000"/>
+              </w:rPr>
+              <w:t xml:space="preserve"> </w:t>
+            </w:r>
+            <w:r>
+              <w:rPr>
+                <w:rFonts w:ascii="Arial" w:hAnsi="Arial" w:eastAsia="Arial" w:cs="Arial"/>
+                <w:i w:val="false"/>
+                <w:b w:val="false"/>
+                <w:u w:val="none"/>
+                <w:sz w:val="22"/>
+                <w:szCs w:val="22"/>
+                <w:color w:val="000000"/>
+              </w:rPr>
+              <w:t xml:space="preserve">between</w:t>
+            </w:r>
+            <w:r>
+              <w:rPr>
+                <w:rFonts w:ascii="Arial" w:hAnsi="Arial" w:eastAsia="Arial" w:cs="Arial"/>
+                <w:i w:val="false"/>
+                <w:b w:val="false"/>
+                <w:u w:val="none"/>
+                <w:sz w:val="22"/>
+                <w:szCs w:val="22"/>
+                <w:color w:val="000000"/>
+              </w:rPr>
+              <w:t xml:space="preserve"> </w:t>
+            </w:r>
+            <w:r>
+              <w:rPr>
+                <w:rFonts w:ascii="Arial" w:hAnsi="Arial" w:eastAsia="Arial" w:cs="Arial"/>
+                <w:i w:val="false"/>
+                <w:b w:val="false"/>
+                <w:u w:val="none"/>
+                <w:sz w:val="22"/>
+                <w:szCs w:val="22"/>
+                <w:color w:val="000000"/>
+              </w:rPr>
+              <w:t xml:space="preserve">impairment</w:t>
+            </w:r>
+            <w:r>
+              <w:rPr>
+                <w:rFonts w:ascii="Arial" w:hAnsi="Arial" w:eastAsia="Arial" w:cs="Arial"/>
+                <w:i w:val="false"/>
+                <w:b w:val="false"/>
+                <w:u w:val="none"/>
+                <w:sz w:val="22"/>
+                <w:szCs w:val="22"/>
+                <w:color w:val="000000"/>
+              </w:rPr>
+              <w:t xml:space="preserve"> </w:t>
+            </w:r>
+            <w:r>
+              <w:rPr>
+                <w:rFonts w:ascii="Arial" w:hAnsi="Arial" w:eastAsia="Arial" w:cs="Arial"/>
+                <w:i w:val="false"/>
+                <w:b w:val="false"/>
+                <w:u w:val="none"/>
+                <w:sz w:val="22"/>
+                <w:szCs w:val="22"/>
+                <w:color w:val="000000"/>
+              </w:rPr>
+              <w:t xml:space="preserve">and</w:t>
+            </w:r>
+            <w:r>
+              <w:rPr>
+                <w:rFonts w:ascii="Arial" w:hAnsi="Arial" w:eastAsia="Arial" w:cs="Arial"/>
+                <w:i w:val="false"/>
+                <w:b w:val="false"/>
+                <w:u w:val="none"/>
+                <w:sz w:val="22"/>
+                <w:szCs w:val="22"/>
+                <w:color w:val="000000"/>
+              </w:rPr>
+              <w:t xml:space="preserve"> </w:t>
+            </w:r>
+            <w:r>
+              <w:rPr>
+                <w:rFonts w:ascii="Arial" w:hAnsi="Arial" w:eastAsia="Arial" w:cs="Arial"/>
+                <w:i w:val="false"/>
+                <w:b w:val="false"/>
+                <w:u w:val="none"/>
+                <w:sz w:val="22"/>
+                <w:szCs w:val="22"/>
+                <w:color w:val="000000"/>
+              </w:rPr>
+              <w:t xml:space="preserve">loadings</w:t>
+            </w:r>
+            <w:r>
+              <w:rPr>
+                <w:rFonts w:ascii="Arial" w:hAnsi="Arial" w:eastAsia="Arial" w:cs="Arial"/>
+                <w:i w:val="false"/>
+                <w:b w:val="false"/>
+                <w:u w:val="none"/>
+                <w:sz w:val="22"/>
+                <w:szCs w:val="22"/>
+                <w:color w:val="000000"/>
+              </w:rPr>
+              <w:t xml:space="preserve"> </w:t>
+            </w:r>
+            <w:r>
+              <w:rPr>
+                <w:rFonts w:ascii="Arial" w:hAnsi="Arial" w:eastAsia="Arial" w:cs="Arial"/>
+                <w:i w:val="false"/>
+                <w:b w:val="false"/>
+                <w:u w:val="none"/>
+                <w:sz w:val="22"/>
+                <w:szCs w:val="22"/>
+                <w:color w:val="000000"/>
+              </w:rPr>
+              <w:t xml:space="preserve">or</w:t>
+            </w:r>
+            <w:r>
+              <w:rPr>
+                <w:rFonts w:ascii="Arial" w:hAnsi="Arial" w:eastAsia="Arial" w:cs="Arial"/>
+                <w:i w:val="false"/>
+                <w:b w:val="false"/>
+                <w:u w:val="none"/>
+                <w:sz w:val="22"/>
+                <w:szCs w:val="22"/>
+                <w:color w:val="000000"/>
+              </w:rPr>
+              <w:t xml:space="preserve"> </w:t>
+            </w:r>
+            <w:r>
+              <w:rPr>
+                <w:rFonts w:ascii="Arial" w:hAnsi="Arial" w:eastAsia="Arial" w:cs="Arial"/>
+                <w:i w:val="false"/>
+                <w:b w:val="false"/>
+                <w:u w:val="none"/>
+                <w:sz w:val="22"/>
+                <w:szCs w:val="22"/>
+                <w:color w:val="000000"/>
+              </w:rPr>
+              <w:t xml:space="preserve">chlorophyll-a</w:t>
+            </w:r>
+            <w:r>
+              <w:rPr>
+                <w:rFonts w:ascii="Arial" w:hAnsi="Arial" w:eastAsia="Arial" w:cs="Arial"/>
+                <w:i w:val="false"/>
+                <w:b w:val="false"/>
+                <w:u w:val="none"/>
+                <w:sz w:val="22"/>
+                <w:szCs w:val="22"/>
+                <w:color w:val="000000"/>
+              </w:rPr>
+              <w:t xml:space="preserve"> </w:t>
+            </w:r>
+            <w:r>
+              <w:rPr>
+                <w:rFonts w:ascii="Arial" w:hAnsi="Arial" w:eastAsia="Arial" w:cs="Arial"/>
+                <w:i w:val="false"/>
+                <w:b w:val="false"/>
+                <w:u w:val="none"/>
+                <w:sz w:val="22"/>
+                <w:szCs w:val="22"/>
+                <w:color w:val="000000"/>
+              </w:rPr>
+              <w:t xml:space="preserve">response</w:t>
+            </w:r>
+            <w:r>
+              <w:rPr>
+                <w:rFonts w:ascii="Arial" w:hAnsi="Arial" w:eastAsia="Arial" w:cs="Arial"/>
+                <w:i w:val="false"/>
+                <w:b w:val="false"/>
+                <w:u w:val="none"/>
+                <w:sz w:val="22"/>
+                <w:szCs w:val="22"/>
+                <w:color w:val="000000"/>
+              </w:rPr>
+              <w:t xml:space="preserve"> </w:t>
+            </w:r>
+            <w:r>
+              <w:rPr>
+                <w:rFonts w:ascii="Arial" w:hAnsi="Arial" w:eastAsia="Arial" w:cs="Arial"/>
+                <w:i w:val="false"/>
+                <w:b w:val="false"/>
+                <w:u w:val="none"/>
+                <w:sz w:val="22"/>
+                <w:szCs w:val="22"/>
+                <w:color w:val="000000"/>
+              </w:rPr>
+              <w:t xml:space="preserve">to</w:t>
+            </w:r>
+            <w:r>
+              <w:rPr>
+                <w:rFonts w:ascii="Arial" w:hAnsi="Arial" w:eastAsia="Arial" w:cs="Arial"/>
+                <w:i w:val="false"/>
+                <w:b w:val="false"/>
+                <w:u w:val="none"/>
+                <w:sz w:val="22"/>
+                <w:szCs w:val="22"/>
+                <w:color w:val="000000"/>
+              </w:rPr>
+              <w:t xml:space="preserve"> </w:t>
+            </w:r>
+            <w:r>
+              <w:rPr>
+                <w:rFonts w:ascii="Arial" w:hAnsi="Arial" w:eastAsia="Arial" w:cs="Arial"/>
+                <w:i w:val="false"/>
+                <w:b w:val="false"/>
+                <w:u w:val="none"/>
+                <w:sz w:val="22"/>
+                <w:szCs w:val="22"/>
+                <w:color w:val="000000"/>
+              </w:rPr>
+              <w:t xml:space="preserve">in-lake</w:t>
+            </w:r>
+            <w:r>
+              <w:rPr>
+                <w:rFonts w:ascii="Arial" w:hAnsi="Arial" w:eastAsia="Arial" w:cs="Arial"/>
+                <w:i w:val="false"/>
+                <w:b w:val="false"/>
+                <w:u w:val="none"/>
+                <w:sz w:val="22"/>
+                <w:szCs w:val="22"/>
+                <w:color w:val="000000"/>
+              </w:rPr>
+              <w:t xml:space="preserve"> </w:t>
+            </w:r>
+            <w:r>
+              <w:rPr>
+                <w:rFonts w:ascii="Arial" w:hAnsi="Arial" w:eastAsia="Arial" w:cs="Arial"/>
+                <w:i w:val="false"/>
+                <w:b w:val="false"/>
+                <w:u w:val="none"/>
+                <w:sz w:val="22"/>
+                <w:szCs w:val="22"/>
+                <w:color w:val="000000"/>
+              </w:rPr>
+              <w:t xml:space="preserve">nutrient</w:t>
+            </w:r>
+            <w:r>
+              <w:rPr>
+                <w:rFonts w:ascii="Arial" w:hAnsi="Arial" w:eastAsia="Arial" w:cs="Arial"/>
+                <w:i w:val="false"/>
+                <w:b w:val="false"/>
+                <w:u w:val="none"/>
+                <w:sz w:val="22"/>
+                <w:szCs w:val="22"/>
+                <w:color w:val="000000"/>
+              </w:rPr>
+              <w:t xml:space="preserve"> </w:t>
+            </w:r>
+            <w:r>
+              <w:rPr>
+                <w:rFonts w:ascii="Arial" w:hAnsi="Arial" w:eastAsia="Arial" w:cs="Arial"/>
+                <w:i w:val="false"/>
+                <w:b w:val="false"/>
+                <w:u w:val="none"/>
+                <w:sz w:val="22"/>
+                <w:szCs w:val="22"/>
+                <w:color w:val="000000"/>
+              </w:rPr>
+              <w:t xml:space="preserve">concentrations.</w:t>
+            </w:r>
+            <w:r>
+              <w:rPr>
+                <w:rFonts w:ascii="Arial" w:hAnsi="Arial" w:eastAsia="Arial" w:cs="Arial"/>
+                <w:i w:val="false"/>
+                <w:b w:val="false"/>
+                <w:u w:val="none"/>
+                <w:sz w:val="22"/>
+                <w:szCs w:val="22"/>
+                <w:color w:val="000000"/>
+              </w:rPr>
+              <w:t xml:space="preserve"> </w:t>
+            </w:r>
+            <w:r>
+              <w:rPr>
+                <w:rFonts w:ascii="Arial" w:hAnsi="Arial" w:eastAsia="Arial" w:cs="Arial"/>
+                <w:i w:val="false"/>
+                <w:b w:val="false"/>
+                <w:u w:val="none"/>
+                <w:sz w:val="22"/>
+                <w:szCs w:val="22"/>
+                <w:color w:val="000000"/>
+              </w:rPr>
+              <w:t xml:space="preserve">Can</w:t>
+            </w:r>
+            <w:r>
+              <w:rPr>
+                <w:rFonts w:ascii="Arial" w:hAnsi="Arial" w:eastAsia="Arial" w:cs="Arial"/>
+                <w:i w:val="false"/>
+                <w:b w:val="false"/>
+                <w:u w:val="none"/>
+                <w:sz w:val="22"/>
+                <w:szCs w:val="22"/>
+                <w:color w:val="000000"/>
+              </w:rPr>
+              <w:t xml:space="preserve"> </w:t>
+            </w:r>
+            <w:r>
+              <w:rPr>
+                <w:rFonts w:ascii="Arial" w:hAnsi="Arial" w:eastAsia="Arial" w:cs="Arial"/>
+                <w:i w:val="false"/>
+                <w:b w:val="false"/>
+                <w:u w:val="none"/>
+                <w:sz w:val="22"/>
+                <w:szCs w:val="22"/>
+                <w:color w:val="000000"/>
+              </w:rPr>
+              <w:t xml:space="preserve">be</w:t>
+            </w:r>
+            <w:r>
+              <w:rPr>
+                <w:rFonts w:ascii="Arial" w:hAnsi="Arial" w:eastAsia="Arial" w:cs="Arial"/>
+                <w:i w:val="false"/>
+                <w:b w:val="false"/>
+                <w:u w:val="none"/>
+                <w:sz w:val="22"/>
+                <w:szCs w:val="22"/>
+                <w:color w:val="000000"/>
+              </w:rPr>
+              <w:t xml:space="preserve"> </w:t>
+            </w:r>
+            <w:r>
+              <w:rPr>
+                <w:rFonts w:ascii="Arial" w:hAnsi="Arial" w:eastAsia="Arial" w:cs="Arial"/>
+                <w:i w:val="false"/>
+                <w:b w:val="false"/>
+                <w:u w:val="none"/>
+                <w:sz w:val="22"/>
+                <w:szCs w:val="22"/>
+                <w:color w:val="000000"/>
+              </w:rPr>
+              <w:t xml:space="preserve">used</w:t>
+            </w:r>
+            <w:r>
+              <w:rPr>
+                <w:rFonts w:ascii="Arial" w:hAnsi="Arial" w:eastAsia="Arial" w:cs="Arial"/>
+                <w:i w:val="false"/>
+                <w:b w:val="false"/>
+                <w:u w:val="none"/>
+                <w:sz w:val="22"/>
+                <w:szCs w:val="22"/>
+                <w:color w:val="000000"/>
+              </w:rPr>
+              <w:t xml:space="preserve"> </w:t>
+            </w:r>
+            <w:r>
+              <w:rPr>
+                <w:rFonts w:ascii="Arial" w:hAnsi="Arial" w:eastAsia="Arial" w:cs="Arial"/>
+                <w:i w:val="false"/>
+                <w:b w:val="false"/>
+                <w:u w:val="none"/>
+                <w:sz w:val="22"/>
+                <w:szCs w:val="22"/>
+                <w:color w:val="000000"/>
+              </w:rPr>
+              <w:t xml:space="preserve">to</w:t>
+            </w:r>
+            <w:r>
+              <w:rPr>
+                <w:rFonts w:ascii="Arial" w:hAnsi="Arial" w:eastAsia="Arial" w:cs="Arial"/>
+                <w:i w:val="false"/>
+                <w:b w:val="false"/>
+                <w:u w:val="none"/>
+                <w:sz w:val="22"/>
+                <w:szCs w:val="22"/>
+                <w:color w:val="000000"/>
+              </w:rPr>
+              <w:t xml:space="preserve"> </w:t>
+            </w:r>
+            <w:r>
+              <w:rPr>
+                <w:rFonts w:ascii="Arial" w:hAnsi="Arial" w:eastAsia="Arial" w:cs="Arial"/>
+                <w:i w:val="false"/>
+                <w:b w:val="false"/>
+                <w:u w:val="none"/>
+                <w:sz w:val="22"/>
+                <w:szCs w:val="22"/>
+                <w:color w:val="000000"/>
+              </w:rPr>
+              <w:t xml:space="preserve">establish</w:t>
+            </w:r>
+            <w:r>
+              <w:rPr>
+                <w:rFonts w:ascii="Arial" w:hAnsi="Arial" w:eastAsia="Arial" w:cs="Arial"/>
+                <w:i w:val="false"/>
+                <w:b w:val="false"/>
+                <w:u w:val="none"/>
+                <w:sz w:val="22"/>
+                <w:szCs w:val="22"/>
+                <w:color w:val="000000"/>
+              </w:rPr>
+              <w:t xml:space="preserve"> </w:t>
+            </w:r>
+            <w:r>
+              <w:rPr>
+                <w:rFonts w:ascii="Arial" w:hAnsi="Arial" w:eastAsia="Arial" w:cs="Arial"/>
+                <w:i w:val="false"/>
+                <w:b w:val="false"/>
+                <w:u w:val="none"/>
+                <w:sz w:val="22"/>
+                <w:szCs w:val="22"/>
+                <w:color w:val="000000"/>
+              </w:rPr>
+              <w:t xml:space="preserve">annual</w:t>
+            </w:r>
+            <w:r>
+              <w:rPr>
+                <w:rFonts w:ascii="Arial" w:hAnsi="Arial" w:eastAsia="Arial" w:cs="Arial"/>
+                <w:i w:val="false"/>
+                <w:b w:val="false"/>
+                <w:u w:val="none"/>
+                <w:sz w:val="22"/>
+                <w:szCs w:val="22"/>
+                <w:color w:val="000000"/>
+              </w:rPr>
+              <w:t xml:space="preserve"> </w:t>
+            </w:r>
+            <w:r>
+              <w:rPr>
+                <w:rFonts w:ascii="Arial" w:hAnsi="Arial" w:eastAsia="Arial" w:cs="Arial"/>
+                <w:i w:val="false"/>
+                <w:b w:val="false"/>
+                <w:u w:val="none"/>
+                <w:sz w:val="22"/>
+                <w:szCs w:val="22"/>
+                <w:color w:val="000000"/>
+              </w:rPr>
+              <w:t xml:space="preserve">or</w:t>
+            </w:r>
+            <w:r>
+              <w:rPr>
+                <w:rFonts w:ascii="Arial" w:hAnsi="Arial" w:eastAsia="Arial" w:cs="Arial"/>
+                <w:i w:val="false"/>
+                <w:b w:val="false"/>
+                <w:u w:val="none"/>
+                <w:sz w:val="22"/>
+                <w:szCs w:val="22"/>
+                <w:color w:val="000000"/>
+              </w:rPr>
+              <w:t xml:space="preserve"> </w:t>
+            </w:r>
+            <w:r>
+              <w:rPr>
+                <w:rFonts w:ascii="Arial" w:hAnsi="Arial" w:eastAsia="Arial" w:cs="Arial"/>
+                <w:i w:val="false"/>
+                <w:b w:val="false"/>
+                <w:u w:val="none"/>
+                <w:sz w:val="22"/>
+                <w:szCs w:val="22"/>
+                <w:color w:val="000000"/>
+              </w:rPr>
+              <w:t xml:space="preserve">daily</w:t>
+            </w:r>
+            <w:r>
+              <w:rPr>
+                <w:rFonts w:ascii="Arial" w:hAnsi="Arial" w:eastAsia="Arial" w:cs="Arial"/>
+                <w:i w:val="false"/>
+                <w:b w:val="false"/>
+                <w:u w:val="none"/>
+                <w:sz w:val="22"/>
+                <w:szCs w:val="22"/>
+                <w:color w:val="000000"/>
+              </w:rPr>
+              <w:t xml:space="preserve"> </w:t>
+            </w:r>
+            <w:r>
+              <w:rPr>
+                <w:rFonts w:ascii="Arial" w:hAnsi="Arial" w:eastAsia="Arial" w:cs="Arial"/>
+                <w:i w:val="false"/>
+                <w:b w:val="false"/>
+                <w:u w:val="none"/>
+                <w:sz w:val="22"/>
+                <w:szCs w:val="22"/>
+                <w:color w:val="000000"/>
+              </w:rPr>
+              <w:t xml:space="preserve">percent</w:t>
+            </w:r>
+            <w:r>
+              <w:rPr>
+                <w:rFonts w:ascii="Arial" w:hAnsi="Arial" w:eastAsia="Arial" w:cs="Arial"/>
+                <w:i w:val="false"/>
+                <w:b w:val="false"/>
+                <w:u w:val="none"/>
+                <w:sz w:val="22"/>
+                <w:szCs w:val="22"/>
+                <w:color w:val="000000"/>
+              </w:rPr>
+              <w:t xml:space="preserve"> </w:t>
+            </w:r>
+            <w:r>
+              <w:rPr>
+                <w:rFonts w:ascii="Arial" w:hAnsi="Arial" w:eastAsia="Arial" w:cs="Arial"/>
+                <w:i w:val="false"/>
+                <w:b w:val="false"/>
+                <w:u w:val="none"/>
+                <w:sz w:val="22"/>
+                <w:szCs w:val="22"/>
+                <w:color w:val="000000"/>
+              </w:rPr>
+              <w:t xml:space="preserve">load</w:t>
+            </w:r>
+            <w:r>
+              <w:rPr>
+                <w:rFonts w:ascii="Arial" w:hAnsi="Arial" w:eastAsia="Arial" w:cs="Arial"/>
+                <w:i w:val="false"/>
+                <w:b w:val="false"/>
+                <w:u w:val="none"/>
+                <w:sz w:val="22"/>
+                <w:szCs w:val="22"/>
+                <w:color w:val="000000"/>
+              </w:rPr>
+              <w:t xml:space="preserve"> </w:t>
+            </w:r>
+            <w:r>
+              <w:rPr>
+                <w:rFonts w:ascii="Arial" w:hAnsi="Arial" w:eastAsia="Arial" w:cs="Arial"/>
+                <w:i w:val="false"/>
+                <w:b w:val="false"/>
+                <w:u w:val="none"/>
+                <w:sz w:val="22"/>
+                <w:szCs w:val="22"/>
+                <w:color w:val="000000"/>
+              </w:rPr>
+              <w:t xml:space="preserve">reductions.</w:t>
             </w:r>
           </w:p>
         </w:tc>
@@ -8024,7 +10712,631 @@
                 <w:szCs w:val="22"/>
                 <w:color w:val="000000"/>
               </w:rPr>
-              <w:t xml:space="preserve">filler</w:t>
+              <w:t xml:space="preserve">Semi-distributed,</w:t>
+            </w:r>
+            <w:r>
+              <w:rPr>
+                <w:rFonts w:ascii="Arial" w:hAnsi="Arial" w:eastAsia="Arial" w:cs="Arial"/>
+                <w:i w:val="false"/>
+                <w:b w:val="false"/>
+                <w:u w:val="none"/>
+                <w:sz w:val="22"/>
+                <w:szCs w:val="22"/>
+                <w:color w:val="000000"/>
+              </w:rPr>
+              <w:t xml:space="preserve"> </w:t>
+            </w:r>
+            <w:r>
+              <w:rPr>
+                <w:rFonts w:ascii="Arial" w:hAnsi="Arial" w:eastAsia="Arial" w:cs="Arial"/>
+                <w:i w:val="false"/>
+                <w:b w:val="false"/>
+                <w:u w:val="none"/>
+                <w:sz w:val="22"/>
+                <w:szCs w:val="22"/>
+                <w:color w:val="000000"/>
+              </w:rPr>
+              <w:t xml:space="preserve">daily</w:t>
+            </w:r>
+            <w:r>
+              <w:rPr>
+                <w:rFonts w:ascii="Arial" w:hAnsi="Arial" w:eastAsia="Arial" w:cs="Arial"/>
+                <w:i w:val="false"/>
+                <w:b w:val="false"/>
+                <w:u w:val="none"/>
+                <w:sz w:val="22"/>
+                <w:szCs w:val="22"/>
+                <w:color w:val="000000"/>
+              </w:rPr>
+              <w:t xml:space="preserve"> </w:t>
+            </w:r>
+            <w:r>
+              <w:rPr>
+                <w:rFonts w:ascii="Arial" w:hAnsi="Arial" w:eastAsia="Arial" w:cs="Arial"/>
+                <w:i w:val="false"/>
+                <w:b w:val="false"/>
+                <w:u w:val="none"/>
+                <w:sz w:val="22"/>
+                <w:szCs w:val="22"/>
+                <w:color w:val="000000"/>
+              </w:rPr>
+              <w:t xml:space="preserve">time</w:t>
+            </w:r>
+            <w:r>
+              <w:rPr>
+                <w:rFonts w:ascii="Arial" w:hAnsi="Arial" w:eastAsia="Arial" w:cs="Arial"/>
+                <w:i w:val="false"/>
+                <w:b w:val="false"/>
+                <w:u w:val="none"/>
+                <w:sz w:val="22"/>
+                <w:szCs w:val="22"/>
+                <w:color w:val="000000"/>
+              </w:rPr>
+              <w:t xml:space="preserve"> </w:t>
+            </w:r>
+            <w:r>
+              <w:rPr>
+                <w:rFonts w:ascii="Arial" w:hAnsi="Arial" w:eastAsia="Arial" w:cs="Arial"/>
+                <w:i w:val="false"/>
+                <w:b w:val="false"/>
+                <w:u w:val="none"/>
+                <w:sz w:val="22"/>
+                <w:szCs w:val="22"/>
+                <w:color w:val="000000"/>
+              </w:rPr>
+              <w:t xml:space="preserve">step</w:t>
+            </w:r>
+            <w:r>
+              <w:rPr>
+                <w:rFonts w:ascii="Arial" w:hAnsi="Arial" w:eastAsia="Arial" w:cs="Arial"/>
+                <w:i w:val="false"/>
+                <w:b w:val="false"/>
+                <w:u w:val="none"/>
+                <w:sz w:val="22"/>
+                <w:szCs w:val="22"/>
+                <w:color w:val="000000"/>
+              </w:rPr>
+              <w:t xml:space="preserve"> </w:t>
+            </w:r>
+            <w:r>
+              <w:rPr>
+                <w:rFonts w:ascii="Arial" w:hAnsi="Arial" w:eastAsia="Arial" w:cs="Arial"/>
+                <w:i w:val="false"/>
+                <w:b w:val="false"/>
+                <w:u w:val="none"/>
+                <w:sz w:val="22"/>
+                <w:szCs w:val="22"/>
+                <w:color w:val="000000"/>
+              </w:rPr>
+              <w:t xml:space="preserve">process-based</w:t>
+            </w:r>
+            <w:r>
+              <w:rPr>
+                <w:rFonts w:ascii="Arial" w:hAnsi="Arial" w:eastAsia="Arial" w:cs="Arial"/>
+                <w:i w:val="false"/>
+                <w:b w:val="false"/>
+                <w:u w:val="none"/>
+                <w:sz w:val="22"/>
+                <w:szCs w:val="22"/>
+                <w:color w:val="000000"/>
+              </w:rPr>
+              <w:t xml:space="preserve"> </w:t>
+            </w:r>
+            <w:r>
+              <w:rPr>
+                <w:rFonts w:ascii="Arial" w:hAnsi="Arial" w:eastAsia="Arial" w:cs="Arial"/>
+                <w:i w:val="false"/>
+                <w:b w:val="false"/>
+                <w:u w:val="none"/>
+                <w:sz w:val="22"/>
+                <w:szCs w:val="22"/>
+                <w:color w:val="000000"/>
+              </w:rPr>
+              <w:t xml:space="preserve">watershed</w:t>
+            </w:r>
+            <w:r>
+              <w:rPr>
+                <w:rFonts w:ascii="Arial" w:hAnsi="Arial" w:eastAsia="Arial" w:cs="Arial"/>
+                <w:i w:val="false"/>
+                <w:b w:val="false"/>
+                <w:u w:val="none"/>
+                <w:sz w:val="22"/>
+                <w:szCs w:val="22"/>
+                <w:color w:val="000000"/>
+              </w:rPr>
+              <w:t xml:space="preserve"> </w:t>
+            </w:r>
+            <w:r>
+              <w:rPr>
+                <w:rFonts w:ascii="Arial" w:hAnsi="Arial" w:eastAsia="Arial" w:cs="Arial"/>
+                <w:i w:val="false"/>
+                <w:b w:val="false"/>
+                <w:u w:val="none"/>
+                <w:sz w:val="22"/>
+                <w:szCs w:val="22"/>
+                <w:color w:val="000000"/>
+              </w:rPr>
+              <w:t xml:space="preserve">model.</w:t>
+            </w:r>
+            <w:r>
+              <w:rPr>
+                <w:rFonts w:ascii="Arial" w:hAnsi="Arial" w:eastAsia="Arial" w:cs="Arial"/>
+                <w:i w:val="false"/>
+                <w:b w:val="false"/>
+                <w:u w:val="none"/>
+                <w:sz w:val="22"/>
+                <w:szCs w:val="22"/>
+                <w:color w:val="000000"/>
+              </w:rPr>
+              <w:t xml:space="preserve"> </w:t>
+            </w:r>
+            <w:r>
+              <w:rPr>
+                <w:rFonts w:ascii="Arial" w:hAnsi="Arial" w:eastAsia="Arial" w:cs="Arial"/>
+                <w:i w:val="false"/>
+                <w:b w:val="false"/>
+                <w:u w:val="none"/>
+                <w:sz w:val="22"/>
+                <w:szCs w:val="22"/>
+                <w:color w:val="000000"/>
+              </w:rPr>
+              <w:t xml:space="preserve">Simulates</w:t>
+            </w:r>
+            <w:r>
+              <w:rPr>
+                <w:rFonts w:ascii="Arial" w:hAnsi="Arial" w:eastAsia="Arial" w:cs="Arial"/>
+                <w:i w:val="false"/>
+                <w:b w:val="false"/>
+                <w:u w:val="none"/>
+                <w:sz w:val="22"/>
+                <w:szCs w:val="22"/>
+                <w:color w:val="000000"/>
+              </w:rPr>
+              <w:t xml:space="preserve"> </w:t>
+            </w:r>
+            <w:r>
+              <w:rPr>
+                <w:rFonts w:ascii="Arial" w:hAnsi="Arial" w:eastAsia="Arial" w:cs="Arial"/>
+                <w:i w:val="false"/>
+                <w:b w:val="false"/>
+                <w:u w:val="none"/>
+                <w:sz w:val="22"/>
+                <w:szCs w:val="22"/>
+                <w:color w:val="000000"/>
+              </w:rPr>
+              <w:t xml:space="preserve">hydrologic</w:t>
+            </w:r>
+            <w:r>
+              <w:rPr>
+                <w:rFonts w:ascii="Arial" w:hAnsi="Arial" w:eastAsia="Arial" w:cs="Arial"/>
+                <w:i w:val="false"/>
+                <w:b w:val="false"/>
+                <w:u w:val="none"/>
+                <w:sz w:val="22"/>
+                <w:szCs w:val="22"/>
+                <w:color w:val="000000"/>
+              </w:rPr>
+              <w:t xml:space="preserve"> </w:t>
+            </w:r>
+            <w:r>
+              <w:rPr>
+                <w:rFonts w:ascii="Arial" w:hAnsi="Arial" w:eastAsia="Arial" w:cs="Arial"/>
+                <w:i w:val="false"/>
+                <w:b w:val="false"/>
+                <w:u w:val="none"/>
+                <w:sz w:val="22"/>
+                <w:szCs w:val="22"/>
+                <w:color w:val="000000"/>
+              </w:rPr>
+              <w:t xml:space="preserve">and</w:t>
+            </w:r>
+            <w:r>
+              <w:rPr>
+                <w:rFonts w:ascii="Arial" w:hAnsi="Arial" w:eastAsia="Arial" w:cs="Arial"/>
+                <w:i w:val="false"/>
+                <w:b w:val="false"/>
+                <w:u w:val="none"/>
+                <w:sz w:val="22"/>
+                <w:szCs w:val="22"/>
+                <w:color w:val="000000"/>
+              </w:rPr>
+              <w:t xml:space="preserve"> </w:t>
+            </w:r>
+            <w:r>
+              <w:rPr>
+                <w:rFonts w:ascii="Arial" w:hAnsi="Arial" w:eastAsia="Arial" w:cs="Arial"/>
+                <w:i w:val="false"/>
+                <w:b w:val="false"/>
+                <w:u w:val="none"/>
+                <w:sz w:val="22"/>
+                <w:szCs w:val="22"/>
+                <w:color w:val="000000"/>
+              </w:rPr>
+              <w:t xml:space="preserve">water</w:t>
+            </w:r>
+            <w:r>
+              <w:rPr>
+                <w:rFonts w:ascii="Arial" w:hAnsi="Arial" w:eastAsia="Arial" w:cs="Arial"/>
+                <w:i w:val="false"/>
+                <w:b w:val="false"/>
+                <w:u w:val="none"/>
+                <w:sz w:val="22"/>
+                <w:szCs w:val="22"/>
+                <w:color w:val="000000"/>
+              </w:rPr>
+              <w:t xml:space="preserve"> </w:t>
+            </w:r>
+            <w:r>
+              <w:rPr>
+                <w:rFonts w:ascii="Arial" w:hAnsi="Arial" w:eastAsia="Arial" w:cs="Arial"/>
+                <w:i w:val="false"/>
+                <w:b w:val="false"/>
+                <w:u w:val="none"/>
+                <w:sz w:val="22"/>
+                <w:szCs w:val="22"/>
+                <w:color w:val="000000"/>
+              </w:rPr>
+              <w:t xml:space="preserve">quality</w:t>
+            </w:r>
+            <w:r>
+              <w:rPr>
+                <w:rFonts w:ascii="Arial" w:hAnsi="Arial" w:eastAsia="Arial" w:cs="Arial"/>
+                <w:i w:val="false"/>
+                <w:b w:val="false"/>
+                <w:u w:val="none"/>
+                <w:sz w:val="22"/>
+                <w:szCs w:val="22"/>
+                <w:color w:val="000000"/>
+              </w:rPr>
+              <w:t xml:space="preserve"> </w:t>
+            </w:r>
+            <w:r>
+              <w:rPr>
+                <w:rFonts w:ascii="Arial" w:hAnsi="Arial" w:eastAsia="Arial" w:cs="Arial"/>
+                <w:i w:val="false"/>
+                <w:b w:val="false"/>
+                <w:u w:val="none"/>
+                <w:sz w:val="22"/>
+                <w:szCs w:val="22"/>
+                <w:color w:val="000000"/>
+              </w:rPr>
+              <w:t xml:space="preserve">responses</w:t>
+            </w:r>
+            <w:r>
+              <w:rPr>
+                <w:rFonts w:ascii="Arial" w:hAnsi="Arial" w:eastAsia="Arial" w:cs="Arial"/>
+                <w:i w:val="false"/>
+                <w:b w:val="false"/>
+                <w:u w:val="none"/>
+                <w:sz w:val="22"/>
+                <w:szCs w:val="22"/>
+                <w:color w:val="000000"/>
+              </w:rPr>
+              <w:t xml:space="preserve"> </w:t>
+            </w:r>
+            <w:r>
+              <w:rPr>
+                <w:rFonts w:ascii="Arial" w:hAnsi="Arial" w:eastAsia="Arial" w:cs="Arial"/>
+                <w:i w:val="false"/>
+                <w:b w:val="false"/>
+                <w:u w:val="none"/>
+                <w:sz w:val="22"/>
+                <w:szCs w:val="22"/>
+                <w:color w:val="000000"/>
+              </w:rPr>
+              <w:t xml:space="preserve">to</w:t>
+            </w:r>
+            <w:r>
+              <w:rPr>
+                <w:rFonts w:ascii="Arial" w:hAnsi="Arial" w:eastAsia="Arial" w:cs="Arial"/>
+                <w:i w:val="false"/>
+                <w:b w:val="false"/>
+                <w:u w:val="none"/>
+                <w:sz w:val="22"/>
+                <w:szCs w:val="22"/>
+                <w:color w:val="000000"/>
+              </w:rPr>
+              <w:t xml:space="preserve"> </w:t>
+            </w:r>
+            <w:r>
+              <w:rPr>
+                <w:rFonts w:ascii="Arial" w:hAnsi="Arial" w:eastAsia="Arial" w:cs="Arial"/>
+                <w:i w:val="false"/>
+                <w:b w:val="false"/>
+                <w:u w:val="none"/>
+                <w:sz w:val="22"/>
+                <w:szCs w:val="22"/>
+                <w:color w:val="000000"/>
+              </w:rPr>
+              <w:t xml:space="preserve">changes</w:t>
+            </w:r>
+            <w:r>
+              <w:rPr>
+                <w:rFonts w:ascii="Arial" w:hAnsi="Arial" w:eastAsia="Arial" w:cs="Arial"/>
+                <w:i w:val="false"/>
+                <w:b w:val="false"/>
+                <w:u w:val="none"/>
+                <w:sz w:val="22"/>
+                <w:szCs w:val="22"/>
+                <w:color w:val="000000"/>
+              </w:rPr>
+              <w:t xml:space="preserve"> </w:t>
+            </w:r>
+            <w:r>
+              <w:rPr>
+                <w:rFonts w:ascii="Arial" w:hAnsi="Arial" w:eastAsia="Arial" w:cs="Arial"/>
+                <w:i w:val="false"/>
+                <w:b w:val="false"/>
+                <w:u w:val="none"/>
+                <w:sz w:val="22"/>
+                <w:szCs w:val="22"/>
+                <w:color w:val="000000"/>
+              </w:rPr>
+              <w:t xml:space="preserve">in</w:t>
+            </w:r>
+            <w:r>
+              <w:rPr>
+                <w:rFonts w:ascii="Arial" w:hAnsi="Arial" w:eastAsia="Arial" w:cs="Arial"/>
+                <w:i w:val="false"/>
+                <w:b w:val="false"/>
+                <w:u w:val="none"/>
+                <w:sz w:val="22"/>
+                <w:szCs w:val="22"/>
+                <w:color w:val="000000"/>
+              </w:rPr>
+              <w:t xml:space="preserve"> </w:t>
+            </w:r>
+            <w:r>
+              <w:rPr>
+                <w:rFonts w:ascii="Arial" w:hAnsi="Arial" w:eastAsia="Arial" w:cs="Arial"/>
+                <w:i w:val="false"/>
+                <w:b w:val="false"/>
+                <w:u w:val="none"/>
+                <w:sz w:val="22"/>
+                <w:szCs w:val="22"/>
+                <w:color w:val="000000"/>
+              </w:rPr>
+              <w:t xml:space="preserve">weather,</w:t>
+            </w:r>
+            <w:r>
+              <w:rPr>
+                <w:rFonts w:ascii="Arial" w:hAnsi="Arial" w:eastAsia="Arial" w:cs="Arial"/>
+                <w:i w:val="false"/>
+                <w:b w:val="false"/>
+                <w:u w:val="none"/>
+                <w:sz w:val="22"/>
+                <w:szCs w:val="22"/>
+                <w:color w:val="000000"/>
+              </w:rPr>
+              <w:t xml:space="preserve"> </w:t>
+            </w:r>
+            <w:r>
+              <w:rPr>
+                <w:rFonts w:ascii="Arial" w:hAnsi="Arial" w:eastAsia="Arial" w:cs="Arial"/>
+                <w:i w:val="false"/>
+                <w:b w:val="false"/>
+                <w:u w:val="none"/>
+                <w:sz w:val="22"/>
+                <w:szCs w:val="22"/>
+                <w:color w:val="000000"/>
+              </w:rPr>
+              <w:t xml:space="preserve">land</w:t>
+            </w:r>
+            <w:r>
+              <w:rPr>
+                <w:rFonts w:ascii="Arial" w:hAnsi="Arial" w:eastAsia="Arial" w:cs="Arial"/>
+                <w:i w:val="false"/>
+                <w:b w:val="false"/>
+                <w:u w:val="none"/>
+                <w:sz w:val="22"/>
+                <w:szCs w:val="22"/>
+                <w:color w:val="000000"/>
+              </w:rPr>
+              <w:t xml:space="preserve"> </w:t>
+            </w:r>
+            <w:r>
+              <w:rPr>
+                <w:rFonts w:ascii="Arial" w:hAnsi="Arial" w:eastAsia="Arial" w:cs="Arial"/>
+                <w:i w:val="false"/>
+                <w:b w:val="false"/>
+                <w:u w:val="none"/>
+                <w:sz w:val="22"/>
+                <w:szCs w:val="22"/>
+                <w:color w:val="000000"/>
+              </w:rPr>
+              <w:t xml:space="preserve">use,</w:t>
+            </w:r>
+            <w:r>
+              <w:rPr>
+                <w:rFonts w:ascii="Arial" w:hAnsi="Arial" w:eastAsia="Arial" w:cs="Arial"/>
+                <w:i w:val="false"/>
+                <w:b w:val="false"/>
+                <w:u w:val="none"/>
+                <w:sz w:val="22"/>
+                <w:szCs w:val="22"/>
+                <w:color w:val="000000"/>
+              </w:rPr>
+              <w:t xml:space="preserve"> </w:t>
+            </w:r>
+            <w:r>
+              <w:rPr>
+                <w:rFonts w:ascii="Arial" w:hAnsi="Arial" w:eastAsia="Arial" w:cs="Arial"/>
+                <w:i w:val="false"/>
+                <w:b w:val="false"/>
+                <w:u w:val="none"/>
+                <w:sz w:val="22"/>
+                <w:szCs w:val="22"/>
+                <w:color w:val="000000"/>
+              </w:rPr>
+              <w:t xml:space="preserve">plant</w:t>
+            </w:r>
+            <w:r>
+              <w:rPr>
+                <w:rFonts w:ascii="Arial" w:hAnsi="Arial" w:eastAsia="Arial" w:cs="Arial"/>
+                <w:i w:val="false"/>
+                <w:b w:val="false"/>
+                <w:u w:val="none"/>
+                <w:sz w:val="22"/>
+                <w:szCs w:val="22"/>
+                <w:color w:val="000000"/>
+              </w:rPr>
+              <w:t xml:space="preserve"> </w:t>
+            </w:r>
+            <w:r>
+              <w:rPr>
+                <w:rFonts w:ascii="Arial" w:hAnsi="Arial" w:eastAsia="Arial" w:cs="Arial"/>
+                <w:i w:val="false"/>
+                <w:b w:val="false"/>
+                <w:u w:val="none"/>
+                <w:sz w:val="22"/>
+                <w:szCs w:val="22"/>
+                <w:color w:val="000000"/>
+              </w:rPr>
+              <w:t xml:space="preserve">growth,</w:t>
+            </w:r>
+            <w:r>
+              <w:rPr>
+                <w:rFonts w:ascii="Arial" w:hAnsi="Arial" w:eastAsia="Arial" w:cs="Arial"/>
+                <w:i w:val="false"/>
+                <w:b w:val="false"/>
+                <w:u w:val="none"/>
+                <w:sz w:val="22"/>
+                <w:szCs w:val="22"/>
+                <w:color w:val="000000"/>
+              </w:rPr>
+              <w:t xml:space="preserve"> </w:t>
+            </w:r>
+            <w:r>
+              <w:rPr>
+                <w:rFonts w:ascii="Arial" w:hAnsi="Arial" w:eastAsia="Arial" w:cs="Arial"/>
+                <w:i w:val="false"/>
+                <w:b w:val="false"/>
+                <w:u w:val="none"/>
+                <w:sz w:val="22"/>
+                <w:szCs w:val="22"/>
+                <w:color w:val="000000"/>
+              </w:rPr>
+              <w:t xml:space="preserve">agricultural</w:t>
+            </w:r>
+            <w:r>
+              <w:rPr>
+                <w:rFonts w:ascii="Arial" w:hAnsi="Arial" w:eastAsia="Arial" w:cs="Arial"/>
+                <w:i w:val="false"/>
+                <w:b w:val="false"/>
+                <w:u w:val="none"/>
+                <w:sz w:val="22"/>
+                <w:szCs w:val="22"/>
+                <w:color w:val="000000"/>
+              </w:rPr>
+              <w:t xml:space="preserve"> </w:t>
+            </w:r>
+            <w:r>
+              <w:rPr>
+                <w:rFonts w:ascii="Arial" w:hAnsi="Arial" w:eastAsia="Arial" w:cs="Arial"/>
+                <w:i w:val="false"/>
+                <w:b w:val="false"/>
+                <w:u w:val="none"/>
+                <w:sz w:val="22"/>
+                <w:szCs w:val="22"/>
+                <w:color w:val="000000"/>
+              </w:rPr>
+              <w:t xml:space="preserve">production,</w:t>
+            </w:r>
+            <w:r>
+              <w:rPr>
+                <w:rFonts w:ascii="Arial" w:hAnsi="Arial" w:eastAsia="Arial" w:cs="Arial"/>
+                <w:i w:val="false"/>
+                <w:b w:val="false"/>
+                <w:u w:val="none"/>
+                <w:sz w:val="22"/>
+                <w:szCs w:val="22"/>
+                <w:color w:val="000000"/>
+              </w:rPr>
+              <w:t xml:space="preserve"> </w:t>
+            </w:r>
+            <w:r>
+              <w:rPr>
+                <w:rFonts w:ascii="Arial" w:hAnsi="Arial" w:eastAsia="Arial" w:cs="Arial"/>
+                <w:i w:val="false"/>
+                <w:b w:val="false"/>
+                <w:u w:val="none"/>
+                <w:sz w:val="22"/>
+                <w:szCs w:val="22"/>
+                <w:color w:val="000000"/>
+              </w:rPr>
+              <w:t xml:space="preserve">and</w:t>
+            </w:r>
+            <w:r>
+              <w:rPr>
+                <w:rFonts w:ascii="Arial" w:hAnsi="Arial" w:eastAsia="Arial" w:cs="Arial"/>
+                <w:i w:val="false"/>
+                <w:b w:val="false"/>
+                <w:u w:val="none"/>
+                <w:sz w:val="22"/>
+                <w:szCs w:val="22"/>
+                <w:color w:val="000000"/>
+              </w:rPr>
+              <w:t xml:space="preserve"> </w:t>
+            </w:r>
+            <w:r>
+              <w:rPr>
+                <w:rFonts w:ascii="Arial" w:hAnsi="Arial" w:eastAsia="Arial" w:cs="Arial"/>
+                <w:i w:val="false"/>
+                <w:b w:val="false"/>
+                <w:u w:val="none"/>
+                <w:sz w:val="22"/>
+                <w:szCs w:val="22"/>
+                <w:color w:val="000000"/>
+              </w:rPr>
+              <w:t xml:space="preserve">best</w:t>
+            </w:r>
+            <w:r>
+              <w:rPr>
+                <w:rFonts w:ascii="Arial" w:hAnsi="Arial" w:eastAsia="Arial" w:cs="Arial"/>
+                <w:i w:val="false"/>
+                <w:b w:val="false"/>
+                <w:u w:val="none"/>
+                <w:sz w:val="22"/>
+                <w:szCs w:val="22"/>
+                <w:color w:val="000000"/>
+              </w:rPr>
+              <w:t xml:space="preserve"> </w:t>
+            </w:r>
+            <w:r>
+              <w:rPr>
+                <w:rFonts w:ascii="Arial" w:hAnsi="Arial" w:eastAsia="Arial" w:cs="Arial"/>
+                <w:i w:val="false"/>
+                <w:b w:val="false"/>
+                <w:u w:val="none"/>
+                <w:sz w:val="22"/>
+                <w:szCs w:val="22"/>
+                <w:color w:val="000000"/>
+              </w:rPr>
+              <w:t xml:space="preserve">management</w:t>
+            </w:r>
+            <w:r>
+              <w:rPr>
+                <w:rFonts w:ascii="Arial" w:hAnsi="Arial" w:eastAsia="Arial" w:cs="Arial"/>
+                <w:i w:val="false"/>
+                <w:b w:val="false"/>
+                <w:u w:val="none"/>
+                <w:sz w:val="22"/>
+                <w:szCs w:val="22"/>
+                <w:color w:val="000000"/>
+              </w:rPr>
+              <w:t xml:space="preserve"> </w:t>
+            </w:r>
+            <w:r>
+              <w:rPr>
+                <w:rFonts w:ascii="Arial" w:hAnsi="Arial" w:eastAsia="Arial" w:cs="Arial"/>
+                <w:i w:val="false"/>
+                <w:b w:val="false"/>
+                <w:u w:val="none"/>
+                <w:sz w:val="22"/>
+                <w:szCs w:val="22"/>
+                <w:color w:val="000000"/>
+              </w:rPr>
+              <w:t xml:space="preserve">practices.</w:t>
             </w:r>
           </w:p>
         </w:tc>
@@ -8912,7 +12224,631 @@
                 <w:szCs w:val="22"/>
                 <w:color w:val="000000"/>
               </w:rPr>
-              <w:t xml:space="preserve">filler</w:t>
+              <w:t xml:space="preserve">A</w:t>
+            </w:r>
+            <w:r>
+              <w:rPr>
+                <w:rFonts w:ascii="Arial" w:hAnsi="Arial" w:eastAsia="Arial" w:cs="Arial"/>
+                <w:i w:val="false"/>
+                <w:b w:val="false"/>
+                <w:u w:val="none"/>
+                <w:sz w:val="22"/>
+                <w:szCs w:val="22"/>
+                <w:color w:val="000000"/>
+              </w:rPr>
+              <w:t xml:space="preserve"> </w:t>
+            </w:r>
+            <w:r>
+              <w:rPr>
+                <w:rFonts w:ascii="Arial" w:hAnsi="Arial" w:eastAsia="Arial" w:cs="Arial"/>
+                <w:i w:val="false"/>
+                <w:b w:val="false"/>
+                <w:u w:val="none"/>
+                <w:sz w:val="22"/>
+                <w:szCs w:val="22"/>
+                <w:color w:val="000000"/>
+              </w:rPr>
+              <w:t xml:space="preserve">fully</w:t>
+            </w:r>
+            <w:r>
+              <w:rPr>
+                <w:rFonts w:ascii="Arial" w:hAnsi="Arial" w:eastAsia="Arial" w:cs="Arial"/>
+                <w:i w:val="false"/>
+                <w:b w:val="false"/>
+                <w:u w:val="none"/>
+                <w:sz w:val="22"/>
+                <w:szCs w:val="22"/>
+                <w:color w:val="000000"/>
+              </w:rPr>
+              <w:t xml:space="preserve"> </w:t>
+            </w:r>
+            <w:r>
+              <w:rPr>
+                <w:rFonts w:ascii="Arial" w:hAnsi="Arial" w:eastAsia="Arial" w:cs="Arial"/>
+                <w:i w:val="false"/>
+                <w:b w:val="false"/>
+                <w:u w:val="none"/>
+                <w:sz w:val="22"/>
+                <w:szCs w:val="22"/>
+                <w:color w:val="000000"/>
+              </w:rPr>
+              <w:t xml:space="preserve">dynamic</w:t>
+            </w:r>
+            <w:r>
+              <w:rPr>
+                <w:rFonts w:ascii="Arial" w:hAnsi="Arial" w:eastAsia="Arial" w:cs="Arial"/>
+                <w:i w:val="false"/>
+                <w:b w:val="false"/>
+                <w:u w:val="none"/>
+                <w:sz w:val="22"/>
+                <w:szCs w:val="22"/>
+                <w:color w:val="000000"/>
+              </w:rPr>
+              <w:t xml:space="preserve"> </w:t>
+            </w:r>
+            <w:r>
+              <w:rPr>
+                <w:rFonts w:ascii="Arial" w:hAnsi="Arial" w:eastAsia="Arial" w:cs="Arial"/>
+                <w:i w:val="false"/>
+                <w:b w:val="false"/>
+                <w:u w:val="none"/>
+                <w:sz w:val="22"/>
+                <w:szCs w:val="22"/>
+                <w:color w:val="000000"/>
+              </w:rPr>
+              <w:t xml:space="preserve">and</w:t>
+            </w:r>
+            <w:r>
+              <w:rPr>
+                <w:rFonts w:ascii="Arial" w:hAnsi="Arial" w:eastAsia="Arial" w:cs="Arial"/>
+                <w:i w:val="false"/>
+                <w:b w:val="false"/>
+                <w:u w:val="none"/>
+                <w:sz w:val="22"/>
+                <w:szCs w:val="22"/>
+                <w:color w:val="000000"/>
+              </w:rPr>
+              <w:t xml:space="preserve"> </w:t>
+            </w:r>
+            <w:r>
+              <w:rPr>
+                <w:rFonts w:ascii="Arial" w:hAnsi="Arial" w:eastAsia="Arial" w:cs="Arial"/>
+                <w:i w:val="false"/>
+                <w:b w:val="false"/>
+                <w:u w:val="none"/>
+                <w:sz w:val="22"/>
+                <w:szCs w:val="22"/>
+                <w:color w:val="000000"/>
+              </w:rPr>
+              <w:t xml:space="preserve">distributed</w:t>
+            </w:r>
+            <w:r>
+              <w:rPr>
+                <w:rFonts w:ascii="Arial" w:hAnsi="Arial" w:eastAsia="Arial" w:cs="Arial"/>
+                <w:i w:val="false"/>
+                <w:b w:val="false"/>
+                <w:u w:val="none"/>
+                <w:sz w:val="22"/>
+                <w:szCs w:val="22"/>
+                <w:color w:val="000000"/>
+              </w:rPr>
+              <w:t xml:space="preserve"> </w:t>
+            </w:r>
+            <w:r>
+              <w:rPr>
+                <w:rFonts w:ascii="Arial" w:hAnsi="Arial" w:eastAsia="Arial" w:cs="Arial"/>
+                <w:i w:val="false"/>
+                <w:b w:val="false"/>
+                <w:u w:val="none"/>
+                <w:sz w:val="22"/>
+                <w:szCs w:val="22"/>
+                <w:color w:val="000000"/>
+              </w:rPr>
+              <w:t xml:space="preserve">mechanistic</w:t>
+            </w:r>
+            <w:r>
+              <w:rPr>
+                <w:rFonts w:ascii="Arial" w:hAnsi="Arial" w:eastAsia="Arial" w:cs="Arial"/>
+                <w:i w:val="false"/>
+                <w:b w:val="false"/>
+                <w:u w:val="none"/>
+                <w:sz w:val="22"/>
+                <w:szCs w:val="22"/>
+                <w:color w:val="000000"/>
+              </w:rPr>
+              <w:t xml:space="preserve"> </w:t>
+            </w:r>
+            <w:r>
+              <w:rPr>
+                <w:rFonts w:ascii="Arial" w:hAnsi="Arial" w:eastAsia="Arial" w:cs="Arial"/>
+                <w:i w:val="false"/>
+                <w:b w:val="false"/>
+                <w:u w:val="none"/>
+                <w:sz w:val="22"/>
+                <w:szCs w:val="22"/>
+                <w:color w:val="000000"/>
+              </w:rPr>
+              <w:t xml:space="preserve">water</w:t>
+            </w:r>
+            <w:r>
+              <w:rPr>
+                <w:rFonts w:ascii="Arial" w:hAnsi="Arial" w:eastAsia="Arial" w:cs="Arial"/>
+                <w:i w:val="false"/>
+                <w:b w:val="false"/>
+                <w:u w:val="none"/>
+                <w:sz w:val="22"/>
+                <w:szCs w:val="22"/>
+                <w:color w:val="000000"/>
+              </w:rPr>
+              <w:t xml:space="preserve"> </w:t>
+            </w:r>
+            <w:r>
+              <w:rPr>
+                <w:rFonts w:ascii="Arial" w:hAnsi="Arial" w:eastAsia="Arial" w:cs="Arial"/>
+                <w:i w:val="false"/>
+                <w:b w:val="false"/>
+                <w:u w:val="none"/>
+                <w:sz w:val="22"/>
+                <w:szCs w:val="22"/>
+                <w:color w:val="000000"/>
+              </w:rPr>
+              <w:t xml:space="preserve">quality</w:t>
+            </w:r>
+            <w:r>
+              <w:rPr>
+                <w:rFonts w:ascii="Arial" w:hAnsi="Arial" w:eastAsia="Arial" w:cs="Arial"/>
+                <w:i w:val="false"/>
+                <w:b w:val="false"/>
+                <w:u w:val="none"/>
+                <w:sz w:val="22"/>
+                <w:szCs w:val="22"/>
+                <w:color w:val="000000"/>
+              </w:rPr>
+              <w:t xml:space="preserve"> </w:t>
+            </w:r>
+            <w:r>
+              <w:rPr>
+                <w:rFonts w:ascii="Arial" w:hAnsi="Arial" w:eastAsia="Arial" w:cs="Arial"/>
+                <w:i w:val="false"/>
+                <w:b w:val="false"/>
+                <w:u w:val="none"/>
+                <w:sz w:val="22"/>
+                <w:szCs w:val="22"/>
+                <w:color w:val="000000"/>
+              </w:rPr>
+              <w:t xml:space="preserve">model.</w:t>
+            </w:r>
+            <w:r>
+              <w:rPr>
+                <w:rFonts w:ascii="Arial" w:hAnsi="Arial" w:eastAsia="Arial" w:cs="Arial"/>
+                <w:i w:val="false"/>
+                <w:b w:val="false"/>
+                <w:u w:val="none"/>
+                <w:sz w:val="22"/>
+                <w:szCs w:val="22"/>
+                <w:color w:val="000000"/>
+              </w:rPr>
+              <w:t xml:space="preserve"> </w:t>
+            </w:r>
+            <w:r>
+              <w:rPr>
+                <w:rFonts w:ascii="Arial" w:hAnsi="Arial" w:eastAsia="Arial" w:cs="Arial"/>
+                <w:i w:val="false"/>
+                <w:b w:val="false"/>
+                <w:u w:val="none"/>
+                <w:sz w:val="22"/>
+                <w:szCs w:val="22"/>
+                <w:color w:val="000000"/>
+              </w:rPr>
+              <w:t xml:space="preserve">Simulates</w:t>
+            </w:r>
+            <w:r>
+              <w:rPr>
+                <w:rFonts w:ascii="Arial" w:hAnsi="Arial" w:eastAsia="Arial" w:cs="Arial"/>
+                <w:i w:val="false"/>
+                <w:b w:val="false"/>
+                <w:u w:val="none"/>
+                <w:sz w:val="22"/>
+                <w:szCs w:val="22"/>
+                <w:color w:val="000000"/>
+              </w:rPr>
+              <w:t xml:space="preserve"> </w:t>
+            </w:r>
+            <w:r>
+              <w:rPr>
+                <w:rFonts w:ascii="Arial" w:hAnsi="Arial" w:eastAsia="Arial" w:cs="Arial"/>
+                <w:i w:val="false"/>
+                <w:b w:val="false"/>
+                <w:u w:val="none"/>
+                <w:sz w:val="22"/>
+                <w:szCs w:val="22"/>
+                <w:color w:val="000000"/>
+              </w:rPr>
+              <w:t xml:space="preserve">geochemical</w:t>
+            </w:r>
+            <w:r>
+              <w:rPr>
+                <w:rFonts w:ascii="Arial" w:hAnsi="Arial" w:eastAsia="Arial" w:cs="Arial"/>
+                <w:i w:val="false"/>
+                <w:b w:val="false"/>
+                <w:u w:val="none"/>
+                <w:sz w:val="22"/>
+                <w:szCs w:val="22"/>
+                <w:color w:val="000000"/>
+              </w:rPr>
+              <w:t xml:space="preserve"> </w:t>
+            </w:r>
+            <w:r>
+              <w:rPr>
+                <w:rFonts w:ascii="Arial" w:hAnsi="Arial" w:eastAsia="Arial" w:cs="Arial"/>
+                <w:i w:val="false"/>
+                <w:b w:val="false"/>
+                <w:u w:val="none"/>
+                <w:sz w:val="22"/>
+                <w:szCs w:val="22"/>
+                <w:color w:val="000000"/>
+              </w:rPr>
+              <w:t xml:space="preserve">and</w:t>
+            </w:r>
+            <w:r>
+              <w:rPr>
+                <w:rFonts w:ascii="Arial" w:hAnsi="Arial" w:eastAsia="Arial" w:cs="Arial"/>
+                <w:i w:val="false"/>
+                <w:b w:val="false"/>
+                <w:u w:val="none"/>
+                <w:sz w:val="22"/>
+                <w:szCs w:val="22"/>
+                <w:color w:val="000000"/>
+              </w:rPr>
+              <w:t xml:space="preserve"> </w:t>
+            </w:r>
+            <w:r>
+              <w:rPr>
+                <w:rFonts w:ascii="Arial" w:hAnsi="Arial" w:eastAsia="Arial" w:cs="Arial"/>
+                <w:i w:val="false"/>
+                <w:b w:val="false"/>
+                <w:u w:val="none"/>
+                <w:sz w:val="22"/>
+                <w:szCs w:val="22"/>
+                <w:color w:val="000000"/>
+              </w:rPr>
+              <w:t xml:space="preserve">ecological</w:t>
+            </w:r>
+            <w:r>
+              <w:rPr>
+                <w:rFonts w:ascii="Arial" w:hAnsi="Arial" w:eastAsia="Arial" w:cs="Arial"/>
+                <w:i w:val="false"/>
+                <w:b w:val="false"/>
+                <w:u w:val="none"/>
+                <w:sz w:val="22"/>
+                <w:szCs w:val="22"/>
+                <w:color w:val="000000"/>
+              </w:rPr>
+              <w:t xml:space="preserve"> </w:t>
+            </w:r>
+            <w:r>
+              <w:rPr>
+                <w:rFonts w:ascii="Arial" w:hAnsi="Arial" w:eastAsia="Arial" w:cs="Arial"/>
+                <w:i w:val="false"/>
+                <w:b w:val="false"/>
+                <w:u w:val="none"/>
+                <w:sz w:val="22"/>
+                <w:szCs w:val="22"/>
+                <w:color w:val="000000"/>
+              </w:rPr>
+              <w:t xml:space="preserve">responses</w:t>
+            </w:r>
+            <w:r>
+              <w:rPr>
+                <w:rFonts w:ascii="Arial" w:hAnsi="Arial" w:eastAsia="Arial" w:cs="Arial"/>
+                <w:i w:val="false"/>
+                <w:b w:val="false"/>
+                <w:u w:val="none"/>
+                <w:sz w:val="22"/>
+                <w:szCs w:val="22"/>
+                <w:color w:val="000000"/>
+              </w:rPr>
+              <w:t xml:space="preserve"> </w:t>
+            </w:r>
+            <w:r>
+              <w:rPr>
+                <w:rFonts w:ascii="Arial" w:hAnsi="Arial" w:eastAsia="Arial" w:cs="Arial"/>
+                <w:i w:val="false"/>
+                <w:b w:val="false"/>
+                <w:u w:val="none"/>
+                <w:sz w:val="22"/>
+                <w:szCs w:val="22"/>
+                <w:color w:val="000000"/>
+              </w:rPr>
+              <w:t xml:space="preserve">to</w:t>
+            </w:r>
+            <w:r>
+              <w:rPr>
+                <w:rFonts w:ascii="Arial" w:hAnsi="Arial" w:eastAsia="Arial" w:cs="Arial"/>
+                <w:i w:val="false"/>
+                <w:b w:val="false"/>
+                <w:u w:val="none"/>
+                <w:sz w:val="22"/>
+                <w:szCs w:val="22"/>
+                <w:color w:val="000000"/>
+              </w:rPr>
+              <w:t xml:space="preserve"> </w:t>
+            </w:r>
+            <w:r>
+              <w:rPr>
+                <w:rFonts w:ascii="Arial" w:hAnsi="Arial" w:eastAsia="Arial" w:cs="Arial"/>
+                <w:i w:val="false"/>
+                <w:b w:val="false"/>
+                <w:u w:val="none"/>
+                <w:sz w:val="22"/>
+                <w:szCs w:val="22"/>
+                <w:color w:val="000000"/>
+              </w:rPr>
+              <w:t xml:space="preserve">hydrologic</w:t>
+            </w:r>
+            <w:r>
+              <w:rPr>
+                <w:rFonts w:ascii="Arial" w:hAnsi="Arial" w:eastAsia="Arial" w:cs="Arial"/>
+                <w:i w:val="false"/>
+                <w:b w:val="false"/>
+                <w:u w:val="none"/>
+                <w:sz w:val="22"/>
+                <w:szCs w:val="22"/>
+                <w:color w:val="000000"/>
+              </w:rPr>
+              <w:t xml:space="preserve"> </w:t>
+            </w:r>
+            <w:r>
+              <w:rPr>
+                <w:rFonts w:ascii="Arial" w:hAnsi="Arial" w:eastAsia="Arial" w:cs="Arial"/>
+                <w:i w:val="false"/>
+                <w:b w:val="false"/>
+                <w:u w:val="none"/>
+                <w:sz w:val="22"/>
+                <w:szCs w:val="22"/>
+                <w:color w:val="000000"/>
+              </w:rPr>
+              <w:t xml:space="preserve">and</w:t>
+            </w:r>
+            <w:r>
+              <w:rPr>
+                <w:rFonts w:ascii="Arial" w:hAnsi="Arial" w:eastAsia="Arial" w:cs="Arial"/>
+                <w:i w:val="false"/>
+                <w:b w:val="false"/>
+                <w:u w:val="none"/>
+                <w:sz w:val="22"/>
+                <w:szCs w:val="22"/>
+                <w:color w:val="000000"/>
+              </w:rPr>
+              <w:t xml:space="preserve"> </w:t>
+            </w:r>
+            <w:r>
+              <w:rPr>
+                <w:rFonts w:ascii="Arial" w:hAnsi="Arial" w:eastAsia="Arial" w:cs="Arial"/>
+                <w:i w:val="false"/>
+                <w:b w:val="false"/>
+                <w:u w:val="none"/>
+                <w:sz w:val="22"/>
+                <w:szCs w:val="22"/>
+                <w:color w:val="000000"/>
+              </w:rPr>
+              <w:t xml:space="preserve">nutrient</w:t>
+            </w:r>
+            <w:r>
+              <w:rPr>
+                <w:rFonts w:ascii="Arial" w:hAnsi="Arial" w:eastAsia="Arial" w:cs="Arial"/>
+                <w:i w:val="false"/>
+                <w:b w:val="false"/>
+                <w:u w:val="none"/>
+                <w:sz w:val="22"/>
+                <w:szCs w:val="22"/>
+                <w:color w:val="000000"/>
+              </w:rPr>
+              <w:t xml:space="preserve"> </w:t>
+            </w:r>
+            <w:r>
+              <w:rPr>
+                <w:rFonts w:ascii="Arial" w:hAnsi="Arial" w:eastAsia="Arial" w:cs="Arial"/>
+                <w:i w:val="false"/>
+                <w:b w:val="false"/>
+                <w:u w:val="none"/>
+                <w:sz w:val="22"/>
+                <w:szCs w:val="22"/>
+                <w:color w:val="000000"/>
+              </w:rPr>
+              <w:t xml:space="preserve">inputs.</w:t>
+            </w:r>
+            <w:r>
+              <w:rPr>
+                <w:rFonts w:ascii="Arial" w:hAnsi="Arial" w:eastAsia="Arial" w:cs="Arial"/>
+                <w:i w:val="false"/>
+                <w:b w:val="false"/>
+                <w:u w:val="none"/>
+                <w:sz w:val="22"/>
+                <w:szCs w:val="22"/>
+                <w:color w:val="000000"/>
+              </w:rPr>
+              <w:t xml:space="preserve"> </w:t>
+            </w:r>
+            <w:r>
+              <w:rPr>
+                <w:rFonts w:ascii="Arial" w:hAnsi="Arial" w:eastAsia="Arial" w:cs="Arial"/>
+                <w:i w:val="false"/>
+                <w:b w:val="false"/>
+                <w:u w:val="none"/>
+                <w:sz w:val="22"/>
+                <w:szCs w:val="22"/>
+                <w:color w:val="000000"/>
+              </w:rPr>
+              <w:t xml:space="preserve">Able</w:t>
+            </w:r>
+            <w:r>
+              <w:rPr>
+                <w:rFonts w:ascii="Arial" w:hAnsi="Arial" w:eastAsia="Arial" w:cs="Arial"/>
+                <w:i w:val="false"/>
+                <w:b w:val="false"/>
+                <w:u w:val="none"/>
+                <w:sz w:val="22"/>
+                <w:szCs w:val="22"/>
+                <w:color w:val="000000"/>
+              </w:rPr>
+              <w:t xml:space="preserve"> </w:t>
+            </w:r>
+            <w:r>
+              <w:rPr>
+                <w:rFonts w:ascii="Arial" w:hAnsi="Arial" w:eastAsia="Arial" w:cs="Arial"/>
+                <w:i w:val="false"/>
+                <w:b w:val="false"/>
+                <w:u w:val="none"/>
+                <w:sz w:val="22"/>
+                <w:szCs w:val="22"/>
+                <w:color w:val="000000"/>
+              </w:rPr>
+              <w:t xml:space="preserve">to</w:t>
+            </w:r>
+            <w:r>
+              <w:rPr>
+                <w:rFonts w:ascii="Arial" w:hAnsi="Arial" w:eastAsia="Arial" w:cs="Arial"/>
+                <w:i w:val="false"/>
+                <w:b w:val="false"/>
+                <w:u w:val="none"/>
+                <w:sz w:val="22"/>
+                <w:szCs w:val="22"/>
+                <w:color w:val="000000"/>
+              </w:rPr>
+              <w:t xml:space="preserve"> </w:t>
+            </w:r>
+            <w:r>
+              <w:rPr>
+                <w:rFonts w:ascii="Arial" w:hAnsi="Arial" w:eastAsia="Arial" w:cs="Arial"/>
+                <w:i w:val="false"/>
+                <w:b w:val="false"/>
+                <w:u w:val="none"/>
+                <w:sz w:val="22"/>
+                <w:szCs w:val="22"/>
+                <w:color w:val="000000"/>
+              </w:rPr>
+              <w:t xml:space="preserve">simulate</w:t>
+            </w:r>
+            <w:r>
+              <w:rPr>
+                <w:rFonts w:ascii="Arial" w:hAnsi="Arial" w:eastAsia="Arial" w:cs="Arial"/>
+                <w:i w:val="false"/>
+                <w:b w:val="false"/>
+                <w:u w:val="none"/>
+                <w:sz w:val="22"/>
+                <w:szCs w:val="22"/>
+                <w:color w:val="000000"/>
+              </w:rPr>
+              <w:t xml:space="preserve"> </w:t>
+            </w:r>
+            <w:r>
+              <w:rPr>
+                <w:rFonts w:ascii="Arial" w:hAnsi="Arial" w:eastAsia="Arial" w:cs="Arial"/>
+                <w:i w:val="false"/>
+                <w:b w:val="false"/>
+                <w:u w:val="none"/>
+                <w:sz w:val="22"/>
+                <w:szCs w:val="22"/>
+                <w:color w:val="000000"/>
+              </w:rPr>
+              <w:t xml:space="preserve">daily,</w:t>
+            </w:r>
+            <w:r>
+              <w:rPr>
+                <w:rFonts w:ascii="Arial" w:hAnsi="Arial" w:eastAsia="Arial" w:cs="Arial"/>
+                <w:i w:val="false"/>
+                <w:b w:val="false"/>
+                <w:u w:val="none"/>
+                <w:sz w:val="22"/>
+                <w:szCs w:val="22"/>
+                <w:color w:val="000000"/>
+              </w:rPr>
+              <w:t xml:space="preserve"> </w:t>
+            </w:r>
+            <w:r>
+              <w:rPr>
+                <w:rFonts w:ascii="Arial" w:hAnsi="Arial" w:eastAsia="Arial" w:cs="Arial"/>
+                <w:i w:val="false"/>
+                <w:b w:val="false"/>
+                <w:u w:val="none"/>
+                <w:sz w:val="22"/>
+                <w:szCs w:val="22"/>
+                <w:color w:val="000000"/>
+              </w:rPr>
+              <w:t xml:space="preserve">seasonal</w:t>
+            </w:r>
+            <w:r>
+              <w:rPr>
+                <w:rFonts w:ascii="Arial" w:hAnsi="Arial" w:eastAsia="Arial" w:cs="Arial"/>
+                <w:i w:val="false"/>
+                <w:b w:val="false"/>
+                <w:u w:val="none"/>
+                <w:sz w:val="22"/>
+                <w:szCs w:val="22"/>
+                <w:color w:val="000000"/>
+              </w:rPr>
+              <w:t xml:space="preserve"> </w:t>
+            </w:r>
+            <w:r>
+              <w:rPr>
+                <w:rFonts w:ascii="Arial" w:hAnsi="Arial" w:eastAsia="Arial" w:cs="Arial"/>
+                <w:i w:val="false"/>
+                <w:b w:val="false"/>
+                <w:u w:val="none"/>
+                <w:sz w:val="22"/>
+                <w:szCs w:val="22"/>
+                <w:color w:val="000000"/>
+              </w:rPr>
+              <w:t xml:space="preserve">and</w:t>
+            </w:r>
+            <w:r>
+              <w:rPr>
+                <w:rFonts w:ascii="Arial" w:hAnsi="Arial" w:eastAsia="Arial" w:cs="Arial"/>
+                <w:i w:val="false"/>
+                <w:b w:val="false"/>
+                <w:u w:val="none"/>
+                <w:sz w:val="22"/>
+                <w:szCs w:val="22"/>
+                <w:color w:val="000000"/>
+              </w:rPr>
+              <w:t xml:space="preserve"> </w:t>
+            </w:r>
+            <w:r>
+              <w:rPr>
+                <w:rFonts w:ascii="Arial" w:hAnsi="Arial" w:eastAsia="Arial" w:cs="Arial"/>
+                <w:i w:val="false"/>
+                <w:b w:val="false"/>
+                <w:u w:val="none"/>
+                <w:sz w:val="22"/>
+                <w:szCs w:val="22"/>
+                <w:color w:val="000000"/>
+              </w:rPr>
+              <w:t xml:space="preserve">spatial</w:t>
+            </w:r>
+            <w:r>
+              <w:rPr>
+                <w:rFonts w:ascii="Arial" w:hAnsi="Arial" w:eastAsia="Arial" w:cs="Arial"/>
+                <w:i w:val="false"/>
+                <w:b w:val="false"/>
+                <w:u w:val="none"/>
+                <w:sz w:val="22"/>
+                <w:szCs w:val="22"/>
+                <w:color w:val="000000"/>
+              </w:rPr>
+              <w:t xml:space="preserve"> </w:t>
+            </w:r>
+            <w:r>
+              <w:rPr>
+                <w:rFonts w:ascii="Arial" w:hAnsi="Arial" w:eastAsia="Arial" w:cs="Arial"/>
+                <w:i w:val="false"/>
+                <w:b w:val="false"/>
+                <w:u w:val="none"/>
+                <w:sz w:val="22"/>
+                <w:szCs w:val="22"/>
+                <w:color w:val="000000"/>
+              </w:rPr>
+              <w:t xml:space="preserve">variability.</w:t>
             </w:r>
           </w:p>
         </w:tc>
@@ -9192,7 +13128,7 @@
         <w:t xml:space="preserve"> </w:t>
       </w:r>
       <w:r>
-        <w:t xml:space="preserve">event mean concntration values for the region.</w:t>
+        <w:t xml:space="preserve">event mean concentration values for the region.</w:t>
       </w:r>
       <w:r>
         <w:t xml:space="preserve"> </w:t>
@@ -9210,7 +13146,7 @@
         <w:t xml:space="preserve"> </w:t>
       </w:r>
       <w:r>
-        <w:t xml:space="preserve">These approaches are fairly simple but relies on the availability of</w:t>
+        <w:t xml:space="preserve">These approaches are fairly simple but rely on the availability of</w:t>
       </w:r>
       <w:r>
         <w:t xml:space="preserve"> </w:t>
@@ -9359,7 +13295,111 @@
         <w:pStyle w:val="BodyText"/>
       </w:pPr>
       <w:r>
-        <w:t xml:space="preserve">SWAT</w:t>
+        <w:t xml:space="preserve">SWAT was used in a single assessment unit TMDL (Figure</w:t>
+      </w:r>
+      <w:r>
+        <w:t xml:space="preserve"> </w:t>
+      </w:r>
+      <w:hyperlink w:anchor="models">
+        <w:r xmlns:w14="http://schemas.microsoft.com/office/word/2010/wordml">
+          <w:rPr/>
+          <w:fldChar w:fldCharType="begin" w:dirty="true"/>
+        </w:r>
+        <w:r xmlns:w14="http://schemas.microsoft.com/office/word/2010/wordml">
+          <w:rPr/>
+          <w:instrText xml:space="preserve" w:dirty="true"> REF models \h</w:instrText>
+        </w:r>
+        <w:r xmlns:w14="http://schemas.microsoft.com/office/word/2010/wordml">
+          <w:rPr/>
+          <w:fldChar w:fldCharType="end" w:dirty="true"/>
+        </w:r>
+      </w:hyperlink>
+      <w:r>
+        <w:t xml:space="preserve">). SWAT</w:t>
+      </w:r>
+      <w:r>
+        <w:t xml:space="preserve"> </w:t>
+      </w:r>
+      <w:r>
+        <w:t xml:space="preserve">is a semi-distributed, process-based model that operates on daily time steps</w:t>
+      </w:r>
+      <w:r>
+        <w:t xml:space="preserve"> </w:t>
+      </w:r>
+      <w:r>
+        <w:t xml:space="preserve">(Bieger et al. 2017)</w:t>
+      </w:r>
+      <w:r>
+        <w:t xml:space="preserve">.</w:t>
+      </w:r>
+      <w:r>
+        <w:t xml:space="preserve"> </w:t>
+      </w:r>
+      <w:r>
+        <w:t xml:space="preserve">It simulates runoff hydrology and pollutant loading based on weather, erosion,</w:t>
+      </w:r>
+      <w:r>
+        <w:t xml:space="preserve"> </w:t>
+      </w:r>
+      <w:r>
+        <w:t xml:space="preserve">plant growth, nutrient cycling, and agricultural yields. SWAT was developed</w:t>
+      </w:r>
+      <w:r>
+        <w:t xml:space="preserve"> </w:t>
+      </w:r>
+      <w:r>
+        <w:t xml:space="preserve">by researchers at USDA and Texas A&amp;M AgriLife specifically to simulate pollutant</w:t>
+      </w:r>
+      <w:r>
+        <w:t xml:space="preserve"> </w:t>
+      </w:r>
+      <w:r>
+        <w:t xml:space="preserve">loadings and their responses to changes in land use and best management practices.</w:t>
+      </w:r>
+      <w:r>
+        <w:t xml:space="preserve"> </w:t>
+      </w:r>
+      <w:r>
+        <w:t xml:space="preserve">SWAT integrates with other models such as the MODFLO groundwater model and</w:t>
+      </w:r>
+      <w:r>
+        <w:t xml:space="preserve"> </w:t>
+      </w:r>
+      <w:r>
+        <w:t xml:space="preserve">outputs can be routed to various receiving water body models. SWAT is included</w:t>
+      </w:r>
+      <w:r>
+        <w:t xml:space="preserve"> </w:t>
+      </w:r>
+      <w:r>
+        <w:t xml:space="preserve">in EPA’s BASINS modelling system. A web-based modelling system called HAWQS,</w:t>
+      </w:r>
+      <w:r>
+        <w:t xml:space="preserve"> </w:t>
+      </w:r>
+      <w:r>
+        <w:t xml:space="preserve">which is based on SWAT has also been developed to facilitate rapid model</w:t>
+      </w:r>
+      <w:r>
+        <w:t xml:space="preserve"> </w:t>
+      </w:r>
+      <w:r>
+        <w:t xml:space="preserve">development for HUC watersheds, storing and sharing project files, and building</w:t>
+      </w:r>
+      <w:r>
+        <w:t xml:space="preserve"> </w:t>
+      </w:r>
+      <w:r>
+        <w:t xml:space="preserve">modelling scenarios</w:t>
+      </w:r>
+      <w:r>
+        <w:t xml:space="preserve"> </w:t>
+      </w:r>
+      <w:r>
+        <w:t xml:space="preserve">(HAWQS 2.0 2023)</w:t>
+      </w:r>
+      <w:r>
+        <w:t xml:space="preserve">.</w:t>
       </w:r>
     </w:p>
     <w:p>
@@ -9388,8 +13428,398 @@
     </w:p>
     <w:p>
       <w:pPr>
+        <w:pStyle w:val="FirstParagraph"/>
+      </w:pPr>
+      <w:r>
+        <w:t xml:space="preserve">BATHTUB was the most frequently used receiving body model.</w:t>
+      </w:r>
+      <w:r>
+        <w:t xml:space="preserve"> </w:t>
+      </w:r>
+      <w:r>
+        <w:t xml:space="preserve">It was primarily used in Florida to simulate steady state mean annual</w:t>
+      </w:r>
+      <w:r>
+        <w:t xml:space="preserve"> </w:t>
+      </w:r>
+      <w:r>
+        <w:t xml:space="preserve">nutrient and chlorophyll-a conditions in small natural lakes.</w:t>
+      </w:r>
+      <w:r>
+        <w:t xml:space="preserve"> </w:t>
+      </w:r>
+      <w:r>
+        <w:t xml:space="preserve">BATHTUB is a steady state state, semi-empirical water quality model developed</w:t>
+      </w:r>
+      <w:r>
+        <w:t xml:space="preserve"> </w:t>
+      </w:r>
+      <w:r>
+        <w:t xml:space="preserve">by U.S. Army Corp of Engineers</w:t>
+      </w:r>
+      <w:r>
+        <w:t xml:space="preserve"> </w:t>
+      </w:r>
+      <w:r>
+        <w:t xml:space="preserve">(Walker 2006)</w:t>
+      </w:r>
+      <w:r>
+        <w:t xml:space="preserve">.</w:t>
+      </w:r>
+      <w:r>
+        <w:t xml:space="preserve"> </w:t>
+      </w:r>
+      <w:r>
+        <w:t xml:space="preserve">For TMDLs, it can be used to</w:t>
+      </w:r>
+      <w:r>
+        <w:t xml:space="preserve"> </w:t>
+      </w:r>
+      <w:r>
+        <w:t xml:space="preserve">predict eutrophication responses to changes in inflow and nutrient loads. The</w:t>
+      </w:r>
+      <w:r>
+        <w:t xml:space="preserve"> </w:t>
+      </w:r>
+      <w:r>
+        <w:t xml:space="preserve">BATHTUB model is best suited for relatively well-mixed, long-residence-time</w:t>
+      </w:r>
+      <w:r>
+        <w:t xml:space="preserve"> </w:t>
+      </w:r>
+      <w:r>
+        <w:t xml:space="preserve">lakes and reservoirs where water quality conditions can be reasonably</w:t>
+      </w:r>
+      <w:r>
+        <w:t xml:space="preserve"> </w:t>
+      </w:r>
+      <w:r>
+        <w:t xml:space="preserve">approximated by steady-state, spatially averaged conditions. It performs well</w:t>
+      </w:r>
+      <w:r>
+        <w:t xml:space="preserve"> </w:t>
+      </w:r>
+      <w:r>
+        <w:t xml:space="preserve">in systems that can be divided into discrete segments with varying nutrient</w:t>
+      </w:r>
+      <w:r>
+        <w:t xml:space="preserve"> </w:t>
+      </w:r>
+      <w:r>
+        <w:t xml:space="preserve">loads and inflows; such as dendritic reservoirs, embayments, or multi-basin</w:t>
+      </w:r>
+      <w:r>
+        <w:t xml:space="preserve"> </w:t>
+      </w:r>
+      <w:r>
+        <w:t xml:space="preserve">lakes and where stratification is minimal or can be simplified. BATHTUB is not</w:t>
+      </w:r>
+      <w:r>
+        <w:t xml:space="preserve"> </w:t>
+      </w:r>
+      <w:r>
+        <w:t xml:space="preserve">ideal for short-residence-time systems, strongly stratified lakes, or those</w:t>
+      </w:r>
+      <w:r>
+        <w:t xml:space="preserve"> </w:t>
+      </w:r>
+      <w:r>
+        <w:t xml:space="preserve">requiring detailed temporal dynamics, as it assumes average annual or</w:t>
+      </w:r>
+      <w:r>
+        <w:t xml:space="preserve"> </w:t>
+      </w:r>
+      <w:r>
+        <w:t xml:space="preserve">seasonal conditions rather than simulating daily or short-term changes.</w:t>
+      </w:r>
+      <w:r>
+        <w:t xml:space="preserve"> </w:t>
+      </w:r>
+      <w:r>
+        <w:t xml:space="preserve">In the observed TMDLs, BATHTUB was used to simulate responses to</w:t>
+      </w:r>
+      <w:r>
+        <w:t xml:space="preserve"> </w:t>
+      </w:r>
+      <w:r>
+        <w:t xml:space="preserve">watershed loadings derived from nearly each of the watershed modelling approaches.</w:t>
+      </w:r>
+    </w:p>
+    <w:p>
+      <w:pPr>
+        <w:pStyle w:val="BodyText"/>
+      </w:pPr>
+      <w:r>
+        <w:t xml:space="preserve">WET was used exclusively in New Mexico.</w:t>
+      </w:r>
+      <w:r>
+        <w:t xml:space="preserve"> </w:t>
+      </w:r>
+      <w:r>
+        <w:t xml:space="preserve">WET is a fully-dynamic process based water quality model that simulates ecological</w:t>
+      </w:r>
+      <w:r>
+        <w:t xml:space="preserve"> </w:t>
+      </w:r>
+      <w:r>
+        <w:t xml:space="preserve">and biogeochemical processes in aquatic systems</w:t>
+      </w:r>
+      <w:r>
+        <w:t xml:space="preserve"> </w:t>
+      </w:r>
+      <w:r>
+        <w:t xml:space="preserve">(Nielsen et al. 2021)</w:t>
+      </w:r>
+      <w:r>
+        <w:t xml:space="preserve">. It is applicable to estuaries,</w:t>
+      </w:r>
+      <w:r>
+        <w:t xml:space="preserve"> </w:t>
+      </w:r>
+      <w:r>
+        <w:t xml:space="preserve">coastal waters and reservoirs. WET integrates hydrodynamics with nutrient</w:t>
+      </w:r>
+      <w:r>
+        <w:t xml:space="preserve"> </w:t>
+      </w:r>
+      <w:r>
+        <w:t xml:space="preserve">cycling, primary production, sediment interactions, and oxygen dynamics to</w:t>
+      </w:r>
+      <w:r>
+        <w:t xml:space="preserve"> </w:t>
+      </w:r>
+      <w:r>
+        <w:t xml:space="preserve">assess how environmental drivers and management actions influence water</w:t>
+      </w:r>
+      <w:r>
+        <w:t xml:space="preserve"> </w:t>
+      </w:r>
+      <w:r>
+        <w:t xml:space="preserve">quality and ecosystem health over time. Unlike simpler steady-state models,</w:t>
+      </w:r>
+      <w:r>
+        <w:t xml:space="preserve"> </w:t>
+      </w:r>
+      <w:r>
+        <w:t xml:space="preserve">WET operates on a fine temporal scale, allowing it to capture short-term</w:t>
+      </w:r>
+      <w:r>
+        <w:t xml:space="preserve"> </w:t>
+      </w:r>
+      <w:r>
+        <w:t xml:space="preserve">variability and seasonal dynamics. This capability makes WET suitable for</w:t>
+      </w:r>
+      <w:r>
+        <w:t xml:space="preserve"> </w:t>
+      </w:r>
+      <w:r>
+        <w:t xml:space="preserve">application to stratified systems or reservoirs where temporal and</w:t>
+      </w:r>
+      <w:r>
+        <w:t xml:space="preserve"> </w:t>
+      </w:r>
+      <w:r>
+        <w:t xml:space="preserve">spatial variability are particularly important. It is particularly effective</w:t>
+      </w:r>
+      <w:r>
+        <w:t xml:space="preserve"> </w:t>
+      </w:r>
+      <w:r>
+        <w:t xml:space="preserve">in systems with seasonal or episodic events like algal blooms, hypoxia, or</w:t>
+      </w:r>
+      <w:r>
+        <w:t xml:space="preserve"> </w:t>
+      </w:r>
+      <w:r>
+        <w:t xml:space="preserve">inflow-driven nutrient pulses and where interactions between hydrodynamics,</w:t>
+      </w:r>
+      <w:r>
+        <w:t xml:space="preserve"> </w:t>
+      </w:r>
+      <w:r>
+        <w:t xml:space="preserve">nutrients, sediments, and biota significantly influence water quality.</w:t>
+      </w:r>
+      <w:r>
+        <w:t xml:space="preserve"> </w:t>
+      </w:r>
+      <w:r>
+        <w:t xml:space="preserve">WET is ideal for lakes and reservoirs requiring detailed, time-varying</w:t>
+      </w:r>
+      <w:r>
+        <w:t xml:space="preserve"> </w:t>
+      </w:r>
+      <w:r>
+        <w:t xml:space="preserve">analysis of management strategies, climate effects, or ecological restoration,</w:t>
+      </w:r>
+      <w:r>
+        <w:t xml:space="preserve"> </w:t>
+      </w:r>
+      <w:r>
+        <w:t xml:space="preserve">especially where process-based simulation of nutrient cycling, dissolved oxygen,</w:t>
+      </w:r>
+      <w:r>
+        <w:t xml:space="preserve"> </w:t>
+      </w:r>
+      <w:r>
+        <w:t xml:space="preserve">and biological responses is needed. Although WET includes native integration</w:t>
+      </w:r>
+      <w:r>
+        <w:t xml:space="preserve"> </w:t>
+      </w:r>
+      <w:r>
+        <w:t xml:space="preserve">with SWAT to provide nutrient loading data, the observed TMDLs utilized a</w:t>
+      </w:r>
+      <w:r>
+        <w:t xml:space="preserve"> </w:t>
+      </w:r>
+      <w:r>
+        <w:t xml:space="preserve">simplistic approach to estimate continuous nutrient loadings utilizing</w:t>
+      </w:r>
+      <w:r>
+        <w:t xml:space="preserve"> </w:t>
+      </w:r>
+      <w:r>
+        <w:t xml:space="preserve">averages of grab nutrient samples and continuous inflow data.</w:t>
+      </w:r>
+    </w:p>
+    <w:p>
+      <w:pPr>
+        <w:pStyle w:val="BodyText"/>
+      </w:pPr>
+      <w:r>
+        <w:t xml:space="preserve">The Environmental Fluid Dynamics Code (EFDC) is a versatile, three-dimensional,</w:t>
+      </w:r>
+      <w:r>
+        <w:t xml:space="preserve"> </w:t>
+      </w:r>
+      <w:r>
+        <w:t xml:space="preserve">hydrodynamic and water quality model developed by the U.S. Environmental</w:t>
+      </w:r>
+      <w:r>
+        <w:t xml:space="preserve"> </w:t>
+      </w:r>
+      <w:r>
+        <w:t xml:space="preserve">Protection Agency to simulate physical, chemical, and biological processes in</w:t>
+      </w:r>
+      <w:r>
+        <w:t xml:space="preserve"> </w:t>
+      </w:r>
+      <w:r>
+        <w:t xml:space="preserve">surface waters</w:t>
+      </w:r>
+      <w:r>
+        <w:t xml:space="preserve"> </w:t>
+      </w:r>
+      <w:r>
+        <w:t xml:space="preserve">(Tetra Tech, Inc. 2007)</w:t>
+      </w:r>
+      <w:r>
+        <w:t xml:space="preserve">.</w:t>
+      </w:r>
+      <w:r>
+        <w:t xml:space="preserve"> </w:t>
+      </w:r>
+      <w:r>
+        <w:t xml:space="preserve">EFDC can model a wide range of aquatic systems, including</w:t>
+      </w:r>
+      <w:r>
+        <w:t xml:space="preserve"> </w:t>
+      </w:r>
+      <w:r>
+        <w:t xml:space="preserve">rivers, lakes, reservoirs, estuaries, and coastal zones, by representing</w:t>
+      </w:r>
+      <w:r>
+        <w:t xml:space="preserve"> </w:t>
+      </w:r>
+      <w:r>
+        <w:t xml:space="preserve">complex hydrodynamics (such as stratification, mixing, tides, and currents)</w:t>
+      </w:r>
+      <w:r>
+        <w:t xml:space="preserve"> </w:t>
+      </w:r>
+      <w:r>
+        <w:t xml:space="preserve">along with water quality processes like nutrient cycling, sediment transport,</w:t>
+      </w:r>
+      <w:r>
+        <w:t xml:space="preserve"> </w:t>
+      </w:r>
+      <w:r>
+        <w:t xml:space="preserve">algal growth, and dissolved oxygen dynamics. Its modular design allows</w:t>
+      </w:r>
+      <w:r>
+        <w:t xml:space="preserve"> </w:t>
+      </w:r>
+      <w:r>
+        <w:t xml:space="preserve">integration of multiple components, including toxics, pathogens, and habitat</w:t>
+      </w:r>
+      <w:r>
+        <w:t xml:space="preserve"> </w:t>
+      </w:r>
+      <w:r>
+        <w:t xml:space="preserve">conditions. EFDC’s ability to handle three-dimensional, time-varying</w:t>
+      </w:r>
+      <w:r>
+        <w:t xml:space="preserve"> </w:t>
+      </w:r>
+      <w:r>
+        <w:t xml:space="preserve">conditions makes it particularly valuable for systems with significant</w:t>
+      </w:r>
+      <w:r>
+        <w:t xml:space="preserve"> </w:t>
+      </w:r>
+      <w:r>
+        <w:t xml:space="preserve">spatial and temporal heterogeneity. EFDC was used alone in three different</w:t>
+      </w:r>
+      <w:r>
+        <w:t xml:space="preserve"> </w:t>
+      </w:r>
+      <w:r>
+        <w:t xml:space="preserve">assessment units. However, EFDC was also utilized in coordination with the</w:t>
+      </w:r>
+      <w:r>
+        <w:t xml:space="preserve"> </w:t>
+      </w:r>
+      <w:r>
+        <w:t xml:space="preserve">WASP model in three additional assessment units. In this mode, the EFDC</w:t>
+      </w:r>
+      <w:r>
+        <w:t xml:space="preserve"> </w:t>
+      </w:r>
+      <w:r>
+        <w:t xml:space="preserve">model is used to simulate hydrodynamics across space and time in either one,</w:t>
+      </w:r>
+      <w:r>
+        <w:t xml:space="preserve"> </w:t>
+      </w:r>
+      <w:r>
+        <w:t xml:space="preserve">two or three dimensions. The hydrodynamic information serves as an input to</w:t>
+      </w:r>
+      <w:r>
+        <w:t xml:space="preserve"> </w:t>
+      </w:r>
+      <w:r>
+        <w:t xml:space="preserve">WASP which simulates nutrient cycling, algal dynamics, dissolved oxygen</w:t>
+      </w:r>
+      <w:r>
+        <w:t xml:space="preserve"> </w:t>
+      </w:r>
+      <w:r>
+        <w:t xml:space="preserve">fluctuations, and contaminant transport</w:t>
+      </w:r>
+      <w:r>
+        <w:t xml:space="preserve"> </w:t>
+      </w:r>
+      <w:r>
+        <w:t xml:space="preserve">(Wool et al. 2020)</w:t>
+      </w:r>
+      <w:r>
+        <w:t xml:space="preserve">.</w:t>
+      </w:r>
+    </w:p>
+    <w:p>
+      <w:pPr>
         <w:sectPr>
-          <w:footerReference w:officer="true" r:id="rId80" w:type="default">
+          <w:footerReference w:officer="true" r:id="rId82" w:type="default">
 </w:footerReference>
           <w:pgMar w:header="708" w:bottom="1417" w:top="1417" w:right="1417" w:left="1417" w:footer="708" w:gutter="0"/>
           <w:pgSz w:h="16838" w:w="11906" w:orient="portrait"/>
@@ -9419,7 +13849,7 @@
       </w:r>
     </w:p>
     <w:bookmarkEnd w:id="27"/>
-    <w:bookmarkStart w:id="81" w:name="references"/>
+    <w:bookmarkStart w:id="83" w:name="references"/>
     <w:p>
       <w:pPr>
         <w:pStyle w:val="Heading1"/>
@@ -9428,7 +13858,7 @@
         <w:t xml:space="preserve">References</w:t>
       </w:r>
     </w:p>
-    <w:bookmarkStart w:id="80" w:name="refs"/>
+    <w:bookmarkStart w:id="82" w:name="refs"/>
     <w:bookmarkStart w:id="29" w:name="ref-adamusEstimatingNonpointSource1995"/>
     <w:p>
       <w:pPr>
@@ -9808,12 +14238,90 @@
       </w:r>
     </w:p>
     <w:bookmarkEnd w:id="44"/>
-    <w:bookmarkStart w:id="46" w:name="ref-hirschWeightedRegressionsTime2010"/>
+    <w:bookmarkStart w:id="46" w:name="ref-hawqs2.0HAWQSSystem202023"/>
     <w:p>
       <w:pPr>
         <w:pStyle w:val="Bibliography"/>
       </w:pPr>
       <w:r>
+        <w:t xml:space="preserve">HAWQS 2.0. 2023.</w:t>
+      </w:r>
+      <w:r>
+        <w:t xml:space="preserve"> </w:t>
+      </w:r>
+      <w:r>
+        <w:t xml:space="preserve">HAWQS System</w:t>
+      </w:r>
+      <w:r>
+        <w:t xml:space="preserve"> </w:t>
+      </w:r>
+      <w:r>
+        <w:t xml:space="preserve">2.0 and</w:t>
+      </w:r>
+      <w:r>
+        <w:t xml:space="preserve"> </w:t>
+      </w:r>
+      <w:r>
+        <w:t xml:space="preserve">Data</w:t>
+      </w:r>
+      <w:r>
+        <w:t xml:space="preserve"> </w:t>
+      </w:r>
+      <w:r>
+        <w:t xml:space="preserve">to model the lower 48 conterminous</w:t>
+      </w:r>
+      <w:r>
+        <w:t xml:space="preserve"> </w:t>
+      </w:r>
+      <w:r>
+        <w:t xml:space="preserve">U</w:t>
+      </w:r>
+      <w:r>
+        <w:t xml:space="preserve">.</w:t>
+      </w:r>
+      <w:r>
+        <w:t xml:space="preserve">S</w:t>
+      </w:r>
+      <w:r>
+        <w:t xml:space="preserve"> </w:t>
+      </w:r>
+      <w:r>
+        <w:t xml:space="preserve">using the</w:t>
+      </w:r>
+      <w:r>
+        <w:t xml:space="preserve"> </w:t>
+      </w:r>
+      <w:r>
+        <w:t xml:space="preserve">SWAT</w:t>
+      </w:r>
+      <w:r>
+        <w:t xml:space="preserve"> </w:t>
+      </w:r>
+      <w:r>
+        <w:t xml:space="preserve">model.</w:t>
+      </w:r>
+      <w:r>
+        <w:t xml:space="preserve"> </w:t>
+      </w:r>
+      <w:hyperlink r:id="rId45">
+        <w:r>
+          <w:rPr>
+            <w:rStyle w:val="Hyperlink"/>
+          </w:rPr>
+          <w:t xml:space="preserve">https://doi.org/10.18738/T8/GDOPBA</w:t>
+        </w:r>
+      </w:hyperlink>
+      <w:r>
+        <w:t xml:space="preserve">.</w:t>
+      </w:r>
+    </w:p>
+    <w:bookmarkEnd w:id="46"/>
+    <w:bookmarkStart w:id="48" w:name="ref-hirschWeightedRegressionsTime2010"/>
+    <w:p>
+      <w:pPr>
+        <w:pStyle w:val="Bibliography"/>
+      </w:pPr>
+      <w:r>
         <w:t xml:space="preserve">Hirsch RM, Moyer DL, Archfield SA. 2010. Weighted</w:t>
       </w:r>
       <w:r>
@@ -9876,7 +14384,7 @@
       <w:r>
         <w:t xml:space="preserve">inputs. JAWRA Journal of the American Water Resources Association. 46(5):857–880. doi:</w:t>
       </w:r>
-      <w:hyperlink r:id="rId45">
+      <w:hyperlink r:id="rId47">
         <w:r>
           <w:rPr>
             <w:rStyle w:val="Hyperlink"/>
@@ -9888,8 +14396,8 @@
         <w:t xml:space="preserve">.</w:t>
       </w:r>
     </w:p>
-    <w:bookmarkEnd w:id="46"/>
-    <w:bookmarkStart w:id="48" w:name="ref-jonesBacteriaTotalMaximum2009"/>
+    <w:bookmarkEnd w:id="48"/>
+    <w:bookmarkStart w:id="50" w:name="ref-jonesBacteriaTotalMaximum2009"/>
     <w:p>
       <w:pPr>
         <w:pStyle w:val="Bibliography"/>
@@ -9909,7 +14417,7 @@
       <w:r>
         <w:t xml:space="preserve"> </w:t>
       </w:r>
-      <w:hyperlink r:id="rId47">
+      <w:hyperlink r:id="rId49">
         <w:r>
           <w:rPr>
             <w:rStyle w:val="Hyperlink"/>
@@ -9921,8 +14429,8 @@
         <w:t xml:space="preserve">.</w:t>
       </w:r>
     </w:p>
-    <w:bookmarkEnd w:id="48"/>
-    <w:bookmarkStart w:id="50" w:name="ref-nielsenIntroducingQWETQGISplugin2021"/>
+    <w:bookmarkEnd w:id="50"/>
+    <w:bookmarkStart w:id="52" w:name="ref-nielsenIntroducingQWETQGISplugin2021"/>
     <w:p>
       <w:pPr>
         <w:pStyle w:val="Bibliography"/>
@@ -9966,7 +14474,7 @@
       <w:r>
         <w:t xml:space="preserve">model. Environmental Modelling &amp; Software. 135:104886. doi:</w:t>
       </w:r>
-      <w:hyperlink r:id="rId49">
+      <w:hyperlink r:id="rId51">
         <w:r>
           <w:rPr>
             <w:rStyle w:val="Hyperlink"/>
@@ -9978,8 +14486,8 @@
         <w:t xml:space="preserve">.</w:t>
       </w:r>
     </w:p>
-    <w:bookmarkEnd w:id="50"/>
-    <w:bookmarkStart w:id="52" w:name="Xc60e8cf929e7d0ce9951e54cad2dd8335cf2350"/>
+    <w:bookmarkEnd w:id="52"/>
+    <w:bookmarkStart w:id="54" w:name="Xc60e8cf929e7d0ce9951e54cad2dd8335cf2350"/>
     <w:p>
       <w:pPr>
         <w:pStyle w:val="Bibliography"/>
@@ -9999,7 +14507,7 @@
       <w:r>
         <w:t xml:space="preserve">dataset. Aquatic Ecology. 42(2):213–226. doi:</w:t>
       </w:r>
-      <w:hyperlink r:id="rId51">
+      <w:hyperlink r:id="rId53">
         <w:r>
           <w:rPr>
             <w:rStyle w:val="Hyperlink"/>
@@ -10011,8 +14519,8 @@
         <w:t xml:space="preserve">.</w:t>
       </w:r>
     </w:p>
-    <w:bookmarkEnd w:id="52"/>
-    <w:bookmarkStart w:id="54" w:name="X9908c3c11d2ce7c45992bd046a78b3587daa4e5"/>
+    <w:bookmarkEnd w:id="54"/>
+    <w:bookmarkStart w:id="56" w:name="X9908c3c11d2ce7c45992bd046a78b3587daa4e5"/>
     <w:p>
       <w:pPr>
         <w:pStyle w:val="Bibliography"/>
@@ -10056,7 +14564,7 @@
       <w:r>
         <w:t xml:space="preserve"> </w:t>
       </w:r>
-      <w:hyperlink r:id="rId53">
+      <w:hyperlink r:id="rId55">
         <w:r>
           <w:rPr>
             <w:rStyle w:val="Hyperlink"/>
@@ -10068,8 +14576,8 @@
         <w:t xml:space="preserve">.</w:t>
       </w:r>
     </w:p>
-    <w:bookmarkEnd w:id="54"/>
-    <w:bookmarkStart w:id="56" w:name="X078b1b92f591229c20f3683e30853c808054c88"/>
+    <w:bookmarkEnd w:id="56"/>
+    <w:bookmarkStart w:id="58" w:name="X078b1b92f591229c20f3683e30853c808054c88"/>
     <w:p>
       <w:pPr>
         <w:pStyle w:val="Bibliography"/>
@@ -10077,7 +14585,7 @@
       <w:r>
         <w:t xml:space="preserve">Robson BJ, Dourdet V. 2015. Prediction of sediment, particulate nutrient and dissolved nutrient concentrations in a dry tropical river to provide input to a mechanistic coastal water quality model. Environmental Modelling &amp; Software. 63:97–108. doi:</w:t>
       </w:r>
-      <w:hyperlink r:id="rId55">
+      <w:hyperlink r:id="rId57">
         <w:r>
           <w:rPr>
             <w:rStyle w:val="Hyperlink"/>
@@ -10089,8 +14597,8 @@
         <w:t xml:space="preserve">.</w:t>
       </w:r>
     </w:p>
-    <w:bookmarkEnd w:id="56"/>
-    <w:bookmarkStart w:id="58" w:name="ref-rollelongleyEffectsNutrientLoad2019"/>
+    <w:bookmarkEnd w:id="58"/>
+    <w:bookmarkStart w:id="60" w:name="ref-rollelongleyEffectsNutrientLoad2019"/>
     <w:p>
       <w:pPr>
         <w:pStyle w:val="Bibliography"/>
@@ -10137,7 +14645,7 @@
       <w:r>
         <w:t xml:space="preserve">. Limnologica. 77:125687. doi:</w:t>
       </w:r>
-      <w:hyperlink r:id="rId57">
+      <w:hyperlink r:id="rId59">
         <w:r>
           <w:rPr>
             <w:rStyle w:val="Hyperlink"/>
@@ -10149,8 +14657,8 @@
         <w:t xml:space="preserve">.</w:t>
       </w:r>
     </w:p>
-    <w:bookmarkEnd w:id="58"/>
-    <w:bookmarkStart w:id="60" w:name="ref-runkelLoadEstimatorLOADEST2004"/>
+    <w:bookmarkEnd w:id="60"/>
+    <w:bookmarkStart w:id="62" w:name="ref-runkelLoadEstimatorLOADEST2004"/>
     <w:p>
       <w:pPr>
         <w:pStyle w:val="Bibliography"/>
@@ -10188,7 +14696,7 @@
       <w:r>
         <w:t xml:space="preserve"> </w:t>
       </w:r>
-      <w:hyperlink r:id="rId59">
+      <w:hyperlink r:id="rId61">
         <w:r>
           <w:rPr>
             <w:rStyle w:val="Hyperlink"/>
@@ -10200,8 +14708,8 @@
         <w:t xml:space="preserve">.</w:t>
       </w:r>
     </w:p>
-    <w:bookmarkEnd w:id="60"/>
-    <w:bookmarkStart w:id="62" w:name="ref-schrammTotalMaximumDaily2022"/>
+    <w:bookmarkEnd w:id="62"/>
+    <w:bookmarkStart w:id="64" w:name="ref-schrammTotalMaximumDaily2022"/>
     <w:p>
       <w:pPr>
         <w:pStyle w:val="Bibliography"/>
@@ -10249,7 +14757,7 @@
       <w:r>
         <w:t xml:space="preserve">freshwater streams. Journal of Contemporary Water Research &amp; Education. 176(1):36–49. doi:</w:t>
       </w:r>
-      <w:hyperlink r:id="rId61">
+      <w:hyperlink r:id="rId63">
         <w:r>
           <w:rPr>
             <w:rStyle w:val="Hyperlink"/>
@@ -10261,8 +14769,8 @@
         <w:t xml:space="preserve">.</w:t>
       </w:r>
     </w:p>
-    <w:bookmarkEnd w:id="62"/>
-    <w:bookmarkStart w:id="64" w:name="ref-schrammRATTAINSAccessEPA2023"/>
+    <w:bookmarkEnd w:id="64"/>
+    <w:bookmarkStart w:id="66" w:name="ref-schrammRATTAINSAccessEPA2023"/>
     <w:p>
       <w:pPr>
         <w:pStyle w:val="Bibliography"/>
@@ -10300,7 +14808,7 @@
       <w:r>
         <w:t xml:space="preserve"> </w:t>
       </w:r>
-      <w:hyperlink r:id="rId63">
+      <w:hyperlink r:id="rId65">
         <w:r>
           <w:rPr>
             <w:rStyle w:val="Hyperlink"/>
@@ -10312,8 +14820,8 @@
         <w:t xml:space="preserve">.</w:t>
       </w:r>
     </w:p>
-    <w:bookmarkEnd w:id="64"/>
-    <w:bookmarkStart w:id="66" w:name="ref-tceqSevenTotalMaximum2016"/>
+    <w:bookmarkEnd w:id="66"/>
+    <w:bookmarkStart w:id="68" w:name="ref-tceqSevenTotalMaximum2016"/>
     <w:p>
       <w:pPr>
         <w:pStyle w:val="Bibliography"/>
@@ -10384,7 +14892,7 @@
       <w:r>
         <w:t xml:space="preserve"> </w:t>
       </w:r>
-      <w:hyperlink r:id="rId65">
+      <w:hyperlink r:id="rId67">
         <w:r>
           <w:rPr>
             <w:rStyle w:val="Hyperlink"/>
@@ -10396,8 +14904,8 @@
         <w:t xml:space="preserve">.</w:t>
       </w:r>
     </w:p>
-    <w:bookmarkEnd w:id="66"/>
-    <w:bookmarkStart w:id="68" w:name="ref-tceqTrophicClassificationTexas2024"/>
+    <w:bookmarkEnd w:id="68"/>
+    <w:bookmarkStart w:id="70" w:name="ref-tceqTrophicClassificationTexas2024"/>
     <w:p>
       <w:pPr>
         <w:pStyle w:val="Bibliography"/>
@@ -10429,7 +14937,7 @@
       <w:r>
         <w:t xml:space="preserve"> </w:t>
       </w:r>
-      <w:hyperlink r:id="rId67">
+      <w:hyperlink r:id="rId69">
         <w:r>
           <w:rPr>
             <w:rStyle w:val="Hyperlink"/>
@@ -10441,8 +14949,8 @@
         <w:t xml:space="preserve">.</w:t>
       </w:r>
     </w:p>
-    <w:bookmarkEnd w:id="68"/>
-    <w:bookmarkStart w:id="69" w:name="Xb675f3a160cf67dd0cf9bbdb67252463687a96d"/>
+    <w:bookmarkEnd w:id="70"/>
+    <w:bookmarkStart w:id="71" w:name="Xb675f3a160cf67dd0cf9bbdb67252463687a96d"/>
     <w:p>
       <w:pPr>
         <w:pStyle w:val="Bibliography"/>
@@ -10508,8 +15016,8 @@
         <w:t xml:space="preserve">. Fairfax, VA: Tetra Tech.</w:t>
       </w:r>
     </w:p>
-    <w:bookmarkEnd w:id="69"/>
-    <w:bookmarkStart w:id="71" w:name="Xe1d5c449df819238f8a47c19278c57f66c26c17"/>
+    <w:bookmarkEnd w:id="71"/>
+    <w:bookmarkStart w:id="73" w:name="Xe1d5c449df819238f8a47c19278c57f66c26c17"/>
     <w:p>
       <w:pPr>
         <w:pStyle w:val="Bibliography"/>
@@ -10532,7 +15040,7 @@
       <w:r>
         <w:t xml:space="preserve"> </w:t>
       </w:r>
-      <w:hyperlink r:id="rId70">
+      <w:hyperlink r:id="rId72">
         <w:r>
           <w:rPr>
             <w:rStyle w:val="Hyperlink"/>
@@ -10544,8 +15052,8 @@
         <w:t xml:space="preserve">.</w:t>
       </w:r>
     </w:p>
-    <w:bookmarkEnd w:id="71"/>
-    <w:bookmarkStart w:id="73" w:name="Xe4509f8669cdb7a54fbc1a0a7f9f4fe1e46138c"/>
+    <w:bookmarkEnd w:id="73"/>
+    <w:bookmarkStart w:id="75" w:name="Xe4509f8669cdb7a54fbc1a0a7f9f4fe1e46138c"/>
     <w:p>
       <w:pPr>
         <w:pStyle w:val="Bibliography"/>
@@ -10574,7 +15082,7 @@
       <w:r>
         <w:t xml:space="preserve"> </w:t>
       </w:r>
-      <w:hyperlink r:id="rId72">
+      <w:hyperlink r:id="rId74">
         <w:r>
           <w:rPr>
             <w:rStyle w:val="Hyperlink"/>
@@ -10586,8 +15094,8 @@
         <w:t xml:space="preserve">.</w:t>
       </w:r>
     </w:p>
-    <w:bookmarkEnd w:id="73"/>
-    <w:bookmarkStart w:id="75" w:name="ref-usdanrcsEstimatingRunoffVolume2021"/>
+    <w:bookmarkEnd w:id="75"/>
+    <w:bookmarkStart w:id="77" w:name="ref-usdanrcsEstimatingRunoffVolume2021"/>
     <w:p>
       <w:pPr>
         <w:pStyle w:val="Bibliography"/>
@@ -10628,7 +15136,7 @@
       <w:r>
         <w:t xml:space="preserve"> </w:t>
       </w:r>
-      <w:hyperlink r:id="rId74">
+      <w:hyperlink r:id="rId76">
         <w:r>
           <w:rPr>
             <w:rStyle w:val="Hyperlink"/>
@@ -10640,8 +15148,8 @@
         <w:t xml:space="preserve">.</w:t>
       </w:r>
     </w:p>
-    <w:bookmarkEnd w:id="75"/>
-    <w:bookmarkStart w:id="77" w:name="ref-walkerBATHTUBVersion612006"/>
+    <w:bookmarkEnd w:id="77"/>
+    <w:bookmarkStart w:id="79" w:name="ref-walkerBATHTUBVersion612006"/>
     <w:p>
       <w:pPr>
         <w:pStyle w:val="Bibliography"/>
@@ -10709,7 +15217,7 @@
       <w:r>
         <w:t xml:space="preserve"> </w:t>
       </w:r>
-      <w:hyperlink r:id="rId76">
+      <w:hyperlink r:id="rId78">
         <w:r>
           <w:rPr>
             <w:rStyle w:val="Hyperlink"/>
@@ -10721,8 +15229,8 @@
         <w:t xml:space="preserve">.</w:t>
       </w:r>
     </w:p>
-    <w:bookmarkEnd w:id="77"/>
-    <w:bookmarkStart w:id="79" w:name="ref-woolWASP8Next2020"/>
+    <w:bookmarkEnd w:id="79"/>
+    <w:bookmarkStart w:id="81" w:name="ref-woolWASP8Next2020"/>
     <w:p>
       <w:pPr>
         <w:pStyle w:val="Bibliography"/>
@@ -10751,7 +15259,7 @@
       <w:r>
         <w:t xml:space="preserve">’s water quality model. Water. 12(5):1398. doi:</w:t>
       </w:r>
-      <w:hyperlink r:id="rId78">
+      <w:hyperlink r:id="rId80">
         <w:r>
           <w:rPr>
             <w:rStyle w:val="Hyperlink"/>
@@ -10763,8 +15271,8 @@
         <w:t xml:space="preserve">.</w:t>
       </w:r>
     </w:p>
-    <w:bookmarkEnd w:id="79"/>
-    <w:bookmarkEnd w:id="80"/>
+    <w:bookmarkEnd w:id="81"/>
+    <w:bookmarkEnd w:id="82"/>
     <w:p>
       <w:pPr>
         <w:sectPr>
@@ -10775,8 +15283,8 @@
         </w:sectPr>
       </w:pPr>
     </w:p>
-    <w:bookmarkEnd w:id="81"/>
-    <w:bookmarkStart w:id="82" w:name="appendix-a"/>
+    <w:bookmarkEnd w:id="83"/>
+    <w:bookmarkStart w:id="84" w:name="appendix-a"/>
     <w:p>
       <w:pPr>
         <w:pStyle w:val="Heading1"/>
@@ -18290,7 +22798,7 @@
         </w:sectPr>
       </w:pPr>
     </w:p>
-    <w:bookmarkEnd w:id="82"/>
+    <w:bookmarkEnd w:id="84"/>
     <w:sectPr>
       <w:footerReference r:id="rId9" w:type="default"/>
       <w:pgSz w:h="15840" w:w="12240"/>

--- a/report/tmdl_report/tmdl_report.docx
+++ b/report/tmdl_report/tmdl_report.docx
@@ -286,37 +286,37 @@
       <w:r>
         <w:t xml:space="preserve">Texas Water Resources Institute</w:t>
       </w:r>
+      <w:r>
+        <w:t xml:space="preserve"> </w:t>
+      </w:r>
+      <w:r>
+        <w:br w:type="textWrapping"/>
+      </w:r>
+      <w:r>
+        <w:t xml:space="preserve"> </w:t>
+      </w:r>
+      <w:r>
+        <w:t xml:space="preserve">Texas A&amp;M AgriLife</w:t>
+      </w:r>
+      <w:r>
+        <w:br w:type="textWrapping"/>
+      </w:r>
+      <w:r>
+        <w:t xml:space="preserve"> </w:t>
+      </w:r>
+      <w:r>
+        <w:t xml:space="preserve">College Station, TX</w:t>
+      </w:r>
+      <w:r>
+        <w:br w:type="textWrapping"/>
+      </w:r>
     </w:p>
     <w:p>
       <w:pPr>
         <w:pStyle w:val="BodyText"/>
       </w:pPr>
       <w:r>
-        <w:t xml:space="preserve">Texas A&amp;M AgriLife</w:t>
-      </w:r>
-    </w:p>
-    <w:p>
-      <w:pPr>
-        <w:pStyle w:val="BodyText"/>
-      </w:pPr>
-      <w:r>
-        <w:t xml:space="preserve">College Station, TX</w:t>
-      </w:r>
-    </w:p>
-    <w:p>
-      <w:pPr>
-        <w:pStyle w:val="BodyText"/>
-      </w:pPr>
-      <w:r>
-        <w:t xml:space="preserve">TR-ABCD</w:t>
-      </w:r>
-    </w:p>
-    <w:p>
-      <w:pPr>
-        <w:pStyle w:val="BodyText"/>
-      </w:pPr>
-      <w:r>
-        <w:t xml:space="preserve">This project was funded by the Texas Commission on Environmental Quality.</w:t>
+        <w:t xml:space="preserve">for the Texas Commission on Environmental Quality.</w:t>
       </w:r>
     </w:p>
     <w:p>
@@ -357,7 +357,7 @@
         <w:pStyle w:val="UnnumberedHeading1"/>
       </w:pPr>
       <w:r>
-        <w:t xml:space="preserve">Table of Figures</w:t>
+        <w:t xml:space="preserve">Figures</w:t>
       </w:r>
     </w:p>
     <w:p>
@@ -380,7 +380,7 @@
         <w:pStyle w:val="UnnumberedHeading1"/>
       </w:pPr>
       <w:r>
-        <w:t xml:space="preserve">Table of Tables</w:t>
+        <w:t xml:space="preserve">Tables</w:t>
       </w:r>
     </w:p>
     <w:p>
@@ -396,14 +396,6 @@
       <w:r xmlns:w14="http://schemas.microsoft.com/office/word/2010/wordml">
         <w:rPr/>
         <w:fldChar w:fldCharType="end" w:dirty="true"/>
-      </w:r>
-    </w:p>
-    <w:p>
-      <w:pPr>
-        <w:pStyle w:val="UnnumberedHeading1"/>
-      </w:pPr>
-      <w:r>
-        <w:t xml:space="preserve">Abbreviations</w:t>
       </w:r>
     </w:p>
     <w:p>
@@ -829,7 +821,7 @@
                     </pic:cNvPicPr>
                   </pic:nvPicPr>
                   <pic:blipFill>
-                    <a:blip r:embed="rId83"/>
+                    <a:blip r:embed="rId94"/>
                     <a:stretch>
                       <a:fillRect/>
                     </a:stretch>
@@ -862,7 +854,7 @@
         </w:rPr>
         <w:t xml:space="preserve">Figure </w:t>
       </w:r>
-      <w:bookmarkStart w:id="63167910-0e34-4af0-99c5-2545694bc582" w:name="general"/>
+      <w:bookmarkStart w:id="d74c9480-ac1c-4122-9a9e-7d5305f5ee9a" w:name="general"/>
       <w:r xmlns:w14="http://schemas.microsoft.com/office/word/2010/wordml">
         <w:rPr>
           <w:rFonts/>
@@ -884,7 +876,7 @@
         </w:rPr>
         <w:fldChar w:fldCharType="end" w:dirty="true"/>
       </w:r>
-      <w:bookmarkEnd w:id="63167910-0e34-4af0-99c5-2545694bc582"/>
+      <w:bookmarkEnd w:id="d74c9480-ac1c-4122-9a9e-7d5305f5ee9a"/>
       <w:r>
         <w:rPr>
           <w:rFonts/>
@@ -965,7 +957,7 @@
                     </pic:cNvPicPr>
                   </pic:nvPicPr>
                   <pic:blipFill>
-                    <a:blip r:embed="rId84"/>
+                    <a:blip r:embed="rId95"/>
                     <a:stretch>
                       <a:fillRect/>
                     </a:stretch>
@@ -998,7 +990,7 @@
         </w:rPr>
         <w:t xml:space="preserve">Figure </w:t>
       </w:r>
-      <w:bookmarkStart w:id="0270277d-3ce9-42e0-bea1-b9e677125a0e" w:name="general2"/>
+      <w:bookmarkStart w:id="4d1e63b9-5d8f-407e-9321-e4a4d5d02456" w:name="general2"/>
       <w:r xmlns:w14="http://schemas.microsoft.com/office/word/2010/wordml">
         <w:rPr>
           <w:rFonts/>
@@ -1020,7 +1012,7 @@
         </w:rPr>
         <w:fldChar w:fldCharType="end" w:dirty="true"/>
       </w:r>
-      <w:bookmarkEnd w:id="0270277d-3ce9-42e0-bea1-b9e677125a0e"/>
+      <w:bookmarkEnd w:id="4d1e63b9-5d8f-407e-9321-e4a4d5d02456"/>
       <w:r>
         <w:rPr>
           <w:rFonts/>
@@ -1090,7 +1082,7 @@
         </w:rPr>
         <w:t xml:space="preserve">Table  </w:t>
       </w:r>
-      <w:bookmarkStart w:id="322cc297-2108-43d7-9907-19bfc035d192" w:name="lkplans"/>
+      <w:bookmarkStart w:id="1b05a153-10d7-4737-9c2e-63e31ae81f50" w:name="lkplans"/>
       <w:r>
         <w:rPr>
           <w:rFonts/>
@@ -1112,7 +1104,7 @@
         </w:rPr>
         <w:fldChar w:fldCharType="end" w:dirty="true"/>
       </w:r>
-      <w:bookmarkEnd w:id="322cc297-2108-43d7-9907-19bfc035d192"/>
+      <w:bookmarkEnd w:id="1b05a153-10d7-4737-9c2e-63e31ae81f50"/>
       <w:r>
         <w:rPr>
           <w:rFonts/>
@@ -5096,7 +5088,7 @@
                     </pic:cNvPicPr>
                   </pic:nvPicPr>
                   <pic:blipFill>
-                    <a:blip r:embed="rId85"/>
+                    <a:blip r:embed="rId96"/>
                     <a:stretch>
                       <a:fillRect/>
                     </a:stretch>
@@ -5129,7 +5121,7 @@
         </w:rPr>
         <w:t xml:space="preserve">Figure </w:t>
       </w:r>
-      <w:bookmarkStart w:id="07a14e62-8928-4f02-9534-f08552219b29" w:name="states"/>
+      <w:bookmarkStart w:id="f50bac6b-1627-4b9d-b0c3-933ef21f2d54" w:name="states"/>
       <w:r xmlns:w14="http://schemas.microsoft.com/office/word/2010/wordml">
         <w:rPr>
           <w:rFonts/>
@@ -5151,7 +5143,7 @@
         </w:rPr>
         <w:fldChar w:fldCharType="end" w:dirty="true"/>
       </w:r>
-      <w:bookmarkEnd w:id="07a14e62-8928-4f02-9534-f08552219b29"/>
+      <w:bookmarkEnd w:id="f50bac6b-1627-4b9d-b0c3-933ef21f2d54"/>
       <w:r>
         <w:rPr>
           <w:rFonts/>
@@ -5500,7 +5492,7 @@
                     </pic:cNvPicPr>
                   </pic:nvPicPr>
                   <pic:blipFill>
-                    <a:blip r:embed="rId86"/>
+                    <a:blip r:embed="rId97"/>
                     <a:stretch>
                       <a:fillRect/>
                     </a:stretch>
@@ -5533,7 +5525,7 @@
         </w:rPr>
         <w:t xml:space="preserve">Figure </w:t>
       </w:r>
-      <w:bookmarkStart w:id="611a15af-c9a0-4dba-977f-a8079858f451" w:name="lakesize"/>
+      <w:bookmarkStart w:id="a9067249-7c41-401d-8a34-6833289d12ae" w:name="lakesize"/>
       <w:r xmlns:w14="http://schemas.microsoft.com/office/word/2010/wordml">
         <w:rPr>
           <w:rFonts/>
@@ -5555,7 +5547,7 @@
         </w:rPr>
         <w:fldChar w:fldCharType="end" w:dirty="true"/>
       </w:r>
-      <w:bookmarkEnd w:id="611a15af-c9a0-4dba-977f-a8079858f451"/>
+      <w:bookmarkEnd w:id="a9067249-7c41-401d-8a34-6833289d12ae"/>
       <w:r>
         <w:rPr>
           <w:rFonts/>
@@ -5594,7 +5586,7 @@
                     </pic:cNvPicPr>
                   </pic:nvPicPr>
                   <pic:blipFill>
-                    <a:blip r:embed="rId87"/>
+                    <a:blip r:embed="rId98"/>
                     <a:stretch>
                       <a:fillRect/>
                     </a:stretch>
@@ -5627,7 +5619,7 @@
         </w:rPr>
         <w:t xml:space="preserve">Figure </w:t>
       </w:r>
-      <w:bookmarkStart w:id="757fabdf-c8e5-40e6-8e2d-7968d3eb6cda" w:name="params"/>
+      <w:bookmarkStart w:id="af6c108a-7089-4ed9-8c2a-0225f1fe224e" w:name="params"/>
       <w:r xmlns:w14="http://schemas.microsoft.com/office/word/2010/wordml">
         <w:rPr>
           <w:rFonts/>
@@ -5649,7 +5641,7 @@
         </w:rPr>
         <w:fldChar w:fldCharType="end" w:dirty="true"/>
       </w:r>
-      <w:bookmarkEnd w:id="757fabdf-c8e5-40e6-8e2d-7968d3eb6cda"/>
+      <w:bookmarkEnd w:id="af6c108a-7089-4ed9-8c2a-0225f1fe224e"/>
       <w:r>
         <w:rPr>
           <w:rFonts/>
@@ -6062,7 +6054,7 @@
     <w:p>
       <w:pPr>
         <w:sectPr>
-          <w:footerReference w:officer="true" r:id="rId81" w:type="default">
+          <w:footerReference w:officer="true" r:id="rId92" w:type="default">
 </w:footerReference>
           <w:pgMar w:header="708" w:bottom="1417" w:top="1417" w:right="1417" w:left="1417" w:footer="708" w:gutter="0"/>
           <w:pgSz w:h="16838" w:w="11906" w:orient="portrait"/>
@@ -6105,7 +6097,7 @@
                     </pic:cNvPicPr>
                   </pic:nvPicPr>
                   <pic:blipFill>
-                    <a:blip r:embed="rId88"/>
+                    <a:blip r:embed="rId99"/>
                     <a:stretch>
                       <a:fillRect/>
                     </a:stretch>
@@ -6138,7 +6130,7 @@
         </w:rPr>
         <w:t xml:space="preserve">Figure </w:t>
       </w:r>
-      <w:bookmarkStart w:id="64925dd3-da57-4233-b083-29a78520ad40" w:name="models"/>
+      <w:bookmarkStart w:id="ee2ebd24-157e-4ffc-8f5b-2be2e7369899" w:name="models"/>
       <w:r xmlns:w14="http://schemas.microsoft.com/office/word/2010/wordml">
         <w:rPr>
           <w:rFonts/>
@@ -6160,7 +6152,7 @@
         </w:rPr>
         <w:fldChar w:fldCharType="end" w:dirty="true"/>
       </w:r>
-      <w:bookmarkEnd w:id="64925dd3-da57-4233-b083-29a78520ad40"/>
+      <w:bookmarkEnd w:id="ee2ebd24-157e-4ffc-8f5b-2be2e7369899"/>
       <w:r>
         <w:rPr>
           <w:rFonts/>
@@ -6206,7 +6198,7 @@
                     </pic:cNvPicPr>
                   </pic:nvPicPr>
                   <pic:blipFill>
-                    <a:blip r:embed="rId89"/>
+                    <a:blip r:embed="rId100"/>
                     <a:stretch>
                       <a:fillRect/>
                     </a:stretch>
@@ -6239,7 +6231,7 @@
         </w:rPr>
         <w:t xml:space="preserve">Figure </w:t>
       </w:r>
-      <w:bookmarkStart w:id="9d04f6fd-23b1-4bba-87c9-450077d8d7a1" w:name="modparams"/>
+      <w:bookmarkStart w:id="96cf0fda-5320-4257-905f-3403cb564547" w:name="modparams"/>
       <w:r xmlns:w14="http://schemas.microsoft.com/office/word/2010/wordml">
         <w:rPr>
           <w:rFonts/>
@@ -6261,7 +6253,7 @@
         </w:rPr>
         <w:fldChar w:fldCharType="end" w:dirty="true"/>
       </w:r>
-      <w:bookmarkEnd w:id="9d04f6fd-23b1-4bba-87c9-450077d8d7a1"/>
+      <w:bookmarkEnd w:id="96cf0fda-5320-4257-905f-3403cb564547"/>
       <w:r>
         <w:rPr>
           <w:rFonts/>
@@ -6305,6 +6297,32 @@
       <w:r>
         <w:t xml:space="preserve"> </w:t>
       </w:r>
+      <w:r>
+        <w:t xml:space="preserve">While we simplified models into a binary mechanistic or empirical classification,</w:t>
+      </w:r>
+      <w:r>
+        <w:t xml:space="preserve"> </w:t>
+      </w:r>
+      <w:r>
+        <w:t xml:space="preserve">in reality many modelling approaches combine aspects of both, utilizing</w:t>
+      </w:r>
+      <w:r>
+        <w:t xml:space="preserve"> </w:t>
+      </w:r>
+      <w:r>
+        <w:t xml:space="preserve">data driven statistical methods and relying on process-based approaches to</w:t>
+      </w:r>
+      <w:r>
+        <w:t xml:space="preserve"> </w:t>
+      </w:r>
+      <w:r>
+        <w:t xml:space="preserve">simulate different parts of the system.</w:t>
+      </w:r>
+    </w:p>
+    <w:p>
+      <w:pPr>
+        <w:pStyle w:val="BodyText"/>
+      </w:pPr>
       <w:r>
         <w:t xml:space="preserve">For TMDL applications, landscape or watershed loading models that simulate</w:t>
       </w:r>
@@ -6382,6 +6400,120 @@
       <w:r>
         <w:t xml:space="preserve">).</w:t>
       </w:r>
+      <w:r>
+        <w:t xml:space="preserve"> </w:t>
+      </w:r>
+      <w:r>
+        <w:t xml:space="preserve">Receiving body, or lake models, simulate hydrodynamic and biological, and</w:t>
+      </w:r>
+      <w:r>
+        <w:t xml:space="preserve"> </w:t>
+      </w:r>
+      <w:r>
+        <w:t xml:space="preserve">chemical responses to changes in freshwater inflow and pollutant loadings.</w:t>
+      </w:r>
+      <w:r>
+        <w:t xml:space="preserve"> </w:t>
+      </w:r>
+      <w:r>
+        <w:t xml:space="preserve">Different models include capabilities to simulate the responses at different</w:t>
+      </w:r>
+      <w:r>
+        <w:t xml:space="preserve"> </w:t>
+      </w:r>
+      <w:r>
+        <w:t xml:space="preserve">time and spatial scales. Simple models will provide an annually averaged,</w:t>
+      </w:r>
+      <w:r>
+        <w:t xml:space="preserve"> </w:t>
+      </w:r>
+      <w:r>
+        <w:t xml:space="preserve">steady-state condition for a water body. This can be suitable for</w:t>
+      </w:r>
+      <w:r>
+        <w:t xml:space="preserve"> </w:t>
+      </w:r>
+      <w:r>
+        <w:t xml:space="preserve">well-mixed lakes and</w:t>
+      </w:r>
+      <w:r>
+        <w:t xml:space="preserve"> </w:t>
+      </w:r>
+      <w:r>
+        <w:t xml:space="preserve">reservoirs where diel fluctuations and/or seasonal changes do not need to</w:t>
+      </w:r>
+      <w:r>
+        <w:t xml:space="preserve"> </w:t>
+      </w:r>
+      <w:r>
+        <w:t xml:space="preserve">be considered.</w:t>
+      </w:r>
+      <w:r>
+        <w:t xml:space="preserve"> </w:t>
+      </w:r>
+      <w:r>
+        <w:t xml:space="preserve">As model complexity increases, model parameterization also increases which</w:t>
+      </w:r>
+      <w:r>
+        <w:t xml:space="preserve"> </w:t>
+      </w:r>
+      <w:r>
+        <w:t xml:space="preserve">places a larger demand on the model technician to understand both the</w:t>
+      </w:r>
+      <w:r>
+        <w:t xml:space="preserve"> </w:t>
+      </w:r>
+      <w:r>
+        <w:t xml:space="preserve">underpinnings of the modelling system, but the lake system as well.</w:t>
+      </w:r>
+      <w:r>
+        <w:t xml:space="preserve"> </w:t>
+      </w:r>
+      <w:r>
+        <w:t xml:space="preserve">In turn, models are able to simulate seasonal, daily, or sub-daily responses</w:t>
+      </w:r>
+      <w:r>
+        <w:t xml:space="preserve"> </w:t>
+      </w:r>
+      <w:r>
+        <w:t xml:space="preserve">to changes in pollutant loading. Furthermore, models can simulate two-</w:t>
+      </w:r>
+      <w:r>
+        <w:t xml:space="preserve"> </w:t>
+      </w:r>
+      <w:r>
+        <w:t xml:space="preserve">and three-dimensional responses in lakes based on lake morphology and</w:t>
+      </w:r>
+      <w:r>
+        <w:t xml:space="preserve"> </w:t>
+      </w:r>
+      <w:r>
+        <w:t xml:space="preserve">in-lake hydrodynamic processes.</w:t>
+      </w:r>
+      <w:r>
+        <w:t xml:space="preserve"> </w:t>
+      </w:r>
+      <w:r>
+        <w:t xml:space="preserve">Temporal and spatial considerations become increasingly important in systems</w:t>
+      </w:r>
+      <w:r>
+        <w:t xml:space="preserve"> </w:t>
+      </w:r>
+      <w:r>
+        <w:t xml:space="preserve">where inflow and pollutant loadings fluctuate seasonally, or in systems where</w:t>
+      </w:r>
+      <w:r>
+        <w:t xml:space="preserve"> </w:t>
+      </w:r>
+      <w:r>
+        <w:t xml:space="preserve">stratification/turnover, seasonal drawdowns, and related processes have significant</w:t>
+      </w:r>
+      <w:r>
+        <w:t xml:space="preserve"> </w:t>
+      </w:r>
+      <w:r>
+        <w:t xml:space="preserve">impact on nutrient cycling and export.</w:t>
+      </w:r>
     </w:p>
     <w:p>
       <w:pPr>
@@ -6392,6 +6524,53 @@
           <w:cols/>
         </w:sectPr>
       </w:pPr>
+    </w:p>
+    <w:p xmlns:w14="http://schemas.microsoft.com/office/word/2010/wordml">
+      <w:pPr>
+        <w:pStyle w:val="TableCaption"/>
+        <w:jc w:val="center"/>
+        <w:keepNext/>
+      </w:pPr>
+      <w:r>
+        <w:rPr>
+          <w:rFonts/>
+          <w:b w:val="false"/>
+        </w:rPr>
+        <w:t xml:space="preserve">Table  </w:t>
+      </w:r>
+      <w:bookmarkStart w:id="917f7387-0d05-4582-8b6f-8363772ff4bc" w:name="models"/>
+      <w:r>
+        <w:rPr>
+          <w:rFonts/>
+          <w:b w:val="false"/>
+        </w:rPr>
+        <w:fldChar w:fldCharType="begin" w:dirty="true"/>
+      </w:r>
+      <w:r>
+        <w:rPr>
+          <w:rFonts/>
+          <w:b w:val="false"/>
+        </w:rPr>
+        <w:instrText xml:space="preserve" w:dirty="true">SEQ tab \* Arabic</w:instrText>
+      </w:r>
+      <w:r>
+        <w:rPr>
+          <w:rFonts/>
+          <w:b w:val="false"/>
+        </w:rPr>
+        <w:fldChar w:fldCharType="end" w:dirty="true"/>
+      </w:r>
+      <w:bookmarkEnd w:id="917f7387-0d05-4582-8b6f-8363772ff4bc"/>
+      <w:r>
+        <w:rPr>
+          <w:rFonts/>
+          <w:b w:val="false"/>
+        </w:rPr>
+        <w:t xml:space="preserve">.  </w:t>
+      </w:r>
+      <w:r>
+        <w:t xml:space="preserve">Short descriptions and documentation sources for model approaches identified during the TMDL review.</w:t>
+      </w:r>
     </w:p>
     <w:tbl xmlns:w14="http://schemas.microsoft.com/office/word/2010/wordml">
       <w:tblPr>
@@ -8486,31 +8665,7 @@
                 <w:szCs w:val="22"/>
                 <w:color w:val="000000"/>
               </w:rPr>
-              <w:t xml:space="preserve">event</w:t>
-            </w:r>
-            <w:r>
-              <w:rPr>
-                <w:rFonts w:ascii="Arial" w:hAnsi="Arial" w:eastAsia="Arial" w:cs="Arial"/>
-                <w:i w:val="false"/>
-                <w:b w:val="false"/>
-                <w:u w:val="none"/>
-                <w:sz w:val="22"/>
-                <w:szCs w:val="22"/>
-                <w:color w:val="000000"/>
-              </w:rPr>
-              <w:t xml:space="preserve"> </w:t>
-            </w:r>
-            <w:r>
-              <w:rPr>
-                <w:rFonts w:ascii="Arial" w:hAnsi="Arial" w:eastAsia="Arial" w:cs="Arial"/>
-                <w:i w:val="false"/>
-                <w:b w:val="false"/>
-                <w:u w:val="none"/>
-                <w:sz w:val="22"/>
-                <w:szCs w:val="22"/>
-                <w:color w:val="000000"/>
-              </w:rPr>
-              <w:t xml:space="preserve">mean</w:t>
+              <w:t xml:space="preserve">event-mean</w:t>
             </w:r>
             <w:r>
               <w:rPr>
@@ -9982,6 +10137,126 @@
                 <w:szCs w:val="22"/>
                 <w:color w:val="000000"/>
               </w:rPr>
+              <w:t xml:space="preserve">Hydrological</w:t>
+            </w:r>
+            <w:r>
+              <w:rPr>
+                <w:rFonts w:ascii="Arial" w:hAnsi="Arial" w:eastAsia="Arial" w:cs="Arial"/>
+                <w:i w:val="false"/>
+                <w:b w:val="false"/>
+                <w:u w:val="none"/>
+                <w:sz w:val="22"/>
+                <w:szCs w:val="22"/>
+                <w:color w:val="000000"/>
+              </w:rPr>
+              <w:t xml:space="preserve"> </w:t>
+            </w:r>
+            <w:r>
+              <w:rPr>
+                <w:rFonts w:ascii="Arial" w:hAnsi="Arial" w:eastAsia="Arial" w:cs="Arial"/>
+                <w:i w:val="false"/>
+                <w:b w:val="false"/>
+                <w:u w:val="none"/>
+                <w:sz w:val="22"/>
+                <w:szCs w:val="22"/>
+                <w:color w:val="000000"/>
+              </w:rPr>
+              <w:t xml:space="preserve">Simulation</w:t>
+            </w:r>
+            <w:r>
+              <w:rPr>
+                <w:rFonts w:ascii="Arial" w:hAnsi="Arial" w:eastAsia="Arial" w:cs="Arial"/>
+                <w:i w:val="false"/>
+                <w:b w:val="false"/>
+                <w:u w:val="none"/>
+                <w:sz w:val="22"/>
+                <w:szCs w:val="22"/>
+                <w:color w:val="000000"/>
+              </w:rPr>
+              <w:t xml:space="preserve"> </w:t>
+            </w:r>
+            <w:r>
+              <w:rPr>
+                <w:rFonts w:ascii="Arial" w:hAnsi="Arial" w:eastAsia="Arial" w:cs="Arial"/>
+                <w:i w:val="false"/>
+                <w:b w:val="false"/>
+                <w:u w:val="none"/>
+                <w:sz w:val="22"/>
+                <w:szCs w:val="22"/>
+                <w:color w:val="000000"/>
+              </w:rPr>
+              <w:t xml:space="preserve">Program</w:t>
+            </w:r>
+            <w:r>
+              <w:rPr>
+                <w:rFonts w:ascii="Arial" w:hAnsi="Arial" w:eastAsia="Arial" w:cs="Arial"/>
+                <w:i w:val="false"/>
+                <w:b w:val="false"/>
+                <w:u w:val="none"/>
+                <w:sz w:val="22"/>
+                <w:szCs w:val="22"/>
+                <w:color w:val="000000"/>
+              </w:rPr>
+              <w:t xml:space="preserve"> </w:t>
+            </w:r>
+            <w:r>
+              <w:rPr>
+                <w:rFonts w:ascii="Arial" w:hAnsi="Arial" w:eastAsia="Arial" w:cs="Arial"/>
+                <w:i w:val="false"/>
+                <w:b w:val="false"/>
+                <w:u w:val="none"/>
+                <w:sz w:val="22"/>
+                <w:szCs w:val="22"/>
+                <w:color w:val="000000"/>
+              </w:rPr>
+              <w:t xml:space="preserve">-</w:t>
+            </w:r>
+            <w:r>
+              <w:rPr>
+                <w:rFonts w:ascii="Arial" w:hAnsi="Arial" w:eastAsia="Arial" w:cs="Arial"/>
+                <w:i w:val="false"/>
+                <w:b w:val="false"/>
+                <w:u w:val="none"/>
+                <w:sz w:val="22"/>
+                <w:szCs w:val="22"/>
+                <w:color w:val="000000"/>
+              </w:rPr>
+              <w:t xml:space="preserve"> </w:t>
+            </w:r>
+            <w:r>
+              <w:rPr>
+                <w:rFonts w:ascii="Arial" w:hAnsi="Arial" w:eastAsia="Arial" w:cs="Arial"/>
+                <w:i w:val="false"/>
+                <w:b w:val="false"/>
+                <w:u w:val="none"/>
+                <w:sz w:val="22"/>
+                <w:szCs w:val="22"/>
+                <w:color w:val="000000"/>
+              </w:rPr>
+              <w:t xml:space="preserve">FORTRAN</w:t>
+            </w:r>
+            <w:r>
+              <w:rPr>
+                <w:rFonts w:ascii="Arial" w:hAnsi="Arial" w:eastAsia="Arial" w:cs="Arial"/>
+                <w:i w:val="false"/>
+                <w:b w:val="false"/>
+                <w:u w:val="none"/>
+                <w:sz w:val="22"/>
+                <w:szCs w:val="22"/>
+                <w:color w:val="000000"/>
+              </w:rPr>
+              <w:t xml:space="preserve"> </w:t>
+            </w:r>
+            <w:r>
+              <w:rPr>
+                <w:rFonts w:ascii="Arial" w:hAnsi="Arial" w:eastAsia="Arial" w:cs="Arial"/>
+                <w:i w:val="false"/>
+                <w:b w:val="false"/>
+                <w:u w:val="none"/>
+                <w:sz w:val="22"/>
+                <w:szCs w:val="22"/>
+                <w:color w:val="000000"/>
+              </w:rPr>
               <w:t xml:space="preserve">(HSPF)</w:t>
             </w:r>
           </w:p>
@@ -10034,7 +10309,847 @@
                 <w:szCs w:val="22"/>
                 <w:color w:val="000000"/>
               </w:rPr>
-              <w:t xml:space="preserve">filler</w:t>
+              <w:t xml:space="preserve">Semi-distributed</w:t>
+            </w:r>
+            <w:r>
+              <w:rPr>
+                <w:rFonts w:ascii="Arial" w:hAnsi="Arial" w:eastAsia="Arial" w:cs="Arial"/>
+                <w:i w:val="false"/>
+                <w:b w:val="false"/>
+                <w:u w:val="none"/>
+                <w:sz w:val="22"/>
+                <w:szCs w:val="22"/>
+                <w:color w:val="000000"/>
+              </w:rPr>
+              <w:t xml:space="preserve"> </w:t>
+            </w:r>
+            <w:r>
+              <w:rPr>
+                <w:rFonts w:ascii="Arial" w:hAnsi="Arial" w:eastAsia="Arial" w:cs="Arial"/>
+                <w:i w:val="false"/>
+                <w:b w:val="false"/>
+                <w:u w:val="none"/>
+                <w:sz w:val="22"/>
+                <w:szCs w:val="22"/>
+                <w:color w:val="000000"/>
+              </w:rPr>
+              <w:t xml:space="preserve">process-based</w:t>
+            </w:r>
+            <w:r>
+              <w:rPr>
+                <w:rFonts w:ascii="Arial" w:hAnsi="Arial" w:eastAsia="Arial" w:cs="Arial"/>
+                <w:i w:val="false"/>
+                <w:b w:val="false"/>
+                <w:u w:val="none"/>
+                <w:sz w:val="22"/>
+                <w:szCs w:val="22"/>
+                <w:color w:val="000000"/>
+              </w:rPr>
+              <w:t xml:space="preserve"> </w:t>
+            </w:r>
+            <w:r>
+              <w:rPr>
+                <w:rFonts w:ascii="Arial" w:hAnsi="Arial" w:eastAsia="Arial" w:cs="Arial"/>
+                <w:i w:val="false"/>
+                <w:b w:val="false"/>
+                <w:u w:val="none"/>
+                <w:sz w:val="22"/>
+                <w:szCs w:val="22"/>
+                <w:color w:val="000000"/>
+              </w:rPr>
+              <w:t xml:space="preserve">watershed</w:t>
+            </w:r>
+            <w:r>
+              <w:rPr>
+                <w:rFonts w:ascii="Arial" w:hAnsi="Arial" w:eastAsia="Arial" w:cs="Arial"/>
+                <w:i w:val="false"/>
+                <w:b w:val="false"/>
+                <w:u w:val="none"/>
+                <w:sz w:val="22"/>
+                <w:szCs w:val="22"/>
+                <w:color w:val="000000"/>
+              </w:rPr>
+              <w:t xml:space="preserve"> </w:t>
+            </w:r>
+            <w:r>
+              <w:rPr>
+                <w:rFonts w:ascii="Arial" w:hAnsi="Arial" w:eastAsia="Arial" w:cs="Arial"/>
+                <w:i w:val="false"/>
+                <w:b w:val="false"/>
+                <w:u w:val="none"/>
+                <w:sz w:val="22"/>
+                <w:szCs w:val="22"/>
+                <w:color w:val="000000"/>
+              </w:rPr>
+              <w:t xml:space="preserve">model</w:t>
+            </w:r>
+            <w:r>
+              <w:rPr>
+                <w:rFonts w:ascii="Arial" w:hAnsi="Arial" w:eastAsia="Arial" w:cs="Arial"/>
+                <w:i w:val="false"/>
+                <w:b w:val="false"/>
+                <w:u w:val="none"/>
+                <w:sz w:val="22"/>
+                <w:szCs w:val="22"/>
+                <w:color w:val="000000"/>
+              </w:rPr>
+              <w:t xml:space="preserve"> </w:t>
+            </w:r>
+            <w:r>
+              <w:rPr>
+                <w:rFonts w:ascii="Arial" w:hAnsi="Arial" w:eastAsia="Arial" w:cs="Arial"/>
+                <w:i w:val="false"/>
+                <w:b w:val="false"/>
+                <w:u w:val="none"/>
+                <w:sz w:val="22"/>
+                <w:szCs w:val="22"/>
+                <w:color w:val="000000"/>
+              </w:rPr>
+              <w:t xml:space="preserve">used</w:t>
+            </w:r>
+            <w:r>
+              <w:rPr>
+                <w:rFonts w:ascii="Arial" w:hAnsi="Arial" w:eastAsia="Arial" w:cs="Arial"/>
+                <w:i w:val="false"/>
+                <w:b w:val="false"/>
+                <w:u w:val="none"/>
+                <w:sz w:val="22"/>
+                <w:szCs w:val="22"/>
+                <w:color w:val="000000"/>
+              </w:rPr>
+              <w:t xml:space="preserve"> </w:t>
+            </w:r>
+            <w:r>
+              <w:rPr>
+                <w:rFonts w:ascii="Arial" w:hAnsi="Arial" w:eastAsia="Arial" w:cs="Arial"/>
+                <w:i w:val="false"/>
+                <w:b w:val="false"/>
+                <w:u w:val="none"/>
+                <w:sz w:val="22"/>
+                <w:szCs w:val="22"/>
+                <w:color w:val="000000"/>
+              </w:rPr>
+              <w:t xml:space="preserve">to</w:t>
+            </w:r>
+            <w:r>
+              <w:rPr>
+                <w:rFonts w:ascii="Arial" w:hAnsi="Arial" w:eastAsia="Arial" w:cs="Arial"/>
+                <w:i w:val="false"/>
+                <w:b w:val="false"/>
+                <w:u w:val="none"/>
+                <w:sz w:val="22"/>
+                <w:szCs w:val="22"/>
+                <w:color w:val="000000"/>
+              </w:rPr>
+              <w:t xml:space="preserve"> </w:t>
+            </w:r>
+            <w:r>
+              <w:rPr>
+                <w:rFonts w:ascii="Arial" w:hAnsi="Arial" w:eastAsia="Arial" w:cs="Arial"/>
+                <w:i w:val="false"/>
+                <w:b w:val="false"/>
+                <w:u w:val="none"/>
+                <w:sz w:val="22"/>
+                <w:szCs w:val="22"/>
+                <w:color w:val="000000"/>
+              </w:rPr>
+              <w:t xml:space="preserve">simulate</w:t>
+            </w:r>
+            <w:r>
+              <w:rPr>
+                <w:rFonts w:ascii="Arial" w:hAnsi="Arial" w:eastAsia="Arial" w:cs="Arial"/>
+                <w:i w:val="false"/>
+                <w:b w:val="false"/>
+                <w:u w:val="none"/>
+                <w:sz w:val="22"/>
+                <w:szCs w:val="22"/>
+                <w:color w:val="000000"/>
+              </w:rPr>
+              <w:t xml:space="preserve"> </w:t>
+            </w:r>
+            <w:r>
+              <w:rPr>
+                <w:rFonts w:ascii="Arial" w:hAnsi="Arial" w:eastAsia="Arial" w:cs="Arial"/>
+                <w:i w:val="false"/>
+                <w:b w:val="false"/>
+                <w:u w:val="none"/>
+                <w:sz w:val="22"/>
+                <w:szCs w:val="22"/>
+                <w:color w:val="000000"/>
+              </w:rPr>
+              <w:t xml:space="preserve">hydrology</w:t>
+            </w:r>
+            <w:r>
+              <w:rPr>
+                <w:rFonts w:ascii="Arial" w:hAnsi="Arial" w:eastAsia="Arial" w:cs="Arial"/>
+                <w:i w:val="false"/>
+                <w:b w:val="false"/>
+                <w:u w:val="none"/>
+                <w:sz w:val="22"/>
+                <w:szCs w:val="22"/>
+                <w:color w:val="000000"/>
+              </w:rPr>
+              <w:t xml:space="preserve"> </w:t>
+            </w:r>
+            <w:r>
+              <w:rPr>
+                <w:rFonts w:ascii="Arial" w:hAnsi="Arial" w:eastAsia="Arial" w:cs="Arial"/>
+                <w:i w:val="false"/>
+                <w:b w:val="false"/>
+                <w:u w:val="none"/>
+                <w:sz w:val="22"/>
+                <w:szCs w:val="22"/>
+                <w:color w:val="000000"/>
+              </w:rPr>
+              <w:t xml:space="preserve">and</w:t>
+            </w:r>
+            <w:r>
+              <w:rPr>
+                <w:rFonts w:ascii="Arial" w:hAnsi="Arial" w:eastAsia="Arial" w:cs="Arial"/>
+                <w:i w:val="false"/>
+                <w:b w:val="false"/>
+                <w:u w:val="none"/>
+                <w:sz w:val="22"/>
+                <w:szCs w:val="22"/>
+                <w:color w:val="000000"/>
+              </w:rPr>
+              <w:t xml:space="preserve"> </w:t>
+            </w:r>
+            <w:r>
+              <w:rPr>
+                <w:rFonts w:ascii="Arial" w:hAnsi="Arial" w:eastAsia="Arial" w:cs="Arial"/>
+                <w:i w:val="false"/>
+                <w:b w:val="false"/>
+                <w:u w:val="none"/>
+                <w:sz w:val="22"/>
+                <w:szCs w:val="22"/>
+                <w:color w:val="000000"/>
+              </w:rPr>
+              <w:t xml:space="preserve">water</w:t>
+            </w:r>
+            <w:r>
+              <w:rPr>
+                <w:rFonts w:ascii="Arial" w:hAnsi="Arial" w:eastAsia="Arial" w:cs="Arial"/>
+                <w:i w:val="false"/>
+                <w:b w:val="false"/>
+                <w:u w:val="none"/>
+                <w:sz w:val="22"/>
+                <w:szCs w:val="22"/>
+                <w:color w:val="000000"/>
+              </w:rPr>
+              <w:t xml:space="preserve"> </w:t>
+            </w:r>
+            <w:r>
+              <w:rPr>
+                <w:rFonts w:ascii="Arial" w:hAnsi="Arial" w:eastAsia="Arial" w:cs="Arial"/>
+                <w:i w:val="false"/>
+                <w:b w:val="false"/>
+                <w:u w:val="none"/>
+                <w:sz w:val="22"/>
+                <w:szCs w:val="22"/>
+                <w:color w:val="000000"/>
+              </w:rPr>
+              <w:t xml:space="preserve">quality</w:t>
+            </w:r>
+            <w:r>
+              <w:rPr>
+                <w:rFonts w:ascii="Arial" w:hAnsi="Arial" w:eastAsia="Arial" w:cs="Arial"/>
+                <w:i w:val="false"/>
+                <w:b w:val="false"/>
+                <w:u w:val="none"/>
+                <w:sz w:val="22"/>
+                <w:szCs w:val="22"/>
+                <w:color w:val="000000"/>
+              </w:rPr>
+              <w:t xml:space="preserve"> </w:t>
+            </w:r>
+            <w:r>
+              <w:rPr>
+                <w:rFonts w:ascii="Arial" w:hAnsi="Arial" w:eastAsia="Arial" w:cs="Arial"/>
+                <w:i w:val="false"/>
+                <w:b w:val="false"/>
+                <w:u w:val="none"/>
+                <w:sz w:val="22"/>
+                <w:szCs w:val="22"/>
+                <w:color w:val="000000"/>
+              </w:rPr>
+              <w:t xml:space="preserve">in</w:t>
+            </w:r>
+            <w:r>
+              <w:rPr>
+                <w:rFonts w:ascii="Arial" w:hAnsi="Arial" w:eastAsia="Arial" w:cs="Arial"/>
+                <w:i w:val="false"/>
+                <w:b w:val="false"/>
+                <w:u w:val="none"/>
+                <w:sz w:val="22"/>
+                <w:szCs w:val="22"/>
+                <w:color w:val="000000"/>
+              </w:rPr>
+              <w:t xml:space="preserve"> </w:t>
+            </w:r>
+            <w:r>
+              <w:rPr>
+                <w:rFonts w:ascii="Arial" w:hAnsi="Arial" w:eastAsia="Arial" w:cs="Arial"/>
+                <w:i w:val="false"/>
+                <w:b w:val="false"/>
+                <w:u w:val="none"/>
+                <w:sz w:val="22"/>
+                <w:szCs w:val="22"/>
+                <w:color w:val="000000"/>
+              </w:rPr>
+              <w:t xml:space="preserve">urban</w:t>
+            </w:r>
+            <w:r>
+              <w:rPr>
+                <w:rFonts w:ascii="Arial" w:hAnsi="Arial" w:eastAsia="Arial" w:cs="Arial"/>
+                <w:i w:val="false"/>
+                <w:b w:val="false"/>
+                <w:u w:val="none"/>
+                <w:sz w:val="22"/>
+                <w:szCs w:val="22"/>
+                <w:color w:val="000000"/>
+              </w:rPr>
+              <w:t xml:space="preserve"> </w:t>
+            </w:r>
+            <w:r>
+              <w:rPr>
+                <w:rFonts w:ascii="Arial" w:hAnsi="Arial" w:eastAsia="Arial" w:cs="Arial"/>
+                <w:i w:val="false"/>
+                <w:b w:val="false"/>
+                <w:u w:val="none"/>
+                <w:sz w:val="22"/>
+                <w:szCs w:val="22"/>
+                <w:color w:val="000000"/>
+              </w:rPr>
+              <w:t xml:space="preserve">and</w:t>
+            </w:r>
+            <w:r>
+              <w:rPr>
+                <w:rFonts w:ascii="Arial" w:hAnsi="Arial" w:eastAsia="Arial" w:cs="Arial"/>
+                <w:i w:val="false"/>
+                <w:b w:val="false"/>
+                <w:u w:val="none"/>
+                <w:sz w:val="22"/>
+                <w:szCs w:val="22"/>
+                <w:color w:val="000000"/>
+              </w:rPr>
+              <w:t xml:space="preserve"> </w:t>
+            </w:r>
+            <w:r>
+              <w:rPr>
+                <w:rFonts w:ascii="Arial" w:hAnsi="Arial" w:eastAsia="Arial" w:cs="Arial"/>
+                <w:i w:val="false"/>
+                <w:b w:val="false"/>
+                <w:u w:val="none"/>
+                <w:sz w:val="22"/>
+                <w:szCs w:val="22"/>
+                <w:color w:val="000000"/>
+              </w:rPr>
+              <w:t xml:space="preserve">rural</w:t>
+            </w:r>
+            <w:r>
+              <w:rPr>
+                <w:rFonts w:ascii="Arial" w:hAnsi="Arial" w:eastAsia="Arial" w:cs="Arial"/>
+                <w:i w:val="false"/>
+                <w:b w:val="false"/>
+                <w:u w:val="none"/>
+                <w:sz w:val="22"/>
+                <w:szCs w:val="22"/>
+                <w:color w:val="000000"/>
+              </w:rPr>
+              <w:t xml:space="preserve"> </w:t>
+            </w:r>
+            <w:r>
+              <w:rPr>
+                <w:rFonts w:ascii="Arial" w:hAnsi="Arial" w:eastAsia="Arial" w:cs="Arial"/>
+                <w:i w:val="false"/>
+                <w:b w:val="false"/>
+                <w:u w:val="none"/>
+                <w:sz w:val="22"/>
+                <w:szCs w:val="22"/>
+                <w:color w:val="000000"/>
+              </w:rPr>
+              <w:t xml:space="preserve">environments.</w:t>
+            </w:r>
+            <w:r>
+              <w:rPr>
+                <w:rFonts w:ascii="Arial" w:hAnsi="Arial" w:eastAsia="Arial" w:cs="Arial"/>
+                <w:i w:val="false"/>
+                <w:b w:val="false"/>
+                <w:u w:val="none"/>
+                <w:sz w:val="22"/>
+                <w:szCs w:val="22"/>
+                <w:color w:val="000000"/>
+              </w:rPr>
+              <w:t xml:space="preserve"> </w:t>
+            </w:r>
+            <w:r>
+              <w:rPr>
+                <w:rFonts w:ascii="Arial" w:hAnsi="Arial" w:eastAsia="Arial" w:cs="Arial"/>
+                <w:i w:val="false"/>
+                <w:b w:val="false"/>
+                <w:u w:val="none"/>
+                <w:sz w:val="22"/>
+                <w:szCs w:val="22"/>
+                <w:color w:val="000000"/>
+              </w:rPr>
+              <w:t xml:space="preserve">Can</w:t>
+            </w:r>
+            <w:r>
+              <w:rPr>
+                <w:rFonts w:ascii="Arial" w:hAnsi="Arial" w:eastAsia="Arial" w:cs="Arial"/>
+                <w:i w:val="false"/>
+                <w:b w:val="false"/>
+                <w:u w:val="none"/>
+                <w:sz w:val="22"/>
+                <w:szCs w:val="22"/>
+                <w:color w:val="000000"/>
+              </w:rPr>
+              <w:t xml:space="preserve"> </w:t>
+            </w:r>
+            <w:r>
+              <w:rPr>
+                <w:rFonts w:ascii="Arial" w:hAnsi="Arial" w:eastAsia="Arial" w:cs="Arial"/>
+                <w:i w:val="false"/>
+                <w:b w:val="false"/>
+                <w:u w:val="none"/>
+                <w:sz w:val="22"/>
+                <w:szCs w:val="22"/>
+                <w:color w:val="000000"/>
+              </w:rPr>
+              <w:t xml:space="preserve">be</w:t>
+            </w:r>
+            <w:r>
+              <w:rPr>
+                <w:rFonts w:ascii="Arial" w:hAnsi="Arial" w:eastAsia="Arial" w:cs="Arial"/>
+                <w:i w:val="false"/>
+                <w:b w:val="false"/>
+                <w:u w:val="none"/>
+                <w:sz w:val="22"/>
+                <w:szCs w:val="22"/>
+                <w:color w:val="000000"/>
+              </w:rPr>
+              <w:t xml:space="preserve"> </w:t>
+            </w:r>
+            <w:r>
+              <w:rPr>
+                <w:rFonts w:ascii="Arial" w:hAnsi="Arial" w:eastAsia="Arial" w:cs="Arial"/>
+                <w:i w:val="false"/>
+                <w:b w:val="false"/>
+                <w:u w:val="none"/>
+                <w:sz w:val="22"/>
+                <w:szCs w:val="22"/>
+                <w:color w:val="000000"/>
+              </w:rPr>
+              <w:t xml:space="preserve">used</w:t>
+            </w:r>
+            <w:r>
+              <w:rPr>
+                <w:rFonts w:ascii="Arial" w:hAnsi="Arial" w:eastAsia="Arial" w:cs="Arial"/>
+                <w:i w:val="false"/>
+                <w:b w:val="false"/>
+                <w:u w:val="none"/>
+                <w:sz w:val="22"/>
+                <w:szCs w:val="22"/>
+                <w:color w:val="000000"/>
+              </w:rPr>
+              <w:t xml:space="preserve"> </w:t>
+            </w:r>
+            <w:r>
+              <w:rPr>
+                <w:rFonts w:ascii="Arial" w:hAnsi="Arial" w:eastAsia="Arial" w:cs="Arial"/>
+                <w:i w:val="false"/>
+                <w:b w:val="false"/>
+                <w:u w:val="none"/>
+                <w:sz w:val="22"/>
+                <w:szCs w:val="22"/>
+                <w:color w:val="000000"/>
+              </w:rPr>
+              <w:t xml:space="preserve">as</w:t>
+            </w:r>
+            <w:r>
+              <w:rPr>
+                <w:rFonts w:ascii="Arial" w:hAnsi="Arial" w:eastAsia="Arial" w:cs="Arial"/>
+                <w:i w:val="false"/>
+                <w:b w:val="false"/>
+                <w:u w:val="none"/>
+                <w:sz w:val="22"/>
+                <w:szCs w:val="22"/>
+                <w:color w:val="000000"/>
+              </w:rPr>
+              <w:t xml:space="preserve"> </w:t>
+            </w:r>
+            <w:r>
+              <w:rPr>
+                <w:rFonts w:ascii="Arial" w:hAnsi="Arial" w:eastAsia="Arial" w:cs="Arial"/>
+                <w:i w:val="false"/>
+                <w:b w:val="false"/>
+                <w:u w:val="none"/>
+                <w:sz w:val="22"/>
+                <w:szCs w:val="22"/>
+                <w:color w:val="000000"/>
+              </w:rPr>
+              <w:t xml:space="preserve">a</w:t>
+            </w:r>
+            <w:r>
+              <w:rPr>
+                <w:rFonts w:ascii="Arial" w:hAnsi="Arial" w:eastAsia="Arial" w:cs="Arial"/>
+                <w:i w:val="false"/>
+                <w:b w:val="false"/>
+                <w:u w:val="none"/>
+                <w:sz w:val="22"/>
+                <w:szCs w:val="22"/>
+                <w:color w:val="000000"/>
+              </w:rPr>
+              <w:t xml:space="preserve"> </w:t>
+            </w:r>
+            <w:r>
+              <w:rPr>
+                <w:rFonts w:ascii="Arial" w:hAnsi="Arial" w:eastAsia="Arial" w:cs="Arial"/>
+                <w:i w:val="false"/>
+                <w:b w:val="false"/>
+                <w:u w:val="none"/>
+                <w:sz w:val="22"/>
+                <w:szCs w:val="22"/>
+                <w:color w:val="000000"/>
+              </w:rPr>
+              <w:t xml:space="preserve">steady-state</w:t>
+            </w:r>
+            <w:r>
+              <w:rPr>
+                <w:rFonts w:ascii="Arial" w:hAnsi="Arial" w:eastAsia="Arial" w:cs="Arial"/>
+                <w:i w:val="false"/>
+                <w:b w:val="false"/>
+                <w:u w:val="none"/>
+                <w:sz w:val="22"/>
+                <w:szCs w:val="22"/>
+                <w:color w:val="000000"/>
+              </w:rPr>
+              <w:t xml:space="preserve"> </w:t>
+            </w:r>
+            <w:r>
+              <w:rPr>
+                <w:rFonts w:ascii="Arial" w:hAnsi="Arial" w:eastAsia="Arial" w:cs="Arial"/>
+                <w:i w:val="false"/>
+                <w:b w:val="false"/>
+                <w:u w:val="none"/>
+                <w:sz w:val="22"/>
+                <w:szCs w:val="22"/>
+                <w:color w:val="000000"/>
+              </w:rPr>
+              <w:t xml:space="preserve">or</w:t>
+            </w:r>
+            <w:r>
+              <w:rPr>
+                <w:rFonts w:ascii="Arial" w:hAnsi="Arial" w:eastAsia="Arial" w:cs="Arial"/>
+                <w:i w:val="false"/>
+                <w:b w:val="false"/>
+                <w:u w:val="none"/>
+                <w:sz w:val="22"/>
+                <w:szCs w:val="22"/>
+                <w:color w:val="000000"/>
+              </w:rPr>
+              <w:t xml:space="preserve"> </w:t>
+            </w:r>
+            <w:r>
+              <w:rPr>
+                <w:rFonts w:ascii="Arial" w:hAnsi="Arial" w:eastAsia="Arial" w:cs="Arial"/>
+                <w:i w:val="false"/>
+                <w:b w:val="false"/>
+                <w:u w:val="none"/>
+                <w:sz w:val="22"/>
+                <w:szCs w:val="22"/>
+                <w:color w:val="000000"/>
+              </w:rPr>
+              <w:t xml:space="preserve">temporally</w:t>
+            </w:r>
+            <w:r>
+              <w:rPr>
+                <w:rFonts w:ascii="Arial" w:hAnsi="Arial" w:eastAsia="Arial" w:cs="Arial"/>
+                <w:i w:val="false"/>
+                <w:b w:val="false"/>
+                <w:u w:val="none"/>
+                <w:sz w:val="22"/>
+                <w:szCs w:val="22"/>
+                <w:color w:val="000000"/>
+              </w:rPr>
+              <w:t xml:space="preserve"> </w:t>
+            </w:r>
+            <w:r>
+              <w:rPr>
+                <w:rFonts w:ascii="Arial" w:hAnsi="Arial" w:eastAsia="Arial" w:cs="Arial"/>
+                <w:i w:val="false"/>
+                <w:b w:val="false"/>
+                <w:u w:val="none"/>
+                <w:sz w:val="22"/>
+                <w:szCs w:val="22"/>
+                <w:color w:val="000000"/>
+              </w:rPr>
+              <w:t xml:space="preserve">dynamic</w:t>
+            </w:r>
+            <w:r>
+              <w:rPr>
+                <w:rFonts w:ascii="Arial" w:hAnsi="Arial" w:eastAsia="Arial" w:cs="Arial"/>
+                <w:i w:val="false"/>
+                <w:b w:val="false"/>
+                <w:u w:val="none"/>
+                <w:sz w:val="22"/>
+                <w:szCs w:val="22"/>
+                <w:color w:val="000000"/>
+              </w:rPr>
+              <w:t xml:space="preserve"> </w:t>
+            </w:r>
+            <w:r>
+              <w:rPr>
+                <w:rFonts w:ascii="Arial" w:hAnsi="Arial" w:eastAsia="Arial" w:cs="Arial"/>
+                <w:i w:val="false"/>
+                <w:b w:val="false"/>
+                <w:u w:val="none"/>
+                <w:sz w:val="22"/>
+                <w:szCs w:val="22"/>
+                <w:color w:val="000000"/>
+              </w:rPr>
+              <w:t xml:space="preserve">model.</w:t>
+            </w:r>
+            <w:r>
+              <w:rPr>
+                <w:rFonts w:ascii="Arial" w:hAnsi="Arial" w:eastAsia="Arial" w:cs="Arial"/>
+                <w:i w:val="false"/>
+                <w:b w:val="false"/>
+                <w:u w:val="none"/>
+                <w:sz w:val="22"/>
+                <w:szCs w:val="22"/>
+                <w:color w:val="000000"/>
+              </w:rPr>
+              <w:t xml:space="preserve"> </w:t>
+            </w:r>
+            <w:r>
+              <w:rPr>
+                <w:rFonts w:ascii="Arial" w:hAnsi="Arial" w:eastAsia="Arial" w:cs="Arial"/>
+                <w:i w:val="false"/>
+                <w:b w:val="false"/>
+                <w:u w:val="none"/>
+                <w:sz w:val="22"/>
+                <w:szCs w:val="22"/>
+                <w:color w:val="000000"/>
+              </w:rPr>
+              <w:t xml:space="preserve">Includes</w:t>
+            </w:r>
+            <w:r>
+              <w:rPr>
+                <w:rFonts w:ascii="Arial" w:hAnsi="Arial" w:eastAsia="Arial" w:cs="Arial"/>
+                <w:i w:val="false"/>
+                <w:b w:val="false"/>
+                <w:u w:val="none"/>
+                <w:sz w:val="22"/>
+                <w:szCs w:val="22"/>
+                <w:color w:val="000000"/>
+              </w:rPr>
+              <w:t xml:space="preserve"> </w:t>
+            </w:r>
+            <w:r>
+              <w:rPr>
+                <w:rFonts w:ascii="Arial" w:hAnsi="Arial" w:eastAsia="Arial" w:cs="Arial"/>
+                <w:i w:val="false"/>
+                <w:b w:val="false"/>
+                <w:u w:val="none"/>
+                <w:sz w:val="22"/>
+                <w:szCs w:val="22"/>
+                <w:color w:val="000000"/>
+              </w:rPr>
+              <w:t xml:space="preserve">the</w:t>
+            </w:r>
+            <w:r>
+              <w:rPr>
+                <w:rFonts w:ascii="Arial" w:hAnsi="Arial" w:eastAsia="Arial" w:cs="Arial"/>
+                <w:i w:val="false"/>
+                <w:b w:val="false"/>
+                <w:u w:val="none"/>
+                <w:sz w:val="22"/>
+                <w:szCs w:val="22"/>
+                <w:color w:val="000000"/>
+              </w:rPr>
+              <w:t xml:space="preserve"> </w:t>
+            </w:r>
+            <w:r>
+              <w:rPr>
+                <w:rFonts w:ascii="Arial" w:hAnsi="Arial" w:eastAsia="Arial" w:cs="Arial"/>
+                <w:i w:val="false"/>
+                <w:b w:val="false"/>
+                <w:u w:val="none"/>
+                <w:sz w:val="22"/>
+                <w:szCs w:val="22"/>
+                <w:color w:val="000000"/>
+              </w:rPr>
+              <w:t xml:space="preserve">ability</w:t>
+            </w:r>
+            <w:r>
+              <w:rPr>
+                <w:rFonts w:ascii="Arial" w:hAnsi="Arial" w:eastAsia="Arial" w:cs="Arial"/>
+                <w:i w:val="false"/>
+                <w:b w:val="false"/>
+                <w:u w:val="none"/>
+                <w:sz w:val="22"/>
+                <w:szCs w:val="22"/>
+                <w:color w:val="000000"/>
+              </w:rPr>
+              <w:t xml:space="preserve"> </w:t>
+            </w:r>
+            <w:r>
+              <w:rPr>
+                <w:rFonts w:ascii="Arial" w:hAnsi="Arial" w:eastAsia="Arial" w:cs="Arial"/>
+                <w:i w:val="false"/>
+                <w:b w:val="false"/>
+                <w:u w:val="none"/>
+                <w:sz w:val="22"/>
+                <w:szCs w:val="22"/>
+                <w:color w:val="000000"/>
+              </w:rPr>
+              <w:t xml:space="preserve">to</w:t>
+            </w:r>
+            <w:r>
+              <w:rPr>
+                <w:rFonts w:ascii="Arial" w:hAnsi="Arial" w:eastAsia="Arial" w:cs="Arial"/>
+                <w:i w:val="false"/>
+                <w:b w:val="false"/>
+                <w:u w:val="none"/>
+                <w:sz w:val="22"/>
+                <w:szCs w:val="22"/>
+                <w:color w:val="000000"/>
+              </w:rPr>
+              <w:t xml:space="preserve"> </w:t>
+            </w:r>
+            <w:r>
+              <w:rPr>
+                <w:rFonts w:ascii="Arial" w:hAnsi="Arial" w:eastAsia="Arial" w:cs="Arial"/>
+                <w:i w:val="false"/>
+                <w:b w:val="false"/>
+                <w:u w:val="none"/>
+                <w:sz w:val="22"/>
+                <w:szCs w:val="22"/>
+                <w:color w:val="000000"/>
+              </w:rPr>
+              <w:t xml:space="preserve">simulate</w:t>
+            </w:r>
+            <w:r>
+              <w:rPr>
+                <w:rFonts w:ascii="Arial" w:hAnsi="Arial" w:eastAsia="Arial" w:cs="Arial"/>
+                <w:i w:val="false"/>
+                <w:b w:val="false"/>
+                <w:u w:val="none"/>
+                <w:sz w:val="22"/>
+                <w:szCs w:val="22"/>
+                <w:color w:val="000000"/>
+              </w:rPr>
+              <w:t xml:space="preserve"> </w:t>
+            </w:r>
+            <w:r>
+              <w:rPr>
+                <w:rFonts w:ascii="Arial" w:hAnsi="Arial" w:eastAsia="Arial" w:cs="Arial"/>
+                <w:i w:val="false"/>
+                <w:b w:val="false"/>
+                <w:u w:val="none"/>
+                <w:sz w:val="22"/>
+                <w:szCs w:val="22"/>
+                <w:color w:val="000000"/>
+              </w:rPr>
+              <w:t xml:space="preserve">loading</w:t>
+            </w:r>
+            <w:r>
+              <w:rPr>
+                <w:rFonts w:ascii="Arial" w:hAnsi="Arial" w:eastAsia="Arial" w:cs="Arial"/>
+                <w:i w:val="false"/>
+                <w:b w:val="false"/>
+                <w:u w:val="none"/>
+                <w:sz w:val="22"/>
+                <w:szCs w:val="22"/>
+                <w:color w:val="000000"/>
+              </w:rPr>
+              <w:t xml:space="preserve"> </w:t>
+            </w:r>
+            <w:r>
+              <w:rPr>
+                <w:rFonts w:ascii="Arial" w:hAnsi="Arial" w:eastAsia="Arial" w:cs="Arial"/>
+                <w:i w:val="false"/>
+                <w:b w:val="false"/>
+                <w:u w:val="none"/>
+                <w:sz w:val="22"/>
+                <w:szCs w:val="22"/>
+                <w:color w:val="000000"/>
+              </w:rPr>
+              <w:t xml:space="preserve">responses</w:t>
+            </w:r>
+            <w:r>
+              <w:rPr>
+                <w:rFonts w:ascii="Arial" w:hAnsi="Arial" w:eastAsia="Arial" w:cs="Arial"/>
+                <w:i w:val="false"/>
+                <w:b w:val="false"/>
+                <w:u w:val="none"/>
+                <w:sz w:val="22"/>
+                <w:szCs w:val="22"/>
+                <w:color w:val="000000"/>
+              </w:rPr>
+              <w:t xml:space="preserve"> </w:t>
+            </w:r>
+            <w:r>
+              <w:rPr>
+                <w:rFonts w:ascii="Arial" w:hAnsi="Arial" w:eastAsia="Arial" w:cs="Arial"/>
+                <w:i w:val="false"/>
+                <w:b w:val="false"/>
+                <w:u w:val="none"/>
+                <w:sz w:val="22"/>
+                <w:szCs w:val="22"/>
+                <w:color w:val="000000"/>
+              </w:rPr>
+              <w:t xml:space="preserve">to</w:t>
+            </w:r>
+            <w:r>
+              <w:rPr>
+                <w:rFonts w:ascii="Arial" w:hAnsi="Arial" w:eastAsia="Arial" w:cs="Arial"/>
+                <w:i w:val="false"/>
+                <w:b w:val="false"/>
+                <w:u w:val="none"/>
+                <w:sz w:val="22"/>
+                <w:szCs w:val="22"/>
+                <w:color w:val="000000"/>
+              </w:rPr>
+              <w:t xml:space="preserve"> </w:t>
+            </w:r>
+            <w:r>
+              <w:rPr>
+                <w:rFonts w:ascii="Arial" w:hAnsi="Arial" w:eastAsia="Arial" w:cs="Arial"/>
+                <w:i w:val="false"/>
+                <w:b w:val="false"/>
+                <w:u w:val="none"/>
+                <w:sz w:val="22"/>
+                <w:szCs w:val="22"/>
+                <w:color w:val="000000"/>
+              </w:rPr>
+              <w:t xml:space="preserve">various</w:t>
+            </w:r>
+            <w:r>
+              <w:rPr>
+                <w:rFonts w:ascii="Arial" w:hAnsi="Arial" w:eastAsia="Arial" w:cs="Arial"/>
+                <w:i w:val="false"/>
+                <w:b w:val="false"/>
+                <w:u w:val="none"/>
+                <w:sz w:val="22"/>
+                <w:szCs w:val="22"/>
+                <w:color w:val="000000"/>
+              </w:rPr>
+              <w:t xml:space="preserve"> </w:t>
+            </w:r>
+            <w:r>
+              <w:rPr>
+                <w:rFonts w:ascii="Arial" w:hAnsi="Arial" w:eastAsia="Arial" w:cs="Arial"/>
+                <w:i w:val="false"/>
+                <w:b w:val="false"/>
+                <w:u w:val="none"/>
+                <w:sz w:val="22"/>
+                <w:szCs w:val="22"/>
+                <w:color w:val="000000"/>
+              </w:rPr>
+              <w:t xml:space="preserve">BMPs.</w:t>
             </w:r>
           </w:p>
         </w:tc>
@@ -10216,6 +11331,102 @@
                 <w:szCs w:val="22"/>
                 <w:color w:val="000000"/>
               </w:rPr>
+              <w:t xml:space="preserve">Loading</w:t>
+            </w:r>
+            <w:r>
+              <w:rPr>
+                <w:rFonts w:ascii="Arial" w:hAnsi="Arial" w:eastAsia="Arial" w:cs="Arial"/>
+                <w:i w:val="false"/>
+                <w:b w:val="false"/>
+                <w:u w:val="none"/>
+                <w:sz w:val="22"/>
+                <w:szCs w:val="22"/>
+                <w:color w:val="000000"/>
+              </w:rPr>
+              <w:t xml:space="preserve"> </w:t>
+            </w:r>
+            <w:r>
+              <w:rPr>
+                <w:rFonts w:ascii="Arial" w:hAnsi="Arial" w:eastAsia="Arial" w:cs="Arial"/>
+                <w:i w:val="false"/>
+                <w:b w:val="false"/>
+                <w:u w:val="none"/>
+                <w:sz w:val="22"/>
+                <w:szCs w:val="22"/>
+                <w:color w:val="000000"/>
+              </w:rPr>
+              <w:t xml:space="preserve">Simulation</w:t>
+            </w:r>
+            <w:r>
+              <w:rPr>
+                <w:rFonts w:ascii="Arial" w:hAnsi="Arial" w:eastAsia="Arial" w:cs="Arial"/>
+                <w:i w:val="false"/>
+                <w:b w:val="false"/>
+                <w:u w:val="none"/>
+                <w:sz w:val="22"/>
+                <w:szCs w:val="22"/>
+                <w:color w:val="000000"/>
+              </w:rPr>
+              <w:t xml:space="preserve"> </w:t>
+            </w:r>
+            <w:r>
+              <w:rPr>
+                <w:rFonts w:ascii="Arial" w:hAnsi="Arial" w:eastAsia="Arial" w:cs="Arial"/>
+                <w:i w:val="false"/>
+                <w:b w:val="false"/>
+                <w:u w:val="none"/>
+                <w:sz w:val="22"/>
+                <w:szCs w:val="22"/>
+                <w:color w:val="000000"/>
+              </w:rPr>
+              <w:t xml:space="preserve">Program</w:t>
+            </w:r>
+            <w:r>
+              <w:rPr>
+                <w:rFonts w:ascii="Arial" w:hAnsi="Arial" w:eastAsia="Arial" w:cs="Arial"/>
+                <w:i w:val="false"/>
+                <w:b w:val="false"/>
+                <w:u w:val="none"/>
+                <w:sz w:val="22"/>
+                <w:szCs w:val="22"/>
+                <w:color w:val="000000"/>
+              </w:rPr>
+              <w:t xml:space="preserve"> </w:t>
+            </w:r>
+            <w:r>
+              <w:rPr>
+                <w:rFonts w:ascii="Arial" w:hAnsi="Arial" w:eastAsia="Arial" w:cs="Arial"/>
+                <w:i w:val="false"/>
+                <w:b w:val="false"/>
+                <w:u w:val="none"/>
+                <w:sz w:val="22"/>
+                <w:szCs w:val="22"/>
+                <w:color w:val="000000"/>
+              </w:rPr>
+              <w:t xml:space="preserve">C++</w:t>
+            </w:r>
+            <w:r>
+              <w:rPr>
+                <w:rFonts w:ascii="Arial" w:hAnsi="Arial" w:eastAsia="Arial" w:cs="Arial"/>
+                <w:i w:val="false"/>
+                <w:b w:val="false"/>
+                <w:u w:val="none"/>
+                <w:sz w:val="22"/>
+                <w:szCs w:val="22"/>
+                <w:color w:val="000000"/>
+              </w:rPr>
+              <w:t xml:space="preserve"> </w:t>
+            </w:r>
+            <w:r>
+              <w:rPr>
+                <w:rFonts w:ascii="Arial" w:hAnsi="Arial" w:eastAsia="Arial" w:cs="Arial"/>
+                <w:i w:val="false"/>
+                <w:b w:val="false"/>
+                <w:u w:val="none"/>
+                <w:sz w:val="22"/>
+                <w:szCs w:val="22"/>
+                <w:color w:val="000000"/>
+              </w:rPr>
               <w:t xml:space="preserve">(LSPC)</w:t>
             </w:r>
           </w:p>
@@ -10268,7 +11479,535 @@
                 <w:szCs w:val="22"/>
                 <w:color w:val="000000"/>
               </w:rPr>
-              <w:t xml:space="preserve">filler</w:t>
+              <w:t xml:space="preserve">Underlying</w:t>
+            </w:r>
+            <w:r>
+              <w:rPr>
+                <w:rFonts w:ascii="Arial" w:hAnsi="Arial" w:eastAsia="Arial" w:cs="Arial"/>
+                <w:i w:val="false"/>
+                <w:b w:val="false"/>
+                <w:u w:val="none"/>
+                <w:sz w:val="22"/>
+                <w:szCs w:val="22"/>
+                <w:color w:val="000000"/>
+              </w:rPr>
+              <w:t xml:space="preserve"> </w:t>
+            </w:r>
+            <w:r>
+              <w:rPr>
+                <w:rFonts w:ascii="Arial" w:hAnsi="Arial" w:eastAsia="Arial" w:cs="Arial"/>
+                <w:i w:val="false"/>
+                <w:b w:val="false"/>
+                <w:u w:val="none"/>
+                <w:sz w:val="22"/>
+                <w:szCs w:val="22"/>
+                <w:color w:val="000000"/>
+              </w:rPr>
+              <w:t xml:space="preserve">algorithms</w:t>
+            </w:r>
+            <w:r>
+              <w:rPr>
+                <w:rFonts w:ascii="Arial" w:hAnsi="Arial" w:eastAsia="Arial" w:cs="Arial"/>
+                <w:i w:val="false"/>
+                <w:b w:val="false"/>
+                <w:u w:val="none"/>
+                <w:sz w:val="22"/>
+                <w:szCs w:val="22"/>
+                <w:color w:val="000000"/>
+              </w:rPr>
+              <w:t xml:space="preserve"> </w:t>
+            </w:r>
+            <w:r>
+              <w:rPr>
+                <w:rFonts w:ascii="Arial" w:hAnsi="Arial" w:eastAsia="Arial" w:cs="Arial"/>
+                <w:i w:val="false"/>
+                <w:b w:val="false"/>
+                <w:u w:val="none"/>
+                <w:sz w:val="22"/>
+                <w:szCs w:val="22"/>
+                <w:color w:val="000000"/>
+              </w:rPr>
+              <w:t xml:space="preserve">based</w:t>
+            </w:r>
+            <w:r>
+              <w:rPr>
+                <w:rFonts w:ascii="Arial" w:hAnsi="Arial" w:eastAsia="Arial" w:cs="Arial"/>
+                <w:i w:val="false"/>
+                <w:b w:val="false"/>
+                <w:u w:val="none"/>
+                <w:sz w:val="22"/>
+                <w:szCs w:val="22"/>
+                <w:color w:val="000000"/>
+              </w:rPr>
+              <w:t xml:space="preserve"> </w:t>
+            </w:r>
+            <w:r>
+              <w:rPr>
+                <w:rFonts w:ascii="Arial" w:hAnsi="Arial" w:eastAsia="Arial" w:cs="Arial"/>
+                <w:i w:val="false"/>
+                <w:b w:val="false"/>
+                <w:u w:val="none"/>
+                <w:sz w:val="22"/>
+                <w:szCs w:val="22"/>
+                <w:color w:val="000000"/>
+              </w:rPr>
+              <w:t xml:space="preserve">on</w:t>
+            </w:r>
+            <w:r>
+              <w:rPr>
+                <w:rFonts w:ascii="Arial" w:hAnsi="Arial" w:eastAsia="Arial" w:cs="Arial"/>
+                <w:i w:val="false"/>
+                <w:b w:val="false"/>
+                <w:u w:val="none"/>
+                <w:sz w:val="22"/>
+                <w:szCs w:val="22"/>
+                <w:color w:val="000000"/>
+              </w:rPr>
+              <w:t xml:space="preserve"> </w:t>
+            </w:r>
+            <w:r>
+              <w:rPr>
+                <w:rFonts w:ascii="Arial" w:hAnsi="Arial" w:eastAsia="Arial" w:cs="Arial"/>
+                <w:i w:val="false"/>
+                <w:b w:val="false"/>
+                <w:u w:val="none"/>
+                <w:sz w:val="22"/>
+                <w:szCs w:val="22"/>
+                <w:color w:val="000000"/>
+              </w:rPr>
+              <w:t xml:space="preserve">HSPF</w:t>
+            </w:r>
+            <w:r>
+              <w:rPr>
+                <w:rFonts w:ascii="Arial" w:hAnsi="Arial" w:eastAsia="Arial" w:cs="Arial"/>
+                <w:i w:val="false"/>
+                <w:b w:val="false"/>
+                <w:u w:val="none"/>
+                <w:sz w:val="22"/>
+                <w:szCs w:val="22"/>
+                <w:color w:val="000000"/>
+              </w:rPr>
+              <w:t xml:space="preserve"> </w:t>
+            </w:r>
+            <w:r>
+              <w:rPr>
+                <w:rFonts w:ascii="Arial" w:hAnsi="Arial" w:eastAsia="Arial" w:cs="Arial"/>
+                <w:i w:val="false"/>
+                <w:b w:val="false"/>
+                <w:u w:val="none"/>
+                <w:sz w:val="22"/>
+                <w:szCs w:val="22"/>
+                <w:color w:val="000000"/>
+              </w:rPr>
+              <w:t xml:space="preserve">but</w:t>
+            </w:r>
+            <w:r>
+              <w:rPr>
+                <w:rFonts w:ascii="Arial" w:hAnsi="Arial" w:eastAsia="Arial" w:cs="Arial"/>
+                <w:i w:val="false"/>
+                <w:b w:val="false"/>
+                <w:u w:val="none"/>
+                <w:sz w:val="22"/>
+                <w:szCs w:val="22"/>
+                <w:color w:val="000000"/>
+              </w:rPr>
+              <w:t xml:space="preserve"> </w:t>
+            </w:r>
+            <w:r>
+              <w:rPr>
+                <w:rFonts w:ascii="Arial" w:hAnsi="Arial" w:eastAsia="Arial" w:cs="Arial"/>
+                <w:i w:val="false"/>
+                <w:b w:val="false"/>
+                <w:u w:val="none"/>
+                <w:sz w:val="22"/>
+                <w:szCs w:val="22"/>
+                <w:color w:val="000000"/>
+              </w:rPr>
+              <w:t xml:space="preserve">built</w:t>
+            </w:r>
+            <w:r>
+              <w:rPr>
+                <w:rFonts w:ascii="Arial" w:hAnsi="Arial" w:eastAsia="Arial" w:cs="Arial"/>
+                <w:i w:val="false"/>
+                <w:b w:val="false"/>
+                <w:u w:val="none"/>
+                <w:sz w:val="22"/>
+                <w:szCs w:val="22"/>
+                <w:color w:val="000000"/>
+              </w:rPr>
+              <w:t xml:space="preserve"> </w:t>
+            </w:r>
+            <w:r>
+              <w:rPr>
+                <w:rFonts w:ascii="Arial" w:hAnsi="Arial" w:eastAsia="Arial" w:cs="Arial"/>
+                <w:i w:val="false"/>
+                <w:b w:val="false"/>
+                <w:u w:val="none"/>
+                <w:sz w:val="22"/>
+                <w:szCs w:val="22"/>
+                <w:color w:val="000000"/>
+              </w:rPr>
+              <w:t xml:space="preserve">on</w:t>
+            </w:r>
+            <w:r>
+              <w:rPr>
+                <w:rFonts w:ascii="Arial" w:hAnsi="Arial" w:eastAsia="Arial" w:cs="Arial"/>
+                <w:i w:val="false"/>
+                <w:b w:val="false"/>
+                <w:u w:val="none"/>
+                <w:sz w:val="22"/>
+                <w:szCs w:val="22"/>
+                <w:color w:val="000000"/>
+              </w:rPr>
+              <w:t xml:space="preserve"> </w:t>
+            </w:r>
+            <w:r>
+              <w:rPr>
+                <w:rFonts w:ascii="Arial" w:hAnsi="Arial" w:eastAsia="Arial" w:cs="Arial"/>
+                <w:i w:val="false"/>
+                <w:b w:val="false"/>
+                <w:u w:val="none"/>
+                <w:sz w:val="22"/>
+                <w:szCs w:val="22"/>
+                <w:color w:val="000000"/>
+              </w:rPr>
+              <w:t xml:space="preserve">C++.</w:t>
+            </w:r>
+            <w:r>
+              <w:rPr>
+                <w:rFonts w:ascii="Arial" w:hAnsi="Arial" w:eastAsia="Arial" w:cs="Arial"/>
+                <w:i w:val="false"/>
+                <w:b w:val="false"/>
+                <w:u w:val="none"/>
+                <w:sz w:val="22"/>
+                <w:szCs w:val="22"/>
+                <w:color w:val="000000"/>
+              </w:rPr>
+              <w:t xml:space="preserve"> </w:t>
+            </w:r>
+            <w:r>
+              <w:rPr>
+                <w:rFonts w:ascii="Arial" w:hAnsi="Arial" w:eastAsia="Arial" w:cs="Arial"/>
+                <w:i w:val="false"/>
+                <w:b w:val="false"/>
+                <w:u w:val="none"/>
+                <w:sz w:val="22"/>
+                <w:szCs w:val="22"/>
+                <w:color w:val="000000"/>
+              </w:rPr>
+              <w:t xml:space="preserve">Integrates</w:t>
+            </w:r>
+            <w:r>
+              <w:rPr>
+                <w:rFonts w:ascii="Arial" w:hAnsi="Arial" w:eastAsia="Arial" w:cs="Arial"/>
+                <w:i w:val="false"/>
+                <w:b w:val="false"/>
+                <w:u w:val="none"/>
+                <w:sz w:val="22"/>
+                <w:szCs w:val="22"/>
+                <w:color w:val="000000"/>
+              </w:rPr>
+              <w:t xml:space="preserve"> </w:t>
+            </w:r>
+            <w:r>
+              <w:rPr>
+                <w:rFonts w:ascii="Arial" w:hAnsi="Arial" w:eastAsia="Arial" w:cs="Arial"/>
+                <w:i w:val="false"/>
+                <w:b w:val="false"/>
+                <w:u w:val="none"/>
+                <w:sz w:val="22"/>
+                <w:szCs w:val="22"/>
+                <w:color w:val="000000"/>
+              </w:rPr>
+              <w:t xml:space="preserve">with</w:t>
+            </w:r>
+            <w:r>
+              <w:rPr>
+                <w:rFonts w:ascii="Arial" w:hAnsi="Arial" w:eastAsia="Arial" w:cs="Arial"/>
+                <w:i w:val="false"/>
+                <w:b w:val="false"/>
+                <w:u w:val="none"/>
+                <w:sz w:val="22"/>
+                <w:szCs w:val="22"/>
+                <w:color w:val="000000"/>
+              </w:rPr>
+              <w:t xml:space="preserve"> </w:t>
+            </w:r>
+            <w:r>
+              <w:rPr>
+                <w:rFonts w:ascii="Arial" w:hAnsi="Arial" w:eastAsia="Arial" w:cs="Arial"/>
+                <w:i w:val="false"/>
+                <w:b w:val="false"/>
+                <w:u w:val="none"/>
+                <w:sz w:val="22"/>
+                <w:szCs w:val="22"/>
+                <w:color w:val="000000"/>
+              </w:rPr>
+              <w:t xml:space="preserve">Microsoft</w:t>
+            </w:r>
+            <w:r>
+              <w:rPr>
+                <w:rFonts w:ascii="Arial" w:hAnsi="Arial" w:eastAsia="Arial" w:cs="Arial"/>
+                <w:i w:val="false"/>
+                <w:b w:val="false"/>
+                <w:u w:val="none"/>
+                <w:sz w:val="22"/>
+                <w:szCs w:val="22"/>
+                <w:color w:val="000000"/>
+              </w:rPr>
+              <w:t xml:space="preserve"> </w:t>
+            </w:r>
+            <w:r>
+              <w:rPr>
+                <w:rFonts w:ascii="Arial" w:hAnsi="Arial" w:eastAsia="Arial" w:cs="Arial"/>
+                <w:i w:val="false"/>
+                <w:b w:val="false"/>
+                <w:u w:val="none"/>
+                <w:sz w:val="22"/>
+                <w:szCs w:val="22"/>
+                <w:color w:val="000000"/>
+              </w:rPr>
+              <w:t xml:space="preserve">Access</w:t>
+            </w:r>
+            <w:r>
+              <w:rPr>
+                <w:rFonts w:ascii="Arial" w:hAnsi="Arial" w:eastAsia="Arial" w:cs="Arial"/>
+                <w:i w:val="false"/>
+                <w:b w:val="false"/>
+                <w:u w:val="none"/>
+                <w:sz w:val="22"/>
+                <w:szCs w:val="22"/>
+                <w:color w:val="000000"/>
+              </w:rPr>
+              <w:t xml:space="preserve"> </w:t>
+            </w:r>
+            <w:r>
+              <w:rPr>
+                <w:rFonts w:ascii="Arial" w:hAnsi="Arial" w:eastAsia="Arial" w:cs="Arial"/>
+                <w:i w:val="false"/>
+                <w:b w:val="false"/>
+                <w:u w:val="none"/>
+                <w:sz w:val="22"/>
+                <w:szCs w:val="22"/>
+                <w:color w:val="000000"/>
+              </w:rPr>
+              <w:t xml:space="preserve">database</w:t>
+            </w:r>
+            <w:r>
+              <w:rPr>
+                <w:rFonts w:ascii="Arial" w:hAnsi="Arial" w:eastAsia="Arial" w:cs="Arial"/>
+                <w:i w:val="false"/>
+                <w:b w:val="false"/>
+                <w:u w:val="none"/>
+                <w:sz w:val="22"/>
+                <w:szCs w:val="22"/>
+                <w:color w:val="000000"/>
+              </w:rPr>
+              <w:t xml:space="preserve"> </w:t>
+            </w:r>
+            <w:r>
+              <w:rPr>
+                <w:rFonts w:ascii="Arial" w:hAnsi="Arial" w:eastAsia="Arial" w:cs="Arial"/>
+                <w:i w:val="false"/>
+                <w:b w:val="false"/>
+                <w:u w:val="none"/>
+                <w:sz w:val="22"/>
+                <w:szCs w:val="22"/>
+                <w:color w:val="000000"/>
+              </w:rPr>
+              <w:t xml:space="preserve">structures,</w:t>
+            </w:r>
+            <w:r>
+              <w:rPr>
+                <w:rFonts w:ascii="Arial" w:hAnsi="Arial" w:eastAsia="Arial" w:cs="Arial"/>
+                <w:i w:val="false"/>
+                <w:b w:val="false"/>
+                <w:u w:val="none"/>
+                <w:sz w:val="22"/>
+                <w:szCs w:val="22"/>
+                <w:color w:val="000000"/>
+              </w:rPr>
+              <w:t xml:space="preserve"> </w:t>
+            </w:r>
+            <w:r>
+              <w:rPr>
+                <w:rFonts w:ascii="Arial" w:hAnsi="Arial" w:eastAsia="Arial" w:cs="Arial"/>
+                <w:i w:val="false"/>
+                <w:b w:val="false"/>
+                <w:u w:val="none"/>
+                <w:sz w:val="22"/>
+                <w:szCs w:val="22"/>
+                <w:color w:val="000000"/>
+              </w:rPr>
+              <w:t xml:space="preserve">allows</w:t>
+            </w:r>
+            <w:r>
+              <w:rPr>
+                <w:rFonts w:ascii="Arial" w:hAnsi="Arial" w:eastAsia="Arial" w:cs="Arial"/>
+                <w:i w:val="false"/>
+                <w:b w:val="false"/>
+                <w:u w:val="none"/>
+                <w:sz w:val="22"/>
+                <w:szCs w:val="22"/>
+                <w:color w:val="000000"/>
+              </w:rPr>
+              <w:t xml:space="preserve"> </w:t>
+            </w:r>
+            <w:r>
+              <w:rPr>
+                <w:rFonts w:ascii="Arial" w:hAnsi="Arial" w:eastAsia="Arial" w:cs="Arial"/>
+                <w:i w:val="false"/>
+                <w:b w:val="false"/>
+                <w:u w:val="none"/>
+                <w:sz w:val="22"/>
+                <w:szCs w:val="22"/>
+                <w:color w:val="000000"/>
+              </w:rPr>
+              <w:t xml:space="preserve">larger</w:t>
+            </w:r>
+            <w:r>
+              <w:rPr>
+                <w:rFonts w:ascii="Arial" w:hAnsi="Arial" w:eastAsia="Arial" w:cs="Arial"/>
+                <w:i w:val="false"/>
+                <w:b w:val="false"/>
+                <w:u w:val="none"/>
+                <w:sz w:val="22"/>
+                <w:szCs w:val="22"/>
+                <w:color w:val="000000"/>
+              </w:rPr>
+              <w:t xml:space="preserve"> </w:t>
+            </w:r>
+            <w:r>
+              <w:rPr>
+                <w:rFonts w:ascii="Arial" w:hAnsi="Arial" w:eastAsia="Arial" w:cs="Arial"/>
+                <w:i w:val="false"/>
+                <w:b w:val="false"/>
+                <w:u w:val="none"/>
+                <w:sz w:val="22"/>
+                <w:szCs w:val="22"/>
+                <w:color w:val="000000"/>
+              </w:rPr>
+              <w:t xml:space="preserve">spatial</w:t>
+            </w:r>
+            <w:r>
+              <w:rPr>
+                <w:rFonts w:ascii="Arial" w:hAnsi="Arial" w:eastAsia="Arial" w:cs="Arial"/>
+                <w:i w:val="false"/>
+                <w:b w:val="false"/>
+                <w:u w:val="none"/>
+                <w:sz w:val="22"/>
+                <w:szCs w:val="22"/>
+                <w:color w:val="000000"/>
+              </w:rPr>
+              <w:t xml:space="preserve"> </w:t>
+            </w:r>
+            <w:r>
+              <w:rPr>
+                <w:rFonts w:ascii="Arial" w:hAnsi="Arial" w:eastAsia="Arial" w:cs="Arial"/>
+                <w:i w:val="false"/>
+                <w:b w:val="false"/>
+                <w:u w:val="none"/>
+                <w:sz w:val="22"/>
+                <w:szCs w:val="22"/>
+                <w:color w:val="000000"/>
+              </w:rPr>
+              <w:t xml:space="preserve">and</w:t>
+            </w:r>
+            <w:r>
+              <w:rPr>
+                <w:rFonts w:ascii="Arial" w:hAnsi="Arial" w:eastAsia="Arial" w:cs="Arial"/>
+                <w:i w:val="false"/>
+                <w:b w:val="false"/>
+                <w:u w:val="none"/>
+                <w:sz w:val="22"/>
+                <w:szCs w:val="22"/>
+                <w:color w:val="000000"/>
+              </w:rPr>
+              <w:t xml:space="preserve"> </w:t>
+            </w:r>
+            <w:r>
+              <w:rPr>
+                <w:rFonts w:ascii="Arial" w:hAnsi="Arial" w:eastAsia="Arial" w:cs="Arial"/>
+                <w:i w:val="false"/>
+                <w:b w:val="false"/>
+                <w:u w:val="none"/>
+                <w:sz w:val="22"/>
+                <w:szCs w:val="22"/>
+                <w:color w:val="000000"/>
+              </w:rPr>
+              <w:t xml:space="preserve">temporal</w:t>
+            </w:r>
+            <w:r>
+              <w:rPr>
+                <w:rFonts w:ascii="Arial" w:hAnsi="Arial" w:eastAsia="Arial" w:cs="Arial"/>
+                <w:i w:val="false"/>
+                <w:b w:val="false"/>
+                <w:u w:val="none"/>
+                <w:sz w:val="22"/>
+                <w:szCs w:val="22"/>
+                <w:color w:val="000000"/>
+              </w:rPr>
+              <w:t xml:space="preserve"> </w:t>
+            </w:r>
+            <w:r>
+              <w:rPr>
+                <w:rFonts w:ascii="Arial" w:hAnsi="Arial" w:eastAsia="Arial" w:cs="Arial"/>
+                <w:i w:val="false"/>
+                <w:b w:val="false"/>
+                <w:u w:val="none"/>
+                <w:sz w:val="22"/>
+                <w:szCs w:val="22"/>
+                <w:color w:val="000000"/>
+              </w:rPr>
+              <w:t xml:space="preserve">resolutions</w:t>
+            </w:r>
+            <w:r>
+              <w:rPr>
+                <w:rFonts w:ascii="Arial" w:hAnsi="Arial" w:eastAsia="Arial" w:cs="Arial"/>
+                <w:i w:val="false"/>
+                <w:b w:val="false"/>
+                <w:u w:val="none"/>
+                <w:sz w:val="22"/>
+                <w:szCs w:val="22"/>
+                <w:color w:val="000000"/>
+              </w:rPr>
+              <w:t xml:space="preserve"> </w:t>
+            </w:r>
+            <w:r>
+              <w:rPr>
+                <w:rFonts w:ascii="Arial" w:hAnsi="Arial" w:eastAsia="Arial" w:cs="Arial"/>
+                <w:i w:val="false"/>
+                <w:b w:val="false"/>
+                <w:u w:val="none"/>
+                <w:sz w:val="22"/>
+                <w:szCs w:val="22"/>
+                <w:color w:val="000000"/>
+              </w:rPr>
+              <w:t xml:space="preserve">than</w:t>
+            </w:r>
+            <w:r>
+              <w:rPr>
+                <w:rFonts w:ascii="Arial" w:hAnsi="Arial" w:eastAsia="Arial" w:cs="Arial"/>
+                <w:i w:val="false"/>
+                <w:b w:val="false"/>
+                <w:u w:val="none"/>
+                <w:sz w:val="22"/>
+                <w:szCs w:val="22"/>
+                <w:color w:val="000000"/>
+              </w:rPr>
+              <w:t xml:space="preserve"> </w:t>
+            </w:r>
+            <w:r>
+              <w:rPr>
+                <w:rFonts w:ascii="Arial" w:hAnsi="Arial" w:eastAsia="Arial" w:cs="Arial"/>
+                <w:i w:val="false"/>
+                <w:b w:val="false"/>
+                <w:u w:val="none"/>
+                <w:sz w:val="22"/>
+                <w:szCs w:val="22"/>
+                <w:color w:val="000000"/>
+              </w:rPr>
+              <w:t xml:space="preserve">HSPF.</w:t>
             </w:r>
           </w:p>
         </w:tc>
@@ -10426,6 +12165,102 @@
                 <w:szCs w:val="22"/>
                 <w:color w:val="000000"/>
               </w:rPr>
+              <w:t xml:space="preserve">Pollutant</w:t>
+            </w:r>
+            <w:r>
+              <w:rPr>
+                <w:rFonts w:ascii="Arial" w:hAnsi="Arial" w:eastAsia="Arial" w:cs="Arial"/>
+                <w:i w:val="false"/>
+                <w:b w:val="false"/>
+                <w:u w:val="none"/>
+                <w:sz w:val="22"/>
+                <w:szCs w:val="22"/>
+                <w:color w:val="000000"/>
+              </w:rPr>
+              <w:t xml:space="preserve"> </w:t>
+            </w:r>
+            <w:r>
+              <w:rPr>
+                <w:rFonts w:ascii="Arial" w:hAnsi="Arial" w:eastAsia="Arial" w:cs="Arial"/>
+                <w:i w:val="false"/>
+                <w:b w:val="false"/>
+                <w:u w:val="none"/>
+                <w:sz w:val="22"/>
+                <w:szCs w:val="22"/>
+                <w:color w:val="000000"/>
+              </w:rPr>
+              <w:t xml:space="preserve">Load</w:t>
+            </w:r>
+            <w:r>
+              <w:rPr>
+                <w:rFonts w:ascii="Arial" w:hAnsi="Arial" w:eastAsia="Arial" w:cs="Arial"/>
+                <w:i w:val="false"/>
+                <w:b w:val="false"/>
+                <w:u w:val="none"/>
+                <w:sz w:val="22"/>
+                <w:szCs w:val="22"/>
+                <w:color w:val="000000"/>
+              </w:rPr>
+              <w:t xml:space="preserve"> </w:t>
+            </w:r>
+            <w:r>
+              <w:rPr>
+                <w:rFonts w:ascii="Arial" w:hAnsi="Arial" w:eastAsia="Arial" w:cs="Arial"/>
+                <w:i w:val="false"/>
+                <w:b w:val="false"/>
+                <w:u w:val="none"/>
+                <w:sz w:val="22"/>
+                <w:szCs w:val="22"/>
+                <w:color w:val="000000"/>
+              </w:rPr>
+              <w:t xml:space="preserve">Screening</w:t>
+            </w:r>
+            <w:r>
+              <w:rPr>
+                <w:rFonts w:ascii="Arial" w:hAnsi="Arial" w:eastAsia="Arial" w:cs="Arial"/>
+                <w:i w:val="false"/>
+                <w:b w:val="false"/>
+                <w:u w:val="none"/>
+                <w:sz w:val="22"/>
+                <w:szCs w:val="22"/>
+                <w:color w:val="000000"/>
+              </w:rPr>
+              <w:t xml:space="preserve"> </w:t>
+            </w:r>
+            <w:r>
+              <w:rPr>
+                <w:rFonts w:ascii="Arial" w:hAnsi="Arial" w:eastAsia="Arial" w:cs="Arial"/>
+                <w:i w:val="false"/>
+                <w:b w:val="false"/>
+                <w:u w:val="none"/>
+                <w:sz w:val="22"/>
+                <w:szCs w:val="22"/>
+                <w:color w:val="000000"/>
+              </w:rPr>
+              <w:t xml:space="preserve">Model</w:t>
+            </w:r>
+            <w:r>
+              <w:rPr>
+                <w:rFonts w:ascii="Arial" w:hAnsi="Arial" w:eastAsia="Arial" w:cs="Arial"/>
+                <w:i w:val="false"/>
+                <w:b w:val="false"/>
+                <w:u w:val="none"/>
+                <w:sz w:val="22"/>
+                <w:szCs w:val="22"/>
+                <w:color w:val="000000"/>
+              </w:rPr>
+              <w:t xml:space="preserve"> </w:t>
+            </w:r>
+            <w:r>
+              <w:rPr>
+                <w:rFonts w:ascii="Arial" w:hAnsi="Arial" w:eastAsia="Arial" w:cs="Arial"/>
+                <w:i w:val="false"/>
+                <w:b w:val="false"/>
+                <w:u w:val="none"/>
+                <w:sz w:val="22"/>
+                <w:szCs w:val="22"/>
+                <w:color w:val="000000"/>
+              </w:rPr>
               <w:t xml:space="preserve">(PLSM)</w:t>
             </w:r>
           </w:p>
@@ -10478,7 +12313,559 @@
                 <w:szCs w:val="22"/>
                 <w:color w:val="000000"/>
               </w:rPr>
-              <w:t xml:space="preserve">filler</w:t>
+              <w:t xml:space="preserve">Semi-empirical,</w:t>
+            </w:r>
+            <w:r>
+              <w:rPr>
+                <w:rFonts w:ascii="Arial" w:hAnsi="Arial" w:eastAsia="Arial" w:cs="Arial"/>
+                <w:i w:val="false"/>
+                <w:b w:val="false"/>
+                <w:u w:val="none"/>
+                <w:sz w:val="22"/>
+                <w:szCs w:val="22"/>
+                <w:color w:val="000000"/>
+              </w:rPr>
+              <w:t xml:space="preserve"> </w:t>
+            </w:r>
+            <w:r>
+              <w:rPr>
+                <w:rFonts w:ascii="Arial" w:hAnsi="Arial" w:eastAsia="Arial" w:cs="Arial"/>
+                <w:i w:val="false"/>
+                <w:b w:val="false"/>
+                <w:u w:val="none"/>
+                <w:sz w:val="22"/>
+                <w:szCs w:val="22"/>
+                <w:color w:val="000000"/>
+              </w:rPr>
+              <w:t xml:space="preserve">spatially</w:t>
+            </w:r>
+            <w:r>
+              <w:rPr>
+                <w:rFonts w:ascii="Arial" w:hAnsi="Arial" w:eastAsia="Arial" w:cs="Arial"/>
+                <w:i w:val="false"/>
+                <w:b w:val="false"/>
+                <w:u w:val="none"/>
+                <w:sz w:val="22"/>
+                <w:szCs w:val="22"/>
+                <w:color w:val="000000"/>
+              </w:rPr>
+              <w:t xml:space="preserve"> </w:t>
+            </w:r>
+            <w:r>
+              <w:rPr>
+                <w:rFonts w:ascii="Arial" w:hAnsi="Arial" w:eastAsia="Arial" w:cs="Arial"/>
+                <w:i w:val="false"/>
+                <w:b w:val="false"/>
+                <w:u w:val="none"/>
+                <w:sz w:val="22"/>
+                <w:szCs w:val="22"/>
+                <w:color w:val="000000"/>
+              </w:rPr>
+              <w:t xml:space="preserve">explicit</w:t>
+            </w:r>
+            <w:r>
+              <w:rPr>
+                <w:rFonts w:ascii="Arial" w:hAnsi="Arial" w:eastAsia="Arial" w:cs="Arial"/>
+                <w:i w:val="false"/>
+                <w:b w:val="false"/>
+                <w:u w:val="none"/>
+                <w:sz w:val="22"/>
+                <w:szCs w:val="22"/>
+                <w:color w:val="000000"/>
+              </w:rPr>
+              <w:t xml:space="preserve"> </w:t>
+            </w:r>
+            <w:r>
+              <w:rPr>
+                <w:rFonts w:ascii="Arial" w:hAnsi="Arial" w:eastAsia="Arial" w:cs="Arial"/>
+                <w:i w:val="false"/>
+                <w:b w:val="false"/>
+                <w:u w:val="none"/>
+                <w:sz w:val="22"/>
+                <w:szCs w:val="22"/>
+                <w:color w:val="000000"/>
+              </w:rPr>
+              <w:t xml:space="preserve">approach</w:t>
+            </w:r>
+            <w:r>
+              <w:rPr>
+                <w:rFonts w:ascii="Arial" w:hAnsi="Arial" w:eastAsia="Arial" w:cs="Arial"/>
+                <w:i w:val="false"/>
+                <w:b w:val="false"/>
+                <w:u w:val="none"/>
+                <w:sz w:val="22"/>
+                <w:szCs w:val="22"/>
+                <w:color w:val="000000"/>
+              </w:rPr>
+              <w:t xml:space="preserve"> </w:t>
+            </w:r>
+            <w:r>
+              <w:rPr>
+                <w:rFonts w:ascii="Arial" w:hAnsi="Arial" w:eastAsia="Arial" w:cs="Arial"/>
+                <w:i w:val="false"/>
+                <w:b w:val="false"/>
+                <w:u w:val="none"/>
+                <w:sz w:val="22"/>
+                <w:szCs w:val="22"/>
+                <w:color w:val="000000"/>
+              </w:rPr>
+              <w:t xml:space="preserve">for</w:t>
+            </w:r>
+            <w:r>
+              <w:rPr>
+                <w:rFonts w:ascii="Arial" w:hAnsi="Arial" w:eastAsia="Arial" w:cs="Arial"/>
+                <w:i w:val="false"/>
+                <w:b w:val="false"/>
+                <w:u w:val="none"/>
+                <w:sz w:val="22"/>
+                <w:szCs w:val="22"/>
+                <w:color w:val="000000"/>
+              </w:rPr>
+              <w:t xml:space="preserve"> </w:t>
+            </w:r>
+            <w:r>
+              <w:rPr>
+                <w:rFonts w:ascii="Arial" w:hAnsi="Arial" w:eastAsia="Arial" w:cs="Arial"/>
+                <w:i w:val="false"/>
+                <w:b w:val="false"/>
+                <w:u w:val="none"/>
+                <w:sz w:val="22"/>
+                <w:szCs w:val="22"/>
+                <w:color w:val="000000"/>
+              </w:rPr>
+              <w:t xml:space="preserve">estimating</w:t>
+            </w:r>
+            <w:r>
+              <w:rPr>
+                <w:rFonts w:ascii="Arial" w:hAnsi="Arial" w:eastAsia="Arial" w:cs="Arial"/>
+                <w:i w:val="false"/>
+                <w:b w:val="false"/>
+                <w:u w:val="none"/>
+                <w:sz w:val="22"/>
+                <w:szCs w:val="22"/>
+                <w:color w:val="000000"/>
+              </w:rPr>
+              <w:t xml:space="preserve"> </w:t>
+            </w:r>
+            <w:r>
+              <w:rPr>
+                <w:rFonts w:ascii="Arial" w:hAnsi="Arial" w:eastAsia="Arial" w:cs="Arial"/>
+                <w:i w:val="false"/>
+                <w:b w:val="false"/>
+                <w:u w:val="none"/>
+                <w:sz w:val="22"/>
+                <w:szCs w:val="22"/>
+                <w:color w:val="000000"/>
+              </w:rPr>
+              <w:t xml:space="preserve">watershed</w:t>
+            </w:r>
+            <w:r>
+              <w:rPr>
+                <w:rFonts w:ascii="Arial" w:hAnsi="Arial" w:eastAsia="Arial" w:cs="Arial"/>
+                <w:i w:val="false"/>
+                <w:b w:val="false"/>
+                <w:u w:val="none"/>
+                <w:sz w:val="22"/>
+                <w:szCs w:val="22"/>
+                <w:color w:val="000000"/>
+              </w:rPr>
+              <w:t xml:space="preserve"> </w:t>
+            </w:r>
+            <w:r>
+              <w:rPr>
+                <w:rFonts w:ascii="Arial" w:hAnsi="Arial" w:eastAsia="Arial" w:cs="Arial"/>
+                <w:i w:val="false"/>
+                <w:b w:val="false"/>
+                <w:u w:val="none"/>
+                <w:sz w:val="22"/>
+                <w:szCs w:val="22"/>
+                <w:color w:val="000000"/>
+              </w:rPr>
+              <w:t xml:space="preserve">level</w:t>
+            </w:r>
+            <w:r>
+              <w:rPr>
+                <w:rFonts w:ascii="Arial" w:hAnsi="Arial" w:eastAsia="Arial" w:cs="Arial"/>
+                <w:i w:val="false"/>
+                <w:b w:val="false"/>
+                <w:u w:val="none"/>
+                <w:sz w:val="22"/>
+                <w:szCs w:val="22"/>
+                <w:color w:val="000000"/>
+              </w:rPr>
+              <w:t xml:space="preserve"> </w:t>
+            </w:r>
+            <w:r>
+              <w:rPr>
+                <w:rFonts w:ascii="Arial" w:hAnsi="Arial" w:eastAsia="Arial" w:cs="Arial"/>
+                <w:i w:val="false"/>
+                <w:b w:val="false"/>
+                <w:u w:val="none"/>
+                <w:sz w:val="22"/>
+                <w:szCs w:val="22"/>
+                <w:color w:val="000000"/>
+              </w:rPr>
+              <w:t xml:space="preserve">annualized</w:t>
+            </w:r>
+            <w:r>
+              <w:rPr>
+                <w:rFonts w:ascii="Arial" w:hAnsi="Arial" w:eastAsia="Arial" w:cs="Arial"/>
+                <w:i w:val="false"/>
+                <w:b w:val="false"/>
+                <w:u w:val="none"/>
+                <w:sz w:val="22"/>
+                <w:szCs w:val="22"/>
+                <w:color w:val="000000"/>
+              </w:rPr>
+              <w:t xml:space="preserve"> </w:t>
+            </w:r>
+            <w:r>
+              <w:rPr>
+                <w:rFonts w:ascii="Arial" w:hAnsi="Arial" w:eastAsia="Arial" w:cs="Arial"/>
+                <w:i w:val="false"/>
+                <w:b w:val="false"/>
+                <w:u w:val="none"/>
+                <w:sz w:val="22"/>
+                <w:szCs w:val="22"/>
+                <w:color w:val="000000"/>
+              </w:rPr>
+              <w:t xml:space="preserve">loads</w:t>
+            </w:r>
+            <w:r>
+              <w:rPr>
+                <w:rFonts w:ascii="Arial" w:hAnsi="Arial" w:eastAsia="Arial" w:cs="Arial"/>
+                <w:i w:val="false"/>
+                <w:b w:val="false"/>
+                <w:u w:val="none"/>
+                <w:sz w:val="22"/>
+                <w:szCs w:val="22"/>
+                <w:color w:val="000000"/>
+              </w:rPr>
+              <w:t xml:space="preserve"> </w:t>
+            </w:r>
+            <w:r>
+              <w:rPr>
+                <w:rFonts w:ascii="Arial" w:hAnsi="Arial" w:eastAsia="Arial" w:cs="Arial"/>
+                <w:i w:val="false"/>
+                <w:b w:val="false"/>
+                <w:u w:val="none"/>
+                <w:sz w:val="22"/>
+                <w:szCs w:val="22"/>
+                <w:color w:val="000000"/>
+              </w:rPr>
+              <w:t xml:space="preserve">based</w:t>
+            </w:r>
+            <w:r>
+              <w:rPr>
+                <w:rFonts w:ascii="Arial" w:hAnsi="Arial" w:eastAsia="Arial" w:cs="Arial"/>
+                <w:i w:val="false"/>
+                <w:b w:val="false"/>
+                <w:u w:val="none"/>
+                <w:sz w:val="22"/>
+                <w:szCs w:val="22"/>
+                <w:color w:val="000000"/>
+              </w:rPr>
+              <w:t xml:space="preserve"> </w:t>
+            </w:r>
+            <w:r>
+              <w:rPr>
+                <w:rFonts w:ascii="Arial" w:hAnsi="Arial" w:eastAsia="Arial" w:cs="Arial"/>
+                <w:i w:val="false"/>
+                <w:b w:val="false"/>
+                <w:u w:val="none"/>
+                <w:sz w:val="22"/>
+                <w:szCs w:val="22"/>
+                <w:color w:val="000000"/>
+              </w:rPr>
+              <w:t xml:space="preserve">on</w:t>
+            </w:r>
+            <w:r>
+              <w:rPr>
+                <w:rFonts w:ascii="Arial" w:hAnsi="Arial" w:eastAsia="Arial" w:cs="Arial"/>
+                <w:i w:val="false"/>
+                <w:b w:val="false"/>
+                <w:u w:val="none"/>
+                <w:sz w:val="22"/>
+                <w:szCs w:val="22"/>
+                <w:color w:val="000000"/>
+              </w:rPr>
+              <w:t xml:space="preserve"> </w:t>
+            </w:r>
+            <w:r>
+              <w:rPr>
+                <w:rFonts w:ascii="Arial" w:hAnsi="Arial" w:eastAsia="Arial" w:cs="Arial"/>
+                <w:i w:val="false"/>
+                <w:b w:val="false"/>
+                <w:u w:val="none"/>
+                <w:sz w:val="22"/>
+                <w:szCs w:val="22"/>
+                <w:color w:val="000000"/>
+              </w:rPr>
+              <w:t xml:space="preserve">event-mean</w:t>
+            </w:r>
+            <w:r>
+              <w:rPr>
+                <w:rFonts w:ascii="Arial" w:hAnsi="Arial" w:eastAsia="Arial" w:cs="Arial"/>
+                <w:i w:val="false"/>
+                <w:b w:val="false"/>
+                <w:u w:val="none"/>
+                <w:sz w:val="22"/>
+                <w:szCs w:val="22"/>
+                <w:color w:val="000000"/>
+              </w:rPr>
+              <w:t xml:space="preserve"> </w:t>
+            </w:r>
+            <w:r>
+              <w:rPr>
+                <w:rFonts w:ascii="Arial" w:hAnsi="Arial" w:eastAsia="Arial" w:cs="Arial"/>
+                <w:i w:val="false"/>
+                <w:b w:val="false"/>
+                <w:u w:val="none"/>
+                <w:sz w:val="22"/>
+                <w:szCs w:val="22"/>
+                <w:color w:val="000000"/>
+              </w:rPr>
+              <w:t xml:space="preserve">concentrations</w:t>
+            </w:r>
+            <w:r>
+              <w:rPr>
+                <w:rFonts w:ascii="Arial" w:hAnsi="Arial" w:eastAsia="Arial" w:cs="Arial"/>
+                <w:i w:val="false"/>
+                <w:b w:val="false"/>
+                <w:u w:val="none"/>
+                <w:sz w:val="22"/>
+                <w:szCs w:val="22"/>
+                <w:color w:val="000000"/>
+              </w:rPr>
+              <w:t xml:space="preserve"> </w:t>
+            </w:r>
+            <w:r>
+              <w:rPr>
+                <w:rFonts w:ascii="Arial" w:hAnsi="Arial" w:eastAsia="Arial" w:cs="Arial"/>
+                <w:i w:val="false"/>
+                <w:b w:val="false"/>
+                <w:u w:val="none"/>
+                <w:sz w:val="22"/>
+                <w:szCs w:val="22"/>
+                <w:color w:val="000000"/>
+              </w:rPr>
+              <w:t xml:space="preserve">and</w:t>
+            </w:r>
+            <w:r>
+              <w:rPr>
+                <w:rFonts w:ascii="Arial" w:hAnsi="Arial" w:eastAsia="Arial" w:cs="Arial"/>
+                <w:i w:val="false"/>
+                <w:b w:val="false"/>
+                <w:u w:val="none"/>
+                <w:sz w:val="22"/>
+                <w:szCs w:val="22"/>
+                <w:color w:val="000000"/>
+              </w:rPr>
+              <w:t xml:space="preserve"> </w:t>
+            </w:r>
+            <w:r>
+              <w:rPr>
+                <w:rFonts w:ascii="Arial" w:hAnsi="Arial" w:eastAsia="Arial" w:cs="Arial"/>
+                <w:i w:val="false"/>
+                <w:b w:val="false"/>
+                <w:u w:val="none"/>
+                <w:sz w:val="22"/>
+                <w:szCs w:val="22"/>
+                <w:color w:val="000000"/>
+              </w:rPr>
+              <w:t xml:space="preserve">runoff</w:t>
+            </w:r>
+            <w:r>
+              <w:rPr>
+                <w:rFonts w:ascii="Arial" w:hAnsi="Arial" w:eastAsia="Arial" w:cs="Arial"/>
+                <w:i w:val="false"/>
+                <w:b w:val="false"/>
+                <w:u w:val="none"/>
+                <w:sz w:val="22"/>
+                <w:szCs w:val="22"/>
+                <w:color w:val="000000"/>
+              </w:rPr>
+              <w:t xml:space="preserve"> </w:t>
+            </w:r>
+            <w:r>
+              <w:rPr>
+                <w:rFonts w:ascii="Arial" w:hAnsi="Arial" w:eastAsia="Arial" w:cs="Arial"/>
+                <w:i w:val="false"/>
+                <w:b w:val="false"/>
+                <w:u w:val="none"/>
+                <w:sz w:val="22"/>
+                <w:szCs w:val="22"/>
+                <w:color w:val="000000"/>
+              </w:rPr>
+              <w:t xml:space="preserve">coeffcicients.</w:t>
+            </w:r>
+            <w:r>
+              <w:rPr>
+                <w:rFonts w:ascii="Arial" w:hAnsi="Arial" w:eastAsia="Arial" w:cs="Arial"/>
+                <w:i w:val="false"/>
+                <w:b w:val="false"/>
+                <w:u w:val="none"/>
+                <w:sz w:val="22"/>
+                <w:szCs w:val="22"/>
+                <w:color w:val="000000"/>
+              </w:rPr>
+              <w:t xml:space="preserve"> </w:t>
+            </w:r>
+            <w:r>
+              <w:rPr>
+                <w:rFonts w:ascii="Arial" w:hAnsi="Arial" w:eastAsia="Arial" w:cs="Arial"/>
+                <w:i w:val="false"/>
+                <w:b w:val="false"/>
+                <w:u w:val="none"/>
+                <w:sz w:val="22"/>
+                <w:szCs w:val="22"/>
+                <w:color w:val="000000"/>
+              </w:rPr>
+              <w:t xml:space="preserve">Restricted</w:t>
+            </w:r>
+            <w:r>
+              <w:rPr>
+                <w:rFonts w:ascii="Arial" w:hAnsi="Arial" w:eastAsia="Arial" w:cs="Arial"/>
+                <w:i w:val="false"/>
+                <w:b w:val="false"/>
+                <w:u w:val="none"/>
+                <w:sz w:val="22"/>
+                <w:szCs w:val="22"/>
+                <w:color w:val="000000"/>
+              </w:rPr>
+              <w:t xml:space="preserve"> </w:t>
+            </w:r>
+            <w:r>
+              <w:rPr>
+                <w:rFonts w:ascii="Arial" w:hAnsi="Arial" w:eastAsia="Arial" w:cs="Arial"/>
+                <w:i w:val="false"/>
+                <w:b w:val="false"/>
+                <w:u w:val="none"/>
+                <w:sz w:val="22"/>
+                <w:szCs w:val="22"/>
+                <w:color w:val="000000"/>
+              </w:rPr>
+              <w:t xml:space="preserve">to</w:t>
+            </w:r>
+            <w:r>
+              <w:rPr>
+                <w:rFonts w:ascii="Arial" w:hAnsi="Arial" w:eastAsia="Arial" w:cs="Arial"/>
+                <w:i w:val="false"/>
+                <w:b w:val="false"/>
+                <w:u w:val="none"/>
+                <w:sz w:val="22"/>
+                <w:szCs w:val="22"/>
+                <w:color w:val="000000"/>
+              </w:rPr>
+              <w:t xml:space="preserve"> </w:t>
+            </w:r>
+            <w:r>
+              <w:rPr>
+                <w:rFonts w:ascii="Arial" w:hAnsi="Arial" w:eastAsia="Arial" w:cs="Arial"/>
+                <w:i w:val="false"/>
+                <w:b w:val="false"/>
+                <w:u w:val="none"/>
+                <w:sz w:val="22"/>
+                <w:szCs w:val="22"/>
+                <w:color w:val="000000"/>
+              </w:rPr>
+              <w:t xml:space="preserve">estimations</w:t>
+            </w:r>
+            <w:r>
+              <w:rPr>
+                <w:rFonts w:ascii="Arial" w:hAnsi="Arial" w:eastAsia="Arial" w:cs="Arial"/>
+                <w:i w:val="false"/>
+                <w:b w:val="false"/>
+                <w:u w:val="none"/>
+                <w:sz w:val="22"/>
+                <w:szCs w:val="22"/>
+                <w:color w:val="000000"/>
+              </w:rPr>
+              <w:t xml:space="preserve"> </w:t>
+            </w:r>
+            <w:r>
+              <w:rPr>
+                <w:rFonts w:ascii="Arial" w:hAnsi="Arial" w:eastAsia="Arial" w:cs="Arial"/>
+                <w:i w:val="false"/>
+                <w:b w:val="false"/>
+                <w:u w:val="none"/>
+                <w:sz w:val="22"/>
+                <w:szCs w:val="22"/>
+                <w:color w:val="000000"/>
+              </w:rPr>
+              <w:t xml:space="preserve">of</w:t>
+            </w:r>
+            <w:r>
+              <w:rPr>
+                <w:rFonts w:ascii="Arial" w:hAnsi="Arial" w:eastAsia="Arial" w:cs="Arial"/>
+                <w:i w:val="false"/>
+                <w:b w:val="false"/>
+                <w:u w:val="none"/>
+                <w:sz w:val="22"/>
+                <w:szCs w:val="22"/>
+                <w:color w:val="000000"/>
+              </w:rPr>
+              <w:t xml:space="preserve"> </w:t>
+            </w:r>
+            <w:r>
+              <w:rPr>
+                <w:rFonts w:ascii="Arial" w:hAnsi="Arial" w:eastAsia="Arial" w:cs="Arial"/>
+                <w:i w:val="false"/>
+                <w:b w:val="false"/>
+                <w:u w:val="none"/>
+                <w:sz w:val="22"/>
+                <w:szCs w:val="22"/>
+                <w:color w:val="000000"/>
+              </w:rPr>
+              <w:t xml:space="preserve">mean</w:t>
+            </w:r>
+            <w:r>
+              <w:rPr>
+                <w:rFonts w:ascii="Arial" w:hAnsi="Arial" w:eastAsia="Arial" w:cs="Arial"/>
+                <w:i w:val="false"/>
+                <w:b w:val="false"/>
+                <w:u w:val="none"/>
+                <w:sz w:val="22"/>
+                <w:szCs w:val="22"/>
+                <w:color w:val="000000"/>
+              </w:rPr>
+              <w:t xml:space="preserve"> </w:t>
+            </w:r>
+            <w:r>
+              <w:rPr>
+                <w:rFonts w:ascii="Arial" w:hAnsi="Arial" w:eastAsia="Arial" w:cs="Arial"/>
+                <w:i w:val="false"/>
+                <w:b w:val="false"/>
+                <w:u w:val="none"/>
+                <w:sz w:val="22"/>
+                <w:szCs w:val="22"/>
+                <w:color w:val="000000"/>
+              </w:rPr>
+              <w:t xml:space="preserve">annualized</w:t>
+            </w:r>
+            <w:r>
+              <w:rPr>
+                <w:rFonts w:ascii="Arial" w:hAnsi="Arial" w:eastAsia="Arial" w:cs="Arial"/>
+                <w:i w:val="false"/>
+                <w:b w:val="false"/>
+                <w:u w:val="none"/>
+                <w:sz w:val="22"/>
+                <w:szCs w:val="22"/>
+                <w:color w:val="000000"/>
+              </w:rPr>
+              <w:t xml:space="preserve"> </w:t>
+            </w:r>
+            <w:r>
+              <w:rPr>
+                <w:rFonts w:ascii="Arial" w:hAnsi="Arial" w:eastAsia="Arial" w:cs="Arial"/>
+                <w:i w:val="false"/>
+                <w:b w:val="false"/>
+                <w:u w:val="none"/>
+                <w:sz w:val="22"/>
+                <w:szCs w:val="22"/>
+                <w:color w:val="000000"/>
+              </w:rPr>
+              <w:t xml:space="preserve">loads.</w:t>
             </w:r>
           </w:p>
         </w:tc>
@@ -10660,6 +13047,126 @@
                 <w:szCs w:val="22"/>
                 <w:color w:val="000000"/>
               </w:rPr>
+              <w:t xml:space="preserve">Soil</w:t>
+            </w:r>
+            <w:r>
+              <w:rPr>
+                <w:rFonts w:ascii="Arial" w:hAnsi="Arial" w:eastAsia="Arial" w:cs="Arial"/>
+                <w:i w:val="false"/>
+                <w:b w:val="false"/>
+                <w:u w:val="none"/>
+                <w:sz w:val="22"/>
+                <w:szCs w:val="22"/>
+                <w:color w:val="000000"/>
+              </w:rPr>
+              <w:t xml:space="preserve"> </w:t>
+            </w:r>
+            <w:r>
+              <w:rPr>
+                <w:rFonts w:ascii="Arial" w:hAnsi="Arial" w:eastAsia="Arial" w:cs="Arial"/>
+                <w:i w:val="false"/>
+                <w:b w:val="false"/>
+                <w:u w:val="none"/>
+                <w:sz w:val="22"/>
+                <w:szCs w:val="22"/>
+                <w:color w:val="000000"/>
+              </w:rPr>
+              <w:t xml:space="preserve">and</w:t>
+            </w:r>
+            <w:r>
+              <w:rPr>
+                <w:rFonts w:ascii="Arial" w:hAnsi="Arial" w:eastAsia="Arial" w:cs="Arial"/>
+                <w:i w:val="false"/>
+                <w:b w:val="false"/>
+                <w:u w:val="none"/>
+                <w:sz w:val="22"/>
+                <w:szCs w:val="22"/>
+                <w:color w:val="000000"/>
+              </w:rPr>
+              <w:t xml:space="preserve"> </w:t>
+            </w:r>
+            <w:r>
+              <w:rPr>
+                <w:rFonts w:ascii="Arial" w:hAnsi="Arial" w:eastAsia="Arial" w:cs="Arial"/>
+                <w:i w:val="false"/>
+                <w:b w:val="false"/>
+                <w:u w:val="none"/>
+                <w:sz w:val="22"/>
+                <w:szCs w:val="22"/>
+                <w:color w:val="000000"/>
+              </w:rPr>
+              <w:t xml:space="preserve">Water</w:t>
+            </w:r>
+            <w:r>
+              <w:rPr>
+                <w:rFonts w:ascii="Arial" w:hAnsi="Arial" w:eastAsia="Arial" w:cs="Arial"/>
+                <w:i w:val="false"/>
+                <w:b w:val="false"/>
+                <w:u w:val="none"/>
+                <w:sz w:val="22"/>
+                <w:szCs w:val="22"/>
+                <w:color w:val="000000"/>
+              </w:rPr>
+              <w:t xml:space="preserve"> </w:t>
+            </w:r>
+            <w:r>
+              <w:rPr>
+                <w:rFonts w:ascii="Arial" w:hAnsi="Arial" w:eastAsia="Arial" w:cs="Arial"/>
+                <w:i w:val="false"/>
+                <w:b w:val="false"/>
+                <w:u w:val="none"/>
+                <w:sz w:val="22"/>
+                <w:szCs w:val="22"/>
+                <w:color w:val="000000"/>
+              </w:rPr>
+              <w:t xml:space="preserve">Assessment</w:t>
+            </w:r>
+            <w:r>
+              <w:rPr>
+                <w:rFonts w:ascii="Arial" w:hAnsi="Arial" w:eastAsia="Arial" w:cs="Arial"/>
+                <w:i w:val="false"/>
+                <w:b w:val="false"/>
+                <w:u w:val="none"/>
+                <w:sz w:val="22"/>
+                <w:szCs w:val="22"/>
+                <w:color w:val="000000"/>
+              </w:rPr>
+              <w:t xml:space="preserve"> </w:t>
+            </w:r>
+            <w:r>
+              <w:rPr>
+                <w:rFonts w:ascii="Arial" w:hAnsi="Arial" w:eastAsia="Arial" w:cs="Arial"/>
+                <w:i w:val="false"/>
+                <w:b w:val="false"/>
+                <w:u w:val="none"/>
+                <w:sz w:val="22"/>
+                <w:szCs w:val="22"/>
+                <w:color w:val="000000"/>
+              </w:rPr>
+              <w:t xml:space="preserve">Tool</w:t>
+            </w:r>
+            <w:r>
+              <w:rPr>
+                <w:rFonts w:ascii="Arial" w:hAnsi="Arial" w:eastAsia="Arial" w:cs="Arial"/>
+                <w:i w:val="false"/>
+                <w:b w:val="false"/>
+                <w:u w:val="none"/>
+                <w:sz w:val="22"/>
+                <w:szCs w:val="22"/>
+                <w:color w:val="000000"/>
+              </w:rPr>
+              <w:t xml:space="preserve"> </w:t>
+            </w:r>
+            <w:r>
+              <w:rPr>
+                <w:rFonts w:ascii="Arial" w:hAnsi="Arial" w:eastAsia="Arial" w:cs="Arial"/>
+                <w:i w:val="false"/>
+                <w:b w:val="false"/>
+                <w:u w:val="none"/>
+                <w:sz w:val="22"/>
+                <w:szCs w:val="22"/>
+                <w:color w:val="000000"/>
+              </w:rPr>
               <w:t xml:space="preserve">(SWAT)</w:t>
             </w:r>
           </w:p>
@@ -11570,7 +14077,655 @@
                 <w:szCs w:val="22"/>
                 <w:color w:val="000000"/>
               </w:rPr>
-              <w:t xml:space="preserve">filler</w:t>
+              <w:t xml:space="preserve">Semi-empirical</w:t>
+            </w:r>
+            <w:r>
+              <w:rPr>
+                <w:rFonts w:ascii="Arial" w:hAnsi="Arial" w:eastAsia="Arial" w:cs="Arial"/>
+                <w:i w:val="false"/>
+                <w:b w:val="false"/>
+                <w:u w:val="none"/>
+                <w:sz w:val="22"/>
+                <w:szCs w:val="22"/>
+                <w:color w:val="000000"/>
+              </w:rPr>
+              <w:t xml:space="preserve"> </w:t>
+            </w:r>
+            <w:r>
+              <w:rPr>
+                <w:rFonts w:ascii="Arial" w:hAnsi="Arial" w:eastAsia="Arial" w:cs="Arial"/>
+                <w:i w:val="false"/>
+                <w:b w:val="false"/>
+                <w:u w:val="none"/>
+                <w:sz w:val="22"/>
+                <w:szCs w:val="22"/>
+                <w:color w:val="000000"/>
+              </w:rPr>
+              <w:t xml:space="preserve">model</w:t>
+            </w:r>
+            <w:r>
+              <w:rPr>
+                <w:rFonts w:ascii="Arial" w:hAnsi="Arial" w:eastAsia="Arial" w:cs="Arial"/>
+                <w:i w:val="false"/>
+                <w:b w:val="false"/>
+                <w:u w:val="none"/>
+                <w:sz w:val="22"/>
+                <w:szCs w:val="22"/>
+                <w:color w:val="000000"/>
+              </w:rPr>
+              <w:t xml:space="preserve"> </w:t>
+            </w:r>
+            <w:r>
+              <w:rPr>
+                <w:rFonts w:ascii="Arial" w:hAnsi="Arial" w:eastAsia="Arial" w:cs="Arial"/>
+                <w:i w:val="false"/>
+                <w:b w:val="false"/>
+                <w:u w:val="none"/>
+                <w:sz w:val="22"/>
+                <w:szCs w:val="22"/>
+                <w:color w:val="000000"/>
+              </w:rPr>
+              <w:t xml:space="preserve">used</w:t>
+            </w:r>
+            <w:r>
+              <w:rPr>
+                <w:rFonts w:ascii="Arial" w:hAnsi="Arial" w:eastAsia="Arial" w:cs="Arial"/>
+                <w:i w:val="false"/>
+                <w:b w:val="false"/>
+                <w:u w:val="none"/>
+                <w:sz w:val="22"/>
+                <w:szCs w:val="22"/>
+                <w:color w:val="000000"/>
+              </w:rPr>
+              <w:t xml:space="preserve"> </w:t>
+            </w:r>
+            <w:r>
+              <w:rPr>
+                <w:rFonts w:ascii="Arial" w:hAnsi="Arial" w:eastAsia="Arial" w:cs="Arial"/>
+                <w:i w:val="false"/>
+                <w:b w:val="false"/>
+                <w:u w:val="none"/>
+                <w:sz w:val="22"/>
+                <w:szCs w:val="22"/>
+                <w:color w:val="000000"/>
+              </w:rPr>
+              <w:t xml:space="preserve">to</w:t>
+            </w:r>
+            <w:r>
+              <w:rPr>
+                <w:rFonts w:ascii="Arial" w:hAnsi="Arial" w:eastAsia="Arial" w:cs="Arial"/>
+                <w:i w:val="false"/>
+                <w:b w:val="false"/>
+                <w:u w:val="none"/>
+                <w:sz w:val="22"/>
+                <w:szCs w:val="22"/>
+                <w:color w:val="000000"/>
+              </w:rPr>
+              <w:t xml:space="preserve"> </w:t>
+            </w:r>
+            <w:r>
+              <w:rPr>
+                <w:rFonts w:ascii="Arial" w:hAnsi="Arial" w:eastAsia="Arial" w:cs="Arial"/>
+                <w:i w:val="false"/>
+                <w:b w:val="false"/>
+                <w:u w:val="none"/>
+                <w:sz w:val="22"/>
+                <w:szCs w:val="22"/>
+                <w:color w:val="000000"/>
+              </w:rPr>
+              <w:t xml:space="preserve">predict</w:t>
+            </w:r>
+            <w:r>
+              <w:rPr>
+                <w:rFonts w:ascii="Arial" w:hAnsi="Arial" w:eastAsia="Arial" w:cs="Arial"/>
+                <w:i w:val="false"/>
+                <w:b w:val="false"/>
+                <w:u w:val="none"/>
+                <w:sz w:val="22"/>
+                <w:szCs w:val="22"/>
+                <w:color w:val="000000"/>
+              </w:rPr>
+              <w:t xml:space="preserve"> </w:t>
+            </w:r>
+            <w:r>
+              <w:rPr>
+                <w:rFonts w:ascii="Arial" w:hAnsi="Arial" w:eastAsia="Arial" w:cs="Arial"/>
+                <w:i w:val="false"/>
+                <w:b w:val="false"/>
+                <w:u w:val="none"/>
+                <w:sz w:val="22"/>
+                <w:szCs w:val="22"/>
+                <w:color w:val="000000"/>
+              </w:rPr>
+              <w:t xml:space="preserve">steady-state</w:t>
+            </w:r>
+            <w:r>
+              <w:rPr>
+                <w:rFonts w:ascii="Arial" w:hAnsi="Arial" w:eastAsia="Arial" w:cs="Arial"/>
+                <w:i w:val="false"/>
+                <w:b w:val="false"/>
+                <w:u w:val="none"/>
+                <w:sz w:val="22"/>
+                <w:szCs w:val="22"/>
+                <w:color w:val="000000"/>
+              </w:rPr>
+              <w:t xml:space="preserve"> </w:t>
+            </w:r>
+            <w:r>
+              <w:rPr>
+                <w:rFonts w:ascii="Arial" w:hAnsi="Arial" w:eastAsia="Arial" w:cs="Arial"/>
+                <w:i w:val="false"/>
+                <w:b w:val="false"/>
+                <w:u w:val="none"/>
+                <w:sz w:val="22"/>
+                <w:szCs w:val="22"/>
+                <w:color w:val="000000"/>
+              </w:rPr>
+              <w:t xml:space="preserve">conditions</w:t>
+            </w:r>
+            <w:r>
+              <w:rPr>
+                <w:rFonts w:ascii="Arial" w:hAnsi="Arial" w:eastAsia="Arial" w:cs="Arial"/>
+                <w:i w:val="false"/>
+                <w:b w:val="false"/>
+                <w:u w:val="none"/>
+                <w:sz w:val="22"/>
+                <w:szCs w:val="22"/>
+                <w:color w:val="000000"/>
+              </w:rPr>
+              <w:t xml:space="preserve"> </w:t>
+            </w:r>
+            <w:r>
+              <w:rPr>
+                <w:rFonts w:ascii="Arial" w:hAnsi="Arial" w:eastAsia="Arial" w:cs="Arial"/>
+                <w:i w:val="false"/>
+                <w:b w:val="false"/>
+                <w:u w:val="none"/>
+                <w:sz w:val="22"/>
+                <w:szCs w:val="22"/>
+                <w:color w:val="000000"/>
+              </w:rPr>
+              <w:t xml:space="preserve">in</w:t>
+            </w:r>
+            <w:r>
+              <w:rPr>
+                <w:rFonts w:ascii="Arial" w:hAnsi="Arial" w:eastAsia="Arial" w:cs="Arial"/>
+                <w:i w:val="false"/>
+                <w:b w:val="false"/>
+                <w:u w:val="none"/>
+                <w:sz w:val="22"/>
+                <w:szCs w:val="22"/>
+                <w:color w:val="000000"/>
+              </w:rPr>
+              <w:t xml:space="preserve"> </w:t>
+            </w:r>
+            <w:r>
+              <w:rPr>
+                <w:rFonts w:ascii="Arial" w:hAnsi="Arial" w:eastAsia="Arial" w:cs="Arial"/>
+                <w:i w:val="false"/>
+                <w:b w:val="false"/>
+                <w:u w:val="none"/>
+                <w:sz w:val="22"/>
+                <w:szCs w:val="22"/>
+                <w:color w:val="000000"/>
+              </w:rPr>
+              <w:t xml:space="preserve">response</w:t>
+            </w:r>
+            <w:r>
+              <w:rPr>
+                <w:rFonts w:ascii="Arial" w:hAnsi="Arial" w:eastAsia="Arial" w:cs="Arial"/>
+                <w:i w:val="false"/>
+                <w:b w:val="false"/>
+                <w:u w:val="none"/>
+                <w:sz w:val="22"/>
+                <w:szCs w:val="22"/>
+                <w:color w:val="000000"/>
+              </w:rPr>
+              <w:t xml:space="preserve"> </w:t>
+            </w:r>
+            <w:r>
+              <w:rPr>
+                <w:rFonts w:ascii="Arial" w:hAnsi="Arial" w:eastAsia="Arial" w:cs="Arial"/>
+                <w:i w:val="false"/>
+                <w:b w:val="false"/>
+                <w:u w:val="none"/>
+                <w:sz w:val="22"/>
+                <w:szCs w:val="22"/>
+                <w:color w:val="000000"/>
+              </w:rPr>
+              <w:t xml:space="preserve">to</w:t>
+            </w:r>
+            <w:r>
+              <w:rPr>
+                <w:rFonts w:ascii="Arial" w:hAnsi="Arial" w:eastAsia="Arial" w:cs="Arial"/>
+                <w:i w:val="false"/>
+                <w:b w:val="false"/>
+                <w:u w:val="none"/>
+                <w:sz w:val="22"/>
+                <w:szCs w:val="22"/>
+                <w:color w:val="000000"/>
+              </w:rPr>
+              <w:t xml:space="preserve"> </w:t>
+            </w:r>
+            <w:r>
+              <w:rPr>
+                <w:rFonts w:ascii="Arial" w:hAnsi="Arial" w:eastAsia="Arial" w:cs="Arial"/>
+                <w:i w:val="false"/>
+                <w:b w:val="false"/>
+                <w:u w:val="none"/>
+                <w:sz w:val="22"/>
+                <w:szCs w:val="22"/>
+                <w:color w:val="000000"/>
+              </w:rPr>
+              <w:t xml:space="preserve">changes</w:t>
+            </w:r>
+            <w:r>
+              <w:rPr>
+                <w:rFonts w:ascii="Arial" w:hAnsi="Arial" w:eastAsia="Arial" w:cs="Arial"/>
+                <w:i w:val="false"/>
+                <w:b w:val="false"/>
+                <w:u w:val="none"/>
+                <w:sz w:val="22"/>
+                <w:szCs w:val="22"/>
+                <w:color w:val="000000"/>
+              </w:rPr>
+              <w:t xml:space="preserve"> </w:t>
+            </w:r>
+            <w:r>
+              <w:rPr>
+                <w:rFonts w:ascii="Arial" w:hAnsi="Arial" w:eastAsia="Arial" w:cs="Arial"/>
+                <w:i w:val="false"/>
+                <w:b w:val="false"/>
+                <w:u w:val="none"/>
+                <w:sz w:val="22"/>
+                <w:szCs w:val="22"/>
+                <w:color w:val="000000"/>
+              </w:rPr>
+              <w:t xml:space="preserve">in</w:t>
+            </w:r>
+            <w:r>
+              <w:rPr>
+                <w:rFonts w:ascii="Arial" w:hAnsi="Arial" w:eastAsia="Arial" w:cs="Arial"/>
+                <w:i w:val="false"/>
+                <w:b w:val="false"/>
+                <w:u w:val="none"/>
+                <w:sz w:val="22"/>
+                <w:szCs w:val="22"/>
+                <w:color w:val="000000"/>
+              </w:rPr>
+              <w:t xml:space="preserve"> </w:t>
+            </w:r>
+            <w:r>
+              <w:rPr>
+                <w:rFonts w:ascii="Arial" w:hAnsi="Arial" w:eastAsia="Arial" w:cs="Arial"/>
+                <w:i w:val="false"/>
+                <w:b w:val="false"/>
+                <w:u w:val="none"/>
+                <w:sz w:val="22"/>
+                <w:szCs w:val="22"/>
+                <w:color w:val="000000"/>
+              </w:rPr>
+              <w:t xml:space="preserve">inflow</w:t>
+            </w:r>
+            <w:r>
+              <w:rPr>
+                <w:rFonts w:ascii="Arial" w:hAnsi="Arial" w:eastAsia="Arial" w:cs="Arial"/>
+                <w:i w:val="false"/>
+                <w:b w:val="false"/>
+                <w:u w:val="none"/>
+                <w:sz w:val="22"/>
+                <w:szCs w:val="22"/>
+                <w:color w:val="000000"/>
+              </w:rPr>
+              <w:t xml:space="preserve"> </w:t>
+            </w:r>
+            <w:r>
+              <w:rPr>
+                <w:rFonts w:ascii="Arial" w:hAnsi="Arial" w:eastAsia="Arial" w:cs="Arial"/>
+                <w:i w:val="false"/>
+                <w:b w:val="false"/>
+                <w:u w:val="none"/>
+                <w:sz w:val="22"/>
+                <w:szCs w:val="22"/>
+                <w:color w:val="000000"/>
+              </w:rPr>
+              <w:t xml:space="preserve">and</w:t>
+            </w:r>
+            <w:r>
+              <w:rPr>
+                <w:rFonts w:ascii="Arial" w:hAnsi="Arial" w:eastAsia="Arial" w:cs="Arial"/>
+                <w:i w:val="false"/>
+                <w:b w:val="false"/>
+                <w:u w:val="none"/>
+                <w:sz w:val="22"/>
+                <w:szCs w:val="22"/>
+                <w:color w:val="000000"/>
+              </w:rPr>
+              <w:t xml:space="preserve"> </w:t>
+            </w:r>
+            <w:r>
+              <w:rPr>
+                <w:rFonts w:ascii="Arial" w:hAnsi="Arial" w:eastAsia="Arial" w:cs="Arial"/>
+                <w:i w:val="false"/>
+                <w:b w:val="false"/>
+                <w:u w:val="none"/>
+                <w:sz w:val="22"/>
+                <w:szCs w:val="22"/>
+                <w:color w:val="000000"/>
+              </w:rPr>
+              <w:t xml:space="preserve">nutrient</w:t>
+            </w:r>
+            <w:r>
+              <w:rPr>
+                <w:rFonts w:ascii="Arial" w:hAnsi="Arial" w:eastAsia="Arial" w:cs="Arial"/>
+                <w:i w:val="false"/>
+                <w:b w:val="false"/>
+                <w:u w:val="none"/>
+                <w:sz w:val="22"/>
+                <w:szCs w:val="22"/>
+                <w:color w:val="000000"/>
+              </w:rPr>
+              <w:t xml:space="preserve"> </w:t>
+            </w:r>
+            <w:r>
+              <w:rPr>
+                <w:rFonts w:ascii="Arial" w:hAnsi="Arial" w:eastAsia="Arial" w:cs="Arial"/>
+                <w:i w:val="false"/>
+                <w:b w:val="false"/>
+                <w:u w:val="none"/>
+                <w:sz w:val="22"/>
+                <w:szCs w:val="22"/>
+                <w:color w:val="000000"/>
+              </w:rPr>
+              <w:t xml:space="preserve">loads.</w:t>
+            </w:r>
+            <w:r>
+              <w:rPr>
+                <w:rFonts w:ascii="Arial" w:hAnsi="Arial" w:eastAsia="Arial" w:cs="Arial"/>
+                <w:i w:val="false"/>
+                <w:b w:val="false"/>
+                <w:u w:val="none"/>
+                <w:sz w:val="22"/>
+                <w:szCs w:val="22"/>
+                <w:color w:val="000000"/>
+              </w:rPr>
+              <w:t xml:space="preserve"> </w:t>
+            </w:r>
+            <w:r>
+              <w:rPr>
+                <w:rFonts w:ascii="Arial" w:hAnsi="Arial" w:eastAsia="Arial" w:cs="Arial"/>
+                <w:i w:val="false"/>
+                <w:b w:val="false"/>
+                <w:u w:val="none"/>
+                <w:sz w:val="22"/>
+                <w:szCs w:val="22"/>
+                <w:color w:val="000000"/>
+              </w:rPr>
+              <w:t xml:space="preserve">Suitable</w:t>
+            </w:r>
+            <w:r>
+              <w:rPr>
+                <w:rFonts w:ascii="Arial" w:hAnsi="Arial" w:eastAsia="Arial" w:cs="Arial"/>
+                <w:i w:val="false"/>
+                <w:b w:val="false"/>
+                <w:u w:val="none"/>
+                <w:sz w:val="22"/>
+                <w:szCs w:val="22"/>
+                <w:color w:val="000000"/>
+              </w:rPr>
+              <w:t xml:space="preserve"> </w:t>
+            </w:r>
+            <w:r>
+              <w:rPr>
+                <w:rFonts w:ascii="Arial" w:hAnsi="Arial" w:eastAsia="Arial" w:cs="Arial"/>
+                <w:i w:val="false"/>
+                <w:b w:val="false"/>
+                <w:u w:val="none"/>
+                <w:sz w:val="22"/>
+                <w:szCs w:val="22"/>
+                <w:color w:val="000000"/>
+              </w:rPr>
+              <w:t xml:space="preserve">for</w:t>
+            </w:r>
+            <w:r>
+              <w:rPr>
+                <w:rFonts w:ascii="Arial" w:hAnsi="Arial" w:eastAsia="Arial" w:cs="Arial"/>
+                <w:i w:val="false"/>
+                <w:b w:val="false"/>
+                <w:u w:val="none"/>
+                <w:sz w:val="22"/>
+                <w:szCs w:val="22"/>
+                <w:color w:val="000000"/>
+              </w:rPr>
+              <w:t xml:space="preserve"> </w:t>
+            </w:r>
+            <w:r>
+              <w:rPr>
+                <w:rFonts w:ascii="Arial" w:hAnsi="Arial" w:eastAsia="Arial" w:cs="Arial"/>
+                <w:i w:val="false"/>
+                <w:b w:val="false"/>
+                <w:u w:val="none"/>
+                <w:sz w:val="22"/>
+                <w:szCs w:val="22"/>
+                <w:color w:val="000000"/>
+              </w:rPr>
+              <w:t xml:space="preserve">well-mixed</w:t>
+            </w:r>
+            <w:r>
+              <w:rPr>
+                <w:rFonts w:ascii="Arial" w:hAnsi="Arial" w:eastAsia="Arial" w:cs="Arial"/>
+                <w:i w:val="false"/>
+                <w:b w:val="false"/>
+                <w:u w:val="none"/>
+                <w:sz w:val="22"/>
+                <w:szCs w:val="22"/>
+                <w:color w:val="000000"/>
+              </w:rPr>
+              <w:t xml:space="preserve"> </w:t>
+            </w:r>
+            <w:r>
+              <w:rPr>
+                <w:rFonts w:ascii="Arial" w:hAnsi="Arial" w:eastAsia="Arial" w:cs="Arial"/>
+                <w:i w:val="false"/>
+                <w:b w:val="false"/>
+                <w:u w:val="none"/>
+                <w:sz w:val="22"/>
+                <w:szCs w:val="22"/>
+                <w:color w:val="000000"/>
+              </w:rPr>
+              <w:t xml:space="preserve">lakes</w:t>
+            </w:r>
+            <w:r>
+              <w:rPr>
+                <w:rFonts w:ascii="Arial" w:hAnsi="Arial" w:eastAsia="Arial" w:cs="Arial"/>
+                <w:i w:val="false"/>
+                <w:b w:val="false"/>
+                <w:u w:val="none"/>
+                <w:sz w:val="22"/>
+                <w:szCs w:val="22"/>
+                <w:color w:val="000000"/>
+              </w:rPr>
+              <w:t xml:space="preserve"> </w:t>
+            </w:r>
+            <w:r>
+              <w:rPr>
+                <w:rFonts w:ascii="Arial" w:hAnsi="Arial" w:eastAsia="Arial" w:cs="Arial"/>
+                <w:i w:val="false"/>
+                <w:b w:val="false"/>
+                <w:u w:val="none"/>
+                <w:sz w:val="22"/>
+                <w:szCs w:val="22"/>
+                <w:color w:val="000000"/>
+              </w:rPr>
+              <w:t xml:space="preserve">and</w:t>
+            </w:r>
+            <w:r>
+              <w:rPr>
+                <w:rFonts w:ascii="Arial" w:hAnsi="Arial" w:eastAsia="Arial" w:cs="Arial"/>
+                <w:i w:val="false"/>
+                <w:b w:val="false"/>
+                <w:u w:val="none"/>
+                <w:sz w:val="22"/>
+                <w:szCs w:val="22"/>
+                <w:color w:val="000000"/>
+              </w:rPr>
+              <w:t xml:space="preserve"> </w:t>
+            </w:r>
+            <w:r>
+              <w:rPr>
+                <w:rFonts w:ascii="Arial" w:hAnsi="Arial" w:eastAsia="Arial" w:cs="Arial"/>
+                <w:i w:val="false"/>
+                <w:b w:val="false"/>
+                <w:u w:val="none"/>
+                <w:sz w:val="22"/>
+                <w:szCs w:val="22"/>
+                <w:color w:val="000000"/>
+              </w:rPr>
+              <w:t xml:space="preserve">reservoirs</w:t>
+            </w:r>
+            <w:r>
+              <w:rPr>
+                <w:rFonts w:ascii="Arial" w:hAnsi="Arial" w:eastAsia="Arial" w:cs="Arial"/>
+                <w:i w:val="false"/>
+                <w:b w:val="false"/>
+                <w:u w:val="none"/>
+                <w:sz w:val="22"/>
+                <w:szCs w:val="22"/>
+                <w:color w:val="000000"/>
+              </w:rPr>
+              <w:t xml:space="preserve"> </w:t>
+            </w:r>
+            <w:r>
+              <w:rPr>
+                <w:rFonts w:ascii="Arial" w:hAnsi="Arial" w:eastAsia="Arial" w:cs="Arial"/>
+                <w:i w:val="false"/>
+                <w:b w:val="false"/>
+                <w:u w:val="none"/>
+                <w:sz w:val="22"/>
+                <w:szCs w:val="22"/>
+                <w:color w:val="000000"/>
+              </w:rPr>
+              <w:t xml:space="preserve">without</w:t>
+            </w:r>
+            <w:r>
+              <w:rPr>
+                <w:rFonts w:ascii="Arial" w:hAnsi="Arial" w:eastAsia="Arial" w:cs="Arial"/>
+                <w:i w:val="false"/>
+                <w:b w:val="false"/>
+                <w:u w:val="none"/>
+                <w:sz w:val="22"/>
+                <w:szCs w:val="22"/>
+                <w:color w:val="000000"/>
+              </w:rPr>
+              <w:t xml:space="preserve"> </w:t>
+            </w:r>
+            <w:r>
+              <w:rPr>
+                <w:rFonts w:ascii="Arial" w:hAnsi="Arial" w:eastAsia="Arial" w:cs="Arial"/>
+                <w:i w:val="false"/>
+                <w:b w:val="false"/>
+                <w:u w:val="none"/>
+                <w:sz w:val="22"/>
+                <w:szCs w:val="22"/>
+                <w:color w:val="000000"/>
+              </w:rPr>
+              <w:t xml:space="preserve">strong</w:t>
+            </w:r>
+            <w:r>
+              <w:rPr>
+                <w:rFonts w:ascii="Arial" w:hAnsi="Arial" w:eastAsia="Arial" w:cs="Arial"/>
+                <w:i w:val="false"/>
+                <w:b w:val="false"/>
+                <w:u w:val="none"/>
+                <w:sz w:val="22"/>
+                <w:szCs w:val="22"/>
+                <w:color w:val="000000"/>
+              </w:rPr>
+              <w:t xml:space="preserve"> </w:t>
+            </w:r>
+            <w:r>
+              <w:rPr>
+                <w:rFonts w:ascii="Arial" w:hAnsi="Arial" w:eastAsia="Arial" w:cs="Arial"/>
+                <w:i w:val="false"/>
+                <w:b w:val="false"/>
+                <w:u w:val="none"/>
+                <w:sz w:val="22"/>
+                <w:szCs w:val="22"/>
+                <w:color w:val="000000"/>
+              </w:rPr>
+              <w:t xml:space="preserve">temporal</w:t>
+            </w:r>
+            <w:r>
+              <w:rPr>
+                <w:rFonts w:ascii="Arial" w:hAnsi="Arial" w:eastAsia="Arial" w:cs="Arial"/>
+                <w:i w:val="false"/>
+                <w:b w:val="false"/>
+                <w:u w:val="none"/>
+                <w:sz w:val="22"/>
+                <w:szCs w:val="22"/>
+                <w:color w:val="000000"/>
+              </w:rPr>
+              <w:t xml:space="preserve"> </w:t>
+            </w:r>
+            <w:r>
+              <w:rPr>
+                <w:rFonts w:ascii="Arial" w:hAnsi="Arial" w:eastAsia="Arial" w:cs="Arial"/>
+                <w:i w:val="false"/>
+                <w:b w:val="false"/>
+                <w:u w:val="none"/>
+                <w:sz w:val="22"/>
+                <w:szCs w:val="22"/>
+                <w:color w:val="000000"/>
+              </w:rPr>
+              <w:t xml:space="preserve">or</w:t>
+            </w:r>
+            <w:r>
+              <w:rPr>
+                <w:rFonts w:ascii="Arial" w:hAnsi="Arial" w:eastAsia="Arial" w:cs="Arial"/>
+                <w:i w:val="false"/>
+                <w:b w:val="false"/>
+                <w:u w:val="none"/>
+                <w:sz w:val="22"/>
+                <w:szCs w:val="22"/>
+                <w:color w:val="000000"/>
+              </w:rPr>
+              <w:t xml:space="preserve"> </w:t>
+            </w:r>
+            <w:r>
+              <w:rPr>
+                <w:rFonts w:ascii="Arial" w:hAnsi="Arial" w:eastAsia="Arial" w:cs="Arial"/>
+                <w:i w:val="false"/>
+                <w:b w:val="false"/>
+                <w:u w:val="none"/>
+                <w:sz w:val="22"/>
+                <w:szCs w:val="22"/>
+                <w:color w:val="000000"/>
+              </w:rPr>
+              <w:t xml:space="preserve">spatial</w:t>
+            </w:r>
+            <w:r>
+              <w:rPr>
+                <w:rFonts w:ascii="Arial" w:hAnsi="Arial" w:eastAsia="Arial" w:cs="Arial"/>
+                <w:i w:val="false"/>
+                <w:b w:val="false"/>
+                <w:u w:val="none"/>
+                <w:sz w:val="22"/>
+                <w:szCs w:val="22"/>
+                <w:color w:val="000000"/>
+              </w:rPr>
+              <w:t xml:space="preserve"> </w:t>
+            </w:r>
+            <w:r>
+              <w:rPr>
+                <w:rFonts w:ascii="Arial" w:hAnsi="Arial" w:eastAsia="Arial" w:cs="Arial"/>
+                <w:i w:val="false"/>
+                <w:b w:val="false"/>
+                <w:u w:val="none"/>
+                <w:sz w:val="22"/>
+                <w:szCs w:val="22"/>
+                <w:color w:val="000000"/>
+              </w:rPr>
+              <w:t xml:space="preserve">dynamics.</w:t>
             </w:r>
           </w:p>
         </w:tc>
@@ -11704,6 +14859,102 @@
                 <w:szCs w:val="22"/>
                 <w:color w:val="000000"/>
               </w:rPr>
+              <w:t xml:space="preserve">Environmental</w:t>
+            </w:r>
+            <w:r>
+              <w:rPr>
+                <w:rFonts w:ascii="Arial" w:hAnsi="Arial" w:eastAsia="Arial" w:cs="Arial"/>
+                <w:i w:val="false"/>
+                <w:b w:val="false"/>
+                <w:u w:val="none"/>
+                <w:sz w:val="22"/>
+                <w:szCs w:val="22"/>
+                <w:color w:val="000000"/>
+              </w:rPr>
+              <w:t xml:space="preserve"> </w:t>
+            </w:r>
+            <w:r>
+              <w:rPr>
+                <w:rFonts w:ascii="Arial" w:hAnsi="Arial" w:eastAsia="Arial" w:cs="Arial"/>
+                <w:i w:val="false"/>
+                <w:b w:val="false"/>
+                <w:u w:val="none"/>
+                <w:sz w:val="22"/>
+                <w:szCs w:val="22"/>
+                <w:color w:val="000000"/>
+              </w:rPr>
+              <w:t xml:space="preserve">Fluid</w:t>
+            </w:r>
+            <w:r>
+              <w:rPr>
+                <w:rFonts w:ascii="Arial" w:hAnsi="Arial" w:eastAsia="Arial" w:cs="Arial"/>
+                <w:i w:val="false"/>
+                <w:b w:val="false"/>
+                <w:u w:val="none"/>
+                <w:sz w:val="22"/>
+                <w:szCs w:val="22"/>
+                <w:color w:val="000000"/>
+              </w:rPr>
+              <w:t xml:space="preserve"> </w:t>
+            </w:r>
+            <w:r>
+              <w:rPr>
+                <w:rFonts w:ascii="Arial" w:hAnsi="Arial" w:eastAsia="Arial" w:cs="Arial"/>
+                <w:i w:val="false"/>
+                <w:b w:val="false"/>
+                <w:u w:val="none"/>
+                <w:sz w:val="22"/>
+                <w:szCs w:val="22"/>
+                <w:color w:val="000000"/>
+              </w:rPr>
+              <w:t xml:space="preserve">Dynamics</w:t>
+            </w:r>
+            <w:r>
+              <w:rPr>
+                <w:rFonts w:ascii="Arial" w:hAnsi="Arial" w:eastAsia="Arial" w:cs="Arial"/>
+                <w:i w:val="false"/>
+                <w:b w:val="false"/>
+                <w:u w:val="none"/>
+                <w:sz w:val="22"/>
+                <w:szCs w:val="22"/>
+                <w:color w:val="000000"/>
+              </w:rPr>
+              <w:t xml:space="preserve"> </w:t>
+            </w:r>
+            <w:r>
+              <w:rPr>
+                <w:rFonts w:ascii="Arial" w:hAnsi="Arial" w:eastAsia="Arial" w:cs="Arial"/>
+                <w:i w:val="false"/>
+                <w:b w:val="false"/>
+                <w:u w:val="none"/>
+                <w:sz w:val="22"/>
+                <w:szCs w:val="22"/>
+                <w:color w:val="000000"/>
+              </w:rPr>
+              <w:t xml:space="preserve">Code</w:t>
+            </w:r>
+            <w:r>
+              <w:rPr>
+                <w:rFonts w:ascii="Arial" w:hAnsi="Arial" w:eastAsia="Arial" w:cs="Arial"/>
+                <w:i w:val="false"/>
+                <w:b w:val="false"/>
+                <w:u w:val="none"/>
+                <w:sz w:val="22"/>
+                <w:szCs w:val="22"/>
+                <w:color w:val="000000"/>
+              </w:rPr>
+              <w:t xml:space="preserve"> </w:t>
+            </w:r>
+            <w:r>
+              <w:rPr>
+                <w:rFonts w:ascii="Arial" w:hAnsi="Arial" w:eastAsia="Arial" w:cs="Arial"/>
+                <w:i w:val="false"/>
+                <w:b w:val="false"/>
+                <w:u w:val="none"/>
+                <w:sz w:val="22"/>
+                <w:szCs w:val="22"/>
+                <w:color w:val="000000"/>
+              </w:rPr>
               <w:t xml:space="preserve">(EFDC)</w:t>
             </w:r>
           </w:p>
@@ -11756,7 +15007,871 @@
                 <w:szCs w:val="22"/>
                 <w:color w:val="000000"/>
               </w:rPr>
-              <w:t xml:space="preserve">filler</w:t>
+              <w:t xml:space="preserve">A</w:t>
+            </w:r>
+            <w:r>
+              <w:rPr>
+                <w:rFonts w:ascii="Arial" w:hAnsi="Arial" w:eastAsia="Arial" w:cs="Arial"/>
+                <w:i w:val="false"/>
+                <w:b w:val="false"/>
+                <w:u w:val="none"/>
+                <w:sz w:val="22"/>
+                <w:szCs w:val="22"/>
+                <w:color w:val="000000"/>
+              </w:rPr>
+              <w:t xml:space="preserve"> </w:t>
+            </w:r>
+            <w:r>
+              <w:rPr>
+                <w:rFonts w:ascii="Arial" w:hAnsi="Arial" w:eastAsia="Arial" w:cs="Arial"/>
+                <w:i w:val="false"/>
+                <w:b w:val="false"/>
+                <w:u w:val="none"/>
+                <w:sz w:val="22"/>
+                <w:szCs w:val="22"/>
+                <w:color w:val="000000"/>
+              </w:rPr>
+              <w:t xml:space="preserve">fully</w:t>
+            </w:r>
+            <w:r>
+              <w:rPr>
+                <w:rFonts w:ascii="Arial" w:hAnsi="Arial" w:eastAsia="Arial" w:cs="Arial"/>
+                <w:i w:val="false"/>
+                <w:b w:val="false"/>
+                <w:u w:val="none"/>
+                <w:sz w:val="22"/>
+                <w:szCs w:val="22"/>
+                <w:color w:val="000000"/>
+              </w:rPr>
+              <w:t xml:space="preserve"> </w:t>
+            </w:r>
+            <w:r>
+              <w:rPr>
+                <w:rFonts w:ascii="Arial" w:hAnsi="Arial" w:eastAsia="Arial" w:cs="Arial"/>
+                <w:i w:val="false"/>
+                <w:b w:val="false"/>
+                <w:u w:val="none"/>
+                <w:sz w:val="22"/>
+                <w:szCs w:val="22"/>
+                <w:color w:val="000000"/>
+              </w:rPr>
+              <w:t xml:space="preserve">dynamic</w:t>
+            </w:r>
+            <w:r>
+              <w:rPr>
+                <w:rFonts w:ascii="Arial" w:hAnsi="Arial" w:eastAsia="Arial" w:cs="Arial"/>
+                <w:i w:val="false"/>
+                <w:b w:val="false"/>
+                <w:u w:val="none"/>
+                <w:sz w:val="22"/>
+                <w:szCs w:val="22"/>
+                <w:color w:val="000000"/>
+              </w:rPr>
+              <w:t xml:space="preserve"> </w:t>
+            </w:r>
+            <w:r>
+              <w:rPr>
+                <w:rFonts w:ascii="Arial" w:hAnsi="Arial" w:eastAsia="Arial" w:cs="Arial"/>
+                <w:i w:val="false"/>
+                <w:b w:val="false"/>
+                <w:u w:val="none"/>
+                <w:sz w:val="22"/>
+                <w:szCs w:val="22"/>
+                <w:color w:val="000000"/>
+              </w:rPr>
+              <w:t xml:space="preserve">three-dimensional</w:t>
+            </w:r>
+            <w:r>
+              <w:rPr>
+                <w:rFonts w:ascii="Arial" w:hAnsi="Arial" w:eastAsia="Arial" w:cs="Arial"/>
+                <w:i w:val="false"/>
+                <w:b w:val="false"/>
+                <w:u w:val="none"/>
+                <w:sz w:val="22"/>
+                <w:szCs w:val="22"/>
+                <w:color w:val="000000"/>
+              </w:rPr>
+              <w:t xml:space="preserve"> </w:t>
+            </w:r>
+            <w:r>
+              <w:rPr>
+                <w:rFonts w:ascii="Arial" w:hAnsi="Arial" w:eastAsia="Arial" w:cs="Arial"/>
+                <w:i w:val="false"/>
+                <w:b w:val="false"/>
+                <w:u w:val="none"/>
+                <w:sz w:val="22"/>
+                <w:szCs w:val="22"/>
+                <w:color w:val="000000"/>
+              </w:rPr>
+              <w:t xml:space="preserve">hydrodynamic</w:t>
+            </w:r>
+            <w:r>
+              <w:rPr>
+                <w:rFonts w:ascii="Arial" w:hAnsi="Arial" w:eastAsia="Arial" w:cs="Arial"/>
+                <w:i w:val="false"/>
+                <w:b w:val="false"/>
+                <w:u w:val="none"/>
+                <w:sz w:val="22"/>
+                <w:szCs w:val="22"/>
+                <w:color w:val="000000"/>
+              </w:rPr>
+              <w:t xml:space="preserve"> </w:t>
+            </w:r>
+            <w:r>
+              <w:rPr>
+                <w:rFonts w:ascii="Arial" w:hAnsi="Arial" w:eastAsia="Arial" w:cs="Arial"/>
+                <w:i w:val="false"/>
+                <w:b w:val="false"/>
+                <w:u w:val="none"/>
+                <w:sz w:val="22"/>
+                <w:szCs w:val="22"/>
+                <w:color w:val="000000"/>
+              </w:rPr>
+              <w:t xml:space="preserve">model</w:t>
+            </w:r>
+            <w:r>
+              <w:rPr>
+                <w:rFonts w:ascii="Arial" w:hAnsi="Arial" w:eastAsia="Arial" w:cs="Arial"/>
+                <w:i w:val="false"/>
+                <w:b w:val="false"/>
+                <w:u w:val="none"/>
+                <w:sz w:val="22"/>
+                <w:szCs w:val="22"/>
+                <w:color w:val="000000"/>
+              </w:rPr>
+              <w:t xml:space="preserve"> </w:t>
+            </w:r>
+            <w:r>
+              <w:rPr>
+                <w:rFonts w:ascii="Arial" w:hAnsi="Arial" w:eastAsia="Arial" w:cs="Arial"/>
+                <w:i w:val="false"/>
+                <w:b w:val="false"/>
+                <w:u w:val="none"/>
+                <w:sz w:val="22"/>
+                <w:szCs w:val="22"/>
+                <w:color w:val="000000"/>
+              </w:rPr>
+              <w:t xml:space="preserve">that</w:t>
+            </w:r>
+            <w:r>
+              <w:rPr>
+                <w:rFonts w:ascii="Arial" w:hAnsi="Arial" w:eastAsia="Arial" w:cs="Arial"/>
+                <w:i w:val="false"/>
+                <w:b w:val="false"/>
+                <w:u w:val="none"/>
+                <w:sz w:val="22"/>
+                <w:szCs w:val="22"/>
+                <w:color w:val="000000"/>
+              </w:rPr>
+              <w:t xml:space="preserve"> </w:t>
+            </w:r>
+            <w:r>
+              <w:rPr>
+                <w:rFonts w:ascii="Arial" w:hAnsi="Arial" w:eastAsia="Arial" w:cs="Arial"/>
+                <w:i w:val="false"/>
+                <w:b w:val="false"/>
+                <w:u w:val="none"/>
+                <w:sz w:val="22"/>
+                <w:szCs w:val="22"/>
+                <w:color w:val="000000"/>
+              </w:rPr>
+              <w:t xml:space="preserve">includes</w:t>
+            </w:r>
+            <w:r>
+              <w:rPr>
+                <w:rFonts w:ascii="Arial" w:hAnsi="Arial" w:eastAsia="Arial" w:cs="Arial"/>
+                <w:i w:val="false"/>
+                <w:b w:val="false"/>
+                <w:u w:val="none"/>
+                <w:sz w:val="22"/>
+                <w:szCs w:val="22"/>
+                <w:color w:val="000000"/>
+              </w:rPr>
+              <w:t xml:space="preserve"> </w:t>
+            </w:r>
+            <w:r>
+              <w:rPr>
+                <w:rFonts w:ascii="Arial" w:hAnsi="Arial" w:eastAsia="Arial" w:cs="Arial"/>
+                <w:i w:val="false"/>
+                <w:b w:val="false"/>
+                <w:u w:val="none"/>
+                <w:sz w:val="22"/>
+                <w:szCs w:val="22"/>
+                <w:color w:val="000000"/>
+              </w:rPr>
+              <w:t xml:space="preserve">capability</w:t>
+            </w:r>
+            <w:r>
+              <w:rPr>
+                <w:rFonts w:ascii="Arial" w:hAnsi="Arial" w:eastAsia="Arial" w:cs="Arial"/>
+                <w:i w:val="false"/>
+                <w:b w:val="false"/>
+                <w:u w:val="none"/>
+                <w:sz w:val="22"/>
+                <w:szCs w:val="22"/>
+                <w:color w:val="000000"/>
+              </w:rPr>
+              <w:t xml:space="preserve"> </w:t>
+            </w:r>
+            <w:r>
+              <w:rPr>
+                <w:rFonts w:ascii="Arial" w:hAnsi="Arial" w:eastAsia="Arial" w:cs="Arial"/>
+                <w:i w:val="false"/>
+                <w:b w:val="false"/>
+                <w:u w:val="none"/>
+                <w:sz w:val="22"/>
+                <w:szCs w:val="22"/>
+                <w:color w:val="000000"/>
+              </w:rPr>
+              <w:t xml:space="preserve">to</w:t>
+            </w:r>
+            <w:r>
+              <w:rPr>
+                <w:rFonts w:ascii="Arial" w:hAnsi="Arial" w:eastAsia="Arial" w:cs="Arial"/>
+                <w:i w:val="false"/>
+                <w:b w:val="false"/>
+                <w:u w:val="none"/>
+                <w:sz w:val="22"/>
+                <w:szCs w:val="22"/>
+                <w:color w:val="000000"/>
+              </w:rPr>
+              <w:t xml:space="preserve"> </w:t>
+            </w:r>
+            <w:r>
+              <w:rPr>
+                <w:rFonts w:ascii="Arial" w:hAnsi="Arial" w:eastAsia="Arial" w:cs="Arial"/>
+                <w:i w:val="false"/>
+                <w:b w:val="false"/>
+                <w:u w:val="none"/>
+                <w:sz w:val="22"/>
+                <w:szCs w:val="22"/>
+                <w:color w:val="000000"/>
+              </w:rPr>
+              <w:t xml:space="preserve">simulate</w:t>
+            </w:r>
+            <w:r>
+              <w:rPr>
+                <w:rFonts w:ascii="Arial" w:hAnsi="Arial" w:eastAsia="Arial" w:cs="Arial"/>
+                <w:i w:val="false"/>
+                <w:b w:val="false"/>
+                <w:u w:val="none"/>
+                <w:sz w:val="22"/>
+                <w:szCs w:val="22"/>
+                <w:color w:val="000000"/>
+              </w:rPr>
+              <w:t xml:space="preserve"> </w:t>
+            </w:r>
+            <w:r>
+              <w:rPr>
+                <w:rFonts w:ascii="Arial" w:hAnsi="Arial" w:eastAsia="Arial" w:cs="Arial"/>
+                <w:i w:val="false"/>
+                <w:b w:val="false"/>
+                <w:u w:val="none"/>
+                <w:sz w:val="22"/>
+                <w:szCs w:val="22"/>
+                <w:color w:val="000000"/>
+              </w:rPr>
+              <w:t xml:space="preserve">physical,</w:t>
+            </w:r>
+            <w:r>
+              <w:rPr>
+                <w:rFonts w:ascii="Arial" w:hAnsi="Arial" w:eastAsia="Arial" w:cs="Arial"/>
+                <w:i w:val="false"/>
+                <w:b w:val="false"/>
+                <w:u w:val="none"/>
+                <w:sz w:val="22"/>
+                <w:szCs w:val="22"/>
+                <w:color w:val="000000"/>
+              </w:rPr>
+              <w:t xml:space="preserve"> </w:t>
+            </w:r>
+            <w:r>
+              <w:rPr>
+                <w:rFonts w:ascii="Arial" w:hAnsi="Arial" w:eastAsia="Arial" w:cs="Arial"/>
+                <w:i w:val="false"/>
+                <w:b w:val="false"/>
+                <w:u w:val="none"/>
+                <w:sz w:val="22"/>
+                <w:szCs w:val="22"/>
+                <w:color w:val="000000"/>
+              </w:rPr>
+              <w:t xml:space="preserve">chemical,</w:t>
+            </w:r>
+            <w:r>
+              <w:rPr>
+                <w:rFonts w:ascii="Arial" w:hAnsi="Arial" w:eastAsia="Arial" w:cs="Arial"/>
+                <w:i w:val="false"/>
+                <w:b w:val="false"/>
+                <w:u w:val="none"/>
+                <w:sz w:val="22"/>
+                <w:szCs w:val="22"/>
+                <w:color w:val="000000"/>
+              </w:rPr>
+              <w:t xml:space="preserve"> </w:t>
+            </w:r>
+            <w:r>
+              <w:rPr>
+                <w:rFonts w:ascii="Arial" w:hAnsi="Arial" w:eastAsia="Arial" w:cs="Arial"/>
+                <w:i w:val="false"/>
+                <w:b w:val="false"/>
+                <w:u w:val="none"/>
+                <w:sz w:val="22"/>
+                <w:szCs w:val="22"/>
+                <w:color w:val="000000"/>
+              </w:rPr>
+              <w:t xml:space="preserve">and</w:t>
+            </w:r>
+            <w:r>
+              <w:rPr>
+                <w:rFonts w:ascii="Arial" w:hAnsi="Arial" w:eastAsia="Arial" w:cs="Arial"/>
+                <w:i w:val="false"/>
+                <w:b w:val="false"/>
+                <w:u w:val="none"/>
+                <w:sz w:val="22"/>
+                <w:szCs w:val="22"/>
+                <w:color w:val="000000"/>
+              </w:rPr>
+              <w:t xml:space="preserve"> </w:t>
+            </w:r>
+            <w:r>
+              <w:rPr>
+                <w:rFonts w:ascii="Arial" w:hAnsi="Arial" w:eastAsia="Arial" w:cs="Arial"/>
+                <w:i w:val="false"/>
+                <w:b w:val="false"/>
+                <w:u w:val="none"/>
+                <w:sz w:val="22"/>
+                <w:szCs w:val="22"/>
+                <w:color w:val="000000"/>
+              </w:rPr>
+              <w:t xml:space="preserve">biological</w:t>
+            </w:r>
+            <w:r>
+              <w:rPr>
+                <w:rFonts w:ascii="Arial" w:hAnsi="Arial" w:eastAsia="Arial" w:cs="Arial"/>
+                <w:i w:val="false"/>
+                <w:b w:val="false"/>
+                <w:u w:val="none"/>
+                <w:sz w:val="22"/>
+                <w:szCs w:val="22"/>
+                <w:color w:val="000000"/>
+              </w:rPr>
+              <w:t xml:space="preserve"> </w:t>
+            </w:r>
+            <w:r>
+              <w:rPr>
+                <w:rFonts w:ascii="Arial" w:hAnsi="Arial" w:eastAsia="Arial" w:cs="Arial"/>
+                <w:i w:val="false"/>
+                <w:b w:val="false"/>
+                <w:u w:val="none"/>
+                <w:sz w:val="22"/>
+                <w:szCs w:val="22"/>
+                <w:color w:val="000000"/>
+              </w:rPr>
+              <w:t xml:space="preserve">water</w:t>
+            </w:r>
+            <w:r>
+              <w:rPr>
+                <w:rFonts w:ascii="Arial" w:hAnsi="Arial" w:eastAsia="Arial" w:cs="Arial"/>
+                <w:i w:val="false"/>
+                <w:b w:val="false"/>
+                <w:u w:val="none"/>
+                <w:sz w:val="22"/>
+                <w:szCs w:val="22"/>
+                <w:color w:val="000000"/>
+              </w:rPr>
+              <w:t xml:space="preserve"> </w:t>
+            </w:r>
+            <w:r>
+              <w:rPr>
+                <w:rFonts w:ascii="Arial" w:hAnsi="Arial" w:eastAsia="Arial" w:cs="Arial"/>
+                <w:i w:val="false"/>
+                <w:b w:val="false"/>
+                <w:u w:val="none"/>
+                <w:sz w:val="22"/>
+                <w:szCs w:val="22"/>
+                <w:color w:val="000000"/>
+              </w:rPr>
+              <w:t xml:space="preserve">quality</w:t>
+            </w:r>
+            <w:r>
+              <w:rPr>
+                <w:rFonts w:ascii="Arial" w:hAnsi="Arial" w:eastAsia="Arial" w:cs="Arial"/>
+                <w:i w:val="false"/>
+                <w:b w:val="false"/>
+                <w:u w:val="none"/>
+                <w:sz w:val="22"/>
+                <w:szCs w:val="22"/>
+                <w:color w:val="000000"/>
+              </w:rPr>
+              <w:t xml:space="preserve"> </w:t>
+            </w:r>
+            <w:r>
+              <w:rPr>
+                <w:rFonts w:ascii="Arial" w:hAnsi="Arial" w:eastAsia="Arial" w:cs="Arial"/>
+                <w:i w:val="false"/>
+                <w:b w:val="false"/>
+                <w:u w:val="none"/>
+                <w:sz w:val="22"/>
+                <w:szCs w:val="22"/>
+                <w:color w:val="000000"/>
+              </w:rPr>
+              <w:t xml:space="preserve">processes.</w:t>
+            </w:r>
+            <w:r>
+              <w:rPr>
+                <w:rFonts w:ascii="Arial" w:hAnsi="Arial" w:eastAsia="Arial" w:cs="Arial"/>
+                <w:i w:val="false"/>
+                <w:b w:val="false"/>
+                <w:u w:val="none"/>
+                <w:sz w:val="22"/>
+                <w:szCs w:val="22"/>
+                <w:color w:val="000000"/>
+              </w:rPr>
+              <w:t xml:space="preserve"> </w:t>
+            </w:r>
+            <w:r>
+              <w:rPr>
+                <w:rFonts w:ascii="Arial" w:hAnsi="Arial" w:eastAsia="Arial" w:cs="Arial"/>
+                <w:i w:val="false"/>
+                <w:b w:val="false"/>
+                <w:u w:val="none"/>
+                <w:sz w:val="22"/>
+                <w:szCs w:val="22"/>
+                <w:color w:val="000000"/>
+              </w:rPr>
+              <w:t xml:space="preserve">Able</w:t>
+            </w:r>
+            <w:r>
+              <w:rPr>
+                <w:rFonts w:ascii="Arial" w:hAnsi="Arial" w:eastAsia="Arial" w:cs="Arial"/>
+                <w:i w:val="false"/>
+                <w:b w:val="false"/>
+                <w:u w:val="none"/>
+                <w:sz w:val="22"/>
+                <w:szCs w:val="22"/>
+                <w:color w:val="000000"/>
+              </w:rPr>
+              <w:t xml:space="preserve"> </w:t>
+            </w:r>
+            <w:r>
+              <w:rPr>
+                <w:rFonts w:ascii="Arial" w:hAnsi="Arial" w:eastAsia="Arial" w:cs="Arial"/>
+                <w:i w:val="false"/>
+                <w:b w:val="false"/>
+                <w:u w:val="none"/>
+                <w:sz w:val="22"/>
+                <w:szCs w:val="22"/>
+                <w:color w:val="000000"/>
+              </w:rPr>
+              <w:t xml:space="preserve">to</w:t>
+            </w:r>
+            <w:r>
+              <w:rPr>
+                <w:rFonts w:ascii="Arial" w:hAnsi="Arial" w:eastAsia="Arial" w:cs="Arial"/>
+                <w:i w:val="false"/>
+                <w:b w:val="false"/>
+                <w:u w:val="none"/>
+                <w:sz w:val="22"/>
+                <w:szCs w:val="22"/>
+                <w:color w:val="000000"/>
+              </w:rPr>
+              <w:t xml:space="preserve"> </w:t>
+            </w:r>
+            <w:r>
+              <w:rPr>
+                <w:rFonts w:ascii="Arial" w:hAnsi="Arial" w:eastAsia="Arial" w:cs="Arial"/>
+                <w:i w:val="false"/>
+                <w:b w:val="false"/>
+                <w:u w:val="none"/>
+                <w:sz w:val="22"/>
+                <w:szCs w:val="22"/>
+                <w:color w:val="000000"/>
+              </w:rPr>
+              <w:t xml:space="preserve">simulate</w:t>
+            </w:r>
+            <w:r>
+              <w:rPr>
+                <w:rFonts w:ascii="Arial" w:hAnsi="Arial" w:eastAsia="Arial" w:cs="Arial"/>
+                <w:i w:val="false"/>
+                <w:b w:val="false"/>
+                <w:u w:val="none"/>
+                <w:sz w:val="22"/>
+                <w:szCs w:val="22"/>
+                <w:color w:val="000000"/>
+              </w:rPr>
+              <w:t xml:space="preserve"> </w:t>
+            </w:r>
+            <w:r>
+              <w:rPr>
+                <w:rFonts w:ascii="Arial" w:hAnsi="Arial" w:eastAsia="Arial" w:cs="Arial"/>
+                <w:i w:val="false"/>
+                <w:b w:val="false"/>
+                <w:u w:val="none"/>
+                <w:sz w:val="22"/>
+                <w:szCs w:val="22"/>
+                <w:color w:val="000000"/>
+              </w:rPr>
+              <w:t xml:space="preserve">daily,</w:t>
+            </w:r>
+            <w:r>
+              <w:rPr>
+                <w:rFonts w:ascii="Arial" w:hAnsi="Arial" w:eastAsia="Arial" w:cs="Arial"/>
+                <w:i w:val="false"/>
+                <w:b w:val="false"/>
+                <w:u w:val="none"/>
+                <w:sz w:val="22"/>
+                <w:szCs w:val="22"/>
+                <w:color w:val="000000"/>
+              </w:rPr>
+              <w:t xml:space="preserve"> </w:t>
+            </w:r>
+            <w:r>
+              <w:rPr>
+                <w:rFonts w:ascii="Arial" w:hAnsi="Arial" w:eastAsia="Arial" w:cs="Arial"/>
+                <w:i w:val="false"/>
+                <w:b w:val="false"/>
+                <w:u w:val="none"/>
+                <w:sz w:val="22"/>
+                <w:szCs w:val="22"/>
+                <w:color w:val="000000"/>
+              </w:rPr>
+              <w:t xml:space="preserve">seasonal</w:t>
+            </w:r>
+            <w:r>
+              <w:rPr>
+                <w:rFonts w:ascii="Arial" w:hAnsi="Arial" w:eastAsia="Arial" w:cs="Arial"/>
+                <w:i w:val="false"/>
+                <w:b w:val="false"/>
+                <w:u w:val="none"/>
+                <w:sz w:val="22"/>
+                <w:szCs w:val="22"/>
+                <w:color w:val="000000"/>
+              </w:rPr>
+              <w:t xml:space="preserve"> </w:t>
+            </w:r>
+            <w:r>
+              <w:rPr>
+                <w:rFonts w:ascii="Arial" w:hAnsi="Arial" w:eastAsia="Arial" w:cs="Arial"/>
+                <w:i w:val="false"/>
+                <w:b w:val="false"/>
+                <w:u w:val="none"/>
+                <w:sz w:val="22"/>
+                <w:szCs w:val="22"/>
+                <w:color w:val="000000"/>
+              </w:rPr>
+              <w:t xml:space="preserve">and</w:t>
+            </w:r>
+            <w:r>
+              <w:rPr>
+                <w:rFonts w:ascii="Arial" w:hAnsi="Arial" w:eastAsia="Arial" w:cs="Arial"/>
+                <w:i w:val="false"/>
+                <w:b w:val="false"/>
+                <w:u w:val="none"/>
+                <w:sz w:val="22"/>
+                <w:szCs w:val="22"/>
+                <w:color w:val="000000"/>
+              </w:rPr>
+              <w:t xml:space="preserve"> </w:t>
+            </w:r>
+            <w:r>
+              <w:rPr>
+                <w:rFonts w:ascii="Arial" w:hAnsi="Arial" w:eastAsia="Arial" w:cs="Arial"/>
+                <w:i w:val="false"/>
+                <w:b w:val="false"/>
+                <w:u w:val="none"/>
+                <w:sz w:val="22"/>
+                <w:szCs w:val="22"/>
+                <w:color w:val="000000"/>
+              </w:rPr>
+              <w:t xml:space="preserve">spatial</w:t>
+            </w:r>
+            <w:r>
+              <w:rPr>
+                <w:rFonts w:ascii="Arial" w:hAnsi="Arial" w:eastAsia="Arial" w:cs="Arial"/>
+                <w:i w:val="false"/>
+                <w:b w:val="false"/>
+                <w:u w:val="none"/>
+                <w:sz w:val="22"/>
+                <w:szCs w:val="22"/>
+                <w:color w:val="000000"/>
+              </w:rPr>
+              <w:t xml:space="preserve"> </w:t>
+            </w:r>
+            <w:r>
+              <w:rPr>
+                <w:rFonts w:ascii="Arial" w:hAnsi="Arial" w:eastAsia="Arial" w:cs="Arial"/>
+                <w:i w:val="false"/>
+                <w:b w:val="false"/>
+                <w:u w:val="none"/>
+                <w:sz w:val="22"/>
+                <w:szCs w:val="22"/>
+                <w:color w:val="000000"/>
+              </w:rPr>
+              <w:t xml:space="preserve">variability.</w:t>
+            </w:r>
+            <w:r>
+              <w:rPr>
+                <w:rFonts w:ascii="Arial" w:hAnsi="Arial" w:eastAsia="Arial" w:cs="Arial"/>
+                <w:i w:val="false"/>
+                <w:b w:val="false"/>
+                <w:u w:val="none"/>
+                <w:sz w:val="22"/>
+                <w:szCs w:val="22"/>
+                <w:color w:val="000000"/>
+              </w:rPr>
+              <w:t xml:space="preserve"> </w:t>
+            </w:r>
+            <w:r>
+              <w:rPr>
+                <w:rFonts w:ascii="Arial" w:hAnsi="Arial" w:eastAsia="Arial" w:cs="Arial"/>
+                <w:i w:val="false"/>
+                <w:b w:val="false"/>
+                <w:u w:val="none"/>
+                <w:sz w:val="22"/>
+                <w:szCs w:val="22"/>
+                <w:color w:val="000000"/>
+              </w:rPr>
+              <w:t xml:space="preserve">Hydrodynamic</w:t>
+            </w:r>
+            <w:r>
+              <w:rPr>
+                <w:rFonts w:ascii="Arial" w:hAnsi="Arial" w:eastAsia="Arial" w:cs="Arial"/>
+                <w:i w:val="false"/>
+                <w:b w:val="false"/>
+                <w:u w:val="none"/>
+                <w:sz w:val="22"/>
+                <w:szCs w:val="22"/>
+                <w:color w:val="000000"/>
+              </w:rPr>
+              <w:t xml:space="preserve"> </w:t>
+            </w:r>
+            <w:r>
+              <w:rPr>
+                <w:rFonts w:ascii="Arial" w:hAnsi="Arial" w:eastAsia="Arial" w:cs="Arial"/>
+                <w:i w:val="false"/>
+                <w:b w:val="false"/>
+                <w:u w:val="none"/>
+                <w:sz w:val="22"/>
+                <w:szCs w:val="22"/>
+                <w:color w:val="000000"/>
+              </w:rPr>
+              <w:t xml:space="preserve">outputs</w:t>
+            </w:r>
+            <w:r>
+              <w:rPr>
+                <w:rFonts w:ascii="Arial" w:hAnsi="Arial" w:eastAsia="Arial" w:cs="Arial"/>
+                <w:i w:val="false"/>
+                <w:b w:val="false"/>
+                <w:u w:val="none"/>
+                <w:sz w:val="22"/>
+                <w:szCs w:val="22"/>
+                <w:color w:val="000000"/>
+              </w:rPr>
+              <w:t xml:space="preserve"> </w:t>
+            </w:r>
+            <w:r>
+              <w:rPr>
+                <w:rFonts w:ascii="Arial" w:hAnsi="Arial" w:eastAsia="Arial" w:cs="Arial"/>
+                <w:i w:val="false"/>
+                <w:b w:val="false"/>
+                <w:u w:val="none"/>
+                <w:sz w:val="22"/>
+                <w:szCs w:val="22"/>
+                <w:color w:val="000000"/>
+              </w:rPr>
+              <w:t xml:space="preserve">are</w:t>
+            </w:r>
+            <w:r>
+              <w:rPr>
+                <w:rFonts w:ascii="Arial" w:hAnsi="Arial" w:eastAsia="Arial" w:cs="Arial"/>
+                <w:i w:val="false"/>
+                <w:b w:val="false"/>
+                <w:u w:val="none"/>
+                <w:sz w:val="22"/>
+                <w:szCs w:val="22"/>
+                <w:color w:val="000000"/>
+              </w:rPr>
+              <w:t xml:space="preserve"> </w:t>
+            </w:r>
+            <w:r>
+              <w:rPr>
+                <w:rFonts w:ascii="Arial" w:hAnsi="Arial" w:eastAsia="Arial" w:cs="Arial"/>
+                <w:i w:val="false"/>
+                <w:b w:val="false"/>
+                <w:u w:val="none"/>
+                <w:sz w:val="22"/>
+                <w:szCs w:val="22"/>
+                <w:color w:val="000000"/>
+              </w:rPr>
+              <w:t xml:space="preserve">often</w:t>
+            </w:r>
+            <w:r>
+              <w:rPr>
+                <w:rFonts w:ascii="Arial" w:hAnsi="Arial" w:eastAsia="Arial" w:cs="Arial"/>
+                <w:i w:val="false"/>
+                <w:b w:val="false"/>
+                <w:u w:val="none"/>
+                <w:sz w:val="22"/>
+                <w:szCs w:val="22"/>
+                <w:color w:val="000000"/>
+              </w:rPr>
+              <w:t xml:space="preserve"> </w:t>
+            </w:r>
+            <w:r>
+              <w:rPr>
+                <w:rFonts w:ascii="Arial" w:hAnsi="Arial" w:eastAsia="Arial" w:cs="Arial"/>
+                <w:i w:val="false"/>
+                <w:b w:val="false"/>
+                <w:u w:val="none"/>
+                <w:sz w:val="22"/>
+                <w:szCs w:val="22"/>
+                <w:color w:val="000000"/>
+              </w:rPr>
+              <w:t xml:space="preserve">used</w:t>
+            </w:r>
+            <w:r>
+              <w:rPr>
+                <w:rFonts w:ascii="Arial" w:hAnsi="Arial" w:eastAsia="Arial" w:cs="Arial"/>
+                <w:i w:val="false"/>
+                <w:b w:val="false"/>
+                <w:u w:val="none"/>
+                <w:sz w:val="22"/>
+                <w:szCs w:val="22"/>
+                <w:color w:val="000000"/>
+              </w:rPr>
+              <w:t xml:space="preserve"> </w:t>
+            </w:r>
+            <w:r>
+              <w:rPr>
+                <w:rFonts w:ascii="Arial" w:hAnsi="Arial" w:eastAsia="Arial" w:cs="Arial"/>
+                <w:i w:val="false"/>
+                <w:b w:val="false"/>
+                <w:u w:val="none"/>
+                <w:sz w:val="22"/>
+                <w:szCs w:val="22"/>
+                <w:color w:val="000000"/>
+              </w:rPr>
+              <w:t xml:space="preserve">as</w:t>
+            </w:r>
+            <w:r>
+              <w:rPr>
+                <w:rFonts w:ascii="Arial" w:hAnsi="Arial" w:eastAsia="Arial" w:cs="Arial"/>
+                <w:i w:val="false"/>
+                <w:b w:val="false"/>
+                <w:u w:val="none"/>
+                <w:sz w:val="22"/>
+                <w:szCs w:val="22"/>
+                <w:color w:val="000000"/>
+              </w:rPr>
+              <w:t xml:space="preserve"> </w:t>
+            </w:r>
+            <w:r>
+              <w:rPr>
+                <w:rFonts w:ascii="Arial" w:hAnsi="Arial" w:eastAsia="Arial" w:cs="Arial"/>
+                <w:i w:val="false"/>
+                <w:b w:val="false"/>
+                <w:u w:val="none"/>
+                <w:sz w:val="22"/>
+                <w:szCs w:val="22"/>
+                <w:color w:val="000000"/>
+              </w:rPr>
+              <w:t xml:space="preserve">inputs</w:t>
+            </w:r>
+            <w:r>
+              <w:rPr>
+                <w:rFonts w:ascii="Arial" w:hAnsi="Arial" w:eastAsia="Arial" w:cs="Arial"/>
+                <w:i w:val="false"/>
+                <w:b w:val="false"/>
+                <w:u w:val="none"/>
+                <w:sz w:val="22"/>
+                <w:szCs w:val="22"/>
+                <w:color w:val="000000"/>
+              </w:rPr>
+              <w:t xml:space="preserve"> </w:t>
+            </w:r>
+            <w:r>
+              <w:rPr>
+                <w:rFonts w:ascii="Arial" w:hAnsi="Arial" w:eastAsia="Arial" w:cs="Arial"/>
+                <w:i w:val="false"/>
+                <w:b w:val="false"/>
+                <w:u w:val="none"/>
+                <w:sz w:val="22"/>
+                <w:szCs w:val="22"/>
+                <w:color w:val="000000"/>
+              </w:rPr>
+              <w:t xml:space="preserve">to</w:t>
+            </w:r>
+            <w:r>
+              <w:rPr>
+                <w:rFonts w:ascii="Arial" w:hAnsi="Arial" w:eastAsia="Arial" w:cs="Arial"/>
+                <w:i w:val="false"/>
+                <w:b w:val="false"/>
+                <w:u w:val="none"/>
+                <w:sz w:val="22"/>
+                <w:szCs w:val="22"/>
+                <w:color w:val="000000"/>
+              </w:rPr>
+              <w:t xml:space="preserve"> </w:t>
+            </w:r>
+            <w:r>
+              <w:rPr>
+                <w:rFonts w:ascii="Arial" w:hAnsi="Arial" w:eastAsia="Arial" w:cs="Arial"/>
+                <w:i w:val="false"/>
+                <w:b w:val="false"/>
+                <w:u w:val="none"/>
+                <w:sz w:val="22"/>
+                <w:szCs w:val="22"/>
+                <w:color w:val="000000"/>
+              </w:rPr>
+              <w:t xml:space="preserve">the</w:t>
+            </w:r>
+            <w:r>
+              <w:rPr>
+                <w:rFonts w:ascii="Arial" w:hAnsi="Arial" w:eastAsia="Arial" w:cs="Arial"/>
+                <w:i w:val="false"/>
+                <w:b w:val="false"/>
+                <w:u w:val="none"/>
+                <w:sz w:val="22"/>
+                <w:szCs w:val="22"/>
+                <w:color w:val="000000"/>
+              </w:rPr>
+              <w:t xml:space="preserve"> </w:t>
+            </w:r>
+            <w:r>
+              <w:rPr>
+                <w:rFonts w:ascii="Arial" w:hAnsi="Arial" w:eastAsia="Arial" w:cs="Arial"/>
+                <w:i w:val="false"/>
+                <w:b w:val="false"/>
+                <w:u w:val="none"/>
+                <w:sz w:val="22"/>
+                <w:szCs w:val="22"/>
+                <w:color w:val="000000"/>
+              </w:rPr>
+              <w:t xml:space="preserve">WASP</w:t>
+            </w:r>
+            <w:r>
+              <w:rPr>
+                <w:rFonts w:ascii="Arial" w:hAnsi="Arial" w:eastAsia="Arial" w:cs="Arial"/>
+                <w:i w:val="false"/>
+                <w:b w:val="false"/>
+                <w:u w:val="none"/>
+                <w:sz w:val="22"/>
+                <w:szCs w:val="22"/>
+                <w:color w:val="000000"/>
+              </w:rPr>
+              <w:t xml:space="preserve"> </w:t>
+            </w:r>
+            <w:r>
+              <w:rPr>
+                <w:rFonts w:ascii="Arial" w:hAnsi="Arial" w:eastAsia="Arial" w:cs="Arial"/>
+                <w:i w:val="false"/>
+                <w:b w:val="false"/>
+                <w:u w:val="none"/>
+                <w:sz w:val="22"/>
+                <w:szCs w:val="22"/>
+                <w:color w:val="000000"/>
+              </w:rPr>
+              <w:t xml:space="preserve">model.</w:t>
             </w:r>
           </w:p>
         </w:tc>
@@ -11938,6 +16053,126 @@
                 <w:szCs w:val="22"/>
                 <w:color w:val="000000"/>
               </w:rPr>
+              <w:t xml:space="preserve">Water</w:t>
+            </w:r>
+            <w:r>
+              <w:rPr>
+                <w:rFonts w:ascii="Arial" w:hAnsi="Arial" w:eastAsia="Arial" w:cs="Arial"/>
+                <w:i w:val="false"/>
+                <w:b w:val="false"/>
+                <w:u w:val="none"/>
+                <w:sz w:val="22"/>
+                <w:szCs w:val="22"/>
+                <w:color w:val="000000"/>
+              </w:rPr>
+              <w:t xml:space="preserve"> </w:t>
+            </w:r>
+            <w:r>
+              <w:rPr>
+                <w:rFonts w:ascii="Arial" w:hAnsi="Arial" w:eastAsia="Arial" w:cs="Arial"/>
+                <w:i w:val="false"/>
+                <w:b w:val="false"/>
+                <w:u w:val="none"/>
+                <w:sz w:val="22"/>
+                <w:szCs w:val="22"/>
+                <w:color w:val="000000"/>
+              </w:rPr>
+              <w:t xml:space="preserve">Quality</w:t>
+            </w:r>
+            <w:r>
+              <w:rPr>
+                <w:rFonts w:ascii="Arial" w:hAnsi="Arial" w:eastAsia="Arial" w:cs="Arial"/>
+                <w:i w:val="false"/>
+                <w:b w:val="false"/>
+                <w:u w:val="none"/>
+                <w:sz w:val="22"/>
+                <w:szCs w:val="22"/>
+                <w:color w:val="000000"/>
+              </w:rPr>
+              <w:t xml:space="preserve"> </w:t>
+            </w:r>
+            <w:r>
+              <w:rPr>
+                <w:rFonts w:ascii="Arial" w:hAnsi="Arial" w:eastAsia="Arial" w:cs="Arial"/>
+                <w:i w:val="false"/>
+                <w:b w:val="false"/>
+                <w:u w:val="none"/>
+                <w:sz w:val="22"/>
+                <w:szCs w:val="22"/>
+                <w:color w:val="000000"/>
+              </w:rPr>
+              <w:t xml:space="preserve">Anlysis</w:t>
+            </w:r>
+            <w:r>
+              <w:rPr>
+                <w:rFonts w:ascii="Arial" w:hAnsi="Arial" w:eastAsia="Arial" w:cs="Arial"/>
+                <w:i w:val="false"/>
+                <w:b w:val="false"/>
+                <w:u w:val="none"/>
+                <w:sz w:val="22"/>
+                <w:szCs w:val="22"/>
+                <w:color w:val="000000"/>
+              </w:rPr>
+              <w:t xml:space="preserve"> </w:t>
+            </w:r>
+            <w:r>
+              <w:rPr>
+                <w:rFonts w:ascii="Arial" w:hAnsi="Arial" w:eastAsia="Arial" w:cs="Arial"/>
+                <w:i w:val="false"/>
+                <w:b w:val="false"/>
+                <w:u w:val="none"/>
+                <w:sz w:val="22"/>
+                <w:szCs w:val="22"/>
+                <w:color w:val="000000"/>
+              </w:rPr>
+              <w:t xml:space="preserve">Simulation</w:t>
+            </w:r>
+            <w:r>
+              <w:rPr>
+                <w:rFonts w:ascii="Arial" w:hAnsi="Arial" w:eastAsia="Arial" w:cs="Arial"/>
+                <w:i w:val="false"/>
+                <w:b w:val="false"/>
+                <w:u w:val="none"/>
+                <w:sz w:val="22"/>
+                <w:szCs w:val="22"/>
+                <w:color w:val="000000"/>
+              </w:rPr>
+              <w:t xml:space="preserve"> </w:t>
+            </w:r>
+            <w:r>
+              <w:rPr>
+                <w:rFonts w:ascii="Arial" w:hAnsi="Arial" w:eastAsia="Arial" w:cs="Arial"/>
+                <w:i w:val="false"/>
+                <w:b w:val="false"/>
+                <w:u w:val="none"/>
+                <w:sz w:val="22"/>
+                <w:szCs w:val="22"/>
+                <w:color w:val="000000"/>
+              </w:rPr>
+              <w:t xml:space="preserve">Program</w:t>
+            </w:r>
+            <w:r>
+              <w:rPr>
+                <w:rFonts w:ascii="Arial" w:hAnsi="Arial" w:eastAsia="Arial" w:cs="Arial"/>
+                <w:i w:val="false"/>
+                <w:b w:val="false"/>
+                <w:u w:val="none"/>
+                <w:sz w:val="22"/>
+                <w:szCs w:val="22"/>
+                <w:color w:val="000000"/>
+              </w:rPr>
+              <w:t xml:space="preserve"> </w:t>
+            </w:r>
+            <w:r>
+              <w:rPr>
+                <w:rFonts w:ascii="Arial" w:hAnsi="Arial" w:eastAsia="Arial" w:cs="Arial"/>
+                <w:i w:val="false"/>
+                <w:b w:val="false"/>
+                <w:u w:val="none"/>
+                <w:sz w:val="22"/>
+                <w:szCs w:val="22"/>
+                <w:color w:val="000000"/>
+              </w:rPr>
               <w:t xml:space="preserve">(WASP)</w:t>
             </w:r>
           </w:p>
@@ -11990,7 +16225,1135 @@
                 <w:szCs w:val="22"/>
                 <w:color w:val="000000"/>
               </w:rPr>
-              <w:t xml:space="preserve">filler</w:t>
+              <w:t xml:space="preserve">A</w:t>
+            </w:r>
+            <w:r>
+              <w:rPr>
+                <w:rFonts w:ascii="Arial" w:hAnsi="Arial" w:eastAsia="Arial" w:cs="Arial"/>
+                <w:i w:val="false"/>
+                <w:b w:val="false"/>
+                <w:u w:val="none"/>
+                <w:sz w:val="22"/>
+                <w:szCs w:val="22"/>
+                <w:color w:val="000000"/>
+              </w:rPr>
+              <w:t xml:space="preserve"> </w:t>
+            </w:r>
+            <w:r>
+              <w:rPr>
+                <w:rFonts w:ascii="Arial" w:hAnsi="Arial" w:eastAsia="Arial" w:cs="Arial"/>
+                <w:i w:val="false"/>
+                <w:b w:val="false"/>
+                <w:u w:val="none"/>
+                <w:sz w:val="22"/>
+                <w:szCs w:val="22"/>
+                <w:color w:val="000000"/>
+              </w:rPr>
+              <w:t xml:space="preserve">mass-balance</w:t>
+            </w:r>
+            <w:r>
+              <w:rPr>
+                <w:rFonts w:ascii="Arial" w:hAnsi="Arial" w:eastAsia="Arial" w:cs="Arial"/>
+                <w:i w:val="false"/>
+                <w:b w:val="false"/>
+                <w:u w:val="none"/>
+                <w:sz w:val="22"/>
+                <w:szCs w:val="22"/>
+                <w:color w:val="000000"/>
+              </w:rPr>
+              <w:t xml:space="preserve"> </w:t>
+            </w:r>
+            <w:r>
+              <w:rPr>
+                <w:rFonts w:ascii="Arial" w:hAnsi="Arial" w:eastAsia="Arial" w:cs="Arial"/>
+                <w:i w:val="false"/>
+                <w:b w:val="false"/>
+                <w:u w:val="none"/>
+                <w:sz w:val="22"/>
+                <w:szCs w:val="22"/>
+                <w:color w:val="000000"/>
+              </w:rPr>
+              <w:t xml:space="preserve">based</w:t>
+            </w:r>
+            <w:r>
+              <w:rPr>
+                <w:rFonts w:ascii="Arial" w:hAnsi="Arial" w:eastAsia="Arial" w:cs="Arial"/>
+                <w:i w:val="false"/>
+                <w:b w:val="false"/>
+                <w:u w:val="none"/>
+                <w:sz w:val="22"/>
+                <w:szCs w:val="22"/>
+                <w:color w:val="000000"/>
+              </w:rPr>
+              <w:t xml:space="preserve"> </w:t>
+            </w:r>
+            <w:r>
+              <w:rPr>
+                <w:rFonts w:ascii="Arial" w:hAnsi="Arial" w:eastAsia="Arial" w:cs="Arial"/>
+                <w:i w:val="false"/>
+                <w:b w:val="false"/>
+                <w:u w:val="none"/>
+                <w:sz w:val="22"/>
+                <w:szCs w:val="22"/>
+                <w:color w:val="000000"/>
+              </w:rPr>
+              <w:t xml:space="preserve">mathematical</w:t>
+            </w:r>
+            <w:r>
+              <w:rPr>
+                <w:rFonts w:ascii="Arial" w:hAnsi="Arial" w:eastAsia="Arial" w:cs="Arial"/>
+                <w:i w:val="false"/>
+                <w:b w:val="false"/>
+                <w:u w:val="none"/>
+                <w:sz w:val="22"/>
+                <w:szCs w:val="22"/>
+                <w:color w:val="000000"/>
+              </w:rPr>
+              <w:t xml:space="preserve"> </w:t>
+            </w:r>
+            <w:r>
+              <w:rPr>
+                <w:rFonts w:ascii="Arial" w:hAnsi="Arial" w:eastAsia="Arial" w:cs="Arial"/>
+                <w:i w:val="false"/>
+                <w:b w:val="false"/>
+                <w:u w:val="none"/>
+                <w:sz w:val="22"/>
+                <w:szCs w:val="22"/>
+                <w:color w:val="000000"/>
+              </w:rPr>
+              <w:t xml:space="preserve">model</w:t>
+            </w:r>
+            <w:r>
+              <w:rPr>
+                <w:rFonts w:ascii="Arial" w:hAnsi="Arial" w:eastAsia="Arial" w:cs="Arial"/>
+                <w:i w:val="false"/>
+                <w:b w:val="false"/>
+                <w:u w:val="none"/>
+                <w:sz w:val="22"/>
+                <w:szCs w:val="22"/>
+                <w:color w:val="000000"/>
+              </w:rPr>
+              <w:t xml:space="preserve"> </w:t>
+            </w:r>
+            <w:r>
+              <w:rPr>
+                <w:rFonts w:ascii="Arial" w:hAnsi="Arial" w:eastAsia="Arial" w:cs="Arial"/>
+                <w:i w:val="false"/>
+                <w:b w:val="false"/>
+                <w:u w:val="none"/>
+                <w:sz w:val="22"/>
+                <w:szCs w:val="22"/>
+                <w:color w:val="000000"/>
+              </w:rPr>
+              <w:t xml:space="preserve">that</w:t>
+            </w:r>
+            <w:r>
+              <w:rPr>
+                <w:rFonts w:ascii="Arial" w:hAnsi="Arial" w:eastAsia="Arial" w:cs="Arial"/>
+                <w:i w:val="false"/>
+                <w:b w:val="false"/>
+                <w:u w:val="none"/>
+                <w:sz w:val="22"/>
+                <w:szCs w:val="22"/>
+                <w:color w:val="000000"/>
+              </w:rPr>
+              <w:t xml:space="preserve"> </w:t>
+            </w:r>
+            <w:r>
+              <w:rPr>
+                <w:rFonts w:ascii="Arial" w:hAnsi="Arial" w:eastAsia="Arial" w:cs="Arial"/>
+                <w:i w:val="false"/>
+                <w:b w:val="false"/>
+                <w:u w:val="none"/>
+                <w:sz w:val="22"/>
+                <w:szCs w:val="22"/>
+                <w:color w:val="000000"/>
+              </w:rPr>
+              <w:t xml:space="preserve">predicts</w:t>
+            </w:r>
+            <w:r>
+              <w:rPr>
+                <w:rFonts w:ascii="Arial" w:hAnsi="Arial" w:eastAsia="Arial" w:cs="Arial"/>
+                <w:i w:val="false"/>
+                <w:b w:val="false"/>
+                <w:u w:val="none"/>
+                <w:sz w:val="22"/>
+                <w:szCs w:val="22"/>
+                <w:color w:val="000000"/>
+              </w:rPr>
+              <w:t xml:space="preserve"> </w:t>
+            </w:r>
+            <w:r>
+              <w:rPr>
+                <w:rFonts w:ascii="Arial" w:hAnsi="Arial" w:eastAsia="Arial" w:cs="Arial"/>
+                <w:i w:val="false"/>
+                <w:b w:val="false"/>
+                <w:u w:val="none"/>
+                <w:sz w:val="22"/>
+                <w:szCs w:val="22"/>
+                <w:color w:val="000000"/>
+              </w:rPr>
+              <w:t xml:space="preserve">dissolved</w:t>
+            </w:r>
+            <w:r>
+              <w:rPr>
+                <w:rFonts w:ascii="Arial" w:hAnsi="Arial" w:eastAsia="Arial" w:cs="Arial"/>
+                <w:i w:val="false"/>
+                <w:b w:val="false"/>
+                <w:u w:val="none"/>
+                <w:sz w:val="22"/>
+                <w:szCs w:val="22"/>
+                <w:color w:val="000000"/>
+              </w:rPr>
+              <w:t xml:space="preserve"> </w:t>
+            </w:r>
+            <w:r>
+              <w:rPr>
+                <w:rFonts w:ascii="Arial" w:hAnsi="Arial" w:eastAsia="Arial" w:cs="Arial"/>
+                <w:i w:val="false"/>
+                <w:b w:val="false"/>
+                <w:u w:val="none"/>
+                <w:sz w:val="22"/>
+                <w:szCs w:val="22"/>
+                <w:color w:val="000000"/>
+              </w:rPr>
+              <w:t xml:space="preserve">oxygen,</w:t>
+            </w:r>
+            <w:r>
+              <w:rPr>
+                <w:rFonts w:ascii="Arial" w:hAnsi="Arial" w:eastAsia="Arial" w:cs="Arial"/>
+                <w:i w:val="false"/>
+                <w:b w:val="false"/>
+                <w:u w:val="none"/>
+                <w:sz w:val="22"/>
+                <w:szCs w:val="22"/>
+                <w:color w:val="000000"/>
+              </w:rPr>
+              <w:t xml:space="preserve"> </w:t>
+            </w:r>
+            <w:r>
+              <w:rPr>
+                <w:rFonts w:ascii="Arial" w:hAnsi="Arial" w:eastAsia="Arial" w:cs="Arial"/>
+                <w:i w:val="false"/>
+                <w:b w:val="false"/>
+                <w:u w:val="none"/>
+                <w:sz w:val="22"/>
+                <w:szCs w:val="22"/>
+                <w:color w:val="000000"/>
+              </w:rPr>
+              <w:t xml:space="preserve">nutrient,</w:t>
+            </w:r>
+            <w:r>
+              <w:rPr>
+                <w:rFonts w:ascii="Arial" w:hAnsi="Arial" w:eastAsia="Arial" w:cs="Arial"/>
+                <w:i w:val="false"/>
+                <w:b w:val="false"/>
+                <w:u w:val="none"/>
+                <w:sz w:val="22"/>
+                <w:szCs w:val="22"/>
+                <w:color w:val="000000"/>
+              </w:rPr>
+              <w:t xml:space="preserve"> </w:t>
+            </w:r>
+            <w:r>
+              <w:rPr>
+                <w:rFonts w:ascii="Arial" w:hAnsi="Arial" w:eastAsia="Arial" w:cs="Arial"/>
+                <w:i w:val="false"/>
+                <w:b w:val="false"/>
+                <w:u w:val="none"/>
+                <w:sz w:val="22"/>
+                <w:szCs w:val="22"/>
+                <w:color w:val="000000"/>
+              </w:rPr>
+              <w:t xml:space="preserve">and</w:t>
+            </w:r>
+            <w:r>
+              <w:rPr>
+                <w:rFonts w:ascii="Arial" w:hAnsi="Arial" w:eastAsia="Arial" w:cs="Arial"/>
+                <w:i w:val="false"/>
+                <w:b w:val="false"/>
+                <w:u w:val="none"/>
+                <w:sz w:val="22"/>
+                <w:szCs w:val="22"/>
+                <w:color w:val="000000"/>
+              </w:rPr>
+              <w:t xml:space="preserve"> </w:t>
+            </w:r>
+            <w:r>
+              <w:rPr>
+                <w:rFonts w:ascii="Arial" w:hAnsi="Arial" w:eastAsia="Arial" w:cs="Arial"/>
+                <w:i w:val="false"/>
+                <w:b w:val="false"/>
+                <w:u w:val="none"/>
+                <w:sz w:val="22"/>
+                <w:szCs w:val="22"/>
+                <w:color w:val="000000"/>
+              </w:rPr>
+              <w:t xml:space="preserve">phytoplankton</w:t>
+            </w:r>
+            <w:r>
+              <w:rPr>
+                <w:rFonts w:ascii="Arial" w:hAnsi="Arial" w:eastAsia="Arial" w:cs="Arial"/>
+                <w:i w:val="false"/>
+                <w:b w:val="false"/>
+                <w:u w:val="none"/>
+                <w:sz w:val="22"/>
+                <w:szCs w:val="22"/>
+                <w:color w:val="000000"/>
+              </w:rPr>
+              <w:t xml:space="preserve"> </w:t>
+            </w:r>
+            <w:r>
+              <w:rPr>
+                <w:rFonts w:ascii="Arial" w:hAnsi="Arial" w:eastAsia="Arial" w:cs="Arial"/>
+                <w:i w:val="false"/>
+                <w:b w:val="false"/>
+                <w:u w:val="none"/>
+                <w:sz w:val="22"/>
+                <w:szCs w:val="22"/>
+                <w:color w:val="000000"/>
+              </w:rPr>
+              <w:t xml:space="preserve">responses</w:t>
+            </w:r>
+            <w:r>
+              <w:rPr>
+                <w:rFonts w:ascii="Arial" w:hAnsi="Arial" w:eastAsia="Arial" w:cs="Arial"/>
+                <w:i w:val="false"/>
+                <w:b w:val="false"/>
+                <w:u w:val="none"/>
+                <w:sz w:val="22"/>
+                <w:szCs w:val="22"/>
+                <w:color w:val="000000"/>
+              </w:rPr>
+              <w:t xml:space="preserve"> </w:t>
+            </w:r>
+            <w:r>
+              <w:rPr>
+                <w:rFonts w:ascii="Arial" w:hAnsi="Arial" w:eastAsia="Arial" w:cs="Arial"/>
+                <w:i w:val="false"/>
+                <w:b w:val="false"/>
+                <w:u w:val="none"/>
+                <w:sz w:val="22"/>
+                <w:szCs w:val="22"/>
+                <w:color w:val="000000"/>
+              </w:rPr>
+              <w:t xml:space="preserve">to</w:t>
+            </w:r>
+            <w:r>
+              <w:rPr>
+                <w:rFonts w:ascii="Arial" w:hAnsi="Arial" w:eastAsia="Arial" w:cs="Arial"/>
+                <w:i w:val="false"/>
+                <w:b w:val="false"/>
+                <w:u w:val="none"/>
+                <w:sz w:val="22"/>
+                <w:szCs w:val="22"/>
+                <w:color w:val="000000"/>
+              </w:rPr>
+              <w:t xml:space="preserve"> </w:t>
+            </w:r>
+            <w:r>
+              <w:rPr>
+                <w:rFonts w:ascii="Arial" w:hAnsi="Arial" w:eastAsia="Arial" w:cs="Arial"/>
+                <w:i w:val="false"/>
+                <w:b w:val="false"/>
+                <w:u w:val="none"/>
+                <w:sz w:val="22"/>
+                <w:szCs w:val="22"/>
+                <w:color w:val="000000"/>
+              </w:rPr>
+              <w:t xml:space="preserve">time</w:t>
+            </w:r>
+            <w:r>
+              <w:rPr>
+                <w:rFonts w:ascii="Arial" w:hAnsi="Arial" w:eastAsia="Arial" w:cs="Arial"/>
+                <w:i w:val="false"/>
+                <w:b w:val="false"/>
+                <w:u w:val="none"/>
+                <w:sz w:val="22"/>
+                <w:szCs w:val="22"/>
+                <w:color w:val="000000"/>
+              </w:rPr>
+              <w:t xml:space="preserve"> </w:t>
+            </w:r>
+            <w:r>
+              <w:rPr>
+                <w:rFonts w:ascii="Arial" w:hAnsi="Arial" w:eastAsia="Arial" w:cs="Arial"/>
+                <w:i w:val="false"/>
+                <w:b w:val="false"/>
+                <w:u w:val="none"/>
+                <w:sz w:val="22"/>
+                <w:szCs w:val="22"/>
+                <w:color w:val="000000"/>
+              </w:rPr>
+              <w:t xml:space="preserve">variable</w:t>
+            </w:r>
+            <w:r>
+              <w:rPr>
+                <w:rFonts w:ascii="Arial" w:hAnsi="Arial" w:eastAsia="Arial" w:cs="Arial"/>
+                <w:i w:val="false"/>
+                <w:b w:val="false"/>
+                <w:u w:val="none"/>
+                <w:sz w:val="22"/>
+                <w:szCs w:val="22"/>
+                <w:color w:val="000000"/>
+              </w:rPr>
+              <w:t xml:space="preserve"> </w:t>
+            </w:r>
+            <w:r>
+              <w:rPr>
+                <w:rFonts w:ascii="Arial" w:hAnsi="Arial" w:eastAsia="Arial" w:cs="Arial"/>
+                <w:i w:val="false"/>
+                <w:b w:val="false"/>
+                <w:u w:val="none"/>
+                <w:sz w:val="22"/>
+                <w:szCs w:val="22"/>
+                <w:color w:val="000000"/>
+              </w:rPr>
+              <w:t xml:space="preserve">loadings</w:t>
+            </w:r>
+            <w:r>
+              <w:rPr>
+                <w:rFonts w:ascii="Arial" w:hAnsi="Arial" w:eastAsia="Arial" w:cs="Arial"/>
+                <w:i w:val="false"/>
+                <w:b w:val="false"/>
+                <w:u w:val="none"/>
+                <w:sz w:val="22"/>
+                <w:szCs w:val="22"/>
+                <w:color w:val="000000"/>
+              </w:rPr>
+              <w:t xml:space="preserve"> </w:t>
+            </w:r>
+            <w:r>
+              <w:rPr>
+                <w:rFonts w:ascii="Arial" w:hAnsi="Arial" w:eastAsia="Arial" w:cs="Arial"/>
+                <w:i w:val="false"/>
+                <w:b w:val="false"/>
+                <w:u w:val="none"/>
+                <w:sz w:val="22"/>
+                <w:szCs w:val="22"/>
+                <w:color w:val="000000"/>
+              </w:rPr>
+              <w:t xml:space="preserve">and</w:t>
+            </w:r>
+            <w:r>
+              <w:rPr>
+                <w:rFonts w:ascii="Arial" w:hAnsi="Arial" w:eastAsia="Arial" w:cs="Arial"/>
+                <w:i w:val="false"/>
+                <w:b w:val="false"/>
+                <w:u w:val="none"/>
+                <w:sz w:val="22"/>
+                <w:szCs w:val="22"/>
+                <w:color w:val="000000"/>
+              </w:rPr>
+              <w:t xml:space="preserve"> </w:t>
+            </w:r>
+            <w:r>
+              <w:rPr>
+                <w:rFonts w:ascii="Arial" w:hAnsi="Arial" w:eastAsia="Arial" w:cs="Arial"/>
+                <w:i w:val="false"/>
+                <w:b w:val="false"/>
+                <w:u w:val="none"/>
+                <w:sz w:val="22"/>
+                <w:szCs w:val="22"/>
+                <w:color w:val="000000"/>
+              </w:rPr>
+              <w:t xml:space="preserve">system</w:t>
+            </w:r>
+            <w:r>
+              <w:rPr>
+                <w:rFonts w:ascii="Arial" w:hAnsi="Arial" w:eastAsia="Arial" w:cs="Arial"/>
+                <w:i w:val="false"/>
+                <w:b w:val="false"/>
+                <w:u w:val="none"/>
+                <w:sz w:val="22"/>
+                <w:szCs w:val="22"/>
+                <w:color w:val="000000"/>
+              </w:rPr>
+              <w:t xml:space="preserve"> </w:t>
+            </w:r>
+            <w:r>
+              <w:rPr>
+                <w:rFonts w:ascii="Arial" w:hAnsi="Arial" w:eastAsia="Arial" w:cs="Arial"/>
+                <w:i w:val="false"/>
+                <w:b w:val="false"/>
+                <w:u w:val="none"/>
+                <w:sz w:val="22"/>
+                <w:szCs w:val="22"/>
+                <w:color w:val="000000"/>
+              </w:rPr>
+              <w:t xml:space="preserve">hydrodynamics.</w:t>
+            </w:r>
+            <w:r>
+              <w:rPr>
+                <w:rFonts w:ascii="Arial" w:hAnsi="Arial" w:eastAsia="Arial" w:cs="Arial"/>
+                <w:i w:val="false"/>
+                <w:b w:val="false"/>
+                <w:u w:val="none"/>
+                <w:sz w:val="22"/>
+                <w:szCs w:val="22"/>
+                <w:color w:val="000000"/>
+              </w:rPr>
+              <w:t xml:space="preserve"> </w:t>
+            </w:r>
+            <w:r>
+              <w:rPr>
+                <w:rFonts w:ascii="Arial" w:hAnsi="Arial" w:eastAsia="Arial" w:cs="Arial"/>
+                <w:i w:val="false"/>
+                <w:b w:val="false"/>
+                <w:u w:val="none"/>
+                <w:sz w:val="22"/>
+                <w:szCs w:val="22"/>
+                <w:color w:val="000000"/>
+              </w:rPr>
+              <w:t xml:space="preserve">Able</w:t>
+            </w:r>
+            <w:r>
+              <w:rPr>
+                <w:rFonts w:ascii="Arial" w:hAnsi="Arial" w:eastAsia="Arial" w:cs="Arial"/>
+                <w:i w:val="false"/>
+                <w:b w:val="false"/>
+                <w:u w:val="none"/>
+                <w:sz w:val="22"/>
+                <w:szCs w:val="22"/>
+                <w:color w:val="000000"/>
+              </w:rPr>
+              <w:t xml:space="preserve"> </w:t>
+            </w:r>
+            <w:r>
+              <w:rPr>
+                <w:rFonts w:ascii="Arial" w:hAnsi="Arial" w:eastAsia="Arial" w:cs="Arial"/>
+                <w:i w:val="false"/>
+                <w:b w:val="false"/>
+                <w:u w:val="none"/>
+                <w:sz w:val="22"/>
+                <w:szCs w:val="22"/>
+                <w:color w:val="000000"/>
+              </w:rPr>
+              <w:t xml:space="preserve">to</w:t>
+            </w:r>
+            <w:r>
+              <w:rPr>
+                <w:rFonts w:ascii="Arial" w:hAnsi="Arial" w:eastAsia="Arial" w:cs="Arial"/>
+                <w:i w:val="false"/>
+                <w:b w:val="false"/>
+                <w:u w:val="none"/>
+                <w:sz w:val="22"/>
+                <w:szCs w:val="22"/>
+                <w:color w:val="000000"/>
+              </w:rPr>
+              <w:t xml:space="preserve"> </w:t>
+            </w:r>
+            <w:r>
+              <w:rPr>
+                <w:rFonts w:ascii="Arial" w:hAnsi="Arial" w:eastAsia="Arial" w:cs="Arial"/>
+                <w:i w:val="false"/>
+                <w:b w:val="false"/>
+                <w:u w:val="none"/>
+                <w:sz w:val="22"/>
+                <w:szCs w:val="22"/>
+                <w:color w:val="000000"/>
+              </w:rPr>
+              <w:t xml:space="preserve">simulate</w:t>
+            </w:r>
+            <w:r>
+              <w:rPr>
+                <w:rFonts w:ascii="Arial" w:hAnsi="Arial" w:eastAsia="Arial" w:cs="Arial"/>
+                <w:i w:val="false"/>
+                <w:b w:val="false"/>
+                <w:u w:val="none"/>
+                <w:sz w:val="22"/>
+                <w:szCs w:val="22"/>
+                <w:color w:val="000000"/>
+              </w:rPr>
+              <w:t xml:space="preserve"> </w:t>
+            </w:r>
+            <w:r>
+              <w:rPr>
+                <w:rFonts w:ascii="Arial" w:hAnsi="Arial" w:eastAsia="Arial" w:cs="Arial"/>
+                <w:i w:val="false"/>
+                <w:b w:val="false"/>
+                <w:u w:val="none"/>
+                <w:sz w:val="22"/>
+                <w:szCs w:val="22"/>
+                <w:color w:val="000000"/>
+              </w:rPr>
+              <w:t xml:space="preserve">sub-daily,</w:t>
+            </w:r>
+            <w:r>
+              <w:rPr>
+                <w:rFonts w:ascii="Arial" w:hAnsi="Arial" w:eastAsia="Arial" w:cs="Arial"/>
+                <w:i w:val="false"/>
+                <w:b w:val="false"/>
+                <w:u w:val="none"/>
+                <w:sz w:val="22"/>
+                <w:szCs w:val="22"/>
+                <w:color w:val="000000"/>
+              </w:rPr>
+              <w:t xml:space="preserve"> </w:t>
+            </w:r>
+            <w:r>
+              <w:rPr>
+                <w:rFonts w:ascii="Arial" w:hAnsi="Arial" w:eastAsia="Arial" w:cs="Arial"/>
+                <w:i w:val="false"/>
+                <w:b w:val="false"/>
+                <w:u w:val="none"/>
+                <w:sz w:val="22"/>
+                <w:szCs w:val="22"/>
+                <w:color w:val="000000"/>
+              </w:rPr>
+              <w:t xml:space="preserve">daily,</w:t>
+            </w:r>
+            <w:r>
+              <w:rPr>
+                <w:rFonts w:ascii="Arial" w:hAnsi="Arial" w:eastAsia="Arial" w:cs="Arial"/>
+                <w:i w:val="false"/>
+                <w:b w:val="false"/>
+                <w:u w:val="none"/>
+                <w:sz w:val="22"/>
+                <w:szCs w:val="22"/>
+                <w:color w:val="000000"/>
+              </w:rPr>
+              <w:t xml:space="preserve"> </w:t>
+            </w:r>
+            <w:r>
+              <w:rPr>
+                <w:rFonts w:ascii="Arial" w:hAnsi="Arial" w:eastAsia="Arial" w:cs="Arial"/>
+                <w:i w:val="false"/>
+                <w:b w:val="false"/>
+                <w:u w:val="none"/>
+                <w:sz w:val="22"/>
+                <w:szCs w:val="22"/>
+                <w:color w:val="000000"/>
+              </w:rPr>
+              <w:t xml:space="preserve">and</w:t>
+            </w:r>
+            <w:r>
+              <w:rPr>
+                <w:rFonts w:ascii="Arial" w:hAnsi="Arial" w:eastAsia="Arial" w:cs="Arial"/>
+                <w:i w:val="false"/>
+                <w:b w:val="false"/>
+                <w:u w:val="none"/>
+                <w:sz w:val="22"/>
+                <w:szCs w:val="22"/>
+                <w:color w:val="000000"/>
+              </w:rPr>
+              <w:t xml:space="preserve"> </w:t>
+            </w:r>
+            <w:r>
+              <w:rPr>
+                <w:rFonts w:ascii="Arial" w:hAnsi="Arial" w:eastAsia="Arial" w:cs="Arial"/>
+                <w:i w:val="false"/>
+                <w:b w:val="false"/>
+                <w:u w:val="none"/>
+                <w:sz w:val="22"/>
+                <w:szCs w:val="22"/>
+                <w:color w:val="000000"/>
+              </w:rPr>
+              <w:t xml:space="preserve">longer</w:t>
+            </w:r>
+            <w:r>
+              <w:rPr>
+                <w:rFonts w:ascii="Arial" w:hAnsi="Arial" w:eastAsia="Arial" w:cs="Arial"/>
+                <w:i w:val="false"/>
+                <w:b w:val="false"/>
+                <w:u w:val="none"/>
+                <w:sz w:val="22"/>
+                <w:szCs w:val="22"/>
+                <w:color w:val="000000"/>
+              </w:rPr>
+              <w:t xml:space="preserve"> </w:t>
+            </w:r>
+            <w:r>
+              <w:rPr>
+                <w:rFonts w:ascii="Arial" w:hAnsi="Arial" w:eastAsia="Arial" w:cs="Arial"/>
+                <w:i w:val="false"/>
+                <w:b w:val="false"/>
+                <w:u w:val="none"/>
+                <w:sz w:val="22"/>
+                <w:szCs w:val="22"/>
+                <w:color w:val="000000"/>
+              </w:rPr>
+              <w:t xml:space="preserve">time</w:t>
+            </w:r>
+            <w:r>
+              <w:rPr>
+                <w:rFonts w:ascii="Arial" w:hAnsi="Arial" w:eastAsia="Arial" w:cs="Arial"/>
+                <w:i w:val="false"/>
+                <w:b w:val="false"/>
+                <w:u w:val="none"/>
+                <w:sz w:val="22"/>
+                <w:szCs w:val="22"/>
+                <w:color w:val="000000"/>
+              </w:rPr>
+              <w:t xml:space="preserve"> </w:t>
+            </w:r>
+            <w:r>
+              <w:rPr>
+                <w:rFonts w:ascii="Arial" w:hAnsi="Arial" w:eastAsia="Arial" w:cs="Arial"/>
+                <w:i w:val="false"/>
+                <w:b w:val="false"/>
+                <w:u w:val="none"/>
+                <w:sz w:val="22"/>
+                <w:szCs w:val="22"/>
+                <w:color w:val="000000"/>
+              </w:rPr>
+              <w:t xml:space="preserve">steps</w:t>
+            </w:r>
+            <w:r>
+              <w:rPr>
+                <w:rFonts w:ascii="Arial" w:hAnsi="Arial" w:eastAsia="Arial" w:cs="Arial"/>
+                <w:i w:val="false"/>
+                <w:b w:val="false"/>
+                <w:u w:val="none"/>
+                <w:sz w:val="22"/>
+                <w:szCs w:val="22"/>
+                <w:color w:val="000000"/>
+              </w:rPr>
+              <w:t xml:space="preserve"> </w:t>
+            </w:r>
+            <w:r>
+              <w:rPr>
+                <w:rFonts w:ascii="Arial" w:hAnsi="Arial" w:eastAsia="Arial" w:cs="Arial"/>
+                <w:i w:val="false"/>
+                <w:b w:val="false"/>
+                <w:u w:val="none"/>
+                <w:sz w:val="22"/>
+                <w:szCs w:val="22"/>
+                <w:color w:val="000000"/>
+              </w:rPr>
+              <w:t xml:space="preserve">and</w:t>
+            </w:r>
+            <w:r>
+              <w:rPr>
+                <w:rFonts w:ascii="Arial" w:hAnsi="Arial" w:eastAsia="Arial" w:cs="Arial"/>
+                <w:i w:val="false"/>
+                <w:b w:val="false"/>
+                <w:u w:val="none"/>
+                <w:sz w:val="22"/>
+                <w:szCs w:val="22"/>
+                <w:color w:val="000000"/>
+              </w:rPr>
+              <w:t xml:space="preserve"> </w:t>
+            </w:r>
+            <w:r>
+              <w:rPr>
+                <w:rFonts w:ascii="Arial" w:hAnsi="Arial" w:eastAsia="Arial" w:cs="Arial"/>
+                <w:i w:val="false"/>
+                <w:b w:val="false"/>
+                <w:u w:val="none"/>
+                <w:sz w:val="22"/>
+                <w:szCs w:val="22"/>
+                <w:color w:val="000000"/>
+              </w:rPr>
+              <w:t xml:space="preserve">multiple</w:t>
+            </w:r>
+            <w:r>
+              <w:rPr>
+                <w:rFonts w:ascii="Arial" w:hAnsi="Arial" w:eastAsia="Arial" w:cs="Arial"/>
+                <w:i w:val="false"/>
+                <w:b w:val="false"/>
+                <w:u w:val="none"/>
+                <w:sz w:val="22"/>
+                <w:szCs w:val="22"/>
+                <w:color w:val="000000"/>
+              </w:rPr>
+              <w:t xml:space="preserve"> </w:t>
+            </w:r>
+            <w:r>
+              <w:rPr>
+                <w:rFonts w:ascii="Arial" w:hAnsi="Arial" w:eastAsia="Arial" w:cs="Arial"/>
+                <w:i w:val="false"/>
+                <w:b w:val="false"/>
+                <w:u w:val="none"/>
+                <w:sz w:val="22"/>
+                <w:szCs w:val="22"/>
+                <w:color w:val="000000"/>
+              </w:rPr>
+              <w:t xml:space="preserve">spatial</w:t>
+            </w:r>
+            <w:r>
+              <w:rPr>
+                <w:rFonts w:ascii="Arial" w:hAnsi="Arial" w:eastAsia="Arial" w:cs="Arial"/>
+                <w:i w:val="false"/>
+                <w:b w:val="false"/>
+                <w:u w:val="none"/>
+                <w:sz w:val="22"/>
+                <w:szCs w:val="22"/>
+                <w:color w:val="000000"/>
+              </w:rPr>
+              <w:t xml:space="preserve"> </w:t>
+            </w:r>
+            <w:r>
+              <w:rPr>
+                <w:rFonts w:ascii="Arial" w:hAnsi="Arial" w:eastAsia="Arial" w:cs="Arial"/>
+                <w:i w:val="false"/>
+                <w:b w:val="false"/>
+                <w:u w:val="none"/>
+                <w:sz w:val="22"/>
+                <w:szCs w:val="22"/>
+                <w:color w:val="000000"/>
+              </w:rPr>
+              <w:t xml:space="preserve">resolutions</w:t>
+            </w:r>
+            <w:r>
+              <w:rPr>
+                <w:rFonts w:ascii="Arial" w:hAnsi="Arial" w:eastAsia="Arial" w:cs="Arial"/>
+                <w:i w:val="false"/>
+                <w:b w:val="false"/>
+                <w:u w:val="none"/>
+                <w:sz w:val="22"/>
+                <w:szCs w:val="22"/>
+                <w:color w:val="000000"/>
+              </w:rPr>
+              <w:t xml:space="preserve"> </w:t>
+            </w:r>
+            <w:r>
+              <w:rPr>
+                <w:rFonts w:ascii="Arial" w:hAnsi="Arial" w:eastAsia="Arial" w:cs="Arial"/>
+                <w:i w:val="false"/>
+                <w:b w:val="false"/>
+                <w:u w:val="none"/>
+                <w:sz w:val="22"/>
+                <w:szCs w:val="22"/>
+                <w:color w:val="000000"/>
+              </w:rPr>
+              <w:t xml:space="preserve">and</w:t>
+            </w:r>
+            <w:r>
+              <w:rPr>
+                <w:rFonts w:ascii="Arial" w:hAnsi="Arial" w:eastAsia="Arial" w:cs="Arial"/>
+                <w:i w:val="false"/>
+                <w:b w:val="false"/>
+                <w:u w:val="none"/>
+                <w:sz w:val="22"/>
+                <w:szCs w:val="22"/>
+                <w:color w:val="000000"/>
+              </w:rPr>
+              <w:t xml:space="preserve"> </w:t>
+            </w:r>
+            <w:r>
+              <w:rPr>
+                <w:rFonts w:ascii="Arial" w:hAnsi="Arial" w:eastAsia="Arial" w:cs="Arial"/>
+                <w:i w:val="false"/>
+                <w:b w:val="false"/>
+                <w:u w:val="none"/>
+                <w:sz w:val="22"/>
+                <w:szCs w:val="22"/>
+                <w:color w:val="000000"/>
+              </w:rPr>
+              <w:t xml:space="preserve">dimensions.</w:t>
+            </w:r>
+            <w:r>
+              <w:rPr>
+                <w:rFonts w:ascii="Arial" w:hAnsi="Arial" w:eastAsia="Arial" w:cs="Arial"/>
+                <w:i w:val="false"/>
+                <w:b w:val="false"/>
+                <w:u w:val="none"/>
+                <w:sz w:val="22"/>
+                <w:szCs w:val="22"/>
+                <w:color w:val="000000"/>
+              </w:rPr>
+              <w:t xml:space="preserve"> </w:t>
+            </w:r>
+            <w:r>
+              <w:rPr>
+                <w:rFonts w:ascii="Arial" w:hAnsi="Arial" w:eastAsia="Arial" w:cs="Arial"/>
+                <w:i w:val="false"/>
+                <w:b w:val="false"/>
+                <w:u w:val="none"/>
+                <w:sz w:val="22"/>
+                <w:szCs w:val="22"/>
+                <w:color w:val="000000"/>
+              </w:rPr>
+              <w:t xml:space="preserve">Well</w:t>
+            </w:r>
+            <w:r>
+              <w:rPr>
+                <w:rFonts w:ascii="Arial" w:hAnsi="Arial" w:eastAsia="Arial" w:cs="Arial"/>
+                <w:i w:val="false"/>
+                <w:b w:val="false"/>
+                <w:u w:val="none"/>
+                <w:sz w:val="22"/>
+                <w:szCs w:val="22"/>
+                <w:color w:val="000000"/>
+              </w:rPr>
+              <w:t xml:space="preserve"> </w:t>
+            </w:r>
+            <w:r>
+              <w:rPr>
+                <w:rFonts w:ascii="Arial" w:hAnsi="Arial" w:eastAsia="Arial" w:cs="Arial"/>
+                <w:i w:val="false"/>
+                <w:b w:val="false"/>
+                <w:u w:val="none"/>
+                <w:sz w:val="22"/>
+                <w:szCs w:val="22"/>
+                <w:color w:val="000000"/>
+              </w:rPr>
+              <w:t xml:space="preserve">suited</w:t>
+            </w:r>
+            <w:r>
+              <w:rPr>
+                <w:rFonts w:ascii="Arial" w:hAnsi="Arial" w:eastAsia="Arial" w:cs="Arial"/>
+                <w:i w:val="false"/>
+                <w:b w:val="false"/>
+                <w:u w:val="none"/>
+                <w:sz w:val="22"/>
+                <w:szCs w:val="22"/>
+                <w:color w:val="000000"/>
+              </w:rPr>
+              <w:t xml:space="preserve"> </w:t>
+            </w:r>
+            <w:r>
+              <w:rPr>
+                <w:rFonts w:ascii="Arial" w:hAnsi="Arial" w:eastAsia="Arial" w:cs="Arial"/>
+                <w:i w:val="false"/>
+                <w:b w:val="false"/>
+                <w:u w:val="none"/>
+                <w:sz w:val="22"/>
+                <w:szCs w:val="22"/>
+                <w:color w:val="000000"/>
+              </w:rPr>
+              <w:t xml:space="preserve">for</w:t>
+            </w:r>
+            <w:r>
+              <w:rPr>
+                <w:rFonts w:ascii="Arial" w:hAnsi="Arial" w:eastAsia="Arial" w:cs="Arial"/>
+                <w:i w:val="false"/>
+                <w:b w:val="false"/>
+                <w:u w:val="none"/>
+                <w:sz w:val="22"/>
+                <w:szCs w:val="22"/>
+                <w:color w:val="000000"/>
+              </w:rPr>
+              <w:t xml:space="preserve"> </w:t>
+            </w:r>
+            <w:r>
+              <w:rPr>
+                <w:rFonts w:ascii="Arial" w:hAnsi="Arial" w:eastAsia="Arial" w:cs="Arial"/>
+                <w:i w:val="false"/>
+                <w:b w:val="false"/>
+                <w:u w:val="none"/>
+                <w:sz w:val="22"/>
+                <w:szCs w:val="22"/>
+                <w:color w:val="000000"/>
+              </w:rPr>
+              <w:t xml:space="preserve">complex</w:t>
+            </w:r>
+            <w:r>
+              <w:rPr>
+                <w:rFonts w:ascii="Arial" w:hAnsi="Arial" w:eastAsia="Arial" w:cs="Arial"/>
+                <w:i w:val="false"/>
+                <w:b w:val="false"/>
+                <w:u w:val="none"/>
+                <w:sz w:val="22"/>
+                <w:szCs w:val="22"/>
+                <w:color w:val="000000"/>
+              </w:rPr>
+              <w:t xml:space="preserve"> </w:t>
+            </w:r>
+            <w:r>
+              <w:rPr>
+                <w:rFonts w:ascii="Arial" w:hAnsi="Arial" w:eastAsia="Arial" w:cs="Arial"/>
+                <w:i w:val="false"/>
+                <w:b w:val="false"/>
+                <w:u w:val="none"/>
+                <w:sz w:val="22"/>
+                <w:szCs w:val="22"/>
+                <w:color w:val="000000"/>
+              </w:rPr>
+              <w:t xml:space="preserve">systems,</w:t>
+            </w:r>
+            <w:r>
+              <w:rPr>
+                <w:rFonts w:ascii="Arial" w:hAnsi="Arial" w:eastAsia="Arial" w:cs="Arial"/>
+                <w:i w:val="false"/>
+                <w:b w:val="false"/>
+                <w:u w:val="none"/>
+                <w:sz w:val="22"/>
+                <w:szCs w:val="22"/>
+                <w:color w:val="000000"/>
+              </w:rPr>
+              <w:t xml:space="preserve"> </w:t>
+            </w:r>
+            <w:r>
+              <w:rPr>
+                <w:rFonts w:ascii="Arial" w:hAnsi="Arial" w:eastAsia="Arial" w:cs="Arial"/>
+                <w:i w:val="false"/>
+                <w:b w:val="false"/>
+                <w:u w:val="none"/>
+                <w:sz w:val="22"/>
+                <w:szCs w:val="22"/>
+                <w:color w:val="000000"/>
+              </w:rPr>
+              <w:t xml:space="preserve">typically</w:t>
+            </w:r>
+            <w:r>
+              <w:rPr>
+                <w:rFonts w:ascii="Arial" w:hAnsi="Arial" w:eastAsia="Arial" w:cs="Arial"/>
+                <w:i w:val="false"/>
+                <w:b w:val="false"/>
+                <w:u w:val="none"/>
+                <w:sz w:val="22"/>
+                <w:szCs w:val="22"/>
+                <w:color w:val="000000"/>
+              </w:rPr>
+              <w:t xml:space="preserve"> </w:t>
+            </w:r>
+            <w:r>
+              <w:rPr>
+                <w:rFonts w:ascii="Arial" w:hAnsi="Arial" w:eastAsia="Arial" w:cs="Arial"/>
+                <w:i w:val="false"/>
+                <w:b w:val="false"/>
+                <w:u w:val="none"/>
+                <w:sz w:val="22"/>
+                <w:szCs w:val="22"/>
+                <w:color w:val="000000"/>
+              </w:rPr>
+              <w:t xml:space="preserve">linked</w:t>
+            </w:r>
+            <w:r>
+              <w:rPr>
+                <w:rFonts w:ascii="Arial" w:hAnsi="Arial" w:eastAsia="Arial" w:cs="Arial"/>
+                <w:i w:val="false"/>
+                <w:b w:val="false"/>
+                <w:u w:val="none"/>
+                <w:sz w:val="22"/>
+                <w:szCs w:val="22"/>
+                <w:color w:val="000000"/>
+              </w:rPr>
+              <w:t xml:space="preserve"> </w:t>
+            </w:r>
+            <w:r>
+              <w:rPr>
+                <w:rFonts w:ascii="Arial" w:hAnsi="Arial" w:eastAsia="Arial" w:cs="Arial"/>
+                <w:i w:val="false"/>
+                <w:b w:val="false"/>
+                <w:u w:val="none"/>
+                <w:sz w:val="22"/>
+                <w:szCs w:val="22"/>
+                <w:color w:val="000000"/>
+              </w:rPr>
+              <w:t xml:space="preserve">to</w:t>
+            </w:r>
+            <w:r>
+              <w:rPr>
+                <w:rFonts w:ascii="Arial" w:hAnsi="Arial" w:eastAsia="Arial" w:cs="Arial"/>
+                <w:i w:val="false"/>
+                <w:b w:val="false"/>
+                <w:u w:val="none"/>
+                <w:sz w:val="22"/>
+                <w:szCs w:val="22"/>
+                <w:color w:val="000000"/>
+              </w:rPr>
+              <w:t xml:space="preserve"> </w:t>
+            </w:r>
+            <w:r>
+              <w:rPr>
+                <w:rFonts w:ascii="Arial" w:hAnsi="Arial" w:eastAsia="Arial" w:cs="Arial"/>
+                <w:i w:val="false"/>
+                <w:b w:val="false"/>
+                <w:u w:val="none"/>
+                <w:sz w:val="22"/>
+                <w:szCs w:val="22"/>
+                <w:color w:val="000000"/>
+              </w:rPr>
+              <w:t xml:space="preserve">watershed</w:t>
+            </w:r>
+            <w:r>
+              <w:rPr>
+                <w:rFonts w:ascii="Arial" w:hAnsi="Arial" w:eastAsia="Arial" w:cs="Arial"/>
+                <w:i w:val="false"/>
+                <w:b w:val="false"/>
+                <w:u w:val="none"/>
+                <w:sz w:val="22"/>
+                <w:szCs w:val="22"/>
+                <w:color w:val="000000"/>
+              </w:rPr>
+              <w:t xml:space="preserve"> </w:t>
+            </w:r>
+            <w:r>
+              <w:rPr>
+                <w:rFonts w:ascii="Arial" w:hAnsi="Arial" w:eastAsia="Arial" w:cs="Arial"/>
+                <w:i w:val="false"/>
+                <w:b w:val="false"/>
+                <w:u w:val="none"/>
+                <w:sz w:val="22"/>
+                <w:szCs w:val="22"/>
+                <w:color w:val="000000"/>
+              </w:rPr>
+              <w:t xml:space="preserve">loading</w:t>
+            </w:r>
+            <w:r>
+              <w:rPr>
+                <w:rFonts w:ascii="Arial" w:hAnsi="Arial" w:eastAsia="Arial" w:cs="Arial"/>
+                <w:i w:val="false"/>
+                <w:b w:val="false"/>
+                <w:u w:val="none"/>
+                <w:sz w:val="22"/>
+                <w:szCs w:val="22"/>
+                <w:color w:val="000000"/>
+              </w:rPr>
+              <w:t xml:space="preserve"> </w:t>
+            </w:r>
+            <w:r>
+              <w:rPr>
+                <w:rFonts w:ascii="Arial" w:hAnsi="Arial" w:eastAsia="Arial" w:cs="Arial"/>
+                <w:i w:val="false"/>
+                <w:b w:val="false"/>
+                <w:u w:val="none"/>
+                <w:sz w:val="22"/>
+                <w:szCs w:val="22"/>
+                <w:color w:val="000000"/>
+              </w:rPr>
+              <w:t xml:space="preserve">and</w:t>
+            </w:r>
+            <w:r>
+              <w:rPr>
+                <w:rFonts w:ascii="Arial" w:hAnsi="Arial" w:eastAsia="Arial" w:cs="Arial"/>
+                <w:i w:val="false"/>
+                <w:b w:val="false"/>
+                <w:u w:val="none"/>
+                <w:sz w:val="22"/>
+                <w:szCs w:val="22"/>
+                <w:color w:val="000000"/>
+              </w:rPr>
+              <w:t xml:space="preserve"> </w:t>
+            </w:r>
+            <w:r>
+              <w:rPr>
+                <w:rFonts w:ascii="Arial" w:hAnsi="Arial" w:eastAsia="Arial" w:cs="Arial"/>
+                <w:i w:val="false"/>
+                <w:b w:val="false"/>
+                <w:u w:val="none"/>
+                <w:sz w:val="22"/>
+                <w:szCs w:val="22"/>
+                <w:color w:val="000000"/>
+              </w:rPr>
+              <w:t xml:space="preserve">hydrodynamic</w:t>
+            </w:r>
+            <w:r>
+              <w:rPr>
+                <w:rFonts w:ascii="Arial" w:hAnsi="Arial" w:eastAsia="Arial" w:cs="Arial"/>
+                <w:i w:val="false"/>
+                <w:b w:val="false"/>
+                <w:u w:val="none"/>
+                <w:sz w:val="22"/>
+                <w:szCs w:val="22"/>
+                <w:color w:val="000000"/>
+              </w:rPr>
+              <w:t xml:space="preserve"> </w:t>
+            </w:r>
+            <w:r>
+              <w:rPr>
+                <w:rFonts w:ascii="Arial" w:hAnsi="Arial" w:eastAsia="Arial" w:cs="Arial"/>
+                <w:i w:val="false"/>
+                <w:b w:val="false"/>
+                <w:u w:val="none"/>
+                <w:sz w:val="22"/>
+                <w:szCs w:val="22"/>
+                <w:color w:val="000000"/>
+              </w:rPr>
+              <w:t xml:space="preserve">models.</w:t>
             </w:r>
           </w:p>
         </w:tc>
@@ -12172,6 +17535,78 @@
                 <w:szCs w:val="22"/>
                 <w:color w:val="000000"/>
               </w:rPr>
+              <w:t xml:space="preserve">Water</w:t>
+            </w:r>
+            <w:r>
+              <w:rPr>
+                <w:rFonts w:ascii="Arial" w:hAnsi="Arial" w:eastAsia="Arial" w:cs="Arial"/>
+                <w:i w:val="false"/>
+                <w:b w:val="false"/>
+                <w:u w:val="none"/>
+                <w:sz w:val="22"/>
+                <w:szCs w:val="22"/>
+                <w:color w:val="000000"/>
+              </w:rPr>
+              <w:t xml:space="preserve"> </w:t>
+            </w:r>
+            <w:r>
+              <w:rPr>
+                <w:rFonts w:ascii="Arial" w:hAnsi="Arial" w:eastAsia="Arial" w:cs="Arial"/>
+                <w:i w:val="false"/>
+                <w:b w:val="false"/>
+                <w:u w:val="none"/>
+                <w:sz w:val="22"/>
+                <w:szCs w:val="22"/>
+                <w:color w:val="000000"/>
+              </w:rPr>
+              <w:t xml:space="preserve">Ecostysems</w:t>
+            </w:r>
+            <w:r>
+              <w:rPr>
+                <w:rFonts w:ascii="Arial" w:hAnsi="Arial" w:eastAsia="Arial" w:cs="Arial"/>
+                <w:i w:val="false"/>
+                <w:b w:val="false"/>
+                <w:u w:val="none"/>
+                <w:sz w:val="22"/>
+                <w:szCs w:val="22"/>
+                <w:color w:val="000000"/>
+              </w:rPr>
+              <w:t xml:space="preserve"> </w:t>
+            </w:r>
+            <w:r>
+              <w:rPr>
+                <w:rFonts w:ascii="Arial" w:hAnsi="Arial" w:eastAsia="Arial" w:cs="Arial"/>
+                <w:i w:val="false"/>
+                <w:b w:val="false"/>
+                <w:u w:val="none"/>
+                <w:sz w:val="22"/>
+                <w:szCs w:val="22"/>
+                <w:color w:val="000000"/>
+              </w:rPr>
+              <w:t xml:space="preserve">Tool</w:t>
+            </w:r>
+            <w:r>
+              <w:rPr>
+                <w:rFonts w:ascii="Arial" w:hAnsi="Arial" w:eastAsia="Arial" w:cs="Arial"/>
+                <w:i w:val="false"/>
+                <w:b w:val="false"/>
+                <w:u w:val="none"/>
+                <w:sz w:val="22"/>
+                <w:szCs w:val="22"/>
+                <w:color w:val="000000"/>
+              </w:rPr>
+              <w:t xml:space="preserve"> </w:t>
+            </w:r>
+            <w:r>
+              <w:rPr>
+                <w:rFonts w:ascii="Arial" w:hAnsi="Arial" w:eastAsia="Arial" w:cs="Arial"/>
+                <w:i w:val="false"/>
+                <w:b w:val="false"/>
+                <w:u w:val="none"/>
+                <w:sz w:val="22"/>
+                <w:szCs w:val="22"/>
+                <w:color w:val="000000"/>
+              </w:rPr>
               <w:t xml:space="preserve">(WET)</w:t>
             </w:r>
           </w:p>
@@ -13008,7 +18443,7 @@
         <w:t xml:space="preserve"> </w:t>
       </w:r>
       <w:r>
-        <w:t xml:space="preserve">The CN method might be better classified as an empirical approach,</w:t>
+        <w:t xml:space="preserve">The CN method might be better classified as an empirical approach</w:t>
       </w:r>
       <w:r>
         <w:t xml:space="preserve"> </w:t>
@@ -13038,7 +18473,7 @@
         <w:t xml:space="preserve"> </w:t>
       </w:r>
       <w:r>
-        <w:t xml:space="preserve">watershed runoff volume. Regionally developed runoff event mean</w:t>
+        <w:t xml:space="preserve">watershed runoff volume. Regionally developed runoff event-mean</w:t>
       </w:r>
       <w:r>
         <w:t xml:space="preserve"> </w:t>
@@ -13081,114 +18516,6 @@
       </w:r>
       <w:r>
         <w:t xml:space="preserve">(Tetra Tech, Inc. 2024)</w:t>
-      </w:r>
-      <w:r>
-        <w:t xml:space="preserve">.</w:t>
-      </w:r>
-      <w:r>
-        <w:t xml:space="preserve"> </w:t>
-      </w:r>
-      <w:r>
-        <w:t xml:space="preserve">PLSM uses a similar approach, but packaged within a ArcGIS based tool that was</w:t>
-      </w:r>
-      <w:r>
-        <w:t xml:space="preserve"> </w:t>
-      </w:r>
-      <w:r>
-        <w:t xml:space="preserve">developed specifically for the St. Johns River Water Management District</w:t>
-      </w:r>
-      <w:r>
-        <w:t xml:space="preserve"> </w:t>
-      </w:r>
-      <w:r>
-        <w:t xml:space="preserve">(Adamus and Bergman 1995)</w:t>
-      </w:r>
-      <w:r>
-        <w:t xml:space="preserve">.</w:t>
-      </w:r>
-      <w:r>
-        <w:t xml:space="preserve"> </w:t>
-      </w:r>
-      <w:r>
-        <w:t xml:space="preserve">The model incorporates multiple spatial data layers (soil, land use, and precipitation)</w:t>
-      </w:r>
-      <w:r>
-        <w:t xml:space="preserve"> </w:t>
-      </w:r>
-      <w:r>
-        <w:t xml:space="preserve">to model runoff using specified runoff coefficients.</w:t>
-      </w:r>
-      <w:r>
-        <w:t xml:space="preserve"> </w:t>
-      </w:r>
-      <w:r>
-        <w:t xml:space="preserve">Spatially explicit nonpoint source runoff loads are estimated using published</w:t>
-      </w:r>
-      <w:r>
-        <w:t xml:space="preserve"> </w:t>
-      </w:r>
-      <w:r>
-        <w:t xml:space="preserve">event mean concentration values for the region.</w:t>
-      </w:r>
-      <w:r>
-        <w:t xml:space="preserve"> </w:t>
-      </w:r>
-      <w:r>
-        <w:t xml:space="preserve">Loading from these simplistic runoff models served as inputs to a</w:t>
-      </w:r>
-      <w:r>
-        <w:t xml:space="preserve"> </w:t>
-      </w:r>
-      <w:r>
-        <w:t xml:space="preserve">lake eutrophication model.</w:t>
-      </w:r>
-      <w:r>
-        <w:t xml:space="preserve"> </w:t>
-      </w:r>
-      <w:r>
-        <w:t xml:space="preserve">These approaches are fairly simple but rely on the availability of</w:t>
-      </w:r>
-      <w:r>
-        <w:t xml:space="preserve"> </w:t>
-      </w:r>
-      <w:r>
-        <w:t xml:space="preserve">regionally appropriate nutrient runoff event mean concentrations.</w:t>
-      </w:r>
-      <w:r>
-        <w:t xml:space="preserve"> </w:t>
-      </w:r>
-      <w:r>
-        <w:t xml:space="preserve">Due to its simplicity, there are a number of assumptions involved in using the</w:t>
-      </w:r>
-      <w:r>
-        <w:t xml:space="preserve"> </w:t>
-      </w:r>
-      <w:r>
-        <w:t xml:space="preserve">CN method for estimating storm-total runoff that restricts the appropriate</w:t>
-      </w:r>
-      <w:r>
-        <w:t xml:space="preserve"> </w:t>
-      </w:r>
-      <w:r>
-        <w:t xml:space="preserve">usage of this approach.</w:t>
-      </w:r>
-      <w:r>
-        <w:t xml:space="preserve"> </w:t>
-      </w:r>
-      <w:r>
-        <w:t xml:space="preserve">For example, the watershed should be less than 2,000 acres and</w:t>
-      </w:r>
-      <w:r>
-        <w:t xml:space="preserve"> </w:t>
-      </w:r>
-      <w:r>
-        <w:t xml:space="preserve">contain generally uniform land use, soil and cover</w:t>
-      </w:r>
-      <w:r>
-        <w:t xml:space="preserve"> </w:t>
-      </w:r>
-      <w:r>
-        <w:t xml:space="preserve">(USDA NRCS 2021)</w:t>
       </w:r>
       <w:r>
         <w:t xml:space="preserve">.</w:t>
@@ -13199,7 +18526,204 @@
         <w:pStyle w:val="BodyText"/>
       </w:pPr>
       <w:r>
-        <w:t xml:space="preserve">HSPF was the most commonly used watershed model identified (6 assessment units,</w:t>
+        <w:t xml:space="preserve">The Pollutant Load Screening Model (PLSM) uses a similar approach,</w:t>
+      </w:r>
+      <w:r>
+        <w:t xml:space="preserve"> </w:t>
+      </w:r>
+      <w:r>
+        <w:t xml:space="preserve">but packaged within a ArcGIS based tool that was</w:t>
+      </w:r>
+      <w:r>
+        <w:t xml:space="preserve"> </w:t>
+      </w:r>
+      <w:r>
+        <w:t xml:space="preserve">developed specifically for the St. Johns River Water Management District</w:t>
+      </w:r>
+      <w:r>
+        <w:t xml:space="preserve"> </w:t>
+      </w:r>
+      <w:r>
+        <w:t xml:space="preserve">(Adamus and Bergman 1995)</w:t>
+      </w:r>
+      <w:r>
+        <w:t xml:space="preserve">.</w:t>
+      </w:r>
+      <w:r>
+        <w:t xml:space="preserve"> </w:t>
+      </w:r>
+      <w:r>
+        <w:t xml:space="preserve">The model incorporates multiple spatial data layers (soil, land use, and precipitation)</w:t>
+      </w:r>
+      <w:r>
+        <w:t xml:space="preserve"> </w:t>
+      </w:r>
+      <w:r>
+        <w:t xml:space="preserve">to model runoff using specified runoff coefficients.</w:t>
+      </w:r>
+      <w:r>
+        <w:t xml:space="preserve"> </w:t>
+      </w:r>
+      <w:r>
+        <w:t xml:space="preserve">Spatially explicit nonpoint source runoff loads are estimated using published</w:t>
+      </w:r>
+      <w:r>
+        <w:t xml:space="preserve"> </w:t>
+      </w:r>
+      <w:r>
+        <w:t xml:space="preserve">event-mean concentration values for the region.</w:t>
+      </w:r>
+      <w:r>
+        <w:t xml:space="preserve"> </w:t>
+      </w:r>
+      <w:r>
+        <w:t xml:space="preserve">The literature on PLSM did not make clear how the model is calibrated or</w:t>
+      </w:r>
+      <w:r>
+        <w:t xml:space="preserve"> </w:t>
+      </w:r>
+      <w:r>
+        <w:t xml:space="preserve">validated against field data.</w:t>
+      </w:r>
+      <w:r>
+        <w:t xml:space="preserve"> </w:t>
+      </w:r>
+      <w:r>
+        <w:t xml:space="preserve">Loading from these simplistic runoff models served as inputs to a</w:t>
+      </w:r>
+      <w:r>
+        <w:t xml:space="preserve"> </w:t>
+      </w:r>
+      <w:r>
+        <w:t xml:space="preserve">lake eutrophication model.</w:t>
+      </w:r>
+      <w:r>
+        <w:t xml:space="preserve"> </w:t>
+      </w:r>
+      <w:r>
+        <w:t xml:space="preserve">These approaches are fairly simple but rely on the availability of</w:t>
+      </w:r>
+      <w:r>
+        <w:t xml:space="preserve"> </w:t>
+      </w:r>
+      <w:r>
+        <w:t xml:space="preserve">regionally appropriate nutrient runoff event-mean concentrations.</w:t>
+      </w:r>
+      <w:r>
+        <w:t xml:space="preserve"> </w:t>
+      </w:r>
+      <w:r>
+        <w:t xml:space="preserve">Due to its simplicity, there are a number of assumptions involved in using the</w:t>
+      </w:r>
+      <w:r>
+        <w:t xml:space="preserve"> </w:t>
+      </w:r>
+      <w:r>
+        <w:t xml:space="preserve">CN method for estimating storm-total runoff that restricts the appropriate</w:t>
+      </w:r>
+      <w:r>
+        <w:t xml:space="preserve"> </w:t>
+      </w:r>
+      <w:r>
+        <w:t xml:space="preserve">usage of this approach.</w:t>
+      </w:r>
+      <w:r>
+        <w:t xml:space="preserve"> </w:t>
+      </w:r>
+      <w:r>
+        <w:t xml:space="preserve">For example, the watershed should be less than 2,000 acres and</w:t>
+      </w:r>
+      <w:r>
+        <w:t xml:space="preserve"> </w:t>
+      </w:r>
+      <w:r>
+        <w:t xml:space="preserve">contain generally uniform land use, soil and cover</w:t>
+      </w:r>
+      <w:r>
+        <w:t xml:space="preserve"> </w:t>
+      </w:r>
+      <w:r>
+        <w:t xml:space="preserve">(USDA NRCS 2021)</w:t>
+      </w:r>
+      <w:r>
+        <w:t xml:space="preserve">.</w:t>
+      </w:r>
+      <w:r>
+        <w:t xml:space="preserve"> </w:t>
+      </w:r>
+      <w:r>
+        <w:t xml:space="preserve">Spatial resolutions of these models are limited to subwatershed boundaries.</w:t>
+      </w:r>
+      <w:r>
+        <w:t xml:space="preserve"> </w:t>
+      </w:r>
+      <w:r>
+        <w:t xml:space="preserve">The strength of these approaches are simplicity and ease of integration into existing GIS</w:t>
+      </w:r>
+      <w:r>
+        <w:t xml:space="preserve"> </w:t>
+      </w:r>
+      <w:r>
+        <w:t xml:space="preserve">tools and databases. The Spatially Explicit Load Enrichment Calculation Tool (SELECT),</w:t>
+      </w:r>
+      <w:r>
+        <w:t xml:space="preserve"> </w:t>
+      </w:r>
+      <w:r>
+        <w:t xml:space="preserve">commonly used in Texas for watershed planning purposes, utilizes a similar</w:t>
+      </w:r>
+      <w:r>
+        <w:t xml:space="preserve"> </w:t>
+      </w:r>
+      <w:r>
+        <w:t xml:space="preserve">simple GIS-based approach for allocating loads across watersheds and sources</w:t>
+      </w:r>
+      <w:r>
+        <w:t xml:space="preserve"> </w:t>
+      </w:r>
+      <w:r>
+        <w:t xml:space="preserve">(Teague et al. 2009)</w:t>
+      </w:r>
+      <w:r>
+        <w:t xml:space="preserve">.</w:t>
+      </w:r>
+      <w:r>
+        <w:t xml:space="preserve"> </w:t>
+      </w:r>
+      <w:r>
+        <w:t xml:space="preserve">These approaches do assume loadings based on empirically derived event-mean concentrations</w:t>
+      </w:r>
+      <w:r>
+        <w:t xml:space="preserve"> </w:t>
+      </w:r>
+      <w:r>
+        <w:t xml:space="preserve">at temporal resolution that are only appropriate for steady-state modeling or</w:t>
+      </w:r>
+      <w:r>
+        <w:t xml:space="preserve"> </w:t>
+      </w:r>
+      <w:r>
+        <w:t xml:space="preserve">waterbodies where seasonal or diel fluctuations are not expected. PLSM was often</w:t>
+      </w:r>
+      <w:r>
+        <w:t xml:space="preserve"> </w:t>
+      </w:r>
+      <w:r>
+        <w:t xml:space="preserve">an input to the BATHTUB water quality model that also predicts steady-state</w:t>
+      </w:r>
+      <w:r>
+        <w:t xml:space="preserve"> </w:t>
+      </w:r>
+      <w:r>
+        <w:t xml:space="preserve">water quality conditions in the receiving water body.</w:t>
+      </w:r>
+    </w:p>
+    <w:p>
+      <w:pPr>
+        <w:pStyle w:val="BodyText"/>
+      </w:pPr>
+      <w:r>
+        <w:t xml:space="preserve">HSPF was the most utilized watershed model (6 assessment units,</w:t>
       </w:r>
       <w:r>
         <w:t xml:space="preserve"> </w:t>
@@ -13225,7 +18749,7 @@
         </w:r>
       </w:hyperlink>
       <w:r>
-        <w:t xml:space="preserve">). HSPF is a semi-distributed, process based model that</w:t>
+        <w:t xml:space="preserve">). HSPF is a semi-distributed, process-based model that</w:t>
       </w:r>
       <w:r>
         <w:t xml:space="preserve"> </w:t>
@@ -13280,14 +18804,6 @@
       </w:r>
       <w:r>
         <w:t xml:space="preserve">LSPC was used with an additional 3 TMDL assessment units.</w:t>
-      </w:r>
-    </w:p>
-    <w:p>
-      <w:pPr>
-        <w:pStyle w:val="BodyText"/>
-      </w:pPr>
-      <w:r>
-        <w:t xml:space="preserve">PLSM pollutant load screening model</w:t>
       </w:r>
     </w:p>
     <w:p>
@@ -13402,20 +18918,6 @@
         <w:t xml:space="preserve">.</w:t>
       </w:r>
     </w:p>
-    <w:p>
-      <w:pPr>
-        <w:pStyle w:val="BodyText"/>
-      </w:pPr>
-      <w:r>
-        <w:t xml:space="preserve">HSPF, LSPC, and SWAT provide similar qualities for modelling watershed</w:t>
-      </w:r>
-      <w:r>
-        <w:t xml:space="preserve"> </w:t>
-      </w:r>
-      <w:r>
-        <w:t xml:space="preserve">runoff and water quality processes.</w:t>
-      </w:r>
-    </w:p>
     <w:bookmarkEnd w:id="23"/>
     <w:bookmarkStart w:id="24" w:name="receiving-body-models"/>
     <w:p>
@@ -13437,7 +18939,7 @@
         <w:t xml:space="preserve"> </w:t>
       </w:r>
       <w:r>
-        <w:t xml:space="preserve">It was primarily used in Florida to simulate steady state mean annual</w:t>
+        <w:t xml:space="preserve">It was primarily used in Florida to simulate steady-state mean annual</w:t>
       </w:r>
       <w:r>
         <w:t xml:space="preserve"> </w:t>
@@ -13449,7 +18951,7 @@
         <w:t xml:space="preserve"> </w:t>
       </w:r>
       <w:r>
-        <w:t xml:space="preserve">BATHTUB is a steady state state, semi-empirical water quality model developed</w:t>
+        <w:t xml:space="preserve">BATHTUB is a steady-state state, semi-empirical water quality model developed</w:t>
       </w:r>
       <w:r>
         <w:t xml:space="preserve"> </w:t>
@@ -13556,7 +19058,7 @@
         <w:t xml:space="preserve"> </w:t>
       </w:r>
       <w:r>
-        <w:t xml:space="preserve">WET is a fully-dynamic process based water quality model that simulates ecological</w:t>
+        <w:t xml:space="preserve">WET is a fully dynamic process-based water quality model that simulates ecological</w:t>
       </w:r>
       <w:r>
         <w:t xml:space="preserve"> </w:t>
@@ -13780,13 +19282,13 @@
         <w:t xml:space="preserve"> </w:t>
       </w:r>
       <w:r>
-        <w:t xml:space="preserve">WASP model in three additional assessment units. In this mode, the EFDC</w:t>
-      </w:r>
-      <w:r>
-        <w:t xml:space="preserve"> </w:t>
-      </w:r>
-      <w:r>
-        <w:t xml:space="preserve">model is used to simulate hydrodynamics across space and time in either one,</w:t>
+        <w:t xml:space="preserve">WASP model in three additional assessment units. When coordinated, the EFDC</w:t>
+      </w:r>
+      <w:r>
+        <w:t xml:space="preserve"> </w:t>
+      </w:r>
+      <w:r>
+        <w:t xml:space="preserve">model is typically used to simulate hydrodynamics across space and time in either one,</w:t>
       </w:r>
       <w:r>
         <w:t xml:space="preserve"> </w:t>
@@ -13813,13 +19315,19 @@
         <w:t xml:space="preserve">(Wool et al. 2020)</w:t>
       </w:r>
       <w:r>
-        <w:t xml:space="preserve">.</w:t>
+        <w:t xml:space="preserve">. EPA’s BASINS</w:t>
+      </w:r>
+      <w:r>
+        <w:t xml:space="preserve"> </w:t>
+      </w:r>
+      <w:r>
+        <w:t xml:space="preserve">modeling systems includes plugins to support WASP and more recently EFDCPlus.</w:t>
       </w:r>
     </w:p>
     <w:p>
       <w:pPr>
         <w:sectPr>
-          <w:footerReference w:officer="true" r:id="rId82" w:type="default">
+          <w:footerReference w:officer="true" r:id="rId93" w:type="default">
 </w:footerReference>
           <w:pgMar w:header="708" w:bottom="1417" w:top="1417" w:right="1417" w:left="1417" w:footer="708" w:gutter="0"/>
           <w:pgSz w:h="16838" w:w="11906" w:orient="portrait"/>
@@ -13831,7 +19339,7 @@
     <w:bookmarkEnd w:id="24"/>
     <w:bookmarkEnd w:id="25"/>
     <w:bookmarkEnd w:id="26"/>
-    <w:bookmarkStart w:id="27" w:name="discussion"/>
+    <w:bookmarkStart w:id="32" w:name="discussion"/>
     <w:p>
       <w:pPr>
         <w:pStyle w:val="Heading1"/>
@@ -13845,11 +19353,415 @@
         <w:pStyle w:val="FirstParagraph"/>
       </w:pPr>
       <w:r>
-        <w:t xml:space="preserve">Talk about BASINS(?)</w:t>
+        <w:t xml:space="preserve">There are numerous options for quantifying watershed runoff loads.</w:t>
+      </w:r>
+      <w:r>
+        <w:t xml:space="preserve"> </w:t>
+      </w:r>
+      <w:r>
+        <w:t xml:space="preserve">Data availability, watershed characteristics, receiving water body</w:t>
+      </w:r>
+      <w:r>
+        <w:t xml:space="preserve"> </w:t>
+      </w:r>
+      <w:r>
+        <w:t xml:space="preserve">characteristics, and planning needs can help guide modelling approaches.</w:t>
+      </w:r>
+      <w:r>
+        <w:t xml:space="preserve"> </w:t>
+      </w:r>
+      <w:r>
+        <w:t xml:space="preserve">For example, simple regression approaches (WRTDS, GAMs) can be utilized to</w:t>
+      </w:r>
+      <w:r>
+        <w:t xml:space="preserve"> </w:t>
+      </w:r>
+      <w:r>
+        <w:t xml:space="preserve">estimate daily nutrient loads in watersheds when there are strategically located</w:t>
+      </w:r>
+      <w:r>
+        <w:t xml:space="preserve"> </w:t>
+      </w:r>
+      <w:r>
+        <w:t xml:space="preserve">stream gages near the watershed outlet and co-located pollutant samples.</w:t>
+      </w:r>
+      <w:r>
+        <w:t xml:space="preserve"> </w:t>
+      </w:r>
+      <w:r>
+        <w:t xml:space="preserve">These approaches perform best with a long data record and most importantly</w:t>
+      </w:r>
+      <w:r>
+        <w:t xml:space="preserve"> </w:t>
+      </w:r>
+      <w:r>
+        <w:t xml:space="preserve">flow-dependent and/or storm-biased samples that capture the flow-related</w:t>
+      </w:r>
+      <w:r>
+        <w:t xml:space="preserve"> </w:t>
+      </w:r>
+      <w:r>
+        <w:t xml:space="preserve">variability for in-stream pollutant concentrations.</w:t>
+      </w:r>
+      <w:r>
+        <w:t xml:space="preserve"> </w:t>
+      </w:r>
+      <w:r>
+        <w:t xml:space="preserve">Additionally, regression approaches are useful for establishing</w:t>
+      </w:r>
+      <w:r>
+        <w:t xml:space="preserve"> </w:t>
+      </w:r>
+      <w:r>
+        <w:t xml:space="preserve">statistically defined linkages between pollutant loadings and in-lake</w:t>
+      </w:r>
+      <w:r>
+        <w:t xml:space="preserve"> </w:t>
+      </w:r>
+      <w:r>
+        <w:t xml:space="preserve">water quality conditions or responses.</w:t>
+      </w:r>
+      <w:r>
+        <w:t xml:space="preserve"> </w:t>
+      </w:r>
+      <w:r>
+        <w:t xml:space="preserve">However, in absence of strong evidence, one should be cautious about extrapolating</w:t>
+      </w:r>
+      <w:r>
+        <w:t xml:space="preserve"> </w:t>
+      </w:r>
+      <w:r>
+        <w:t xml:space="preserve">typical regression model results outside of observed values.</w:t>
+      </w:r>
+      <w:r>
+        <w:t xml:space="preserve"> </w:t>
+      </w:r>
+      <w:r>
+        <w:t xml:space="preserve">Therefore, using the models to predict</w:t>
+      </w:r>
+      <w:r>
+        <w:t xml:space="preserve"> </w:t>
+      </w:r>
+      <w:r>
+        <w:t xml:space="preserve">responses in loading to best management practices, major changes in hydrology,</w:t>
+      </w:r>
+      <w:r>
+        <w:t xml:space="preserve"> </w:t>
+      </w:r>
+      <w:r>
+        <w:t xml:space="preserve">or other unobserved scenarios can be a challenge.</w:t>
+      </w:r>
+    </w:p>
+    <w:p>
+      <w:pPr>
+        <w:pStyle w:val="BodyText"/>
+      </w:pPr>
+      <w:r>
+        <w:t xml:space="preserve">Mechanistic watershed models such as HSPF, LSPC, and SWAT rely on simulating</w:t>
+      </w:r>
+      <w:r>
+        <w:t xml:space="preserve"> </w:t>
+      </w:r>
+      <w:r>
+        <w:t xml:space="preserve">the physical processes in runoff, infiltration, geochemistry, and other</w:t>
+      </w:r>
+      <w:r>
+        <w:t xml:space="preserve"> </w:t>
+      </w:r>
+      <w:r>
+        <w:t xml:space="preserve">environmental and anthropogenic influences.</w:t>
+      </w:r>
+      <w:r>
+        <w:t xml:space="preserve"> </w:t>
+      </w:r>
+      <w:r>
+        <w:t xml:space="preserve">The relative advantages of these models include being able to simulate</w:t>
+      </w:r>
+      <w:r>
+        <w:t xml:space="preserve"> </w:t>
+      </w:r>
+      <w:r>
+        <w:t xml:space="preserve">scenarios that have not been observed in the watershed, predict responses</w:t>
+      </w:r>
+      <w:r>
+        <w:t xml:space="preserve"> </w:t>
+      </w:r>
+      <w:r>
+        <w:t xml:space="preserve">to BMP scenarios, and being able to fit reasonable models without a long data</w:t>
+      </w:r>
+      <w:r>
+        <w:t xml:space="preserve"> </w:t>
+      </w:r>
+      <w:r>
+        <w:t xml:space="preserve">record. However, these models do require more data in regards to soil types,</w:t>
+      </w:r>
+      <w:r>
+        <w:t xml:space="preserve"> </w:t>
+      </w:r>
+      <w:r>
+        <w:t xml:space="preserve">land cover, agricultural uses, weather, and other variables that are used</w:t>
+      </w:r>
+      <w:r>
+        <w:t xml:space="preserve"> </w:t>
+      </w:r>
+      <w:r>
+        <w:t xml:space="preserve">to drive the simulation. The models also have numerous parameters that</w:t>
+      </w:r>
+      <w:r>
+        <w:t xml:space="preserve"> </w:t>
+      </w:r>
+      <w:r>
+        <w:t xml:space="preserve">can be leverged to calibrate the models, which necessitate technicians that</w:t>
+      </w:r>
+      <w:r>
+        <w:t xml:space="preserve"> </w:t>
+      </w:r>
+      <w:r>
+        <w:t xml:space="preserve">have strong understanding of the the underlying model processes.</w:t>
+      </w:r>
+      <w:r>
+        <w:t xml:space="preserve"> </w:t>
+      </w:r>
+      <w:r>
+        <w:t xml:space="preserve">Technical and computing improvements have simplified gathering and formatting of the input data</w:t>
+      </w:r>
+      <w:r>
+        <w:t xml:space="preserve"> </w:t>
+      </w:r>
+      <w:r>
+        <w:t xml:space="preserve">for these models. Furthermore, new approaches that leverage machine learning and</w:t>
+      </w:r>
+      <w:r>
+        <w:t xml:space="preserve"> </w:t>
+      </w:r>
+      <w:r>
+        <w:t xml:space="preserve">other algorithms for calibrating models have increased capacity to rapidly</w:t>
+      </w:r>
+      <w:r>
+        <w:t xml:space="preserve"> </w:t>
+      </w:r>
+      <w:r>
+        <w:t xml:space="preserve">calibrate and validate these complex models. However, with these approaches</w:t>
+      </w:r>
+      <w:r>
+        <w:t xml:space="preserve"> </w:t>
+      </w:r>
+      <w:r>
+        <w:t xml:space="preserve">there is a danger of achieving a good model fit with the</w:t>
+      </w:r>
+      <w:r>
+        <w:t xml:space="preserve"> </w:t>
+      </w:r>
+      <w:r>
+        <w:t xml:space="preserve">incorrect model parameters, leading to</w:t>
+      </w:r>
+      <w:r>
+        <w:t xml:space="preserve"> </w:t>
+      </w:r>
+      <w:r>
+        <w:t xml:space="preserve">incorrect predictions during unobserved scenarios.</w:t>
+      </w:r>
+      <w:r>
+        <w:t xml:space="preserve"> </w:t>
+      </w:r>
+      <w:r>
+        <w:t xml:space="preserve">For reservoirs where steady-state conditions are of interest, simple semi-empirical</w:t>
+      </w:r>
+      <w:r>
+        <w:t xml:space="preserve"> </w:t>
+      </w:r>
+      <w:r>
+        <w:t xml:space="preserve">models such as CN or PLSM might be sufficient, but modelling watershed response to</w:t>
+      </w:r>
+      <w:r>
+        <w:t xml:space="preserve"> </w:t>
+      </w:r>
+      <w:r>
+        <w:t xml:space="preserve">management changes will remain challenging with semi-empirical approaches.</w:t>
+      </w:r>
+    </w:p>
+    <w:p>
+      <w:pPr>
+        <w:pStyle w:val="BodyText"/>
+      </w:pPr>
+      <w:r>
+        <w:t xml:space="preserve">Similar predictive needs drive the decisions for appropriate receiving body</w:t>
+      </w:r>
+      <w:r>
+        <w:t xml:space="preserve"> </w:t>
+      </w:r>
+      <w:r>
+        <w:t xml:space="preserve">models. BATHTUB is a relatively simplistic semi-empirical model well suited</w:t>
+      </w:r>
+      <w:r>
+        <w:t xml:space="preserve"> </w:t>
+      </w:r>
+      <w:r>
+        <w:t xml:space="preserve">to simulate steady-state conditions where temporal or spatial dynamics</w:t>
+      </w:r>
+      <w:r>
+        <w:t xml:space="preserve"> </w:t>
+      </w:r>
+      <w:r>
+        <w:t xml:space="preserve">are not of primary interest. EFDC and WASP are employed as system</w:t>
+      </w:r>
+      <w:r>
+        <w:t xml:space="preserve"> </w:t>
+      </w:r>
+      <w:r>
+        <w:t xml:space="preserve">complexity increases or impairments are seasonally and temporally variable due</w:t>
+      </w:r>
+      <w:r>
+        <w:t xml:space="preserve"> </w:t>
+      </w:r>
+      <w:r>
+        <w:t xml:space="preserve">to complex hydrodynamics, reservoir stratification, or other periodic drivers</w:t>
+      </w:r>
+      <w:r>
+        <w:t xml:space="preserve"> </w:t>
+      </w:r>
+      <w:r>
+        <w:t xml:space="preserve">of nutrient input and cycling.</w:t>
+      </w:r>
+    </w:p>
+    <w:bookmarkStart w:id="27" w:name="model-coordination"/>
+    <w:p>
+      <w:pPr>
+        <w:pStyle w:val="Heading2"/>
+      </w:pPr>
+      <w:r>
+        <w:t xml:space="preserve">Model Coordination</w:t>
+      </w:r>
+    </w:p>
+    <w:p>
+      <w:pPr>
+        <w:pStyle w:val="FirstParagraph"/>
+      </w:pPr>
+      <w:r>
+        <w:t xml:space="preserve">Successful TMDL development hinges on stakeholder trust in the processes, data,</w:t>
+      </w:r>
+      <w:r>
+        <w:t xml:space="preserve"> </w:t>
+      </w:r>
+      <w:r>
+        <w:t xml:space="preserve">and products used to develop the load allocations and scenarios for load reductions.</w:t>
+      </w:r>
+      <w:r>
+        <w:t xml:space="preserve"> </w:t>
+      </w:r>
+      <w:r>
+        <w:t xml:space="preserve">Simplified modelling approaches are attractive due to ease of both deployment</w:t>
+      </w:r>
+      <w:r>
+        <w:t xml:space="preserve"> </w:t>
+      </w:r>
+      <w:r>
+        <w:t xml:space="preserve">and communicating results to stakeholders, reduced data collection needs,</w:t>
+      </w:r>
+      <w:r>
+        <w:t xml:space="preserve"> </w:t>
+      </w:r>
+      <w:r>
+        <w:t xml:space="preserve">reduced technical analysts costs, and less time spent developing models</w:t>
+      </w:r>
+      <w:r>
+        <w:t xml:space="preserve"> </w:t>
+      </w:r>
+      <w:r>
+        <w:t xml:space="preserve">(Zhang and Quinn 2019)</w:t>
+      </w:r>
+      <w:r>
+        <w:t xml:space="preserve">. However the trade offs for simplicity can</w:t>
+      </w:r>
+      <w:r>
+        <w:t xml:space="preserve"> </w:t>
+      </w:r>
+      <w:r>
+        <w:t xml:space="preserve">include inaccurate load estimates, ineffective management strategies, or</w:t>
+      </w:r>
+      <w:r>
+        <w:t xml:space="preserve"> </w:t>
+      </w:r>
+      <w:r>
+        <w:t xml:space="preserve">unrealistic expectations for water quality improvement.</w:t>
+      </w:r>
+      <w:r>
+        <w:t xml:space="preserve"> </w:t>
+      </w:r>
+      <w:r>
+        <w:t xml:space="preserve">A single modelling approach for all water bodies should not be expected,</w:t>
+      </w:r>
+      <w:r>
+        <w:t xml:space="preserve"> </w:t>
+      </w:r>
+      <w:r>
+        <w:t xml:space="preserve">instead the TMDL process can integrate phased approaches that move to more</w:t>
+      </w:r>
+      <w:r>
+        <w:t xml:space="preserve"> </w:t>
+      </w:r>
+      <w:r>
+        <w:t xml:space="preserve">complex model frameworks as more data and information about the system is gathered</w:t>
+      </w:r>
+      <w:r>
+        <w:t xml:space="preserve"> </w:t>
+      </w:r>
+      <w:r>
+        <w:t xml:space="preserve">(Chapra 2003; Zhang and Quinn 2019)</w:t>
       </w:r>
     </w:p>
     <w:bookmarkEnd w:id="27"/>
-    <w:bookmarkStart w:id="83" w:name="references"/>
+    <w:bookmarkStart w:id="29" w:name="other-models"/>
+    <w:p>
+      <w:pPr>
+        <w:pStyle w:val="Heading2"/>
+      </w:pPr>
+      <w:r>
+        <w:t xml:space="preserve">Other Models</w:t>
+      </w:r>
+    </w:p>
+    <w:p>
+      <w:pPr>
+        <w:pStyle w:val="FirstParagraph"/>
+      </w:pPr>
+      <w:r>
+        <w:t xml:space="preserve">Talk about BASINS(?)</w:t>
+      </w:r>
+      <w:r>
+        <w:t xml:space="preserve"> </w:t>
+      </w:r>
+      <w:hyperlink r:id="rId28">
+        <w:r>
+          <w:rPr>
+            <w:rStyle w:val="Hyperlink"/>
+          </w:rPr>
+          <w:t xml:space="preserve">https://link.springer.com/chapter/10.1007/978-0-387-09722-0_18</w:t>
+        </w:r>
+      </w:hyperlink>
+    </w:p>
+    <w:bookmarkEnd w:id="29"/>
+    <w:bookmarkStart w:id="30" w:name="data-needs"/>
+    <w:p>
+      <w:pPr>
+        <w:pStyle w:val="Heading2"/>
+      </w:pPr>
+      <w:r>
+        <w:t xml:space="preserve">Data Needs</w:t>
+      </w:r>
+    </w:p>
+    <w:bookmarkEnd w:id="30"/>
+    <w:bookmarkStart w:id="31" w:name="model-coordination-1"/>
+    <w:p>
+      <w:pPr>
+        <w:pStyle w:val="Heading2"/>
+      </w:pPr>
+      <w:r>
+        <w:t xml:space="preserve">Model Coordination</w:t>
+      </w:r>
+    </w:p>
+    <w:bookmarkEnd w:id="31"/>
+    <w:bookmarkEnd w:id="32"/>
+    <w:bookmarkStart w:id="94" w:name="references"/>
     <w:p>
       <w:pPr>
         <w:pStyle w:val="Heading1"/>
@@ -13858,8 +19770,8 @@
         <w:t xml:space="preserve">References</w:t>
       </w:r>
     </w:p>
-    <w:bookmarkStart w:id="82" w:name="refs"/>
-    <w:bookmarkStart w:id="29" w:name="ref-adamusEstimatingNonpointSource1995"/>
+    <w:bookmarkStart w:id="93" w:name="refs"/>
+    <w:bookmarkStart w:id="34" w:name="ref-adamusEstimatingNonpointSource1995"/>
     <w:p>
       <w:pPr>
         <w:pStyle w:val="Bibliography"/>
@@ -13879,7 +19791,7 @@
       <w:r>
         <w:t xml:space="preserve">screening model. Journal of the American Water Resources Association. 31(4):647–655. doi:</w:t>
       </w:r>
-      <w:hyperlink r:id="rId28">
+      <w:hyperlink r:id="rId33">
         <w:r>
           <w:rPr>
             <w:rStyle w:val="Hyperlink"/>
@@ -13891,8 +19803,8 @@
         <w:t xml:space="preserve">.</w:t>
       </w:r>
     </w:p>
-    <w:bookmarkEnd w:id="29"/>
-    <w:bookmarkStart w:id="31" w:name="ref-beckFourDecadesWater2018"/>
+    <w:bookmarkEnd w:id="34"/>
+    <w:bookmarkStart w:id="36" w:name="ref-beckFourDecadesWater2018"/>
     <w:p>
       <w:pPr>
         <w:pStyle w:val="Bibliography"/>
@@ -13909,7 +19821,7 @@
       <w:r>
         <w:t xml:space="preserve">. Estuarine, Coastal and Shelf Science. 212:11–22. doi:</w:t>
       </w:r>
-      <w:hyperlink r:id="rId30">
+      <w:hyperlink r:id="rId35">
         <w:r>
           <w:rPr>
             <w:rStyle w:val="Hyperlink"/>
@@ -13921,8 +19833,8 @@
         <w:t xml:space="preserve">.</w:t>
       </w:r>
     </w:p>
-    <w:bookmarkEnd w:id="31"/>
-    <w:bookmarkStart w:id="33" w:name="X73e4b776a172eaf21ab8480ef1be12b66553e20"/>
+    <w:bookmarkEnd w:id="36"/>
+    <w:bookmarkStart w:id="38" w:name="X73e4b776a172eaf21ab8480ef1be12b66553e20"/>
     <w:p>
       <w:pPr>
         <w:pStyle w:val="Bibliography"/>
@@ -13930,7 +19842,7 @@
       <w:r>
         <w:t xml:space="preserve">Bergbusch NT, Hayes NM, Simpson GL, Leavitt PR. 2021. Unexpected shift from phytoplankton to periphyton in eutrophic streams due to wastewater influx. Limnology and Oceanography. 66(7):2745–2761. doi:</w:t>
       </w:r>
-      <w:hyperlink r:id="rId32">
+      <w:hyperlink r:id="rId37">
         <w:r>
           <w:rPr>
             <w:rStyle w:val="Hyperlink"/>
@@ -13942,8 +19854,8 @@
         <w:t xml:space="preserve">.</w:t>
       </w:r>
     </w:p>
-    <w:bookmarkEnd w:id="33"/>
-    <w:bookmarkStart w:id="34" w:name="Xb462e8174e614d04adb9a3a2bb8d600ddadf76c"/>
+    <w:bookmarkEnd w:id="38"/>
+    <w:bookmarkStart w:id="39" w:name="Xb462e8174e614d04adb9a3a2bb8d600ddadf76c"/>
     <w:p>
       <w:pPr>
         <w:pStyle w:val="Bibliography"/>
@@ -13970,8 +19882,8 @@
         <w:t xml:space="preserve">’s manual for version 11. Athens, GA: U.S. Environmental Protection Agency, National Exposure Research Laboratory Report No.: EPA/600/R-97/080.</w:t>
       </w:r>
     </w:p>
-    <w:bookmarkEnd w:id="34"/>
-    <w:bookmarkStart w:id="36" w:name="X909347c3d3e4cc53ece4a191f8fcbe557565782"/>
+    <w:bookmarkEnd w:id="39"/>
+    <w:bookmarkStart w:id="41" w:name="X909347c3d3e4cc53ece4a191f8fcbe557565782"/>
     <w:p>
       <w:pPr>
         <w:pStyle w:val="Bibliography"/>
@@ -14021,7 +19933,7 @@
       <w:r>
         <w:t xml:space="preserve">. JAWRA Journal of the American Water Resources Association. 53(1):115–130. doi:</w:t>
       </w:r>
-      <w:hyperlink r:id="rId35">
+      <w:hyperlink r:id="rId40">
         <w:r>
           <w:rPr>
             <w:rStyle w:val="Hyperlink"/>
@@ -14033,8 +19945,8 @@
         <w:t xml:space="preserve">.</w:t>
       </w:r>
     </w:p>
-    <w:bookmarkEnd w:id="36"/>
-    <w:bookmarkStart w:id="38" w:name="ref-borahWatershedModelsDevelopment2019"/>
+    <w:bookmarkEnd w:id="41"/>
+    <w:bookmarkStart w:id="43" w:name="ref-borahWatershedModelsDevelopment2019"/>
     <w:p>
       <w:pPr>
         <w:pStyle w:val="Bibliography"/>
@@ -14051,7 +19963,7 @@
       <w:r>
         <w:t xml:space="preserve">. Journal of Hydrologic Engineering. 24(1):03118001. doi:</w:t>
       </w:r>
-      <w:hyperlink r:id="rId37">
+      <w:hyperlink r:id="rId42">
         <w:r>
           <w:rPr>
             <w:rStyle w:val="Hyperlink"/>
@@ -14063,8 +19975,8 @@
         <w:t xml:space="preserve">.</w:t>
       </w:r>
     </w:p>
-    <w:bookmarkEnd w:id="38"/>
-    <w:bookmarkStart w:id="40" w:name="ref-camachoReceivingWaterQuality2019"/>
+    <w:bookmarkEnd w:id="43"/>
+    <w:bookmarkStart w:id="45" w:name="ref-camachoReceivingWaterQuality2019"/>
     <w:p>
       <w:pPr>
         <w:pStyle w:val="Bibliography"/>
@@ -14084,7 +19996,7 @@
       <w:r>
         <w:t xml:space="preserve">development and implementation. Journal of Hydrologic Engineering. 24(2):04018063. doi:</w:t>
       </w:r>
-      <w:hyperlink r:id="rId39">
+      <w:hyperlink r:id="rId44">
         <w:r>
           <w:rPr>
             <w:rStyle w:val="Hyperlink"/>
@@ -14096,13 +20008,55 @@
         <w:t xml:space="preserve">.</w:t>
       </w:r>
     </w:p>
-    <w:bookmarkEnd w:id="40"/>
-    <w:bookmarkStart w:id="42" w:name="ref-epaApproachUsingLoad2007"/>
+    <w:bookmarkEnd w:id="45"/>
+    <w:bookmarkStart w:id="47" w:name="ref-chapraEngineeringWaterQuality2003"/>
     <w:p>
       <w:pPr>
         <w:pStyle w:val="Bibliography"/>
       </w:pPr>
       <w:r>
+        <w:t xml:space="preserve">Chapra SC. 2003. Engineering</w:t>
+      </w:r>
+      <w:r>
+        <w:t xml:space="preserve"> </w:t>
+      </w:r>
+      <w:r>
+        <w:t xml:space="preserve">Water Quality Models</w:t>
+      </w:r>
+      <w:r>
+        <w:t xml:space="preserve"> </w:t>
+      </w:r>
+      <w:r>
+        <w:t xml:space="preserve">and</w:t>
+      </w:r>
+      <w:r>
+        <w:t xml:space="preserve"> </w:t>
+      </w:r>
+      <w:r>
+        <w:t xml:space="preserve">TMDLs</w:t>
+      </w:r>
+      <w:r>
+        <w:t xml:space="preserve">. Journal of Water Resources Planning and Management. 129(4):247–256. doi:</w:t>
+      </w:r>
+      <w:hyperlink r:id="rId46">
+        <w:r>
+          <w:rPr>
+            <w:rStyle w:val="Hyperlink"/>
+          </w:rPr>
+          <w:t xml:space="preserve">10.1061/(ASCE)0733-9496(2003)129:4(247)</w:t>
+        </w:r>
+      </w:hyperlink>
+      <w:r>
+        <w:t xml:space="preserve">.</w:t>
+      </w:r>
+    </w:p>
+    <w:bookmarkEnd w:id="47"/>
+    <w:bookmarkStart w:id="49" w:name="ref-epaApproachUsingLoad2007"/>
+    <w:p>
+      <w:pPr>
+        <w:pStyle w:val="Bibliography"/>
+      </w:pPr>
+      <w:r>
         <w:t xml:space="preserve">EPA. 2007. An</w:t>
       </w:r>
       <w:r>
@@ -14153,7 +20107,7 @@
       <w:r>
         <w:t xml:space="preserve"> </w:t>
       </w:r>
-      <w:hyperlink r:id="rId41">
+      <w:hyperlink r:id="rId48">
         <w:r>
           <w:rPr>
             <w:rStyle w:val="Hyperlink"/>
@@ -14165,8 +20119,8 @@
         <w:t xml:space="preserve">.</w:t>
       </w:r>
     </w:p>
-    <w:bookmarkEnd w:id="42"/>
-    <w:bookmarkStart w:id="44" w:name="ref-epaAssessmentTotalMaximum2025"/>
+    <w:bookmarkEnd w:id="49"/>
+    <w:bookmarkStart w:id="51" w:name="ref-epaAssessmentTotalMaximum2025"/>
     <w:p>
       <w:pPr>
         <w:pStyle w:val="Bibliography"/>
@@ -14225,7 +20179,7 @@
       <w:r>
         <w:t xml:space="preserve"> </w:t>
       </w:r>
-      <w:hyperlink r:id="rId43">
+      <w:hyperlink r:id="rId50">
         <w:r>
           <w:rPr>
             <w:rStyle w:val="Hyperlink"/>
@@ -14237,8 +20191,8 @@
         <w:t xml:space="preserve">.</w:t>
       </w:r>
     </w:p>
-    <w:bookmarkEnd w:id="44"/>
-    <w:bookmarkStart w:id="46" w:name="ref-hawqs2.0HAWQSSystem202023"/>
+    <w:bookmarkEnd w:id="51"/>
+    <w:bookmarkStart w:id="53" w:name="ref-hawqs2.0HAWQSSystem202023"/>
     <w:p>
       <w:pPr>
         <w:pStyle w:val="Bibliography"/>
@@ -14303,7 +20257,7 @@
       <w:r>
         <w:t xml:space="preserve"> </w:t>
       </w:r>
-      <w:hyperlink r:id="rId45">
+      <w:hyperlink r:id="rId52">
         <w:r>
           <w:rPr>
             <w:rStyle w:val="Hyperlink"/>
@@ -14315,8 +20269,8 @@
         <w:t xml:space="preserve">.</w:t>
       </w:r>
     </w:p>
-    <w:bookmarkEnd w:id="46"/>
-    <w:bookmarkStart w:id="48" w:name="ref-hirschWeightedRegressionsTime2010"/>
+    <w:bookmarkEnd w:id="53"/>
+    <w:bookmarkStart w:id="55" w:name="ref-hirschWeightedRegressionsTime2010"/>
     <w:p>
       <w:pPr>
         <w:pStyle w:val="Bibliography"/>
@@ -14384,7 +20338,7 @@
       <w:r>
         <w:t xml:space="preserve">inputs. JAWRA Journal of the American Water Resources Association. 46(5):857–880. doi:</w:t>
       </w:r>
-      <w:hyperlink r:id="rId47">
+      <w:hyperlink r:id="rId54">
         <w:r>
           <w:rPr>
             <w:rStyle w:val="Hyperlink"/>
@@ -14396,8 +20350,8 @@
         <w:t xml:space="preserve">.</w:t>
       </w:r>
     </w:p>
-    <w:bookmarkEnd w:id="48"/>
-    <w:bookmarkStart w:id="50" w:name="ref-jonesBacteriaTotalMaximum2009"/>
+    <w:bookmarkEnd w:id="55"/>
+    <w:bookmarkStart w:id="57" w:name="ref-jonesBacteriaTotalMaximum2009"/>
     <w:p>
       <w:pPr>
         <w:pStyle w:val="Bibliography"/>
@@ -14417,7 +20371,7 @@
       <w:r>
         <w:t xml:space="preserve"> </w:t>
       </w:r>
-      <w:hyperlink r:id="rId49">
+      <w:hyperlink r:id="rId56">
         <w:r>
           <w:rPr>
             <w:rStyle w:val="Hyperlink"/>
@@ -14429,8 +20383,8 @@
         <w:t xml:space="preserve">.</w:t>
       </w:r>
     </w:p>
-    <w:bookmarkEnd w:id="50"/>
-    <w:bookmarkStart w:id="52" w:name="ref-nielsenIntroducingQWETQGISplugin2021"/>
+    <w:bookmarkEnd w:id="57"/>
+    <w:bookmarkStart w:id="59" w:name="ref-nielsenIntroducingQWETQGISplugin2021"/>
     <w:p>
       <w:pPr>
         <w:pStyle w:val="Bibliography"/>
@@ -14474,7 +20428,7 @@
       <w:r>
         <w:t xml:space="preserve">model. Environmental Modelling &amp; Software. 135:104886. doi:</w:t>
       </w:r>
-      <w:hyperlink r:id="rId51">
+      <w:hyperlink r:id="rId58">
         <w:r>
           <w:rPr>
             <w:rStyle w:val="Hyperlink"/>
@@ -14486,8 +20440,8 @@
         <w:t xml:space="preserve">.</w:t>
       </w:r>
     </w:p>
-    <w:bookmarkEnd w:id="52"/>
-    <w:bookmarkStart w:id="54" w:name="Xc60e8cf929e7d0ce9951e54cad2dd8335cf2350"/>
+    <w:bookmarkEnd w:id="59"/>
+    <w:bookmarkStart w:id="61" w:name="Xc60e8cf929e7d0ce9951e54cad2dd8335cf2350"/>
     <w:p>
       <w:pPr>
         <w:pStyle w:val="Bibliography"/>
@@ -14507,7 +20461,7 @@
       <w:r>
         <w:t xml:space="preserve">dataset. Aquatic Ecology. 42(2):213–226. doi:</w:t>
       </w:r>
-      <w:hyperlink r:id="rId53">
+      <w:hyperlink r:id="rId60">
         <w:r>
           <w:rPr>
             <w:rStyle w:val="Hyperlink"/>
@@ -14519,8 +20473,8 @@
         <w:t xml:space="preserve">.</w:t>
       </w:r>
     </w:p>
-    <w:bookmarkEnd w:id="54"/>
-    <w:bookmarkStart w:id="56" w:name="X9908c3c11d2ce7c45992bd046a78b3587daa4e5"/>
+    <w:bookmarkEnd w:id="61"/>
+    <w:bookmarkStart w:id="63" w:name="X9908c3c11d2ce7c45992bd046a78b3587daa4e5"/>
     <w:p>
       <w:pPr>
         <w:pStyle w:val="Bibliography"/>
@@ -14564,7 +20518,7 @@
       <w:r>
         <w:t xml:space="preserve"> </w:t>
       </w:r>
-      <w:hyperlink r:id="rId55">
+      <w:hyperlink r:id="rId62">
         <w:r>
           <w:rPr>
             <w:rStyle w:val="Hyperlink"/>
@@ -14576,8 +20530,8 @@
         <w:t xml:space="preserve">.</w:t>
       </w:r>
     </w:p>
-    <w:bookmarkEnd w:id="56"/>
-    <w:bookmarkStart w:id="58" w:name="X078b1b92f591229c20f3683e30853c808054c88"/>
+    <w:bookmarkEnd w:id="63"/>
+    <w:bookmarkStart w:id="65" w:name="X078b1b92f591229c20f3683e30853c808054c88"/>
     <w:p>
       <w:pPr>
         <w:pStyle w:val="Bibliography"/>
@@ -14585,7 +20539,7 @@
       <w:r>
         <w:t xml:space="preserve">Robson BJ, Dourdet V. 2015. Prediction of sediment, particulate nutrient and dissolved nutrient concentrations in a dry tropical river to provide input to a mechanistic coastal water quality model. Environmental Modelling &amp; Software. 63:97–108. doi:</w:t>
       </w:r>
-      <w:hyperlink r:id="rId57">
+      <w:hyperlink r:id="rId64">
         <w:r>
           <w:rPr>
             <w:rStyle w:val="Hyperlink"/>
@@ -14597,8 +20551,8 @@
         <w:t xml:space="preserve">.</w:t>
       </w:r>
     </w:p>
-    <w:bookmarkEnd w:id="58"/>
-    <w:bookmarkStart w:id="60" w:name="ref-rollelongleyEffectsNutrientLoad2019"/>
+    <w:bookmarkEnd w:id="65"/>
+    <w:bookmarkStart w:id="67" w:name="ref-rollelongleyEffectsNutrientLoad2019"/>
     <w:p>
       <w:pPr>
         <w:pStyle w:val="Bibliography"/>
@@ -14645,7 +20599,7 @@
       <w:r>
         <w:t xml:space="preserve">. Limnologica. 77:125687. doi:</w:t>
       </w:r>
-      <w:hyperlink r:id="rId59">
+      <w:hyperlink r:id="rId66">
         <w:r>
           <w:rPr>
             <w:rStyle w:val="Hyperlink"/>
@@ -14657,8 +20611,8 @@
         <w:t xml:space="preserve">.</w:t>
       </w:r>
     </w:p>
-    <w:bookmarkEnd w:id="60"/>
-    <w:bookmarkStart w:id="62" w:name="ref-runkelLoadEstimatorLOADEST2004"/>
+    <w:bookmarkEnd w:id="67"/>
+    <w:bookmarkStart w:id="69" w:name="ref-runkelLoadEstimatorLOADEST2004"/>
     <w:p>
       <w:pPr>
         <w:pStyle w:val="Bibliography"/>
@@ -14696,7 +20650,7 @@
       <w:r>
         <w:t xml:space="preserve"> </w:t>
       </w:r>
-      <w:hyperlink r:id="rId61">
+      <w:hyperlink r:id="rId68">
         <w:r>
           <w:rPr>
             <w:rStyle w:val="Hyperlink"/>
@@ -14708,8 +20662,8 @@
         <w:t xml:space="preserve">.</w:t>
       </w:r>
     </w:p>
-    <w:bookmarkEnd w:id="62"/>
-    <w:bookmarkStart w:id="64" w:name="ref-schrammTotalMaximumDaily2022"/>
+    <w:bookmarkEnd w:id="69"/>
+    <w:bookmarkStart w:id="71" w:name="ref-schrammTotalMaximumDaily2022"/>
     <w:p>
       <w:pPr>
         <w:pStyle w:val="Bibliography"/>
@@ -14757,7 +20711,7 @@
       <w:r>
         <w:t xml:space="preserve">freshwater streams. Journal of Contemporary Water Research &amp; Education. 176(1):36–49. doi:</w:t>
       </w:r>
-      <w:hyperlink r:id="rId63">
+      <w:hyperlink r:id="rId70">
         <w:r>
           <w:rPr>
             <w:rStyle w:val="Hyperlink"/>
@@ -14769,8 +20723,8 @@
         <w:t xml:space="preserve">.</w:t>
       </w:r>
     </w:p>
-    <w:bookmarkEnd w:id="64"/>
-    <w:bookmarkStart w:id="66" w:name="ref-schrammRATTAINSAccessEPA2023"/>
+    <w:bookmarkEnd w:id="71"/>
+    <w:bookmarkStart w:id="73" w:name="ref-schrammRATTAINSAccessEPA2023"/>
     <w:p>
       <w:pPr>
         <w:pStyle w:val="Bibliography"/>
@@ -14808,7 +20762,7 @@
       <w:r>
         <w:t xml:space="preserve"> </w:t>
       </w:r>
-      <w:hyperlink r:id="rId65">
+      <w:hyperlink r:id="rId72">
         <w:r>
           <w:rPr>
             <w:rStyle w:val="Hyperlink"/>
@@ -14820,8 +20774,8 @@
         <w:t xml:space="preserve">.</w:t>
       </w:r>
     </w:p>
-    <w:bookmarkEnd w:id="66"/>
-    <w:bookmarkStart w:id="68" w:name="ref-tceqSevenTotalMaximum2016"/>
+    <w:bookmarkEnd w:id="73"/>
+    <w:bookmarkStart w:id="75" w:name="ref-tceqSevenTotalMaximum2016"/>
     <w:p>
       <w:pPr>
         <w:pStyle w:val="Bibliography"/>
@@ -14892,7 +20846,7 @@
       <w:r>
         <w:t xml:space="preserve"> </w:t>
       </w:r>
-      <w:hyperlink r:id="rId67">
+      <w:hyperlink r:id="rId74">
         <w:r>
           <w:rPr>
             <w:rStyle w:val="Hyperlink"/>
@@ -14904,8 +20858,8 @@
         <w:t xml:space="preserve">.</w:t>
       </w:r>
     </w:p>
-    <w:bookmarkEnd w:id="68"/>
-    <w:bookmarkStart w:id="70" w:name="ref-tceqTrophicClassificationTexas2024"/>
+    <w:bookmarkEnd w:id="75"/>
+    <w:bookmarkStart w:id="77" w:name="ref-tceqTrophicClassificationTexas2024"/>
     <w:p>
       <w:pPr>
         <w:pStyle w:val="Bibliography"/>
@@ -14937,7 +20891,7 @@
       <w:r>
         <w:t xml:space="preserve"> </w:t>
       </w:r>
-      <w:hyperlink r:id="rId69">
+      <w:hyperlink r:id="rId76">
         <w:r>
           <w:rPr>
             <w:rStyle w:val="Hyperlink"/>
@@ -14949,20 +20903,41 @@
         <w:t xml:space="preserve">.</w:t>
       </w:r>
     </w:p>
-    <w:bookmarkEnd w:id="70"/>
-    <w:bookmarkStart w:id="71" w:name="Xb675f3a160cf67dd0cf9bbdb67252463687a96d"/>
+    <w:bookmarkEnd w:id="77"/>
+    <w:bookmarkStart w:id="79" w:name="ref-teagueSpatiallyExplicitLoad2009"/>
     <w:p>
       <w:pPr>
         <w:pStyle w:val="Bibliography"/>
       </w:pPr>
       <w:r>
-        <w:t xml:space="preserve">Tetra Tech. 2009. Loading</w:t>
-      </w:r>
-      <w:r>
-        <w:t xml:space="preserve"> </w:t>
-      </w:r>
-      <w:r>
-        <w:t xml:space="preserve">Simulation Program</w:t>
+        <w:t xml:space="preserve">Teague A, Karthikeyan R, Babbar-Sebens M, Srinivasan R, Persyn RA. 2009. Spatially</w:t>
+      </w:r>
+      <w:r>
+        <w:t xml:space="preserve"> </w:t>
+      </w:r>
+      <w:r>
+        <w:t xml:space="preserve">Explicit Load Enrichment Calculation Tool</w:t>
+      </w:r>
+      <w:r>
+        <w:t xml:space="preserve"> </w:t>
+      </w:r>
+      <w:r>
+        <w:t xml:space="preserve">to</w:t>
+      </w:r>
+      <w:r>
+        <w:t xml:space="preserve"> </w:t>
+      </w:r>
+      <w:r>
+        <w:t xml:space="preserve">Identify Potential E</w:t>
+      </w:r>
+      <w:r>
+        <w:t xml:space="preserve">. Coli</w:t>
+      </w:r>
+      <w:r>
+        <w:t xml:space="preserve"> </w:t>
+      </w:r>
+      <w:r>
+        <w:t xml:space="preserve">Sources</w:t>
       </w:r>
       <w:r>
         <w:t xml:space="preserve"> </w:t>
@@ -14974,55 +20949,97 @@
         <w:t xml:space="preserve"> </w:t>
       </w:r>
       <w:r>
-        <w:t xml:space="preserve">C</w:t>
-      </w:r>
-      <w:r>
-        <w:t xml:space="preserve">++ (</w:t>
-      </w:r>
-      <w:r>
-        <w:t xml:space="preserve">LSPC</w:t>
-      </w:r>
-      <w:r>
-        <w:t xml:space="preserve">)</w:t>
-      </w:r>
-      <w:r>
-        <w:t xml:space="preserve"> </w:t>
-      </w:r>
-      <w:r>
-        <w:t xml:space="preserve">Version</w:t>
-      </w:r>
-      <w:r>
-        <w:t xml:space="preserve"> </w:t>
-      </w:r>
-      <w:r>
-        <w:t xml:space="preserve">3.1</w:t>
-      </w:r>
-      <w:r>
-        <w:t xml:space="preserve"> </w:t>
-      </w:r>
-      <w:r>
-        <w:t xml:space="preserve">User</w:t>
-      </w:r>
-      <w:r>
-        <w:t xml:space="preserve">’s</w:t>
-      </w:r>
-      <w:r>
-        <w:t xml:space="preserve"> </w:t>
-      </w:r>
-      <w:r>
-        <w:t xml:space="preserve">Manual</w:t>
-      </w:r>
-      <w:r>
-        <w:t xml:space="preserve">. Fairfax, VA: Tetra Tech.</w:t>
+        <w:t xml:space="preserve">Watersheds</w:t>
+      </w:r>
+      <w:r>
+        <w:t xml:space="preserve">. Transactions of the ASABE. 52(4):1109–1120. doi:</w:t>
+      </w:r>
+      <w:hyperlink r:id="rId78">
+        <w:r>
+          <w:rPr>
+            <w:rStyle w:val="Hyperlink"/>
+          </w:rPr>
+          <w:t xml:space="preserve">10.13031/2013.27788</w:t>
+        </w:r>
+      </w:hyperlink>
+      <w:r>
+        <w:t xml:space="preserve">.</w:t>
       </w:r>
     </w:p>
-    <w:bookmarkEnd w:id="71"/>
-    <w:bookmarkStart w:id="73" w:name="Xe1d5c449df819238f8a47c19278c57f66c26c17"/>
+    <w:bookmarkEnd w:id="79"/>
+    <w:bookmarkStart w:id="80" w:name="Xb675f3a160cf67dd0cf9bbdb67252463687a96d"/>
     <w:p>
       <w:pPr>
         <w:pStyle w:val="Bibliography"/>
       </w:pPr>
       <w:r>
+        <w:t xml:space="preserve">Tetra Tech. 2009. Loading</w:t>
+      </w:r>
+      <w:r>
+        <w:t xml:space="preserve"> </w:t>
+      </w:r>
+      <w:r>
+        <w:t xml:space="preserve">Simulation Program</w:t>
+      </w:r>
+      <w:r>
+        <w:t xml:space="preserve"> </w:t>
+      </w:r>
+      <w:r>
+        <w:t xml:space="preserve">in</w:t>
+      </w:r>
+      <w:r>
+        <w:t xml:space="preserve"> </w:t>
+      </w:r>
+      <w:r>
+        <w:t xml:space="preserve">C</w:t>
+      </w:r>
+      <w:r>
+        <w:t xml:space="preserve">++ (</w:t>
+      </w:r>
+      <w:r>
+        <w:t xml:space="preserve">LSPC</w:t>
+      </w:r>
+      <w:r>
+        <w:t xml:space="preserve">)</w:t>
+      </w:r>
+      <w:r>
+        <w:t xml:space="preserve"> </w:t>
+      </w:r>
+      <w:r>
+        <w:t xml:space="preserve">Version</w:t>
+      </w:r>
+      <w:r>
+        <w:t xml:space="preserve"> </w:t>
+      </w:r>
+      <w:r>
+        <w:t xml:space="preserve">3.1</w:t>
+      </w:r>
+      <w:r>
+        <w:t xml:space="preserve"> </w:t>
+      </w:r>
+      <w:r>
+        <w:t xml:space="preserve">User</w:t>
+      </w:r>
+      <w:r>
+        <w:t xml:space="preserve">’s</w:t>
+      </w:r>
+      <w:r>
+        <w:t xml:space="preserve"> </w:t>
+      </w:r>
+      <w:r>
+        <w:t xml:space="preserve">Manual</w:t>
+      </w:r>
+      <w:r>
+        <w:t xml:space="preserve">. Fairfax, VA: Tetra Tech.</w:t>
+      </w:r>
+    </w:p>
+    <w:bookmarkEnd w:id="80"/>
+    <w:bookmarkStart w:id="82" w:name="Xe1d5c449df819238f8a47c19278c57f66c26c17"/>
+    <w:p>
+      <w:pPr>
+        <w:pStyle w:val="Bibliography"/>
+      </w:pPr>
+      <w:r>
         <w:t xml:space="preserve">Tetra Tech, Inc. 2007. The</w:t>
       </w:r>
       <w:r>
@@ -15040,7 +21057,7 @@
       <w:r>
         <w:t xml:space="preserve"> </w:t>
       </w:r>
-      <w:hyperlink r:id="rId72">
+      <w:hyperlink r:id="rId81">
         <w:r>
           <w:rPr>
             <w:rStyle w:val="Hyperlink"/>
@@ -15052,8 +21069,8 @@
         <w:t xml:space="preserve">.</w:t>
       </w:r>
     </w:p>
-    <w:bookmarkEnd w:id="73"/>
-    <w:bookmarkStart w:id="75" w:name="Xe4509f8669cdb7a54fbc1a0a7f9f4fe1e46138c"/>
+    <w:bookmarkEnd w:id="82"/>
+    <w:bookmarkStart w:id="84" w:name="Xe4509f8669cdb7a54fbc1a0a7f9f4fe1e46138c"/>
     <w:p>
       <w:pPr>
         <w:pStyle w:val="Bibliography"/>
@@ -15082,7 +21099,7 @@
       <w:r>
         <w:t xml:space="preserve"> </w:t>
       </w:r>
-      <w:hyperlink r:id="rId74">
+      <w:hyperlink r:id="rId83">
         <w:r>
           <w:rPr>
             <w:rStyle w:val="Hyperlink"/>
@@ -15094,8 +21111,8 @@
         <w:t xml:space="preserve">.</w:t>
       </w:r>
     </w:p>
-    <w:bookmarkEnd w:id="75"/>
-    <w:bookmarkStart w:id="77" w:name="ref-usdanrcsEstimatingRunoffVolume2021"/>
+    <w:bookmarkEnd w:id="84"/>
+    <w:bookmarkStart w:id="86" w:name="ref-usdanrcsEstimatingRunoffVolume2021"/>
     <w:p>
       <w:pPr>
         <w:pStyle w:val="Bibliography"/>
@@ -15136,7 +21153,7 @@
       <w:r>
         <w:t xml:space="preserve"> </w:t>
       </w:r>
-      <w:hyperlink r:id="rId76">
+      <w:hyperlink r:id="rId85">
         <w:r>
           <w:rPr>
             <w:rStyle w:val="Hyperlink"/>
@@ -15148,8 +21165,8 @@
         <w:t xml:space="preserve">.</w:t>
       </w:r>
     </w:p>
-    <w:bookmarkEnd w:id="77"/>
-    <w:bookmarkStart w:id="79" w:name="ref-walkerBATHTUBVersion612006"/>
+    <w:bookmarkEnd w:id="86"/>
+    <w:bookmarkStart w:id="88" w:name="ref-walkerBATHTUBVersion612006"/>
     <w:p>
       <w:pPr>
         <w:pStyle w:val="Bibliography"/>
@@ -15217,7 +21234,7 @@
       <w:r>
         <w:t xml:space="preserve"> </w:t>
       </w:r>
-      <w:hyperlink r:id="rId78">
+      <w:hyperlink r:id="rId87">
         <w:r>
           <w:rPr>
             <w:rStyle w:val="Hyperlink"/>
@@ -15229,8 +21246,8 @@
         <w:t xml:space="preserve">.</w:t>
       </w:r>
     </w:p>
-    <w:bookmarkEnd w:id="79"/>
-    <w:bookmarkStart w:id="81" w:name="ref-woolWASP8Next2020"/>
+    <w:bookmarkEnd w:id="88"/>
+    <w:bookmarkStart w:id="90" w:name="ref-woolWASP8Next2020"/>
     <w:p>
       <w:pPr>
         <w:pStyle w:val="Bibliography"/>
@@ -15259,7 +21276,7 @@
       <w:r>
         <w:t xml:space="preserve">’s water quality model. Water. 12(5):1398. doi:</w:t>
       </w:r>
-      <w:hyperlink r:id="rId80">
+      <w:hyperlink r:id="rId89">
         <w:r>
           <w:rPr>
             <w:rStyle w:val="Hyperlink"/>
@@ -15271,8 +21288,41 @@
         <w:t xml:space="preserve">.</w:t>
       </w:r>
     </w:p>
-    <w:bookmarkEnd w:id="81"/>
-    <w:bookmarkEnd w:id="82"/>
+    <w:bookmarkEnd w:id="90"/>
+    <w:bookmarkStart w:id="92" w:name="ref-zhangSimpleModelsAnalytical2019"/>
+    <w:p>
+      <w:pPr>
+        <w:pStyle w:val="Bibliography"/>
+      </w:pPr>
+      <w:r>
+        <w:t xml:space="preserve">Zhang HX, Quinn NWT. 2019. Simple models and analytical procedures for</w:t>
+      </w:r>
+      <w:r>
+        <w:t xml:space="preserve"> </w:t>
+      </w:r>
+      <w:r>
+        <w:t xml:space="preserve">Total Maximum Daily Load</w:t>
+      </w:r>
+      <w:r>
+        <w:t xml:space="preserve"> </w:t>
+      </w:r>
+      <w:r>
+        <w:t xml:space="preserve">assessment. Journal of Hydrologic Engineering. 24(2):02518002. doi:</w:t>
+      </w:r>
+      <w:hyperlink r:id="rId91">
+        <w:r>
+          <w:rPr>
+            <w:rStyle w:val="Hyperlink"/>
+          </w:rPr>
+          <w:t xml:space="preserve">10.1061/(ASCE)HE.1943-5584.0001736</w:t>
+        </w:r>
+      </w:hyperlink>
+      <w:r>
+        <w:t xml:space="preserve">.</w:t>
+      </w:r>
+    </w:p>
+    <w:bookmarkEnd w:id="92"/>
+    <w:bookmarkEnd w:id="93"/>
     <w:p>
       <w:pPr>
         <w:sectPr>
@@ -15283,8 +21333,8 @@
         </w:sectPr>
       </w:pPr>
     </w:p>
-    <w:bookmarkEnd w:id="83"/>
-    <w:bookmarkStart w:id="84" w:name="appendix-a"/>
+    <w:bookmarkEnd w:id="94"/>
+    <w:bookmarkStart w:id="95" w:name="appendix-a"/>
     <w:p>
       <w:pPr>
         <w:pStyle w:val="Heading1"/>
@@ -22798,7 +28848,7 @@
         </w:sectPr>
       </w:pPr>
     </w:p>
-    <w:bookmarkEnd w:id="84"/>
+    <w:bookmarkEnd w:id="95"/>
     <w:sectPr>
       <w:footerReference r:id="rId9" w:type="default"/>
       <w:pgSz w:h="15840" w:w="12240"/>

--- a/report/tmdl_report/tmdl_report.docx
+++ b/report/tmdl_report/tmdl_report.docx
@@ -264,19 +264,13 @@
         <w:pStyle w:val="Date"/>
       </w:pPr>
       <w:r>
-        <w:t xml:space="preserve">April</w:t>
-      </w:r>
-      <w:r>
-        <w:t xml:space="preserve"> </w:t>
-      </w:r>
-      <w:r>
-        <w:t xml:space="preserve">1,</w:t>
-      </w:r>
-      <w:r>
-        <w:t xml:space="preserve"> </w:t>
-      </w:r>
-      <w:r>
-        <w:t xml:space="preserve">2021</w:t>
+        <w:t xml:space="preserve">August</w:t>
+      </w:r>
+      <w:r>
+        <w:t xml:space="preserve"> </w:t>
+      </w:r>
+      <w:r>
+        <w:t xml:space="preserve">2025</w:t>
       </w:r>
     </w:p>
     <w:p>
@@ -821,7 +815,7 @@
                     </pic:cNvPicPr>
                   </pic:nvPicPr>
                   <pic:blipFill>
-                    <a:blip r:embed="rId94"/>
+                    <a:blip r:embed="rId96"/>
                     <a:stretch>
                       <a:fillRect/>
                     </a:stretch>
@@ -854,7 +848,7 @@
         </w:rPr>
         <w:t xml:space="preserve">Figure </w:t>
       </w:r>
-      <w:bookmarkStart w:id="d74c9480-ac1c-4122-9a9e-7d5305f5ee9a" w:name="general"/>
+      <w:bookmarkStart w:id="ebda55fe-5e22-40ef-bee9-c3b515339b12" w:name="general"/>
       <w:r xmlns:w14="http://schemas.microsoft.com/office/word/2010/wordml">
         <w:rPr>
           <w:rFonts/>
@@ -876,7 +870,7 @@
         </w:rPr>
         <w:fldChar w:fldCharType="end" w:dirty="true"/>
       </w:r>
-      <w:bookmarkEnd w:id="d74c9480-ac1c-4122-9a9e-7d5305f5ee9a"/>
+      <w:bookmarkEnd w:id="ebda55fe-5e22-40ef-bee9-c3b515339b12"/>
       <w:r>
         <w:rPr>
           <w:rFonts/>
@@ -957,7 +951,7 @@
                     </pic:cNvPicPr>
                   </pic:nvPicPr>
                   <pic:blipFill>
-                    <a:blip r:embed="rId95"/>
+                    <a:blip r:embed="rId97"/>
                     <a:stretch>
                       <a:fillRect/>
                     </a:stretch>
@@ -990,7 +984,7 @@
         </w:rPr>
         <w:t xml:space="preserve">Figure </w:t>
       </w:r>
-      <w:bookmarkStart w:id="4d1e63b9-5d8f-407e-9321-e4a4d5d02456" w:name="general2"/>
+      <w:bookmarkStart w:id="1ecde276-840c-475a-bc5c-67a66498318e" w:name="general2"/>
       <w:r xmlns:w14="http://schemas.microsoft.com/office/word/2010/wordml">
         <w:rPr>
           <w:rFonts/>
@@ -1012,7 +1006,7 @@
         </w:rPr>
         <w:fldChar w:fldCharType="end" w:dirty="true"/>
       </w:r>
-      <w:bookmarkEnd w:id="4d1e63b9-5d8f-407e-9321-e4a4d5d02456"/>
+      <w:bookmarkEnd w:id="1ecde276-840c-475a-bc5c-67a66498318e"/>
       <w:r>
         <w:rPr>
           <w:rFonts/>
@@ -1082,7 +1076,7 @@
         </w:rPr>
         <w:t xml:space="preserve">Table  </w:t>
       </w:r>
-      <w:bookmarkStart w:id="1b05a153-10d7-4737-9c2e-63e31ae81f50" w:name="lkplans"/>
+      <w:bookmarkStart w:id="21a62936-ec57-427c-8ba0-4b584dfb3433" w:name="lkplans"/>
       <w:r>
         <w:rPr>
           <w:rFonts/>
@@ -1104,7 +1098,7 @@
         </w:rPr>
         <w:fldChar w:fldCharType="end" w:dirty="true"/>
       </w:r>
-      <w:bookmarkEnd w:id="1b05a153-10d7-4737-9c2e-63e31ae81f50"/>
+      <w:bookmarkEnd w:id="21a62936-ec57-427c-8ba0-4b584dfb3433"/>
       <w:r>
         <w:rPr>
           <w:rFonts/>
@@ -5088,504 +5082,6 @@
                     </pic:cNvPicPr>
                   </pic:nvPicPr>
                   <pic:blipFill>
-                    <a:blip r:embed="rId96"/>
-                    <a:stretch>
-                      <a:fillRect/>
-                    </a:stretch>
-                  </pic:blipFill>
-                  <pic:spPr bwMode="auto">
-                    <a:xfrm>
-                      <a:off x="0" y="0"/>
-                      <a:ext cx="76200" cy="38100"/>
-                    </a:xfrm>
-                    <a:prstGeom prst="rect">
-                      <a:avLst/>
-                    </a:prstGeom>
-                    <a:noFill/>
-                  </pic:spPr>
-                </pic:pic>
-              </a:graphicData>
-            </a:graphic>
-          </wp:inline>
-        </w:drawing>
-      </w:r>
-    </w:p>
-    <w:p>
-      <w:pPr>
-        <w:pStyle w:val="ImageCaption"/>
-      </w:pPr>
-      <w:r>
-        <w:rPr>
-          <w:rFonts/>
-          <w:b w:val="false"/>
-        </w:rPr>
-        <w:t xml:space="preserve">Figure </w:t>
-      </w:r>
-      <w:bookmarkStart w:id="f50bac6b-1627-4b9d-b0c3-933ef21f2d54" w:name="states"/>
-      <w:r xmlns:w14="http://schemas.microsoft.com/office/word/2010/wordml">
-        <w:rPr>
-          <w:rFonts/>
-          <w:b w:val="false"/>
-        </w:rPr>
-        <w:fldChar w:fldCharType="begin" w:dirty="true"/>
-      </w:r>
-      <w:r xmlns:w14="http://schemas.microsoft.com/office/word/2010/wordml">
-        <w:rPr>
-          <w:rFonts/>
-          <w:b w:val="false"/>
-        </w:rPr>
-        <w:instrText xml:space="preserve" w:dirty="true">SEQ fig \* Arabic</w:instrText>
-      </w:r>
-      <w:r xmlns:w14="http://schemas.microsoft.com/office/word/2010/wordml">
-        <w:rPr>
-          <w:rFonts/>
-          <w:b w:val="false"/>
-        </w:rPr>
-        <w:fldChar w:fldCharType="end" w:dirty="true"/>
-      </w:r>
-      <w:bookmarkEnd w:id="f50bac6b-1627-4b9d-b0c3-933ef21f2d54"/>
-      <w:r>
-        <w:rPr>
-          <w:rFonts/>
-          <w:b w:val="false"/>
-        </w:rPr>
-        <w:t xml:space="preserve">. </w:t>
-      </w:r>
-      <w:r>
-        <w:t xml:space="preserve"> </w:t>
-      </w:r>
-      <w:r>
-        <w:t xml:space="preserve">(A) Number of Lake TMDL documents per state in EPA regions 4 and 6 (January 2020 through December 2024; (B) Distinct lake assessment units covered by TMDLs per state in EPA regions 4 and 6 (January 2020 through December 2024.</w:t>
-      </w:r>
-    </w:p>
-    <w:p>
-      <w:pPr>
-        <w:pStyle w:val="BodyText"/>
-      </w:pPr>
-      <w:r>
-        <w:t xml:space="preserve">In order to determine relevance to TMDLs developed in Texas, we manually</w:t>
-      </w:r>
-      <w:r>
-        <w:t xml:space="preserve"> </w:t>
-      </w:r>
-      <w:r>
-        <w:t xml:space="preserve">reviewed each TMDL to extract info on lake morphology (lake area, lake volume,</w:t>
-      </w:r>
-      <w:r>
-        <w:t xml:space="preserve"> </w:t>
-      </w:r>
-      <w:r>
-        <w:t xml:space="preserve">shoreline length) and watershed size (not all TMDLs had complete information about</w:t>
-      </w:r>
-      <w:r>
-        <w:t xml:space="preserve"> </w:t>
-      </w:r>
-      <w:r>
-        <w:t xml:space="preserve">the waterbody).</w:t>
-      </w:r>
-      <w:r>
-        <w:t xml:space="preserve"> </w:t>
-      </w:r>
-      <w:r>
-        <w:t xml:space="preserve">We then recorded information about the approach used to develop</w:t>
-      </w:r>
-      <w:r>
-        <w:t xml:space="preserve"> </w:t>
-      </w:r>
-      <w:r>
-        <w:t xml:space="preserve">the TMDL.</w:t>
-      </w:r>
-      <w:r>
-        <w:t xml:space="preserve"> </w:t>
-      </w:r>
-      <w:r>
-        <w:t xml:space="preserve">We used a simplified typology classifying the approaches as empirical</w:t>
-      </w:r>
-      <w:r>
-        <w:t xml:space="preserve"> </w:t>
-      </w:r>
-      <w:r>
-        <w:t xml:space="preserve">or mechanistic, although we understand the some approaches do not cleanly fit</w:t>
-      </w:r>
-      <w:r>
-        <w:t xml:space="preserve"> </w:t>
-      </w:r>
-      <w:r>
-        <w:t xml:space="preserve">in either category.</w:t>
-      </w:r>
-      <w:r>
-        <w:t xml:space="preserve"> </w:t>
-      </w:r>
-      <w:r>
-        <w:t xml:space="preserve">We describe empirical approaches as those using observed hydrologic and water</w:t>
-      </w:r>
-      <w:r>
-        <w:t xml:space="preserve"> </w:t>
-      </w:r>
-      <w:r>
-        <w:t xml:space="preserve">quality data to establish loading allocations.</w:t>
-      </w:r>
-      <w:r>
-        <w:t xml:space="preserve"> </w:t>
-      </w:r>
-      <w:r>
-        <w:t xml:space="preserve">Mechnistic models on the other hand utilize some process or physically based</w:t>
-      </w:r>
-      <w:r>
-        <w:t xml:space="preserve"> </w:t>
-      </w:r>
-      <w:r>
-        <w:t xml:space="preserve">modelling approaches to simulate the landscape and/or hydrologic environment</w:t>
-      </w:r>
-      <w:r>
-        <w:t xml:space="preserve"> </w:t>
-      </w:r>
-      <w:r>
-        <w:t xml:space="preserve">to establish responses to various pollutant inputs.</w:t>
-      </w:r>
-      <w:r>
-        <w:t xml:space="preserve"> </w:t>
-      </w:r>
-      <w:r>
-        <w:t xml:space="preserve">The specific modeling approaches used in each TMDL and assessment</w:t>
-      </w:r>
-      <w:r>
-        <w:t xml:space="preserve"> </w:t>
-      </w:r>
-      <w:r>
-        <w:t xml:space="preserve">unit were also documented (some TMDLs include multiple assessment units and</w:t>
-      </w:r>
-      <w:r>
-        <w:t xml:space="preserve"> </w:t>
-      </w:r>
-      <w:r>
-        <w:t xml:space="preserve">may include different approaches for each assessment unit).</w:t>
-      </w:r>
-    </w:p>
-    <w:bookmarkEnd w:id="21"/>
-    <w:bookmarkStart w:id="26" w:name="results"/>
-    <w:p>
-      <w:pPr>
-        <w:pStyle w:val="Heading1"/>
-      </w:pPr>
-      <w:r>
-        <w:t xml:space="preserve">Results</w:t>
-      </w:r>
-    </w:p>
-    <w:p>
-      <w:pPr>
-        <w:pStyle w:val="FirstParagraph"/>
-      </w:pPr>
-      <w:r>
-        <w:t xml:space="preserve">The 27 TMDLs covered lakes and reservoirs with a surface area ranging from</w:t>
-      </w:r>
-      <w:r>
-        <w:t xml:space="preserve"> </w:t>
-      </w:r>
-      <w:r>
-        <w:t xml:space="preserve">xx to xx acres with a median of 632 acres (Figure</w:t>
-      </w:r>
-      <w:r>
-        <w:t xml:space="preserve"> </w:t>
-      </w:r>
-      <w:hyperlink w:anchor="lakesize">
-        <w:r xmlns:w14="http://schemas.microsoft.com/office/word/2010/wordml">
-          <w:rPr/>
-          <w:fldChar w:fldCharType="begin" w:dirty="true"/>
-        </w:r>
-        <w:r xmlns:w14="http://schemas.microsoft.com/office/word/2010/wordml">
-          <w:rPr/>
-          <w:instrText xml:space="preserve" w:dirty="true"> REF lakesize \h</w:instrText>
-        </w:r>
-        <w:r xmlns:w14="http://schemas.microsoft.com/office/word/2010/wordml">
-          <w:rPr/>
-          <w:fldChar w:fldCharType="end" w:dirty="true"/>
-        </w:r>
-      </w:hyperlink>
-      <w:r>
-        <w:t xml:space="preserve">A).</w:t>
-      </w:r>
-      <w:r>
-        <w:t xml:space="preserve"> </w:t>
-      </w:r>
-      <w:r>
-        <w:t xml:space="preserve">Watershed sizes ranged from xx to xx acres with a median of 4,665 acres</w:t>
-      </w:r>
-      <w:r>
-        <w:t xml:space="preserve"> </w:t>
-      </w:r>
-      <w:r>
-        <w:t xml:space="preserve">(Figure</w:t>
-      </w:r>
-      <w:r>
-        <w:t xml:space="preserve"> </w:t>
-      </w:r>
-      <w:hyperlink w:anchor="lakesize">
-        <w:r xmlns:w14="http://schemas.microsoft.com/office/word/2010/wordml">
-          <w:rPr/>
-          <w:fldChar w:fldCharType="begin" w:dirty="true"/>
-        </w:r>
-        <w:r xmlns:w14="http://schemas.microsoft.com/office/word/2010/wordml">
-          <w:rPr/>
-          <w:instrText xml:space="preserve" w:dirty="true"> REF lakesize \h</w:instrText>
-        </w:r>
-        <w:r xmlns:w14="http://schemas.microsoft.com/office/word/2010/wordml">
-          <w:rPr/>
-          <w:fldChar w:fldCharType="end" w:dirty="true"/>
-        </w:r>
-      </w:hyperlink>
-      <w:r>
-        <w:t xml:space="preserve">B).</w:t>
-      </w:r>
-      <w:r>
-        <w:t xml:space="preserve"> </w:t>
-      </w:r>
-      <w:r>
-        <w:t xml:space="preserve">Chlorophyll-a was the most common TMDL endpoint parameter (26 of 44 assessment</w:t>
-      </w:r>
-      <w:r>
-        <w:t xml:space="preserve"> </w:t>
-      </w:r>
-      <w:r>
-        <w:t xml:space="preserve">units, Figure</w:t>
-      </w:r>
-      <w:r>
-        <w:t xml:space="preserve"> </w:t>
-      </w:r>
-      <w:hyperlink w:anchor="params">
-        <w:r xmlns:w14="http://schemas.microsoft.com/office/word/2010/wordml">
-          <w:rPr/>
-          <w:fldChar w:fldCharType="begin" w:dirty="true"/>
-        </w:r>
-        <w:r xmlns:w14="http://schemas.microsoft.com/office/word/2010/wordml">
-          <w:rPr/>
-          <w:instrText xml:space="preserve" w:dirty="true"> REF params \h</w:instrText>
-        </w:r>
-        <w:r xmlns:w14="http://schemas.microsoft.com/office/word/2010/wordml">
-          <w:rPr/>
-          <w:fldChar w:fldCharType="end" w:dirty="true"/>
-        </w:r>
-      </w:hyperlink>
-      <w:r>
-        <w:t xml:space="preserve">A), followed by total nitrogen (11 of 44) and</w:t>
-      </w:r>
-      <w:r>
-        <w:t xml:space="preserve"> </w:t>
-      </w:r>
-      <w:r>
-        <w:t xml:space="preserve">total phosphorus (10 of 44).</w:t>
-      </w:r>
-      <w:r>
-        <w:t xml:space="preserve"> </w:t>
-      </w:r>
-      <w:r>
-        <w:t xml:space="preserve">The high relative prevalence of chlorophyll-a, total nitrogen, and total</w:t>
-      </w:r>
-      <w:r>
-        <w:t xml:space="preserve"> </w:t>
-      </w:r>
-      <w:r>
-        <w:t xml:space="preserve">phosphorus targets indicate nutrient enrichment and algal growth have been</w:t>
-      </w:r>
-      <w:r>
-        <w:t xml:space="preserve"> </w:t>
-      </w:r>
-      <w:r>
-        <w:t xml:space="preserve">the primary drivers of TMDL development in the southeast regions in recent years.</w:t>
-      </w:r>
-      <w:r>
-        <w:t xml:space="preserve"> </w:t>
-      </w:r>
-      <w:r>
-        <w:t xml:space="preserve">Conversely, turbidity (2 of 44 assessment units) and dissolved oxygen (3 of 44)</w:t>
-      </w:r>
-      <w:r>
-        <w:t xml:space="preserve"> </w:t>
-      </w:r>
-      <w:r>
-        <w:t xml:space="preserve">were relatively infrequent in the region.</w:t>
-      </w:r>
-      <w:r>
-        <w:t xml:space="preserve"> </w:t>
-      </w:r>
-      <w:r>
-        <w:t xml:space="preserve">This pattern is similar to the impairment patterns for reservoirs in Texas where</w:t>
-      </w:r>
-      <w:r>
-        <w:t xml:space="preserve"> </w:t>
-      </w:r>
-      <w:r>
-        <w:t xml:space="preserve">the majority of impaired acres (192,005 acres) are listed due to excessive algae</w:t>
-      </w:r>
-      <w:r>
-        <w:t xml:space="preserve"> </w:t>
-      </w:r>
-      <w:r>
-        <w:t xml:space="preserve">while a relatively small area is listed due to low dissolved oxygen</w:t>
-      </w:r>
-      <w:r>
-        <w:t xml:space="preserve"> </w:t>
-      </w:r>
-      <w:r>
-        <w:t xml:space="preserve">(13,354 acres).</w:t>
-      </w:r>
-      <w:r>
-        <w:t xml:space="preserve"> </w:t>
-      </w:r>
-      <w:r>
-        <w:t xml:space="preserve">To achieve these endpoints, total phosphorus (32) and total nitrogen (38)</w:t>
-      </w:r>
-      <w:r>
-        <w:t xml:space="preserve"> </w:t>
-      </w:r>
-      <w:r>
-        <w:t xml:space="preserve">are by far the most frequently addressed loading parameters</w:t>
-      </w:r>
-      <w:r>
-        <w:t xml:space="preserve"> </w:t>
-      </w:r>
-      <w:r>
-        <w:t xml:space="preserve">(Figure</w:t>
-      </w:r>
-      <w:r>
-        <w:t xml:space="preserve"> </w:t>
-      </w:r>
-      <w:hyperlink w:anchor="params">
-        <w:r xmlns:w14="http://schemas.microsoft.com/office/word/2010/wordml">
-          <w:rPr/>
-          <w:fldChar w:fldCharType="begin" w:dirty="true"/>
-        </w:r>
-        <w:r xmlns:w14="http://schemas.microsoft.com/office/word/2010/wordml">
-          <w:rPr/>
-          <w:instrText xml:space="preserve" w:dirty="true"> REF params \h</w:instrText>
-        </w:r>
-        <w:r xmlns:w14="http://schemas.microsoft.com/office/word/2010/wordml">
-          <w:rPr/>
-          <w:fldChar w:fldCharType="end" w:dirty="true"/>
-        </w:r>
-      </w:hyperlink>
-      <w:r>
-        <w:t xml:space="preserve">B).</w:t>
-      </w:r>
-    </w:p>
-    <w:p>
-      <w:pPr>
-        <w:jc w:val="center"/>
-        <w:pStyle w:val="Normal"/>
-      </w:pPr>
-      <w:r>
-        <w:rPr/>
-        <w:drawing>
-          <wp:inline distT="0" distB="0" distL="0" distR="0">
-            <wp:extent cx="5486400" cy="2743200"/>
-            <wp:docPr id="7" name="" descr="Alternative text for screen readers"/>
-            <wp:cNvGraphicFramePr>
-              <a:graphicFrameLocks noChangeAspect="1"/>
-            </wp:cNvGraphicFramePr>
-            <a:graphic>
-              <a:graphicData uri="http://schemas.openxmlformats.org/drawingml/2006/picture">
-                <pic:pic>
-                  <pic:nvPicPr>
-                    <pic:cNvPr id="8" name=""/>
-                    <pic:cNvPicPr>
-                      <a:picLocks noChangeAspect="1" noChangeArrowheads="1"/>
-                    </pic:cNvPicPr>
-                  </pic:nvPicPr>
-                  <pic:blipFill>
-                    <a:blip r:embed="rId97"/>
-                    <a:stretch>
-                      <a:fillRect/>
-                    </a:stretch>
-                  </pic:blipFill>
-                  <pic:spPr bwMode="auto">
-                    <a:xfrm>
-                      <a:off x="0" y="0"/>
-                      <a:ext cx="76200" cy="38100"/>
-                    </a:xfrm>
-                    <a:prstGeom prst="rect">
-                      <a:avLst/>
-                    </a:prstGeom>
-                    <a:noFill/>
-                  </pic:spPr>
-                </pic:pic>
-              </a:graphicData>
-            </a:graphic>
-          </wp:inline>
-        </w:drawing>
-      </w:r>
-    </w:p>
-    <w:p>
-      <w:pPr>
-        <w:pStyle w:val="ImageCaption"/>
-      </w:pPr>
-      <w:r>
-        <w:rPr>
-          <w:rFonts/>
-          <w:b w:val="false"/>
-        </w:rPr>
-        <w:t xml:space="preserve">Figure </w:t>
-      </w:r>
-      <w:bookmarkStart w:id="a9067249-7c41-401d-8a34-6833289d12ae" w:name="lakesize"/>
-      <w:r xmlns:w14="http://schemas.microsoft.com/office/word/2010/wordml">
-        <w:rPr>
-          <w:rFonts/>
-          <w:b w:val="false"/>
-        </w:rPr>
-        <w:fldChar w:fldCharType="begin" w:dirty="true"/>
-      </w:r>
-      <w:r xmlns:w14="http://schemas.microsoft.com/office/word/2010/wordml">
-        <w:rPr>
-          <w:rFonts/>
-          <w:b w:val="false"/>
-        </w:rPr>
-        <w:instrText xml:space="preserve" w:dirty="true">SEQ fig \* Arabic</w:instrText>
-      </w:r>
-      <w:r xmlns:w14="http://schemas.microsoft.com/office/word/2010/wordml">
-        <w:rPr>
-          <w:rFonts/>
-          <w:b w:val="false"/>
-        </w:rPr>
-        <w:fldChar w:fldCharType="end" w:dirty="true"/>
-      </w:r>
-      <w:bookmarkEnd w:id="a9067249-7c41-401d-8a34-6833289d12ae"/>
-      <w:r>
-        <w:rPr>
-          <w:rFonts/>
-          <w:b w:val="false"/>
-        </w:rPr>
-        <w:t xml:space="preserve">. </w:t>
-      </w:r>
-      <w:r>
-        <w:t xml:space="preserve"> </w:t>
-      </w:r>
-      <w:r>
-        <w:t xml:space="preserve">(A) Histogram of lake surface area (acres) and (B) histogram of lake watershed area (acres).</w:t>
-      </w:r>
-    </w:p>
-    <w:p>
-      <w:pPr>
-        <w:jc w:val="center"/>
-        <w:pStyle w:val="Normal"/>
-      </w:pPr>
-      <w:r>
-        <w:rPr/>
-        <w:drawing>
-          <wp:inline distT="0" distB="0" distL="0" distR="0">
-            <wp:extent cx="5486400" cy="2743200"/>
-            <wp:docPr id="9" name="" descr="Alternative text for screen readers"/>
-            <wp:cNvGraphicFramePr>
-              <a:graphicFrameLocks noChangeAspect="1"/>
-            </wp:cNvGraphicFramePr>
-            <a:graphic>
-              <a:graphicData uri="http://schemas.openxmlformats.org/drawingml/2006/picture">
-                <pic:pic>
-                  <pic:nvPicPr>
-                    <pic:cNvPr id="10" name=""/>
-                    <pic:cNvPicPr>
-                      <a:picLocks noChangeAspect="1" noChangeArrowheads="1"/>
-                    </pic:cNvPicPr>
-                  </pic:nvPicPr>
-                  <pic:blipFill>
                     <a:blip r:embed="rId98"/>
                     <a:stretch>
                       <a:fillRect/>
@@ -5619,7 +5115,7 @@
         </w:rPr>
         <w:t xml:space="preserve">Figure </w:t>
       </w:r>
-      <w:bookmarkStart w:id="af6c108a-7089-4ed9-8c2a-0225f1fe224e" w:name="params"/>
+      <w:bookmarkStart w:id="622059bb-28ab-41cd-a157-5e92e4326753" w:name="states"/>
       <w:r xmlns:w14="http://schemas.microsoft.com/office/word/2010/wordml">
         <w:rPr>
           <w:rFonts/>
@@ -5641,7 +5137,505 @@
         </w:rPr>
         <w:fldChar w:fldCharType="end" w:dirty="true"/>
       </w:r>
-      <w:bookmarkEnd w:id="af6c108a-7089-4ed9-8c2a-0225f1fe224e"/>
+      <w:bookmarkEnd w:id="622059bb-28ab-41cd-a157-5e92e4326753"/>
+      <w:r>
+        <w:rPr>
+          <w:rFonts/>
+          <w:b w:val="false"/>
+        </w:rPr>
+        <w:t xml:space="preserve">. </w:t>
+      </w:r>
+      <w:r>
+        <w:t xml:space="preserve"> </w:t>
+      </w:r>
+      <w:r>
+        <w:t xml:space="preserve">(A) Number of Lake TMDL documents per state in EPA regions 4 and 6 (January 2020 through December 2024; (B) Distinct lake assessment units covered by TMDLs per state in EPA regions 4 and 6 (January 2020 through December 2024.</w:t>
+      </w:r>
+    </w:p>
+    <w:p>
+      <w:pPr>
+        <w:pStyle w:val="BodyText"/>
+      </w:pPr>
+      <w:r>
+        <w:t xml:space="preserve">In order to determine relevance to TMDLs developed in Texas, we manually</w:t>
+      </w:r>
+      <w:r>
+        <w:t xml:space="preserve"> </w:t>
+      </w:r>
+      <w:r>
+        <w:t xml:space="preserve">reviewed each TMDL to extract info on lake morphology (lake area, lake volume,</w:t>
+      </w:r>
+      <w:r>
+        <w:t xml:space="preserve"> </w:t>
+      </w:r>
+      <w:r>
+        <w:t xml:space="preserve">shoreline length) and watershed size (not all TMDLs had complete information about</w:t>
+      </w:r>
+      <w:r>
+        <w:t xml:space="preserve"> </w:t>
+      </w:r>
+      <w:r>
+        <w:t xml:space="preserve">the waterbody).</w:t>
+      </w:r>
+      <w:r>
+        <w:t xml:space="preserve"> </w:t>
+      </w:r>
+      <w:r>
+        <w:t xml:space="preserve">We then recorded information about the approach used to develop</w:t>
+      </w:r>
+      <w:r>
+        <w:t xml:space="preserve"> </w:t>
+      </w:r>
+      <w:r>
+        <w:t xml:space="preserve">the TMDL.</w:t>
+      </w:r>
+      <w:r>
+        <w:t xml:space="preserve"> </w:t>
+      </w:r>
+      <w:r>
+        <w:t xml:space="preserve">We used a simplified typology classifying the approaches as empirical</w:t>
+      </w:r>
+      <w:r>
+        <w:t xml:space="preserve"> </w:t>
+      </w:r>
+      <w:r>
+        <w:t xml:space="preserve">or mechanistic, although we understand the some approaches do not cleanly fit</w:t>
+      </w:r>
+      <w:r>
+        <w:t xml:space="preserve"> </w:t>
+      </w:r>
+      <w:r>
+        <w:t xml:space="preserve">in either category.</w:t>
+      </w:r>
+      <w:r>
+        <w:t xml:space="preserve"> </w:t>
+      </w:r>
+      <w:r>
+        <w:t xml:space="preserve">We describe empirical approaches as those using observed hydrologic and water</w:t>
+      </w:r>
+      <w:r>
+        <w:t xml:space="preserve"> </w:t>
+      </w:r>
+      <w:r>
+        <w:t xml:space="preserve">quality data to establish loading allocations.</w:t>
+      </w:r>
+      <w:r>
+        <w:t xml:space="preserve"> </w:t>
+      </w:r>
+      <w:r>
+        <w:t xml:space="preserve">Mechanistic models on the other hand utilize some process or physically based</w:t>
+      </w:r>
+      <w:r>
+        <w:t xml:space="preserve"> </w:t>
+      </w:r>
+      <w:r>
+        <w:t xml:space="preserve">modelling approaches to simulate the landscape and/or hydrologic environment</w:t>
+      </w:r>
+      <w:r>
+        <w:t xml:space="preserve"> </w:t>
+      </w:r>
+      <w:r>
+        <w:t xml:space="preserve">to establish responses to various pollutant inputs.</w:t>
+      </w:r>
+      <w:r>
+        <w:t xml:space="preserve"> </w:t>
+      </w:r>
+      <w:r>
+        <w:t xml:space="preserve">The specific modeling approaches used in each TMDL and assessment</w:t>
+      </w:r>
+      <w:r>
+        <w:t xml:space="preserve"> </w:t>
+      </w:r>
+      <w:r>
+        <w:t xml:space="preserve">unit were also documented (some TMDLs include multiple assessment units and</w:t>
+      </w:r>
+      <w:r>
+        <w:t xml:space="preserve"> </w:t>
+      </w:r>
+      <w:r>
+        <w:t xml:space="preserve">may include different approaches for each assessment unit).</w:t>
+      </w:r>
+    </w:p>
+    <w:bookmarkEnd w:id="21"/>
+    <w:bookmarkStart w:id="26" w:name="results"/>
+    <w:p>
+      <w:pPr>
+        <w:pStyle w:val="Heading1"/>
+      </w:pPr>
+      <w:r>
+        <w:t xml:space="preserve">Results</w:t>
+      </w:r>
+    </w:p>
+    <w:p>
+      <w:pPr>
+        <w:pStyle w:val="FirstParagraph"/>
+      </w:pPr>
+      <w:r>
+        <w:t xml:space="preserve">The 27 TMDLs covered lakes and reservoirs with a surface area ranging from</w:t>
+      </w:r>
+      <w:r>
+        <w:t xml:space="preserve"> </w:t>
+      </w:r>
+      <w:r>
+        <w:t xml:space="preserve">xx to xx acres with a median of 632 acres (Figure</w:t>
+      </w:r>
+      <w:r>
+        <w:t xml:space="preserve"> </w:t>
+      </w:r>
+      <w:hyperlink w:anchor="lakesize">
+        <w:r xmlns:w14="http://schemas.microsoft.com/office/word/2010/wordml">
+          <w:rPr/>
+          <w:fldChar w:fldCharType="begin" w:dirty="true"/>
+        </w:r>
+        <w:r xmlns:w14="http://schemas.microsoft.com/office/word/2010/wordml">
+          <w:rPr/>
+          <w:instrText xml:space="preserve" w:dirty="true"> REF lakesize \h</w:instrText>
+        </w:r>
+        <w:r xmlns:w14="http://schemas.microsoft.com/office/word/2010/wordml">
+          <w:rPr/>
+          <w:fldChar w:fldCharType="end" w:dirty="true"/>
+        </w:r>
+      </w:hyperlink>
+      <w:r>
+        <w:t xml:space="preserve">A).</w:t>
+      </w:r>
+      <w:r>
+        <w:t xml:space="preserve"> </w:t>
+      </w:r>
+      <w:r>
+        <w:t xml:space="preserve">Watershed sizes ranged from xx to xx acres with a median of 4,665 acres</w:t>
+      </w:r>
+      <w:r>
+        <w:t xml:space="preserve"> </w:t>
+      </w:r>
+      <w:r>
+        <w:t xml:space="preserve">(Figure</w:t>
+      </w:r>
+      <w:r>
+        <w:t xml:space="preserve"> </w:t>
+      </w:r>
+      <w:hyperlink w:anchor="lakesize">
+        <w:r xmlns:w14="http://schemas.microsoft.com/office/word/2010/wordml">
+          <w:rPr/>
+          <w:fldChar w:fldCharType="begin" w:dirty="true"/>
+        </w:r>
+        <w:r xmlns:w14="http://schemas.microsoft.com/office/word/2010/wordml">
+          <w:rPr/>
+          <w:instrText xml:space="preserve" w:dirty="true"> REF lakesize \h</w:instrText>
+        </w:r>
+        <w:r xmlns:w14="http://schemas.microsoft.com/office/word/2010/wordml">
+          <w:rPr/>
+          <w:fldChar w:fldCharType="end" w:dirty="true"/>
+        </w:r>
+      </w:hyperlink>
+      <w:r>
+        <w:t xml:space="preserve">B).</w:t>
+      </w:r>
+      <w:r>
+        <w:t xml:space="preserve"> </w:t>
+      </w:r>
+      <w:r>
+        <w:t xml:space="preserve">Chlorophyll-a was the most common TMDL endpoint parameter (26 of 44 assessment</w:t>
+      </w:r>
+      <w:r>
+        <w:t xml:space="preserve"> </w:t>
+      </w:r>
+      <w:r>
+        <w:t xml:space="preserve">units, Figure</w:t>
+      </w:r>
+      <w:r>
+        <w:t xml:space="preserve"> </w:t>
+      </w:r>
+      <w:hyperlink w:anchor="params">
+        <w:r xmlns:w14="http://schemas.microsoft.com/office/word/2010/wordml">
+          <w:rPr/>
+          <w:fldChar w:fldCharType="begin" w:dirty="true"/>
+        </w:r>
+        <w:r xmlns:w14="http://schemas.microsoft.com/office/word/2010/wordml">
+          <w:rPr/>
+          <w:instrText xml:space="preserve" w:dirty="true"> REF params \h</w:instrText>
+        </w:r>
+        <w:r xmlns:w14="http://schemas.microsoft.com/office/word/2010/wordml">
+          <w:rPr/>
+          <w:fldChar w:fldCharType="end" w:dirty="true"/>
+        </w:r>
+      </w:hyperlink>
+      <w:r>
+        <w:t xml:space="preserve">A), followed by total nitrogen (11 of 44) and</w:t>
+      </w:r>
+      <w:r>
+        <w:t xml:space="preserve"> </w:t>
+      </w:r>
+      <w:r>
+        <w:t xml:space="preserve">total phosphorus (10 of 44).</w:t>
+      </w:r>
+      <w:r>
+        <w:t xml:space="preserve"> </w:t>
+      </w:r>
+      <w:r>
+        <w:t xml:space="preserve">The high relative prevalence of chlorophyll-a, total nitrogen, and total</w:t>
+      </w:r>
+      <w:r>
+        <w:t xml:space="preserve"> </w:t>
+      </w:r>
+      <w:r>
+        <w:t xml:space="preserve">phosphorus targets indicate nutrient enrichment and algal growth have been</w:t>
+      </w:r>
+      <w:r>
+        <w:t xml:space="preserve"> </w:t>
+      </w:r>
+      <w:r>
+        <w:t xml:space="preserve">the primary drivers of TMDL development in the southeast regions in recent years.</w:t>
+      </w:r>
+      <w:r>
+        <w:t xml:space="preserve"> </w:t>
+      </w:r>
+      <w:r>
+        <w:t xml:space="preserve">Conversely, turbidity (2 of 44 assessment units) and dissolved oxygen (3 of 44)</w:t>
+      </w:r>
+      <w:r>
+        <w:t xml:space="preserve"> </w:t>
+      </w:r>
+      <w:r>
+        <w:t xml:space="preserve">were relatively infrequent in the region.</w:t>
+      </w:r>
+      <w:r>
+        <w:t xml:space="preserve"> </w:t>
+      </w:r>
+      <w:r>
+        <w:t xml:space="preserve">This pattern is similar to the impairment patterns for reservoirs in Texas where</w:t>
+      </w:r>
+      <w:r>
+        <w:t xml:space="preserve"> </w:t>
+      </w:r>
+      <w:r>
+        <w:t xml:space="preserve">the majority of impaired acres (192,005 acres) are listed due to excessive algae</w:t>
+      </w:r>
+      <w:r>
+        <w:t xml:space="preserve"> </w:t>
+      </w:r>
+      <w:r>
+        <w:t xml:space="preserve">while a relatively small area is listed due to low dissolved oxygen</w:t>
+      </w:r>
+      <w:r>
+        <w:t xml:space="preserve"> </w:t>
+      </w:r>
+      <w:r>
+        <w:t xml:space="preserve">(13,354 acres).</w:t>
+      </w:r>
+      <w:r>
+        <w:t xml:space="preserve"> </w:t>
+      </w:r>
+      <w:r>
+        <w:t xml:space="preserve">To achieve these endpoints, total phosphorus (32) and total nitrogen (38)</w:t>
+      </w:r>
+      <w:r>
+        <w:t xml:space="preserve"> </w:t>
+      </w:r>
+      <w:r>
+        <w:t xml:space="preserve">are by far the most frequently addressed loading parameters</w:t>
+      </w:r>
+      <w:r>
+        <w:t xml:space="preserve"> </w:t>
+      </w:r>
+      <w:r>
+        <w:t xml:space="preserve">(Figure</w:t>
+      </w:r>
+      <w:r>
+        <w:t xml:space="preserve"> </w:t>
+      </w:r>
+      <w:hyperlink w:anchor="params">
+        <w:r xmlns:w14="http://schemas.microsoft.com/office/word/2010/wordml">
+          <w:rPr/>
+          <w:fldChar w:fldCharType="begin" w:dirty="true"/>
+        </w:r>
+        <w:r xmlns:w14="http://schemas.microsoft.com/office/word/2010/wordml">
+          <w:rPr/>
+          <w:instrText xml:space="preserve" w:dirty="true"> REF params \h</w:instrText>
+        </w:r>
+        <w:r xmlns:w14="http://schemas.microsoft.com/office/word/2010/wordml">
+          <w:rPr/>
+          <w:fldChar w:fldCharType="end" w:dirty="true"/>
+        </w:r>
+      </w:hyperlink>
+      <w:r>
+        <w:t xml:space="preserve">B).</w:t>
+      </w:r>
+    </w:p>
+    <w:p>
+      <w:pPr>
+        <w:jc w:val="center"/>
+        <w:pStyle w:val="Normal"/>
+      </w:pPr>
+      <w:r>
+        <w:rPr/>
+        <w:drawing>
+          <wp:inline distT="0" distB="0" distL="0" distR="0">
+            <wp:extent cx="5486400" cy="2743200"/>
+            <wp:docPr id="7" name="" descr="Alternative text for screen readers"/>
+            <wp:cNvGraphicFramePr>
+              <a:graphicFrameLocks noChangeAspect="1"/>
+            </wp:cNvGraphicFramePr>
+            <a:graphic>
+              <a:graphicData uri="http://schemas.openxmlformats.org/drawingml/2006/picture">
+                <pic:pic>
+                  <pic:nvPicPr>
+                    <pic:cNvPr id="8" name=""/>
+                    <pic:cNvPicPr>
+                      <a:picLocks noChangeAspect="1" noChangeArrowheads="1"/>
+                    </pic:cNvPicPr>
+                  </pic:nvPicPr>
+                  <pic:blipFill>
+                    <a:blip r:embed="rId99"/>
+                    <a:stretch>
+                      <a:fillRect/>
+                    </a:stretch>
+                  </pic:blipFill>
+                  <pic:spPr bwMode="auto">
+                    <a:xfrm>
+                      <a:off x="0" y="0"/>
+                      <a:ext cx="76200" cy="38100"/>
+                    </a:xfrm>
+                    <a:prstGeom prst="rect">
+                      <a:avLst/>
+                    </a:prstGeom>
+                    <a:noFill/>
+                  </pic:spPr>
+                </pic:pic>
+              </a:graphicData>
+            </a:graphic>
+          </wp:inline>
+        </w:drawing>
+      </w:r>
+    </w:p>
+    <w:p>
+      <w:pPr>
+        <w:pStyle w:val="ImageCaption"/>
+      </w:pPr>
+      <w:r>
+        <w:rPr>
+          <w:rFonts/>
+          <w:b w:val="false"/>
+        </w:rPr>
+        <w:t xml:space="preserve">Figure </w:t>
+      </w:r>
+      <w:bookmarkStart w:id="24fbafc2-248d-437f-a297-d356089d1245" w:name="lakesize"/>
+      <w:r xmlns:w14="http://schemas.microsoft.com/office/word/2010/wordml">
+        <w:rPr>
+          <w:rFonts/>
+          <w:b w:val="false"/>
+        </w:rPr>
+        <w:fldChar w:fldCharType="begin" w:dirty="true"/>
+      </w:r>
+      <w:r xmlns:w14="http://schemas.microsoft.com/office/word/2010/wordml">
+        <w:rPr>
+          <w:rFonts/>
+          <w:b w:val="false"/>
+        </w:rPr>
+        <w:instrText xml:space="preserve" w:dirty="true">SEQ fig \* Arabic</w:instrText>
+      </w:r>
+      <w:r xmlns:w14="http://schemas.microsoft.com/office/word/2010/wordml">
+        <w:rPr>
+          <w:rFonts/>
+          <w:b w:val="false"/>
+        </w:rPr>
+        <w:fldChar w:fldCharType="end" w:dirty="true"/>
+      </w:r>
+      <w:bookmarkEnd w:id="24fbafc2-248d-437f-a297-d356089d1245"/>
+      <w:r>
+        <w:rPr>
+          <w:rFonts/>
+          <w:b w:val="false"/>
+        </w:rPr>
+        <w:t xml:space="preserve">. </w:t>
+      </w:r>
+      <w:r>
+        <w:t xml:space="preserve"> </w:t>
+      </w:r>
+      <w:r>
+        <w:t xml:space="preserve">(A) Histogram of lake surface area (acres) and (B) histogram of lake watershed area (acres).</w:t>
+      </w:r>
+    </w:p>
+    <w:p>
+      <w:pPr>
+        <w:jc w:val="center"/>
+        <w:pStyle w:val="Normal"/>
+      </w:pPr>
+      <w:r>
+        <w:rPr/>
+        <w:drawing>
+          <wp:inline distT="0" distB="0" distL="0" distR="0">
+            <wp:extent cx="5486400" cy="2743200"/>
+            <wp:docPr id="9" name="" descr="Alternative text for screen readers"/>
+            <wp:cNvGraphicFramePr>
+              <a:graphicFrameLocks noChangeAspect="1"/>
+            </wp:cNvGraphicFramePr>
+            <a:graphic>
+              <a:graphicData uri="http://schemas.openxmlformats.org/drawingml/2006/picture">
+                <pic:pic>
+                  <pic:nvPicPr>
+                    <pic:cNvPr id="10" name=""/>
+                    <pic:cNvPicPr>
+                      <a:picLocks noChangeAspect="1" noChangeArrowheads="1"/>
+                    </pic:cNvPicPr>
+                  </pic:nvPicPr>
+                  <pic:blipFill>
+                    <a:blip r:embed="rId100"/>
+                    <a:stretch>
+                      <a:fillRect/>
+                    </a:stretch>
+                  </pic:blipFill>
+                  <pic:spPr bwMode="auto">
+                    <a:xfrm>
+                      <a:off x="0" y="0"/>
+                      <a:ext cx="76200" cy="38100"/>
+                    </a:xfrm>
+                    <a:prstGeom prst="rect">
+                      <a:avLst/>
+                    </a:prstGeom>
+                    <a:noFill/>
+                  </pic:spPr>
+                </pic:pic>
+              </a:graphicData>
+            </a:graphic>
+          </wp:inline>
+        </w:drawing>
+      </w:r>
+    </w:p>
+    <w:p>
+      <w:pPr>
+        <w:pStyle w:val="ImageCaption"/>
+      </w:pPr>
+      <w:r>
+        <w:rPr>
+          <w:rFonts/>
+          <w:b w:val="false"/>
+        </w:rPr>
+        <w:t xml:space="preserve">Figure </w:t>
+      </w:r>
+      <w:bookmarkStart w:id="477b01cb-b285-4bd6-829d-ab4017ea19fd" w:name="params"/>
+      <w:r xmlns:w14="http://schemas.microsoft.com/office/word/2010/wordml">
+        <w:rPr>
+          <w:rFonts/>
+          <w:b w:val="false"/>
+        </w:rPr>
+        <w:fldChar w:fldCharType="begin" w:dirty="true"/>
+      </w:r>
+      <w:r xmlns:w14="http://schemas.microsoft.com/office/word/2010/wordml">
+        <w:rPr>
+          <w:rFonts/>
+          <w:b w:val="false"/>
+        </w:rPr>
+        <w:instrText xml:space="preserve" w:dirty="true">SEQ fig \* Arabic</w:instrText>
+      </w:r>
+      <w:r xmlns:w14="http://schemas.microsoft.com/office/word/2010/wordml">
+        <w:rPr>
+          <w:rFonts/>
+          <w:b w:val="false"/>
+        </w:rPr>
+        <w:fldChar w:fldCharType="end" w:dirty="true"/>
+      </w:r>
+      <w:bookmarkEnd w:id="477b01cb-b285-4bd6-829d-ab4017ea19fd"/>
       <w:r>
         <w:rPr>
           <w:rFonts/>
@@ -5857,7 +5851,27 @@
         <w:t xml:space="preserve"> </w:t>
       </w:r>
       <w:r>
-        <w:t xml:space="preserve">(LDCs) were observed in five assessment units.</w:t>
+        <w:t xml:space="preserve">(LDCs) were observed in five assessment units (Figure</w:t>
+      </w:r>
+      <w:r>
+        <w:t xml:space="preserve"> </w:t>
+      </w:r>
+      <w:hyperlink w:anchor="models">
+        <w:r xmlns:w14="http://schemas.microsoft.com/office/word/2010/wordml">
+          <w:rPr/>
+          <w:fldChar w:fldCharType="begin" w:dirty="true"/>
+        </w:r>
+        <w:r xmlns:w14="http://schemas.microsoft.com/office/word/2010/wordml">
+          <w:rPr/>
+          <w:instrText xml:space="preserve" w:dirty="true"> REF models \h</w:instrText>
+        </w:r>
+        <w:r xmlns:w14="http://schemas.microsoft.com/office/word/2010/wordml">
+          <w:rPr/>
+          <w:fldChar w:fldCharType="end" w:dirty="true"/>
+        </w:r>
+      </w:hyperlink>
+      <w:r>
+        <w:t xml:space="preserve">).</w:t>
       </w:r>
       <w:r>
         <w:t xml:space="preserve"> </w:t>
@@ -5893,7 +5907,27 @@
         <w:t xml:space="preserve"> </w:t>
       </w:r>
       <w:r>
-        <w:t xml:space="preserve">bacteria impairments presumed to be hydrologically driven, similar to the Lake</w:t>
+        <w:t xml:space="preserve">bacteria impairments presumed to be hydrologically driven (Figure</w:t>
+      </w:r>
+      <w:r>
+        <w:t xml:space="preserve"> </w:t>
+      </w:r>
+      <w:hyperlink w:anchor="modparams">
+        <w:r xmlns:w14="http://schemas.microsoft.com/office/word/2010/wordml">
+          <w:rPr/>
+          <w:fldChar w:fldCharType="begin" w:dirty="true"/>
+        </w:r>
+        <w:r xmlns:w14="http://schemas.microsoft.com/office/word/2010/wordml">
+          <w:rPr/>
+          <w:instrText xml:space="preserve" w:dirty="true"> REF modparams \h</w:instrText>
+        </w:r>
+        <w:r xmlns:w14="http://schemas.microsoft.com/office/word/2010/wordml">
+          <w:rPr/>
+          <w:fldChar w:fldCharType="end" w:dirty="true"/>
+        </w:r>
+      </w:hyperlink>
+      <w:r>
+        <w:t xml:space="preserve">), similar to the Lake</w:t>
       </w:r>
       <w:r>
         <w:t xml:space="preserve"> </w:t>
@@ -5928,7 +5962,27 @@
         <w:t xml:space="preserve"> </w:t>
       </w:r>
       <w:r>
-        <w:t xml:space="preserve">criteria using annual chlorophyll-a geometric means as a target.</w:t>
+        <w:t xml:space="preserve">criteria using annual chlorophyll-a geometric means as a target (Figure</w:t>
+      </w:r>
+      <w:r>
+        <w:t xml:space="preserve"> </w:t>
+      </w:r>
+      <w:hyperlink w:anchor="modparams">
+        <w:r xmlns:w14="http://schemas.microsoft.com/office/word/2010/wordml">
+          <w:rPr/>
+          <w:fldChar w:fldCharType="begin" w:dirty="true"/>
+        </w:r>
+        <w:r xmlns:w14="http://schemas.microsoft.com/office/word/2010/wordml">
+          <w:rPr/>
+          <w:instrText xml:space="preserve" w:dirty="true"> REF modparams \h</w:instrText>
+        </w:r>
+        <w:r xmlns:w14="http://schemas.microsoft.com/office/word/2010/wordml">
+          <w:rPr/>
+          <w:fldChar w:fldCharType="end" w:dirty="true"/>
+        </w:r>
+      </w:hyperlink>
+      <w:r>
+        <w:t xml:space="preserve">).</w:t>
       </w:r>
       <w:r>
         <w:t xml:space="preserve"> </w:t>
@@ -6054,7 +6108,7 @@
     <w:p>
       <w:pPr>
         <w:sectPr>
-          <w:footerReference w:officer="true" r:id="rId92" w:type="default">
+          <w:footerReference w:officer="true" r:id="rId94" w:type="default">
 </w:footerReference>
           <w:pgMar w:header="708" w:bottom="1417" w:top="1417" w:right="1417" w:left="1417" w:footer="708" w:gutter="0"/>
           <w:pgSz w:h="16838" w:w="11906" w:orient="portrait"/>
@@ -6097,7 +6151,7 @@
                     </pic:cNvPicPr>
                   </pic:nvPicPr>
                   <pic:blipFill>
-                    <a:blip r:embed="rId99"/>
+                    <a:blip r:embed="rId101"/>
                     <a:stretch>
                       <a:fillRect/>
                     </a:stretch>
@@ -6130,7 +6184,7 @@
         </w:rPr>
         <w:t xml:space="preserve">Figure </w:t>
       </w:r>
-      <w:bookmarkStart w:id="ee2ebd24-157e-4ffc-8f5b-2be2e7369899" w:name="models"/>
+      <w:bookmarkStart w:id="ca1f9d39-8500-422a-a13e-4c71c7bc4a04" w:name="models"/>
       <w:r xmlns:w14="http://schemas.microsoft.com/office/word/2010/wordml">
         <w:rPr>
           <w:rFonts/>
@@ -6152,7 +6206,7 @@
         </w:rPr>
         <w:fldChar w:fldCharType="end" w:dirty="true"/>
       </w:r>
-      <w:bookmarkEnd w:id="ee2ebd24-157e-4ffc-8f5b-2be2e7369899"/>
+      <w:bookmarkEnd w:id="ca1f9d39-8500-422a-a13e-4c71c7bc4a04"/>
       <w:r>
         <w:rPr>
           <w:rFonts/>
@@ -6161,7 +6215,7 @@
         <w:t xml:space="preserve">. </w:t>
       </w:r>
       <w:r>
-        <w:t xml:space="preserve">Models…</w:t>
+        <w:t xml:space="preserve">Counts of (A) emprical models, (B) watershed models, and (C) receiving body models by assessment unit. The assessment unit count of receiving body and watershed model combinations (D), NA indicates no model.</w:t>
       </w:r>
     </w:p>
     <w:p>
@@ -6198,7 +6252,7 @@
                     </pic:cNvPicPr>
                   </pic:nvPicPr>
                   <pic:blipFill>
-                    <a:blip r:embed="rId100"/>
+                    <a:blip r:embed="rId102"/>
                     <a:stretch>
                       <a:fillRect/>
                     </a:stretch>
@@ -6231,7 +6285,7 @@
         </w:rPr>
         <w:t xml:space="preserve">Figure </w:t>
       </w:r>
-      <w:bookmarkStart w:id="96cf0fda-5320-4257-905f-3403cb564547" w:name="modparams"/>
+      <w:bookmarkStart w:id="ed0fa6f5-7bc2-4f0e-affa-6f6341e20539" w:name="modparams"/>
       <w:r xmlns:w14="http://schemas.microsoft.com/office/word/2010/wordml">
         <w:rPr>
           <w:rFonts/>
@@ -6253,7 +6307,7 @@
         </w:rPr>
         <w:fldChar w:fldCharType="end" w:dirty="true"/>
       </w:r>
-      <w:bookmarkEnd w:id="96cf0fda-5320-4257-905f-3403cb564547"/>
+      <w:bookmarkEnd w:id="ed0fa6f5-7bc2-4f0e-affa-6f6341e20539"/>
       <w:r>
         <w:rPr>
           <w:rFonts/>
@@ -6262,7 +6316,7 @@
         <w:t xml:space="preserve">. </w:t>
       </w:r>
       <w:r>
-        <w:t xml:space="preserve">Models…</w:t>
+        <w:t xml:space="preserve">The count of distinct models used for each endpoint parameter.</w:t>
       </w:r>
     </w:p>
     <w:bookmarkEnd w:id="22"/>
@@ -6538,7 +6592,7 @@
         </w:rPr>
         <w:t xml:space="preserve">Table  </w:t>
       </w:r>
-      <w:bookmarkStart w:id="917f7387-0d05-4582-8b6f-8363772ff4bc" w:name="models"/>
+      <w:bookmarkStart w:id="563904ab-e851-4dcf-8a98-ed51bfd96600" w:name="models"/>
       <w:r>
         <w:rPr>
           <w:rFonts/>
@@ -6560,7 +6614,7 @@
         </w:rPr>
         <w:fldChar w:fldCharType="end" w:dirty="true"/>
       </w:r>
-      <w:bookmarkEnd w:id="917f7387-0d05-4582-8b6f-8363772ff4bc"/>
+      <w:bookmarkEnd w:id="563904ab-e851-4dcf-8a98-ed51bfd96600"/>
       <w:r>
         <w:rPr>
           <w:rFonts/>
@@ -18933,7 +18987,27 @@
         <w:pStyle w:val="FirstParagraph"/>
       </w:pPr>
       <w:r>
-        <w:t xml:space="preserve">BATHTUB was the most frequently used receiving body model.</w:t>
+        <w:t xml:space="preserve">BATHTUB was the most frequently used receiving body model (Figure</w:t>
+      </w:r>
+      <w:r>
+        <w:t xml:space="preserve"> </w:t>
+      </w:r>
+      <w:hyperlink w:anchor="models">
+        <w:r xmlns:w14="http://schemas.microsoft.com/office/word/2010/wordml">
+          <w:rPr/>
+          <w:fldChar w:fldCharType="begin" w:dirty="true"/>
+        </w:r>
+        <w:r xmlns:w14="http://schemas.microsoft.com/office/word/2010/wordml">
+          <w:rPr/>
+          <w:instrText xml:space="preserve" w:dirty="true"> REF models \h</w:instrText>
+        </w:r>
+        <w:r xmlns:w14="http://schemas.microsoft.com/office/word/2010/wordml">
+          <w:rPr/>
+          <w:fldChar w:fldCharType="end" w:dirty="true"/>
+        </w:r>
+      </w:hyperlink>
+      <w:r>
+        <w:t xml:space="preserve">).</w:t>
       </w:r>
       <w:r>
         <w:t xml:space="preserve"> </w:t>
@@ -18945,7 +19019,27 @@
         <w:t xml:space="preserve"> </w:t>
       </w:r>
       <w:r>
-        <w:t xml:space="preserve">nutrient and chlorophyll-a conditions in small natural lakes.</w:t>
+        <w:t xml:space="preserve">nutrient and chlorophyll-a conditions in small natural lakes (Figure</w:t>
+      </w:r>
+      <w:r>
+        <w:t xml:space="preserve"> </w:t>
+      </w:r>
+      <w:hyperlink w:anchor="modparams">
+        <w:r xmlns:w14="http://schemas.microsoft.com/office/word/2010/wordml">
+          <w:rPr/>
+          <w:fldChar w:fldCharType="begin" w:dirty="true"/>
+        </w:r>
+        <w:r xmlns:w14="http://schemas.microsoft.com/office/word/2010/wordml">
+          <w:rPr/>
+          <w:instrText xml:space="preserve" w:dirty="true"> REF modparams \h</w:instrText>
+        </w:r>
+        <w:r xmlns:w14="http://schemas.microsoft.com/office/word/2010/wordml">
+          <w:rPr/>
+          <w:fldChar w:fldCharType="end" w:dirty="true"/>
+        </w:r>
+      </w:hyperlink>
+      <w:r>
+        <w:t xml:space="preserve">.</w:t>
       </w:r>
       <w:r>
         <w:t xml:space="preserve"> </w:t>
@@ -19044,7 +19138,13 @@
         <w:t xml:space="preserve"> </w:t>
       </w:r>
       <w:r>
-        <w:t xml:space="preserve">watershed loadings derived from nearly each of the watershed modelling approaches.</w:t>
+        <w:t xml:space="preserve">watershed loadings derived from nearly each of the watershed modelling</w:t>
+      </w:r>
+      <w:r>
+        <w:t xml:space="preserve"> </w:t>
+      </w:r>
+      <w:r>
+        <w:t xml:space="preserve">approaches.</w:t>
       </w:r>
     </w:p>
     <w:p>
@@ -19052,7 +19152,53 @@
         <w:pStyle w:val="BodyText"/>
       </w:pPr>
       <w:r>
-        <w:t xml:space="preserve">WET was used exclusively in New Mexico.</w:t>
+        <w:t xml:space="preserve">WET was used exclusively in New Mexico in four different assessment units</w:t>
+      </w:r>
+      <w:r>
+        <w:t xml:space="preserve"> </w:t>
+      </w:r>
+      <w:r>
+        <w:t xml:space="preserve">to model total nitrogen and total phosphorus endpoints (Figure</w:t>
+      </w:r>
+      <w:r>
+        <w:t xml:space="preserve"> </w:t>
+      </w:r>
+      <w:hyperlink w:anchor="models">
+        <w:r xmlns:w14="http://schemas.microsoft.com/office/word/2010/wordml">
+          <w:rPr/>
+          <w:fldChar w:fldCharType="begin" w:dirty="true"/>
+        </w:r>
+        <w:r xmlns:w14="http://schemas.microsoft.com/office/word/2010/wordml">
+          <w:rPr/>
+          <w:instrText xml:space="preserve" w:dirty="true"> REF models \h</w:instrText>
+        </w:r>
+        <w:r xmlns:w14="http://schemas.microsoft.com/office/word/2010/wordml">
+          <w:rPr/>
+          <w:fldChar w:fldCharType="end" w:dirty="true"/>
+        </w:r>
+      </w:hyperlink>
+      <w:r>
+        <w:t xml:space="preserve">;</w:t>
+      </w:r>
+      <w:r>
+        <w:t xml:space="preserve"> </w:t>
+      </w:r>
+      <w:hyperlink w:anchor="modparams">
+        <w:r xmlns:w14="http://schemas.microsoft.com/office/word/2010/wordml">
+          <w:rPr/>
+          <w:fldChar w:fldCharType="begin" w:dirty="true"/>
+        </w:r>
+        <w:r xmlns:w14="http://schemas.microsoft.com/office/word/2010/wordml">
+          <w:rPr/>
+          <w:instrText xml:space="preserve" w:dirty="true"> REF modparams \h</w:instrText>
+        </w:r>
+        <w:r xmlns:w14="http://schemas.microsoft.com/office/word/2010/wordml">
+          <w:rPr/>
+          <w:fldChar w:fldCharType="end" w:dirty="true"/>
+        </w:r>
+      </w:hyperlink>
+      <w:r>
+        <w:t xml:space="preserve">).</w:t>
       </w:r>
       <w:r>
         <w:t xml:space="preserve"> </w:t>
@@ -19276,13 +19422,71 @@
         <w:t xml:space="preserve"> </w:t>
       </w:r>
       <w:r>
-        <w:t xml:space="preserve">assessment units. However, EFDC was also utilized in coordination with the</w:t>
-      </w:r>
-      <w:r>
-        <w:t xml:space="preserve"> </w:t>
-      </w:r>
-      <w:r>
-        <w:t xml:space="preserve">WASP model in three additional assessment units. When coordinated, the EFDC</w:t>
+        <w:t xml:space="preserve">assessment units to directly model dissolved oxygen</w:t>
+      </w:r>
+      <w:r>
+        <w:t xml:space="preserve"> </w:t>
+      </w:r>
+      <w:r>
+        <w:t xml:space="preserve">endpoints ((Figure</w:t>
+      </w:r>
+      <w:r>
+        <w:t xml:space="preserve"> </w:t>
+      </w:r>
+      <w:hyperlink w:anchor="models">
+        <w:r xmlns:w14="http://schemas.microsoft.com/office/word/2010/wordml">
+          <w:rPr/>
+          <w:fldChar w:fldCharType="begin" w:dirty="true"/>
+        </w:r>
+        <w:r xmlns:w14="http://schemas.microsoft.com/office/word/2010/wordml">
+          <w:rPr/>
+          <w:instrText xml:space="preserve" w:dirty="true"> REF models \h</w:instrText>
+        </w:r>
+        <w:r xmlns:w14="http://schemas.microsoft.com/office/word/2010/wordml">
+          <w:rPr/>
+          <w:fldChar w:fldCharType="end" w:dirty="true"/>
+        </w:r>
+      </w:hyperlink>
+      <w:r>
+        <w:t xml:space="preserve">;</w:t>
+      </w:r>
+      <w:r>
+        <w:t xml:space="preserve"> </w:t>
+      </w:r>
+      <w:hyperlink w:anchor="modparams">
+        <w:r xmlns:w14="http://schemas.microsoft.com/office/word/2010/wordml">
+          <w:rPr/>
+          <w:fldChar w:fldCharType="begin" w:dirty="true"/>
+        </w:r>
+        <w:r xmlns:w14="http://schemas.microsoft.com/office/word/2010/wordml">
+          <w:rPr/>
+          <w:instrText xml:space="preserve" w:dirty="true"> REF modparams \h</w:instrText>
+        </w:r>
+        <w:r xmlns:w14="http://schemas.microsoft.com/office/word/2010/wordml">
+          <w:rPr/>
+          <w:fldChar w:fldCharType="end" w:dirty="true"/>
+        </w:r>
+      </w:hyperlink>
+      <w:r>
+        <w:t xml:space="preserve">).</w:t>
+      </w:r>
+      <w:r>
+        <w:t xml:space="preserve"> </w:t>
+      </w:r>
+      <w:r>
+        <w:t xml:space="preserve">However, EFDC was also utilized in coordination with the</w:t>
+      </w:r>
+      <w:r>
+        <w:t xml:space="preserve"> </w:t>
+      </w:r>
+      <w:r>
+        <w:t xml:space="preserve">WASP model in three additional assessment units to model chlorophyl-a endpoints.</w:t>
+      </w:r>
+      <w:r>
+        <w:t xml:space="preserve"> </w:t>
+      </w:r>
+      <w:r>
+        <w:t xml:space="preserve">In this fashion the EFDC</w:t>
       </w:r>
       <w:r>
         <w:t xml:space="preserve"> </w:t>
@@ -19327,7 +19531,7 @@
     <w:p>
       <w:pPr>
         <w:sectPr>
-          <w:footerReference w:officer="true" r:id="rId93" w:type="default">
+          <w:footerReference w:officer="true" r:id="rId95" w:type="default">
 </w:footerReference>
           <w:pgMar w:header="708" w:bottom="1417" w:top="1417" w:right="1417" w:left="1417" w:footer="708" w:gutter="0"/>
           <w:pgSz w:h="16838" w:w="11906" w:orient="portrait"/>
@@ -19339,7 +19543,7 @@
     <w:bookmarkEnd w:id="24"/>
     <w:bookmarkEnd w:id="25"/>
     <w:bookmarkEnd w:id="26"/>
-    <w:bookmarkStart w:id="32" w:name="discussion"/>
+    <w:bookmarkStart w:id="28" w:name="discussion"/>
     <w:p>
       <w:pPr>
         <w:pStyle w:val="Heading1"/>
@@ -19437,6 +19641,30 @@
         <w:t xml:space="preserve"> </w:t>
       </w:r>
       <w:r>
+        <w:t xml:space="preserve">Tredennick et al. (2021)</w:t>
+      </w:r>
+      <w:r>
+        <w:t xml:space="preserve"> </w:t>
+      </w:r>
+      <w:r>
+        <w:t xml:space="preserve">provide further discussion on different</w:t>
+      </w:r>
+      <w:r>
+        <w:t xml:space="preserve"> </w:t>
+      </w:r>
+      <w:r>
+        <w:t xml:space="preserve">apporaches for utilizing</w:t>
+      </w:r>
+      <w:r>
+        <w:t xml:space="preserve"> </w:t>
+      </w:r>
+      <w:r>
+        <w:t xml:space="preserve">and designing regression models for inference or prediction.</w:t>
+      </w:r>
+      <w:r>
+        <w:t xml:space="preserve"> </w:t>
+      </w:r>
+      <w:r>
         <w:t xml:space="preserve">Therefore, using the models to predict</w:t>
       </w:r>
       <w:r>
@@ -19624,13 +19852,13 @@
         <w:t xml:space="preserve">of nutrient input and cycling.</w:t>
       </w:r>
     </w:p>
-    <w:bookmarkStart w:id="27" w:name="model-coordination"/>
+    <w:bookmarkStart w:id="27" w:name="X07ad82ea8285fcbe9bdb3d5a39f789e5cf9257f"/>
     <w:p>
       <w:pPr>
         <w:pStyle w:val="Heading2"/>
       </w:pPr>
       <w:r>
-        <w:t xml:space="preserve">Model Coordination</w:t>
+        <w:t xml:space="preserve">Logistical Constraints in Model Selection</w:t>
       </w:r>
     </w:p>
     <w:p>
@@ -19638,6 +19866,33 @@
         <w:pStyle w:val="FirstParagraph"/>
       </w:pPr>
       <w:r>
+        <w:t xml:space="preserve">There is rarely a single best model to use for TMDL development. Model</w:t>
+      </w:r>
+      <w:r>
+        <w:t xml:space="preserve"> </w:t>
+      </w:r>
+      <w:r>
+        <w:t xml:space="preserve">selection is often a compromise based on budget and time, data availability,</w:t>
+      </w:r>
+      <w:r>
+        <w:t xml:space="preserve"> </w:t>
+      </w:r>
+      <w:r>
+        <w:t xml:space="preserve">site-specific domain expertise, and model defensibility</w:t>
+      </w:r>
+      <w:r>
+        <w:t xml:space="preserve"> </w:t>
+      </w:r>
+      <w:r>
+        <w:t xml:space="preserve">(Sridharan et al. 2021)</w:t>
+      </w:r>
+      <w:r>
+        <w:t xml:space="preserve">.</w:t>
+      </w:r>
+      <w:r>
+        <w:t xml:space="preserve"> </w:t>
+      </w:r>
+      <w:r>
         <w:t xml:space="preserve">Successful TMDL development hinges on stakeholder trust in the processes, data,</w:t>
       </w:r>
       <w:r>
@@ -19662,7 +19917,7 @@
         <w:t xml:space="preserve"> </w:t>
       </w:r>
       <w:r>
-        <w:t xml:space="preserve">reduced technical analysts costs, and less time spent developing models</w:t>
+        <w:t xml:space="preserve">reduced budgets, and less time spent developing models</w:t>
       </w:r>
       <w:r>
         <w:t xml:space="preserve"> </w:t>
@@ -19701,7 +19956,13 @@
         <w:t xml:space="preserve"> </w:t>
       </w:r>
       <w:r>
-        <w:t xml:space="preserve">complex model frameworks as more data and information about the system is gathered</w:t>
+        <w:t xml:space="preserve">complex model frameworks as more data and information about the system is</w:t>
+      </w:r>
+      <w:r>
+        <w:t xml:space="preserve"> </w:t>
+      </w:r>
+      <w:r>
+        <w:t xml:space="preserve">gathered</w:t>
       </w:r>
       <w:r>
         <w:t xml:space="preserve"> </w:t>
@@ -19709,59 +19970,134 @@
       <w:r>
         <w:t xml:space="preserve">(Chapra 2003; Zhang and Quinn 2019)</w:t>
       </w:r>
-    </w:p>
-    <w:bookmarkEnd w:id="27"/>
-    <w:bookmarkStart w:id="29" w:name="other-models"/>
-    <w:p>
-      <w:pPr>
-        <w:pStyle w:val="Heading2"/>
-      </w:pPr>
-      <w:r>
-        <w:t xml:space="preserve">Other Models</w:t>
+      <w:r>
+        <w:t xml:space="preserve">.</w:t>
       </w:r>
     </w:p>
     <w:p>
       <w:pPr>
-        <w:pStyle w:val="FirstParagraph"/>
+        <w:pStyle w:val="BodyText"/>
       </w:pPr>
       <w:r>
-        <w:t xml:space="preserve">Talk about BASINS(?)</w:t>
-      </w:r>
-      <w:r>
-        <w:t xml:space="preserve"> </w:t>
-      </w:r>
-      <w:hyperlink r:id="rId28">
-        <w:r>
-          <w:rPr>
-            <w:rStyle w:val="Hyperlink"/>
-          </w:rPr>
-          <w:t xml:space="preserve">https://link.springer.com/chapter/10.1007/978-0-387-09722-0_18</w:t>
-        </w:r>
-      </w:hyperlink>
+        <w:t xml:space="preserve">EPA introduced the Better Assessment Science Integrating Point and Nonpoint Sources</w:t>
+      </w:r>
+      <w:r>
+        <w:t xml:space="preserve"> </w:t>
+      </w:r>
+      <w:r>
+        <w:t xml:space="preserve">(BASINS) analysis system to support watershed studies and TMDL development</w:t>
+      </w:r>
+      <w:r>
+        <w:t xml:space="preserve"> </w:t>
+      </w:r>
+      <w:r>
+        <w:t xml:space="preserve">by the states. BASINS includes routinely used data layers, formatting tools,</w:t>
+      </w:r>
+      <w:r>
+        <w:t xml:space="preserve"> </w:t>
+      </w:r>
+      <w:r>
+        <w:t xml:space="preserve">and several watershed and receiving body models</w:t>
+      </w:r>
+      <w:r>
+        <w:t xml:space="preserve"> </w:t>
+      </w:r>
+      <w:r>
+        <w:t xml:space="preserve">(Kinerson et al. 2009)</w:t>
+      </w:r>
+      <w:r>
+        <w:t xml:space="preserve">.</w:t>
+      </w:r>
+      <w:r>
+        <w:t xml:space="preserve"> </w:t>
+      </w:r>
+      <w:r>
+        <w:t xml:space="preserve">Models and data included in BASINS are well supported by EPA and routinely used</w:t>
+      </w:r>
+      <w:r>
+        <w:t xml:space="preserve"> </w:t>
+      </w:r>
+      <w:r>
+        <w:t xml:space="preserve">in TMDLs. Models that are not currently included in BASINS (such as WET) may</w:t>
+      </w:r>
+      <w:r>
+        <w:t xml:space="preserve"> </w:t>
+      </w:r>
+      <w:r>
+        <w:t xml:space="preserve">require additional review and effort to provide a defensible use case over well-accepted</w:t>
+      </w:r>
+      <w:r>
+        <w:t xml:space="preserve"> </w:t>
+      </w:r>
+      <w:r>
+        <w:t xml:space="preserve">models.</w:t>
+      </w:r>
     </w:p>
-    <w:bookmarkEnd w:id="29"/>
-    <w:bookmarkStart w:id="30" w:name="data-needs"/>
     <w:p>
       <w:pPr>
-        <w:pStyle w:val="Heading2"/>
+        <w:pStyle w:val="BodyText"/>
       </w:pPr>
       <w:r>
-        <w:t xml:space="preserve">Data Needs</w:t>
+        <w:t xml:space="preserve">Finally, when choosing models, data, and assumptions some</w:t>
+      </w:r>
+      <w:r>
+        <w:t xml:space="preserve"> </w:t>
+      </w:r>
+      <w:r>
+        <w:t xml:space="preserve">consideration of model approaches currently used for water quality permitting</w:t>
+      </w:r>
+      <w:r>
+        <w:t xml:space="preserve"> </w:t>
+      </w:r>
+      <w:r>
+        <w:t xml:space="preserve">also needs to be made. Allowable permitted point-source loads that have been</w:t>
+      </w:r>
+      <w:r>
+        <w:t xml:space="preserve"> </w:t>
+      </w:r>
+      <w:r>
+        <w:t xml:space="preserve">determined based on different modelling approaches may end up drastically</w:t>
+      </w:r>
+      <w:r>
+        <w:t xml:space="preserve"> </w:t>
+      </w:r>
+      <w:r>
+        <w:t xml:space="preserve">different under different TMDL models, model assumptions, or calibration/validation data.</w:t>
+      </w:r>
+      <w:r>
+        <w:t xml:space="preserve"> </w:t>
+      </w:r>
+      <w:r>
+        <w:t xml:space="preserve">Disagreement between model results can reduce stakeholder confidence and could</w:t>
+      </w:r>
+      <w:r>
+        <w:t xml:space="preserve"> </w:t>
+      </w:r>
+      <w:r>
+        <w:t xml:space="preserve">increase the chance for legal challenges or litigation about the validity</w:t>
+      </w:r>
+      <w:r>
+        <w:t xml:space="preserve"> </w:t>
+      </w:r>
+      <w:r>
+        <w:t xml:space="preserve">of loading allocations. Close coordination between modelers in both groups</w:t>
+      </w:r>
+      <w:r>
+        <w:t xml:space="preserve"> </w:t>
+      </w:r>
+      <w:r>
+        <w:t xml:space="preserve">will be needed to validate model assumptions and potentially verify and explain</w:t>
+      </w:r>
+      <w:r>
+        <w:t xml:space="preserve"> </w:t>
+      </w:r>
+      <w:r>
+        <w:t xml:space="preserve">differences in model results should the need arise.</w:t>
       </w:r>
     </w:p>
-    <w:bookmarkEnd w:id="30"/>
-    <w:bookmarkStart w:id="31" w:name="model-coordination-1"/>
-    <w:p>
-      <w:pPr>
-        <w:pStyle w:val="Heading2"/>
-      </w:pPr>
-      <w:r>
-        <w:t xml:space="preserve">Model Coordination</w:t>
-      </w:r>
-    </w:p>
-    <w:bookmarkEnd w:id="31"/>
-    <w:bookmarkEnd w:id="32"/>
-    <w:bookmarkStart w:id="94" w:name="references"/>
+    <w:bookmarkEnd w:id="27"/>
+    <w:bookmarkEnd w:id="28"/>
+    <w:bookmarkStart w:id="96" w:name="references"/>
     <w:p>
       <w:pPr>
         <w:pStyle w:val="Heading1"/>
@@ -19770,8 +20106,8 @@
         <w:t xml:space="preserve">References</w:t>
       </w:r>
     </w:p>
-    <w:bookmarkStart w:id="93" w:name="refs"/>
-    <w:bookmarkStart w:id="34" w:name="ref-adamusEstimatingNonpointSource1995"/>
+    <w:bookmarkStart w:id="95" w:name="refs"/>
+    <w:bookmarkStart w:id="30" w:name="ref-adamusEstimatingNonpointSource1995"/>
     <w:p>
       <w:pPr>
         <w:pStyle w:val="Bibliography"/>
@@ -19791,7 +20127,7 @@
       <w:r>
         <w:t xml:space="preserve">screening model. Journal of the American Water Resources Association. 31(4):647–655. doi:</w:t>
       </w:r>
-      <w:hyperlink r:id="rId33">
+      <w:hyperlink r:id="rId29">
         <w:r>
           <w:rPr>
             <w:rStyle w:val="Hyperlink"/>
@@ -19803,8 +20139,8 @@
         <w:t xml:space="preserve">.</w:t>
       </w:r>
     </w:p>
-    <w:bookmarkEnd w:id="34"/>
-    <w:bookmarkStart w:id="36" w:name="ref-beckFourDecadesWater2018"/>
+    <w:bookmarkEnd w:id="30"/>
+    <w:bookmarkStart w:id="32" w:name="ref-beckFourDecadesWater2018"/>
     <w:p>
       <w:pPr>
         <w:pStyle w:val="Bibliography"/>
@@ -19821,7 +20157,7 @@
       <w:r>
         <w:t xml:space="preserve">. Estuarine, Coastal and Shelf Science. 212:11–22. doi:</w:t>
       </w:r>
-      <w:hyperlink r:id="rId35">
+      <w:hyperlink r:id="rId31">
         <w:r>
           <w:rPr>
             <w:rStyle w:val="Hyperlink"/>
@@ -19833,8 +20169,8 @@
         <w:t xml:space="preserve">.</w:t>
       </w:r>
     </w:p>
-    <w:bookmarkEnd w:id="36"/>
-    <w:bookmarkStart w:id="38" w:name="X73e4b776a172eaf21ab8480ef1be12b66553e20"/>
+    <w:bookmarkEnd w:id="32"/>
+    <w:bookmarkStart w:id="34" w:name="X73e4b776a172eaf21ab8480ef1be12b66553e20"/>
     <w:p>
       <w:pPr>
         <w:pStyle w:val="Bibliography"/>
@@ -19842,7 +20178,7 @@
       <w:r>
         <w:t xml:space="preserve">Bergbusch NT, Hayes NM, Simpson GL, Leavitt PR. 2021. Unexpected shift from phytoplankton to periphyton in eutrophic streams due to wastewater influx. Limnology and Oceanography. 66(7):2745–2761. doi:</w:t>
       </w:r>
-      <w:hyperlink r:id="rId37">
+      <w:hyperlink r:id="rId33">
         <w:r>
           <w:rPr>
             <w:rStyle w:val="Hyperlink"/>
@@ -19854,8 +20190,8 @@
         <w:t xml:space="preserve">.</w:t>
       </w:r>
     </w:p>
-    <w:bookmarkEnd w:id="38"/>
-    <w:bookmarkStart w:id="39" w:name="Xb462e8174e614d04adb9a3a2bb8d600ddadf76c"/>
+    <w:bookmarkEnd w:id="34"/>
+    <w:bookmarkStart w:id="35" w:name="Xb462e8174e614d04adb9a3a2bb8d600ddadf76c"/>
     <w:p>
       <w:pPr>
         <w:pStyle w:val="Bibliography"/>
@@ -19882,8 +20218,8 @@
         <w:t xml:space="preserve">’s manual for version 11. Athens, GA: U.S. Environmental Protection Agency, National Exposure Research Laboratory Report No.: EPA/600/R-97/080.</w:t>
       </w:r>
     </w:p>
-    <w:bookmarkEnd w:id="39"/>
-    <w:bookmarkStart w:id="41" w:name="X909347c3d3e4cc53ece4a191f8fcbe557565782"/>
+    <w:bookmarkEnd w:id="35"/>
+    <w:bookmarkStart w:id="37" w:name="X909347c3d3e4cc53ece4a191f8fcbe557565782"/>
     <w:p>
       <w:pPr>
         <w:pStyle w:val="Bibliography"/>
@@ -19933,7 +20269,7 @@
       <w:r>
         <w:t xml:space="preserve">. JAWRA Journal of the American Water Resources Association. 53(1):115–130. doi:</w:t>
       </w:r>
-      <w:hyperlink r:id="rId40">
+      <w:hyperlink r:id="rId36">
         <w:r>
           <w:rPr>
             <w:rStyle w:val="Hyperlink"/>
@@ -19945,8 +20281,8 @@
         <w:t xml:space="preserve">.</w:t>
       </w:r>
     </w:p>
-    <w:bookmarkEnd w:id="41"/>
-    <w:bookmarkStart w:id="43" w:name="ref-borahWatershedModelsDevelopment2019"/>
+    <w:bookmarkEnd w:id="37"/>
+    <w:bookmarkStart w:id="39" w:name="ref-borahWatershedModelsDevelopment2019"/>
     <w:p>
       <w:pPr>
         <w:pStyle w:val="Bibliography"/>
@@ -19963,7 +20299,7 @@
       <w:r>
         <w:t xml:space="preserve">. Journal of Hydrologic Engineering. 24(1):03118001. doi:</w:t>
       </w:r>
-      <w:hyperlink r:id="rId42">
+      <w:hyperlink r:id="rId38">
         <w:r>
           <w:rPr>
             <w:rStyle w:val="Hyperlink"/>
@@ -19975,8 +20311,8 @@
         <w:t xml:space="preserve">.</w:t>
       </w:r>
     </w:p>
-    <w:bookmarkEnd w:id="43"/>
-    <w:bookmarkStart w:id="45" w:name="ref-camachoReceivingWaterQuality2019"/>
+    <w:bookmarkEnd w:id="39"/>
+    <w:bookmarkStart w:id="41" w:name="ref-camachoReceivingWaterQuality2019"/>
     <w:p>
       <w:pPr>
         <w:pStyle w:val="Bibliography"/>
@@ -19996,7 +20332,7 @@
       <w:r>
         <w:t xml:space="preserve">development and implementation. Journal of Hydrologic Engineering. 24(2):04018063. doi:</w:t>
       </w:r>
-      <w:hyperlink r:id="rId44">
+      <w:hyperlink r:id="rId40">
         <w:r>
           <w:rPr>
             <w:rStyle w:val="Hyperlink"/>
@@ -20008,8 +20344,8 @@
         <w:t xml:space="preserve">.</w:t>
       </w:r>
     </w:p>
-    <w:bookmarkEnd w:id="45"/>
-    <w:bookmarkStart w:id="47" w:name="ref-chapraEngineeringWaterQuality2003"/>
+    <w:bookmarkEnd w:id="41"/>
+    <w:bookmarkStart w:id="43" w:name="ref-chapraEngineeringWaterQuality2003"/>
     <w:p>
       <w:pPr>
         <w:pStyle w:val="Bibliography"/>
@@ -20038,7 +20374,7 @@
       <w:r>
         <w:t xml:space="preserve">. Journal of Water Resources Planning and Management. 129(4):247–256. doi:</w:t>
       </w:r>
-      <w:hyperlink r:id="rId46">
+      <w:hyperlink r:id="rId42">
         <w:r>
           <w:rPr>
             <w:rStyle w:val="Hyperlink"/>
@@ -20050,8 +20386,8 @@
         <w:t xml:space="preserve">.</w:t>
       </w:r>
     </w:p>
-    <w:bookmarkEnd w:id="47"/>
-    <w:bookmarkStart w:id="49" w:name="ref-epaApproachUsingLoad2007"/>
+    <w:bookmarkEnd w:id="43"/>
+    <w:bookmarkStart w:id="45" w:name="ref-epaApproachUsingLoad2007"/>
     <w:p>
       <w:pPr>
         <w:pStyle w:val="Bibliography"/>
@@ -20107,7 +20443,7 @@
       <w:r>
         <w:t xml:space="preserve"> </w:t>
       </w:r>
-      <w:hyperlink r:id="rId48">
+      <w:hyperlink r:id="rId44">
         <w:r>
           <w:rPr>
             <w:rStyle w:val="Hyperlink"/>
@@ -20119,8 +20455,8 @@
         <w:t xml:space="preserve">.</w:t>
       </w:r>
     </w:p>
-    <w:bookmarkEnd w:id="49"/>
-    <w:bookmarkStart w:id="51" w:name="ref-epaAssessmentTotalMaximum2025"/>
+    <w:bookmarkEnd w:id="45"/>
+    <w:bookmarkStart w:id="47" w:name="ref-epaAssessmentTotalMaximum2025"/>
     <w:p>
       <w:pPr>
         <w:pStyle w:val="Bibliography"/>
@@ -20179,7 +20515,7 @@
       <w:r>
         <w:t xml:space="preserve"> </w:t>
       </w:r>
-      <w:hyperlink r:id="rId50">
+      <w:hyperlink r:id="rId46">
         <w:r>
           <w:rPr>
             <w:rStyle w:val="Hyperlink"/>
@@ -20191,8 +20527,8 @@
         <w:t xml:space="preserve">.</w:t>
       </w:r>
     </w:p>
-    <w:bookmarkEnd w:id="51"/>
-    <w:bookmarkStart w:id="53" w:name="ref-hawqs2.0HAWQSSystem202023"/>
+    <w:bookmarkEnd w:id="47"/>
+    <w:bookmarkStart w:id="49" w:name="ref-hawqs2.0HAWQSSystem202023"/>
     <w:p>
       <w:pPr>
         <w:pStyle w:val="Bibliography"/>
@@ -20257,7 +20593,7 @@
       <w:r>
         <w:t xml:space="preserve"> </w:t>
       </w:r>
-      <w:hyperlink r:id="rId52">
+      <w:hyperlink r:id="rId48">
         <w:r>
           <w:rPr>
             <w:rStyle w:val="Hyperlink"/>
@@ -20269,8 +20605,8 @@
         <w:t xml:space="preserve">.</w:t>
       </w:r>
     </w:p>
-    <w:bookmarkEnd w:id="53"/>
-    <w:bookmarkStart w:id="55" w:name="ref-hirschWeightedRegressionsTime2010"/>
+    <w:bookmarkEnd w:id="49"/>
+    <w:bookmarkStart w:id="51" w:name="ref-hirschWeightedRegressionsTime2010"/>
     <w:p>
       <w:pPr>
         <w:pStyle w:val="Bibliography"/>
@@ -20338,7 +20674,7 @@
       <w:r>
         <w:t xml:space="preserve">inputs. JAWRA Journal of the American Water Resources Association. 46(5):857–880. doi:</w:t>
       </w:r>
-      <w:hyperlink r:id="rId54">
+      <w:hyperlink r:id="rId50">
         <w:r>
           <w:rPr>
             <w:rStyle w:val="Hyperlink"/>
@@ -20350,8 +20686,8 @@
         <w:t xml:space="preserve">.</w:t>
       </w:r>
     </w:p>
-    <w:bookmarkEnd w:id="55"/>
-    <w:bookmarkStart w:id="57" w:name="ref-jonesBacteriaTotalMaximum2009"/>
+    <w:bookmarkEnd w:id="51"/>
+    <w:bookmarkStart w:id="53" w:name="ref-jonesBacteriaTotalMaximum2009"/>
     <w:p>
       <w:pPr>
         <w:pStyle w:val="Bibliography"/>
@@ -20371,7 +20707,7 @@
       <w:r>
         <w:t xml:space="preserve"> </w:t>
       </w:r>
-      <w:hyperlink r:id="rId56">
+      <w:hyperlink r:id="rId52">
         <w:r>
           <w:rPr>
             <w:rStyle w:val="Hyperlink"/>
@@ -20383,13 +20719,112 @@
         <w:t xml:space="preserve">.</w:t>
       </w:r>
     </w:p>
-    <w:bookmarkEnd w:id="57"/>
-    <w:bookmarkStart w:id="59" w:name="ref-nielsenIntroducingQWETQGISplugin2021"/>
+    <w:bookmarkEnd w:id="53"/>
+    <w:bookmarkStart w:id="55" w:name="ref-kinersonBASINSBetterAssessment2009"/>
     <w:p>
       <w:pPr>
         <w:pStyle w:val="Bibliography"/>
       </w:pPr>
       <w:r>
+        <w:t xml:space="preserve">Kinerson RS, Kittle JL, Duda PB. 2009.</w:t>
+      </w:r>
+      <w:r>
+        <w:t xml:space="preserve"> </w:t>
+      </w:r>
+      <w:hyperlink r:id="rId54">
+        <w:r>
+          <w:rPr>
+            <w:rStyle w:val="Hyperlink"/>
+          </w:rPr>
+          <w:t xml:space="preserve">BASINS</w:t>
+        </w:r>
+        <w:r>
+          <w:rPr>
+            <w:rStyle w:val="Hyperlink"/>
+          </w:rPr>
+          <w:t xml:space="preserve">:</w:t>
+        </w:r>
+        <w:r>
+          <w:rPr>
+            <w:rStyle w:val="Hyperlink"/>
+          </w:rPr>
+          <w:t xml:space="preserve"> </w:t>
+        </w:r>
+        <w:r>
+          <w:rPr>
+            <w:rStyle w:val="Hyperlink"/>
+          </w:rPr>
+          <w:t xml:space="preserve">Better Assessment Science Integrating Point</w:t>
+        </w:r>
+        <w:r>
+          <w:rPr>
+            <w:rStyle w:val="Hyperlink"/>
+          </w:rPr>
+          <w:t xml:space="preserve"> </w:t>
+        </w:r>
+        <w:r>
+          <w:rPr>
+            <w:rStyle w:val="Hyperlink"/>
+          </w:rPr>
+          <w:t xml:space="preserve">and</w:t>
+        </w:r>
+        <w:r>
+          <w:rPr>
+            <w:rStyle w:val="Hyperlink"/>
+          </w:rPr>
+          <w:t xml:space="preserve"> </w:t>
+        </w:r>
+        <w:r>
+          <w:rPr>
+            <w:rStyle w:val="Hyperlink"/>
+          </w:rPr>
+          <w:t xml:space="preserve">Nonpoint Sources</w:t>
+        </w:r>
+      </w:hyperlink>
+      <w:r>
+        <w:t xml:space="preserve">. In: Marcomini A, Suter Ii GW, Critto A, editors. Decision</w:t>
+      </w:r>
+      <w:r>
+        <w:t xml:space="preserve"> </w:t>
+      </w:r>
+      <w:r>
+        <w:t xml:space="preserve">Support Systems</w:t>
+      </w:r>
+      <w:r>
+        <w:t xml:space="preserve"> </w:t>
+      </w:r>
+      <w:r>
+        <w:t xml:space="preserve">for</w:t>
+      </w:r>
+      <w:r>
+        <w:t xml:space="preserve"> </w:t>
+      </w:r>
+      <w:r>
+        <w:t xml:space="preserve">Risk-Based Management</w:t>
+      </w:r>
+      <w:r>
+        <w:t xml:space="preserve"> </w:t>
+      </w:r>
+      <w:r>
+        <w:t xml:space="preserve">of</w:t>
+      </w:r>
+      <w:r>
+        <w:t xml:space="preserve"> </w:t>
+      </w:r>
+      <w:r>
+        <w:t xml:space="preserve">Contaminated Sites</w:t>
+      </w:r>
+      <w:r>
+        <w:t xml:space="preserve">. Boston, MA: Springer US. p. 375–398.</w:t>
+      </w:r>
+    </w:p>
+    <w:bookmarkEnd w:id="55"/>
+    <w:bookmarkStart w:id="57" w:name="ref-nielsenIntroducingQWETQGISplugin2021"/>
+    <w:p>
+      <w:pPr>
+        <w:pStyle w:val="Bibliography"/>
+      </w:pPr>
+      <w:r>
         <w:t xml:space="preserve">Nielsen A, Schmidt Hu FR, Schnedler-Meyer NA, Bolding K, Andersen TK, Trolle D. 2021. Introducing</w:t>
       </w:r>
       <w:r>
@@ -20428,7 +20863,7 @@
       <w:r>
         <w:t xml:space="preserve">model. Environmental Modelling &amp; Software. 135:104886. doi:</w:t>
       </w:r>
-      <w:hyperlink r:id="rId58">
+      <w:hyperlink r:id="rId56">
         <w:r>
           <w:rPr>
             <w:rStyle w:val="Hyperlink"/>
@@ -20440,8 +20875,8 @@
         <w:t xml:space="preserve">.</w:t>
       </w:r>
     </w:p>
-    <w:bookmarkEnd w:id="59"/>
-    <w:bookmarkStart w:id="61" w:name="Xc60e8cf929e7d0ce9951e54cad2dd8335cf2350"/>
+    <w:bookmarkEnd w:id="57"/>
+    <w:bookmarkStart w:id="59" w:name="Xc60e8cf929e7d0ce9951e54cad2dd8335cf2350"/>
     <w:p>
       <w:pPr>
         <w:pStyle w:val="Bibliography"/>
@@ -20461,7 +20896,7 @@
       <w:r>
         <w:t xml:space="preserve">dataset. Aquatic Ecology. 42(2):213–226. doi:</w:t>
       </w:r>
-      <w:hyperlink r:id="rId60">
+      <w:hyperlink r:id="rId58">
         <w:r>
           <w:rPr>
             <w:rStyle w:val="Hyperlink"/>
@@ -20473,8 +20908,8 @@
         <w:t xml:space="preserve">.</w:t>
       </w:r>
     </w:p>
-    <w:bookmarkEnd w:id="61"/>
-    <w:bookmarkStart w:id="63" w:name="X9908c3c11d2ce7c45992bd046a78b3587daa4e5"/>
+    <w:bookmarkEnd w:id="59"/>
+    <w:bookmarkStart w:id="61" w:name="X9908c3c11d2ce7c45992bd046a78b3587daa4e5"/>
     <w:p>
       <w:pPr>
         <w:pStyle w:val="Bibliography"/>
@@ -20518,7 +20953,7 @@
       <w:r>
         <w:t xml:space="preserve"> </w:t>
       </w:r>
-      <w:hyperlink r:id="rId62">
+      <w:hyperlink r:id="rId60">
         <w:r>
           <w:rPr>
             <w:rStyle w:val="Hyperlink"/>
@@ -20530,8 +20965,8 @@
         <w:t xml:space="preserve">.</w:t>
       </w:r>
     </w:p>
-    <w:bookmarkEnd w:id="63"/>
-    <w:bookmarkStart w:id="65" w:name="X078b1b92f591229c20f3683e30853c808054c88"/>
+    <w:bookmarkEnd w:id="61"/>
+    <w:bookmarkStart w:id="63" w:name="X078b1b92f591229c20f3683e30853c808054c88"/>
     <w:p>
       <w:pPr>
         <w:pStyle w:val="Bibliography"/>
@@ -20539,7 +20974,7 @@
       <w:r>
         <w:t xml:space="preserve">Robson BJ, Dourdet V. 2015. Prediction of sediment, particulate nutrient and dissolved nutrient concentrations in a dry tropical river to provide input to a mechanistic coastal water quality model. Environmental Modelling &amp; Software. 63:97–108. doi:</w:t>
       </w:r>
-      <w:hyperlink r:id="rId64">
+      <w:hyperlink r:id="rId62">
         <w:r>
           <w:rPr>
             <w:rStyle w:val="Hyperlink"/>
@@ -20551,8 +20986,8 @@
         <w:t xml:space="preserve">.</w:t>
       </w:r>
     </w:p>
-    <w:bookmarkEnd w:id="65"/>
-    <w:bookmarkStart w:id="67" w:name="ref-rollelongleyEffectsNutrientLoad2019"/>
+    <w:bookmarkEnd w:id="63"/>
+    <w:bookmarkStart w:id="65" w:name="ref-rollelongleyEffectsNutrientLoad2019"/>
     <w:p>
       <w:pPr>
         <w:pStyle w:val="Bibliography"/>
@@ -20599,7 +21034,7 @@
       <w:r>
         <w:t xml:space="preserve">. Limnologica. 77:125687. doi:</w:t>
       </w:r>
-      <w:hyperlink r:id="rId66">
+      <w:hyperlink r:id="rId64">
         <w:r>
           <w:rPr>
             <w:rStyle w:val="Hyperlink"/>
@@ -20611,8 +21046,8 @@
         <w:t xml:space="preserve">.</w:t>
       </w:r>
     </w:p>
-    <w:bookmarkEnd w:id="67"/>
-    <w:bookmarkStart w:id="69" w:name="ref-runkelLoadEstimatorLOADEST2004"/>
+    <w:bookmarkEnd w:id="65"/>
+    <w:bookmarkStart w:id="67" w:name="ref-runkelLoadEstimatorLOADEST2004"/>
     <w:p>
       <w:pPr>
         <w:pStyle w:val="Bibliography"/>
@@ -20650,7 +21085,7 @@
       <w:r>
         <w:t xml:space="preserve"> </w:t>
       </w:r>
-      <w:hyperlink r:id="rId68">
+      <w:hyperlink r:id="rId66">
         <w:r>
           <w:rPr>
             <w:rStyle w:val="Hyperlink"/>
@@ -20662,8 +21097,8 @@
         <w:t xml:space="preserve">.</w:t>
       </w:r>
     </w:p>
-    <w:bookmarkEnd w:id="69"/>
-    <w:bookmarkStart w:id="71" w:name="ref-schrammTotalMaximumDaily2022"/>
+    <w:bookmarkEnd w:id="67"/>
+    <w:bookmarkStart w:id="69" w:name="ref-schrammTotalMaximumDaily2022"/>
     <w:p>
       <w:pPr>
         <w:pStyle w:val="Bibliography"/>
@@ -20711,7 +21146,7 @@
       <w:r>
         <w:t xml:space="preserve">freshwater streams. Journal of Contemporary Water Research &amp; Education. 176(1):36–49. doi:</w:t>
       </w:r>
-      <w:hyperlink r:id="rId70">
+      <w:hyperlink r:id="rId68">
         <w:r>
           <w:rPr>
             <w:rStyle w:val="Hyperlink"/>
@@ -20723,8 +21158,8 @@
         <w:t xml:space="preserve">.</w:t>
       </w:r>
     </w:p>
-    <w:bookmarkEnd w:id="71"/>
-    <w:bookmarkStart w:id="73" w:name="ref-schrammRATTAINSAccessEPA2023"/>
+    <w:bookmarkEnd w:id="69"/>
+    <w:bookmarkStart w:id="71" w:name="ref-schrammRATTAINSAccessEPA2023"/>
     <w:p>
       <w:pPr>
         <w:pStyle w:val="Bibliography"/>
@@ -20761,13 +21196,46 @@
       </w:r>
       <w:r>
         <w:t xml:space="preserve"> </w:t>
+      </w:r>
+      <w:hyperlink r:id="rId70">
+        <w:r>
+          <w:rPr>
+            <w:rStyle w:val="Hyperlink"/>
+          </w:rPr>
+          <w:t xml:space="preserve">https://CRAN.R-project.org/package=rATTAINS</w:t>
+        </w:r>
+      </w:hyperlink>
+      <w:r>
+        <w:t xml:space="preserve">.</w:t>
+      </w:r>
+    </w:p>
+    <w:bookmarkEnd w:id="71"/>
+    <w:bookmarkStart w:id="73" w:name="ref-sridharanSelectingReliableModels2021"/>
+    <w:p>
+      <w:pPr>
+        <w:pStyle w:val="Bibliography"/>
+      </w:pPr>
+      <w:r>
+        <w:t xml:space="preserve">Sridharan VK, Quinn NWT, Kumar S, McCutcheon SC, Ahmadisharaf E, Fang X, Zhang HX, Parker A. 2021. Selecting reliable models for</w:t>
+      </w:r>
+      <w:r>
+        <w:t xml:space="preserve"> </w:t>
+      </w:r>
+      <w:r>
+        <w:t xml:space="preserve">Total Maximum Daily Load</w:t>
+      </w:r>
+      <w:r>
+        <w:t xml:space="preserve"> </w:t>
+      </w:r>
+      <w:r>
+        <w:t xml:space="preserve">development: Holistic protocol. Journal of Hydrologic Engineering. 26(10):04021031. doi:</w:t>
       </w:r>
       <w:hyperlink r:id="rId72">
         <w:r>
           <w:rPr>
             <w:rStyle w:val="Hyperlink"/>
           </w:rPr>
-          <w:t xml:space="preserve">https://CRAN.R-project.org/package=rATTAINS</w:t>
+          <w:t xml:space="preserve">10.1061/(ASCE)HE.1943-5584.0002102</w:t>
         </w:r>
       </w:hyperlink>
       <w:r>
@@ -21112,12 +21580,33 @@
       </w:r>
     </w:p>
     <w:bookmarkEnd w:id="84"/>
-    <w:bookmarkStart w:id="86" w:name="ref-usdanrcsEstimatingRunoffVolume2021"/>
+    <w:bookmarkStart w:id="86" w:name="X142465363f662261bfdf65014e49fdf701544f6"/>
     <w:p>
       <w:pPr>
         <w:pStyle w:val="Bibliography"/>
       </w:pPr>
       <w:r>
+        <w:t xml:space="preserve">Tredennick AT, Hooker G, Ellner SP, Adler PB. 2021. A practical guide to selecting models for exploration, inference, and prediction in ecology. Ecology. 102(6):e03336. doi:</w:t>
+      </w:r>
+      <w:hyperlink r:id="rId85">
+        <w:r>
+          <w:rPr>
+            <w:rStyle w:val="Hyperlink"/>
+          </w:rPr>
+          <w:t xml:space="preserve">10.1002/ecy.3336</w:t>
+        </w:r>
+      </w:hyperlink>
+      <w:r>
+        <w:t xml:space="preserve">.</w:t>
+      </w:r>
+    </w:p>
+    <w:bookmarkEnd w:id="86"/>
+    <w:bookmarkStart w:id="88" w:name="ref-usdanrcsEstimatingRunoffVolume2021"/>
+    <w:p>
+      <w:pPr>
+        <w:pStyle w:val="Bibliography"/>
+      </w:pPr>
+      <w:r>
         <w:t xml:space="preserve">USDA NRCS. 2021. Estimating</w:t>
       </w:r>
       <w:r>
@@ -21153,7 +21642,7 @@
       <w:r>
         <w:t xml:space="preserve"> </w:t>
       </w:r>
-      <w:hyperlink r:id="rId85">
+      <w:hyperlink r:id="rId87">
         <w:r>
           <w:rPr>
             <w:rStyle w:val="Hyperlink"/>
@@ -21165,8 +21654,8 @@
         <w:t xml:space="preserve">.</w:t>
       </w:r>
     </w:p>
-    <w:bookmarkEnd w:id="86"/>
-    <w:bookmarkStart w:id="88" w:name="ref-walkerBATHTUBVersion612006"/>
+    <w:bookmarkEnd w:id="88"/>
+    <w:bookmarkStart w:id="90" w:name="ref-walkerBATHTUBVersion612006"/>
     <w:p>
       <w:pPr>
         <w:pStyle w:val="Bibliography"/>
@@ -21234,7 +21723,7 @@
       <w:r>
         <w:t xml:space="preserve"> </w:t>
       </w:r>
-      <w:hyperlink r:id="rId87">
+      <w:hyperlink r:id="rId89">
         <w:r>
           <w:rPr>
             <w:rStyle w:val="Hyperlink"/>
@@ -21246,8 +21735,8 @@
         <w:t xml:space="preserve">.</w:t>
       </w:r>
     </w:p>
-    <w:bookmarkEnd w:id="88"/>
-    <w:bookmarkStart w:id="90" w:name="ref-woolWASP8Next2020"/>
+    <w:bookmarkEnd w:id="90"/>
+    <w:bookmarkStart w:id="92" w:name="ref-woolWASP8Next2020"/>
     <w:p>
       <w:pPr>
         <w:pStyle w:val="Bibliography"/>
@@ -21276,7 +21765,7 @@
       <w:r>
         <w:t xml:space="preserve">’s water quality model. Water. 12(5):1398. doi:</w:t>
       </w:r>
-      <w:hyperlink r:id="rId89">
+      <w:hyperlink r:id="rId91">
         <w:r>
           <w:rPr>
             <w:rStyle w:val="Hyperlink"/>
@@ -21288,8 +21777,8 @@
         <w:t xml:space="preserve">.</w:t>
       </w:r>
     </w:p>
-    <w:bookmarkEnd w:id="90"/>
-    <w:bookmarkStart w:id="92" w:name="ref-zhangSimpleModelsAnalytical2019"/>
+    <w:bookmarkEnd w:id="92"/>
+    <w:bookmarkStart w:id="94" w:name="ref-zhangSimpleModelsAnalytical2019"/>
     <w:p>
       <w:pPr>
         <w:pStyle w:val="Bibliography"/>
@@ -21309,7 +21798,7 @@
       <w:r>
         <w:t xml:space="preserve">assessment. Journal of Hydrologic Engineering. 24(2):02518002. doi:</w:t>
       </w:r>
-      <w:hyperlink r:id="rId91">
+      <w:hyperlink r:id="rId93">
         <w:r>
           <w:rPr>
             <w:rStyle w:val="Hyperlink"/>
@@ -21321,8 +21810,8 @@
         <w:t xml:space="preserve">.</w:t>
       </w:r>
     </w:p>
-    <w:bookmarkEnd w:id="92"/>
-    <w:bookmarkEnd w:id="93"/>
+    <w:bookmarkEnd w:id="94"/>
+    <w:bookmarkEnd w:id="95"/>
     <w:p>
       <w:pPr>
         <w:sectPr>
@@ -21333,8 +21822,8 @@
         </w:sectPr>
       </w:pPr>
     </w:p>
-    <w:bookmarkEnd w:id="94"/>
-    <w:bookmarkStart w:id="95" w:name="appendix-a"/>
+    <w:bookmarkEnd w:id="96"/>
+    <w:bookmarkStart w:id="97" w:name="appendix-a"/>
     <w:p>
       <w:pPr>
         <w:pStyle w:val="Heading1"/>
@@ -28848,7 +29337,7 @@
         </w:sectPr>
       </w:pPr>
     </w:p>
-    <w:bookmarkEnd w:id="95"/>
+    <w:bookmarkEnd w:id="97"/>
     <w:sectPr>
       <w:footerReference r:id="rId9" w:type="default"/>
       <w:pgSz w:h="15840" w:w="12240"/>
@@ -28865,7 +29354,7 @@
 </file>
 
 <file path=word/footer1.xml><?xml version="1.0" encoding="utf-8"?>
-<w:ftr xmlns:wpc="http://schemas.microsoft.com/office/word/2010/wordprocessingCanvas" xmlns:cx="http://schemas.microsoft.com/office/drawing/2014/chartex" xmlns:cx1="http://schemas.microsoft.com/office/drawing/2015/9/8/chartex" xmlns:cx2="http://schemas.microsoft.com/office/drawing/2015/10/21/chartex" xmlns:cx3="http://schemas.microsoft.com/office/drawing/2016/5/9/chartex" xmlns:cx4="http://schemas.microsoft.com/office/drawing/2016/5/10/chartex" xmlns:cx5="http://schemas.microsoft.com/office/drawing/2016/5/11/chartex" xmlns:cx6="http://schemas.microsoft.com/office/drawing/2016/5/12/chartex" xmlns:cx7="http://schemas.microsoft.com/office/drawing/2016/5/13/chartex" xmlns:cx8="http://schemas.microsoft.com/office/drawing/2016/5/14/chartex" xmlns:mc="http://schemas.openxmlformats.org/markup-compatibility/2006" xmlns:aink="http://schemas.microsoft.com/office/drawing/2016/ink" xmlns:am3d="http://schemas.microsoft.com/office/drawing/2017/model3d" xmlns:o="urn:schemas-microsoft-com:office:office" xmlns:oel="http://schemas.microsoft.com/office/2019/extlst" xmlns:r="http://schemas.openxmlformats.org/officeDocument/2006/relationships" xmlns:m="http://schemas.openxmlformats.org/officeDocument/2006/math" xmlns:v="urn:schemas-microsoft-com:vml" xmlns:wp14="http://schemas.microsoft.com/office/word/2010/wordprocessingDrawing" xmlns:wp="http://schemas.openxmlformats.org/drawingml/2006/wordprocessingDrawing" xmlns:w10="urn:schemas-microsoft-com:office:word" xmlns:w="http://schemas.openxmlformats.org/wordprocessingml/2006/main" xmlns:w14="http://schemas.microsoft.com/office/word/2010/wordml" xmlns:w15="http://schemas.microsoft.com/office/word/2012/wordml" xmlns:w16cex="http://schemas.microsoft.com/office/word/2018/wordml/cex" xmlns:w16cid="http://schemas.microsoft.com/office/word/2016/wordml/cid" xmlns:w16="http://schemas.microsoft.com/office/word/2018/wordml" xmlns:w16sdtdh="http://schemas.microsoft.com/office/word/2020/wordml/sdtdatahash" xmlns:w16se="http://schemas.microsoft.com/office/word/2015/wordml/symex" xmlns:wpg="http://schemas.microsoft.com/office/word/2010/wordprocessingGroup" xmlns:wpi="http://schemas.microsoft.com/office/word/2010/wordprocessingInk" xmlns:wne="http://schemas.microsoft.com/office/word/2006/wordml" xmlns:wps="http://schemas.microsoft.com/office/word/2010/wordprocessingShape" mc:Ignorable="w14 w15 w16se w16cid w16 w16cex w16sdtdh wp14">
+<w:ftr xmlns:wpc="http://schemas.microsoft.com/office/word/2010/wordprocessingCanvas" xmlns:cx="http://schemas.microsoft.com/office/drawing/2014/chartex" xmlns:cx1="http://schemas.microsoft.com/office/drawing/2015/9/8/chartex" xmlns:cx2="http://schemas.microsoft.com/office/drawing/2015/10/21/chartex" xmlns:cx3="http://schemas.microsoft.com/office/drawing/2016/5/9/chartex" xmlns:cx4="http://schemas.microsoft.com/office/drawing/2016/5/10/chartex" xmlns:cx5="http://schemas.microsoft.com/office/drawing/2016/5/11/chartex" xmlns:cx6="http://schemas.microsoft.com/office/drawing/2016/5/12/chartex" xmlns:cx7="http://schemas.microsoft.com/office/drawing/2016/5/13/chartex" xmlns:cx8="http://schemas.microsoft.com/office/drawing/2016/5/14/chartex" xmlns:mc="http://schemas.openxmlformats.org/markup-compatibility/2006" xmlns:aink="http://schemas.microsoft.com/office/drawing/2016/ink" xmlns:am3d="http://schemas.microsoft.com/office/drawing/2017/model3d" xmlns:o="urn:schemas-microsoft-com:office:office" xmlns:oel="http://schemas.microsoft.com/office/2019/extlst" xmlns:r="http://schemas.openxmlformats.org/officeDocument/2006/relationships" xmlns:m="http://schemas.openxmlformats.org/officeDocument/2006/math" xmlns:v="urn:schemas-microsoft-com:vml" xmlns:wp14="http://schemas.microsoft.com/office/word/2010/wordprocessingDrawing" xmlns:wp="http://schemas.openxmlformats.org/drawingml/2006/wordprocessingDrawing" xmlns:w10="urn:schemas-microsoft-com:office:word" xmlns:w="http://schemas.openxmlformats.org/wordprocessingml/2006/main" xmlns:w14="http://schemas.microsoft.com/office/word/2010/wordml" xmlns:w15="http://schemas.microsoft.com/office/word/2012/wordml" xmlns:w16cex="http://schemas.microsoft.com/office/word/2018/wordml/cex" xmlns:w16cid="http://schemas.microsoft.com/office/word/2016/wordml/cid" xmlns:w16="http://schemas.microsoft.com/office/word/2018/wordml" xmlns:w16du="http://schemas.microsoft.com/office/word/2023/wordml/word16du" xmlns:w16sdtdh="http://schemas.microsoft.com/office/word/2020/wordml/sdtdatahash" xmlns:w16sdtfl="http://schemas.microsoft.com/office/word/2024/wordml/sdtformatlock" xmlns:w16se="http://schemas.microsoft.com/office/word/2015/wordml/symex" xmlns:wpg="http://schemas.microsoft.com/office/word/2010/wordprocessingGroup" xmlns:wpi="http://schemas.microsoft.com/office/word/2010/wordprocessingInk" xmlns:wne="http://schemas.microsoft.com/office/word/2006/wordml" xmlns:wps="http://schemas.microsoft.com/office/word/2010/wordprocessingShape" mc:Ignorable="w14 w15 w16se w16cid w16 w16cex w16sdtdh w16sdtfl w16du wp14">
   <w:sdt>
     <w:sdtPr>
       <w:id w:val="417142197"/>
@@ -28918,7 +29407,7 @@
 </file>
 
 <file path=word/footer2.xml><?xml version="1.0" encoding="utf-8"?>
-<w:ftr xmlns:wpc="http://schemas.microsoft.com/office/word/2010/wordprocessingCanvas" xmlns:cx="http://schemas.microsoft.com/office/drawing/2014/chartex" xmlns:cx1="http://schemas.microsoft.com/office/drawing/2015/9/8/chartex" xmlns:cx2="http://schemas.microsoft.com/office/drawing/2015/10/21/chartex" xmlns:cx3="http://schemas.microsoft.com/office/drawing/2016/5/9/chartex" xmlns:cx4="http://schemas.microsoft.com/office/drawing/2016/5/10/chartex" xmlns:cx5="http://schemas.microsoft.com/office/drawing/2016/5/11/chartex" xmlns:cx6="http://schemas.microsoft.com/office/drawing/2016/5/12/chartex" xmlns:cx7="http://schemas.microsoft.com/office/drawing/2016/5/13/chartex" xmlns:cx8="http://schemas.microsoft.com/office/drawing/2016/5/14/chartex" xmlns:mc="http://schemas.openxmlformats.org/markup-compatibility/2006" xmlns:aink="http://schemas.microsoft.com/office/drawing/2016/ink" xmlns:am3d="http://schemas.microsoft.com/office/drawing/2017/model3d" xmlns:o="urn:schemas-microsoft-com:office:office" xmlns:oel="http://schemas.microsoft.com/office/2019/extlst" xmlns:r="http://schemas.openxmlformats.org/officeDocument/2006/relationships" xmlns:m="http://schemas.openxmlformats.org/officeDocument/2006/math" xmlns:v="urn:schemas-microsoft-com:vml" xmlns:wp14="http://schemas.microsoft.com/office/word/2010/wordprocessingDrawing" xmlns:wp="http://schemas.openxmlformats.org/drawingml/2006/wordprocessingDrawing" xmlns:w10="urn:schemas-microsoft-com:office:word" xmlns:w="http://schemas.openxmlformats.org/wordprocessingml/2006/main" xmlns:w14="http://schemas.microsoft.com/office/word/2010/wordml" xmlns:w15="http://schemas.microsoft.com/office/word/2012/wordml" xmlns:w16cex="http://schemas.microsoft.com/office/word/2018/wordml/cex" xmlns:w16cid="http://schemas.microsoft.com/office/word/2016/wordml/cid" xmlns:w16="http://schemas.microsoft.com/office/word/2018/wordml" xmlns:w16sdtdh="http://schemas.microsoft.com/office/word/2020/wordml/sdtdatahash" xmlns:w16se="http://schemas.microsoft.com/office/word/2015/wordml/symex" xmlns:wpg="http://schemas.microsoft.com/office/word/2010/wordprocessingGroup" xmlns:wpi="http://schemas.microsoft.com/office/word/2010/wordprocessingInk" xmlns:wne="http://schemas.microsoft.com/office/word/2006/wordml" xmlns:wps="http://schemas.microsoft.com/office/word/2010/wordprocessingShape" mc:Ignorable="w14 w15 w16se w16cid w16 w16cex w16sdtdh wp14">
+<w:ftr xmlns:wpc="http://schemas.microsoft.com/office/word/2010/wordprocessingCanvas" xmlns:cx="http://schemas.microsoft.com/office/drawing/2014/chartex" xmlns:cx1="http://schemas.microsoft.com/office/drawing/2015/9/8/chartex" xmlns:cx2="http://schemas.microsoft.com/office/drawing/2015/10/21/chartex" xmlns:cx3="http://schemas.microsoft.com/office/drawing/2016/5/9/chartex" xmlns:cx4="http://schemas.microsoft.com/office/drawing/2016/5/10/chartex" xmlns:cx5="http://schemas.microsoft.com/office/drawing/2016/5/11/chartex" xmlns:cx6="http://schemas.microsoft.com/office/drawing/2016/5/12/chartex" xmlns:cx7="http://schemas.microsoft.com/office/drawing/2016/5/13/chartex" xmlns:cx8="http://schemas.microsoft.com/office/drawing/2016/5/14/chartex" xmlns:mc="http://schemas.openxmlformats.org/markup-compatibility/2006" xmlns:aink="http://schemas.microsoft.com/office/drawing/2016/ink" xmlns:am3d="http://schemas.microsoft.com/office/drawing/2017/model3d" xmlns:o="urn:schemas-microsoft-com:office:office" xmlns:oel="http://schemas.microsoft.com/office/2019/extlst" xmlns:r="http://schemas.openxmlformats.org/officeDocument/2006/relationships" xmlns:m="http://schemas.openxmlformats.org/officeDocument/2006/math" xmlns:v="urn:schemas-microsoft-com:vml" xmlns:wp14="http://schemas.microsoft.com/office/word/2010/wordprocessingDrawing" xmlns:wp="http://schemas.openxmlformats.org/drawingml/2006/wordprocessingDrawing" xmlns:w10="urn:schemas-microsoft-com:office:word" xmlns:w="http://schemas.openxmlformats.org/wordprocessingml/2006/main" xmlns:w14="http://schemas.microsoft.com/office/word/2010/wordml" xmlns:w15="http://schemas.microsoft.com/office/word/2012/wordml" xmlns:w16cex="http://schemas.microsoft.com/office/word/2018/wordml/cex" xmlns:w16cid="http://schemas.microsoft.com/office/word/2016/wordml/cid" xmlns:w16="http://schemas.microsoft.com/office/word/2018/wordml" xmlns:w16du="http://schemas.microsoft.com/office/word/2023/wordml/word16du" xmlns:w16sdtdh="http://schemas.microsoft.com/office/word/2020/wordml/sdtdatahash" xmlns:w16sdtfl="http://schemas.microsoft.com/office/word/2024/wordml/sdtformatlock" xmlns:w16se="http://schemas.microsoft.com/office/word/2015/wordml/symex" xmlns:wpg="http://schemas.microsoft.com/office/word/2010/wordprocessingGroup" xmlns:wpi="http://schemas.microsoft.com/office/word/2010/wordprocessingInk" xmlns:wne="http://schemas.microsoft.com/office/word/2006/wordml" xmlns:wps="http://schemas.microsoft.com/office/word/2010/wordprocessingShape" mc:Ignorable="w14 w15 w16se w16cid w16 w16cex w16sdtdh w16sdtfl w16du wp14">
   <w:sdt>
     <w:sdtPr>
       <w:id w:val="1121728801"/>
@@ -28971,7 +29460,7 @@
 </file>
 
 <file path=word/footer3.xml><?xml version="1.0" encoding="utf-8"?>
-<w:ftr xmlns:wpc="http://schemas.microsoft.com/office/word/2010/wordprocessingCanvas" xmlns:cx="http://schemas.microsoft.com/office/drawing/2014/chartex" xmlns:cx1="http://schemas.microsoft.com/office/drawing/2015/9/8/chartex" xmlns:cx2="http://schemas.microsoft.com/office/drawing/2015/10/21/chartex" xmlns:cx3="http://schemas.microsoft.com/office/drawing/2016/5/9/chartex" xmlns:cx4="http://schemas.microsoft.com/office/drawing/2016/5/10/chartex" xmlns:cx5="http://schemas.microsoft.com/office/drawing/2016/5/11/chartex" xmlns:cx6="http://schemas.microsoft.com/office/drawing/2016/5/12/chartex" xmlns:cx7="http://schemas.microsoft.com/office/drawing/2016/5/13/chartex" xmlns:cx8="http://schemas.microsoft.com/office/drawing/2016/5/14/chartex" xmlns:mc="http://schemas.openxmlformats.org/markup-compatibility/2006" xmlns:aink="http://schemas.microsoft.com/office/drawing/2016/ink" xmlns:am3d="http://schemas.microsoft.com/office/drawing/2017/model3d" xmlns:o="urn:schemas-microsoft-com:office:office" xmlns:oel="http://schemas.microsoft.com/office/2019/extlst" xmlns:r="http://schemas.openxmlformats.org/officeDocument/2006/relationships" xmlns:m="http://schemas.openxmlformats.org/officeDocument/2006/math" xmlns:v="urn:schemas-microsoft-com:vml" xmlns:wp14="http://schemas.microsoft.com/office/word/2010/wordprocessingDrawing" xmlns:wp="http://schemas.openxmlformats.org/drawingml/2006/wordprocessingDrawing" xmlns:w10="urn:schemas-microsoft-com:office:word" xmlns:w="http://schemas.openxmlformats.org/wordprocessingml/2006/main" xmlns:w14="http://schemas.microsoft.com/office/word/2010/wordml" xmlns:w15="http://schemas.microsoft.com/office/word/2012/wordml" xmlns:w16cex="http://schemas.microsoft.com/office/word/2018/wordml/cex" xmlns:w16cid="http://schemas.microsoft.com/office/word/2016/wordml/cid" xmlns:w16="http://schemas.microsoft.com/office/word/2018/wordml" xmlns:w16sdtdh="http://schemas.microsoft.com/office/word/2020/wordml/sdtdatahash" xmlns:w16se="http://schemas.microsoft.com/office/word/2015/wordml/symex" xmlns:wpg="http://schemas.microsoft.com/office/word/2010/wordprocessingGroup" xmlns:wpi="http://schemas.microsoft.com/office/word/2010/wordprocessingInk" xmlns:wne="http://schemas.microsoft.com/office/word/2006/wordml" xmlns:wps="http://schemas.microsoft.com/office/word/2010/wordprocessingShape" mc:Ignorable="w14 w15 w16se w16cid w16 w16cex w16sdtdh wp14">
+<w:ftr xmlns:wpc="http://schemas.microsoft.com/office/word/2010/wordprocessingCanvas" xmlns:cx="http://schemas.microsoft.com/office/drawing/2014/chartex" xmlns:cx1="http://schemas.microsoft.com/office/drawing/2015/9/8/chartex" xmlns:cx2="http://schemas.microsoft.com/office/drawing/2015/10/21/chartex" xmlns:cx3="http://schemas.microsoft.com/office/drawing/2016/5/9/chartex" xmlns:cx4="http://schemas.microsoft.com/office/drawing/2016/5/10/chartex" xmlns:cx5="http://schemas.microsoft.com/office/drawing/2016/5/11/chartex" xmlns:cx6="http://schemas.microsoft.com/office/drawing/2016/5/12/chartex" xmlns:cx7="http://schemas.microsoft.com/office/drawing/2016/5/13/chartex" xmlns:cx8="http://schemas.microsoft.com/office/drawing/2016/5/14/chartex" xmlns:mc="http://schemas.openxmlformats.org/markup-compatibility/2006" xmlns:aink="http://schemas.microsoft.com/office/drawing/2016/ink" xmlns:am3d="http://schemas.microsoft.com/office/drawing/2017/model3d" xmlns:o="urn:schemas-microsoft-com:office:office" xmlns:oel="http://schemas.microsoft.com/office/2019/extlst" xmlns:r="http://schemas.openxmlformats.org/officeDocument/2006/relationships" xmlns:m="http://schemas.openxmlformats.org/officeDocument/2006/math" xmlns:v="urn:schemas-microsoft-com:vml" xmlns:wp14="http://schemas.microsoft.com/office/word/2010/wordprocessingDrawing" xmlns:wp="http://schemas.openxmlformats.org/drawingml/2006/wordprocessingDrawing" xmlns:w10="urn:schemas-microsoft-com:office:word" xmlns:w="http://schemas.openxmlformats.org/wordprocessingml/2006/main" xmlns:w14="http://schemas.microsoft.com/office/word/2010/wordml" xmlns:w15="http://schemas.microsoft.com/office/word/2012/wordml" xmlns:w16cex="http://schemas.microsoft.com/office/word/2018/wordml/cex" xmlns:w16cid="http://schemas.microsoft.com/office/word/2016/wordml/cid" xmlns:w16="http://schemas.microsoft.com/office/word/2018/wordml" xmlns:w16du="http://schemas.microsoft.com/office/word/2023/wordml/word16du" xmlns:w16sdtdh="http://schemas.microsoft.com/office/word/2020/wordml/sdtdatahash" xmlns:w16sdtfl="http://schemas.microsoft.com/office/word/2024/wordml/sdtformatlock" xmlns:w16se="http://schemas.microsoft.com/office/word/2015/wordml/symex" xmlns:wpg="http://schemas.microsoft.com/office/word/2010/wordprocessingGroup" xmlns:wpi="http://schemas.microsoft.com/office/word/2010/wordprocessingInk" xmlns:wne="http://schemas.microsoft.com/office/word/2006/wordml" xmlns:wps="http://schemas.microsoft.com/office/word/2010/wordprocessingShape" mc:Ignorable="w14 w15 w16se w16cid w16 w16cex w16sdtdh w16sdtfl w16du wp14">
   <w:sdt>
     <w:sdtPr>
       <w:id w:val="-1995941847"/>
@@ -29024,7 +29513,7 @@
 </file>
 
 <file path=word/footer4.xml><?xml version="1.0" encoding="utf-8"?>
-<w:ftr xmlns:wpc="http://schemas.microsoft.com/office/word/2010/wordprocessingCanvas" xmlns:cx="http://schemas.microsoft.com/office/drawing/2014/chartex" xmlns:cx1="http://schemas.microsoft.com/office/drawing/2015/9/8/chartex" xmlns:cx2="http://schemas.microsoft.com/office/drawing/2015/10/21/chartex" xmlns:cx3="http://schemas.microsoft.com/office/drawing/2016/5/9/chartex" xmlns:cx4="http://schemas.microsoft.com/office/drawing/2016/5/10/chartex" xmlns:cx5="http://schemas.microsoft.com/office/drawing/2016/5/11/chartex" xmlns:cx6="http://schemas.microsoft.com/office/drawing/2016/5/12/chartex" xmlns:cx7="http://schemas.microsoft.com/office/drawing/2016/5/13/chartex" xmlns:cx8="http://schemas.microsoft.com/office/drawing/2016/5/14/chartex" xmlns:mc="http://schemas.openxmlformats.org/markup-compatibility/2006" xmlns:aink="http://schemas.microsoft.com/office/drawing/2016/ink" xmlns:am3d="http://schemas.microsoft.com/office/drawing/2017/model3d" xmlns:o="urn:schemas-microsoft-com:office:office" xmlns:oel="http://schemas.microsoft.com/office/2019/extlst" xmlns:r="http://schemas.openxmlformats.org/officeDocument/2006/relationships" xmlns:m="http://schemas.openxmlformats.org/officeDocument/2006/math" xmlns:v="urn:schemas-microsoft-com:vml" xmlns:wp14="http://schemas.microsoft.com/office/word/2010/wordprocessingDrawing" xmlns:wp="http://schemas.openxmlformats.org/drawingml/2006/wordprocessingDrawing" xmlns:w10="urn:schemas-microsoft-com:office:word" xmlns:w="http://schemas.openxmlformats.org/wordprocessingml/2006/main" xmlns:w14="http://schemas.microsoft.com/office/word/2010/wordml" xmlns:w15="http://schemas.microsoft.com/office/word/2012/wordml" xmlns:w16cex="http://schemas.microsoft.com/office/word/2018/wordml/cex" xmlns:w16cid="http://schemas.microsoft.com/office/word/2016/wordml/cid" xmlns:w16="http://schemas.microsoft.com/office/word/2018/wordml" xmlns:w16sdtdh="http://schemas.microsoft.com/office/word/2020/wordml/sdtdatahash" xmlns:w16se="http://schemas.microsoft.com/office/word/2015/wordml/symex" xmlns:wpg="http://schemas.microsoft.com/office/word/2010/wordprocessingGroup" xmlns:wpi="http://schemas.microsoft.com/office/word/2010/wordprocessingInk" xmlns:wne="http://schemas.microsoft.com/office/word/2006/wordml" xmlns:wps="http://schemas.microsoft.com/office/word/2010/wordprocessingShape" mc:Ignorable="w14 w15 w16se w16cid w16 w16cex w16sdtdh wp14">
+<w:ftr xmlns:wpc="http://schemas.microsoft.com/office/word/2010/wordprocessingCanvas" xmlns:cx="http://schemas.microsoft.com/office/drawing/2014/chartex" xmlns:cx1="http://schemas.microsoft.com/office/drawing/2015/9/8/chartex" xmlns:cx2="http://schemas.microsoft.com/office/drawing/2015/10/21/chartex" xmlns:cx3="http://schemas.microsoft.com/office/drawing/2016/5/9/chartex" xmlns:cx4="http://schemas.microsoft.com/office/drawing/2016/5/10/chartex" xmlns:cx5="http://schemas.microsoft.com/office/drawing/2016/5/11/chartex" xmlns:cx6="http://schemas.microsoft.com/office/drawing/2016/5/12/chartex" xmlns:cx7="http://schemas.microsoft.com/office/drawing/2016/5/13/chartex" xmlns:cx8="http://schemas.microsoft.com/office/drawing/2016/5/14/chartex" xmlns:mc="http://schemas.openxmlformats.org/markup-compatibility/2006" xmlns:aink="http://schemas.microsoft.com/office/drawing/2016/ink" xmlns:am3d="http://schemas.microsoft.com/office/drawing/2017/model3d" xmlns:o="urn:schemas-microsoft-com:office:office" xmlns:oel="http://schemas.microsoft.com/office/2019/extlst" xmlns:r="http://schemas.openxmlformats.org/officeDocument/2006/relationships" xmlns:m="http://schemas.openxmlformats.org/officeDocument/2006/math" xmlns:v="urn:schemas-microsoft-com:vml" xmlns:wp14="http://schemas.microsoft.com/office/word/2010/wordprocessingDrawing" xmlns:wp="http://schemas.openxmlformats.org/drawingml/2006/wordprocessingDrawing" xmlns:w10="urn:schemas-microsoft-com:office:word" xmlns:w="http://schemas.openxmlformats.org/wordprocessingml/2006/main" xmlns:w14="http://schemas.microsoft.com/office/word/2010/wordml" xmlns:w15="http://schemas.microsoft.com/office/word/2012/wordml" xmlns:w16cex="http://schemas.microsoft.com/office/word/2018/wordml/cex" xmlns:w16cid="http://schemas.microsoft.com/office/word/2016/wordml/cid" xmlns:w16="http://schemas.microsoft.com/office/word/2018/wordml" xmlns:w16du="http://schemas.microsoft.com/office/word/2023/wordml/word16du" xmlns:w16sdtdh="http://schemas.microsoft.com/office/word/2020/wordml/sdtdatahash" xmlns:w16sdtfl="http://schemas.microsoft.com/office/word/2024/wordml/sdtformatlock" xmlns:w16se="http://schemas.microsoft.com/office/word/2015/wordml/symex" xmlns:wpg="http://schemas.microsoft.com/office/word/2010/wordprocessingGroup" xmlns:wpi="http://schemas.microsoft.com/office/word/2010/wordprocessingInk" xmlns:wne="http://schemas.microsoft.com/office/word/2006/wordml" xmlns:wps="http://schemas.microsoft.com/office/word/2010/wordprocessingShape" mc:Ignorable="w14 w15 w16se w16cid w16 w16cex w16sdtdh w16sdtfl w16du wp14">
   <w:sdt>
     <w:sdtPr>
       <w:id w:val="-394359120"/>
@@ -29056,7 +29545,7 @@
 </file>
 
 <file path=word/footer5.xml><?xml version="1.0" encoding="utf-8"?>
-<w:ftr xmlns:wpc="http://schemas.microsoft.com/office/word/2010/wordprocessingCanvas" xmlns:cx="http://schemas.microsoft.com/office/drawing/2014/chartex" xmlns:cx1="http://schemas.microsoft.com/office/drawing/2015/9/8/chartex" xmlns:cx2="http://schemas.microsoft.com/office/drawing/2015/10/21/chartex" xmlns:cx3="http://schemas.microsoft.com/office/drawing/2016/5/9/chartex" xmlns:cx4="http://schemas.microsoft.com/office/drawing/2016/5/10/chartex" xmlns:cx5="http://schemas.microsoft.com/office/drawing/2016/5/11/chartex" xmlns:cx6="http://schemas.microsoft.com/office/drawing/2016/5/12/chartex" xmlns:cx7="http://schemas.microsoft.com/office/drawing/2016/5/13/chartex" xmlns:cx8="http://schemas.microsoft.com/office/drawing/2016/5/14/chartex" xmlns:mc="http://schemas.openxmlformats.org/markup-compatibility/2006" xmlns:aink="http://schemas.microsoft.com/office/drawing/2016/ink" xmlns:am3d="http://schemas.microsoft.com/office/drawing/2017/model3d" xmlns:o="urn:schemas-microsoft-com:office:office" xmlns:oel="http://schemas.microsoft.com/office/2019/extlst" xmlns:r="http://schemas.openxmlformats.org/officeDocument/2006/relationships" xmlns:m="http://schemas.openxmlformats.org/officeDocument/2006/math" xmlns:v="urn:schemas-microsoft-com:vml" xmlns:wp14="http://schemas.microsoft.com/office/word/2010/wordprocessingDrawing" xmlns:wp="http://schemas.openxmlformats.org/drawingml/2006/wordprocessingDrawing" xmlns:w10="urn:schemas-microsoft-com:office:word" xmlns:w="http://schemas.openxmlformats.org/wordprocessingml/2006/main" xmlns:w14="http://schemas.microsoft.com/office/word/2010/wordml" xmlns:w15="http://schemas.microsoft.com/office/word/2012/wordml" xmlns:w16cex="http://schemas.microsoft.com/office/word/2018/wordml/cex" xmlns:w16cid="http://schemas.microsoft.com/office/word/2016/wordml/cid" xmlns:w16="http://schemas.microsoft.com/office/word/2018/wordml" xmlns:w16sdtdh="http://schemas.microsoft.com/office/word/2020/wordml/sdtdatahash" xmlns:w16se="http://schemas.microsoft.com/office/word/2015/wordml/symex" xmlns:wpg="http://schemas.microsoft.com/office/word/2010/wordprocessingGroup" xmlns:wpi="http://schemas.microsoft.com/office/word/2010/wordprocessingInk" xmlns:wne="http://schemas.microsoft.com/office/word/2006/wordml" xmlns:wps="http://schemas.microsoft.com/office/word/2010/wordprocessingShape" mc:Ignorable="w14 w15 w16se w16cid w16 w16cex w16sdtdh wp14">
+<w:ftr xmlns:wpc="http://schemas.microsoft.com/office/word/2010/wordprocessingCanvas" xmlns:cx="http://schemas.microsoft.com/office/drawing/2014/chartex" xmlns:cx1="http://schemas.microsoft.com/office/drawing/2015/9/8/chartex" xmlns:cx2="http://schemas.microsoft.com/office/drawing/2015/10/21/chartex" xmlns:cx3="http://schemas.microsoft.com/office/drawing/2016/5/9/chartex" xmlns:cx4="http://schemas.microsoft.com/office/drawing/2016/5/10/chartex" xmlns:cx5="http://schemas.microsoft.com/office/drawing/2016/5/11/chartex" xmlns:cx6="http://schemas.microsoft.com/office/drawing/2016/5/12/chartex" xmlns:cx7="http://schemas.microsoft.com/office/drawing/2016/5/13/chartex" xmlns:cx8="http://schemas.microsoft.com/office/drawing/2016/5/14/chartex" xmlns:mc="http://schemas.openxmlformats.org/markup-compatibility/2006" xmlns:aink="http://schemas.microsoft.com/office/drawing/2016/ink" xmlns:am3d="http://schemas.microsoft.com/office/drawing/2017/model3d" xmlns:o="urn:schemas-microsoft-com:office:office" xmlns:oel="http://schemas.microsoft.com/office/2019/extlst" xmlns:r="http://schemas.openxmlformats.org/officeDocument/2006/relationships" xmlns:m="http://schemas.openxmlformats.org/officeDocument/2006/math" xmlns:v="urn:schemas-microsoft-com:vml" xmlns:wp14="http://schemas.microsoft.com/office/word/2010/wordprocessingDrawing" xmlns:wp="http://schemas.openxmlformats.org/drawingml/2006/wordprocessingDrawing" xmlns:w10="urn:schemas-microsoft-com:office:word" xmlns:w="http://schemas.openxmlformats.org/wordprocessingml/2006/main" xmlns:w14="http://schemas.microsoft.com/office/word/2010/wordml" xmlns:w15="http://schemas.microsoft.com/office/word/2012/wordml" xmlns:w16cex="http://schemas.microsoft.com/office/word/2018/wordml/cex" xmlns:w16cid="http://schemas.microsoft.com/office/word/2016/wordml/cid" xmlns:w16="http://schemas.microsoft.com/office/word/2018/wordml" xmlns:w16du="http://schemas.microsoft.com/office/word/2023/wordml/word16du" xmlns:w16sdtdh="http://schemas.microsoft.com/office/word/2020/wordml/sdtdatahash" xmlns:w16sdtfl="http://schemas.microsoft.com/office/word/2024/wordml/sdtformatlock" xmlns:w16se="http://schemas.microsoft.com/office/word/2015/wordml/symex" xmlns:wpg="http://schemas.microsoft.com/office/word/2010/wordprocessingGroup" xmlns:wpi="http://schemas.microsoft.com/office/word/2010/wordprocessingInk" xmlns:wne="http://schemas.microsoft.com/office/word/2006/wordml" xmlns:wps="http://schemas.microsoft.com/office/word/2010/wordprocessingShape" mc:Ignorable="w14 w15 w16se w16cid w16 w16cex w16sdtdh w16sdtfl w16du wp14">
   <w:sdt>
     <w:sdtPr>
       <w:id w:val="1486440339"/>
@@ -29088,7 +29577,7 @@
 </file>
 
 <file path=word/footer6.xml><?xml version="1.0" encoding="utf-8"?>
-<w:ftr xmlns:wpc="http://schemas.microsoft.com/office/word/2010/wordprocessingCanvas" xmlns:cx="http://schemas.microsoft.com/office/drawing/2014/chartex" xmlns:cx1="http://schemas.microsoft.com/office/drawing/2015/9/8/chartex" xmlns:cx2="http://schemas.microsoft.com/office/drawing/2015/10/21/chartex" xmlns:cx3="http://schemas.microsoft.com/office/drawing/2016/5/9/chartex" xmlns:cx4="http://schemas.microsoft.com/office/drawing/2016/5/10/chartex" xmlns:cx5="http://schemas.microsoft.com/office/drawing/2016/5/11/chartex" xmlns:cx6="http://schemas.microsoft.com/office/drawing/2016/5/12/chartex" xmlns:cx7="http://schemas.microsoft.com/office/drawing/2016/5/13/chartex" xmlns:cx8="http://schemas.microsoft.com/office/drawing/2016/5/14/chartex" xmlns:mc="http://schemas.openxmlformats.org/markup-compatibility/2006" xmlns:aink="http://schemas.microsoft.com/office/drawing/2016/ink" xmlns:am3d="http://schemas.microsoft.com/office/drawing/2017/model3d" xmlns:o="urn:schemas-microsoft-com:office:office" xmlns:oel="http://schemas.microsoft.com/office/2019/extlst" xmlns:r="http://schemas.openxmlformats.org/officeDocument/2006/relationships" xmlns:m="http://schemas.openxmlformats.org/officeDocument/2006/math" xmlns:v="urn:schemas-microsoft-com:vml" xmlns:wp14="http://schemas.microsoft.com/office/word/2010/wordprocessingDrawing" xmlns:wp="http://schemas.openxmlformats.org/drawingml/2006/wordprocessingDrawing" xmlns:w10="urn:schemas-microsoft-com:office:word" xmlns:w="http://schemas.openxmlformats.org/wordprocessingml/2006/main" xmlns:w14="http://schemas.microsoft.com/office/word/2010/wordml" xmlns:w15="http://schemas.microsoft.com/office/word/2012/wordml" xmlns:w16cex="http://schemas.microsoft.com/office/word/2018/wordml/cex" xmlns:w16cid="http://schemas.microsoft.com/office/word/2016/wordml/cid" xmlns:w16="http://schemas.microsoft.com/office/word/2018/wordml" xmlns:w16sdtdh="http://schemas.microsoft.com/office/word/2020/wordml/sdtdatahash" xmlns:w16se="http://schemas.microsoft.com/office/word/2015/wordml/symex" xmlns:wpg="http://schemas.microsoft.com/office/word/2010/wordprocessingGroup" xmlns:wpi="http://schemas.microsoft.com/office/word/2010/wordprocessingInk" xmlns:wne="http://schemas.microsoft.com/office/word/2006/wordml" xmlns:wps="http://schemas.microsoft.com/office/word/2010/wordprocessingShape" mc:Ignorable="w14 w15 w16se w16cid w16 w16cex w16sdtdh wp14">
+<w:ftr xmlns:wpc="http://schemas.microsoft.com/office/word/2010/wordprocessingCanvas" xmlns:cx="http://schemas.microsoft.com/office/drawing/2014/chartex" xmlns:cx1="http://schemas.microsoft.com/office/drawing/2015/9/8/chartex" xmlns:cx2="http://schemas.microsoft.com/office/drawing/2015/10/21/chartex" xmlns:cx3="http://schemas.microsoft.com/office/drawing/2016/5/9/chartex" xmlns:cx4="http://schemas.microsoft.com/office/drawing/2016/5/10/chartex" xmlns:cx5="http://schemas.microsoft.com/office/drawing/2016/5/11/chartex" xmlns:cx6="http://schemas.microsoft.com/office/drawing/2016/5/12/chartex" xmlns:cx7="http://schemas.microsoft.com/office/drawing/2016/5/13/chartex" xmlns:cx8="http://schemas.microsoft.com/office/drawing/2016/5/14/chartex" xmlns:mc="http://schemas.openxmlformats.org/markup-compatibility/2006" xmlns:aink="http://schemas.microsoft.com/office/drawing/2016/ink" xmlns:am3d="http://schemas.microsoft.com/office/drawing/2017/model3d" xmlns:o="urn:schemas-microsoft-com:office:office" xmlns:oel="http://schemas.microsoft.com/office/2019/extlst" xmlns:r="http://schemas.openxmlformats.org/officeDocument/2006/relationships" xmlns:m="http://schemas.openxmlformats.org/officeDocument/2006/math" xmlns:v="urn:schemas-microsoft-com:vml" xmlns:wp14="http://schemas.microsoft.com/office/word/2010/wordprocessingDrawing" xmlns:wp="http://schemas.openxmlformats.org/drawingml/2006/wordprocessingDrawing" xmlns:w10="urn:schemas-microsoft-com:office:word" xmlns:w="http://schemas.openxmlformats.org/wordprocessingml/2006/main" xmlns:w14="http://schemas.microsoft.com/office/word/2010/wordml" xmlns:w15="http://schemas.microsoft.com/office/word/2012/wordml" xmlns:w16cex="http://schemas.microsoft.com/office/word/2018/wordml/cex" xmlns:w16cid="http://schemas.microsoft.com/office/word/2016/wordml/cid" xmlns:w16="http://schemas.microsoft.com/office/word/2018/wordml" xmlns:w16du="http://schemas.microsoft.com/office/word/2023/wordml/word16du" xmlns:w16sdtdh="http://schemas.microsoft.com/office/word/2020/wordml/sdtdatahash" xmlns:w16sdtfl="http://schemas.microsoft.com/office/word/2024/wordml/sdtformatlock" xmlns:w16se="http://schemas.microsoft.com/office/word/2015/wordml/symex" xmlns:wpg="http://schemas.microsoft.com/office/word/2010/wordprocessingGroup" xmlns:wpi="http://schemas.microsoft.com/office/word/2010/wordprocessingInk" xmlns:wne="http://schemas.microsoft.com/office/word/2006/wordml" xmlns:wps="http://schemas.microsoft.com/office/word/2010/wordprocessingShape" mc:Ignorable="w14 w15 w16se w16cid w16 w16cex w16sdtdh w16sdtfl w16du wp14">
   <w:sdt>
     <w:sdtPr>
       <w:id w:val="-573963766"/>
@@ -29222,7 +29711,7 @@
 </file>
 
 <file path=word/numbering.xml><?xml version="1.0" encoding="utf-8"?>
-<w:numbering xmlns:aink="http://schemas.microsoft.com/office/drawing/2016/ink" xmlns:am3d="http://schemas.microsoft.com/office/drawing/2017/model3d" xmlns:cx="http://schemas.microsoft.com/office/drawing/2014/chartex" xmlns:cx1="http://schemas.microsoft.com/office/drawing/2015/9/8/chartex" xmlns:cx2="http://schemas.microsoft.com/office/drawing/2015/10/21/chartex" xmlns:cx3="http://schemas.microsoft.com/office/drawing/2016/5/9/chartex" xmlns:cx4="http://schemas.microsoft.com/office/drawing/2016/5/10/chartex" xmlns:cx5="http://schemas.microsoft.com/office/drawing/2016/5/11/chartex" xmlns:cx6="http://schemas.microsoft.com/office/drawing/2016/5/12/chartex" xmlns:cx7="http://schemas.microsoft.com/office/drawing/2016/5/13/chartex" xmlns:cx8="http://schemas.microsoft.com/office/drawing/2016/5/14/chartex" xmlns:m="http://schemas.openxmlformats.org/officeDocument/2006/math" xmlns:mc="http://schemas.openxmlformats.org/markup-compatibility/2006" xmlns:o="urn:schemas-microsoft-com:office:office" xmlns:oel="http://schemas.microsoft.com/office/2019/extlst" xmlns:r="http://schemas.openxmlformats.org/officeDocument/2006/relationships" xmlns:v="urn:schemas-microsoft-com:vml" xmlns:w="http://schemas.openxmlformats.org/wordprocessingml/2006/main" xmlns:w10="urn:schemas-microsoft-com:office:word" xmlns:w14="http://schemas.microsoft.com/office/word/2010/wordml" xmlns:w15="http://schemas.microsoft.com/office/word/2012/wordml" xmlns:w16="http://schemas.microsoft.com/office/word/2018/wordml" xmlns:w16cex="http://schemas.microsoft.com/office/word/2018/wordml/cex" xmlns:w16cid="http://schemas.microsoft.com/office/word/2016/wordml/cid" xmlns:w16sdtdh="http://schemas.microsoft.com/office/word/2020/wordml/sdtdatahash" xmlns:w16se="http://schemas.microsoft.com/office/word/2015/wordml/symex" xmlns:wne="http://schemas.microsoft.com/office/word/2006/wordml" xmlns:wp="http://schemas.openxmlformats.org/drawingml/2006/wordprocessingDrawing" xmlns:wp14="http://schemas.microsoft.com/office/word/2010/wordprocessingDrawing" xmlns:wpc="http://schemas.microsoft.com/office/word/2010/wordprocessingCanvas" xmlns:wpg="http://schemas.microsoft.com/office/word/2010/wordprocessingGroup" xmlns:wpi="http://schemas.microsoft.com/office/word/2010/wordprocessingInk" xmlns:wps="http://schemas.microsoft.com/office/word/2010/wordprocessingShape" mc:Ignorable="w14 w15 w16se w16cid w16 w16cex w16sdtdh wp14">
+<w:numbering xmlns:aink="http://schemas.microsoft.com/office/drawing/2016/ink" xmlns:am3d="http://schemas.microsoft.com/office/drawing/2017/model3d" xmlns:cx="http://schemas.microsoft.com/office/drawing/2014/chartex" xmlns:cx1="http://schemas.microsoft.com/office/drawing/2015/9/8/chartex" xmlns:cx2="http://schemas.microsoft.com/office/drawing/2015/10/21/chartex" xmlns:cx3="http://schemas.microsoft.com/office/drawing/2016/5/9/chartex" xmlns:cx4="http://schemas.microsoft.com/office/drawing/2016/5/10/chartex" xmlns:cx5="http://schemas.microsoft.com/office/drawing/2016/5/11/chartex" xmlns:cx6="http://schemas.microsoft.com/office/drawing/2016/5/12/chartex" xmlns:cx7="http://schemas.microsoft.com/office/drawing/2016/5/13/chartex" xmlns:cx8="http://schemas.microsoft.com/office/drawing/2016/5/14/chartex" xmlns:m="http://schemas.openxmlformats.org/officeDocument/2006/math" xmlns:mc="http://schemas.openxmlformats.org/markup-compatibility/2006" xmlns:o="urn:schemas-microsoft-com:office:office" xmlns:oel="http://schemas.microsoft.com/office/2019/extlst" xmlns:r="http://schemas.openxmlformats.org/officeDocument/2006/relationships" xmlns:v="urn:schemas-microsoft-com:vml" xmlns:w="http://schemas.openxmlformats.org/wordprocessingml/2006/main" xmlns:w10="urn:schemas-microsoft-com:office:word" xmlns:w14="http://schemas.microsoft.com/office/word/2010/wordml" xmlns:w15="http://schemas.microsoft.com/office/word/2012/wordml" xmlns:w16="http://schemas.microsoft.com/office/word/2018/wordml" xmlns:w16cex="http://schemas.microsoft.com/office/word/2018/wordml/cex" xmlns:w16cid="http://schemas.microsoft.com/office/word/2016/wordml/cid" xmlns:w16du="http://schemas.microsoft.com/office/word/2023/wordml/word16du" xmlns:w16sdtdh="http://schemas.microsoft.com/office/word/2020/wordml/sdtdatahash" xmlns:w16sdtfl="http://schemas.microsoft.com/office/word/2024/wordml/sdtformatlock" xmlns:w16se="http://schemas.microsoft.com/office/word/2015/wordml/symex" xmlns:wne="http://schemas.microsoft.com/office/word/2006/wordml" xmlns:wp="http://schemas.openxmlformats.org/drawingml/2006/wordprocessingDrawing" xmlns:wp14="http://schemas.microsoft.com/office/word/2010/wordprocessingDrawing" xmlns:wpc="http://schemas.microsoft.com/office/word/2010/wordprocessingCanvas" xmlns:wpg="http://schemas.microsoft.com/office/word/2010/wordprocessingGroup" xmlns:wpi="http://schemas.microsoft.com/office/word/2010/wordprocessingInk" xmlns:wps="http://schemas.microsoft.com/office/word/2010/wordprocessingShape" mc:Ignorable="w14 w15 w16se w16cid w16 w16cex w16sdtdh w16sdtfl w16du wp14">
   <w:abstractNum w15:restartNumberingAfterBreak="0" w:abstractNumId="0">
     <w:nsid w:val="FFFFFF7C"/>
     <w:multiLevelType w:val="singleLevel"/>
@@ -29934,7 +30423,7 @@
 </file>
 
 <file path=word/styles.xml><?xml version="1.0" encoding="utf-8"?>
-<w:styles xmlns:mc="http://schemas.openxmlformats.org/markup-compatibility/2006" xmlns:r="http://schemas.openxmlformats.org/officeDocument/2006/relationships" xmlns:w="http://schemas.openxmlformats.org/wordprocessingml/2006/main" xmlns:w14="http://schemas.microsoft.com/office/word/2010/wordml" xmlns:w15="http://schemas.microsoft.com/office/word/2012/wordml" xmlns:w16="http://schemas.microsoft.com/office/word/2018/wordml" xmlns:w16cex="http://schemas.microsoft.com/office/word/2018/wordml/cex" xmlns:w16cid="http://schemas.microsoft.com/office/word/2016/wordml/cid" xmlns:w16sdtdh="http://schemas.microsoft.com/office/word/2020/wordml/sdtdatahash" xmlns:w16se="http://schemas.microsoft.com/office/word/2015/wordml/symex" mc:Ignorable="w14 w15 w16se w16cid w16 w16cex w16sdtdh">
+<w:styles xmlns:mc="http://schemas.openxmlformats.org/markup-compatibility/2006" xmlns:r="http://schemas.openxmlformats.org/officeDocument/2006/relationships" xmlns:w="http://schemas.openxmlformats.org/wordprocessingml/2006/main" xmlns:w14="http://schemas.microsoft.com/office/word/2010/wordml" xmlns:w15="http://schemas.microsoft.com/office/word/2012/wordml" xmlns:w16="http://schemas.microsoft.com/office/word/2018/wordml" xmlns:w16cex="http://schemas.microsoft.com/office/word/2018/wordml/cex" xmlns:w16cid="http://schemas.microsoft.com/office/word/2016/wordml/cid" xmlns:w16du="http://schemas.microsoft.com/office/word/2023/wordml/word16du" xmlns:w16sdtdh="http://schemas.microsoft.com/office/word/2020/wordml/sdtdatahash" xmlns:w16sdtfl="http://schemas.microsoft.com/office/word/2024/wordml/sdtformatlock" xmlns:w16se="http://schemas.microsoft.com/office/word/2015/wordml/symex" mc:Ignorable="w14 w15 w16se w16cid w16 w16cex w16sdtdh w16sdtfl w16du">
   <w:docDefaults>
     <w:rPrDefault>
       <w:rPr>
@@ -31273,14 +31762,14 @@
         <a:srgbClr val="800080"/>
       </a:folHlink>
     </a:clrScheme>
-    <a:fontScheme name="TWRI">
+    <a:fontScheme name="Custom 9">
       <a:majorFont>
         <a:latin typeface="Century Gothic"/>
         <a:ea typeface=""/>
         <a:cs typeface=""/>
       </a:majorFont>
       <a:minorFont>
-        <a:latin typeface="Crimson Pro"/>
+        <a:latin typeface="Aptos"/>
         <a:ea typeface=""/>
         <a:cs typeface=""/>
       </a:minorFont>
